--- a/P1_Template_Draft.docx
+++ b/P1_Template_Draft.docx
@@ -927,12 +927,19 @@
             </w:tcMar>
           </w:tcPr>
           <w:p>
-            <w:r>
+            <w:pPr>
               <w:rPr>
                 <w:color w:val="1A1A1A"/>
                 <w:sz w:val="18"/>
                 <w:szCs w:val="18"/>
               </w:rPr>
+            </w:pPr>
+            <w:r>
+              <w:rPr>
+                <w:color w:val="1A1A1A"/>
+                <w:sz w:val="18"/>
+                <w:szCs w:val="18"/>
+              </w:rPr>
               <w:t>0.1</w:t>
             </w:r>
           </w:p>
@@ -947,7 +954,21 @@
               <w:right w:w="100" w:type="dxa"/>
             </w:tcMar>
           </w:tcPr>
-          <w:p/>
+          <w:p>
+            <w:pPr>
+              <w:rPr>
+                <w:sz w:val="18"/>
+                <w:szCs w:val="18"/>
+              </w:rPr>
+            </w:pPr>
+            <w:r>
+              <w:rPr>
+                <w:sz w:val="18"/>
+                <w:szCs w:val="18"/>
+              </w:rPr>
+              <w:t>10/17/2026</w:t>
+            </w:r>
+          </w:p>
         </w:tc>
         <w:tc>
           <w:tcPr>
@@ -959,7 +980,21 @@
               <w:right w:w="100" w:type="dxa"/>
             </w:tcMar>
           </w:tcPr>
-          <w:p/>
+          <w:p>
+            <w:pPr>
+              <w:rPr>
+                <w:sz w:val="18"/>
+                <w:szCs w:val="18"/>
+              </w:rPr>
+            </w:pPr>
+            <w:r>
+              <w:rPr>
+                <w:sz w:val="18"/>
+                <w:szCs w:val="18"/>
+              </w:rPr>
+              <w:t>All team members</w:t>
+            </w:r>
+          </w:p>
         </w:tc>
         <w:tc>
           <w:tcPr>
@@ -972,12 +1007,19 @@
             </w:tcMar>
           </w:tcPr>
           <w:p>
-            <w:r>
+            <w:pPr>
               <w:rPr>
                 <w:color w:val="1A1A1A"/>
                 <w:sz w:val="18"/>
                 <w:szCs w:val="18"/>
               </w:rPr>
+            </w:pPr>
+            <w:r>
+              <w:rPr>
+                <w:color w:val="1A1A1A"/>
+                <w:sz w:val="18"/>
+                <w:szCs w:val="18"/>
+              </w:rPr>
               <w:t>Initial baseline for P1</w:t>
             </w:r>
           </w:p>
@@ -994,7 +1036,21 @@
               <w:right w:w="100" w:type="dxa"/>
             </w:tcMar>
           </w:tcPr>
-          <w:p/>
+          <w:p>
+            <w:pPr>
+              <w:rPr>
+                <w:sz w:val="18"/>
+                <w:szCs w:val="18"/>
+              </w:rPr>
+            </w:pPr>
+            <w:r>
+              <w:rPr>
+                <w:sz w:val="18"/>
+                <w:szCs w:val="18"/>
+              </w:rPr>
+              <w:t>0.2</w:t>
+            </w:r>
+          </w:p>
         </w:tc>
         <w:tc>
           <w:tcPr>
@@ -1006,7 +1062,21 @@
               <w:right w:w="100" w:type="dxa"/>
             </w:tcMar>
           </w:tcPr>
-          <w:p/>
+          <w:p>
+            <w:pPr>
+              <w:rPr>
+                <w:sz w:val="18"/>
+                <w:szCs w:val="18"/>
+              </w:rPr>
+            </w:pPr>
+            <w:r>
+              <w:rPr>
+                <w:sz w:val="18"/>
+                <w:szCs w:val="18"/>
+              </w:rPr>
+              <w:t>10/17/2026</w:t>
+            </w:r>
+          </w:p>
         </w:tc>
         <w:tc>
           <w:tcPr>
@@ -1018,7 +1088,15 @@
               <w:right w:w="100" w:type="dxa"/>
             </w:tcMar>
           </w:tcPr>
-          <w:p/>
+          <w:p>
+            <w:r>
+              <w:rPr>
+                <w:sz w:val="18"/>
+                <w:szCs w:val="18"/>
+              </w:rPr>
+              <w:t>All team members</w:t>
+            </w:r>
+          </w:p>
         </w:tc>
         <w:tc>
           <w:tcPr>
@@ -1030,10 +1108,34 @@
               <w:right w:w="100" w:type="dxa"/>
             </w:tcMar>
           </w:tcPr>
-          <w:p/>
-        </w:tc>
-      </w:tr>
-      <w:tr>
+          <w:p>
+            <w:pPr>
+              <w:rPr>
+                <w:sz w:val="18"/>
+                <w:szCs w:val="18"/>
+              </w:rPr>
+            </w:pPr>
+            <w:r>
+              <w:rPr>
+                <w:sz w:val="18"/>
+                <w:szCs w:val="18"/>
+              </w:rPr>
+              <w:t xml:space="preserve">Drafting </w:t>
+            </w:r>
+            <w:r>
+              <w:rPr>
+                <w:sz w:val="18"/>
+                <w:szCs w:val="18"/>
+              </w:rPr>
+              <w:t>Sections 1-5</w:t>
+            </w:r>
+          </w:p>
+        </w:tc>
+      </w:tr>
+      <w:tr>
+        <w:trPr>
+          <w:trHeight w:val="300"/>
+        </w:trPr>
         <w:tc>
           <w:tcPr>
             <w:tcW w:w="1200" w:type="dxa"/>
@@ -1044,7 +1146,15 @@
               <w:right w:w="100" w:type="dxa"/>
             </w:tcMar>
           </w:tcPr>
-          <w:p/>
+          <w:p>
+            <w:r>
+              <w:rPr>
+                <w:sz w:val="18"/>
+                <w:szCs w:val="18"/>
+              </w:rPr>
+              <w:t>0.3</w:t>
+            </w:r>
+          </w:p>
         </w:tc>
         <w:tc>
           <w:tcPr>
@@ -1056,7 +1166,15 @@
               <w:right w:w="100" w:type="dxa"/>
             </w:tcMar>
           </w:tcPr>
-          <w:p/>
+          <w:p>
+            <w:r>
+              <w:rPr>
+                <w:sz w:val="18"/>
+                <w:szCs w:val="18"/>
+              </w:rPr>
+              <w:t>10/17/2026</w:t>
+            </w:r>
+          </w:p>
         </w:tc>
         <w:tc>
           <w:tcPr>
@@ -1068,7 +1186,15 @@
               <w:right w:w="100" w:type="dxa"/>
             </w:tcMar>
           </w:tcPr>
-          <w:p/>
+          <w:p>
+            <w:r>
+              <w:rPr>
+                <w:sz w:val="18"/>
+                <w:szCs w:val="18"/>
+              </w:rPr>
+              <w:t>Matthew Low</w:t>
+            </w:r>
+          </w:p>
         </w:tc>
         <w:tc>
           <w:tcPr>
@@ -1080,7 +1206,185 @@
               <w:right w:w="100" w:type="dxa"/>
             </w:tcMar>
           </w:tcPr>
-          <w:p/>
+          <w:p>
+            <w:r>
+              <w:rPr>
+                <w:sz w:val="18"/>
+                <w:szCs w:val="18"/>
+              </w:rPr>
+              <w:t>Finished Section 3.1</w:t>
+            </w:r>
+            <w:r>
+              <w:rPr>
+                <w:sz w:val="18"/>
+                <w:szCs w:val="18"/>
+              </w:rPr>
+              <w:t>, 4.1, 5</w:t>
+            </w:r>
+          </w:p>
+        </w:tc>
+      </w:tr>
+      <w:tr>
+        <w:tc>
+          <w:tcPr>
+            <w:tcW w:w="1200" w:type="dxa"/>
+            <w:tcMar>
+              <w:top w:w="70" w:type="dxa"/>
+              <w:left w:w="100" w:type="dxa"/>
+              <w:bottom w:w="70" w:type="dxa"/>
+              <w:right w:w="100" w:type="dxa"/>
+            </w:tcMar>
+          </w:tcPr>
+          <w:p>
+            <w:pPr>
+              <w:rPr>
+                <w:sz w:val="18"/>
+                <w:szCs w:val="18"/>
+              </w:rPr>
+            </w:pPr>
+            <w:r>
+              <w:rPr>
+                <w:sz w:val="18"/>
+                <w:szCs w:val="18"/>
+              </w:rPr>
+              <w:t>0.</w:t>
+            </w:r>
+            <w:r>
+              <w:rPr>
+                <w:sz w:val="18"/>
+                <w:szCs w:val="18"/>
+              </w:rPr>
+              <w:t>4</w:t>
+            </w:r>
+          </w:p>
+        </w:tc>
+        <w:tc>
+          <w:tcPr>
+            <w:tcW w:w="1600" w:type="dxa"/>
+            <w:tcMar>
+              <w:top w:w="70" w:type="dxa"/>
+              <w:left w:w="100" w:type="dxa"/>
+              <w:bottom w:w="70" w:type="dxa"/>
+              <w:right w:w="100" w:type="dxa"/>
+            </w:tcMar>
+          </w:tcPr>
+          <w:p>
+            <w:pPr>
+              <w:rPr>
+                <w:sz w:val="18"/>
+                <w:szCs w:val="18"/>
+              </w:rPr>
+            </w:pPr>
+            <w:r>
+              <w:rPr>
+                <w:sz w:val="18"/>
+                <w:szCs w:val="18"/>
+              </w:rPr>
+              <w:t>10/18/2026</w:t>
+            </w:r>
+          </w:p>
+        </w:tc>
+        <w:tc>
+          <w:tcPr>
+            <w:tcW w:w="2400" w:type="dxa"/>
+            <w:tcMar>
+              <w:top w:w="70" w:type="dxa"/>
+              <w:left w:w="100" w:type="dxa"/>
+              <w:bottom w:w="70" w:type="dxa"/>
+              <w:right w:w="100" w:type="dxa"/>
+            </w:tcMar>
+          </w:tcPr>
+          <w:p>
+            <w:pPr>
+              <w:rPr>
+                <w:sz w:val="18"/>
+                <w:szCs w:val="18"/>
+              </w:rPr>
+            </w:pPr>
+            <w:r>
+              <w:rPr>
+                <w:sz w:val="18"/>
+                <w:szCs w:val="18"/>
+              </w:rPr>
+              <w:t>Andrew Artiaga</w:t>
+            </w:r>
+          </w:p>
+        </w:tc>
+        <w:tc>
+          <w:tcPr>
+            <w:tcW w:w="5658" w:type="dxa"/>
+            <w:tcMar>
+              <w:top w:w="70" w:type="dxa"/>
+              <w:left w:w="100" w:type="dxa"/>
+              <w:bottom w:w="70" w:type="dxa"/>
+              <w:right w:w="100" w:type="dxa"/>
+            </w:tcMar>
+          </w:tcPr>
+          <w:p>
+            <w:pPr>
+              <w:spacing w:line="259" w:lineRule="auto"/>
+              <w:rPr>
+                <w:sz w:val="18"/>
+                <w:szCs w:val="18"/>
+              </w:rPr>
+            </w:pPr>
+            <w:r>
+              <w:rPr>
+                <w:sz w:val="18"/>
+                <w:szCs w:val="18"/>
+              </w:rPr>
+              <w:t xml:space="preserve">Finished </w:t>
+            </w:r>
+            <w:r>
+              <w:rPr>
+                <w:sz w:val="18"/>
+                <w:szCs w:val="18"/>
+              </w:rPr>
+              <w:t>Section</w:t>
+            </w:r>
+            <w:r>
+              <w:rPr>
+                <w:sz w:val="18"/>
+                <w:szCs w:val="18"/>
+              </w:rPr>
+              <w:t xml:space="preserve"> 1.2,</w:t>
+            </w:r>
+            <w:r>
+              <w:rPr>
+                <w:sz w:val="18"/>
+                <w:szCs w:val="18"/>
+              </w:rPr>
+              <w:t xml:space="preserve"> </w:t>
+            </w:r>
+            <w:r>
+              <w:rPr>
+                <w:sz w:val="18"/>
+                <w:szCs w:val="18"/>
+              </w:rPr>
+              <w:t>2.2</w:t>
+            </w:r>
+            <w:r>
+              <w:rPr>
+                <w:sz w:val="18"/>
+                <w:szCs w:val="18"/>
+              </w:rPr>
+              <w:t xml:space="preserve">, GitHub </w:t>
+            </w:r>
+            <w:r>
+              <w:rPr>
+                <w:sz w:val="18"/>
+                <w:szCs w:val="18"/>
+              </w:rPr>
+              <w:t xml:space="preserve">draft </w:t>
+            </w:r>
+            <w:r>
+              <w:rPr>
+                <w:sz w:val="18"/>
+                <w:szCs w:val="18"/>
+              </w:rPr>
+              <w:t xml:space="preserve">upload </w:t>
+            </w:r>
+          </w:p>
         </w:tc>
       </w:tr>
     </w:tbl>
@@ -1302,13 +1606,28 @@
           </w:tcPr>
           <w:p>
             <w:r>
-              <w:t xml:space="preserve">Worked on section </w:t>
-            </w:r>
-            <w:r>
-              <w:t>1-</w:t>
-            </w:r>
-            <w:r>
-              <w:t>1.2, accepting/denying suggestions</w:t>
+              <w:t xml:space="preserve">Worked on </w:t>
+            </w:r>
+            <w:r>
+              <w:t xml:space="preserve">part 1, </w:t>
+            </w:r>
+            <w:r>
+              <w:t>section</w:t>
+            </w:r>
+            <w:r>
+              <w:t xml:space="preserve"> </w:t>
+            </w:r>
+            <w:r>
+              <w:t>1.2,</w:t>
+            </w:r>
+            <w:r>
+              <w:t xml:space="preserve"> section 2.2,</w:t>
+            </w:r>
+            <w:r>
+              <w:t xml:space="preserve"> accepting/denying suggestions</w:t>
+            </w:r>
+            <w:r>
+              <w:t>, GitHub management &amp; contribution record</w:t>
             </w:r>
           </w:p>
         </w:tc>
@@ -1322,7 +1641,27 @@
               <w:right w:w="100" w:type="dxa"/>
             </w:tcMar>
           </w:tcPr>
-          <w:p/>
+          <w:p>
+            <w:hyperlink r:id="rId8">
+              <w:r>
+                <w:rPr>
+                  <w:rStyle w:val="Hyperlink"/>
+                </w:rPr>
+                <w:t>Initial upload</w:t>
+              </w:r>
+            </w:hyperlink>
+            <w:r>
+              <w:t xml:space="preserve"> · </w:t>
+            </w:r>
+            <w:hyperlink r:id="rId9">
+              <w:r>
+                <w:rPr>
+                  <w:rStyle w:val="Hyperlink"/>
+                </w:rPr>
+                <w:t>Record creation</w:t>
+              </w:r>
+            </w:hyperlink>
+          </w:p>
         </w:tc>
       </w:tr>
       <w:tr>
@@ -2983,7 +3322,7 @@
             <w:r>
               <w:t xml:space="preserve">UTD library policies; </w:t>
             </w:r>
-            <w:hyperlink r:id="rId8">
+            <w:hyperlink r:id="rId10">
               <w:r>
                 <w:rPr>
                   <w:rStyle w:val="Hyperlink"/>
@@ -3005,7 +3344,7 @@
             <w:r>
               <w:t xml:space="preserve">; </w:t>
             </w:r>
-            <w:hyperlink r:id="rId9">
+            <w:hyperlink r:id="rId11">
               <w:r>
                 <w:rPr>
                   <w:rStyle w:val="Hyperlink"/>
@@ -3286,7 +3625,7 @@
             <w:pPr>
               <w:spacing w:after="60" w:line="260" w:lineRule="auto"/>
             </w:pPr>
-            <w:hyperlink r:id="rId10">
+            <w:hyperlink r:id="rId12">
               <w:r>
                 <w:rPr>
                   <w:rStyle w:val="Hyperlink"/>
@@ -3667,10 +4006,10 @@
               <w:spacing w:line="259" w:lineRule="auto"/>
             </w:pPr>
             <w:r>
-              <w:t>A</w:t>
-            </w:r>
-            <w:r>
-              <w:t>s students</w:t>
+              <w:t xml:space="preserve">Based on our experiences as </w:t>
+            </w:r>
+            <w:r>
+              <w:t>students</w:t>
             </w:r>
             <w:r>
               <w:t>,</w:t>
@@ -3690,6 +4029,15 @@
             <w:r>
               <w:t>.</w:t>
             </w:r>
+            <w:r>
+              <w:t xml:space="preserve"> </w:t>
+            </w:r>
+            <w:r>
+              <w:rPr>
+                <w:color w:val="0D0D0D" w:themeColor="text1" w:themeTint="F2"/>
+              </w:rPr>
+              <w:t>These needs are currently based on our observations and assumptions.</w:t>
+            </w:r>
           </w:p>
         </w:tc>
       </w:tr>
@@ -3741,7 +4089,13 @@
               <w:t xml:space="preserve"> - </w:t>
             </w:r>
             <w:r>
-              <w:t>Room management capabilities, both physical and remote</w:t>
+              <w:t>Room management capabilities</w:t>
+            </w:r>
+            <w:r>
+              <w:t xml:space="preserve">, </w:t>
+            </w:r>
+            <w:r>
+              <w:t>both physical and remote</w:t>
             </w:r>
           </w:p>
         </w:tc>
@@ -3757,10 +4111,10 @@
           </w:tcPr>
           <w:p>
             <w:r>
-              <w:t>We assume they are the ones managing the library's study rooms and therefore need control over the system</w:t>
-            </w:r>
-            <w:r>
-              <w:t xml:space="preserve"> without having to edit code. </w:t>
+              <w:rPr>
+                <w:color w:val="0D0D0D" w:themeColor="text1" w:themeTint="F2"/>
+              </w:rPr>
+              <w:t>We assume library staff are responsible for managing study room availability and resolving room-related issues. These assumptions have not yet been confirmed through interviews.</w:t>
             </w:r>
           </w:p>
         </w:tc>
@@ -3842,10 +4196,10 @@
           </w:tcPr>
           <w:p>
             <w:r>
-              <w:t xml:space="preserve">We assume that system creation and maintenance requires access to </w:t>
-            </w:r>
-            <w:r>
-              <w:t xml:space="preserve">store/track UTD IDs and therefore requires compliance with privacy policies. </w:t>
+              <w:rPr>
+                <w:color w:val="0D0D0D" w:themeColor="text1" w:themeTint="F2"/>
+              </w:rPr>
+              <w:t>Based on our understanding of the technical requirements for a university reservation system. The specific authentication, infrastructure, and privacy requirements still need to be verified with UTD IT staff.</w:t>
             </w:r>
           </w:p>
         </w:tc>
@@ -3922,10 +4276,10 @@
           </w:tcPr>
           <w:p>
             <w:r>
-              <w:t xml:space="preserve">They are the ones who manage the budget. If they think that the system is not worth, they have the power to </w:t>
-            </w:r>
-            <w:r>
-              <w:t xml:space="preserve">remove the budget. </w:t>
+              <w:rPr>
+                <w:color w:val="0D0D0D" w:themeColor="text1" w:themeTint="F2"/>
+              </w:rPr>
+              <w:t>We assume that funding decisionmakers would need evidence of system usefulness and operating costs before supporting continued funding.</w:t>
             </w:r>
           </w:p>
         </w:tc>
@@ -8166,7 +8520,7 @@
             <w:pPr>
               <w:spacing w:after="60" w:line="260" w:lineRule="auto"/>
             </w:pPr>
-            <w:hyperlink r:id="rId11">
+            <w:hyperlink r:id="rId13">
               <w:r>
                 <w:rPr>
                   <w:rStyle w:val="Hyperlink"/>
@@ -9402,7 +9756,11 @@
               <w:right w:w="100" w:type="dxa"/>
             </w:tcMar>
           </w:tcPr>
-          <w:p/>
+          <w:p>
+            <w:r>
+              <w:t>Andrew Artiaga</w:t>
+            </w:r>
+          </w:p>
         </w:tc>
         <w:tc>
           <w:tcPr>
@@ -9414,7 +9772,11 @@
               <w:right w:w="100" w:type="dxa"/>
             </w:tcMar>
           </w:tcPr>
-          <w:p/>
+          <w:p>
+            <w:r>
+              <w:t>Scope, system context, and repository coordinator</w:t>
+            </w:r>
+          </w:p>
         </w:tc>
         <w:tc>
           <w:tcPr>
@@ -9426,7 +9788,11 @@
               <w:right w:w="100" w:type="dxa"/>
             </w:tcMar>
           </w:tcPr>
-          <w:p/>
+          <w:p>
+            <w:r>
+              <w:t>Discuss disagreements with the team, compare options against the project scope and stakeholder needs and document decision</w:t>
+            </w:r>
+          </w:p>
         </w:tc>
       </w:tr>
       <w:tr>
@@ -10964,7 +11330,7 @@
             <w:pPr>
               <w:spacing w:after="60" w:line="260" w:lineRule="auto"/>
             </w:pPr>
-            <w:hyperlink r:id="rId12">
+            <w:hyperlink r:id="rId14">
               <w:r>
                 <w:rPr>
                   <w:rStyle w:val="Hyperlink"/>
@@ -11341,7 +11707,11 @@
               <w:right w:w="100" w:type="dxa"/>
             </w:tcMar>
           </w:tcPr>
-          <w:p/>
+          <w:p>
+            <w:r>
+              <w:t>ChatGPT</w:t>
+            </w:r>
+          </w:p>
         </w:tc>
         <w:tc>
           <w:tcPr>
@@ -11353,7 +11723,14 @@
               <w:right w:w="100" w:type="dxa"/>
             </w:tcMar>
           </w:tcPr>
-          <w:p/>
+          <w:p>
+            <w:r>
+              <w:rPr>
+                <w:color w:val="0D0D0D" w:themeColor="text1" w:themeTint="F2"/>
+              </w:rPr>
+              <w:t>Helped refine the project description and format the P1 contribution record, including GitHub commit links</w:t>
+            </w:r>
+          </w:p>
         </w:tc>
         <w:tc>
           <w:tcPr>
@@ -11365,7 +11742,11 @@
               <w:right w:w="100" w:type="dxa"/>
             </w:tcMar>
           </w:tcPr>
-          <w:p/>
+          <w:p>
+            <w:r>
+              <w:t>Andrew Artiaga</w:t>
+            </w:r>
+          </w:p>
         </w:tc>
         <w:tc>
           <w:tcPr>
@@ -11377,7 +11758,29 @@
               <w:right w:w="100" w:type="dxa"/>
             </w:tcMar>
           </w:tcPr>
-          <w:p/>
+          <w:p>
+            <w:pPr>
+              <w:spacing w:line="259" w:lineRule="auto"/>
+            </w:pPr>
+            <w:r>
+              <w:rPr>
+                <w:color w:val="0D0D0D" w:themeColor="text1" w:themeTint="F2"/>
+              </w:rPr>
+              <w:t xml:space="preserve">Reviewed the wording for accuracy and </w:t>
+            </w:r>
+            <w:r>
+              <w:rPr>
+                <w:color w:val="0D0D0D" w:themeColor="text1" w:themeTint="F2"/>
+              </w:rPr>
+              <w:t>that the</w:t>
+            </w:r>
+            <w:r>
+              <w:rPr>
+                <w:color w:val="0D0D0D" w:themeColor="text1" w:themeTint="F2"/>
+              </w:rPr>
+              <w:t xml:space="preserve"> GitHub commit links matched the project work</w:t>
+            </w:r>
+          </w:p>
         </w:tc>
       </w:tr>
       <w:tr>
@@ -13382,8 +13785,8 @@
       </w:pPr>
     </w:p>
     <w:sectPr>
-      <w:headerReference w:type="default" r:id="rId13"/>
-      <w:footerReference w:type="default" r:id="rId14"/>
+      <w:headerReference w:type="default" r:id="rId15"/>
+      <w:footerReference w:type="default" r:id="rId16"/>
       <w:pgSz w:w="12240" w:h="15840"/>
       <w:pgMar w:top="900" w:right="900" w:bottom="900" w:left="900" w:header="500" w:footer="450" w:gutter="0"/>
       <w:cols w:space="720"/>

--- a/P1_Template_Draft.docx
+++ b/P1_Template_Draft.docx
@@ -9,7 +9,6 @@
       <w:r>
         <w:rPr>
           <w:b/>
-          <w:bCs/>
           <w:caps/>
           <w:color w:val="2F5D8A"/>
           <w:sz w:val="18"/>
@@ -24,7 +23,7 @@
       </w:pPr>
       <w:r>
         <w:rPr>
-          <w:rFonts w:ascii="Cambria" w:eastAsia="Cambria" w:hAnsi="Cambria" w:cs="Cambria"/>
+          <w:rFonts w:ascii="Cambria" w:hAnsi="Cambria" w:eastAsia="Cambria" w:cs="Cambria"/>
           <w:b/>
           <w:bCs/>
           <w:color w:val="16324F"/>
@@ -40,7 +39,7 @@
       </w:pPr>
       <w:r>
         <w:rPr>
-          <w:rFonts w:ascii="Cambria" w:eastAsia="Cambria" w:hAnsi="Cambria" w:cs="Cambria"/>
+          <w:rFonts w:ascii="Cambria" w:hAnsi="Cambria" w:eastAsia="Cambria" w:cs="Cambria"/>
           <w:b/>
           <w:bCs/>
           <w:color w:val="16324F"/>
@@ -67,12 +66,12 @@
       <w:tblPr>
         <w:tblW w:w="10858" w:type="dxa"/>
         <w:tblBorders>
-          <w:top w:val="single" w:sz="3" w:space="0" w:color="C6CDD8"/>
-          <w:left w:val="single" w:sz="3" w:space="0" w:color="C6CDD8"/>
-          <w:bottom w:val="single" w:sz="3" w:space="0" w:color="C6CDD8"/>
-          <w:right w:val="single" w:sz="3" w:space="0" w:color="C6CDD8"/>
-          <w:insideH w:val="single" w:sz="3" w:space="0" w:color="C6CDD8"/>
-          <w:insideV w:val="single" w:sz="3" w:space="0" w:color="C6CDD8"/>
+          <w:top w:val="single" w:color="C6CDD8" w:sz="3" w:space="0"/>
+          <w:left w:val="single" w:color="C6CDD8" w:sz="3" w:space="0"/>
+          <w:bottom w:val="single" w:color="C6CDD8" w:sz="3" w:space="0"/>
+          <w:right w:val="single" w:color="C6CDD8" w:sz="3" w:space="0"/>
+          <w:insideH w:val="single" w:color="C6CDD8" w:sz="3" w:space="0"/>
+          <w:insideV w:val="single" w:color="C6CDD8" w:sz="3" w:space="0"/>
         </w:tblBorders>
         <w:tblLayout w:type="fixed"/>
         <w:tblCellMar>
@@ -423,12 +422,12 @@
       <w:tblPr>
         <w:tblW w:w="10858" w:type="dxa"/>
         <w:tblBorders>
-          <w:top w:val="single" w:sz="3" w:space="0" w:color="C3D2E4"/>
-          <w:left w:val="single" w:sz="3" w:space="0" w:color="C3D2E4"/>
-          <w:bottom w:val="single" w:sz="3" w:space="0" w:color="C3D2E4"/>
-          <w:right w:val="single" w:sz="3" w:space="0" w:color="C3D2E4"/>
-          <w:insideH w:val="single" w:sz="3" w:space="0" w:color="C3D2E4"/>
-          <w:insideV w:val="single" w:sz="3" w:space="0" w:color="C3D2E4"/>
+          <w:top w:val="single" w:color="C3D2E4" w:sz="3" w:space="0"/>
+          <w:left w:val="single" w:color="C3D2E4" w:sz="3" w:space="0"/>
+          <w:bottom w:val="single" w:color="C3D2E4" w:sz="3" w:space="0"/>
+          <w:right w:val="single" w:color="C3D2E4" w:sz="3" w:space="0"/>
+          <w:insideH w:val="single" w:color="C3D2E4" w:sz="3" w:space="0"/>
+          <w:insideV w:val="single" w:color="C3D2E4" w:sz="3" w:space="0"/>
         </w:tblBorders>
         <w:tblLayout w:type="fixed"/>
         <w:tblCellMar>
@@ -459,7 +458,6 @@
             <w:r>
               <w:rPr>
                 <w:b/>
-                <w:bCs/>
                 <w:color w:val="2F5D8A"/>
                 <w:sz w:val="19"/>
                 <w:szCs w:val="19"/>
@@ -469,7 +467,6 @@
             <w:r>
               <w:rPr>
                 <w:b/>
-                <w:bCs/>
                 <w:caps/>
                 <w:color w:val="2F5D8A"/>
                 <w:sz w:val="17"/>
@@ -498,7 +495,6 @@
             <w:r>
               <w:rPr>
                 <w:b/>
-                <w:bCs/>
                 <w:color w:val="39424E"/>
                 <w:sz w:val="19"/>
                 <w:szCs w:val="19"/>
@@ -521,7 +517,6 @@
             <w:r>
               <w:rPr>
                 <w:b/>
-                <w:bCs/>
                 <w:color w:val="39424E"/>
                 <w:sz w:val="19"/>
                 <w:szCs w:val="19"/>
@@ -549,12 +544,12 @@
       <w:tblPr>
         <w:tblW w:w="10858" w:type="dxa"/>
         <w:tblBorders>
-          <w:top w:val="single" w:sz="3" w:space="0" w:color="E8C4C0"/>
-          <w:left w:val="single" w:sz="3" w:space="0" w:color="E8C4C0"/>
-          <w:bottom w:val="single" w:sz="3" w:space="0" w:color="E8C4C0"/>
-          <w:right w:val="single" w:sz="3" w:space="0" w:color="E8C4C0"/>
-          <w:insideH w:val="single" w:sz="3" w:space="0" w:color="E8C4C0"/>
-          <w:insideV w:val="single" w:sz="3" w:space="0" w:color="E8C4C0"/>
+          <w:top w:val="single" w:color="E8C4C0" w:sz="3" w:space="0"/>
+          <w:left w:val="single" w:color="E8C4C0" w:sz="3" w:space="0"/>
+          <w:bottom w:val="single" w:color="E8C4C0" w:sz="3" w:space="0"/>
+          <w:right w:val="single" w:color="E8C4C0" w:sz="3" w:space="0"/>
+          <w:insideH w:val="single" w:color="E8C4C0" w:sz="3" w:space="0"/>
+          <w:insideV w:val="single" w:color="E8C4C0" w:sz="3" w:space="0"/>
         </w:tblBorders>
         <w:tblLayout w:type="fixed"/>
         <w:tblCellMar>
@@ -585,7 +580,6 @@
             <w:r>
               <w:rPr>
                 <w:b/>
-                <w:bCs/>
                 <w:color w:val="9B3A37"/>
                 <w:sz w:val="19"/>
                 <w:szCs w:val="19"/>
@@ -595,7 +589,6 @@
             <w:r>
               <w:rPr>
                 <w:b/>
-                <w:bCs/>
                 <w:caps/>
                 <w:color w:val="9B3A37"/>
                 <w:sz w:val="17"/>
@@ -647,12 +640,34 @@
             <w:r>
               <w:rPr>
                 <w:b/>
+                <w:color w:val="39424E"/>
+                <w:sz w:val="19"/>
+                <w:szCs w:val="19"/>
+              </w:rPr>
+              <w:t xml:space="preserve">—  class diagrams, sequence diagrams or state models </w:t>
+            </w:r>
+            <w:r>
+              <w:rPr>
+                <w:color w:val="39424E"/>
+                <w:sz w:val="19"/>
+                <w:szCs w:val="19"/>
+              </w:rPr>
+              <w:t>(that is P2, after Chapters 7 and 9)</w:t>
+            </w:r>
+          </w:p>
+          <w:p>
+            <w:pPr>
+              <w:spacing w:after="50" w:line="250" w:lineRule="auto"/>
+            </w:pPr>
+            <w:r>
+              <w:rPr>
+                <w:b/>
                 <w:bCs/>
                 <w:color w:val="39424E"/>
                 <w:sz w:val="19"/>
                 <w:szCs w:val="19"/>
               </w:rPr>
-              <w:t xml:space="preserve">—  class diagrams, sequence diagrams or state models </w:t>
+              <w:t xml:space="preserve">—  a test plan </w:t>
             </w:r>
             <w:r>
               <w:rPr>
@@ -660,7 +675,7 @@
                 <w:sz w:val="19"/>
                 <w:szCs w:val="19"/>
               </w:rPr>
-              <w:t>(that is P2, after Chapters 7 and 9)</w:t>
+              <w:t>(that is P3, after Chapter 11)</w:t>
             </w:r>
           </w:p>
           <w:p>
@@ -670,30 +685,6 @@
             <w:r>
               <w:rPr>
                 <w:b/>
-                <w:bCs/>
-                <w:color w:val="39424E"/>
-                <w:sz w:val="19"/>
-                <w:szCs w:val="19"/>
-              </w:rPr>
-              <w:t xml:space="preserve">—  a test plan </w:t>
-            </w:r>
-            <w:r>
-              <w:rPr>
-                <w:color w:val="39424E"/>
-                <w:sz w:val="19"/>
-                <w:szCs w:val="19"/>
-              </w:rPr>
-              <w:t>(that is P3, after Chapter 11)</w:t>
-            </w:r>
-          </w:p>
-          <w:p>
-            <w:pPr>
-              <w:spacing w:after="50" w:line="250" w:lineRule="auto"/>
-            </w:pPr>
-            <w:r>
-              <w:rPr>
-                <w:b/>
-                <w:bCs/>
                 <w:color w:val="39424E"/>
                 <w:sz w:val="19"/>
                 <w:szCs w:val="19"/>
@@ -740,13 +731,13 @@
       <w:pPr>
         <w:keepNext/>
         <w:pBdr>
-          <w:bottom w:val="single" w:sz="8" w:space="0" w:color="16324F"/>
+          <w:bottom w:val="single" w:color="16324F" w:sz="8" w:space="0"/>
         </w:pBdr>
         <w:spacing w:before="300" w:after="100" w:line="260" w:lineRule="auto"/>
       </w:pPr>
       <w:r>
         <w:rPr>
-          <w:rFonts w:ascii="Cambria" w:eastAsia="Cambria" w:hAnsi="Cambria" w:cs="Cambria"/>
+          <w:rFonts w:ascii="Cambria" w:hAnsi="Cambria" w:eastAsia="Cambria" w:cs="Cambria"/>
           <w:b/>
           <w:bCs/>
           <w:color w:val="2F5D8A"/>
@@ -757,7 +748,7 @@
       </w:r>
       <w:r>
         <w:rPr>
-          <w:rFonts w:ascii="Cambria" w:eastAsia="Cambria" w:hAnsi="Cambria" w:cs="Cambria"/>
+          <w:rFonts w:ascii="Cambria" w:hAnsi="Cambria" w:eastAsia="Cambria" w:cs="Cambria"/>
           <w:b/>
           <w:bCs/>
           <w:color w:val="16324F"/>
@@ -782,12 +773,12 @@
       <w:tblPr>
         <w:tblW w:w="10858" w:type="dxa"/>
         <w:tblBorders>
-          <w:top w:val="single" w:sz="3" w:space="0" w:color="C6CDD8"/>
-          <w:left w:val="single" w:sz="3" w:space="0" w:color="C6CDD8"/>
-          <w:bottom w:val="single" w:sz="3" w:space="0" w:color="C6CDD8"/>
-          <w:right w:val="single" w:sz="3" w:space="0" w:color="C6CDD8"/>
-          <w:insideH w:val="single" w:sz="3" w:space="0" w:color="C6CDD8"/>
-          <w:insideV w:val="single" w:sz="3" w:space="0" w:color="C6CDD8"/>
+          <w:top w:val="single" w:color="C6CDD8" w:sz="3" w:space="0"/>
+          <w:left w:val="single" w:color="C6CDD8" w:sz="3" w:space="0"/>
+          <w:bottom w:val="single" w:color="C6CDD8" w:sz="3" w:space="0"/>
+          <w:right w:val="single" w:color="C6CDD8" w:sz="3" w:space="0"/>
+          <w:insideH w:val="single" w:color="C6CDD8" w:sz="3" w:space="0"/>
+          <w:insideV w:val="single" w:color="C6CDD8" w:sz="3" w:space="0"/>
         </w:tblBorders>
         <w:tblLayout w:type="fixed"/>
         <w:tblCellMar>
@@ -1354,21 +1345,7 @@
                 <w:sz w:val="18"/>
                 <w:szCs w:val="18"/>
               </w:rPr>
-              <w:t xml:space="preserve"> </w:t>
-            </w:r>
-            <w:r>
-              <w:rPr>
-                <w:sz w:val="18"/>
-                <w:szCs w:val="18"/>
-              </w:rPr>
-              <w:t>2.2</w:t>
-            </w:r>
-            <w:r>
-              <w:rPr>
-                <w:sz w:val="18"/>
-                <w:szCs w:val="18"/>
-              </w:rPr>
-              <w:t xml:space="preserve">, GitHub </w:t>
+              <w:t xml:space="preserve"> GitHub </w:t>
             </w:r>
             <w:r>
               <w:rPr>
@@ -1382,7 +1359,14 @@
                 <w:sz w:val="18"/>
                 <w:szCs w:val="18"/>
               </w:rPr>
-              <w:t xml:space="preserve">upload </w:t>
+              <w:t>upload</w:t>
+            </w:r>
+            <w:r>
+              <w:rPr>
+                <w:sz w:val="18"/>
+                <w:szCs w:val="18"/>
+              </w:rPr>
+              <w:t>, Section 2.2</w:t>
             </w:r>
           </w:p>
         </w:tc>
@@ -1423,12 +1407,12 @@
       <w:tblPr>
         <w:tblW w:w="10858" w:type="dxa"/>
         <w:tblBorders>
-          <w:top w:val="single" w:sz="3" w:space="0" w:color="C6CDD8"/>
-          <w:left w:val="single" w:sz="3" w:space="0" w:color="C6CDD8"/>
-          <w:bottom w:val="single" w:sz="3" w:space="0" w:color="C6CDD8"/>
-          <w:right w:val="single" w:sz="3" w:space="0" w:color="C6CDD8"/>
-          <w:insideH w:val="single" w:sz="3" w:space="0" w:color="C6CDD8"/>
-          <w:insideV w:val="single" w:sz="3" w:space="0" w:color="C6CDD8"/>
+          <w:top w:val="single" w:color="C6CDD8" w:sz="3" w:space="0"/>
+          <w:left w:val="single" w:color="C6CDD8" w:sz="3" w:space="0"/>
+          <w:bottom w:val="single" w:color="C6CDD8" w:sz="3" w:space="0"/>
+          <w:right w:val="single" w:color="C6CDD8" w:sz="3" w:space="0"/>
+          <w:insideH w:val="single" w:color="C6CDD8" w:sz="3" w:space="0"/>
+          <w:insideV w:val="single" w:color="C6CDD8" w:sz="3" w:space="0"/>
         </w:tblBorders>
         <w:tblLayout w:type="fixed"/>
         <w:tblCellMar>
@@ -1642,25 +1626,55 @@
             </w:tcMar>
           </w:tcPr>
           <w:p>
-            <w:hyperlink r:id="rId8">
+            <w:hyperlink w:history="1" r:id="rId8">
               <w:r>
-                <w:rPr>
-                  <w:rStyle w:val="Hyperlink"/>
-                </w:rPr>
-                <w:t>Initial upload</w:t>
+                <w:t xml:space="preserve"> </w:t>
               </w:r>
+              <w:hyperlink r:id="rId9">
+                <w:r>
+                  <w:rPr>
+                    <w:rStyle w:val="Hyperlink"/>
+                  </w:rPr>
+                  <w:t>Initi</w:t>
+                </w:r>
+                <w:bookmarkStart w:name="_Hlt243242268" w:id="0"/>
+                <w:r>
+                  <w:rPr>
+                    <w:rStyle w:val="Hyperlink"/>
+                  </w:rPr>
+                  <w:t>a</w:t>
+                </w:r>
+                <w:bookmarkEnd w:id="0"/>
+                <w:r>
+                  <w:rPr>
+                    <w:rStyle w:val="Hyperlink"/>
+                  </w:rPr>
+                  <w:t>l upload</w:t>
+                </w:r>
+              </w:hyperlink>
+              <w:r>
+                <w:t xml:space="preserve"> · </w:t>
+              </w:r>
+              <w:hyperlink r:id="rId10">
+                <w:r>
+                  <w:rPr>
+                    <w:rStyle w:val="Hyperlink"/>
+                  </w:rPr>
+                  <w:t>Record creation</w:t>
+                </w:r>
+              </w:hyperlink>
+              <w:r>
+                <w:t xml:space="preserve"> · </w:t>
+              </w:r>
+              <w:hyperlink r:id="rId11">
+                <w:r>
+                  <w:rPr>
+                    <w:rStyle w:val="Hyperlink"/>
+                  </w:rPr>
+                  <w:t>Completed Section 2.2</w:t>
+                </w:r>
+              </w:hyperlink>
             </w:hyperlink>
-            <w:r>
-              <w:t xml:space="preserve"> · </w:t>
-            </w:r>
-            <w:hyperlink r:id="rId9">
-              <w:r>
-                <w:rPr>
-                  <w:rStyle w:val="Hyperlink"/>
-                </w:rPr>
-                <w:t>Record creation</w:t>
-              </w:r>
-            </w:hyperlink>
           </w:p>
         </w:tc>
       </w:tr>
@@ -1733,7 +1747,20 @@
               <w:right w:w="100" w:type="dxa"/>
             </w:tcMar>
           </w:tcPr>
-          <w:p/>
+          <w:p>
+            <w:r>
+              <w:rPr/>
+              <w:t xml:space="preserve">Worked on part 3 quality requirements, section </w:t>
+            </w:r>
+            <w:r>
+              <w:rPr/>
+              <w:t>3.3</w:t>
+            </w:r>
+            <w:r>
+              <w:rPr/>
+              <w:t xml:space="preserve"> and part 4 risks, section 4.3</w:t>
+            </w:r>
+          </w:p>
         </w:tc>
         <w:tc>
           <w:tcPr>
@@ -1800,12 +1827,12 @@
       <w:tblPr>
         <w:tblW w:w="10858" w:type="dxa"/>
         <w:tblBorders>
-          <w:top w:val="single" w:sz="3" w:space="0" w:color="C3D2E4"/>
-          <w:left w:val="single" w:sz="3" w:space="0" w:color="C3D2E4"/>
-          <w:bottom w:val="single" w:sz="3" w:space="0" w:color="C3D2E4"/>
-          <w:right w:val="single" w:sz="3" w:space="0" w:color="C3D2E4"/>
-          <w:insideH w:val="single" w:sz="3" w:space="0" w:color="C3D2E4"/>
-          <w:insideV w:val="single" w:sz="3" w:space="0" w:color="C3D2E4"/>
+          <w:top w:val="single" w:color="C3D2E4" w:sz="3" w:space="0"/>
+          <w:left w:val="single" w:color="C3D2E4" w:sz="3" w:space="0"/>
+          <w:bottom w:val="single" w:color="C3D2E4" w:sz="3" w:space="0"/>
+          <w:right w:val="single" w:color="C3D2E4" w:sz="3" w:space="0"/>
+          <w:insideH w:val="single" w:color="C3D2E4" w:sz="3" w:space="0"/>
+          <w:insideV w:val="single" w:color="C3D2E4" w:sz="3" w:space="0"/>
         </w:tblBorders>
         <w:tblLayout w:type="fixed"/>
         <w:tblCellMar>
@@ -1836,7 +1863,6 @@
             <w:r>
               <w:rPr>
                 <w:b/>
-                <w:bCs/>
                 <w:color w:val="2F5D8A"/>
                 <w:sz w:val="19"/>
                 <w:szCs w:val="19"/>
@@ -1846,7 +1872,6 @@
             <w:r>
               <w:rPr>
                 <w:b/>
-                <w:bCs/>
                 <w:caps/>
                 <w:color w:val="2F5D8A"/>
                 <w:sz w:val="17"/>
@@ -1862,7 +1887,6 @@
             <w:r>
               <w:rPr>
                 <w:b/>
-                <w:bCs/>
                 <w:color w:val="39424E"/>
                 <w:sz w:val="19"/>
                 <w:szCs w:val="19"/>
@@ -1916,13 +1940,13 @@
       <w:pPr>
         <w:keepNext/>
         <w:pBdr>
-          <w:bottom w:val="single" w:sz="8" w:space="0" w:color="16324F"/>
+          <w:bottom w:val="single" w:color="16324F" w:sz="8" w:space="0"/>
         </w:pBdr>
         <w:spacing w:before="300" w:after="100" w:line="260" w:lineRule="auto"/>
       </w:pPr>
       <w:r>
         <w:rPr>
-          <w:rFonts w:ascii="Cambria" w:eastAsia="Cambria" w:hAnsi="Cambria" w:cs="Cambria"/>
+          <w:rFonts w:ascii="Cambria" w:hAnsi="Cambria" w:eastAsia="Cambria" w:cs="Cambria"/>
           <w:b/>
           <w:bCs/>
           <w:color w:val="2F5D8A"/>
@@ -1933,7 +1957,7 @@
       </w:r>
       <w:r>
         <w:rPr>
-          <w:rFonts w:ascii="Cambria" w:eastAsia="Cambria" w:hAnsi="Cambria" w:cs="Cambria"/>
+          <w:rFonts w:ascii="Cambria" w:hAnsi="Cambria" w:eastAsia="Cambria" w:cs="Cambria"/>
           <w:b/>
           <w:bCs/>
           <w:color w:val="16324F"/>
@@ -1973,12 +1997,12 @@
       <w:tblPr>
         <w:tblW w:w="10858" w:type="dxa"/>
         <w:tblBorders>
-          <w:top w:val="single" w:sz="3" w:space="0" w:color="C3D2E4"/>
-          <w:left w:val="single" w:sz="3" w:space="0" w:color="C3D2E4"/>
-          <w:bottom w:val="single" w:sz="3" w:space="0" w:color="C3D2E4"/>
-          <w:right w:val="single" w:sz="3" w:space="0" w:color="C3D2E4"/>
-          <w:insideH w:val="single" w:sz="3" w:space="0" w:color="C3D2E4"/>
-          <w:insideV w:val="single" w:sz="3" w:space="0" w:color="C3D2E4"/>
+          <w:top w:val="single" w:color="C3D2E4" w:sz="3" w:space="0"/>
+          <w:left w:val="single" w:color="C3D2E4" w:sz="3" w:space="0"/>
+          <w:bottom w:val="single" w:color="C3D2E4" w:sz="3" w:space="0"/>
+          <w:right w:val="single" w:color="C3D2E4" w:sz="3" w:space="0"/>
+          <w:insideH w:val="single" w:color="C3D2E4" w:sz="3" w:space="0"/>
+          <w:insideV w:val="single" w:color="C3D2E4" w:sz="3" w:space="0"/>
         </w:tblBorders>
         <w:tblLayout w:type="fixed"/>
         <w:tblCellMar>
@@ -2009,7 +2033,6 @@
             <w:r>
               <w:rPr>
                 <w:b/>
-                <w:bCs/>
                 <w:color w:val="2F5D8A"/>
                 <w:sz w:val="19"/>
                 <w:szCs w:val="19"/>
@@ -2019,7 +2042,6 @@
             <w:r>
               <w:rPr>
                 <w:b/>
-                <w:bCs/>
                 <w:caps/>
                 <w:color w:val="2F5D8A"/>
                 <w:sz w:val="17"/>
@@ -2071,9 +2093,7 @@
             <w:r>
               <w:rPr>
                 <w:b/>
-                <w:bCs/>
                 <w:i/>
-                <w:iCs/>
                 <w:color w:val="39424E"/>
                 <w:sz w:val="19"/>
                 <w:szCs w:val="19"/>
@@ -2083,7 +2103,6 @@
             <w:r>
               <w:rPr>
                 <w:i/>
-                <w:iCs/>
                 <w:color w:val="39424E"/>
                 <w:sz w:val="19"/>
                 <w:szCs w:val="19"/>
@@ -2103,12 +2122,12 @@
       <w:tblPr>
         <w:tblW w:w="10858" w:type="dxa"/>
         <w:tblBorders>
-          <w:top w:val="single" w:sz="3" w:space="0" w:color="C6CDD8"/>
-          <w:left w:val="single" w:sz="3" w:space="0" w:color="C6CDD8"/>
-          <w:bottom w:val="single" w:sz="3" w:space="0" w:color="C6CDD8"/>
-          <w:right w:val="single" w:sz="3" w:space="0" w:color="C6CDD8"/>
-          <w:insideH w:val="single" w:sz="3" w:space="0" w:color="C6CDD8"/>
-          <w:insideV w:val="single" w:sz="3" w:space="0" w:color="C6CDD8"/>
+          <w:top w:val="single" w:color="C6CDD8" w:sz="3" w:space="0"/>
+          <w:left w:val="single" w:color="C6CDD8" w:sz="3" w:space="0"/>
+          <w:bottom w:val="single" w:color="C6CDD8" w:sz="3" w:space="0"/>
+          <w:right w:val="single" w:color="C6CDD8" w:sz="3" w:space="0"/>
+          <w:insideH w:val="single" w:color="C6CDD8" w:sz="3" w:space="0"/>
+          <w:insideV w:val="single" w:color="C6CDD8" w:sz="3" w:space="0"/>
         </w:tblBorders>
         <w:tblLayout w:type="fixed"/>
         <w:tblCellMar>
@@ -2232,12 +2251,12 @@
       <w:tblPr>
         <w:tblW w:w="10858" w:type="dxa"/>
         <w:tblBorders>
-          <w:top w:val="single" w:sz="3" w:space="0" w:color="C3D2E4"/>
-          <w:left w:val="single" w:sz="3" w:space="0" w:color="C3D2E4"/>
-          <w:bottom w:val="single" w:sz="3" w:space="0" w:color="C3D2E4"/>
-          <w:right w:val="single" w:sz="3" w:space="0" w:color="C3D2E4"/>
-          <w:insideH w:val="single" w:sz="3" w:space="0" w:color="C3D2E4"/>
-          <w:insideV w:val="single" w:sz="3" w:space="0" w:color="C3D2E4"/>
+          <w:top w:val="single" w:color="C3D2E4" w:sz="3" w:space="0"/>
+          <w:left w:val="single" w:color="C3D2E4" w:sz="3" w:space="0"/>
+          <w:bottom w:val="single" w:color="C3D2E4" w:sz="3" w:space="0"/>
+          <w:right w:val="single" w:color="C3D2E4" w:sz="3" w:space="0"/>
+          <w:insideH w:val="single" w:color="C3D2E4" w:sz="3" w:space="0"/>
+          <w:insideV w:val="single" w:color="C3D2E4" w:sz="3" w:space="0"/>
         </w:tblBorders>
         <w:tblLayout w:type="fixed"/>
         <w:tblCellMar>
@@ -2268,7 +2287,6 @@
             <w:r>
               <w:rPr>
                 <w:b/>
-                <w:bCs/>
                 <w:color w:val="2F5D8A"/>
                 <w:sz w:val="19"/>
                 <w:szCs w:val="19"/>
@@ -2278,7 +2296,6 @@
             <w:r>
               <w:rPr>
                 <w:b/>
-                <w:bCs/>
                 <w:caps/>
                 <w:color w:val="2F5D8A"/>
                 <w:sz w:val="17"/>
@@ -2335,12 +2352,12 @@
       <w:tblPr>
         <w:tblW w:w="10858" w:type="dxa"/>
         <w:tblBorders>
-          <w:top w:val="single" w:sz="3" w:space="0" w:color="C6CDD8"/>
-          <w:left w:val="single" w:sz="3" w:space="0" w:color="C6CDD8"/>
-          <w:bottom w:val="single" w:sz="3" w:space="0" w:color="C6CDD8"/>
-          <w:right w:val="single" w:sz="3" w:space="0" w:color="C6CDD8"/>
-          <w:insideH w:val="single" w:sz="3" w:space="0" w:color="C6CDD8"/>
-          <w:insideV w:val="single" w:sz="3" w:space="0" w:color="C6CDD8"/>
+          <w:top w:val="single" w:color="C6CDD8" w:sz="3" w:space="0"/>
+          <w:left w:val="single" w:color="C6CDD8" w:sz="3" w:space="0"/>
+          <w:bottom w:val="single" w:color="C6CDD8" w:sz="3" w:space="0"/>
+          <w:right w:val="single" w:color="C6CDD8" w:sz="3" w:space="0"/>
+          <w:insideH w:val="single" w:color="C6CDD8" w:sz="3" w:space="0"/>
+          <w:insideV w:val="single" w:color="C6CDD8" w:sz="3" w:space="0"/>
         </w:tblBorders>
         <w:tblLayout w:type="fixed"/>
         <w:tblCellMar>
@@ -2705,12 +2722,12 @@
       <w:tblPr>
         <w:tblW w:w="10858" w:type="dxa"/>
         <w:tblBorders>
-          <w:top w:val="single" w:sz="3" w:space="0" w:color="C6CDD8"/>
-          <w:left w:val="single" w:sz="3" w:space="0" w:color="C6CDD8"/>
-          <w:bottom w:val="single" w:sz="3" w:space="0" w:color="C6CDD8"/>
-          <w:right w:val="single" w:sz="3" w:space="0" w:color="C6CDD8"/>
-          <w:insideH w:val="single" w:sz="3" w:space="0" w:color="C6CDD8"/>
-          <w:insideV w:val="single" w:sz="3" w:space="0" w:color="C6CDD8"/>
+          <w:top w:val="single" w:color="C6CDD8" w:sz="3" w:space="0"/>
+          <w:left w:val="single" w:color="C6CDD8" w:sz="3" w:space="0"/>
+          <w:bottom w:val="single" w:color="C6CDD8" w:sz="3" w:space="0"/>
+          <w:right w:val="single" w:color="C6CDD8" w:sz="3" w:space="0"/>
+          <w:insideH w:val="single" w:color="C6CDD8" w:sz="3" w:space="0"/>
+          <w:insideV w:val="single" w:color="C6CDD8" w:sz="3" w:space="0"/>
         </w:tblBorders>
         <w:tblLayout w:type="fixed"/>
         <w:tblCellMar>
@@ -2784,7 +2801,6 @@
       <w:r>
         <w:rPr>
           <w:b/>
-          <w:bCs/>
           <w:color w:val="2F5D8A"/>
           <w:sz w:val="22"/>
           <w:szCs w:val="22"/>
@@ -2794,7 +2810,6 @@
       <w:r>
         <w:rPr>
           <w:b/>
-          <w:bCs/>
           <w:color w:val="16324F"/>
           <w:sz w:val="22"/>
           <w:szCs w:val="22"/>
@@ -2806,12 +2821,12 @@
       <w:tblPr>
         <w:tblW w:w="10858" w:type="dxa"/>
         <w:tblBorders>
-          <w:top w:val="single" w:sz="3" w:space="0" w:color="C3D2E4"/>
-          <w:left w:val="single" w:sz="3" w:space="0" w:color="C3D2E4"/>
-          <w:bottom w:val="single" w:sz="3" w:space="0" w:color="C3D2E4"/>
-          <w:right w:val="single" w:sz="3" w:space="0" w:color="C3D2E4"/>
-          <w:insideH w:val="single" w:sz="3" w:space="0" w:color="C3D2E4"/>
-          <w:insideV w:val="single" w:sz="3" w:space="0" w:color="C3D2E4"/>
+          <w:top w:val="single" w:color="C3D2E4" w:sz="3" w:space="0"/>
+          <w:left w:val="single" w:color="C3D2E4" w:sz="3" w:space="0"/>
+          <w:bottom w:val="single" w:color="C3D2E4" w:sz="3" w:space="0"/>
+          <w:right w:val="single" w:color="C3D2E4" w:sz="3" w:space="0"/>
+          <w:insideH w:val="single" w:color="C3D2E4" w:sz="3" w:space="0"/>
+          <w:insideV w:val="single" w:color="C3D2E4" w:sz="3" w:space="0"/>
         </w:tblBorders>
         <w:tblLayout w:type="fixed"/>
         <w:tblCellMar>
@@ -2842,7 +2857,6 @@
             <w:r>
               <w:rPr>
                 <w:b/>
-                <w:bCs/>
                 <w:color w:val="2F5D8A"/>
                 <w:sz w:val="19"/>
                 <w:szCs w:val="19"/>
@@ -2852,7 +2866,6 @@
             <w:r>
               <w:rPr>
                 <w:b/>
-                <w:bCs/>
                 <w:caps/>
                 <w:color w:val="2F5D8A"/>
                 <w:sz w:val="17"/>
@@ -2886,12 +2899,12 @@
       <w:tblPr>
         <w:tblW w:w="10858" w:type="dxa"/>
         <w:tblBorders>
-          <w:top w:val="single" w:sz="3" w:space="0" w:color="C6CDD8"/>
-          <w:left w:val="single" w:sz="3" w:space="0" w:color="C6CDD8"/>
-          <w:bottom w:val="single" w:sz="3" w:space="0" w:color="C6CDD8"/>
-          <w:right w:val="single" w:sz="3" w:space="0" w:color="C6CDD8"/>
-          <w:insideH w:val="single" w:sz="3" w:space="0" w:color="C6CDD8"/>
-          <w:insideV w:val="single" w:sz="3" w:space="0" w:color="C6CDD8"/>
+          <w:top w:val="single" w:color="C6CDD8" w:sz="3" w:space="0"/>
+          <w:left w:val="single" w:color="C6CDD8" w:sz="3" w:space="0"/>
+          <w:bottom w:val="single" w:color="C6CDD8" w:sz="3" w:space="0"/>
+          <w:right w:val="single" w:color="C6CDD8" w:sz="3" w:space="0"/>
+          <w:insideH w:val="single" w:color="C6CDD8" w:sz="3" w:space="0"/>
+          <w:insideV w:val="single" w:color="C6CDD8" w:sz="3" w:space="0"/>
         </w:tblBorders>
         <w:tblLayout w:type="fixed"/>
         <w:tblCellMar>
@@ -3181,12 +3194,12 @@
       <w:tblPr>
         <w:tblW w:w="10858" w:type="dxa"/>
         <w:tblBorders>
-          <w:top w:val="single" w:sz="3" w:space="0" w:color="C3D2E4"/>
-          <w:left w:val="single" w:sz="3" w:space="0" w:color="C3D2E4"/>
-          <w:bottom w:val="single" w:sz="3" w:space="0" w:color="C3D2E4"/>
-          <w:right w:val="single" w:sz="3" w:space="0" w:color="C3D2E4"/>
-          <w:insideH w:val="single" w:sz="3" w:space="0" w:color="C3D2E4"/>
-          <w:insideV w:val="single" w:sz="3" w:space="0" w:color="C3D2E4"/>
+          <w:top w:val="single" w:color="C3D2E4" w:sz="3" w:space="0"/>
+          <w:left w:val="single" w:color="C3D2E4" w:sz="3" w:space="0"/>
+          <w:bottom w:val="single" w:color="C3D2E4" w:sz="3" w:space="0"/>
+          <w:right w:val="single" w:color="C3D2E4" w:sz="3" w:space="0"/>
+          <w:insideH w:val="single" w:color="C3D2E4" w:sz="3" w:space="0"/>
+          <w:insideV w:val="single" w:color="C3D2E4" w:sz="3" w:space="0"/>
         </w:tblBorders>
         <w:tblLayout w:type="fixed"/>
         <w:tblCellMar>
@@ -3217,7 +3230,6 @@
             <w:r>
               <w:rPr>
                 <w:b/>
-                <w:bCs/>
                 <w:color w:val="2F5D8A"/>
                 <w:sz w:val="19"/>
                 <w:szCs w:val="19"/>
@@ -3227,7 +3239,6 @@
             <w:r>
               <w:rPr>
                 <w:b/>
-                <w:bCs/>
                 <w:caps/>
                 <w:color w:val="2F5D8A"/>
                 <w:sz w:val="17"/>
@@ -3261,12 +3272,12 @@
       <w:tblPr>
         <w:tblW w:w="10858" w:type="dxa"/>
         <w:tblBorders>
-          <w:top w:val="single" w:sz="3" w:space="0" w:color="C6CDD8"/>
-          <w:left w:val="single" w:sz="3" w:space="0" w:color="C6CDD8"/>
-          <w:bottom w:val="single" w:sz="3" w:space="0" w:color="C6CDD8"/>
-          <w:right w:val="single" w:sz="3" w:space="0" w:color="C6CDD8"/>
-          <w:insideH w:val="single" w:sz="3" w:space="0" w:color="C6CDD8"/>
-          <w:insideV w:val="single" w:sz="3" w:space="0" w:color="C6CDD8"/>
+          <w:top w:val="single" w:color="C6CDD8" w:sz="3" w:space="0"/>
+          <w:left w:val="single" w:color="C6CDD8" w:sz="3" w:space="0"/>
+          <w:bottom w:val="single" w:color="C6CDD8" w:sz="3" w:space="0"/>
+          <w:right w:val="single" w:color="C6CDD8" w:sz="3" w:space="0"/>
+          <w:insideH w:val="single" w:color="C6CDD8" w:sz="3" w:space="0"/>
+          <w:insideV w:val="single" w:color="C6CDD8" w:sz="3" w:space="0"/>
         </w:tblBorders>
         <w:tblLayout w:type="fixed"/>
         <w:tblCellMar>
@@ -3322,7 +3333,7 @@
             <w:r>
               <w:t xml:space="preserve">UTD library policies; </w:t>
             </w:r>
-            <w:hyperlink r:id="rId10">
+            <w:hyperlink r:id="rId12">
               <w:r>
                 <w:rPr>
                   <w:rStyle w:val="Hyperlink"/>
@@ -3344,7 +3355,7 @@
             <w:r>
               <w:t xml:space="preserve">; </w:t>
             </w:r>
-            <w:hyperlink r:id="rId11">
+            <w:hyperlink r:id="rId13">
               <w:r>
                 <w:rPr>
                   <w:rStyle w:val="Hyperlink"/>
@@ -3368,13 +3379,13 @@
       <w:pPr>
         <w:keepNext/>
         <w:pBdr>
-          <w:bottom w:val="single" w:sz="8" w:space="0" w:color="16324F"/>
+          <w:bottom w:val="single" w:color="16324F" w:sz="8" w:space="0"/>
         </w:pBdr>
         <w:spacing w:before="300" w:after="100" w:line="260" w:lineRule="auto"/>
       </w:pPr>
       <w:r>
         <w:rPr>
-          <w:rFonts w:ascii="Cambria" w:eastAsia="Cambria" w:hAnsi="Cambria" w:cs="Cambria"/>
+          <w:rFonts w:ascii="Cambria" w:hAnsi="Cambria" w:eastAsia="Cambria" w:cs="Cambria"/>
           <w:b/>
           <w:bCs/>
           <w:color w:val="2F5D8A"/>
@@ -3385,7 +3396,7 @@
       </w:r>
       <w:r>
         <w:rPr>
-          <w:rFonts w:ascii="Cambria" w:eastAsia="Cambria" w:hAnsi="Cambria" w:cs="Cambria"/>
+          <w:rFonts w:ascii="Cambria" w:hAnsi="Cambria" w:eastAsia="Cambria" w:cs="Cambria"/>
           <w:b/>
           <w:bCs/>
           <w:color w:val="16324F"/>
@@ -3425,12 +3436,12 @@
       <w:tblPr>
         <w:tblW w:w="10858" w:type="dxa"/>
         <w:tblBorders>
-          <w:top w:val="single" w:sz="3" w:space="0" w:color="C3D2E4"/>
-          <w:left w:val="single" w:sz="3" w:space="0" w:color="C3D2E4"/>
-          <w:bottom w:val="single" w:sz="3" w:space="0" w:color="C3D2E4"/>
-          <w:right w:val="single" w:sz="3" w:space="0" w:color="C3D2E4"/>
-          <w:insideH w:val="single" w:sz="3" w:space="0" w:color="C3D2E4"/>
-          <w:insideV w:val="single" w:sz="3" w:space="0" w:color="C3D2E4"/>
+          <w:top w:val="single" w:color="C3D2E4" w:sz="3" w:space="0"/>
+          <w:left w:val="single" w:color="C3D2E4" w:sz="3" w:space="0"/>
+          <w:bottom w:val="single" w:color="C3D2E4" w:sz="3" w:space="0"/>
+          <w:right w:val="single" w:color="C3D2E4" w:sz="3" w:space="0"/>
+          <w:insideH w:val="single" w:color="C3D2E4" w:sz="3" w:space="0"/>
+          <w:insideV w:val="single" w:color="C3D2E4" w:sz="3" w:space="0"/>
         </w:tblBorders>
         <w:tblLayout w:type="fixed"/>
         <w:tblCellMar>
@@ -3461,7 +3472,6 @@
             <w:r>
               <w:rPr>
                 <w:b/>
-                <w:bCs/>
                 <w:color w:val="2F5D8A"/>
                 <w:sz w:val="19"/>
                 <w:szCs w:val="19"/>
@@ -3471,7 +3481,6 @@
             <w:r>
               <w:rPr>
                 <w:b/>
-                <w:bCs/>
                 <w:caps/>
                 <w:color w:val="2F5D8A"/>
                 <w:sz w:val="17"/>
@@ -3500,7 +3509,6 @@
             <w:r>
               <w:rPr>
                 <w:b/>
-                <w:bCs/>
                 <w:color w:val="39424E"/>
                 <w:sz w:val="19"/>
                 <w:szCs w:val="19"/>
@@ -3551,12 +3559,12 @@
       <w:tblPr>
         <w:tblW w:w="10858" w:type="dxa"/>
         <w:tblBorders>
-          <w:top w:val="single" w:sz="3" w:space="0" w:color="C6CDD8"/>
-          <w:left w:val="single" w:sz="3" w:space="0" w:color="C6CDD8"/>
-          <w:bottom w:val="single" w:sz="3" w:space="0" w:color="C6CDD8"/>
-          <w:right w:val="single" w:sz="3" w:space="0" w:color="C6CDD8"/>
-          <w:insideH w:val="single" w:sz="3" w:space="0" w:color="C6CDD8"/>
-          <w:insideV w:val="single" w:sz="3" w:space="0" w:color="C6CDD8"/>
+          <w:top w:val="single" w:color="C6CDD8" w:sz="3" w:space="0"/>
+          <w:left w:val="single" w:color="C6CDD8" w:sz="3" w:space="0"/>
+          <w:bottom w:val="single" w:color="C6CDD8" w:sz="3" w:space="0"/>
+          <w:right w:val="single" w:color="C6CDD8" w:sz="3" w:space="0"/>
+          <w:insideH w:val="single" w:color="C6CDD8" w:sz="3" w:space="0"/>
+          <w:insideV w:val="single" w:color="C6CDD8" w:sz="3" w:space="0"/>
         </w:tblBorders>
         <w:tblLayout w:type="fixed"/>
         <w:tblCellMar>
@@ -3625,7 +3633,7 @@
             <w:pPr>
               <w:spacing w:after="60" w:line="260" w:lineRule="auto"/>
             </w:pPr>
-            <w:hyperlink r:id="rId12">
+            <w:hyperlink r:id="rId14">
               <w:r>
                 <w:rPr>
                   <w:rStyle w:val="Hyperlink"/>
@@ -3682,12 +3690,12 @@
       <w:tblPr>
         <w:tblW w:w="10858" w:type="dxa"/>
         <w:tblBorders>
-          <w:top w:val="single" w:sz="3" w:space="0" w:color="C3D2E4"/>
-          <w:left w:val="single" w:sz="3" w:space="0" w:color="C3D2E4"/>
-          <w:bottom w:val="single" w:sz="3" w:space="0" w:color="C3D2E4"/>
-          <w:right w:val="single" w:sz="3" w:space="0" w:color="C3D2E4"/>
-          <w:insideH w:val="single" w:sz="3" w:space="0" w:color="C3D2E4"/>
-          <w:insideV w:val="single" w:sz="3" w:space="0" w:color="C3D2E4"/>
+          <w:top w:val="single" w:color="C3D2E4" w:sz="3" w:space="0"/>
+          <w:left w:val="single" w:color="C3D2E4" w:sz="3" w:space="0"/>
+          <w:bottom w:val="single" w:color="C3D2E4" w:sz="3" w:space="0"/>
+          <w:right w:val="single" w:color="C3D2E4" w:sz="3" w:space="0"/>
+          <w:insideH w:val="single" w:color="C3D2E4" w:sz="3" w:space="0"/>
+          <w:insideV w:val="single" w:color="C3D2E4" w:sz="3" w:space="0"/>
         </w:tblBorders>
         <w:tblLayout w:type="fixed"/>
         <w:tblCellMar>
@@ -3718,7 +3726,6 @@
             <w:r>
               <w:rPr>
                 <w:b/>
-                <w:bCs/>
                 <w:color w:val="2F5D8A"/>
                 <w:sz w:val="19"/>
                 <w:szCs w:val="19"/>
@@ -3728,7 +3735,6 @@
             <w:r>
               <w:rPr>
                 <w:b/>
-                <w:bCs/>
                 <w:caps/>
                 <w:color w:val="2F5D8A"/>
                 <w:sz w:val="17"/>
@@ -3757,7 +3763,6 @@
             <w:r>
               <w:rPr>
                 <w:b/>
-                <w:bCs/>
                 <w:color w:val="39424E"/>
                 <w:sz w:val="19"/>
                 <w:szCs w:val="19"/>
@@ -3785,12 +3790,12 @@
       <w:tblPr>
         <w:tblW w:w="10858" w:type="dxa"/>
         <w:tblBorders>
-          <w:top w:val="single" w:sz="3" w:space="0" w:color="C6CDD8"/>
-          <w:left w:val="single" w:sz="3" w:space="0" w:color="C6CDD8"/>
-          <w:bottom w:val="single" w:sz="3" w:space="0" w:color="C6CDD8"/>
-          <w:right w:val="single" w:sz="3" w:space="0" w:color="C6CDD8"/>
-          <w:insideH w:val="single" w:sz="3" w:space="0" w:color="C6CDD8"/>
-          <w:insideV w:val="single" w:sz="3" w:space="0" w:color="C6CDD8"/>
+          <w:top w:val="single" w:color="C6CDD8" w:sz="3" w:space="0"/>
+          <w:left w:val="single" w:color="C6CDD8" w:sz="3" w:space="0"/>
+          <w:bottom w:val="single" w:color="C6CDD8" w:sz="3" w:space="0"/>
+          <w:right w:val="single" w:color="C6CDD8" w:sz="3" w:space="0"/>
+          <w:insideH w:val="single" w:color="C6CDD8" w:sz="3" w:space="0"/>
+          <w:insideV w:val="single" w:color="C6CDD8" w:sz="3" w:space="0"/>
         </w:tblBorders>
         <w:tblLayout w:type="fixed"/>
         <w:tblCellMar>
@@ -4321,12 +4326,12 @@
       <w:tblPr>
         <w:tblW w:w="10858" w:type="dxa"/>
         <w:tblBorders>
-          <w:top w:val="single" w:sz="3" w:space="0" w:color="C3D2E4"/>
-          <w:left w:val="single" w:sz="3" w:space="0" w:color="C3D2E4"/>
-          <w:bottom w:val="single" w:sz="3" w:space="0" w:color="C3D2E4"/>
-          <w:right w:val="single" w:sz="3" w:space="0" w:color="C3D2E4"/>
-          <w:insideH w:val="single" w:sz="3" w:space="0" w:color="C3D2E4"/>
-          <w:insideV w:val="single" w:sz="3" w:space="0" w:color="C3D2E4"/>
+          <w:top w:val="single" w:color="C3D2E4" w:sz="3" w:space="0"/>
+          <w:left w:val="single" w:color="C3D2E4" w:sz="3" w:space="0"/>
+          <w:bottom w:val="single" w:color="C3D2E4" w:sz="3" w:space="0"/>
+          <w:right w:val="single" w:color="C3D2E4" w:sz="3" w:space="0"/>
+          <w:insideH w:val="single" w:color="C3D2E4" w:sz="3" w:space="0"/>
+          <w:insideV w:val="single" w:color="C3D2E4" w:sz="3" w:space="0"/>
         </w:tblBorders>
         <w:tblLayout w:type="fixed"/>
         <w:tblCellMar>
@@ -4357,7 +4362,6 @@
             <w:r>
               <w:rPr>
                 <w:b/>
-                <w:bCs/>
                 <w:color w:val="2F5D8A"/>
                 <w:sz w:val="19"/>
                 <w:szCs w:val="19"/>
@@ -4367,7 +4371,6 @@
             <w:r>
               <w:rPr>
                 <w:b/>
-                <w:bCs/>
                 <w:caps/>
                 <w:color w:val="2F5D8A"/>
                 <w:sz w:val="17"/>
@@ -4424,12 +4427,12 @@
       <w:tblPr>
         <w:tblW w:w="10858" w:type="dxa"/>
         <w:tblBorders>
-          <w:top w:val="single" w:sz="3" w:space="0" w:color="C6CDD8"/>
-          <w:left w:val="single" w:sz="3" w:space="0" w:color="C6CDD8"/>
-          <w:bottom w:val="single" w:sz="3" w:space="0" w:color="C6CDD8"/>
-          <w:right w:val="single" w:sz="3" w:space="0" w:color="C6CDD8"/>
-          <w:insideH w:val="single" w:sz="3" w:space="0" w:color="C6CDD8"/>
-          <w:insideV w:val="single" w:sz="3" w:space="0" w:color="C6CDD8"/>
+          <w:top w:val="single" w:color="C6CDD8" w:sz="3" w:space="0"/>
+          <w:left w:val="single" w:color="C6CDD8" w:sz="3" w:space="0"/>
+          <w:bottom w:val="single" w:color="C6CDD8" w:sz="3" w:space="0"/>
+          <w:right w:val="single" w:color="C6CDD8" w:sz="3" w:space="0"/>
+          <w:insideH w:val="single" w:color="C6CDD8" w:sz="3" w:space="0"/>
+          <w:insideV w:val="single" w:color="C6CDD8" w:sz="3" w:space="0"/>
         </w:tblBorders>
         <w:tblLayout w:type="fixed"/>
         <w:tblCellMar>
@@ -4543,12 +4546,12 @@
       <w:tblPr>
         <w:tblW w:w="10858" w:type="dxa"/>
         <w:tblBorders>
-          <w:top w:val="single" w:sz="3" w:space="0" w:color="C3D2E4"/>
-          <w:left w:val="single" w:sz="3" w:space="0" w:color="C3D2E4"/>
-          <w:bottom w:val="single" w:sz="3" w:space="0" w:color="C3D2E4"/>
-          <w:right w:val="single" w:sz="3" w:space="0" w:color="C3D2E4"/>
-          <w:insideH w:val="single" w:sz="3" w:space="0" w:color="C3D2E4"/>
-          <w:insideV w:val="single" w:sz="3" w:space="0" w:color="C3D2E4"/>
+          <w:top w:val="single" w:color="C3D2E4" w:sz="3" w:space="0"/>
+          <w:left w:val="single" w:color="C3D2E4" w:sz="3" w:space="0"/>
+          <w:bottom w:val="single" w:color="C3D2E4" w:sz="3" w:space="0"/>
+          <w:right w:val="single" w:color="C3D2E4" w:sz="3" w:space="0"/>
+          <w:insideH w:val="single" w:color="C3D2E4" w:sz="3" w:space="0"/>
+          <w:insideV w:val="single" w:color="C3D2E4" w:sz="3" w:space="0"/>
         </w:tblBorders>
         <w:tblLayout w:type="fixed"/>
         <w:tblCellMar>
@@ -4579,7 +4582,6 @@
             <w:r>
               <w:rPr>
                 <w:b/>
-                <w:bCs/>
                 <w:color w:val="2F5D8A"/>
                 <w:sz w:val="19"/>
                 <w:szCs w:val="19"/>
@@ -4589,7 +4591,6 @@
             <w:r>
               <w:rPr>
                 <w:b/>
-                <w:bCs/>
                 <w:caps/>
                 <w:color w:val="2F5D8A"/>
                 <w:sz w:val="17"/>
@@ -4605,7 +4606,6 @@
             <w:r>
               <w:rPr>
                 <w:b/>
-                <w:bCs/>
                 <w:color w:val="39424E"/>
                 <w:sz w:val="19"/>
                 <w:szCs w:val="19"/>
@@ -4646,12 +4646,12 @@
       <w:tblPr>
         <w:tblW w:w="10858" w:type="dxa"/>
         <w:tblBorders>
-          <w:top w:val="single" w:sz="3" w:space="0" w:color="C6CDD8"/>
-          <w:left w:val="single" w:sz="3" w:space="0" w:color="C6CDD8"/>
-          <w:bottom w:val="single" w:sz="3" w:space="0" w:color="C6CDD8"/>
-          <w:right w:val="single" w:sz="3" w:space="0" w:color="C6CDD8"/>
-          <w:insideH w:val="single" w:sz="3" w:space="0" w:color="C6CDD8"/>
-          <w:insideV w:val="single" w:sz="3" w:space="0" w:color="C6CDD8"/>
+          <w:top w:val="single" w:color="C6CDD8" w:sz="3" w:space="0"/>
+          <w:left w:val="single" w:color="C6CDD8" w:sz="3" w:space="0"/>
+          <w:bottom w:val="single" w:color="C6CDD8" w:sz="3" w:space="0"/>
+          <w:right w:val="single" w:color="C6CDD8" w:sz="3" w:space="0"/>
+          <w:insideH w:val="single" w:color="C6CDD8" w:sz="3" w:space="0"/>
+          <w:insideV w:val="single" w:color="C6CDD8" w:sz="3" w:space="0"/>
         </w:tblBorders>
         <w:tblLayout w:type="fixed"/>
         <w:tblCellMar>
@@ -4751,12 +4751,12 @@
       <w:tblPr>
         <w:tblW w:w="10858" w:type="dxa"/>
         <w:tblBorders>
-          <w:top w:val="single" w:sz="3" w:space="0" w:color="C3D2E4"/>
-          <w:left w:val="single" w:sz="3" w:space="0" w:color="C3D2E4"/>
-          <w:bottom w:val="single" w:sz="3" w:space="0" w:color="C3D2E4"/>
-          <w:right w:val="single" w:sz="3" w:space="0" w:color="C3D2E4"/>
-          <w:insideH w:val="single" w:sz="3" w:space="0" w:color="C3D2E4"/>
-          <w:insideV w:val="single" w:sz="3" w:space="0" w:color="C3D2E4"/>
+          <w:top w:val="single" w:color="C3D2E4" w:sz="3" w:space="0"/>
+          <w:left w:val="single" w:color="C3D2E4" w:sz="3" w:space="0"/>
+          <w:bottom w:val="single" w:color="C3D2E4" w:sz="3" w:space="0"/>
+          <w:right w:val="single" w:color="C3D2E4" w:sz="3" w:space="0"/>
+          <w:insideH w:val="single" w:color="C3D2E4" w:sz="3" w:space="0"/>
+          <w:insideV w:val="single" w:color="C3D2E4" w:sz="3" w:space="0"/>
         </w:tblBorders>
         <w:tblLayout w:type="fixed"/>
         <w:tblCellMar>
@@ -4787,7 +4787,6 @@
             <w:r>
               <w:rPr>
                 <w:b/>
-                <w:bCs/>
                 <w:color w:val="2F5D8A"/>
                 <w:sz w:val="19"/>
                 <w:szCs w:val="19"/>
@@ -4797,7 +4796,6 @@
             <w:r>
               <w:rPr>
                 <w:b/>
-                <w:bCs/>
                 <w:caps/>
                 <w:color w:val="2F5D8A"/>
                 <w:sz w:val="17"/>
@@ -4854,12 +4852,12 @@
       <w:tblPr>
         <w:tblW w:w="10858" w:type="dxa"/>
         <w:tblBorders>
-          <w:top w:val="single" w:sz="3" w:space="0" w:color="C6CDD8"/>
-          <w:left w:val="single" w:sz="3" w:space="0" w:color="C6CDD8"/>
-          <w:bottom w:val="single" w:sz="3" w:space="0" w:color="C6CDD8"/>
-          <w:right w:val="single" w:sz="3" w:space="0" w:color="C6CDD8"/>
-          <w:insideH w:val="single" w:sz="3" w:space="0" w:color="C6CDD8"/>
-          <w:insideV w:val="single" w:sz="3" w:space="0" w:color="C6CDD8"/>
+          <w:top w:val="single" w:color="C6CDD8" w:sz="3" w:space="0"/>
+          <w:left w:val="single" w:color="C6CDD8" w:sz="3" w:space="0"/>
+          <w:bottom w:val="single" w:color="C6CDD8" w:sz="3" w:space="0"/>
+          <w:right w:val="single" w:color="C6CDD8" w:sz="3" w:space="0"/>
+          <w:insideH w:val="single" w:color="C6CDD8" w:sz="3" w:space="0"/>
+          <w:insideV w:val="single" w:color="C6CDD8" w:sz="3" w:space="0"/>
         </w:tblBorders>
         <w:tblLayout w:type="fixed"/>
         <w:tblCellMar>
@@ -5181,12 +5179,12 @@
       <w:tblPr>
         <w:tblW w:w="10858" w:type="dxa"/>
         <w:tblBorders>
-          <w:top w:val="single" w:sz="3" w:space="0" w:color="C3D2E4"/>
-          <w:left w:val="single" w:sz="3" w:space="0" w:color="C3D2E4"/>
-          <w:bottom w:val="single" w:sz="3" w:space="0" w:color="C3D2E4"/>
-          <w:right w:val="single" w:sz="3" w:space="0" w:color="C3D2E4"/>
-          <w:insideH w:val="single" w:sz="3" w:space="0" w:color="C3D2E4"/>
-          <w:insideV w:val="single" w:sz="3" w:space="0" w:color="C3D2E4"/>
+          <w:top w:val="single" w:color="C3D2E4" w:sz="3" w:space="0"/>
+          <w:left w:val="single" w:color="C3D2E4" w:sz="3" w:space="0"/>
+          <w:bottom w:val="single" w:color="C3D2E4" w:sz="3" w:space="0"/>
+          <w:right w:val="single" w:color="C3D2E4" w:sz="3" w:space="0"/>
+          <w:insideH w:val="single" w:color="C3D2E4" w:sz="3" w:space="0"/>
+          <w:insideV w:val="single" w:color="C3D2E4" w:sz="3" w:space="0"/>
         </w:tblBorders>
         <w:tblLayout w:type="fixed"/>
         <w:tblCellMar>
@@ -5217,7 +5215,6 @@
             <w:r>
               <w:rPr>
                 <w:b/>
-                <w:bCs/>
                 <w:color w:val="2F5D8A"/>
                 <w:sz w:val="19"/>
                 <w:szCs w:val="19"/>
@@ -5227,7 +5224,6 @@
             <w:r>
               <w:rPr>
                 <w:b/>
-                <w:bCs/>
                 <w:caps/>
                 <w:color w:val="2F5D8A"/>
                 <w:sz w:val="17"/>
@@ -5256,7 +5252,6 @@
             <w:r>
               <w:rPr>
                 <w:b/>
-                <w:bCs/>
                 <w:color w:val="39424E"/>
                 <w:sz w:val="19"/>
                 <w:szCs w:val="19"/>
@@ -5284,12 +5279,12 @@
       <w:tblPr>
         <w:tblW w:w="10858" w:type="dxa"/>
         <w:tblBorders>
-          <w:top w:val="single" w:sz="3" w:space="0" w:color="C6CDD8"/>
-          <w:left w:val="single" w:sz="3" w:space="0" w:color="C6CDD8"/>
-          <w:bottom w:val="single" w:sz="3" w:space="0" w:color="C6CDD8"/>
-          <w:right w:val="single" w:sz="3" w:space="0" w:color="C6CDD8"/>
-          <w:insideH w:val="single" w:sz="3" w:space="0" w:color="C6CDD8"/>
-          <w:insideV w:val="single" w:sz="3" w:space="0" w:color="C6CDD8"/>
+          <w:top w:val="single" w:color="C6CDD8" w:sz="3" w:space="0"/>
+          <w:left w:val="single" w:color="C6CDD8" w:sz="3" w:space="0"/>
+          <w:bottom w:val="single" w:color="C6CDD8" w:sz="3" w:space="0"/>
+          <w:right w:val="single" w:color="C6CDD8" w:sz="3" w:space="0"/>
+          <w:insideH w:val="single" w:color="C6CDD8" w:sz="3" w:space="0"/>
+          <w:insideV w:val="single" w:color="C6CDD8" w:sz="3" w:space="0"/>
         </w:tblBorders>
         <w:tblLayout w:type="fixed"/>
         <w:tblCellMar>
@@ -5691,13 +5686,13 @@
       <w:pPr>
         <w:keepNext/>
         <w:pBdr>
-          <w:bottom w:val="single" w:sz="8" w:space="0" w:color="16324F"/>
+          <w:bottom w:val="single" w:color="16324F" w:sz="8" w:space="0"/>
         </w:pBdr>
         <w:spacing w:before="300" w:after="100" w:line="260" w:lineRule="auto"/>
       </w:pPr>
       <w:r>
         <w:rPr>
-          <w:rFonts w:ascii="Cambria" w:eastAsia="Cambria" w:hAnsi="Cambria" w:cs="Cambria"/>
+          <w:rFonts w:ascii="Cambria" w:hAnsi="Cambria" w:eastAsia="Cambria" w:cs="Cambria"/>
           <w:b/>
           <w:bCs/>
           <w:color w:val="2F5D8A"/>
@@ -5708,7 +5703,7 @@
       </w:r>
       <w:r>
         <w:rPr>
-          <w:rFonts w:ascii="Cambria" w:eastAsia="Cambria" w:hAnsi="Cambria" w:cs="Cambria"/>
+          <w:rFonts w:ascii="Cambria" w:hAnsi="Cambria" w:eastAsia="Cambria" w:cs="Cambria"/>
           <w:b/>
           <w:bCs/>
           <w:color w:val="16324F"/>
@@ -5722,12 +5717,12 @@
       <w:tblPr>
         <w:tblW w:w="10858" w:type="dxa"/>
         <w:tblBorders>
-          <w:top w:val="single" w:sz="3" w:space="0" w:color="BBDCD4"/>
-          <w:left w:val="single" w:sz="3" w:space="0" w:color="BBDCD4"/>
-          <w:bottom w:val="single" w:sz="3" w:space="0" w:color="BBDCD4"/>
-          <w:right w:val="single" w:sz="3" w:space="0" w:color="BBDCD4"/>
-          <w:insideH w:val="single" w:sz="3" w:space="0" w:color="BBDCD4"/>
-          <w:insideV w:val="single" w:sz="3" w:space="0" w:color="BBDCD4"/>
+          <w:top w:val="single" w:color="BBDCD4" w:sz="3" w:space="0"/>
+          <w:left w:val="single" w:color="BBDCD4" w:sz="3" w:space="0"/>
+          <w:bottom w:val="single" w:color="BBDCD4" w:sz="3" w:space="0"/>
+          <w:right w:val="single" w:color="BBDCD4" w:sz="3" w:space="0"/>
+          <w:insideH w:val="single" w:color="BBDCD4" w:sz="3" w:space="0"/>
+          <w:insideV w:val="single" w:color="BBDCD4" w:sz="3" w:space="0"/>
         </w:tblBorders>
         <w:tblLayout w:type="fixed"/>
         <w:tblCellMar>
@@ -5758,7 +5753,6 @@
             <w:r>
               <w:rPr>
                 <w:b/>
-                <w:bCs/>
                 <w:color w:val="1FA48A"/>
                 <w:sz w:val="19"/>
                 <w:szCs w:val="19"/>
@@ -5768,7 +5762,6 @@
             <w:r>
               <w:rPr>
                 <w:b/>
-                <w:bCs/>
                 <w:caps/>
                 <w:color w:val="1FA48A"/>
                 <w:sz w:val="17"/>
@@ -5807,7 +5800,6 @@
             <w:r>
               <w:rPr>
                 <w:b/>
-                <w:bCs/>
                 <w:color w:val="39424E"/>
                 <w:sz w:val="19"/>
                 <w:szCs w:val="19"/>
@@ -5830,7 +5822,6 @@
             <w:r>
               <w:rPr>
                 <w:b/>
-                <w:bCs/>
                 <w:color w:val="39424E"/>
                 <w:sz w:val="19"/>
                 <w:szCs w:val="19"/>
@@ -5907,12 +5898,12 @@
       <w:tblPr>
         <w:tblW w:w="10858" w:type="dxa"/>
         <w:tblBorders>
-          <w:top w:val="single" w:sz="3" w:space="0" w:color="C3D2E4"/>
-          <w:left w:val="single" w:sz="3" w:space="0" w:color="C3D2E4"/>
-          <w:bottom w:val="single" w:sz="3" w:space="0" w:color="C3D2E4"/>
-          <w:right w:val="single" w:sz="3" w:space="0" w:color="C3D2E4"/>
-          <w:insideH w:val="single" w:sz="3" w:space="0" w:color="C3D2E4"/>
-          <w:insideV w:val="single" w:sz="3" w:space="0" w:color="C3D2E4"/>
+          <w:top w:val="single" w:color="C3D2E4" w:sz="3" w:space="0"/>
+          <w:left w:val="single" w:color="C3D2E4" w:sz="3" w:space="0"/>
+          <w:bottom w:val="single" w:color="C3D2E4" w:sz="3" w:space="0"/>
+          <w:right w:val="single" w:color="C3D2E4" w:sz="3" w:space="0"/>
+          <w:insideH w:val="single" w:color="C3D2E4" w:sz="3" w:space="0"/>
+          <w:insideV w:val="single" w:color="C3D2E4" w:sz="3" w:space="0"/>
         </w:tblBorders>
         <w:tblLayout w:type="fixed"/>
         <w:tblCellMar>
@@ -5943,7 +5934,6 @@
             <w:r>
               <w:rPr>
                 <w:b/>
-                <w:bCs/>
                 <w:color w:val="2F5D8A"/>
                 <w:sz w:val="19"/>
                 <w:szCs w:val="19"/>
@@ -5953,7 +5943,6 @@
             <w:r>
               <w:rPr>
                 <w:b/>
-                <w:bCs/>
                 <w:caps/>
                 <w:color w:val="2F5D8A"/>
                 <w:sz w:val="17"/>
@@ -5982,7 +5971,6 @@
             <w:r>
               <w:rPr>
                 <w:b/>
-                <w:bCs/>
                 <w:color w:val="39424E"/>
                 <w:sz w:val="19"/>
                 <w:szCs w:val="19"/>
@@ -6033,12 +6021,12 @@
       <w:tblPr>
         <w:tblW w:w="10858" w:type="dxa"/>
         <w:tblBorders>
-          <w:top w:val="single" w:sz="3" w:space="0" w:color="C6CDD8"/>
-          <w:left w:val="single" w:sz="3" w:space="0" w:color="C6CDD8"/>
-          <w:bottom w:val="single" w:sz="3" w:space="0" w:color="C6CDD8"/>
-          <w:right w:val="single" w:sz="3" w:space="0" w:color="C6CDD8"/>
-          <w:insideH w:val="single" w:sz="3" w:space="0" w:color="C6CDD8"/>
-          <w:insideV w:val="single" w:sz="3" w:space="0" w:color="C6CDD8"/>
+          <w:top w:val="single" w:color="C6CDD8" w:sz="3" w:space="0"/>
+          <w:left w:val="single" w:color="C6CDD8" w:sz="3" w:space="0"/>
+          <w:bottom w:val="single" w:color="C6CDD8" w:sz="3" w:space="0"/>
+          <w:right w:val="single" w:color="C6CDD8" w:sz="3" w:space="0"/>
+          <w:insideH w:val="single" w:color="C6CDD8" w:sz="3" w:space="0"/>
+          <w:insideV w:val="single" w:color="C6CDD8" w:sz="3" w:space="0"/>
         </w:tblBorders>
         <w:tblLayout w:type="fixed"/>
         <w:tblCellMar>
@@ -7249,12 +7237,12 @@
       <w:tblPr>
         <w:tblW w:w="10858" w:type="dxa"/>
         <w:tblBorders>
-          <w:top w:val="single" w:sz="3" w:space="0" w:color="C3D2E4"/>
-          <w:left w:val="single" w:sz="3" w:space="0" w:color="C3D2E4"/>
-          <w:bottom w:val="single" w:sz="3" w:space="0" w:color="C3D2E4"/>
-          <w:right w:val="single" w:sz="3" w:space="0" w:color="C3D2E4"/>
-          <w:insideH w:val="single" w:sz="3" w:space="0" w:color="C3D2E4"/>
-          <w:insideV w:val="single" w:sz="3" w:space="0" w:color="C3D2E4"/>
+          <w:top w:val="single" w:color="C3D2E4" w:sz="3" w:space="0"/>
+          <w:left w:val="single" w:color="C3D2E4" w:sz="3" w:space="0"/>
+          <w:bottom w:val="single" w:color="C3D2E4" w:sz="3" w:space="0"/>
+          <w:right w:val="single" w:color="C3D2E4" w:sz="3" w:space="0"/>
+          <w:insideH w:val="single" w:color="C3D2E4" w:sz="3" w:space="0"/>
+          <w:insideV w:val="single" w:color="C3D2E4" w:sz="3" w:space="0"/>
         </w:tblBorders>
         <w:tblLayout w:type="fixed"/>
         <w:tblCellMar>
@@ -7285,7 +7273,6 @@
             <w:r>
               <w:rPr>
                 <w:b/>
-                <w:bCs/>
                 <w:color w:val="2F5D8A"/>
                 <w:sz w:val="19"/>
                 <w:szCs w:val="19"/>
@@ -7295,7 +7282,6 @@
             <w:r>
               <w:rPr>
                 <w:b/>
-                <w:bCs/>
                 <w:caps/>
                 <w:color w:val="2F5D8A"/>
                 <w:sz w:val="17"/>
@@ -7311,12 +7297,34 @@
             <w:r>
               <w:rPr>
                 <w:b/>
+                <w:color w:val="39424E"/>
+                <w:sz w:val="19"/>
+                <w:szCs w:val="19"/>
+              </w:rPr>
+              <w:t xml:space="preserve">A quality requirement says how well, not what. </w:t>
+            </w:r>
+            <w:r>
+              <w:rPr>
+                <w:color w:val="39424E"/>
+                <w:sz w:val="19"/>
+                <w:szCs w:val="19"/>
+              </w:rPr>
+              <w:t>Performance, availability, usability, accessibility, security, maintainability.</w:t>
+            </w:r>
+          </w:p>
+          <w:p>
+            <w:pPr>
+              <w:spacing w:after="50" w:line="250" w:lineRule="auto"/>
+            </w:pPr>
+            <w:r>
+              <w:rPr>
+                <w:b/>
                 <w:bCs/>
                 <w:color w:val="39424E"/>
                 <w:sz w:val="19"/>
                 <w:szCs w:val="19"/>
               </w:rPr>
-              <w:t xml:space="preserve">A quality requirement says how well, not what. </w:t>
+              <w:t xml:space="preserve">Three ingredients, every time: a number, the condition it holds under, and how it will be measured. </w:t>
             </w:r>
             <w:r>
               <w:rPr>
@@ -7324,7 +7332,7 @@
                 <w:sz w:val="19"/>
                 <w:szCs w:val="19"/>
               </w:rPr>
-              <w:t>Performance, availability, usability, accessibility, security, maintainability.</w:t>
+              <w:t>“The system shall be responsive” has none of the three and earns nothing.</w:t>
             </w:r>
           </w:p>
           <w:p>
@@ -7334,42 +7342,16 @@
             <w:r>
               <w:rPr>
                 <w:b/>
-                <w:bCs/>
+                <w:i/>
                 <w:color w:val="39424E"/>
                 <w:sz w:val="19"/>
                 <w:szCs w:val="19"/>
               </w:rPr>
-              <w:t xml:space="preserve">Three ingredients, every time: a number, the condition it holds under, and how it will be measured. </w:t>
-            </w:r>
-            <w:r>
-              <w:rPr>
-                <w:color w:val="39424E"/>
-                <w:sz w:val="19"/>
-                <w:szCs w:val="19"/>
-              </w:rPr>
-              <w:t>“The system shall be responsive” has none of the three and earns nothing.</w:t>
-            </w:r>
-          </w:p>
-          <w:p>
-            <w:pPr>
-              <w:spacing w:after="50" w:line="250" w:lineRule="auto"/>
-            </w:pPr>
-            <w:r>
-              <w:rPr>
-                <w:b/>
-                <w:bCs/>
+              <w:t xml:space="preserve">Worked example: </w:t>
+            </w:r>
+            <w:r>
+              <w:rPr>
                 <w:i/>
-                <w:iCs/>
-                <w:color w:val="39424E"/>
-                <w:sz w:val="19"/>
-                <w:szCs w:val="19"/>
-              </w:rPr>
-              <w:t xml:space="preserve">Worked example: </w:t>
-            </w:r>
-            <w:r>
-              <w:rPr>
-                <w:i/>
-                <w:iCs/>
                 <w:color w:val="39424E"/>
                 <w:sz w:val="19"/>
                 <w:szCs w:val="19"/>
@@ -7389,12 +7371,12 @@
       <w:tblPr>
         <w:tblW w:w="10858" w:type="dxa"/>
         <w:tblBorders>
-          <w:top w:val="single" w:sz="3" w:space="0" w:color="C6CDD8"/>
-          <w:left w:val="single" w:sz="3" w:space="0" w:color="C6CDD8"/>
-          <w:bottom w:val="single" w:sz="3" w:space="0" w:color="C6CDD8"/>
-          <w:right w:val="single" w:sz="3" w:space="0" w:color="C6CDD8"/>
-          <w:insideH w:val="single" w:sz="3" w:space="0" w:color="C6CDD8"/>
-          <w:insideV w:val="single" w:sz="3" w:space="0" w:color="C6CDD8"/>
+          <w:top w:val="single" w:color="C6CDD8" w:sz="3" w:space="0"/>
+          <w:left w:val="single" w:color="C6CDD8" w:sz="3" w:space="0"/>
+          <w:bottom w:val="single" w:color="C6CDD8" w:sz="3" w:space="0"/>
+          <w:right w:val="single" w:color="C6CDD8" w:sz="3" w:space="0"/>
+          <w:insideH w:val="single" w:color="C6CDD8" w:sz="3" w:space="0"/>
+          <w:insideV w:val="single" w:color="C6CDD8" w:sz="3" w:space="0"/>
         </w:tblBorders>
         <w:tblLayout w:type="fixed"/>
         <w:tblCellMar>
@@ -7459,7 +7441,6 @@
             <w:r>
               <w:rPr>
                 <w:b/>
-                <w:bCs/>
                 <w:color w:val="16324F"/>
                 <w:sz w:val="18"/>
                 <w:szCs w:val="18"/>
@@ -7940,12 +7921,12 @@
       <w:tblPr>
         <w:tblW w:w="10858" w:type="dxa"/>
         <w:tblBorders>
-          <w:top w:val="single" w:sz="3" w:space="0" w:color="C3D2E4"/>
-          <w:left w:val="single" w:sz="3" w:space="0" w:color="C3D2E4"/>
-          <w:bottom w:val="single" w:sz="3" w:space="0" w:color="C3D2E4"/>
-          <w:right w:val="single" w:sz="3" w:space="0" w:color="C3D2E4"/>
-          <w:insideH w:val="single" w:sz="3" w:space="0" w:color="C3D2E4"/>
-          <w:insideV w:val="single" w:sz="3" w:space="0" w:color="C3D2E4"/>
+          <w:top w:val="single" w:color="C3D2E4" w:sz="3" w:space="0"/>
+          <w:left w:val="single" w:color="C3D2E4" w:sz="3" w:space="0"/>
+          <w:bottom w:val="single" w:color="C3D2E4" w:sz="3" w:space="0"/>
+          <w:right w:val="single" w:color="C3D2E4" w:sz="3" w:space="0"/>
+          <w:insideH w:val="single" w:color="C3D2E4" w:sz="3" w:space="0"/>
+          <w:insideV w:val="single" w:color="C3D2E4" w:sz="3" w:space="0"/>
         </w:tblBorders>
         <w:tblLayout w:type="fixed"/>
         <w:tblCellMar>
@@ -7976,7 +7957,6 @@
             <w:r>
               <w:rPr>
                 <w:b/>
-                <w:bCs/>
                 <w:color w:val="2F5D8A"/>
                 <w:sz w:val="19"/>
                 <w:szCs w:val="19"/>
@@ -7986,7 +7966,6 @@
             <w:r>
               <w:rPr>
                 <w:b/>
-                <w:bCs/>
                 <w:caps/>
                 <w:color w:val="2F5D8A"/>
                 <w:sz w:val="17"/>
@@ -8020,12 +7999,12 @@
       <w:tblPr>
         <w:tblW w:w="10858" w:type="dxa"/>
         <w:tblBorders>
-          <w:top w:val="single" w:sz="3" w:space="0" w:color="C6CDD8"/>
-          <w:left w:val="single" w:sz="3" w:space="0" w:color="C6CDD8"/>
-          <w:bottom w:val="single" w:sz="3" w:space="0" w:color="C6CDD8"/>
-          <w:right w:val="single" w:sz="3" w:space="0" w:color="C6CDD8"/>
-          <w:insideH w:val="single" w:sz="3" w:space="0" w:color="C6CDD8"/>
-          <w:insideV w:val="single" w:sz="3" w:space="0" w:color="C6CDD8"/>
+          <w:top w:val="single" w:color="C6CDD8" w:sz="3" w:space="0"/>
+          <w:left w:val="single" w:color="C6CDD8" w:sz="3" w:space="0"/>
+          <w:bottom w:val="single" w:color="C6CDD8" w:sz="3" w:space="0"/>
+          <w:right w:val="single" w:color="C6CDD8" w:sz="3" w:space="0"/>
+          <w:insideH w:val="single" w:color="C6CDD8" w:sz="3" w:space="0"/>
+          <w:insideV w:val="single" w:color="C6CDD8" w:sz="3" w:space="0"/>
         </w:tblBorders>
         <w:tblLayout w:type="fixed"/>
         <w:tblCellMar>
@@ -8189,11 +8168,11 @@
             <w:r>
               <w:t xml:space="preserve">The system shall be hosted on UTD-operated servers, and </w:t>
             </w:r>
-            <w:bookmarkStart w:id="0" w:name="_Int_0sx21Uyj"/>
+            <w:bookmarkStart w:name="_Int_0sx21Uyj" w:id="1"/>
             <w:r>
               <w:t>student</w:t>
             </w:r>
-            <w:bookmarkEnd w:id="0"/>
+            <w:bookmarkEnd w:id="1"/>
             <w:r>
               <w:t xml:space="preserve"> personal data shall not be stored anywhere else.</w:t>
             </w:r>
@@ -8300,11 +8279,11 @@
             <w:r>
               <w:t xml:space="preserve">A university rule is not the </w:t>
             </w:r>
-            <w:bookmarkStart w:id="1" w:name="_Int_fZwBHAxu"/>
+            <w:bookmarkStart w:name="_Int_fZwBHAxu" w:id="2"/>
             <w:r>
               <w:t>team's</w:t>
             </w:r>
-            <w:bookmarkEnd w:id="1"/>
+            <w:bookmarkEnd w:id="2"/>
             <w:r>
               <w:t xml:space="preserve"> to waive.</w:t>
             </w:r>
@@ -8347,12 +8326,12 @@
       <w:tblPr>
         <w:tblW w:w="10858" w:type="dxa"/>
         <w:tblBorders>
-          <w:top w:val="single" w:sz="3" w:space="0" w:color="C3D2E4"/>
-          <w:left w:val="single" w:sz="3" w:space="0" w:color="C3D2E4"/>
-          <w:bottom w:val="single" w:sz="3" w:space="0" w:color="C3D2E4"/>
-          <w:right w:val="single" w:sz="3" w:space="0" w:color="C3D2E4"/>
-          <w:insideH w:val="single" w:sz="3" w:space="0" w:color="C3D2E4"/>
-          <w:insideV w:val="single" w:sz="3" w:space="0" w:color="C3D2E4"/>
+          <w:top w:val="single" w:color="C3D2E4" w:sz="3" w:space="0"/>
+          <w:left w:val="single" w:color="C3D2E4" w:sz="3" w:space="0"/>
+          <w:bottom w:val="single" w:color="C3D2E4" w:sz="3" w:space="0"/>
+          <w:right w:val="single" w:color="C3D2E4" w:sz="3" w:space="0"/>
+          <w:insideH w:val="single" w:color="C3D2E4" w:sz="3" w:space="0"/>
+          <w:insideV w:val="single" w:color="C3D2E4" w:sz="3" w:space="0"/>
         </w:tblBorders>
         <w:tblLayout w:type="fixed"/>
         <w:tblCellMar>
@@ -8383,7 +8362,6 @@
             <w:r>
               <w:rPr>
                 <w:b/>
-                <w:bCs/>
                 <w:color w:val="2F5D8A"/>
                 <w:sz w:val="19"/>
                 <w:szCs w:val="19"/>
@@ -8393,7 +8371,6 @@
             <w:r>
               <w:rPr>
                 <w:b/>
-                <w:bCs/>
                 <w:caps/>
                 <w:color w:val="2F5D8A"/>
                 <w:sz w:val="17"/>
@@ -8473,12 +8450,12 @@
       <w:tblPr>
         <w:tblW w:w="10858" w:type="dxa"/>
         <w:tblBorders>
-          <w:top w:val="single" w:sz="3" w:space="0" w:color="C6CDD8"/>
-          <w:left w:val="single" w:sz="3" w:space="0" w:color="C6CDD8"/>
-          <w:bottom w:val="single" w:sz="3" w:space="0" w:color="C6CDD8"/>
-          <w:right w:val="single" w:sz="3" w:space="0" w:color="C6CDD8"/>
-          <w:insideH w:val="single" w:sz="3" w:space="0" w:color="C6CDD8"/>
-          <w:insideV w:val="single" w:sz="3" w:space="0" w:color="C6CDD8"/>
+          <w:top w:val="single" w:color="C6CDD8" w:sz="3" w:space="0"/>
+          <w:left w:val="single" w:color="C6CDD8" w:sz="3" w:space="0"/>
+          <w:bottom w:val="single" w:color="C6CDD8" w:sz="3" w:space="0"/>
+          <w:right w:val="single" w:color="C6CDD8" w:sz="3" w:space="0"/>
+          <w:insideH w:val="single" w:color="C6CDD8" w:sz="3" w:space="0"/>
+          <w:insideV w:val="single" w:color="C6CDD8" w:sz="3" w:space="0"/>
         </w:tblBorders>
         <w:tblLayout w:type="fixed"/>
         <w:tblCellMar>
@@ -8520,7 +8497,7 @@
             <w:pPr>
               <w:spacing w:after="60" w:line="260" w:lineRule="auto"/>
             </w:pPr>
-            <w:hyperlink r:id="rId13">
+            <w:hyperlink r:id="rId15">
               <w:r>
                 <w:rPr>
                   <w:rStyle w:val="Hyperlink"/>
@@ -8559,7 +8536,6 @@
       <w:r>
         <w:rPr>
           <w:b/>
-          <w:bCs/>
           <w:color w:val="16324F"/>
           <w:sz w:val="20"/>
           <w:szCs w:val="20"/>
@@ -8571,12 +8547,12 @@
       <w:tblPr>
         <w:tblW w:w="10858" w:type="dxa"/>
         <w:tblBorders>
-          <w:top w:val="single" w:sz="3" w:space="0" w:color="C6CDD8"/>
-          <w:left w:val="single" w:sz="3" w:space="0" w:color="C6CDD8"/>
-          <w:bottom w:val="single" w:sz="3" w:space="0" w:color="C6CDD8"/>
-          <w:right w:val="single" w:sz="3" w:space="0" w:color="C6CDD8"/>
-          <w:insideH w:val="single" w:sz="3" w:space="0" w:color="C6CDD8"/>
-          <w:insideV w:val="single" w:sz="3" w:space="0" w:color="C6CDD8"/>
+          <w:top w:val="single" w:color="C6CDD8" w:sz="3" w:space="0"/>
+          <w:left w:val="single" w:color="C6CDD8" w:sz="3" w:space="0"/>
+          <w:bottom w:val="single" w:color="C6CDD8" w:sz="3" w:space="0"/>
+          <w:right w:val="single" w:color="C6CDD8" w:sz="3" w:space="0"/>
+          <w:insideH w:val="single" w:color="C6CDD8" w:sz="3" w:space="0"/>
+          <w:insideV w:val="single" w:color="C6CDD8" w:sz="3" w:space="0"/>
         </w:tblBorders>
         <w:tblLayout w:type="fixed"/>
         <w:tblCellMar>
@@ -9017,12 +8993,12 @@
       <w:tblPr>
         <w:tblW w:w="10858" w:type="dxa"/>
         <w:tblBorders>
-          <w:top w:val="single" w:sz="3" w:space="0" w:color="C3D2E4"/>
-          <w:left w:val="single" w:sz="3" w:space="0" w:color="C3D2E4"/>
-          <w:bottom w:val="single" w:sz="3" w:space="0" w:color="C3D2E4"/>
-          <w:right w:val="single" w:sz="3" w:space="0" w:color="C3D2E4"/>
-          <w:insideH w:val="single" w:sz="3" w:space="0" w:color="C3D2E4"/>
-          <w:insideV w:val="single" w:sz="3" w:space="0" w:color="C3D2E4"/>
+          <w:top w:val="single" w:color="C3D2E4" w:sz="3" w:space="0"/>
+          <w:left w:val="single" w:color="C3D2E4" w:sz="3" w:space="0"/>
+          <w:bottom w:val="single" w:color="C3D2E4" w:sz="3" w:space="0"/>
+          <w:right w:val="single" w:color="C3D2E4" w:sz="3" w:space="0"/>
+          <w:insideH w:val="single" w:color="C3D2E4" w:sz="3" w:space="0"/>
+          <w:insideV w:val="single" w:color="C3D2E4" w:sz="3" w:space="0"/>
         </w:tblBorders>
         <w:tblLayout w:type="fixed"/>
         <w:tblCellMar>
@@ -9053,7 +9029,6 @@
             <w:r>
               <w:rPr>
                 <w:b/>
-                <w:bCs/>
                 <w:color w:val="2F5D8A"/>
                 <w:sz w:val="19"/>
                 <w:szCs w:val="19"/>
@@ -9063,7 +9038,6 @@
             <w:r>
               <w:rPr>
                 <w:b/>
-                <w:bCs/>
                 <w:caps/>
                 <w:color w:val="2F5D8A"/>
                 <w:sz w:val="17"/>
@@ -9120,12 +9094,12 @@
       <w:tblPr>
         <w:tblW w:w="10858" w:type="dxa"/>
         <w:tblBorders>
-          <w:top w:val="single" w:sz="3" w:space="0" w:color="C6CDD8"/>
-          <w:left w:val="single" w:sz="3" w:space="0" w:color="C6CDD8"/>
-          <w:bottom w:val="single" w:sz="3" w:space="0" w:color="C6CDD8"/>
-          <w:right w:val="single" w:sz="3" w:space="0" w:color="C6CDD8"/>
-          <w:insideH w:val="single" w:sz="3" w:space="0" w:color="C6CDD8"/>
-          <w:insideV w:val="single" w:sz="3" w:space="0" w:color="C6CDD8"/>
+          <w:top w:val="single" w:color="C6CDD8" w:sz="3" w:space="0"/>
+          <w:left w:val="single" w:color="C6CDD8" w:sz="3" w:space="0"/>
+          <w:bottom w:val="single" w:color="C6CDD8" w:sz="3" w:space="0"/>
+          <w:right w:val="single" w:color="C6CDD8" w:sz="3" w:space="0"/>
+          <w:insideH w:val="single" w:color="C6CDD8" w:sz="3" w:space="0"/>
+          <w:insideV w:val="single" w:color="C6CDD8" w:sz="3" w:space="0"/>
         </w:tblBorders>
         <w:tblLayout w:type="fixed"/>
         <w:tblCellMar>
@@ -9188,7 +9162,6 @@
             <w:r>
               <w:rPr>
                 <w:b/>
-                <w:bCs/>
                 <w:color w:val="16324F"/>
                 <w:sz w:val="18"/>
                 <w:szCs w:val="18"/>
@@ -9470,12 +9443,12 @@
       <w:tblPr>
         <w:tblW w:w="10858" w:type="dxa"/>
         <w:tblBorders>
-          <w:top w:val="single" w:sz="3" w:space="0" w:color="C6CDD8"/>
-          <w:left w:val="single" w:sz="3" w:space="0" w:color="C6CDD8"/>
-          <w:bottom w:val="single" w:sz="3" w:space="0" w:color="C6CDD8"/>
-          <w:right w:val="single" w:sz="3" w:space="0" w:color="C6CDD8"/>
-          <w:insideH w:val="single" w:sz="3" w:space="0" w:color="C6CDD8"/>
-          <w:insideV w:val="single" w:sz="3" w:space="0" w:color="C6CDD8"/>
+          <w:top w:val="single" w:color="C6CDD8" w:sz="3" w:space="0"/>
+          <w:left w:val="single" w:color="C6CDD8" w:sz="3" w:space="0"/>
+          <w:bottom w:val="single" w:color="C6CDD8" w:sz="3" w:space="0"/>
+          <w:right w:val="single" w:color="C6CDD8" w:sz="3" w:space="0"/>
+          <w:insideH w:val="single" w:color="C6CDD8" w:sz="3" w:space="0"/>
+          <w:insideV w:val="single" w:color="C6CDD8" w:sz="3" w:space="0"/>
         </w:tblBorders>
         <w:tblLayout w:type="fixed"/>
         <w:tblCellMar>
@@ -9530,13 +9503,13 @@
       <w:pPr>
         <w:keepNext/>
         <w:pBdr>
-          <w:bottom w:val="single" w:sz="8" w:space="0" w:color="16324F"/>
+          <w:bottom w:val="single" w:color="16324F" w:sz="8" w:space="0"/>
         </w:pBdr>
         <w:spacing w:before="300" w:after="100" w:line="260" w:lineRule="auto"/>
       </w:pPr>
       <w:r>
         <w:rPr>
-          <w:rFonts w:ascii="Cambria" w:eastAsia="Cambria" w:hAnsi="Cambria" w:cs="Cambria"/>
+          <w:rFonts w:ascii="Cambria" w:hAnsi="Cambria" w:eastAsia="Cambria" w:cs="Cambria"/>
           <w:b/>
           <w:bCs/>
           <w:color w:val="2F5D8A"/>
@@ -9547,7 +9520,7 @@
       </w:r>
       <w:r>
         <w:rPr>
-          <w:rFonts w:ascii="Cambria" w:eastAsia="Cambria" w:hAnsi="Cambria" w:cs="Cambria"/>
+          <w:rFonts w:ascii="Cambria" w:hAnsi="Cambria" w:eastAsia="Cambria" w:cs="Cambria"/>
           <w:b/>
           <w:bCs/>
           <w:color w:val="16324F"/>
@@ -9587,12 +9560,12 @@
       <w:tblPr>
         <w:tblW w:w="10858" w:type="dxa"/>
         <w:tblBorders>
-          <w:top w:val="single" w:sz="3" w:space="0" w:color="C6CDD8"/>
-          <w:left w:val="single" w:sz="3" w:space="0" w:color="C6CDD8"/>
-          <w:bottom w:val="single" w:sz="3" w:space="0" w:color="C6CDD8"/>
-          <w:right w:val="single" w:sz="3" w:space="0" w:color="C6CDD8"/>
-          <w:insideH w:val="single" w:sz="3" w:space="0" w:color="C6CDD8"/>
-          <w:insideV w:val="single" w:sz="3" w:space="0" w:color="C6CDD8"/>
+          <w:top w:val="single" w:color="C6CDD8" w:sz="3" w:space="0"/>
+          <w:left w:val="single" w:color="C6CDD8" w:sz="3" w:space="0"/>
+          <w:bottom w:val="single" w:color="C6CDD8" w:sz="3" w:space="0"/>
+          <w:right w:val="single" w:color="C6CDD8" w:sz="3" w:space="0"/>
+          <w:insideH w:val="single" w:color="C6CDD8" w:sz="3" w:space="0"/>
+          <w:insideV w:val="single" w:color="C6CDD8" w:sz="3" w:space="0"/>
         </w:tblBorders>
         <w:tblLayout w:type="fixed"/>
         <w:tblCellMar>
@@ -9682,7 +9655,6 @@
             <w:r>
               <w:rPr>
                 <w:b/>
-                <w:bCs/>
                 <w:color w:val="16324F"/>
                 <w:sz w:val="18"/>
                 <w:szCs w:val="18"/>
@@ -9907,12 +9879,12 @@
       <w:tblPr>
         <w:tblW w:w="10858" w:type="dxa"/>
         <w:tblBorders>
-          <w:top w:val="single" w:sz="3" w:space="0" w:color="C3D2E4"/>
-          <w:left w:val="single" w:sz="3" w:space="0" w:color="C3D2E4"/>
-          <w:bottom w:val="single" w:sz="3" w:space="0" w:color="C3D2E4"/>
-          <w:right w:val="single" w:sz="3" w:space="0" w:color="C3D2E4"/>
-          <w:insideH w:val="single" w:sz="3" w:space="0" w:color="C3D2E4"/>
-          <w:insideV w:val="single" w:sz="3" w:space="0" w:color="C3D2E4"/>
+          <w:top w:val="single" w:color="C3D2E4" w:sz="3" w:space="0"/>
+          <w:left w:val="single" w:color="C3D2E4" w:sz="3" w:space="0"/>
+          <w:bottom w:val="single" w:color="C3D2E4" w:sz="3" w:space="0"/>
+          <w:right w:val="single" w:color="C3D2E4" w:sz="3" w:space="0"/>
+          <w:insideH w:val="single" w:color="C3D2E4" w:sz="3" w:space="0"/>
+          <w:insideV w:val="single" w:color="C3D2E4" w:sz="3" w:space="0"/>
         </w:tblBorders>
         <w:tblLayout w:type="fixed"/>
         <w:tblCellMar>
@@ -9943,7 +9915,6 @@
             <w:r>
               <w:rPr>
                 <w:b/>
-                <w:bCs/>
                 <w:color w:val="2F5D8A"/>
                 <w:sz w:val="19"/>
                 <w:szCs w:val="19"/>
@@ -9953,7 +9924,6 @@
             <w:r>
               <w:rPr>
                 <w:b/>
-                <w:bCs/>
                 <w:caps/>
                 <w:color w:val="2F5D8A"/>
                 <w:sz w:val="17"/>
@@ -9987,12 +9957,12 @@
       <w:tblPr>
         <w:tblW w:w="10858" w:type="dxa"/>
         <w:tblBorders>
-          <w:top w:val="single" w:sz="3" w:space="0" w:color="C6CDD8"/>
-          <w:left w:val="single" w:sz="3" w:space="0" w:color="C6CDD8"/>
-          <w:bottom w:val="single" w:sz="3" w:space="0" w:color="C6CDD8"/>
-          <w:right w:val="single" w:sz="3" w:space="0" w:color="C6CDD8"/>
-          <w:insideH w:val="single" w:sz="3" w:space="0" w:color="C6CDD8"/>
-          <w:insideV w:val="single" w:sz="3" w:space="0" w:color="C6CDD8"/>
+          <w:top w:val="single" w:color="C6CDD8" w:sz="3" w:space="0"/>
+          <w:left w:val="single" w:color="C6CDD8" w:sz="3" w:space="0"/>
+          <w:bottom w:val="single" w:color="C6CDD8" w:sz="3" w:space="0"/>
+          <w:right w:val="single" w:color="C6CDD8" w:sz="3" w:space="0"/>
+          <w:insideH w:val="single" w:color="C6CDD8" w:sz="3" w:space="0"/>
+          <w:insideV w:val="single" w:color="C6CDD8" w:sz="3" w:space="0"/>
         </w:tblBorders>
         <w:tblLayout w:type="fixed"/>
         <w:tblCellMar>
@@ -10472,12 +10442,12 @@
       <w:tblPr>
         <w:tblW w:w="10858" w:type="dxa"/>
         <w:tblBorders>
-          <w:top w:val="single" w:sz="3" w:space="0" w:color="C3D2E4"/>
-          <w:left w:val="single" w:sz="3" w:space="0" w:color="C3D2E4"/>
-          <w:bottom w:val="single" w:sz="3" w:space="0" w:color="C3D2E4"/>
-          <w:right w:val="single" w:sz="3" w:space="0" w:color="C3D2E4"/>
-          <w:insideH w:val="single" w:sz="3" w:space="0" w:color="C3D2E4"/>
-          <w:insideV w:val="single" w:sz="3" w:space="0" w:color="C3D2E4"/>
+          <w:top w:val="single" w:color="C3D2E4" w:sz="3" w:space="0"/>
+          <w:left w:val="single" w:color="C3D2E4" w:sz="3" w:space="0"/>
+          <w:bottom w:val="single" w:color="C3D2E4" w:sz="3" w:space="0"/>
+          <w:right w:val="single" w:color="C3D2E4" w:sz="3" w:space="0"/>
+          <w:insideH w:val="single" w:color="C3D2E4" w:sz="3" w:space="0"/>
+          <w:insideV w:val="single" w:color="C3D2E4" w:sz="3" w:space="0"/>
         </w:tblBorders>
         <w:tblLayout w:type="fixed"/>
         <w:tblCellMar>
@@ -10508,7 +10478,6 @@
             <w:r>
               <w:rPr>
                 <w:b/>
-                <w:bCs/>
                 <w:color w:val="2F5D8A"/>
                 <w:sz w:val="19"/>
                 <w:szCs w:val="19"/>
@@ -10518,7 +10487,6 @@
             <w:r>
               <w:rPr>
                 <w:b/>
-                <w:bCs/>
                 <w:caps/>
                 <w:color w:val="2F5D8A"/>
                 <w:sz w:val="17"/>
@@ -10575,12 +10543,12 @@
       <w:tblPr>
         <w:tblW w:w="10858" w:type="dxa"/>
         <w:tblBorders>
-          <w:top w:val="single" w:sz="3" w:space="0" w:color="C6CDD8"/>
-          <w:left w:val="single" w:sz="3" w:space="0" w:color="C6CDD8"/>
-          <w:bottom w:val="single" w:sz="3" w:space="0" w:color="C6CDD8"/>
-          <w:right w:val="single" w:sz="3" w:space="0" w:color="C6CDD8"/>
-          <w:insideH w:val="single" w:sz="3" w:space="0" w:color="C6CDD8"/>
-          <w:insideV w:val="single" w:sz="3" w:space="0" w:color="C6CDD8"/>
+          <w:top w:val="single" w:color="C6CDD8" w:sz="3" w:space="0"/>
+          <w:left w:val="single" w:color="C6CDD8" w:sz="3" w:space="0"/>
+          <w:bottom w:val="single" w:color="C6CDD8" w:sz="3" w:space="0"/>
+          <w:right w:val="single" w:color="C6CDD8" w:sz="3" w:space="0"/>
+          <w:insideH w:val="single" w:color="C6CDD8" w:sz="3" w:space="0"/>
+          <w:insideV w:val="single" w:color="C6CDD8" w:sz="3" w:space="0"/>
         </w:tblBorders>
         <w:tblLayout w:type="fixed"/>
         <w:tblCellMar>
@@ -10938,11 +10906,11 @@
             <w:r>
               <w:t xml:space="preserve">A member is unavailable during exam </w:t>
             </w:r>
-            <w:bookmarkStart w:id="2" w:name="_Int_UngsSTEM"/>
+            <w:bookmarkStart w:name="_Int_UngsSTEM" w:id="3"/>
             <w:r>
               <w:t>season</w:t>
             </w:r>
-            <w:bookmarkEnd w:id="2"/>
+            <w:bookmarkEnd w:id="3"/>
             <w:r>
               <w:t xml:space="preserve"> and their work is delayed or missing.</w:t>
             </w:r>
@@ -11112,11 +11080,11 @@
             <w:r>
               <w:t xml:space="preserve">Scope grows to include excluded items such as SMS, </w:t>
             </w:r>
-            <w:bookmarkStart w:id="3" w:name="_Int_JQah1YVP"/>
+            <w:bookmarkStart w:name="_Int_JQah1YVP" w:id="4"/>
             <w:r>
               <w:t>Duo</w:t>
             </w:r>
-            <w:bookmarkEnd w:id="3"/>
+            <w:bookmarkEnd w:id="4"/>
             <w:r>
               <w:t xml:space="preserve"> or door locks.</w:t>
             </w:r>
@@ -11203,12 +11171,12 @@
       <w:tblPr>
         <w:tblW w:w="10858" w:type="dxa"/>
         <w:tblBorders>
-          <w:top w:val="single" w:sz="3" w:space="0" w:color="C3D2E4"/>
-          <w:left w:val="single" w:sz="3" w:space="0" w:color="C3D2E4"/>
-          <w:bottom w:val="single" w:sz="3" w:space="0" w:color="C3D2E4"/>
-          <w:right w:val="single" w:sz="3" w:space="0" w:color="C3D2E4"/>
-          <w:insideH w:val="single" w:sz="3" w:space="0" w:color="C3D2E4"/>
-          <w:insideV w:val="single" w:sz="3" w:space="0" w:color="C3D2E4"/>
+          <w:top w:val="single" w:color="C3D2E4" w:sz="3" w:space="0"/>
+          <w:left w:val="single" w:color="C3D2E4" w:sz="3" w:space="0"/>
+          <w:bottom w:val="single" w:color="C3D2E4" w:sz="3" w:space="0"/>
+          <w:right w:val="single" w:color="C3D2E4" w:sz="3" w:space="0"/>
+          <w:insideH w:val="single" w:color="C3D2E4" w:sz="3" w:space="0"/>
+          <w:insideV w:val="single" w:color="C3D2E4" w:sz="3" w:space="0"/>
         </w:tblBorders>
         <w:tblLayout w:type="fixed"/>
         <w:tblCellMar>
@@ -11239,7 +11207,6 @@
             <w:r>
               <w:rPr>
                 <w:b/>
-                <w:bCs/>
                 <w:color w:val="2F5D8A"/>
                 <w:sz w:val="19"/>
                 <w:szCs w:val="19"/>
@@ -11249,7 +11216,6 @@
             <w:r>
               <w:rPr>
                 <w:b/>
-                <w:bCs/>
                 <w:caps/>
                 <w:color w:val="2F5D8A"/>
                 <w:sz w:val="17"/>
@@ -11283,12 +11249,12 @@
       <w:tblPr>
         <w:tblW w:w="10858" w:type="dxa"/>
         <w:tblBorders>
-          <w:top w:val="single" w:sz="3" w:space="0" w:color="C6CDD8"/>
-          <w:left w:val="single" w:sz="3" w:space="0" w:color="C6CDD8"/>
-          <w:bottom w:val="single" w:sz="3" w:space="0" w:color="C6CDD8"/>
-          <w:right w:val="single" w:sz="3" w:space="0" w:color="C6CDD8"/>
-          <w:insideH w:val="single" w:sz="3" w:space="0" w:color="C6CDD8"/>
-          <w:insideV w:val="single" w:sz="3" w:space="0" w:color="C6CDD8"/>
+          <w:top w:val="single" w:color="C6CDD8" w:sz="3" w:space="0"/>
+          <w:left w:val="single" w:color="C6CDD8" w:sz="3" w:space="0"/>
+          <w:bottom w:val="single" w:color="C6CDD8" w:sz="3" w:space="0"/>
+          <w:right w:val="single" w:color="C6CDD8" w:sz="3" w:space="0"/>
+          <w:insideH w:val="single" w:color="C6CDD8" w:sz="3" w:space="0"/>
+          <w:insideV w:val="single" w:color="C6CDD8" w:sz="3" w:space="0"/>
         </w:tblBorders>
         <w:tblLayout w:type="fixed"/>
         <w:tblCellMar>
@@ -11330,11 +11296,11 @@
             <w:pPr>
               <w:spacing w:after="60" w:line="260" w:lineRule="auto"/>
             </w:pPr>
-            <w:hyperlink r:id="rId14">
+            <w:hyperlink r:id="rId16">
               <w:r>
                 <w:rPr>
                   <w:rStyle w:val="Hyperlink"/>
-                  <w:rFonts w:ascii="Segoe UI" w:eastAsia="Segoe UI" w:hAnsi="Segoe UI" w:cs="Segoe UI"/>
+                  <w:rFonts w:ascii="Segoe UI" w:hAnsi="Segoe UI" w:eastAsia="Segoe UI" w:cs="Segoe UI"/>
                   <w:sz w:val="18"/>
                   <w:szCs w:val="18"/>
                 </w:rPr>
@@ -11343,7 +11309,7 @@
             </w:hyperlink>
             <w:r>
               <w:rPr>
-                <w:rFonts w:ascii="Segoe UI" w:eastAsia="Segoe UI" w:hAnsi="Segoe UI" w:cs="Segoe UI"/>
+                <w:rFonts w:ascii="Segoe UI" w:hAnsi="Segoe UI" w:eastAsia="Segoe UI" w:cs="Segoe UI"/>
                 <w:color w:val="000000" w:themeColor="text1"/>
                 <w:sz w:val="18"/>
                 <w:szCs w:val="18"/>
@@ -11394,12 +11360,12 @@
       <w:tblPr>
         <w:tblW w:w="10858" w:type="dxa"/>
         <w:tblBorders>
-          <w:top w:val="single" w:sz="3" w:space="0" w:color="C3D2E4"/>
-          <w:left w:val="single" w:sz="3" w:space="0" w:color="C3D2E4"/>
-          <w:bottom w:val="single" w:sz="3" w:space="0" w:color="C3D2E4"/>
-          <w:right w:val="single" w:sz="3" w:space="0" w:color="C3D2E4"/>
-          <w:insideH w:val="single" w:sz="3" w:space="0" w:color="C3D2E4"/>
-          <w:insideV w:val="single" w:sz="3" w:space="0" w:color="C3D2E4"/>
+          <w:top w:val="single" w:color="C3D2E4" w:sz="3" w:space="0"/>
+          <w:left w:val="single" w:color="C3D2E4" w:sz="3" w:space="0"/>
+          <w:bottom w:val="single" w:color="C3D2E4" w:sz="3" w:space="0"/>
+          <w:right w:val="single" w:color="C3D2E4" w:sz="3" w:space="0"/>
+          <w:insideH w:val="single" w:color="C3D2E4" w:sz="3" w:space="0"/>
+          <w:insideV w:val="single" w:color="C3D2E4" w:sz="3" w:space="0"/>
         </w:tblBorders>
         <w:tblLayout w:type="fixed"/>
         <w:tblCellMar>
@@ -11430,7 +11396,6 @@
             <w:r>
               <w:rPr>
                 <w:b/>
-                <w:bCs/>
                 <w:color w:val="2F5D8A"/>
                 <w:sz w:val="19"/>
                 <w:szCs w:val="19"/>
@@ -11440,7 +11405,6 @@
             <w:r>
               <w:rPr>
                 <w:b/>
-                <w:bCs/>
                 <w:caps/>
                 <w:color w:val="2F5D8A"/>
                 <w:sz w:val="17"/>
@@ -11469,7 +11433,6 @@
             <w:r>
               <w:rPr>
                 <w:b/>
-                <w:bCs/>
                 <w:color w:val="39424E"/>
                 <w:sz w:val="19"/>
                 <w:szCs w:val="19"/>
@@ -11497,12 +11460,12 @@
       <w:tblPr>
         <w:tblW w:w="10858" w:type="dxa"/>
         <w:tblBorders>
-          <w:top w:val="single" w:sz="3" w:space="0" w:color="C6CDD8"/>
-          <w:left w:val="single" w:sz="3" w:space="0" w:color="C6CDD8"/>
-          <w:bottom w:val="single" w:sz="3" w:space="0" w:color="C6CDD8"/>
-          <w:right w:val="single" w:sz="3" w:space="0" w:color="C6CDD8"/>
-          <w:insideH w:val="single" w:sz="3" w:space="0" w:color="C6CDD8"/>
-          <w:insideV w:val="single" w:sz="3" w:space="0" w:color="C6CDD8"/>
+          <w:top w:val="single" w:color="C6CDD8" w:sz="3" w:space="0"/>
+          <w:left w:val="single" w:color="C6CDD8" w:sz="3" w:space="0"/>
+          <w:bottom w:val="single" w:color="C6CDD8" w:sz="3" w:space="0"/>
+          <w:right w:val="single" w:color="C6CDD8" w:sz="3" w:space="0"/>
+          <w:insideH w:val="single" w:color="C6CDD8" w:sz="3" w:space="0"/>
+          <w:insideV w:val="single" w:color="C6CDD8" w:sz="3" w:space="0"/>
         </w:tblBorders>
         <w:tblLayout w:type="fixed"/>
         <w:tblCellMar>
@@ -11843,13 +11806,13 @@
       <w:pPr>
         <w:keepNext/>
         <w:pBdr>
-          <w:bottom w:val="single" w:sz="8" w:space="0" w:color="16324F"/>
+          <w:bottom w:val="single" w:color="16324F" w:sz="8" w:space="0"/>
         </w:pBdr>
         <w:spacing w:before="300" w:after="100" w:line="260" w:lineRule="auto"/>
       </w:pPr>
       <w:r>
         <w:rPr>
-          <w:rFonts w:ascii="Cambria" w:eastAsia="Cambria" w:hAnsi="Cambria" w:cs="Cambria"/>
+          <w:rFonts w:ascii="Cambria" w:hAnsi="Cambria" w:eastAsia="Cambria" w:cs="Cambria"/>
           <w:b/>
           <w:bCs/>
           <w:color w:val="2F5D8A"/>
@@ -11860,7 +11823,7 @@
       </w:r>
       <w:r>
         <w:rPr>
-          <w:rFonts w:ascii="Cambria" w:eastAsia="Cambria" w:hAnsi="Cambria" w:cs="Cambria"/>
+          <w:rFonts w:ascii="Cambria" w:hAnsi="Cambria" w:eastAsia="Cambria" w:cs="Cambria"/>
           <w:b/>
           <w:bCs/>
           <w:color w:val="16324F"/>
@@ -11874,12 +11837,12 @@
       <w:tblPr>
         <w:tblW w:w="10858" w:type="dxa"/>
         <w:tblBorders>
-          <w:top w:val="single" w:sz="3" w:space="0" w:color="E8D6AA"/>
-          <w:left w:val="single" w:sz="3" w:space="0" w:color="E8D6AA"/>
-          <w:bottom w:val="single" w:sz="3" w:space="0" w:color="E8D6AA"/>
-          <w:right w:val="single" w:sz="3" w:space="0" w:color="E8D6AA"/>
-          <w:insideH w:val="single" w:sz="3" w:space="0" w:color="E8D6AA"/>
-          <w:insideV w:val="single" w:sz="3" w:space="0" w:color="E8D6AA"/>
+          <w:top w:val="single" w:color="E8D6AA" w:sz="3" w:space="0"/>
+          <w:left w:val="single" w:color="E8D6AA" w:sz="3" w:space="0"/>
+          <w:bottom w:val="single" w:color="E8D6AA" w:sz="3" w:space="0"/>
+          <w:right w:val="single" w:color="E8D6AA" w:sz="3" w:space="0"/>
+          <w:insideH w:val="single" w:color="E8D6AA" w:sz="3" w:space="0"/>
+          <w:insideV w:val="single" w:color="E8D6AA" w:sz="3" w:space="0"/>
         </w:tblBorders>
         <w:tblLayout w:type="fixed"/>
         <w:tblCellMar>
@@ -11910,7 +11873,6 @@
             <w:r>
               <w:rPr>
                 <w:b/>
-                <w:bCs/>
                 <w:color w:val="9A6B14"/>
                 <w:sz w:val="19"/>
                 <w:szCs w:val="19"/>
@@ -11920,7 +11882,6 @@
             <w:r>
               <w:rPr>
                 <w:b/>
-                <w:bCs/>
                 <w:caps/>
                 <w:color w:val="9A6B14"/>
                 <w:sz w:val="17"/>
@@ -11959,7 +11920,6 @@
             <w:r>
               <w:rPr>
                 <w:b/>
-                <w:bCs/>
                 <w:color w:val="39424E"/>
                 <w:sz w:val="19"/>
                 <w:szCs w:val="19"/>
@@ -12000,12 +11960,12 @@
       <w:tblPr>
         <w:tblW w:w="10858" w:type="dxa"/>
         <w:tblBorders>
-          <w:top w:val="single" w:sz="3" w:space="0" w:color="C6CDD8"/>
-          <w:left w:val="single" w:sz="3" w:space="0" w:color="C6CDD8"/>
-          <w:bottom w:val="single" w:sz="3" w:space="0" w:color="C6CDD8"/>
-          <w:right w:val="single" w:sz="3" w:space="0" w:color="C6CDD8"/>
-          <w:insideH w:val="single" w:sz="3" w:space="0" w:color="C6CDD8"/>
-          <w:insideV w:val="single" w:sz="3" w:space="0" w:color="C6CDD8"/>
+          <w:top w:val="single" w:color="C6CDD8" w:sz="3" w:space="0"/>
+          <w:left w:val="single" w:color="C6CDD8" w:sz="3" w:space="0"/>
+          <w:bottom w:val="single" w:color="C6CDD8" w:sz="3" w:space="0"/>
+          <w:right w:val="single" w:color="C6CDD8" w:sz="3" w:space="0"/>
+          <w:insideH w:val="single" w:color="C6CDD8" w:sz="3" w:space="0"/>
+          <w:insideV w:val="single" w:color="C6CDD8" w:sz="3" w:space="0"/>
         </w:tblBorders>
         <w:tblLayout w:type="fixed"/>
         <w:tblCellMar>
@@ -12456,13 +12416,13 @@
       <w:pPr>
         <w:keepNext/>
         <w:pBdr>
-          <w:bottom w:val="single" w:sz="8" w:space="0" w:color="16324F"/>
+          <w:bottom w:val="single" w:color="16324F" w:sz="8" w:space="0"/>
         </w:pBdr>
         <w:spacing w:before="300" w:after="100" w:line="260" w:lineRule="auto"/>
       </w:pPr>
       <w:r>
         <w:rPr>
-          <w:rFonts w:ascii="Cambria" w:eastAsia="Cambria" w:hAnsi="Cambria" w:cs="Cambria"/>
+          <w:rFonts w:ascii="Cambria" w:hAnsi="Cambria" w:eastAsia="Cambria" w:cs="Cambria"/>
           <w:b/>
           <w:bCs/>
           <w:color w:val="2F5D8A"/>
@@ -12473,7 +12433,7 @@
       </w:r>
       <w:r>
         <w:rPr>
-          <w:rFonts w:ascii="Cambria" w:eastAsia="Cambria" w:hAnsi="Cambria" w:cs="Cambria"/>
+          <w:rFonts w:ascii="Cambria" w:hAnsi="Cambria" w:eastAsia="Cambria" w:cs="Cambria"/>
           <w:b/>
           <w:bCs/>
           <w:color w:val="16324F"/>
@@ -12487,12 +12447,12 @@
       <w:tblPr>
         <w:tblW w:w="10858" w:type="dxa"/>
         <w:tblBorders>
-          <w:top w:val="single" w:sz="3" w:space="0" w:color="C3D2E4"/>
-          <w:left w:val="single" w:sz="3" w:space="0" w:color="C3D2E4"/>
-          <w:bottom w:val="single" w:sz="3" w:space="0" w:color="C3D2E4"/>
-          <w:right w:val="single" w:sz="3" w:space="0" w:color="C3D2E4"/>
-          <w:insideH w:val="single" w:sz="3" w:space="0" w:color="C3D2E4"/>
-          <w:insideV w:val="single" w:sz="3" w:space="0" w:color="C3D2E4"/>
+          <w:top w:val="single" w:color="C3D2E4" w:sz="3" w:space="0"/>
+          <w:left w:val="single" w:color="C3D2E4" w:sz="3" w:space="0"/>
+          <w:bottom w:val="single" w:color="C3D2E4" w:sz="3" w:space="0"/>
+          <w:right w:val="single" w:color="C3D2E4" w:sz="3" w:space="0"/>
+          <w:insideH w:val="single" w:color="C3D2E4" w:sz="3" w:space="0"/>
+          <w:insideV w:val="single" w:color="C3D2E4" w:sz="3" w:space="0"/>
         </w:tblBorders>
         <w:tblLayout w:type="fixed"/>
         <w:tblCellMar>
@@ -12523,7 +12483,6 @@
             <w:r>
               <w:rPr>
                 <w:b/>
-                <w:bCs/>
                 <w:color w:val="2F5D8A"/>
                 <w:sz w:val="19"/>
                 <w:szCs w:val="19"/>
@@ -12533,7 +12492,6 @@
             <w:r>
               <w:rPr>
                 <w:b/>
-                <w:bCs/>
                 <w:caps/>
                 <w:color w:val="2F5D8A"/>
                 <w:sz w:val="17"/>
@@ -12593,12 +12551,12 @@
       <w:tblPr>
         <w:tblW w:w="10858" w:type="dxa"/>
         <w:tblBorders>
-          <w:top w:val="single" w:sz="3" w:space="0" w:color="C6CDD8"/>
-          <w:left w:val="single" w:sz="3" w:space="0" w:color="C6CDD8"/>
-          <w:bottom w:val="single" w:sz="3" w:space="0" w:color="C6CDD8"/>
-          <w:right w:val="single" w:sz="3" w:space="0" w:color="C6CDD8"/>
-          <w:insideH w:val="single" w:sz="3" w:space="0" w:color="C6CDD8"/>
-          <w:insideV w:val="single" w:sz="3" w:space="0" w:color="C6CDD8"/>
+          <w:top w:val="single" w:color="C6CDD8" w:sz="3" w:space="0"/>
+          <w:left w:val="single" w:color="C6CDD8" w:sz="3" w:space="0"/>
+          <w:bottom w:val="single" w:color="C6CDD8" w:sz="3" w:space="0"/>
+          <w:right w:val="single" w:color="C6CDD8" w:sz="3" w:space="0"/>
+          <w:insideH w:val="single" w:color="C6CDD8" w:sz="3" w:space="0"/>
+          <w:insideV w:val="single" w:color="C6CDD8" w:sz="3" w:space="0"/>
         </w:tblBorders>
         <w:tblLayout w:type="fixed"/>
         <w:tblCellMar>
@@ -12967,13 +12925,13 @@
       <w:pPr>
         <w:keepNext/>
         <w:pBdr>
-          <w:bottom w:val="single" w:sz="8" w:space="0" w:color="16324F"/>
+          <w:bottom w:val="single" w:color="16324F" w:sz="8" w:space="0"/>
         </w:pBdr>
         <w:spacing w:after="100" w:line="260" w:lineRule="auto"/>
       </w:pPr>
       <w:r>
         <w:rPr>
-          <w:rFonts w:ascii="Cambria" w:eastAsia="Cambria" w:hAnsi="Cambria" w:cs="Cambria"/>
+          <w:rFonts w:ascii="Cambria" w:hAnsi="Cambria" w:eastAsia="Cambria" w:cs="Cambria"/>
           <w:b/>
           <w:bCs/>
           <w:color w:val="16324F"/>
@@ -13002,12 +12960,12 @@
       <w:tblPr>
         <w:tblW w:w="10858" w:type="dxa"/>
         <w:tblBorders>
-          <w:top w:val="single" w:sz="3" w:space="0" w:color="C6CDD8"/>
-          <w:left w:val="single" w:sz="3" w:space="0" w:color="C6CDD8"/>
-          <w:bottom w:val="single" w:sz="3" w:space="0" w:color="C6CDD8"/>
-          <w:right w:val="single" w:sz="3" w:space="0" w:color="C6CDD8"/>
-          <w:insideH w:val="single" w:sz="3" w:space="0" w:color="C6CDD8"/>
-          <w:insideV w:val="single" w:sz="3" w:space="0" w:color="C6CDD8"/>
+          <w:top w:val="single" w:color="C6CDD8" w:sz="3" w:space="0"/>
+          <w:left w:val="single" w:color="C6CDD8" w:sz="3" w:space="0"/>
+          <w:bottom w:val="single" w:color="C6CDD8" w:sz="3" w:space="0"/>
+          <w:right w:val="single" w:color="C6CDD8" w:sz="3" w:space="0"/>
+          <w:insideH w:val="single" w:color="C6CDD8" w:sz="3" w:space="0"/>
+          <w:insideV w:val="single" w:color="C6CDD8" w:sz="3" w:space="0"/>
         </w:tblBorders>
         <w:tblLayout w:type="fixed"/>
         <w:tblCellMar>
@@ -13637,12 +13595,12 @@
       <w:tblPr>
         <w:tblW w:w="10858" w:type="dxa"/>
         <w:tblBorders>
-          <w:top w:val="single" w:sz="3" w:space="0" w:color="E8C4C0"/>
-          <w:left w:val="single" w:sz="3" w:space="0" w:color="E8C4C0"/>
-          <w:bottom w:val="single" w:sz="3" w:space="0" w:color="E8C4C0"/>
-          <w:right w:val="single" w:sz="3" w:space="0" w:color="E8C4C0"/>
-          <w:insideH w:val="single" w:sz="3" w:space="0" w:color="E8C4C0"/>
-          <w:insideV w:val="single" w:sz="3" w:space="0" w:color="E8C4C0"/>
+          <w:top w:val="single" w:color="E8C4C0" w:sz="3" w:space="0"/>
+          <w:left w:val="single" w:color="E8C4C0" w:sz="3" w:space="0"/>
+          <w:bottom w:val="single" w:color="E8C4C0" w:sz="3" w:space="0"/>
+          <w:right w:val="single" w:color="E8C4C0" w:sz="3" w:space="0"/>
+          <w:insideH w:val="single" w:color="E8C4C0" w:sz="3" w:space="0"/>
+          <w:insideV w:val="single" w:color="E8C4C0" w:sz="3" w:space="0"/>
         </w:tblBorders>
         <w:tblLayout w:type="fixed"/>
         <w:tblCellMar>
@@ -13673,7 +13631,6 @@
             <w:r>
               <w:rPr>
                 <w:b/>
-                <w:bCs/>
                 <w:color w:val="9B3A37"/>
                 <w:sz w:val="19"/>
                 <w:szCs w:val="19"/>
@@ -13683,7 +13640,6 @@
             <w:r>
               <w:rPr>
                 <w:b/>
-                <w:bCs/>
                 <w:caps/>
                 <w:color w:val="9B3A37"/>
                 <w:sz w:val="17"/>
@@ -13714,7 +13670,6 @@
             <w:r>
               <w:rPr>
                 <w:b/>
-                <w:bCs/>
                 <w:color w:val="39424E"/>
                 <w:sz w:val="19"/>
                 <w:szCs w:val="19"/>
@@ -13737,7 +13692,6 @@
             <w:r>
               <w:rPr>
                 <w:b/>
-                <w:bCs/>
                 <w:color w:val="39424E"/>
                 <w:sz w:val="19"/>
                 <w:szCs w:val="19"/>
@@ -13760,7 +13714,6 @@
             <w:r>
               <w:rPr>
                 <w:b/>
-                <w:bCs/>
                 <w:color w:val="39424E"/>
                 <w:sz w:val="19"/>
                 <w:szCs w:val="19"/>
@@ -13785,9 +13738,9 @@
       </w:pPr>
     </w:p>
     <w:sectPr>
-      <w:headerReference w:type="default" r:id="rId15"/>
-      <w:footerReference w:type="default" r:id="rId16"/>
-      <w:pgSz w:w="12240" w:h="15840"/>
+      <w:headerReference w:type="default" r:id="rId17"/>
+      <w:footerReference w:type="default" r:id="rId18"/>
+      <w:pgSz w:w="12240" w:h="15840" w:orient="portrait"/>
       <w:pgMar w:top="900" w:right="900" w:bottom="900" w:left="900" w:header="500" w:footer="450" w:gutter="0"/>
       <w:cols w:space="720"/>
       <w:docGrid w:linePitch="360"/>
@@ -13948,7 +13901,7 @@
   <w:p>
     <w:pPr>
       <w:pBdr>
-        <w:bottom w:val="single" w:sz="4" w:space="0" w:color="C6CDD8"/>
+        <w:bottom w:val="single" w:color="C6CDD8" w:sz="4" w:space="0"/>
       </w:pBdr>
       <w:spacing w:line="260" w:lineRule="auto"/>
     </w:pPr>
@@ -13970,10 +13923,10 @@
     <int2:bookmark int2:bookmarkName="_Int_JQah1YVP" int2:invalidationBookmarkName="" int2:hashCode="PF2c0DOH+0GoVu" int2:id="7dvYW2eV">
       <int2:state int2:value="Rejected" int2:type="gram"/>
     </int2:bookmark>
-    <int2:bookmark int2:bookmarkName="_Int_UngsSTEM" int2:invalidationBookmarkName="" int2:hashCode="dvXkA5EGRycqM4" int2:id="Iru9X5GY">
+    <int2:bookmark int2:bookmarkName="_Int_fZwBHAxu" int2:invalidationBookmarkName="" int2:hashCode="stNxFTx+bfXsGc" int2:id="9dAs0I8Y">
       <int2:state int2:value="Rejected" int2:type="gram"/>
     </int2:bookmark>
-    <int2:bookmark int2:bookmarkName="_Int_fZwBHAxu" int2:invalidationBookmarkName="" int2:hashCode="stNxFTx+bfXsGc" int2:id="9dAs0I8Y">
+    <int2:bookmark int2:bookmarkName="_Int_UngsSTEM" int2:invalidationBookmarkName="" int2:hashCode="dvXkA5EGRycqM4" int2:id="Iru9X5GY">
       <int2:state int2:value="Rejected" int2:type="gram"/>
     </int2:bookmark>
     <int2:bookmark int2:bookmarkName="_Int_0sx21Uyj" int2:invalidationBookmarkName="" int2:hashCode="IEA2oe9uc2DlNj" int2:id="WOM03edP">
@@ -14086,7 +14039,7 @@
         <w:ind w:left="720" w:hanging="360"/>
       </w:pPr>
       <w:rPr>
-        <w:rFonts w:ascii="Aptos" w:hAnsi="Aptos" w:hint="default"/>
+        <w:rFonts w:hint="default" w:ascii="Aptos" w:hAnsi="Aptos"/>
       </w:rPr>
     </w:lvl>
     <w:lvl w:ilvl="1" w:tplc="F9527BDC">
@@ -14098,7 +14051,7 @@
         <w:ind w:left="1440" w:hanging="360"/>
       </w:pPr>
       <w:rPr>
-        <w:rFonts w:ascii="Courier New" w:hAnsi="Courier New" w:hint="default"/>
+        <w:rFonts w:hint="default" w:ascii="Courier New" w:hAnsi="Courier New"/>
       </w:rPr>
     </w:lvl>
     <w:lvl w:ilvl="2" w:tplc="2EF24ADA">
@@ -14110,7 +14063,7 @@
         <w:ind w:left="2160" w:hanging="360"/>
       </w:pPr>
       <w:rPr>
-        <w:rFonts w:ascii="Wingdings" w:hAnsi="Wingdings" w:hint="default"/>
+        <w:rFonts w:hint="default" w:ascii="Wingdings" w:hAnsi="Wingdings"/>
       </w:rPr>
     </w:lvl>
     <w:lvl w:ilvl="3" w:tplc="2110B294">
@@ -14122,7 +14075,7 @@
         <w:ind w:left="2880" w:hanging="360"/>
       </w:pPr>
       <w:rPr>
-        <w:rFonts w:ascii="Symbol" w:hAnsi="Symbol" w:hint="default"/>
+        <w:rFonts w:hint="default" w:ascii="Symbol" w:hAnsi="Symbol"/>
       </w:rPr>
     </w:lvl>
     <w:lvl w:ilvl="4" w:tplc="787A4BBC">
@@ -14134,7 +14087,7 @@
         <w:ind w:left="3600" w:hanging="360"/>
       </w:pPr>
       <w:rPr>
-        <w:rFonts w:ascii="Courier New" w:hAnsi="Courier New" w:hint="default"/>
+        <w:rFonts w:hint="default" w:ascii="Courier New" w:hAnsi="Courier New"/>
       </w:rPr>
     </w:lvl>
     <w:lvl w:ilvl="5" w:tplc="ECAE9368">
@@ -14146,7 +14099,7 @@
         <w:ind w:left="4320" w:hanging="360"/>
       </w:pPr>
       <w:rPr>
-        <w:rFonts w:ascii="Wingdings" w:hAnsi="Wingdings" w:hint="default"/>
+        <w:rFonts w:hint="default" w:ascii="Wingdings" w:hAnsi="Wingdings"/>
       </w:rPr>
     </w:lvl>
     <w:lvl w:ilvl="6" w:tplc="7DB650C0">
@@ -14158,7 +14111,7 @@
         <w:ind w:left="5040" w:hanging="360"/>
       </w:pPr>
       <w:rPr>
-        <w:rFonts w:ascii="Symbol" w:hAnsi="Symbol" w:hint="default"/>
+        <w:rFonts w:hint="default" w:ascii="Symbol" w:hAnsi="Symbol"/>
       </w:rPr>
     </w:lvl>
     <w:lvl w:ilvl="7" w:tplc="3AB46E52">
@@ -14170,7 +14123,7 @@
         <w:ind w:left="5760" w:hanging="360"/>
       </w:pPr>
       <w:rPr>
-        <w:rFonts w:ascii="Courier New" w:hAnsi="Courier New" w:hint="default"/>
+        <w:rFonts w:hint="default" w:ascii="Courier New" w:hAnsi="Courier New"/>
       </w:rPr>
     </w:lvl>
     <w:lvl w:ilvl="8" w:tplc="A0E294D4">
@@ -14182,7 +14135,7 @@
         <w:ind w:left="6480" w:hanging="360"/>
       </w:pPr>
       <w:rPr>
-        <w:rFonts w:ascii="Wingdings" w:hAnsi="Wingdings" w:hint="default"/>
+        <w:rFonts w:hint="default" w:ascii="Wingdings" w:hAnsi="Wingdings"/>
       </w:rPr>
     </w:lvl>
   </w:abstractNum>
@@ -14203,7 +14156,7 @@
   <w:docDefaults>
     <w:rPrDefault>
       <w:rPr>
-        <w:rFonts w:ascii="Calibri" w:eastAsia="Calibri" w:hAnsi="Calibri" w:cs="Calibri"/>
+        <w:rFonts w:ascii="Calibri" w:hAnsi="Calibri" w:eastAsia="Calibri" w:cs="Calibri"/>
         <w:sz w:val="21"/>
         <w:szCs w:val="21"/>
         <w:lang w:val="en-US" w:eastAsia="en-US" w:bidi="ar-SA"/>
@@ -14214,14 +14167,14 @@
   <w:latentStyles w:defLockedState="0" w:defUIPriority="99" w:defSemiHidden="0" w:defUnhideWhenUsed="0" w:defQFormat="0" w:count="376">
     <w:lsdException w:name="Normal" w:uiPriority="0" w:qFormat="1"/>
     <w:lsdException w:name="heading 1" w:uiPriority="9" w:qFormat="1"/>
-    <w:lsdException w:name="heading 2" w:semiHidden="1" w:uiPriority="9" w:unhideWhenUsed="1" w:qFormat="1"/>
-    <w:lsdException w:name="heading 3" w:semiHidden="1" w:uiPriority="9" w:unhideWhenUsed="1" w:qFormat="1"/>
-    <w:lsdException w:name="heading 4" w:semiHidden="1" w:uiPriority="9" w:unhideWhenUsed="1" w:qFormat="1"/>
-    <w:lsdException w:name="heading 5" w:semiHidden="1" w:uiPriority="9" w:unhideWhenUsed="1" w:qFormat="1"/>
-    <w:lsdException w:name="heading 6" w:semiHidden="1" w:uiPriority="9" w:unhideWhenUsed="1" w:qFormat="1"/>
-    <w:lsdException w:name="heading 7" w:semiHidden="1" w:uiPriority="9" w:unhideWhenUsed="1" w:qFormat="1"/>
-    <w:lsdException w:name="heading 8" w:semiHidden="1" w:uiPriority="9" w:unhideWhenUsed="1" w:qFormat="1"/>
-    <w:lsdException w:name="heading 9" w:semiHidden="1" w:uiPriority="9" w:unhideWhenUsed="1" w:qFormat="1"/>
+    <w:lsdException w:name="heading 2" w:uiPriority="9" w:semiHidden="1" w:unhideWhenUsed="1" w:qFormat="1"/>
+    <w:lsdException w:name="heading 3" w:uiPriority="9" w:semiHidden="1" w:unhideWhenUsed="1" w:qFormat="1"/>
+    <w:lsdException w:name="heading 4" w:uiPriority="9" w:semiHidden="1" w:unhideWhenUsed="1" w:qFormat="1"/>
+    <w:lsdException w:name="heading 5" w:uiPriority="9" w:semiHidden="1" w:unhideWhenUsed="1" w:qFormat="1"/>
+    <w:lsdException w:name="heading 6" w:uiPriority="9" w:semiHidden="1" w:unhideWhenUsed="1" w:qFormat="1"/>
+    <w:lsdException w:name="heading 7" w:uiPriority="9" w:semiHidden="1" w:unhideWhenUsed="1" w:qFormat="1"/>
+    <w:lsdException w:name="heading 8" w:uiPriority="9" w:semiHidden="1" w:unhideWhenUsed="1" w:qFormat="1"/>
+    <w:lsdException w:name="heading 9" w:uiPriority="9" w:semiHidden="1" w:unhideWhenUsed="1" w:qFormat="1"/>
     <w:lsdException w:name="index 1" w:semiHidden="1" w:unhideWhenUsed="1"/>
     <w:lsdException w:name="index 2" w:semiHidden="1" w:unhideWhenUsed="1"/>
     <w:lsdException w:name="index 3" w:semiHidden="1" w:unhideWhenUsed="1"/>
@@ -14231,22 +14184,22 @@
     <w:lsdException w:name="index 7" w:semiHidden="1" w:unhideWhenUsed="1"/>
     <w:lsdException w:name="index 8" w:semiHidden="1" w:unhideWhenUsed="1"/>
     <w:lsdException w:name="index 9" w:semiHidden="1" w:unhideWhenUsed="1"/>
-    <w:lsdException w:name="toc 1" w:semiHidden="1" w:uiPriority="39" w:unhideWhenUsed="1"/>
-    <w:lsdException w:name="toc 2" w:semiHidden="1" w:uiPriority="39" w:unhideWhenUsed="1"/>
-    <w:lsdException w:name="toc 3" w:semiHidden="1" w:uiPriority="39" w:unhideWhenUsed="1"/>
-    <w:lsdException w:name="toc 4" w:semiHidden="1" w:uiPriority="39" w:unhideWhenUsed="1"/>
-    <w:lsdException w:name="toc 5" w:semiHidden="1" w:uiPriority="39" w:unhideWhenUsed="1"/>
-    <w:lsdException w:name="toc 6" w:semiHidden="1" w:uiPriority="39" w:unhideWhenUsed="1"/>
-    <w:lsdException w:name="toc 7" w:semiHidden="1" w:uiPriority="39" w:unhideWhenUsed="1"/>
-    <w:lsdException w:name="toc 8" w:semiHidden="1" w:uiPriority="39" w:unhideWhenUsed="1"/>
-    <w:lsdException w:name="toc 9" w:semiHidden="1" w:uiPriority="39" w:unhideWhenUsed="1"/>
+    <w:lsdException w:name="toc 1" w:uiPriority="39" w:semiHidden="1" w:unhideWhenUsed="1"/>
+    <w:lsdException w:name="toc 2" w:uiPriority="39" w:semiHidden="1" w:unhideWhenUsed="1"/>
+    <w:lsdException w:name="toc 3" w:uiPriority="39" w:semiHidden="1" w:unhideWhenUsed="1"/>
+    <w:lsdException w:name="toc 4" w:uiPriority="39" w:semiHidden="1" w:unhideWhenUsed="1"/>
+    <w:lsdException w:name="toc 5" w:uiPriority="39" w:semiHidden="1" w:unhideWhenUsed="1"/>
+    <w:lsdException w:name="toc 6" w:uiPriority="39" w:semiHidden="1" w:unhideWhenUsed="1"/>
+    <w:lsdException w:name="toc 7" w:uiPriority="39" w:semiHidden="1" w:unhideWhenUsed="1"/>
+    <w:lsdException w:name="toc 8" w:uiPriority="39" w:semiHidden="1" w:unhideWhenUsed="1"/>
+    <w:lsdException w:name="toc 9" w:uiPriority="39" w:semiHidden="1" w:unhideWhenUsed="1"/>
     <w:lsdException w:name="Normal Indent" w:semiHidden="1" w:unhideWhenUsed="1"/>
     <w:lsdException w:name="footnote text" w:semiHidden="1" w:unhideWhenUsed="1"/>
     <w:lsdException w:name="annotation text" w:semiHidden="1" w:unhideWhenUsed="1"/>
     <w:lsdException w:name="header" w:semiHidden="1" w:unhideWhenUsed="1"/>
     <w:lsdException w:name="footer" w:semiHidden="1" w:unhideWhenUsed="1"/>
     <w:lsdException w:name="index heading" w:semiHidden="1" w:unhideWhenUsed="1"/>
-    <w:lsdException w:name="caption" w:semiHidden="1" w:uiPriority="35" w:unhideWhenUsed="1" w:qFormat="1"/>
+    <w:lsdException w:name="caption" w:uiPriority="35" w:semiHidden="1" w:unhideWhenUsed="1" w:qFormat="1"/>
     <w:lsdException w:name="table of figures" w:semiHidden="1" w:unhideWhenUsed="1"/>
     <w:lsdException w:name="envelope address" w:semiHidden="1" w:unhideWhenUsed="1"/>
     <w:lsdException w:name="envelope return" w:semiHidden="1" w:unhideWhenUsed="1"/>
@@ -14277,7 +14230,7 @@
     <w:lsdException w:name="Title" w:uiPriority="10" w:qFormat="1"/>
     <w:lsdException w:name="Closing" w:semiHidden="1" w:unhideWhenUsed="1"/>
     <w:lsdException w:name="Signature" w:semiHidden="1" w:unhideWhenUsed="1"/>
-    <w:lsdException w:name="Default Paragraph Font" w:semiHidden="1" w:uiPriority="1" w:unhideWhenUsed="1"/>
+    <w:lsdException w:name="Default Paragraph Font" w:uiPriority="1" w:semiHidden="1" w:unhideWhenUsed="1"/>
     <w:lsdException w:name="Body Text" w:semiHidden="1" w:unhideWhenUsed="1"/>
     <w:lsdException w:name="Body Text Indent" w:semiHidden="1" w:unhideWhenUsed="1"/>
     <w:lsdException w:name="List Continue" w:semiHidden="1" w:unhideWhenUsed="1"/>
@@ -14477,8 +14430,8 @@
     <w:lsdException w:name="Subtle Reference" w:uiPriority="31" w:qFormat="1"/>
     <w:lsdException w:name="Intense Reference" w:uiPriority="32" w:qFormat="1"/>
     <w:lsdException w:name="Book Title" w:uiPriority="33" w:qFormat="1"/>
-    <w:lsdException w:name="Bibliography" w:semiHidden="1" w:uiPriority="37" w:unhideWhenUsed="1"/>
-    <w:lsdException w:name="TOC Heading" w:semiHidden="1" w:uiPriority="39" w:unhideWhenUsed="1" w:qFormat="1"/>
+    <w:lsdException w:name="Bibliography" w:uiPriority="37" w:semiHidden="1" w:unhideWhenUsed="1"/>
+    <w:lsdException w:name="TOC Heading" w:uiPriority="39" w:semiHidden="1" w:unhideWhenUsed="1" w:qFormat="1"/>
     <w:lsdException w:name="Plain Table 1" w:uiPriority="41"/>
     <w:lsdException w:name="Plain Table 2" w:uiPriority="42"/>
     <w:lsdException w:name="Plain Table 3" w:uiPriority="43"/>
@@ -14589,7 +14542,7 @@
     <w:lsdException w:name="Unresolved Mention" w:semiHidden="1" w:unhideWhenUsed="1"/>
     <w:lsdException w:name="Smart Link" w:semiHidden="1" w:unhideWhenUsed="1"/>
   </w:latentStyles>
-  <w:style w:type="paragraph" w:default="1" w:styleId="Normal">
+  <w:style w:type="paragraph" w:styleId="Normal" w:default="1">
     <w:name w:val="Normal"/>
     <w:qFormat/>
   </w:style>
@@ -14677,13 +14630,13 @@
       <w:color w:val="1F4D78"/>
     </w:rPr>
   </w:style>
-  <w:style w:type="character" w:default="1" w:styleId="DefaultParagraphFont">
+  <w:style w:type="character" w:styleId="DefaultParagraphFont" w:default="1">
     <w:name w:val="Default Paragraph Font"/>
     <w:uiPriority w:val="1"/>
     <w:semiHidden/>
     <w:unhideWhenUsed/>
   </w:style>
-  <w:style w:type="table" w:default="1" w:styleId="TableNormal">
+  <w:style w:type="table" w:styleId="TableNormal" w:default="1">
     <w:name w:val="Normal Table"/>
     <w:uiPriority w:val="99"/>
     <w:semiHidden/>
@@ -14698,7 +14651,7 @@
       </w:tblCellMar>
     </w:tblPr>
   </w:style>
-  <w:style w:type="numbering" w:default="1" w:styleId="NoList">
+  <w:style w:type="numbering" w:styleId="NoList" w:default="1">
     <w:name w:val="No List"/>
     <w:uiPriority w:val="99"/>
     <w:semiHidden/>
@@ -14713,7 +14666,7 @@
       <w:szCs w:val="56"/>
     </w:rPr>
   </w:style>
-  <w:style w:type="paragraph" w:customStyle="1" w:styleId="Strong1">
+  <w:style w:type="paragraph" w:styleId="Strong1" w:customStyle="1">
     <w:name w:val="Strong1"/>
     <w:qFormat/>
     <w:rPr>
@@ -14754,7 +14707,7 @@
       <w:szCs w:val="20"/>
     </w:rPr>
   </w:style>
-  <w:style w:type="character" w:customStyle="1" w:styleId="FootnoteTextChar">
+  <w:style w:type="character" w:styleId="FootnoteTextChar" w:customStyle="1">
     <w:name w:val="Footnote Text Char"/>
     <w:link w:val="FootnoteText"/>
     <w:uiPriority w:val="99"/>
@@ -14785,7 +14738,7 @@
       <w:szCs w:val="20"/>
     </w:rPr>
   </w:style>
-  <w:style w:type="character" w:customStyle="1" w:styleId="EndnoteTextChar">
+  <w:style w:type="character" w:styleId="EndnoteTextChar" w:customStyle="1">
     <w:name w:val="Endnote Text Char"/>
     <w:link w:val="EndnoteText"/>
     <w:uiPriority w:val="99"/>
@@ -14811,7 +14764,7 @@
       </w:tabs>
     </w:pPr>
   </w:style>
-  <w:style w:type="character" w:customStyle="1" w:styleId="HeaderChar">
+  <w:style w:type="character" w:styleId="HeaderChar" w:customStyle="1">
     <w:name w:val="Header Char"/>
     <w:basedOn w:val="DefaultParagraphFont"/>
     <w:link w:val="Header"/>
@@ -14834,7 +14787,7 @@
       </w:tabs>
     </w:pPr>
   </w:style>
-  <w:style w:type="character" w:customStyle="1" w:styleId="FooterChar">
+  <w:style w:type="character" w:styleId="FooterChar" w:customStyle="1">
     <w:name w:val="Footer Char"/>
     <w:basedOn w:val="DefaultParagraphFont"/>
     <w:link w:val="Footer"/>
@@ -14842,11 +14795,23 @@
     <w:semiHidden/>
     <w:rsid w:val="00D84D4F"/>
   </w:style>
+  <w:style w:type="character" w:styleId="FollowedHyperlink">
+    <w:name w:val="FollowedHyperlink"/>
+    <w:basedOn w:val="DefaultParagraphFont"/>
+    <w:uiPriority w:val="99"/>
+    <w:semiHidden/>
+    <w:unhideWhenUsed/>
+    <w:rsid w:val="009C7F73"/>
+    <w:rPr>
+      <w:color w:val="96607D" w:themeColor="followedHyperlink"/>
+      <w:u w:val="single"/>
+    </w:rPr>
+  </w:style>
 </w:styles>
 </file>
 
 <file path=word/theme/theme1.xml><?xml version="1.0" encoding="utf-8"?>
-<a:theme xmlns:a="http://schemas.openxmlformats.org/drawingml/2006/main" name="Office Theme">
+<a:theme xmlns:a="http://schemas.openxmlformats.org/drawingml/2006/main" xmlns:thm15="http://schemas.microsoft.com/office/thememl/2012/main" name="Office Theme">
   <a:themeElements>
     <a:clrScheme name="Office">
       <a:dk1>

--- a/P1_Template_Draft.docx
+++ b/P1_Template_Draft.docx
@@ -258,19 +258,28 @@
           </w:tcPr>
           <w:p>
             <w:r>
+              <w:rPr/>
               <w:t>Andrew Artiaga (axa220205)</w:t>
             </w:r>
             <w:r>
+              <w:rPr/>
               <w:t>, Artyom Gevorgyan (axg200155)</w:t>
             </w:r>
             <w:r>
+              <w:rPr/>
               <w:t>, Arjun Sharma (axs220320)</w:t>
             </w:r>
             <w:r>
+              <w:rPr/>
               <w:t>, Matthew Low (mjl230002)</w:t>
             </w:r>
             <w:r>
+              <w:rPr/>
               <w:t>, Ernie Hsiao (exh230014)</w:t>
+            </w:r>
+            <w:r>
+              <w:rPr/>
+              <w:t>, Param Kathiravan (pxk230069)</w:t>
             </w:r>
           </w:p>
         </w:tc>
@@ -1541,10 +1550,28 @@
           </w:tcPr>
           <w:p>
             <w:r>
-              <w:t xml:space="preserve">Worked on part 1 introduction, section 3.1, </w:t>
-            </w:r>
-            <w:r>
-              <w:t>section 4.1, section 5</w:t>
+              <w:rPr/>
+              <w:t xml:space="preserve">Worked on part 1 introduction, </w:t>
+            </w:r>
+            <w:r>
+              <w:rPr/>
+              <w:t xml:space="preserve">section 2.6, </w:t>
+            </w:r>
+            <w:r>
+              <w:rPr/>
+              <w:t xml:space="preserve">section 3.1, </w:t>
+            </w:r>
+            <w:r>
+              <w:rPr/>
+              <w:t>section 4.1</w:t>
+            </w:r>
+            <w:r>
+              <w:rPr/>
+              <w:t>, section 4.2</w:t>
+            </w:r>
+            <w:r>
+              <w:rPr/>
+              <w:t>, section 5</w:t>
             </w:r>
           </w:p>
         </w:tc>
@@ -1558,6 +1585,34 @@
               <w:right w:w="100" w:type="dxa"/>
             </w:tcMar>
           </w:tcPr>
+          <w:p>
+            <w:hyperlink r:id="Rfbd16b72d65d458d">
+              <w:r>
+                <w:rPr>
+                  <w:rStyle w:val="Hyperlink"/>
+                </w:rPr>
+                <w:t>Part 1 Intro, Section 3.1, Section 4.1</w:t>
+              </w:r>
+              <w:r>
+                <w:rPr>
+                  <w:rStyle w:val="Hyperlink"/>
+                </w:rPr>
+                <w:t>, Section 4.2</w:t>
+              </w:r>
+              <w:r>
+                <w:rPr>
+                  <w:rStyle w:val="Hyperlink"/>
+                </w:rPr>
+                <w:t>, Section 2.6</w:t>
+              </w:r>
+              <w:r>
+                <w:rPr>
+                  <w:rStyle w:val="Hyperlink"/>
+                </w:rPr>
+                <w:t>, Section 5,</w:t>
+              </w:r>
+            </w:hyperlink>
+          </w:p>
           <w:p/>
         </w:tc>
       </w:tr>
@@ -1749,60 +1804,95 @@
           </w:tcPr>
           <w:p>
             <w:r>
+              <w:rPr>
+                <w:lang w:val="en-US"/>
+              </w:rPr>
+              <w:t xml:space="preserve">Worked on part 3 quality requirements, section </w:t>
+            </w:r>
+            <w:r>
+              <w:rPr>
+                <w:lang w:val="en-US"/>
+              </w:rPr>
+              <w:t>3.3</w:t>
+            </w:r>
+            <w:r>
+              <w:rPr>
+                <w:lang w:val="en-US"/>
+              </w:rPr>
+              <w:t xml:space="preserve"> and part 4 risks, section 4.3</w:t>
+            </w:r>
+          </w:p>
+        </w:tc>
+        <w:tc>
+          <w:tcPr>
+            <w:tcW w:w="3658" w:type="dxa"/>
+            <w:tcMar>
+              <w:top w:w="70" w:type="dxa"/>
+              <w:left w:w="100" w:type="dxa"/>
+              <w:bottom w:w="70" w:type="dxa"/>
+              <w:right w:w="100" w:type="dxa"/>
+            </w:tcMar>
+          </w:tcPr>
+          <w:p>
+            <w:pPr>
+              <w:pStyle w:val="Normal"/>
+              <w:rPr>
+                <w:rFonts w:ascii="Calibri" w:hAnsi="Calibri" w:eastAsia="Calibri" w:cs="Calibri"/>
+                <w:noProof w:val="0"/>
+                <w:sz w:val="21"/>
+                <w:szCs w:val="21"/>
+                <w:lang w:val="en-US"/>
+              </w:rPr>
+            </w:pPr>
+            <w:hyperlink r:id="Rf9660196393247cf">
+              <w:r>
+                <w:rPr>
+                  <w:rStyle w:val="Hyperlink"/>
+                  <w:rFonts w:ascii="Calibri" w:hAnsi="Calibri" w:eastAsia="Calibri" w:cs="Calibri"/>
+                  <w:noProof w:val="0"/>
+                  <w:sz w:val="21"/>
+                  <w:szCs w:val="21"/>
+                  <w:lang w:val="en-US"/>
+                </w:rPr>
+                <w:t>Section 3.3, Section 4.3</w:t>
+              </w:r>
+            </w:hyperlink>
+          </w:p>
+        </w:tc>
+      </w:tr>
+      <w:tr>
+        <w:tc>
+          <w:tcPr>
+            <w:tcW w:w="2800" w:type="dxa"/>
+            <w:tcMar>
+              <w:top w:w="70" w:type="dxa"/>
+              <w:left w:w="100" w:type="dxa"/>
+              <w:bottom w:w="70" w:type="dxa"/>
+              <w:right w:w="100" w:type="dxa"/>
+            </w:tcMar>
+          </w:tcPr>
+          <w:p>
+            <w:r>
+              <w:t>Ernie Hsiao</w:t>
+            </w:r>
+          </w:p>
+        </w:tc>
+        <w:tc>
+          <w:tcPr>
+            <w:tcW w:w="4400" w:type="dxa"/>
+            <w:tcMar>
+              <w:top w:w="70" w:type="dxa"/>
+              <w:left w:w="100" w:type="dxa"/>
+              <w:bottom w:w="70" w:type="dxa"/>
+              <w:right w:w="100" w:type="dxa"/>
+            </w:tcMar>
+          </w:tcPr>
+          <w:p>
+            <w:r>
               <w:rPr/>
-              <w:t xml:space="preserve">Worked on part 3 quality requirements, section </w:t>
-            </w:r>
-            <w:r>
-              <w:rPr/>
-              <w:t>3.3</w:t>
-            </w:r>
-            <w:r>
-              <w:rPr/>
-              <w:t xml:space="preserve"> and part 4 risks, section 4.3</w:t>
-            </w:r>
-          </w:p>
-        </w:tc>
-        <w:tc>
-          <w:tcPr>
-            <w:tcW w:w="3658" w:type="dxa"/>
-            <w:tcMar>
-              <w:top w:w="70" w:type="dxa"/>
-              <w:left w:w="100" w:type="dxa"/>
-              <w:bottom w:w="70" w:type="dxa"/>
-              <w:right w:w="100" w:type="dxa"/>
-            </w:tcMar>
-          </w:tcPr>
-          <w:p/>
-        </w:tc>
-      </w:tr>
-      <w:tr>
-        <w:tc>
-          <w:tcPr>
-            <w:tcW w:w="2800" w:type="dxa"/>
-            <w:tcMar>
-              <w:top w:w="70" w:type="dxa"/>
-              <w:left w:w="100" w:type="dxa"/>
-              <w:bottom w:w="70" w:type="dxa"/>
-              <w:right w:w="100" w:type="dxa"/>
-            </w:tcMar>
-          </w:tcPr>
-          <w:p>
-            <w:r>
-              <w:t>Ernie Hsiao</w:t>
-            </w:r>
-          </w:p>
-        </w:tc>
-        <w:tc>
-          <w:tcPr>
-            <w:tcW w:w="4400" w:type="dxa"/>
-            <w:tcMar>
-              <w:top w:w="70" w:type="dxa"/>
-              <w:left w:w="100" w:type="dxa"/>
-              <w:bottom w:w="70" w:type="dxa"/>
-              <w:right w:w="100" w:type="dxa"/>
-            </w:tcMar>
-          </w:tcPr>
-          <w:p/>
+              <w:t>Worked on part 2.2 - 2.5</w:t>
+            </w:r>
+          </w:p>
         </w:tc>
         <w:tc>
           <w:tcPr>
@@ -1862,20 +1952,24 @@
             </w:pPr>
             <w:r>
               <w:rPr>
-                <w:b/>
+                <w:b w:val="1"/>
+                <w:bCs w:val="1"/>
                 <w:color w:val="2F5D8A"/>
                 <w:sz w:val="19"/>
                 <w:szCs w:val="19"/>
+                <w:lang w:val="en-US"/>
               </w:rPr>
               <w:t xml:space="preserve">▸  </w:t>
             </w:r>
             <w:r>
               <w:rPr>
-                <w:b/>
-                <w:caps/>
+                <w:b w:val="1"/>
+                <w:bCs w:val="1"/>
+                <w:caps w:val="1"/>
                 <w:color w:val="2F5D8A"/>
                 <w:sz w:val="17"/>
                 <w:szCs w:val="17"/>
+                <w:lang w:val="en-US"/>
               </w:rPr>
               <w:t>WHAT GOES HERE</w:t>
             </w:r>
@@ -2795,24 +2889,28 @@
     </w:p>
     <w:p>
       <w:pPr>
-        <w:keepNext/>
+        <w:keepNext w:val="1"/>
         <w:spacing w:before="200" w:after="70" w:line="260" w:lineRule="auto"/>
       </w:pPr>
       <w:r>
         <w:rPr>
-          <w:b/>
+          <w:b w:val="1"/>
+          <w:bCs w:val="1"/>
           <w:color w:val="2F5D8A"/>
           <w:sz w:val="22"/>
           <w:szCs w:val="22"/>
+          <w:lang w:val="en-US"/>
         </w:rPr>
         <w:t xml:space="preserve">1.3   </w:t>
       </w:r>
       <w:r>
         <w:rPr>
-          <w:b/>
+          <w:b w:val="1"/>
+          <w:bCs w:val="1"/>
           <w:color w:val="16324F"/>
           <w:sz w:val="22"/>
           <w:szCs w:val="22"/>
+          <w:lang w:val="en-US"/>
         </w:rPr>
         <w:t>Definitions, acronyms and abbreviations</w:t>
       </w:r>
@@ -2856,20 +2954,24 @@
             </w:pPr>
             <w:r>
               <w:rPr>
-                <w:b/>
+                <w:b w:val="1"/>
+                <w:bCs w:val="1"/>
                 <w:color w:val="2F5D8A"/>
                 <w:sz w:val="19"/>
                 <w:szCs w:val="19"/>
+                <w:lang w:val="en-US"/>
               </w:rPr>
               <w:t xml:space="preserve">▸  </w:t>
             </w:r>
             <w:r>
               <w:rPr>
-                <w:b/>
-                <w:caps/>
+                <w:b w:val="1"/>
+                <w:bCs w:val="1"/>
+                <w:caps w:val="1"/>
                 <w:color w:val="2F5D8A"/>
                 <w:sz w:val="17"/>
                 <w:szCs w:val="17"/>
+                <w:lang w:val="en-US"/>
               </w:rPr>
               <w:t>WHAT GOES HERE</w:t>
             </w:r>
@@ -3328,12 +3430,14 @@
               <w:spacing w:after="60" w:line="260" w:lineRule="auto"/>
             </w:pPr>
             <w:r>
+              <w:rPr/>
               <w:t xml:space="preserve">[R2] </w:t>
             </w:r>
             <w:r>
+              <w:rPr/>
               <w:t xml:space="preserve">UTD library policies; </w:t>
             </w:r>
-            <w:hyperlink r:id="rId12">
+            <w:hyperlink r:id="Rb2eb2f7a119f4ae9">
               <w:r>
                 <w:rPr>
                   <w:rStyle w:val="Hyperlink"/>
@@ -3342,6 +3446,7 @@
               </w:r>
             </w:hyperlink>
             <w:r>
+              <w:rPr/>
               <w:t xml:space="preserve"> </w:t>
             </w:r>
           </w:p>
@@ -3350,12 +3455,14 @@
               <w:spacing w:after="60" w:line="260" w:lineRule="auto"/>
             </w:pPr>
             <w:r>
+              <w:rPr/>
               <w:t>[R3] UTD policies on information security or privacy</w:t>
             </w:r>
             <w:r>
+              <w:rPr/>
               <w:t xml:space="preserve">; </w:t>
             </w:r>
-            <w:hyperlink r:id="rId13">
+            <w:hyperlink r:id="R8567806dee544f90">
               <w:r>
                 <w:rPr>
                   <w:rStyle w:val="Hyperlink"/>
@@ -3364,6 +3471,7 @@
               </w:r>
             </w:hyperlink>
             <w:r>
+              <w:rPr/>
               <w:t xml:space="preserve"> </w:t>
             </w:r>
           </w:p>
@@ -3587,46 +3695,19 @@
               <w:right w:w="140" w:type="dxa"/>
             </w:tcMar>
           </w:tcPr>
-          <w:p>
+          <w:p w14:noSpellErr="1">
             <w:pPr>
               <w:spacing w:after="60" w:line="260" w:lineRule="auto"/>
             </w:pPr>
             <w:r>
               <w:rPr>
-                <w:i/>
-                <w:iCs/>
+                <w:i w:val="1"/>
+                <w:iCs w:val="1"/>
                 <w:color w:val="9AA3AE"/>
                 <w:sz w:val="19"/>
                 <w:szCs w:val="19"/>
               </w:rPr>
               <w:t>Paste the context diagram here, then explain in one paragraph why the boundary sits where it does.</w:t>
-            </w:r>
-          </w:p>
-          <w:p>
-            <w:pPr>
-              <w:spacing w:after="60" w:line="260" w:lineRule="auto"/>
-            </w:pPr>
-            <w:r>
-              <w:t>System: UTD Study Room Reservation Scheduler</w:t>
-            </w:r>
-          </w:p>
-          <w:p>
-            <w:pPr>
-              <w:spacing w:after="60" w:line="260" w:lineRule="auto"/>
-            </w:pPr>
-            <w:r>
-              <w:t>External Systems:</w:t>
-            </w:r>
-            <w:r>
-              <w:t xml:space="preserve"> UTD</w:t>
-            </w:r>
-          </w:p>
-          <w:p>
-            <w:pPr>
-              <w:spacing w:after="60" w:line="260" w:lineRule="auto"/>
-            </w:pPr>
-            <w:r>
-              <w:t>External Actors: Students, UTD staff</w:t>
             </w:r>
           </w:p>
           <w:p>
@@ -7272,20 +7353,24 @@
             </w:pPr>
             <w:r>
               <w:rPr>
-                <w:b/>
+                <w:b w:val="1"/>
+                <w:bCs w:val="1"/>
                 <w:color w:val="2F5D8A"/>
                 <w:sz w:val="19"/>
                 <w:szCs w:val="19"/>
+                <w:lang w:val="en-US"/>
               </w:rPr>
               <w:t xml:space="preserve">▸  </w:t>
             </w:r>
             <w:r>
               <w:rPr>
-                <w:b/>
-                <w:caps/>
+                <w:b w:val="1"/>
+                <w:bCs w:val="1"/>
+                <w:caps w:val="1"/>
                 <w:color w:val="2F5D8A"/>
                 <w:sz w:val="17"/>
                 <w:szCs w:val="17"/>
+                <w:lang w:val="en-US"/>
               </w:rPr>
               <w:t>WHAT GOES HERE</w:t>
             </w:r>
@@ -7296,10 +7381,12 @@
             </w:pPr>
             <w:r>
               <w:rPr>
-                <w:b/>
+                <w:b w:val="1"/>
+                <w:bCs w:val="1"/>
                 <w:color w:val="39424E"/>
                 <w:sz w:val="19"/>
                 <w:szCs w:val="19"/>
+                <w:lang w:val="en-US"/>
               </w:rPr>
               <w:t xml:space="preserve">A quality requirement says how well, not what. </w:t>
             </w:r>
@@ -7308,6 +7395,7 @@
                 <w:color w:val="39424E"/>
                 <w:sz w:val="19"/>
                 <w:szCs w:val="19"/>
+                <w:lang w:val="en-US"/>
               </w:rPr>
               <w:t>Performance, availability, usability, accessibility, security, maintainability.</w:t>
             </w:r>
@@ -7341,20 +7429,25 @@
             </w:pPr>
             <w:r>
               <w:rPr>
-                <w:b/>
-                <w:i/>
+                <w:b w:val="1"/>
+                <w:bCs w:val="1"/>
+                <w:i w:val="1"/>
+                <w:iCs w:val="1"/>
                 <w:color w:val="39424E"/>
                 <w:sz w:val="19"/>
                 <w:szCs w:val="19"/>
+                <w:lang w:val="en-US"/>
               </w:rPr>
               <w:t xml:space="preserve">Worked example: </w:t>
             </w:r>
             <w:r>
               <w:rPr>
-                <w:i/>
+                <w:i w:val="1"/>
+                <w:iCs w:val="1"/>
                 <w:color w:val="39424E"/>
                 <w:sz w:val="19"/>
                 <w:szCs w:val="19"/>
+                <w:lang w:val="en-US"/>
               </w:rPr>
               <w:t>“QR-01  Ninety-five percent of searches shall return results within 2 seconds, measured over one working week under normal load of up to 50 concurrent users.”</w:t>
             </w:r>
@@ -7440,10 +7533,12 @@
             </w:pPr>
             <w:r>
               <w:rPr>
-                <w:b/>
+                <w:b w:val="1"/>
+                <w:bCs w:val="1"/>
                 <w:color w:val="16324F"/>
                 <w:sz w:val="18"/>
                 <w:szCs w:val="18"/>
+                <w:lang w:val="en-US"/>
               </w:rPr>
               <w:t>Requirement — with threshold, condition and method</w:t>
             </w:r>
@@ -8510,16 +8605,64 @@
             <w:pPr>
               <w:spacing w:after="60" w:line="260" w:lineRule="auto"/>
             </w:pPr>
+            <w:r>
+              <w:rPr/>
+              <w:t>Actors: Student and Library staff (administrator); supporting actor: UTD email service. System boundary as in 2.1.</w:t>
+            </w:r>
           </w:p>
           <w:p>
             <w:pPr>
               <w:spacing w:after="60" w:line="260" w:lineRule="auto"/>
             </w:pPr>
+            <w:r>
+              <w:rPr/>
+              <w:t>UC-01 Search for Available Rooms</w:t>
+            </w:r>
           </w:p>
           <w:p>
             <w:pPr>
               <w:spacing w:after="60" w:line="260" w:lineRule="auto"/>
             </w:pPr>
+            <w:r>
+              <w:rPr/>
+              <w:t>UC-02 Reserve a Study Room</w:t>
+            </w:r>
+          </w:p>
+          <w:p>
+            <w:pPr>
+              <w:spacing w:after="60" w:line="260" w:lineRule="auto"/>
+            </w:pPr>
+            <w:r>
+              <w:rPr/>
+              <w:t>UC-03 Cancel a Reservation</w:t>
+            </w:r>
+          </w:p>
+          <w:p>
+            <w:pPr>
+              <w:spacing w:after="60" w:line="260" w:lineRule="auto"/>
+            </w:pPr>
+            <w:r>
+              <w:rPr/>
+              <w:t>UC-04 View My Reservations</w:t>
+            </w:r>
+          </w:p>
+          <w:p>
+            <w:pPr>
+              <w:spacing w:after="60" w:line="260" w:lineRule="auto"/>
+            </w:pPr>
+            <w:r>
+              <w:rPr/>
+              <w:t>UC-05 Manage Room Listings</w:t>
+            </w:r>
+          </w:p>
+          <w:p>
+            <w:pPr>
+              <w:spacing w:after="60" w:line="260" w:lineRule="auto"/>
+            </w:pPr>
+            <w:r>
+              <w:rPr/>
+              <w:t>Signing in is a precondition of UC-02 to UC-05, not a use case on its own: it is a step toward a goal, not a goal.</w:t>
+            </w:r>
           </w:p>
         </w:tc>
       </w:tr>
@@ -8663,7 +8806,23 @@
                 <w:sz w:val="18"/>
                 <w:szCs w:val="18"/>
               </w:rPr>
-              <w:t xml:space="preserve">UC-01  </w:t>
+              <w:t>UC-0</w:t>
+            </w:r>
+            <w:r>
+              <w:rPr>
+                <w:color w:val="1A1A1A"/>
+                <w:sz w:val="18"/>
+                <w:szCs w:val="18"/>
+              </w:rPr>
+              <w:t>2</w:t>
+            </w:r>
+            <w:r>
+              <w:rPr>
+                <w:color w:val="1A1A1A"/>
+                <w:sz w:val="18"/>
+                <w:szCs w:val="18"/>
+              </w:rPr>
+              <w:t xml:space="preserve"> </w:t>
             </w:r>
           </w:p>
         </w:tc>
@@ -10251,7 +10410,12 @@
               <w:right w:w="100" w:type="dxa"/>
             </w:tcMar>
           </w:tcPr>
-          <w:p/>
+          <w:p>
+            <w:r>
+              <w:rPr/>
+              <w:t>Matthew Low</w:t>
+            </w:r>
+          </w:p>
         </w:tc>
       </w:tr>
       <w:tr>
@@ -13254,6 +13418,7 @@
                 <w:color w:val="1A1A1A"/>
                 <w:sz w:val="18"/>
                 <w:szCs w:val="18"/>
+                <w:lang w:val="en-US"/>
               </w:rPr>
               <w:t>Every requirement is one testable “shall” sentence with an identifier, a priority, a source and an acceptance criterion. Quality requirements carry a threshold, a condition and a method. Constraints are distinguished from quality requirements.</w:t>
             </w:r>

--- a/P1_Template_Draft.docx
+++ b/P1_Template_Draft.docx
@@ -1586,7 +1586,7 @@
             </w:tcMar>
           </w:tcPr>
           <w:p>
-            <w:hyperlink r:id="Rfbd16b72d65d458d">
+            <w:hyperlink r:id="R1d6960a15c2b4c0b">
               <w:r>
                 <w:rPr>
                   <w:rStyle w:val="Hyperlink"/>
@@ -1807,19 +1807,87 @@
               <w:rPr>
                 <w:lang w:val="en-US"/>
               </w:rPr>
-              <w:t xml:space="preserve">Worked on part 3 quality requirements, section </w:t>
+              <w:t>Worked on part 3 quality requirements</w:t>
             </w:r>
             <w:r>
               <w:rPr>
                 <w:lang w:val="en-US"/>
               </w:rPr>
+              <w:t xml:space="preserve"> and initial use </w:t>
+            </w:r>
+            <w:bookmarkStart w:name="_Int_h2163ntS" w:id="1512707569"/>
+            <w:r>
+              <w:rPr>
+                <w:lang w:val="en-US"/>
+              </w:rPr>
+              <w:t>case</w:t>
+            </w:r>
+            <w:r>
+              <w:rPr>
+                <w:lang w:val="en-US"/>
+              </w:rPr>
+              <w:t>s(</w:t>
+            </w:r>
+            <w:bookmarkEnd w:id="1512707569"/>
+            <w:r>
+              <w:rPr>
+                <w:lang w:val="en-US"/>
+              </w:rPr>
+              <w:t>section</w:t>
+            </w:r>
+            <w:r>
+              <w:rPr>
+                <w:lang w:val="en-US"/>
+              </w:rPr>
+              <w:t>s</w:t>
+            </w:r>
+            <w:r>
+              <w:rPr>
+                <w:lang w:val="en-US"/>
+              </w:rPr>
+              <w:t xml:space="preserve"> </w:t>
+            </w:r>
+            <w:r>
+              <w:rPr>
+                <w:lang w:val="en-US"/>
+              </w:rPr>
               <w:t>3.3</w:t>
             </w:r>
             <w:r>
               <w:rPr>
                 <w:lang w:val="en-US"/>
               </w:rPr>
-              <w:t xml:space="preserve"> and part 4 risks, section 4.3</w:t>
+              <w:t xml:space="preserve"> and 3.4</w:t>
+            </w:r>
+            <w:r>
+              <w:rPr>
+                <w:lang w:val="en-US"/>
+              </w:rPr>
+              <w:t>)</w:t>
+            </w:r>
+            <w:r>
+              <w:rPr>
+                <w:lang w:val="en-US"/>
+              </w:rPr>
+              <w:t xml:space="preserve"> and part 4 risks</w:t>
+            </w:r>
+            <w:r>
+              <w:rPr>
+                <w:lang w:val="en-US"/>
+              </w:rPr>
+              <w:t>(</w:t>
+            </w:r>
+            <w:r>
+              <w:rPr>
+                <w:lang w:val="en-US"/>
+              </w:rPr>
+              <w:t>section 4.3</w:t>
+            </w:r>
+            <w:r>
+              <w:rPr>
+                <w:lang w:val="en-US"/>
+              </w:rPr>
+              <w:t>)</w:t>
             </w:r>
           </w:p>
         </w:tc>
@@ -1836,15 +1904,8 @@
           <w:p>
             <w:pPr>
               <w:pStyle w:val="Normal"/>
-              <w:rPr>
-                <w:rFonts w:ascii="Calibri" w:hAnsi="Calibri" w:eastAsia="Calibri" w:cs="Calibri"/>
-                <w:noProof w:val="0"/>
-                <w:sz w:val="21"/>
-                <w:szCs w:val="21"/>
-                <w:lang w:val="en-US"/>
-              </w:rPr>
-            </w:pPr>
-            <w:hyperlink r:id="Rf9660196393247cf">
+            </w:pPr>
+            <w:hyperlink r:id="R339aed38e0d3449a">
               <w:r>
                 <w:rPr>
                   <w:rStyle w:val="Hyperlink"/>
@@ -1857,6 +1918,16 @@
                 <w:t>Section 3.3, Section 4.3</w:t>
               </w:r>
             </w:hyperlink>
+            <w:r>
+              <w:rPr>
+                <w:rFonts w:ascii="Calibri" w:hAnsi="Calibri" w:eastAsia="Calibri" w:cs="Calibri"/>
+                <w:noProof w:val="0"/>
+                <w:sz w:val="21"/>
+                <w:szCs w:val="21"/>
+                <w:lang w:val="en-US"/>
+              </w:rPr>
+              <w:t xml:space="preserve"> </w:t>
+            </w:r>
           </w:p>
         </w:tc>
       </w:tr>
@@ -3437,7 +3508,7 @@
               <w:rPr/>
               <w:t xml:space="preserve">UTD library policies; </w:t>
             </w:r>
-            <w:hyperlink r:id="Rb2eb2f7a119f4ae9">
+            <w:hyperlink r:id="R99dba004f5534c3b">
               <w:r>
                 <w:rPr>
                   <w:rStyle w:val="Hyperlink"/>
@@ -3462,7 +3533,7 @@
               <w:rPr/>
               <w:t xml:space="preserve">; </w:t>
             </w:r>
-            <w:hyperlink r:id="R8567806dee544f90">
+            <w:hyperlink r:id="Reafb96844f6a483b">
               <w:r>
                 <w:rPr>
                   <w:rStyle w:val="Hyperlink"/>
@@ -6275,12 +6346,19 @@
             </w:tcMar>
           </w:tcPr>
           <w:p>
-            <w:r>
+            <w:pPr>
               <w:rPr>
                 <w:color w:val="1A1A1A"/>
                 <w:sz w:val="18"/>
                 <w:szCs w:val="18"/>
               </w:rPr>
+            </w:pPr>
+            <w:r>
+              <w:rPr>
+                <w:color w:val="1A1A1A"/>
+                <w:sz w:val="18"/>
+                <w:szCs w:val="18"/>
+              </w:rPr>
               <w:t>FR-01</w:t>
             </w:r>
           </w:p>
@@ -6296,19 +6374,26 @@
             </w:tcMar>
           </w:tcPr>
           <w:p>
-            <w:r>
+            <w:pPr>
               <w:rPr>
                 <w:color w:val="1A1A1A"/>
-                <w:sz w:val="18"/>
-                <w:szCs w:val="18"/>
+                <w:sz w:val="21"/>
+                <w:szCs w:val="21"/>
+              </w:rPr>
+            </w:pPr>
+            <w:r>
+              <w:rPr>
+                <w:color w:val="1A1A1A"/>
+                <w:sz w:val="21"/>
+                <w:szCs w:val="21"/>
               </w:rPr>
               <w:t xml:space="preserve">The system shall </w:t>
             </w:r>
             <w:r>
               <w:rPr>
                 <w:color w:val="1A1A1A"/>
-                <w:sz w:val="18"/>
-                <w:szCs w:val="18"/>
+                <w:sz w:val="21"/>
+                <w:szCs w:val="21"/>
               </w:rPr>
               <w:t>display the list of study rooms in its room listing</w:t>
             </w:r>
@@ -6325,11 +6410,18 @@
             </w:tcMar>
           </w:tcPr>
           <w:p>
-            <w:r>
+            <w:pPr>
               <w:rPr>
                 <w:color w:val="1A1A1A"/>
-                <w:sz w:val="18"/>
-                <w:szCs w:val="18"/>
+                <w:sz w:val="21"/>
+                <w:szCs w:val="21"/>
+              </w:rPr>
+            </w:pPr>
+            <w:r>
+              <w:rPr>
+                <w:color w:val="1A1A1A"/>
+                <w:sz w:val="21"/>
+                <w:szCs w:val="21"/>
               </w:rPr>
               <w:t>MUST</w:t>
             </w:r>
@@ -6346,7 +6438,17 @@
             </w:tcMar>
           </w:tcPr>
           <w:p>
-            <w:r>
+            <w:pPr>
+              <w:rPr>
+                <w:sz w:val="21"/>
+                <w:szCs w:val="21"/>
+              </w:rPr>
+            </w:pPr>
+            <w:r>
+              <w:rPr>
+                <w:sz w:val="21"/>
+                <w:szCs w:val="21"/>
+              </w:rPr>
               <w:t>Students</w:t>
             </w:r>
           </w:p>
@@ -6362,19 +6464,26 @@
             </w:tcMar>
           </w:tcPr>
           <w:p>
-            <w:r>
+            <w:pPr>
               <w:rPr>
                 <w:color w:val="1A1A1A"/>
-                <w:sz w:val="18"/>
-                <w:szCs w:val="18"/>
+                <w:sz w:val="21"/>
+                <w:szCs w:val="21"/>
+              </w:rPr>
+            </w:pPr>
+            <w:r>
+              <w:rPr>
+                <w:color w:val="1A1A1A"/>
+                <w:sz w:val="21"/>
+                <w:szCs w:val="21"/>
               </w:rPr>
               <w:t xml:space="preserve">A tester can confirm this by </w:t>
             </w:r>
             <w:r>
               <w:rPr>
                 <w:color w:val="1A1A1A"/>
-                <w:sz w:val="18"/>
-                <w:szCs w:val="18"/>
+                <w:sz w:val="21"/>
+                <w:szCs w:val="21"/>
               </w:rPr>
               <w:t>verifying that every room in the test dataset appears in the list</w:t>
             </w:r>
@@ -8261,14 +8370,15 @@
           </w:tcPr>
           <w:p>
             <w:r>
+              <w:rPr/>
               <w:t xml:space="preserve">The system shall be hosted on UTD-operated servers, and </w:t>
             </w:r>
-            <w:bookmarkStart w:name="_Int_0sx21Uyj" w:id="1"/>
-            <w:r>
+            <w:r>
+              <w:rPr/>
               <w:t>student</w:t>
             </w:r>
-            <w:bookmarkEnd w:id="1"/>
-            <w:r>
+            <w:r>
+              <w:rPr/>
               <w:t xml:space="preserve"> personal data shall not be stored anywhere else.</w:t>
             </w:r>
           </w:p>
@@ -8372,14 +8482,15 @@
           </w:tcPr>
           <w:p>
             <w:r>
+              <w:rPr/>
               <w:t xml:space="preserve">A university rule is not the </w:t>
             </w:r>
-            <w:bookmarkStart w:name="_Int_fZwBHAxu" w:id="2"/>
-            <w:r>
+            <w:r>
+              <w:rPr/>
               <w:t>team's</w:t>
             </w:r>
-            <w:bookmarkEnd w:id="2"/>
-            <w:r>
+            <w:r>
+              <w:rPr/>
               <w:t xml:space="preserve"> to waive.</w:t>
             </w:r>
           </w:p>
@@ -9090,7 +9201,15 @@
                 <w:sz w:val="18"/>
                 <w:szCs w:val="18"/>
               </w:rPr>
-              <w:t>Requirements realised</w:t>
+              <w:t xml:space="preserve">Requirements </w:t>
+            </w:r>
+            <w:r>
+              <w:rPr>
+                <w:color w:val="1A1A1A"/>
+                <w:sz w:val="18"/>
+                <w:szCs w:val="18"/>
+              </w:rPr>
+              <w:t>realized</w:t>
             </w:r>
           </w:p>
         </w:tc>
@@ -9557,13 +9676,21 @@
             </w:tcMar>
           </w:tcPr>
           <w:p>
+            <w:pPr>
+              <w:pStyle w:val="Normal"/>
+              <w:suppressLineNumbers w:val="0"/>
+              <w:bidi w:val="0"/>
+              <w:spacing w:before="0" w:beforeAutospacing="off" w:after="0" w:afterAutospacing="off" w:line="259" w:lineRule="auto"/>
+              <w:ind w:left="0" w:right="0"/>
+              <w:jc w:val="left"/>
+            </w:pPr>
             <w:r>
               <w:rPr>
                 <w:color w:val="1A1A1A"/>
                 <w:sz w:val="18"/>
                 <w:szCs w:val="18"/>
               </w:rPr>
-              <w:t>…</w:t>
+              <w:t>FR-05</w:t>
             </w:r>
           </w:p>
         </w:tc>
@@ -9590,6 +9717,372 @@
             </w:tcMar>
           </w:tcPr>
           <w:p/>
+        </w:tc>
+      </w:tr>
+      <w:tr>
+        <w:trPr>
+          <w:trHeight w:val="300"/>
+        </w:trPr>
+        <w:tc>
+          <w:tcPr>
+            <w:tcW w:w="1800" w:type="dxa"/>
+            <w:tcMar>
+              <w:top w:w="70" w:type="dxa"/>
+              <w:left w:w="100" w:type="dxa"/>
+              <w:bottom w:w="70" w:type="dxa"/>
+              <w:right w:w="100" w:type="dxa"/>
+            </w:tcMar>
+          </w:tcPr>
+          <w:p>
+            <w:pPr>
+              <w:pStyle w:val="Normal"/>
+            </w:pPr>
+            <w:r>
+              <w:rPr>
+                <w:color w:val="1A1A1A"/>
+                <w:sz w:val="18"/>
+                <w:szCs w:val="18"/>
+              </w:rPr>
+              <w:t>FR-06</w:t>
+            </w:r>
+          </w:p>
+        </w:tc>
+        <w:tc>
+          <w:tcPr>
+            <w:tcW w:w="3800" w:type="dxa"/>
+            <w:tcMar>
+              <w:top w:w="70" w:type="dxa"/>
+              <w:left w:w="100" w:type="dxa"/>
+              <w:bottom w:w="70" w:type="dxa"/>
+              <w:right w:w="100" w:type="dxa"/>
+            </w:tcMar>
+          </w:tcPr>
+          <w:p>
+            <w:pPr>
+              <w:pStyle w:val="Normal"/>
+            </w:pPr>
+          </w:p>
+        </w:tc>
+        <w:tc>
+          <w:tcPr>
+            <w:tcW w:w="5258" w:type="dxa"/>
+            <w:tcMar>
+              <w:top w:w="70" w:type="dxa"/>
+              <w:left w:w="100" w:type="dxa"/>
+              <w:bottom w:w="70" w:type="dxa"/>
+              <w:right w:w="100" w:type="dxa"/>
+            </w:tcMar>
+          </w:tcPr>
+          <w:p>
+            <w:pPr>
+              <w:pStyle w:val="Normal"/>
+            </w:pPr>
+          </w:p>
+        </w:tc>
+      </w:tr>
+      <w:tr>
+        <w:trPr>
+          <w:trHeight w:val="300"/>
+        </w:trPr>
+        <w:tc>
+          <w:tcPr>
+            <w:tcW w:w="1800" w:type="dxa"/>
+            <w:tcMar>
+              <w:top w:w="70" w:type="dxa"/>
+              <w:left w:w="100" w:type="dxa"/>
+              <w:bottom w:w="70" w:type="dxa"/>
+              <w:right w:w="100" w:type="dxa"/>
+            </w:tcMar>
+          </w:tcPr>
+          <w:p>
+            <w:pPr>
+              <w:pStyle w:val="Normal"/>
+            </w:pPr>
+            <w:r>
+              <w:rPr>
+                <w:color w:val="1A1A1A"/>
+                <w:sz w:val="18"/>
+                <w:szCs w:val="18"/>
+              </w:rPr>
+              <w:t>FR-07</w:t>
+            </w:r>
+          </w:p>
+        </w:tc>
+        <w:tc>
+          <w:tcPr>
+            <w:tcW w:w="3800" w:type="dxa"/>
+            <w:tcMar>
+              <w:top w:w="70" w:type="dxa"/>
+              <w:left w:w="100" w:type="dxa"/>
+              <w:bottom w:w="70" w:type="dxa"/>
+              <w:right w:w="100" w:type="dxa"/>
+            </w:tcMar>
+          </w:tcPr>
+          <w:p>
+            <w:pPr>
+              <w:pStyle w:val="Normal"/>
+            </w:pPr>
+          </w:p>
+        </w:tc>
+        <w:tc>
+          <w:tcPr>
+            <w:tcW w:w="5258" w:type="dxa"/>
+            <w:tcMar>
+              <w:top w:w="70" w:type="dxa"/>
+              <w:left w:w="100" w:type="dxa"/>
+              <w:bottom w:w="70" w:type="dxa"/>
+              <w:right w:w="100" w:type="dxa"/>
+            </w:tcMar>
+          </w:tcPr>
+          <w:p>
+            <w:pPr>
+              <w:pStyle w:val="Normal"/>
+            </w:pPr>
+          </w:p>
+        </w:tc>
+      </w:tr>
+      <w:tr>
+        <w:trPr>
+          <w:trHeight w:val="300"/>
+        </w:trPr>
+        <w:tc>
+          <w:tcPr>
+            <w:tcW w:w="1800" w:type="dxa"/>
+            <w:tcMar>
+              <w:top w:w="70" w:type="dxa"/>
+              <w:left w:w="100" w:type="dxa"/>
+              <w:bottom w:w="70" w:type="dxa"/>
+              <w:right w:w="100" w:type="dxa"/>
+            </w:tcMar>
+          </w:tcPr>
+          <w:p>
+            <w:pPr>
+              <w:pStyle w:val="Normal"/>
+            </w:pPr>
+            <w:r>
+              <w:rPr>
+                <w:color w:val="1A1A1A"/>
+                <w:sz w:val="18"/>
+                <w:szCs w:val="18"/>
+              </w:rPr>
+              <w:t>FR-08</w:t>
+            </w:r>
+          </w:p>
+        </w:tc>
+        <w:tc>
+          <w:tcPr>
+            <w:tcW w:w="3800" w:type="dxa"/>
+            <w:tcMar>
+              <w:top w:w="70" w:type="dxa"/>
+              <w:left w:w="100" w:type="dxa"/>
+              <w:bottom w:w="70" w:type="dxa"/>
+              <w:right w:w="100" w:type="dxa"/>
+            </w:tcMar>
+          </w:tcPr>
+          <w:p>
+            <w:pPr>
+              <w:pStyle w:val="Normal"/>
+            </w:pPr>
+          </w:p>
+        </w:tc>
+        <w:tc>
+          <w:tcPr>
+            <w:tcW w:w="5258" w:type="dxa"/>
+            <w:tcMar>
+              <w:top w:w="70" w:type="dxa"/>
+              <w:left w:w="100" w:type="dxa"/>
+              <w:bottom w:w="70" w:type="dxa"/>
+              <w:right w:w="100" w:type="dxa"/>
+            </w:tcMar>
+          </w:tcPr>
+          <w:p>
+            <w:pPr>
+              <w:pStyle w:val="Normal"/>
+            </w:pPr>
+          </w:p>
+        </w:tc>
+      </w:tr>
+      <w:tr>
+        <w:trPr>
+          <w:trHeight w:val="300"/>
+        </w:trPr>
+        <w:tc>
+          <w:tcPr>
+            <w:tcW w:w="1800" w:type="dxa"/>
+            <w:tcMar>
+              <w:top w:w="70" w:type="dxa"/>
+              <w:left w:w="100" w:type="dxa"/>
+              <w:bottom w:w="70" w:type="dxa"/>
+              <w:right w:w="100" w:type="dxa"/>
+            </w:tcMar>
+          </w:tcPr>
+          <w:p>
+            <w:pPr>
+              <w:pStyle w:val="Normal"/>
+            </w:pPr>
+            <w:r>
+              <w:rPr>
+                <w:color w:val="1A1A1A"/>
+                <w:sz w:val="18"/>
+                <w:szCs w:val="18"/>
+              </w:rPr>
+              <w:t>FR-09</w:t>
+            </w:r>
+          </w:p>
+        </w:tc>
+        <w:tc>
+          <w:tcPr>
+            <w:tcW w:w="3800" w:type="dxa"/>
+            <w:tcMar>
+              <w:top w:w="70" w:type="dxa"/>
+              <w:left w:w="100" w:type="dxa"/>
+              <w:bottom w:w="70" w:type="dxa"/>
+              <w:right w:w="100" w:type="dxa"/>
+            </w:tcMar>
+          </w:tcPr>
+          <w:p>
+            <w:pPr>
+              <w:pStyle w:val="Normal"/>
+            </w:pPr>
+          </w:p>
+        </w:tc>
+        <w:tc>
+          <w:tcPr>
+            <w:tcW w:w="5258" w:type="dxa"/>
+            <w:tcMar>
+              <w:top w:w="70" w:type="dxa"/>
+              <w:left w:w="100" w:type="dxa"/>
+              <w:bottom w:w="70" w:type="dxa"/>
+              <w:right w:w="100" w:type="dxa"/>
+            </w:tcMar>
+          </w:tcPr>
+          <w:p>
+            <w:pPr>
+              <w:pStyle w:val="Normal"/>
+            </w:pPr>
+          </w:p>
+        </w:tc>
+      </w:tr>
+      <w:tr>
+        <w:trPr>
+          <w:trHeight w:val="300"/>
+        </w:trPr>
+        <w:tc>
+          <w:tcPr>
+            <w:tcW w:w="1800" w:type="dxa"/>
+            <w:tcMar>
+              <w:top w:w="70" w:type="dxa"/>
+              <w:left w:w="100" w:type="dxa"/>
+              <w:bottom w:w="70" w:type="dxa"/>
+              <w:right w:w="100" w:type="dxa"/>
+            </w:tcMar>
+          </w:tcPr>
+          <w:p>
+            <w:pPr>
+              <w:pStyle w:val="Normal"/>
+            </w:pPr>
+            <w:r>
+              <w:rPr>
+                <w:color w:val="1A1A1A"/>
+                <w:sz w:val="18"/>
+                <w:szCs w:val="18"/>
+              </w:rPr>
+              <w:t>FR-10</w:t>
+            </w:r>
+          </w:p>
+        </w:tc>
+        <w:tc>
+          <w:tcPr>
+            <w:tcW w:w="3800" w:type="dxa"/>
+            <w:tcMar>
+              <w:top w:w="70" w:type="dxa"/>
+              <w:left w:w="100" w:type="dxa"/>
+              <w:bottom w:w="70" w:type="dxa"/>
+              <w:right w:w="100" w:type="dxa"/>
+            </w:tcMar>
+          </w:tcPr>
+          <w:p>
+            <w:pPr>
+              <w:pStyle w:val="Normal"/>
+            </w:pPr>
+          </w:p>
+        </w:tc>
+        <w:tc>
+          <w:tcPr>
+            <w:tcW w:w="5258" w:type="dxa"/>
+            <w:tcMar>
+              <w:top w:w="70" w:type="dxa"/>
+              <w:left w:w="100" w:type="dxa"/>
+              <w:bottom w:w="70" w:type="dxa"/>
+              <w:right w:w="100" w:type="dxa"/>
+            </w:tcMar>
+          </w:tcPr>
+          <w:p>
+            <w:pPr>
+              <w:pStyle w:val="Normal"/>
+            </w:pPr>
+          </w:p>
+        </w:tc>
+      </w:tr>
+      <w:tr>
+        <w:trPr>
+          <w:trHeight w:val="300"/>
+        </w:trPr>
+        <w:tc>
+          <w:tcPr>
+            <w:tcW w:w="1800" w:type="dxa"/>
+            <w:tcMar>
+              <w:top w:w="70" w:type="dxa"/>
+              <w:left w:w="100" w:type="dxa"/>
+              <w:bottom w:w="70" w:type="dxa"/>
+              <w:right w:w="100" w:type="dxa"/>
+            </w:tcMar>
+          </w:tcPr>
+          <w:p>
+            <w:pPr>
+              <w:pStyle w:val="Normal"/>
+            </w:pPr>
+            <w:r>
+              <w:rPr>
+                <w:color w:val="1A1A1A"/>
+                <w:sz w:val="18"/>
+                <w:szCs w:val="18"/>
+              </w:rPr>
+              <w:t>FR-11</w:t>
+            </w:r>
+          </w:p>
+        </w:tc>
+        <w:tc>
+          <w:tcPr>
+            <w:tcW w:w="3800" w:type="dxa"/>
+            <w:tcMar>
+              <w:top w:w="70" w:type="dxa"/>
+              <w:left w:w="100" w:type="dxa"/>
+              <w:bottom w:w="70" w:type="dxa"/>
+              <w:right w:w="100" w:type="dxa"/>
+            </w:tcMar>
+          </w:tcPr>
+          <w:p>
+            <w:pPr>
+              <w:pStyle w:val="Normal"/>
+            </w:pPr>
+          </w:p>
+        </w:tc>
+        <w:tc>
+          <w:tcPr>
+            <w:tcW w:w="5258" w:type="dxa"/>
+            <w:tcMar>
+              <w:top w:w="70" w:type="dxa"/>
+              <w:left w:w="100" w:type="dxa"/>
+              <w:bottom w:w="70" w:type="dxa"/>
+              <w:right w:w="100" w:type="dxa"/>
+            </w:tcMar>
+          </w:tcPr>
+          <w:p>
+            <w:pPr>
+              <w:pStyle w:val="Normal"/>
+            </w:pPr>
+          </w:p>
         </w:tc>
       </w:tr>
     </w:tbl>
@@ -11068,14 +11561,15 @@
           </w:tcPr>
           <w:p>
             <w:r>
+              <w:rPr/>
               <w:t xml:space="preserve">A member is unavailable during exam </w:t>
             </w:r>
-            <w:bookmarkStart w:name="_Int_UngsSTEM" w:id="3"/>
-            <w:r>
+            <w:r>
+              <w:rPr/>
               <w:t>season</w:t>
             </w:r>
-            <w:bookmarkEnd w:id="3"/>
-            <w:r>
+            <w:r>
+              <w:rPr/>
               <w:t xml:space="preserve"> and their work is delayed or missing.</w:t>
             </w:r>
           </w:p>
@@ -11242,14 +11736,15 @@
           </w:tcPr>
           <w:p>
             <w:r>
+              <w:rPr/>
               <w:t xml:space="preserve">Scope grows to include excluded items such as SMS, </w:t>
             </w:r>
-            <w:bookmarkStart w:name="_Int_JQah1YVP" w:id="4"/>
-            <w:r>
+            <w:r>
+              <w:rPr/>
               <w:t>Duo</w:t>
             </w:r>
-            <w:bookmarkEnd w:id="4"/>
-            <w:r>
+            <w:r>
+              <w:rPr/>
               <w:t xml:space="preserve"> or door locks.</w:t>
             </w:r>
           </w:p>
@@ -14085,17 +14580,8 @@
 <file path=word/intelligence2.xml><?xml version="1.0" encoding="utf-8"?>
 <int2:intelligence xmlns:int2="http://schemas.microsoft.com/office/intelligence/2020/intelligence" xmlns:oel="http://schemas.microsoft.com/office/2019/extlst">
   <int2:observations>
-    <int2:bookmark int2:bookmarkName="_Int_JQah1YVP" int2:invalidationBookmarkName="" int2:hashCode="PF2c0DOH+0GoVu" int2:id="7dvYW2eV">
-      <int2:state int2:value="Rejected" int2:type="gram"/>
-    </int2:bookmark>
-    <int2:bookmark int2:bookmarkName="_Int_fZwBHAxu" int2:invalidationBookmarkName="" int2:hashCode="stNxFTx+bfXsGc" int2:id="9dAs0I8Y">
-      <int2:state int2:value="Rejected" int2:type="gram"/>
-    </int2:bookmark>
-    <int2:bookmark int2:bookmarkName="_Int_UngsSTEM" int2:invalidationBookmarkName="" int2:hashCode="dvXkA5EGRycqM4" int2:id="Iru9X5GY">
-      <int2:state int2:value="Rejected" int2:type="gram"/>
-    </int2:bookmark>
-    <int2:bookmark int2:bookmarkName="_Int_0sx21Uyj" int2:invalidationBookmarkName="" int2:hashCode="IEA2oe9uc2DlNj" int2:id="WOM03edP">
-      <int2:state int2:value="Rejected" int2:type="gram"/>
+    <int2:bookmark int2:bookmarkName="_Int_h2163ntS" int2:invalidationBookmarkName="" int2:hashCode="IcaQH7yadN2I7+" int2:id="wQnAZUaa">
+      <int2:state int2:type="gram" int2:value="Rejected"/>
     </int2:bookmark>
   </int2:observations>
   <int2:intelligenceSettings/>

--- a/P1_Template_Draft.docx
+++ b/P1_Template_Draft.docx
@@ -8,13 +8,62 @@
       </w:pPr>
       <w:r>
         <w:rPr>
-          <w:b/>
-          <w:caps/>
+          <w:b w:val="1"/>
+          <w:bCs w:val="1"/>
+          <w:caps w:val="1"/>
           <w:color w:val="2F5D8A"/>
           <w:sz w:val="18"/>
           <w:szCs w:val="18"/>
         </w:rPr>
-        <w:t>CE / CS / SE 3354  ·  SOFTWARE ENGINEERING  ·  FALL 2026</w:t>
+        <w:t xml:space="preserve">CE / CS / SE </w:t>
+      </w:r>
+      <w:bookmarkStart w:name="_Int_Axartesy" w:id="1702168406"/>
+      <w:r>
+        <w:rPr>
+          <w:b w:val="1"/>
+          <w:bCs w:val="1"/>
+          <w:caps w:val="1"/>
+          <w:color w:val="2F5D8A"/>
+          <w:sz w:val="18"/>
+          <w:szCs w:val="18"/>
+        </w:rPr>
+        <w:t>3354  ·</w:t>
+      </w:r>
+      <w:bookmarkEnd w:id="1702168406"/>
+      <w:r>
+        <w:rPr>
+          <w:b w:val="1"/>
+          <w:bCs w:val="1"/>
+          <w:caps w:val="1"/>
+          <w:color w:val="2F5D8A"/>
+          <w:sz w:val="18"/>
+          <w:szCs w:val="18"/>
+        </w:rPr>
+        <w:t xml:space="preserve">  SOFTWARE </w:t>
+      </w:r>
+      <w:bookmarkStart w:name="_Int_T76e7iOF" w:id="2111217246"/>
+      <w:r>
+        <w:rPr>
+          <w:b w:val="1"/>
+          <w:bCs w:val="1"/>
+          <w:caps w:val="1"/>
+          <w:color w:val="2F5D8A"/>
+          <w:sz w:val="18"/>
+          <w:szCs w:val="18"/>
+        </w:rPr>
+        <w:t>ENGINEERING  ·</w:t>
+      </w:r>
+      <w:bookmarkEnd w:id="2111217246"/>
+      <w:r>
+        <w:rPr>
+          <w:b w:val="1"/>
+          <w:bCs w:val="1"/>
+          <w:caps w:val="1"/>
+          <w:color w:val="2F5D8A"/>
+          <w:sz w:val="18"/>
+          <w:szCs w:val="18"/>
+        </w:rPr>
+        <w:t xml:space="preserve">  FALL 2026</w:t>
       </w:r>
     </w:p>
     <w:p>
@@ -59,7 +108,43 @@
           <w:sz w:val="19"/>
           <w:szCs w:val="19"/>
         </w:rPr>
-        <w:t>Weight 4%  ·  Due Sunday 18 October 2026, 11:59 PM Central  ·  Submit one PDF per team on Canvas</w:t>
+        <w:t>Weight 4</w:t>
+      </w:r>
+      <w:bookmarkStart w:name="_Int_c6I3QWNn" w:id="1329859779"/>
+      <w:r>
+        <w:rPr>
+          <w:color w:val="5A6472"/>
+          <w:sz w:val="19"/>
+          <w:szCs w:val="19"/>
+        </w:rPr>
+        <w:t>%  ·</w:t>
+      </w:r>
+      <w:bookmarkEnd w:id="1329859779"/>
+      <w:r>
+        <w:rPr>
+          <w:color w:val="5A6472"/>
+          <w:sz w:val="19"/>
+          <w:szCs w:val="19"/>
+        </w:rPr>
+        <w:t xml:space="preserve">  Due Sunday 18 October 2026, 11:59 PM </w:t>
+      </w:r>
+      <w:bookmarkStart w:name="_Int_2UYOr9VY" w:id="1463184918"/>
+      <w:r>
+        <w:rPr>
+          <w:color w:val="5A6472"/>
+          <w:sz w:val="19"/>
+          <w:szCs w:val="19"/>
+        </w:rPr>
+        <w:t>Central  ·</w:t>
+      </w:r>
+      <w:bookmarkEnd w:id="1463184918"/>
+      <w:r>
+        <w:rPr>
+          <w:color w:val="5A6472"/>
+          <w:sz w:val="19"/>
+          <w:szCs w:val="19"/>
+        </w:rPr>
+        <w:t xml:space="preserve">  Submit one PDF per team on Canvas</w:t>
       </w:r>
     </w:p>
     <w:tbl>
@@ -1586,7 +1671,7 @@
             </w:tcMar>
           </w:tcPr>
           <w:p>
-            <w:hyperlink r:id="R1d6960a15c2b4c0b">
+            <w:hyperlink r:id="Rbfbf750776fc4abb">
               <w:r>
                 <w:rPr>
                   <w:rStyle w:val="Hyperlink"/>
@@ -1869,14 +1954,22 @@
               <w:rPr>
                 <w:lang w:val="en-US"/>
               </w:rPr>
-              <w:t xml:space="preserve"> and part 4 risks</w:t>
-            </w:r>
+              <w:t xml:space="preserve"> and part 4 </w:t>
+            </w:r>
+            <w:bookmarkStart w:name="_Int_RBbyUlMr" w:id="793199219"/>
             <w:r>
               <w:rPr>
                 <w:lang w:val="en-US"/>
               </w:rPr>
+              <w:t>risks</w:t>
+            </w:r>
+            <w:r>
+              <w:rPr>
+                <w:lang w:val="en-US"/>
+              </w:rPr>
               <w:t>(</w:t>
             </w:r>
+            <w:bookmarkEnd w:id="793199219"/>
             <w:r>
               <w:rPr>
                 <w:lang w:val="en-US"/>
@@ -1904,8 +1997,15 @@
           <w:p>
             <w:pPr>
               <w:pStyle w:val="Normal"/>
-            </w:pPr>
-            <w:hyperlink r:id="R339aed38e0d3449a">
+              <w:rPr>
+                <w:rFonts w:ascii="Calibri" w:hAnsi="Calibri" w:eastAsia="Calibri" w:cs="Calibri"/>
+                <w:noProof w:val="0"/>
+                <w:sz w:val="21"/>
+                <w:szCs w:val="21"/>
+                <w:lang w:val="en-US"/>
+              </w:rPr>
+            </w:pPr>
+            <w:hyperlink r:id="Rd7fdc764b5e742f5">
               <w:r>
                 <w:rPr>
                   <w:rStyle w:val="Hyperlink"/>
@@ -1928,6 +2028,19 @@
               </w:rPr>
               <w:t xml:space="preserve"> </w:t>
             </w:r>
+            <w:hyperlink r:id="R84c2f11578cc4ac7">
+              <w:r>
+                <w:rPr>
+                  <w:rStyle w:val="Hyperlink"/>
+                  <w:rFonts w:ascii="Calibri" w:hAnsi="Calibri" w:eastAsia="Calibri" w:cs="Calibri"/>
+                  <w:noProof w:val="0"/>
+                  <w:sz w:val="21"/>
+                  <w:szCs w:val="21"/>
+                  <w:lang w:val="en-US"/>
+                </w:rPr>
+                <w:t>Section 3.4</w:t>
+              </w:r>
+            </w:hyperlink>
           </w:p>
         </w:tc>
       </w:tr>
@@ -3508,7 +3621,7 @@
               <w:rPr/>
               <w:t xml:space="preserve">UTD library policies; </w:t>
             </w:r>
-            <w:hyperlink r:id="R99dba004f5534c3b">
+            <w:hyperlink r:id="R4f19ecb6f0bb47c1">
               <w:r>
                 <w:rPr>
                   <w:rStyle w:val="Hyperlink"/>
@@ -3533,7 +3646,7 @@
               <w:rPr/>
               <w:t xml:space="preserve">; </w:t>
             </w:r>
-            <w:hyperlink r:id="Reafb96844f6a483b">
+            <w:hyperlink r:id="Rc7888aa67072487d">
               <w:r>
                 <w:rPr>
                   <w:rStyle w:val="Hyperlink"/>
@@ -5589,30 +5702,49 @@
               <w:spacing w:line="259" w:lineRule="auto"/>
             </w:pPr>
             <w:r>
+              <w:rPr/>
               <w:t>The functions that the project needs involve room listings, time-slot searches, reservation records, and conflict checks.</w:t>
             </w:r>
             <w:r>
+              <w:rPr/>
               <w:t xml:space="preserve"> </w:t>
             </w:r>
             <w:r>
+              <w:rPr/>
               <w:t>To</w:t>
             </w:r>
             <w:r>
+              <w:rPr/>
               <w:t xml:space="preserve"> </w:t>
             </w:r>
             <w:r>
+              <w:rPr/>
               <w:t>tell</w:t>
             </w:r>
             <w:r>
-              <w:t xml:space="preserve"> if this is technically feasible we will need to include a working proof of concept, repository code, and tes</w:t>
-            </w:r>
-            <w:r>
+              <w:rPr/>
+              <w:t xml:space="preserve"> if this is technically </w:t>
+            </w:r>
+            <w:bookmarkStart w:name="_Int_lHgOSgfR" w:id="1935690893"/>
+            <w:r>
+              <w:rPr/>
+              <w:t>feasible</w:t>
+            </w:r>
+            <w:bookmarkEnd w:id="1935690893"/>
+            <w:r>
+              <w:rPr/>
+              <w:t xml:space="preserve"> we will need to include a working proof of concept, repository code, and tes</w:t>
+            </w:r>
+            <w:r>
+              <w:rPr/>
               <w:t xml:space="preserve">ts to check if the </w:t>
             </w:r>
             <w:r>
+              <w:rPr/>
               <w:t>requirements</w:t>
             </w:r>
             <w:r>
+              <w:rPr/>
               <w:t xml:space="preserve"> can be met. Until then this will remain potentially feasible</w:t>
             </w:r>
           </w:p>
@@ -5671,24 +5803,41 @@
               <w:spacing w:line="259" w:lineRule="auto"/>
             </w:pPr>
             <w:r>
+              <w:rPr/>
               <w:t>Students can</w:t>
             </w:r>
             <w:r>
+              <w:rPr/>
               <w:t xml:space="preserve"> make reservations </w:t>
             </w:r>
             <w:r>
-              <w:t xml:space="preserve">for available study rooms and the system will deal with conflicting reservations and if </w:t>
-            </w:r>
-            <w:r>
+              <w:rPr/>
+              <w:t xml:space="preserve">for available study </w:t>
+            </w:r>
+            <w:bookmarkStart w:name="_Int_DEpH0W8Z" w:id="207297882"/>
+            <w:r>
+              <w:rPr/>
+              <w:t>rooms</w:t>
+            </w:r>
+            <w:bookmarkEnd w:id="207297882"/>
+            <w:r>
+              <w:rPr/>
+              <w:t xml:space="preserve"> and the system will deal with conflicting reservations and if </w:t>
+            </w:r>
+            <w:r>
+              <w:rPr/>
               <w:t>needed,</w:t>
             </w:r>
             <w:r>
+              <w:rPr/>
               <w:t xml:space="preserve"> the staff can manage the </w:t>
             </w:r>
             <w:r>
+              <w:rPr/>
               <w:t>reservations as well.</w:t>
             </w:r>
             <w:r>
+              <w:rPr/>
               <w:t xml:space="preserve"> The team still needs to test the workflow with students and staff in the library</w:t>
             </w:r>
           </w:p>
@@ -8750,12 +8899,27 @@
           </w:p>
           <w:p>
             <w:pPr>
+              <w:pStyle w:val="Normal"/>
               <w:spacing w:after="60" w:line="260" w:lineRule="auto"/>
             </w:pPr>
             <w:r>
               <w:rPr/>
               <w:t>UC-04 View My Reservations</w:t>
             </w:r>
+            <w:r>
+              <w:rPr>
+                <w:rFonts w:ascii="Calibri" w:hAnsi="Calibri" w:eastAsia="Calibri" w:cs="Calibri"/>
+                <w:b w:val="0"/>
+                <w:bCs w:val="0"/>
+                <w:i w:val="0"/>
+                <w:iCs w:val="0"/>
+                <w:noProof w:val="0"/>
+                <w:sz w:val="21"/>
+                <w:szCs w:val="21"/>
+                <w:lang w:val="en-US"/>
+              </w:rPr>
+              <w:t xml:space="preserve"> and Status</w:t>
+            </w:r>
           </w:p>
           <w:p>
             <w:pPr>
@@ -8765,6 +8929,11 @@
               <w:rPr/>
               <w:t>UC-05 Manage Room Listings</w:t>
             </w:r>
+          </w:p>
+          <w:p>
+            <w:pPr>
+              <w:spacing w:after="60" w:line="260" w:lineRule="auto"/>
+            </w:pPr>
           </w:p>
           <w:p>
             <w:pPr>
@@ -9439,12 +9608,33 @@
             </w:pPr>
             <w:r>
               <w:rPr>
-                <w:b/>
+                <w:b w:val="1"/>
+                <w:bCs w:val="1"/>
                 <w:color w:val="16324F"/>
                 <w:sz w:val="18"/>
                 <w:szCs w:val="18"/>
               </w:rPr>
-              <w:t>Use case(s) that realise it</w:t>
+              <w:t xml:space="preserve">Use case(s) that </w:t>
+            </w:r>
+            <w:r>
+              <w:rPr>
+                <w:b w:val="1"/>
+                <w:bCs w:val="1"/>
+                <w:color w:val="16324F"/>
+                <w:sz w:val="18"/>
+                <w:szCs w:val="18"/>
+              </w:rPr>
+              <w:t>realize</w:t>
+            </w:r>
+            <w:r>
+              <w:rPr>
+                <w:b w:val="1"/>
+                <w:bCs w:val="1"/>
+                <w:color w:val="16324F"/>
+                <w:sz w:val="18"/>
+                <w:szCs w:val="18"/>
+              </w:rPr>
+              <w:t xml:space="preserve"> it</w:t>
             </w:r>
           </w:p>
         </w:tc>
@@ -11564,10 +11754,12 @@
               <w:rPr/>
               <w:t xml:space="preserve">A member is unavailable during exam </w:t>
             </w:r>
+            <w:bookmarkStart w:name="_Int_6wcKwB9n" w:id="2049609441"/>
             <w:r>
               <w:rPr/>
               <w:t>season</w:t>
             </w:r>
+            <w:bookmarkEnd w:id="2049609441"/>
             <w:r>
               <w:rPr/>
               <w:t xml:space="preserve"> and their work is delayed or missing.</w:t>
@@ -11739,10 +11931,12 @@
               <w:rPr/>
               <w:t xml:space="preserve">Scope grows to include excluded items such as SMS, </w:t>
             </w:r>
+            <w:bookmarkStart w:name="_Int_IjSKfcTJ" w:id="772740530"/>
             <w:r>
               <w:rPr/>
               <w:t>Duo</w:t>
             </w:r>
+            <w:bookmarkEnd w:id="772740530"/>
             <w:r>
               <w:rPr/>
               <w:t xml:space="preserve"> or door locks.</w:t>
@@ -14571,7 +14765,43 @@
         <w:sz w:val="16"/>
         <w:szCs w:val="16"/>
       </w:rPr>
-      <w:t>CE / CS / SE 3354  ·  Fall 2026  ·  Project Deliverable P1 — Proposal and Requirements</w:t>
+      <w:t xml:space="preserve">CE / CS / SE </w:t>
+    </w:r>
+    <w:bookmarkStart w:name="_Int_Mh0BCdyv" w:id="278898261"/>
+    <w:r>
+      <w:rPr>
+        <w:color w:val="5A6472"/>
+        <w:sz w:val="16"/>
+        <w:szCs w:val="16"/>
+      </w:rPr>
+      <w:t>3354  ·</w:t>
+    </w:r>
+    <w:bookmarkEnd w:id="278898261"/>
+    <w:r>
+      <w:rPr>
+        <w:color w:val="5A6472"/>
+        <w:sz w:val="16"/>
+        <w:szCs w:val="16"/>
+      </w:rPr>
+      <w:t xml:space="preserve">  Fall </w:t>
+    </w:r>
+    <w:bookmarkStart w:name="_Int_q7wk8xFw" w:id="1781888143"/>
+    <w:r>
+      <w:rPr>
+        <w:color w:val="5A6472"/>
+        <w:sz w:val="16"/>
+        <w:szCs w:val="16"/>
+      </w:rPr>
+      <w:t>2026  ·</w:t>
+    </w:r>
+    <w:bookmarkEnd w:id="1781888143"/>
+    <w:r>
+      <w:rPr>
+        <w:color w:val="5A6472"/>
+        <w:sz w:val="16"/>
+        <w:szCs w:val="16"/>
+      </w:rPr>
+      <w:t xml:space="preserve">  Project Deliverable P1 — Proposal and Requirements</w:t>
     </w:r>
   </w:p>
 </w:hdr>
@@ -14580,6 +14810,39 @@
 <file path=word/intelligence2.xml><?xml version="1.0" encoding="utf-8"?>
 <int2:intelligence xmlns:int2="http://schemas.microsoft.com/office/intelligence/2020/intelligence" xmlns:oel="http://schemas.microsoft.com/office/2019/extlst">
   <int2:observations>
+    <int2:bookmark int2:bookmarkName="_Int_IjSKfcTJ" int2:invalidationBookmarkName="" int2:hashCode="PF2c0DOH+0GoVu" int2:id="slVINFGy">
+      <int2:state int2:type="gram" int2:value="Rejected"/>
+    </int2:bookmark>
+    <int2:bookmark int2:bookmarkName="_Int_6wcKwB9n" int2:invalidationBookmarkName="" int2:hashCode="dvXkA5EGRycqM4" int2:id="AHtrwwAD">
+      <int2:state int2:type="gram" int2:value="Rejected"/>
+    </int2:bookmark>
+    <int2:bookmark int2:bookmarkName="_Int_DEpH0W8Z" int2:invalidationBookmarkName="" int2:hashCode="/58tXJ7aDOgbFa" int2:id="MArdkAlG">
+      <int2:state int2:type="gram" int2:value="Rejected"/>
+    </int2:bookmark>
+    <int2:bookmark int2:bookmarkName="_Int_lHgOSgfR" int2:invalidationBookmarkName="" int2:hashCode="VzWlPJsi4HLGbj" int2:id="QvQVGlPT">
+      <int2:state int2:type="gram" int2:value="Rejected"/>
+    </int2:bookmark>
+    <int2:bookmark int2:bookmarkName="_Int_q7wk8xFw" int2:invalidationBookmarkName="" int2:hashCode="XFIAPA6h2JA3jX" int2:id="31Y9PT6I">
+      <int2:state int2:type="gram" int2:value="Rejected"/>
+    </int2:bookmark>
+    <int2:bookmark int2:bookmarkName="_Int_Mh0BCdyv" int2:invalidationBookmarkName="" int2:hashCode="CMYbHMdhOMii3l" int2:id="H8dAnPKZ">
+      <int2:state int2:type="gram" int2:value="Rejected"/>
+    </int2:bookmark>
+    <int2:bookmark int2:bookmarkName="_Int_c6I3QWNn" int2:invalidationBookmarkName="" int2:hashCode="c/RcsLsrmq0KSY" int2:id="g4qhHGdU">
+      <int2:state int2:type="gram" int2:value="Rejected"/>
+    </int2:bookmark>
+    <int2:bookmark int2:bookmarkName="_Int_2UYOr9VY" int2:invalidationBookmarkName="" int2:hashCode="ysHAOnj5Z4rbmw" int2:id="a16tBXX1">
+      <int2:state int2:type="gram" int2:value="Rejected"/>
+    </int2:bookmark>
+    <int2:bookmark int2:bookmarkName="_Int_T76e7iOF" int2:invalidationBookmarkName="" int2:hashCode="Z8difb7eiMcysn" int2:id="nuRpeBEV">
+      <int2:state int2:type="gram" int2:value="Rejected"/>
+    </int2:bookmark>
+    <int2:bookmark int2:bookmarkName="_Int_Axartesy" int2:invalidationBookmarkName="" int2:hashCode="CMYbHMdhOMii3l" int2:id="nxYSAcxb">
+      <int2:state int2:type="gram" int2:value="Rejected"/>
+    </int2:bookmark>
+    <int2:bookmark int2:bookmarkName="_Int_RBbyUlMr" int2:invalidationBookmarkName="" int2:hashCode="QaS0FM9ulw5r+f" int2:id="w0J9meiP">
+      <int2:state int2:type="gram" int2:value="Rejected"/>
+    </int2:bookmark>
     <int2:bookmark int2:bookmarkName="_Int_h2163ntS" int2:invalidationBookmarkName="" int2:hashCode="IcaQH7yadN2I7+" int2:id="wQnAZUaa">
       <int2:state int2:type="gram" int2:value="Rejected"/>
     </int2:bookmark>

--- a/P1_Template_Draft.docx
+++ b/P1_Template_Draft.docx
@@ -1671,7 +1671,7 @@
             </w:tcMar>
           </w:tcPr>
           <w:p>
-            <w:hyperlink r:id="Rbfbf750776fc4abb">
+            <w:hyperlink r:id="Rb907f3c6228549fc">
               <w:r>
                 <w:rPr>
                   <w:rStyle w:val="Hyperlink"/>
@@ -1766,25 +1766,24 @@
             </w:tcMar>
           </w:tcPr>
           <w:p>
-            <w:hyperlink w:history="1" r:id="rId8">
+            <w:hyperlink r:id="R9f1456d7cb1c40eb">
               <w:r>
+                <w:rPr/>
                 <w:t xml:space="preserve"> </w:t>
               </w:r>
-              <w:hyperlink r:id="rId9">
+              <w:hyperlink r:id="Re5f7334037f84105">
                 <w:r>
                   <w:rPr>
                     <w:rStyle w:val="Hyperlink"/>
                   </w:rPr>
                   <w:t>Initi</w:t>
                 </w:r>
-                <w:bookmarkStart w:name="_Hlt243242268" w:id="0"/>
                 <w:r>
                   <w:rPr>
                     <w:rStyle w:val="Hyperlink"/>
                   </w:rPr>
                   <w:t>a</w:t>
                 </w:r>
-                <w:bookmarkEnd w:id="0"/>
                 <w:r>
                   <w:rPr>
                     <w:rStyle w:val="Hyperlink"/>
@@ -1793,9 +1792,10 @@
                 </w:r>
               </w:hyperlink>
               <w:r>
+                <w:rPr/>
                 <w:t xml:space="preserve"> · </w:t>
               </w:r>
-              <w:hyperlink r:id="rId10">
+              <w:hyperlink r:id="Rf21a081420064a70">
                 <w:r>
                   <w:rPr>
                     <w:rStyle w:val="Hyperlink"/>
@@ -1804,9 +1804,10 @@
                 </w:r>
               </w:hyperlink>
               <w:r>
+                <w:rPr/>
                 <w:t xml:space="preserve"> · </w:t>
               </w:r>
-              <w:hyperlink r:id="rId11">
+              <w:hyperlink r:id="R8fb8ad65816a4171">
                 <w:r>
                   <w:rPr>
                     <w:rStyle w:val="Hyperlink"/>
@@ -1892,13 +1893,37 @@
               <w:rPr>
                 <w:lang w:val="en-US"/>
               </w:rPr>
-              <w:t>Worked on part 3 quality requirements</w:t>
+              <w:t>Worked on part 3 quality</w:t>
             </w:r>
             <w:r>
               <w:rPr>
                 <w:lang w:val="en-US"/>
               </w:rPr>
-              <w:t xml:space="preserve"> and initial use </w:t>
+              <w:t>/constraint</w:t>
+            </w:r>
+            <w:r>
+              <w:rPr>
+                <w:lang w:val="en-US"/>
+              </w:rPr>
+              <w:t xml:space="preserve"> requirements</w:t>
+            </w:r>
+            <w:r>
+              <w:rPr>
+                <w:lang w:val="en-US"/>
+              </w:rPr>
+              <w:t xml:space="preserve"> and initial us</w:t>
+            </w:r>
+            <w:r>
+              <w:rPr>
+                <w:lang w:val="en-US"/>
+              </w:rPr>
+              <w:t>e</w:t>
+            </w:r>
+            <w:r>
+              <w:rPr>
+                <w:lang w:val="en-US"/>
+              </w:rPr>
+              <w:t xml:space="preserve"> </w:t>
             </w:r>
             <w:bookmarkStart w:name="_Int_h2163ntS" w:id="1512707569"/>
             <w:r>
@@ -1911,7 +1936,13 @@
               <w:rPr>
                 <w:lang w:val="en-US"/>
               </w:rPr>
-              <w:t>s(</w:t>
+              <w:t>s</w:t>
+            </w:r>
+            <w:r>
+              <w:rPr>
+                <w:lang w:val="en-US"/>
+              </w:rPr>
+              <w:t>(</w:t>
             </w:r>
             <w:bookmarkEnd w:id="1512707569"/>
             <w:r>
@@ -1936,12 +1967,18 @@
               <w:rPr>
                 <w:lang w:val="en-US"/>
               </w:rPr>
-              <w:t>3.3</w:t>
+              <w:t>3.</w:t>
             </w:r>
             <w:r>
               <w:rPr>
                 <w:lang w:val="en-US"/>
               </w:rPr>
+              <w:t>2, 3.3</w:t>
+            </w:r>
+            <w:r>
+              <w:rPr>
+                <w:lang w:val="en-US"/>
+              </w:rPr>
               <w:t xml:space="preserve"> and 3.4</w:t>
             </w:r>
             <w:r>
@@ -1954,14 +1991,44 @@
               <w:rPr>
                 <w:lang w:val="en-US"/>
               </w:rPr>
-              <w:t xml:space="preserve"> and part 4 </w:t>
+              <w:t xml:space="preserve"> and part</w:t>
+            </w:r>
+            <w:r>
+              <w:rPr>
+                <w:lang w:val="en-US"/>
+              </w:rPr>
+              <w:t xml:space="preserve"> </w:t>
+            </w:r>
+            <w:r>
+              <w:rPr>
+                <w:lang w:val="en-US"/>
+              </w:rPr>
+              <w:t>4</w:t>
+            </w:r>
+            <w:r>
+              <w:rPr>
+                <w:lang w:val="en-US"/>
+              </w:rPr>
+              <w:t xml:space="preserve"> </w:t>
             </w:r>
             <w:bookmarkStart w:name="_Int_RBbyUlMr" w:id="793199219"/>
             <w:r>
               <w:rPr>
                 <w:lang w:val="en-US"/>
               </w:rPr>
-              <w:t>risks</w:t>
+              <w:t>ris</w:t>
+            </w:r>
+            <w:r>
+              <w:rPr>
+                <w:lang w:val="en-US"/>
+              </w:rPr>
+              <w:t>k</w:t>
+            </w:r>
+            <w:r>
+              <w:rPr>
+                <w:lang w:val="en-US"/>
+              </w:rPr>
+              <w:t>s</w:t>
             </w:r>
             <w:r>
               <w:rPr>
@@ -2005,7 +2072,7 @@
                 <w:lang w:val="en-US"/>
               </w:rPr>
             </w:pPr>
-            <w:hyperlink r:id="Rd7fdc764b5e742f5">
+            <w:hyperlink r:id="R105022971f2a4cbf">
               <w:r>
                 <w:rPr>
                   <w:rStyle w:val="Hyperlink"/>
@@ -2028,7 +2095,7 @@
               </w:rPr>
               <w:t xml:space="preserve"> </w:t>
             </w:r>
-            <w:hyperlink r:id="R84c2f11578cc4ac7">
+            <w:hyperlink r:id="Rff3f71d8a2fe497b">
               <w:r>
                 <w:rPr>
                   <w:rStyle w:val="Hyperlink"/>
@@ -2088,7 +2155,23 @@
               <w:right w:w="100" w:type="dxa"/>
             </w:tcMar>
           </w:tcPr>
-          <w:p/>
+          <w:p>
+            <w:pPr>
+              <w:pStyle w:val="Normal"/>
+            </w:pPr>
+            <w:hyperlink r:id="R8ebe88a3fd3740da">
+              <w:r>
+                <w:rPr>
+                  <w:rStyle w:val="Hyperlink"/>
+                </w:rPr>
+                <w:t>Sections 2.2-2.5</w:t>
+              </w:r>
+            </w:hyperlink>
+            <w:r>
+              <w:rPr/>
+              <w:t xml:space="preserve"> · </w:t>
+            </w:r>
+          </w:p>
         </w:tc>
       </w:tr>
     </w:tbl>
@@ -3621,7 +3704,7 @@
               <w:rPr/>
               <w:t xml:space="preserve">UTD library policies; </w:t>
             </w:r>
-            <w:hyperlink r:id="R4f19ecb6f0bb47c1">
+            <w:hyperlink r:id="Rf4a069ae15df4a21">
               <w:r>
                 <w:rPr>
                   <w:rStyle w:val="Hyperlink"/>
@@ -3646,7 +3729,7 @@
               <w:rPr/>
               <w:t xml:space="preserve">; </w:t>
             </w:r>
-            <w:hyperlink r:id="Rc7888aa67072487d">
+            <w:hyperlink r:id="R2dde58a68d01435e">
               <w:r>
                 <w:rPr>
                   <w:rStyle w:val="Hyperlink"/>
@@ -8307,9 +8390,11 @@
             <w:pPr>
               <w:spacing w:after="60" w:line="260" w:lineRule="auto"/>
             </w:pPr>
-            <w:r>
-              <w:rPr>
-                <w:b/>
+            <w:bookmarkStart w:name="_Int_UHgjFSCU" w:id="1742897843"/>
+            <w:r>
+              <w:rPr>
+                <w:b w:val="1"/>
+                <w:bCs w:val="1"/>
                 <w:color w:val="2F5D8A"/>
                 <w:sz w:val="19"/>
                 <w:szCs w:val="19"/>
@@ -8318,13 +8403,26 @@
             </w:r>
             <w:r>
               <w:rPr>
-                <w:b/>
-                <w:caps/>
+                <w:b w:val="1"/>
+                <w:bCs w:val="1"/>
+                <w:caps w:val="1"/>
                 <w:color w:val="2F5D8A"/>
                 <w:sz w:val="17"/>
                 <w:szCs w:val="17"/>
               </w:rPr>
-              <w:t>WHAT GOES HERE</w:t>
+              <w:t>WHAT</w:t>
+            </w:r>
+            <w:bookmarkEnd w:id="1742897843"/>
+            <w:r>
+              <w:rPr>
+                <w:b w:val="1"/>
+                <w:bCs w:val="1"/>
+                <w:caps w:val="1"/>
+                <w:color w:val="2F5D8A"/>
+                <w:sz w:val="17"/>
+                <w:szCs w:val="17"/>
+              </w:rPr>
+              <w:t xml:space="preserve"> GOES HERE</w:t>
             </w:r>
           </w:p>
           <w:p>
@@ -8522,10 +8620,12 @@
               <w:rPr/>
               <w:t xml:space="preserve">The system shall be hosted on UTD-operated servers, and </w:t>
             </w:r>
+            <w:bookmarkStart w:name="_Int_dZVBnArn" w:id="100120178"/>
             <w:r>
               <w:rPr/>
               <w:t>student</w:t>
             </w:r>
+            <w:bookmarkEnd w:id="100120178"/>
             <w:r>
               <w:rPr/>
               <w:t xml:space="preserve"> personal data shall not be stored anywhere else.</w:t>
@@ -11714,7 +11814,14 @@
               <w:right w:w="100" w:type="dxa"/>
             </w:tcMar>
           </w:tcPr>
-          <w:p/>
+          <w:p>
+            <w:r>
+              <w:rPr>
+                <w:lang w:val="en-US"/>
+              </w:rPr>
+              <w:t>Matthew Low – Record the requirement changes in the repository and assess the impact on scope and deadlines. Also make sure the team agrees to any changes proposed for the baseline</w:t>
+            </w:r>
+          </w:p>
         </w:tc>
       </w:tr>
       <w:tr>
@@ -11808,7 +11915,19 @@
               <w:right w:w="100" w:type="dxa"/>
             </w:tcMar>
           </w:tcPr>
-          <w:p/>
+          <w:p>
+            <w:pPr>
+              <w:pStyle w:val="Normal"/>
+              <w:ind w:left="0"/>
+            </w:pPr>
+            <w:r>
+              <w:rPr>
+                <w:sz w:val="21"/>
+                <w:szCs w:val="21"/>
+              </w:rPr>
+              <w:t xml:space="preserve">Have each member document their progress and upload their </w:t>
+            </w:r>
+          </w:p>
         </w:tc>
       </w:tr>
       <w:tr>
@@ -13757,6 +13876,78 @@
           </w:tcPr>
           <w:p>
             <w:r>
+              <w:t>10/18/2026</w:t>
+            </w:r>
+          </w:p>
+        </w:tc>
+      </w:tr>
+      <w:tr>
+        <w:trPr>
+          <w:trHeight w:val="300"/>
+        </w:trPr>
+        <w:tc>
+          <w:tcPr>
+            <w:tcW w:w="4000" w:type="dxa"/>
+            <w:tcMar>
+              <w:top w:w="70" w:type="dxa"/>
+              <w:left w:w="100" w:type="dxa"/>
+              <w:bottom w:w="70" w:type="dxa"/>
+              <w:right w:w="100" w:type="dxa"/>
+            </w:tcMar>
+          </w:tcPr>
+          <w:p>
+            <w:pPr>
+              <w:pStyle w:val="Normal"/>
+              <w:suppressLineNumbers w:val="0"/>
+              <w:bidi w:val="0"/>
+              <w:spacing w:before="0" w:beforeAutospacing="off" w:after="0" w:afterAutospacing="off" w:line="259" w:lineRule="auto"/>
+              <w:ind w:left="0" w:right="0"/>
+              <w:jc w:val="left"/>
+            </w:pPr>
+            <w:r>
+              <w:rPr/>
+              <w:t>Param Kathiravan</w:t>
+            </w:r>
+          </w:p>
+        </w:tc>
+        <w:tc>
+          <w:tcPr>
+            <w:tcW w:w="4200" w:type="dxa"/>
+            <w:tcMar>
+              <w:top w:w="70" w:type="dxa"/>
+              <w:left w:w="100" w:type="dxa"/>
+              <w:bottom w:w="70" w:type="dxa"/>
+              <w:right w:w="100" w:type="dxa"/>
+            </w:tcMar>
+          </w:tcPr>
+          <w:p>
+            <w:pPr>
+              <w:pStyle w:val="Normal"/>
+              <w:suppressLineNumbers w:val="0"/>
+              <w:bidi w:val="0"/>
+              <w:spacing w:before="0" w:beforeAutospacing="off" w:after="0" w:afterAutospacing="off" w:line="259" w:lineRule="auto"/>
+              <w:ind w:left="0" w:right="0"/>
+              <w:jc w:val="left"/>
+            </w:pPr>
+            <w:r>
+              <w:rPr/>
+              <w:t>Param Kathiravan</w:t>
+            </w:r>
+          </w:p>
+        </w:tc>
+        <w:tc>
+          <w:tcPr>
+            <w:tcW w:w="2658" w:type="dxa"/>
+            <w:tcMar>
+              <w:top w:w="70" w:type="dxa"/>
+              <w:left w:w="100" w:type="dxa"/>
+              <w:bottom w:w="70" w:type="dxa"/>
+              <w:right w:w="100" w:type="dxa"/>
+            </w:tcMar>
+          </w:tcPr>
+          <w:p>
+            <w:r>
+              <w:rPr/>
               <w:t>10/18/2026</w:t>
             </w:r>
           </w:p>
@@ -14810,6 +15001,12 @@
 <file path=word/intelligence2.xml><?xml version="1.0" encoding="utf-8"?>
 <int2:intelligence xmlns:int2="http://schemas.microsoft.com/office/intelligence/2020/intelligence" xmlns:oel="http://schemas.microsoft.com/office/2019/extlst">
   <int2:observations>
+    <int2:bookmark int2:bookmarkName="_Int_dZVBnArn" int2:invalidationBookmarkName="" int2:hashCode="IEA2oe9uc2DlNj" int2:id="aRJcfDjs">
+      <int2:state int2:type="gram" int2:value="Rejected"/>
+    </int2:bookmark>
+    <int2:bookmark int2:bookmarkName="_Int_UHgjFSCU" int2:invalidationBookmarkName="" int2:hashCode="lXd6zlTQYJRgfU" int2:id="k9bAawdk">
+      <int2:state int2:type="gram" int2:value="Rejected"/>
+    </int2:bookmark>
     <int2:bookmark int2:bookmarkName="_Int_IjSKfcTJ" int2:invalidationBookmarkName="" int2:hashCode="PF2c0DOH+0GoVu" int2:id="slVINFGy">
       <int2:state int2:type="gram" int2:value="Rejected"/>
     </int2:bookmark>
@@ -14854,6 +15051,118 @@
 
 <file path=word/numbering.xml><?xml version="1.0" encoding="utf-8"?>
 <w:numbering xmlns:wpc="http://schemas.microsoft.com/office/word/2010/wordprocessingCanvas" xmlns:cx="http://schemas.microsoft.com/office/drawing/2014/chartex" xmlns:cx1="http://schemas.microsoft.com/office/drawing/2015/9/8/chartex" xmlns:cx2="http://schemas.microsoft.com/office/drawing/2015/10/21/chartex" xmlns:cx3="http://schemas.microsoft.com/office/drawing/2016/5/9/chartex" xmlns:cx4="http://schemas.microsoft.com/office/drawing/2016/5/10/chartex" xmlns:cx5="http://schemas.microsoft.com/office/drawing/2016/5/11/chartex" xmlns:cx6="http://schemas.microsoft.com/office/drawing/2016/5/12/chartex" xmlns:cx7="http://schemas.microsoft.com/office/drawing/2016/5/13/chartex" xmlns:cx8="http://schemas.microsoft.com/office/drawing/2016/5/14/chartex" xmlns:mc="http://schemas.openxmlformats.org/markup-compatibility/2006" xmlns:aink="http://schemas.microsoft.com/office/drawing/2016/ink" xmlns:am3d="http://schemas.microsoft.com/office/drawing/2017/model3d" xmlns:o="urn:schemas-microsoft-com:office:office" xmlns:oel="http://schemas.microsoft.com/office/2019/extlst" xmlns:r="http://schemas.openxmlformats.org/officeDocument/2006/relationships" xmlns:m="http://schemas.openxmlformats.org/officeDocument/2006/math" xmlns:v="urn:schemas-microsoft-com:vml" xmlns:wp14="http://schemas.microsoft.com/office/word/2010/wordprocessingDrawing" xmlns:wp="http://schemas.openxmlformats.org/drawingml/2006/wordprocessingDrawing" xmlns:w10="urn:schemas-microsoft-com:office:word" xmlns:w="http://schemas.openxmlformats.org/wordprocessingml/2006/main" xmlns:w14="http://schemas.microsoft.com/office/word/2010/wordml" xmlns:w15="http://schemas.microsoft.com/office/word/2012/wordml" xmlns:w16cex="http://schemas.microsoft.com/office/word/2018/wordml/cex" xmlns:w16cid="http://schemas.microsoft.com/office/word/2016/wordml/cid" xmlns:w16="http://schemas.microsoft.com/office/word/2018/wordml" xmlns:w16du="http://schemas.microsoft.com/office/word/2023/wordml/word16du" xmlns:w16sdtdh="http://schemas.microsoft.com/office/word/2020/wordml/sdtdatahash" xmlns:w16sdtfl="http://schemas.microsoft.com/office/word/2024/wordml/sdtformatlock" xmlns:w16se="http://schemas.microsoft.com/office/word/2015/wordml/symex" xmlns:wpg="http://schemas.microsoft.com/office/word/2010/wordprocessingGroup" xmlns:wpi="http://schemas.microsoft.com/office/word/2010/wordprocessingInk" xmlns:wne="http://schemas.microsoft.com/office/word/2006/wordml" xmlns:wps="http://schemas.microsoft.com/office/word/2010/wordprocessingShape" mc:Ignorable="w14 w15 w16se w16cid w16 w16cex w16sdtdh w16sdtfl w16du wp14">
+  <w:abstractNum xmlns:w="http://schemas.openxmlformats.org/wordprocessingml/2006/main" w:abstractNumId="2">
+    <w:nsid w:val="5bbeae38"/>
+    <w:multiLevelType xmlns:w="http://schemas.openxmlformats.org/wordprocessingml/2006/main" w:val="hybridMultilevel"/>
+    <w:lvl xmlns:w="http://schemas.openxmlformats.org/wordprocessingml/2006/main" w:ilvl="0">
+      <w:start w:val="1"/>
+      <w:numFmt w:val="bullet"/>
+      <w:lvlText w:val="-"/>
+      <w:lvlJc w:val="left"/>
+      <w:pPr>
+        <w:ind w:left="720" w:hanging="360"/>
+      </w:pPr>
+      <w:rPr>
+        <w:rFonts w:hint="default" w:ascii="Aptos" w:hAnsi="Aptos"/>
+      </w:rPr>
+    </w:lvl>
+    <w:lvl xmlns:w="http://schemas.openxmlformats.org/wordprocessingml/2006/main" w:ilvl="1">
+      <w:start w:val="1"/>
+      <w:numFmt w:val="bullet"/>
+      <w:lvlText w:val="o"/>
+      <w:lvlJc w:val="left"/>
+      <w:pPr>
+        <w:ind w:left="1440" w:hanging="360"/>
+      </w:pPr>
+      <w:rPr>
+        <w:rFonts w:hint="default" w:ascii="Courier New" w:hAnsi="Courier New"/>
+      </w:rPr>
+    </w:lvl>
+    <w:lvl xmlns:w="http://schemas.openxmlformats.org/wordprocessingml/2006/main" w:ilvl="2">
+      <w:start w:val="1"/>
+      <w:numFmt w:val="bullet"/>
+      <w:lvlText w:val=""/>
+      <w:lvlJc w:val="left"/>
+      <w:pPr>
+        <w:ind w:left="2160" w:hanging="360"/>
+      </w:pPr>
+      <w:rPr>
+        <w:rFonts w:hint="default" w:ascii="Wingdings" w:hAnsi="Wingdings"/>
+      </w:rPr>
+    </w:lvl>
+    <w:lvl xmlns:w="http://schemas.openxmlformats.org/wordprocessingml/2006/main" w:ilvl="3">
+      <w:start w:val="1"/>
+      <w:numFmt w:val="bullet"/>
+      <w:lvlText w:val=""/>
+      <w:lvlJc w:val="left"/>
+      <w:pPr>
+        <w:ind w:left="2880" w:hanging="360"/>
+      </w:pPr>
+      <w:rPr>
+        <w:rFonts w:hint="default" w:ascii="Symbol" w:hAnsi="Symbol"/>
+      </w:rPr>
+    </w:lvl>
+    <w:lvl xmlns:w="http://schemas.openxmlformats.org/wordprocessingml/2006/main" w:ilvl="4">
+      <w:start w:val="1"/>
+      <w:numFmt w:val="bullet"/>
+      <w:lvlText w:val="o"/>
+      <w:lvlJc w:val="left"/>
+      <w:pPr>
+        <w:ind w:left="3600" w:hanging="360"/>
+      </w:pPr>
+      <w:rPr>
+        <w:rFonts w:hint="default" w:ascii="Courier New" w:hAnsi="Courier New"/>
+      </w:rPr>
+    </w:lvl>
+    <w:lvl xmlns:w="http://schemas.openxmlformats.org/wordprocessingml/2006/main" w:ilvl="5">
+      <w:start w:val="1"/>
+      <w:numFmt w:val="bullet"/>
+      <w:lvlText w:val=""/>
+      <w:lvlJc w:val="left"/>
+      <w:pPr>
+        <w:ind w:left="4320" w:hanging="360"/>
+      </w:pPr>
+      <w:rPr>
+        <w:rFonts w:hint="default" w:ascii="Wingdings" w:hAnsi="Wingdings"/>
+      </w:rPr>
+    </w:lvl>
+    <w:lvl xmlns:w="http://schemas.openxmlformats.org/wordprocessingml/2006/main" w:ilvl="6">
+      <w:start w:val="1"/>
+      <w:numFmt w:val="bullet"/>
+      <w:lvlText w:val=""/>
+      <w:lvlJc w:val="left"/>
+      <w:pPr>
+        <w:ind w:left="5040" w:hanging="360"/>
+      </w:pPr>
+      <w:rPr>
+        <w:rFonts w:hint="default" w:ascii="Symbol" w:hAnsi="Symbol"/>
+      </w:rPr>
+    </w:lvl>
+    <w:lvl xmlns:w="http://schemas.openxmlformats.org/wordprocessingml/2006/main" w:ilvl="7">
+      <w:start w:val="1"/>
+      <w:numFmt w:val="bullet"/>
+      <w:lvlText w:val="o"/>
+      <w:lvlJc w:val="left"/>
+      <w:pPr>
+        <w:ind w:left="5760" w:hanging="360"/>
+      </w:pPr>
+      <w:rPr>
+        <w:rFonts w:hint="default" w:ascii="Courier New" w:hAnsi="Courier New"/>
+      </w:rPr>
+    </w:lvl>
+    <w:lvl xmlns:w="http://schemas.openxmlformats.org/wordprocessingml/2006/main" w:ilvl="8">
+      <w:start w:val="1"/>
+      <w:numFmt w:val="bullet"/>
+      <w:lvlText w:val=""/>
+      <w:lvlJc w:val="left"/>
+      <w:pPr>
+        <w:ind w:left="6480" w:hanging="360"/>
+      </w:pPr>
+      <w:rPr>
+        <w:rFonts w:hint="default" w:ascii="Wingdings" w:hAnsi="Wingdings"/>
+      </w:rPr>
+    </w:lvl>
+  </w:abstractNum>
   <w:abstractNum w:abstractNumId="0" w15:restartNumberingAfterBreak="0">
     <w:nsid w:val="0E464751"/>
     <w:multiLevelType w:val="hybridMultilevel"/>
@@ -15053,6 +15362,9 @@
       </w:rPr>
     </w:lvl>
   </w:abstractNum>
+  <w:num w:numId="3">
+    <w:abstractNumId w:val="2"/>
+  </w:num>
   <w:num w:numId="1" w16cid:durableId="512384001">
     <w:abstractNumId w:val="1"/>
   </w:num>

--- a/P1_Template_Draft.docx
+++ b/P1_Template_Draft.docx
@@ -1671,7 +1671,7 @@
             </w:tcMar>
           </w:tcPr>
           <w:p>
-            <w:hyperlink r:id="Rb907f3c6228549fc">
+            <w:hyperlink r:id="Rb051b7aae4c14011">
               <w:r>
                 <w:rPr>
                   <w:rStyle w:val="Hyperlink"/>
@@ -1766,12 +1766,12 @@
             </w:tcMar>
           </w:tcPr>
           <w:p>
-            <w:hyperlink r:id="R9f1456d7cb1c40eb">
+            <w:hyperlink r:id="Re3071faaf6ed4d1e">
               <w:r>
                 <w:rPr/>
                 <w:t xml:space="preserve"> </w:t>
               </w:r>
-              <w:hyperlink r:id="Re5f7334037f84105">
+              <w:hyperlink r:id="Rb59fb94ba32b4910">
                 <w:r>
                   <w:rPr>
                     <w:rStyle w:val="Hyperlink"/>
@@ -1795,7 +1795,7 @@
                 <w:rPr/>
                 <w:t xml:space="preserve"> · </w:t>
               </w:r>
-              <w:hyperlink r:id="Rf21a081420064a70">
+              <w:hyperlink r:id="Rbe763b590fb44423">
                 <w:r>
                   <w:rPr>
                     <w:rStyle w:val="Hyperlink"/>
@@ -1807,7 +1807,7 @@
                 <w:rPr/>
                 <w:t xml:space="preserve"> · </w:t>
               </w:r>
-              <w:hyperlink r:id="R8fb8ad65816a4171">
+              <w:hyperlink r:id="R957ce648e2ff4edb">
                 <w:r>
                   <w:rPr>
                     <w:rStyle w:val="Hyperlink"/>
@@ -1893,7 +1893,45 @@
               <w:rPr>
                 <w:lang w:val="en-US"/>
               </w:rPr>
-              <w:t>Worked on part 3 quality</w:t>
+              <w:t xml:space="preserve">Worked on </w:t>
+            </w:r>
+            <w:r>
+              <w:rPr>
+                <w:lang w:val="en-US"/>
+              </w:rPr>
+              <w:t xml:space="preserve">part </w:t>
+            </w:r>
+            <w:r>
+              <w:rPr>
+                <w:lang w:val="en-US"/>
+              </w:rPr>
+              <w:t xml:space="preserve">2 product </w:t>
+            </w:r>
+            <w:bookmarkStart w:name="_Int_k8o3kjre" w:id="269897560"/>
+            <w:r>
+              <w:rPr>
+                <w:lang w:val="en-US"/>
+              </w:rPr>
+              <w:t>perspective(</w:t>
+            </w:r>
+            <w:bookmarkEnd w:id="269897560"/>
+            <w:r>
+              <w:rPr>
+                <w:lang w:val="en-US"/>
+              </w:rPr>
+              <w:t xml:space="preserve">section 2.1) </w:t>
+            </w:r>
+            <w:r>
+              <w:rPr>
+                <w:lang w:val="en-US"/>
+              </w:rPr>
+              <w:t>part</w:t>
+            </w:r>
+            <w:r>
+              <w:rPr>
+                <w:lang w:val="en-US"/>
+              </w:rPr>
+              <w:t xml:space="preserve"> 3 quality</w:t>
             </w:r>
             <w:r>
               <w:rPr>
@@ -2072,7 +2110,7 @@
                 <w:lang w:val="en-US"/>
               </w:rPr>
             </w:pPr>
-            <w:hyperlink r:id="R105022971f2a4cbf">
+            <w:hyperlink r:id="R609b943eeab84660">
               <w:r>
                 <w:rPr>
                   <w:rStyle w:val="Hyperlink"/>
@@ -2095,7 +2133,7 @@
               </w:rPr>
               <w:t xml:space="preserve"> </w:t>
             </w:r>
-            <w:hyperlink r:id="Rff3f71d8a2fe497b">
+            <w:hyperlink r:id="R8767c3542bbf48b0">
               <w:r>
                 <w:rPr>
                   <w:rStyle w:val="Hyperlink"/>
@@ -2108,6 +2146,29 @@
                 <w:t>Section 3.4</w:t>
               </w:r>
             </w:hyperlink>
+            <w:r>
+              <w:rPr>
+                <w:rFonts w:ascii="Calibri" w:hAnsi="Calibri" w:eastAsia="Calibri" w:cs="Calibri"/>
+                <w:noProof w:val="0"/>
+                <w:sz w:val="21"/>
+                <w:szCs w:val="21"/>
+                <w:lang w:val="en-US"/>
+              </w:rPr>
+              <w:t xml:space="preserve"> </w:t>
+            </w:r>
+            <w:hyperlink r:id="R8b85cbfcf9084d74">
+              <w:r>
+                <w:rPr>
+                  <w:rStyle w:val="Hyperlink"/>
+                  <w:rFonts w:ascii="Calibri" w:hAnsi="Calibri" w:eastAsia="Calibri" w:cs="Calibri"/>
+                  <w:noProof w:val="0"/>
+                  <w:sz w:val="21"/>
+                  <w:szCs w:val="21"/>
+                  <w:lang w:val="en-US"/>
+                </w:rPr>
+                <w:t>Section 3.2</w:t>
+              </w:r>
+            </w:hyperlink>
           </w:p>
         </w:tc>
       </w:tr>
@@ -2159,7 +2220,7 @@
             <w:pPr>
               <w:pStyle w:val="Normal"/>
             </w:pPr>
-            <w:hyperlink r:id="R8ebe88a3fd3740da">
+            <w:hyperlink r:id="Rc6a46bde0c754e18">
               <w:r>
                 <w:rPr>
                   <w:rStyle w:val="Hyperlink"/>
@@ -3704,7 +3765,7 @@
               <w:rPr/>
               <w:t xml:space="preserve">UTD library policies; </w:t>
             </w:r>
-            <w:hyperlink r:id="Rf4a069ae15df4a21">
+            <w:hyperlink r:id="Rcdf39fa7aa684e72">
               <w:r>
                 <w:rPr>
                   <w:rStyle w:val="Hyperlink"/>
@@ -3729,7 +3790,7 @@
               <w:rPr/>
               <w:t xml:space="preserve">; </w:t>
             </w:r>
-            <w:hyperlink r:id="R2dde58a68d01435e">
+            <w:hyperlink r:id="R21fd523754d94f59">
               <w:r>
                 <w:rPr>
                   <w:rStyle w:val="Hyperlink"/>
@@ -3994,11 +4055,26 @@
             <w:pPr>
               <w:spacing w:after="60" w:line="260" w:lineRule="auto"/>
             </w:pPr>
-          </w:p>
-          <w:p>
-            <w:pPr>
-              <w:spacing w:after="60" w:line="260" w:lineRule="auto"/>
-            </w:pPr>
+            <w:r>
+              <w:rPr/>
+              <w:t xml:space="preserve">Why the boundary sits here: Inside the box is everything we build: the room catalogue, availability search, reservation rules, admin tools for room listings, and the logic that triggers emails. Outside is everything we depend on but </w:t>
+            </w:r>
+            <w:r>
+              <w:rPr/>
+              <w:t>don’t</w:t>
+            </w:r>
+            <w:r>
+              <w:rPr/>
+              <w:t xml:space="preserve"> control: UTD’s identity records, its email service, and the physical doors, </w:t>
+            </w:r>
+            <w:r>
+              <w:rPr/>
+              <w:t>locks</w:t>
+            </w:r>
+            <w:r>
+              <w:rPr/>
+              <w:t xml:space="preserve"> and Comet Card readers. Only students and library staff use the system directly.</w:t>
+            </w:r>
           </w:p>
         </w:tc>
       </w:tr>
@@ -9034,6 +9110,15 @@
             <w:pPr>
               <w:spacing w:after="60" w:line="260" w:lineRule="auto"/>
             </w:pPr>
+            <w:r>
+              <w:rPr/>
+              <w:t>UC-06 View study room usage data</w:t>
+            </w:r>
+          </w:p>
+          <w:p>
+            <w:pPr>
+              <w:spacing w:after="60" w:line="260" w:lineRule="auto"/>
+            </w:pPr>
           </w:p>
           <w:p>
             <w:pPr>
@@ -9798,7 +9883,12 @@
               <w:right w:w="100" w:type="dxa"/>
             </w:tcMar>
           </w:tcPr>
-          <w:p/>
+          <w:p>
+            <w:r>
+              <w:rPr/>
+              <w:t>UC-01, UC-02, UC-05</w:t>
+            </w:r>
+          </w:p>
         </w:tc>
         <w:tc>
           <w:tcPr>
@@ -9845,7 +9935,12 @@
               <w:right w:w="100" w:type="dxa"/>
             </w:tcMar>
           </w:tcPr>
-          <w:p/>
+          <w:p>
+            <w:r>
+              <w:rPr/>
+              <w:t>UC-01, UC-02, UC-04, UC-05, UC-06</w:t>
+            </w:r>
+          </w:p>
         </w:tc>
         <w:tc>
           <w:tcPr>
@@ -11731,7 +11826,12 @@
               <w:right w:w="100" w:type="dxa"/>
             </w:tcMar>
           </w:tcPr>
-          <w:p/>
+          <w:p>
+            <w:r>
+              <w:rPr/>
+              <w:t>Define a simple identification method that does not require UTD identity integration.</w:t>
+            </w:r>
+          </w:p>
         </w:tc>
       </w:tr>
       <w:tr>
@@ -11817,9 +11917,16 @@
           <w:p>
             <w:r>
               <w:rPr>
+                <w:u w:val="single"/>
                 <w:lang w:val="en-US"/>
               </w:rPr>
-              <w:t>Matthew Low – Record the requirement changes in the repository and assess the impact on scope and deadlines. Also make sure the team agrees to any changes proposed for the baseline</w:t>
+              <w:t>Matthew Low</w:t>
+            </w:r>
+            <w:r>
+              <w:rPr>
+                <w:lang w:val="en-US"/>
+              </w:rPr>
+              <w:t xml:space="preserve"> – Record the requirement changes in the repository and assess the impact on scope and deadlines. Also make sure the team agrees to any changes proposed for the baseline</w:t>
             </w:r>
           </w:p>
         </w:tc>
@@ -11925,7 +12032,7 @@
                 <w:sz w:val="21"/>
                 <w:szCs w:val="21"/>
               </w:rPr>
-              <w:t xml:space="preserve">Have each member document their progress and upload their </w:t>
+              <w:t>Have each member document their progress and upload their work to GitHub regularly. Share status on tasks with the team and reassign unfinished tasks if necessary</w:t>
             </w:r>
           </w:p>
         </w:tc>
@@ -12010,7 +12117,38 @@
               <w:right w:w="100" w:type="dxa"/>
             </w:tcMar>
           </w:tcPr>
-          <w:p/>
+          <w:p>
+            <w:r>
+              <w:rPr>
+                <w:lang w:val="en-US"/>
+              </w:rPr>
+              <w:t xml:space="preserve">Design a reservation conflict check that will recheck </w:t>
+            </w:r>
+            <w:r>
+              <w:rPr>
+                <w:lang w:val="en-US"/>
+              </w:rPr>
+              <w:t>availability</w:t>
+            </w:r>
+            <w:r>
+              <w:rPr>
+                <w:lang w:val="en-US"/>
+              </w:rPr>
+              <w:t xml:space="preserve"> on reservations when </w:t>
+            </w:r>
+            <w:r>
+              <w:rPr>
+                <w:lang w:val="en-US"/>
+              </w:rPr>
+              <w:t>submitted</w:t>
+            </w:r>
+            <w:r>
+              <w:rPr>
+                <w:lang w:val="en-US"/>
+              </w:rPr>
+              <w:t>.</w:t>
+            </w:r>
+          </w:p>
         </w:tc>
       </w:tr>
       <w:tr>
@@ -12104,7 +12242,49 @@
               <w:right w:w="100" w:type="dxa"/>
             </w:tcMar>
           </w:tcPr>
-          <w:p/>
+          <w:p>
+            <w:pPr>
+              <w:rPr>
+                <w:lang w:val="en-US"/>
+              </w:rPr>
+            </w:pPr>
+            <w:r>
+              <w:rPr>
+                <w:lang w:val="en-US"/>
+              </w:rPr>
+              <w:t xml:space="preserve">Keep a list of extra </w:t>
+            </w:r>
+            <w:r>
+              <w:rPr>
+                <w:lang w:val="en-US"/>
+              </w:rPr>
+              <w:t>features</w:t>
+            </w:r>
+            <w:r>
+              <w:rPr>
+                <w:lang w:val="en-US"/>
+              </w:rPr>
+              <w:t xml:space="preserve"> whether they are used or not and </w:t>
+            </w:r>
+            <w:r>
+              <w:rPr>
+                <w:lang w:val="en-US"/>
+              </w:rPr>
+              <w:t>dec</w:t>
+            </w:r>
+            <w:r>
+              <w:rPr>
+                <w:lang w:val="en-US"/>
+              </w:rPr>
+              <w:t>ide with the team whether these features fit in the scope</w:t>
+            </w:r>
+            <w:r>
+              <w:rPr>
+                <w:lang w:val="en-US"/>
+              </w:rPr>
+              <w:t xml:space="preserve"> of the project or not.</w:t>
+            </w:r>
+          </w:p>
         </w:tc>
       </w:tr>
     </w:tbl>
@@ -13274,15 +13454,39 @@
           </w:tcPr>
           <w:p>
             <w:r>
-              <w:t xml:space="preserve">The initial version will use a simple project-level identification method and will not </w:t>
-            </w:r>
-            <w:r>
+              <w:rPr>
+                <w:lang w:val="en-US"/>
+              </w:rPr>
+              <w:t xml:space="preserve">The </w:t>
+            </w:r>
+            <w:r>
+              <w:rPr>
+                <w:lang w:val="en-US"/>
+              </w:rPr>
+              <w:t>initial</w:t>
+            </w:r>
+            <w:r>
+              <w:rPr>
+                <w:lang w:val="en-US"/>
+              </w:rPr>
+              <w:t xml:space="preserve"> version will use a simple project-level identification method and will not </w:t>
+            </w:r>
+            <w:r>
+              <w:rPr>
+                <w:lang w:val="en-US"/>
+              </w:rPr>
               <w:t>integrate</w:t>
             </w:r>
             <w:r>
-              <w:t xml:space="preserve"> with UTD Duo</w:t>
-            </w:r>
-            <w:r>
+              <w:rPr>
+                <w:lang w:val="en-US"/>
+              </w:rPr>
+              <w:t>with UTD Duo</w:t>
+            </w:r>
+            <w:r>
+              <w:rPr>
+                <w:lang w:val="en-US"/>
+              </w:rPr>
               <w:t>.</w:t>
             </w:r>
           </w:p>
@@ -15001,6 +15205,9 @@
 <file path=word/intelligence2.xml><?xml version="1.0" encoding="utf-8"?>
 <int2:intelligence xmlns:int2="http://schemas.microsoft.com/office/intelligence/2020/intelligence" xmlns:oel="http://schemas.microsoft.com/office/2019/extlst">
   <int2:observations>
+    <int2:bookmark int2:bookmarkName="_Int_k8o3kjre" int2:invalidationBookmarkName="" int2:hashCode="rc+HNmMwrN/tnO" int2:id="x1Egzkvz">
+      <int2:state int2:type="gram" int2:value="Rejected"/>
+    </int2:bookmark>
     <int2:bookmark int2:bookmarkName="_Int_dZVBnArn" int2:invalidationBookmarkName="" int2:hashCode="IEA2oe9uc2DlNj" int2:id="aRJcfDjs">
       <int2:state int2:type="gram" int2:value="Rejected"/>
     </int2:bookmark>

--- a/P1_Template_Draft.docx
+++ b/P1_Template_Draft.docx
@@ -8,57 +8,57 @@
       </w:pPr>
       <w:r>
         <w:rPr>
-          <w:b w:val="1"/>
-          <w:bCs w:val="1"/>
-          <w:caps w:val="1"/>
+          <w:b/>
+          <w:bCs/>
+          <w:caps/>
           <w:color w:val="2F5D8A"/>
           <w:sz w:val="18"/>
           <w:szCs w:val="18"/>
         </w:rPr>
         <w:t xml:space="preserve">CE / CS / SE </w:t>
       </w:r>
-      <w:bookmarkStart w:name="_Int_Axartesy" w:id="1702168406"/>
+      <w:bookmarkStart w:id="0" w:name="_Int_Axartesy"/>
       <w:r>
         <w:rPr>
-          <w:b w:val="1"/>
-          <w:bCs w:val="1"/>
-          <w:caps w:val="1"/>
+          <w:b/>
+          <w:bCs/>
+          <w:caps/>
           <w:color w:val="2F5D8A"/>
           <w:sz w:val="18"/>
           <w:szCs w:val="18"/>
         </w:rPr>
         <w:t>3354  ·</w:t>
       </w:r>
-      <w:bookmarkEnd w:id="1702168406"/>
+      <w:bookmarkEnd w:id="0"/>
       <w:r>
         <w:rPr>
-          <w:b w:val="1"/>
-          <w:bCs w:val="1"/>
-          <w:caps w:val="1"/>
+          <w:b/>
+          <w:bCs/>
+          <w:caps/>
           <w:color w:val="2F5D8A"/>
           <w:sz w:val="18"/>
           <w:szCs w:val="18"/>
         </w:rPr>
         <w:t xml:space="preserve">  SOFTWARE </w:t>
       </w:r>
-      <w:bookmarkStart w:name="_Int_T76e7iOF" w:id="2111217246"/>
+      <w:bookmarkStart w:id="1" w:name="_Int_T76e7iOF"/>
       <w:r>
         <w:rPr>
-          <w:b w:val="1"/>
-          <w:bCs w:val="1"/>
-          <w:caps w:val="1"/>
+          <w:b/>
+          <w:bCs/>
+          <w:caps/>
           <w:color w:val="2F5D8A"/>
           <w:sz w:val="18"/>
           <w:szCs w:val="18"/>
         </w:rPr>
         <w:t>ENGINEERING  ·</w:t>
       </w:r>
-      <w:bookmarkEnd w:id="2111217246"/>
+      <w:bookmarkEnd w:id="1"/>
       <w:r>
         <w:rPr>
-          <w:b w:val="1"/>
-          <w:bCs w:val="1"/>
-          <w:caps w:val="1"/>
+          <w:b/>
+          <w:bCs/>
+          <w:caps/>
           <w:color w:val="2F5D8A"/>
           <w:sz w:val="18"/>
           <w:szCs w:val="18"/>
@@ -72,7 +72,7 @@
       </w:pPr>
       <w:r>
         <w:rPr>
-          <w:rFonts w:ascii="Cambria" w:hAnsi="Cambria" w:eastAsia="Cambria" w:cs="Cambria"/>
+          <w:rFonts w:ascii="Cambria" w:eastAsia="Cambria" w:hAnsi="Cambria" w:cs="Cambria"/>
           <w:b/>
           <w:bCs/>
           <w:color w:val="16324F"/>
@@ -88,7 +88,7 @@
       </w:pPr>
       <w:r>
         <w:rPr>
-          <w:rFonts w:ascii="Cambria" w:hAnsi="Cambria" w:eastAsia="Cambria" w:cs="Cambria"/>
+          <w:rFonts w:ascii="Cambria" w:eastAsia="Cambria" w:hAnsi="Cambria" w:cs="Cambria"/>
           <w:b/>
           <w:bCs/>
           <w:color w:val="16324F"/>
@@ -110,7 +110,7 @@
         </w:rPr>
         <w:t>Weight 4</w:t>
       </w:r>
-      <w:bookmarkStart w:name="_Int_c6I3QWNn" w:id="1329859779"/>
+      <w:bookmarkStart w:id="2" w:name="_Int_c6I3QWNn"/>
       <w:r>
         <w:rPr>
           <w:color w:val="5A6472"/>
@@ -119,7 +119,7 @@
         </w:rPr>
         <w:t>%  ·</w:t>
       </w:r>
-      <w:bookmarkEnd w:id="1329859779"/>
+      <w:bookmarkEnd w:id="2"/>
       <w:r>
         <w:rPr>
           <w:color w:val="5A6472"/>
@@ -128,7 +128,7 @@
         </w:rPr>
         <w:t xml:space="preserve">  Due Sunday 18 October 2026, 11:59 PM </w:t>
       </w:r>
-      <w:bookmarkStart w:name="_Int_2UYOr9VY" w:id="1463184918"/>
+      <w:bookmarkStart w:id="3" w:name="_Int_2UYOr9VY"/>
       <w:r>
         <w:rPr>
           <w:color w:val="5A6472"/>
@@ -137,7 +137,7 @@
         </w:rPr>
         <w:t>Central  ·</w:t>
       </w:r>
-      <w:bookmarkEnd w:id="1463184918"/>
+      <w:bookmarkEnd w:id="3"/>
       <w:r>
         <w:rPr>
           <w:color w:val="5A6472"/>
@@ -151,12 +151,12 @@
       <w:tblPr>
         <w:tblW w:w="10858" w:type="dxa"/>
         <w:tblBorders>
-          <w:top w:val="single" w:color="C6CDD8" w:sz="3" w:space="0"/>
-          <w:left w:val="single" w:color="C6CDD8" w:sz="3" w:space="0"/>
-          <w:bottom w:val="single" w:color="C6CDD8" w:sz="3" w:space="0"/>
-          <w:right w:val="single" w:color="C6CDD8" w:sz="3" w:space="0"/>
-          <w:insideH w:val="single" w:color="C6CDD8" w:sz="3" w:space="0"/>
-          <w:insideV w:val="single" w:color="C6CDD8" w:sz="3" w:space="0"/>
+          <w:top w:val="single" w:sz="3" w:space="0" w:color="C6CDD8"/>
+          <w:left w:val="single" w:sz="3" w:space="0" w:color="C6CDD8"/>
+          <w:bottom w:val="single" w:sz="3" w:space="0" w:color="C6CDD8"/>
+          <w:right w:val="single" w:sz="3" w:space="0" w:color="C6CDD8"/>
+          <w:insideH w:val="single" w:sz="3" w:space="0" w:color="C6CDD8"/>
+          <w:insideV w:val="single" w:sz="3" w:space="0" w:color="C6CDD8"/>
         </w:tblBorders>
         <w:tblLayout w:type="fixed"/>
         <w:tblCellMar>
@@ -343,27 +343,21 @@
           </w:tcPr>
           <w:p>
             <w:r>
-              <w:rPr/>
               <w:t>Andrew Artiaga (axa220205)</w:t>
             </w:r>
             <w:r>
-              <w:rPr/>
               <w:t>, Artyom Gevorgyan (axg200155)</w:t>
             </w:r>
             <w:r>
-              <w:rPr/>
               <w:t>, Arjun Sharma (axs220320)</w:t>
             </w:r>
             <w:r>
-              <w:rPr/>
               <w:t>, Matthew Low (mjl230002)</w:t>
             </w:r>
             <w:r>
-              <w:rPr/>
               <w:t>, Ernie Hsiao (exh230014)</w:t>
             </w:r>
             <w:r>
-              <w:rPr/>
               <w:t>, Param Kathiravan (pxk230069)</w:t>
             </w:r>
           </w:p>
@@ -516,12 +510,12 @@
       <w:tblPr>
         <w:tblW w:w="10858" w:type="dxa"/>
         <w:tblBorders>
-          <w:top w:val="single" w:color="C3D2E4" w:sz="3" w:space="0"/>
-          <w:left w:val="single" w:color="C3D2E4" w:sz="3" w:space="0"/>
-          <w:bottom w:val="single" w:color="C3D2E4" w:sz="3" w:space="0"/>
-          <w:right w:val="single" w:color="C3D2E4" w:sz="3" w:space="0"/>
-          <w:insideH w:val="single" w:color="C3D2E4" w:sz="3" w:space="0"/>
-          <w:insideV w:val="single" w:color="C3D2E4" w:sz="3" w:space="0"/>
+          <w:top w:val="single" w:sz="3" w:space="0" w:color="C3D2E4"/>
+          <w:left w:val="single" w:sz="3" w:space="0" w:color="C3D2E4"/>
+          <w:bottom w:val="single" w:sz="3" w:space="0" w:color="C3D2E4"/>
+          <w:right w:val="single" w:sz="3" w:space="0" w:color="C3D2E4"/>
+          <w:insideH w:val="single" w:sz="3" w:space="0" w:color="C3D2E4"/>
+          <w:insideV w:val="single" w:sz="3" w:space="0" w:color="C3D2E4"/>
         </w:tblBorders>
         <w:tblLayout w:type="fixed"/>
         <w:tblCellMar>
@@ -638,12 +632,12 @@
       <w:tblPr>
         <w:tblW w:w="10858" w:type="dxa"/>
         <w:tblBorders>
-          <w:top w:val="single" w:color="E8C4C0" w:sz="3" w:space="0"/>
-          <w:left w:val="single" w:color="E8C4C0" w:sz="3" w:space="0"/>
-          <w:bottom w:val="single" w:color="E8C4C0" w:sz="3" w:space="0"/>
-          <w:right w:val="single" w:color="E8C4C0" w:sz="3" w:space="0"/>
-          <w:insideH w:val="single" w:color="E8C4C0" w:sz="3" w:space="0"/>
-          <w:insideV w:val="single" w:color="E8C4C0" w:sz="3" w:space="0"/>
+          <w:top w:val="single" w:sz="3" w:space="0" w:color="E8C4C0"/>
+          <w:left w:val="single" w:sz="3" w:space="0" w:color="E8C4C0"/>
+          <w:bottom w:val="single" w:sz="3" w:space="0" w:color="E8C4C0"/>
+          <w:right w:val="single" w:sz="3" w:space="0" w:color="E8C4C0"/>
+          <w:insideH w:val="single" w:sz="3" w:space="0" w:color="E8C4C0"/>
+          <w:insideV w:val="single" w:sz="3" w:space="0" w:color="E8C4C0"/>
         </w:tblBorders>
         <w:tblLayout w:type="fixed"/>
         <w:tblCellMar>
@@ -825,13 +819,13 @@
       <w:pPr>
         <w:keepNext/>
         <w:pBdr>
-          <w:bottom w:val="single" w:color="16324F" w:sz="8" w:space="0"/>
+          <w:bottom w:val="single" w:sz="8" w:space="0" w:color="16324F"/>
         </w:pBdr>
         <w:spacing w:before="300" w:after="100" w:line="260" w:lineRule="auto"/>
       </w:pPr>
       <w:r>
         <w:rPr>
-          <w:rFonts w:ascii="Cambria" w:hAnsi="Cambria" w:eastAsia="Cambria" w:cs="Cambria"/>
+          <w:rFonts w:ascii="Cambria" w:eastAsia="Cambria" w:hAnsi="Cambria" w:cs="Cambria"/>
           <w:b/>
           <w:bCs/>
           <w:color w:val="2F5D8A"/>
@@ -842,7 +836,7 @@
       </w:r>
       <w:r>
         <w:rPr>
-          <w:rFonts w:ascii="Cambria" w:hAnsi="Cambria" w:eastAsia="Cambria" w:cs="Cambria"/>
+          <w:rFonts w:ascii="Cambria" w:eastAsia="Cambria" w:hAnsi="Cambria" w:cs="Cambria"/>
           <w:b/>
           <w:bCs/>
           <w:color w:val="16324F"/>
@@ -867,12 +861,12 @@
       <w:tblPr>
         <w:tblW w:w="10858" w:type="dxa"/>
         <w:tblBorders>
-          <w:top w:val="single" w:color="C6CDD8" w:sz="3" w:space="0"/>
-          <w:left w:val="single" w:color="C6CDD8" w:sz="3" w:space="0"/>
-          <w:bottom w:val="single" w:color="C6CDD8" w:sz="3" w:space="0"/>
-          <w:right w:val="single" w:color="C6CDD8" w:sz="3" w:space="0"/>
-          <w:insideH w:val="single" w:color="C6CDD8" w:sz="3" w:space="0"/>
-          <w:insideV w:val="single" w:color="C6CDD8" w:sz="3" w:space="0"/>
+          <w:top w:val="single" w:sz="3" w:space="0" w:color="C6CDD8"/>
+          <w:left w:val="single" w:sz="3" w:space="0" w:color="C6CDD8"/>
+          <w:bottom w:val="single" w:sz="3" w:space="0" w:color="C6CDD8"/>
+          <w:right w:val="single" w:sz="3" w:space="0" w:color="C6CDD8"/>
+          <w:insideH w:val="single" w:sz="3" w:space="0" w:color="C6CDD8"/>
+          <w:insideV w:val="single" w:sz="3" w:space="0" w:color="C6CDD8"/>
         </w:tblBorders>
         <w:tblLayout w:type="fixed"/>
         <w:tblCellMar>
@@ -1501,12 +1495,12 @@
       <w:tblPr>
         <w:tblW w:w="10858" w:type="dxa"/>
         <w:tblBorders>
-          <w:top w:val="single" w:color="C6CDD8" w:sz="3" w:space="0"/>
-          <w:left w:val="single" w:color="C6CDD8" w:sz="3" w:space="0"/>
-          <w:bottom w:val="single" w:color="C6CDD8" w:sz="3" w:space="0"/>
-          <w:right w:val="single" w:color="C6CDD8" w:sz="3" w:space="0"/>
-          <w:insideH w:val="single" w:color="C6CDD8" w:sz="3" w:space="0"/>
-          <w:insideV w:val="single" w:color="C6CDD8" w:sz="3" w:space="0"/>
+          <w:top w:val="single" w:sz="3" w:space="0" w:color="C6CDD8"/>
+          <w:left w:val="single" w:sz="3" w:space="0" w:color="C6CDD8"/>
+          <w:bottom w:val="single" w:sz="3" w:space="0" w:color="C6CDD8"/>
+          <w:right w:val="single" w:sz="3" w:space="0" w:color="C6CDD8"/>
+          <w:insideH w:val="single" w:sz="3" w:space="0" w:color="C6CDD8"/>
+          <w:insideV w:val="single" w:sz="3" w:space="0" w:color="C6CDD8"/>
         </w:tblBorders>
         <w:tblLayout w:type="fixed"/>
         <w:tblCellMar>
@@ -1635,27 +1629,21 @@
           </w:tcPr>
           <w:p>
             <w:r>
-              <w:rPr/>
               <w:t xml:space="preserve">Worked on part 1 introduction, </w:t>
             </w:r>
             <w:r>
-              <w:rPr/>
               <w:t xml:space="preserve">section 2.6, </w:t>
             </w:r>
             <w:r>
-              <w:rPr/>
               <w:t xml:space="preserve">section 3.1, </w:t>
             </w:r>
             <w:r>
-              <w:rPr/>
               <w:t>section 4.1</w:t>
             </w:r>
             <w:r>
-              <w:rPr/>
               <w:t>, section 4.2</w:t>
             </w:r>
             <w:r>
-              <w:rPr/>
               <w:t>, section 5</w:t>
             </w:r>
           </w:p>
@@ -1671,7 +1659,7 @@
             </w:tcMar>
           </w:tcPr>
           <w:p>
-            <w:hyperlink r:id="Rb051b7aae4c14011">
+            <w:hyperlink r:id="rId8">
               <w:r>
                 <w:rPr>
                   <w:rStyle w:val="Hyperlink"/>
@@ -1766,36 +1754,22 @@
             </w:tcMar>
           </w:tcPr>
           <w:p>
-            <w:hyperlink r:id="Re3071faaf6ed4d1e">
+            <w:hyperlink r:id="rId9">
               <w:r>
-                <w:rPr/>
                 <w:t xml:space="preserve"> </w:t>
               </w:r>
-              <w:hyperlink r:id="Rb59fb94ba32b4910">
+              <w:hyperlink r:id="rId10">
                 <w:r>
                   <w:rPr>
                     <w:rStyle w:val="Hyperlink"/>
                   </w:rPr>
-                  <w:t>Initi</w:t>
-                </w:r>
-                <w:r>
-                  <w:rPr>
-                    <w:rStyle w:val="Hyperlink"/>
-                  </w:rPr>
-                  <w:t>a</w:t>
-                </w:r>
-                <w:r>
-                  <w:rPr>
-                    <w:rStyle w:val="Hyperlink"/>
-                  </w:rPr>
-                  <w:t>l upload</w:t>
+                  <w:t>Initial upload</w:t>
                 </w:r>
               </w:hyperlink>
               <w:r>
-                <w:rPr/>
                 <w:t xml:space="preserve"> · </w:t>
               </w:r>
-              <w:hyperlink r:id="Rbe763b590fb44423">
+              <w:hyperlink r:id="rId11">
                 <w:r>
                   <w:rPr>
                     <w:rStyle w:val="Hyperlink"/>
@@ -1804,10 +1778,9 @@
                 </w:r>
               </w:hyperlink>
               <w:r>
-                <w:rPr/>
                 <w:t xml:space="preserve"> · </w:t>
               </w:r>
-              <w:hyperlink r:id="R957ce648e2ff4edb">
+              <w:hyperlink r:id="rId12">
                 <w:r>
                   <w:rPr>
                     <w:rStyle w:val="Hyperlink"/>
@@ -1890,203 +1863,80 @@
           </w:tcPr>
           <w:p>
             <w:r>
-              <w:rPr>
-                <w:lang w:val="en-US"/>
-              </w:rPr>
               <w:t xml:space="preserve">Worked on </w:t>
             </w:r>
             <w:r>
-              <w:rPr>
-                <w:lang w:val="en-US"/>
-              </w:rPr>
-              <w:t xml:space="preserve">part </w:t>
-            </w:r>
-            <w:r>
-              <w:rPr>
-                <w:lang w:val="en-US"/>
-              </w:rPr>
-              <w:t xml:space="preserve">2 product </w:t>
-            </w:r>
-            <w:bookmarkStart w:name="_Int_k8o3kjre" w:id="269897560"/>
-            <w:r>
-              <w:rPr>
-                <w:lang w:val="en-US"/>
-              </w:rPr>
+              <w:t xml:space="preserve">part 2 product </w:t>
+            </w:r>
+            <w:bookmarkStart w:id="4" w:name="_Int_k8o3kjre"/>
+            <w:r>
               <w:t>perspective(</w:t>
             </w:r>
-            <w:bookmarkEnd w:id="269897560"/>
-            <w:r>
-              <w:rPr>
-                <w:lang w:val="en-US"/>
-              </w:rPr>
-              <w:t xml:space="preserve">section 2.1) </w:t>
-            </w:r>
-            <w:r>
-              <w:rPr>
-                <w:lang w:val="en-US"/>
-              </w:rPr>
-              <w:t>part</w:t>
-            </w:r>
-            <w:r>
-              <w:rPr>
-                <w:lang w:val="en-US"/>
-              </w:rPr>
-              <w:t xml:space="preserve"> 3 quality</w:t>
-            </w:r>
-            <w:r>
-              <w:rPr>
-                <w:lang w:val="en-US"/>
-              </w:rPr>
+            <w:bookmarkEnd w:id="4"/>
+            <w:r>
+              <w:t>section 2.1)</w:t>
+            </w:r>
+            <w:r>
+              <w:t>,</w:t>
+            </w:r>
+            <w:r>
+              <w:t xml:space="preserve"> </w:t>
+            </w:r>
+            <w:r>
+              <w:t>part 3 quality</w:t>
+            </w:r>
+            <w:r>
               <w:t>/constraint</w:t>
             </w:r>
             <w:r>
-              <w:rPr>
-                <w:lang w:val="en-US"/>
-              </w:rPr>
               <w:t xml:space="preserve"> requirements</w:t>
             </w:r>
             <w:r>
-              <w:rPr>
-                <w:lang w:val="en-US"/>
-              </w:rPr>
-              <w:t xml:space="preserve"> and initial us</w:t>
-            </w:r>
-            <w:r>
-              <w:rPr>
-                <w:lang w:val="en-US"/>
-              </w:rPr>
-              <w:t>e</w:t>
-            </w:r>
-            <w:r>
-              <w:rPr>
-                <w:lang w:val="en-US"/>
-              </w:rPr>
-              <w:t xml:space="preserve"> </w:t>
-            </w:r>
-            <w:bookmarkStart w:name="_Int_h2163ntS" w:id="1512707569"/>
-            <w:r>
-              <w:rPr>
-                <w:lang w:val="en-US"/>
-              </w:rPr>
+              <w:t xml:space="preserve"> and initial use </w:t>
+            </w:r>
+            <w:bookmarkStart w:id="5" w:name="_Int_0ekLGNH8"/>
+            <w:r>
               <w:t>case</w:t>
             </w:r>
             <w:r>
-              <w:rPr>
-                <w:lang w:val="en-US"/>
-              </w:rPr>
+              <w:t>s(</w:t>
+            </w:r>
+            <w:bookmarkEnd w:id="5"/>
+            <w:r>
+              <w:t>section</w:t>
+            </w:r>
+            <w:r>
               <w:t>s</w:t>
             </w:r>
             <w:r>
-              <w:rPr>
-                <w:lang w:val="en-US"/>
-              </w:rPr>
+              <w:t xml:space="preserve"> 3.</w:t>
+            </w:r>
+            <w:r>
+              <w:t>2, 3.3</w:t>
+            </w:r>
+            <w:r>
+              <w:t xml:space="preserve"> and 3.4</w:t>
+            </w:r>
+            <w:r>
+              <w:t>)</w:t>
+            </w:r>
+            <w:r>
+              <w:t xml:space="preserve"> and part 4 </w:t>
+            </w:r>
+            <w:bookmarkStart w:id="6" w:name="_Int_U8z4w0Fv"/>
+            <w:r>
+              <w:t>risks</w:t>
+            </w:r>
+            <w:r>
               <w:t>(</w:t>
             </w:r>
-            <w:bookmarkEnd w:id="1512707569"/>
-            <w:r>
-              <w:rPr>
-                <w:lang w:val="en-US"/>
-              </w:rPr>
-              <w:t>section</w:t>
-            </w:r>
-            <w:r>
-              <w:rPr>
-                <w:lang w:val="en-US"/>
-              </w:rPr>
-              <w:t>s</w:t>
-            </w:r>
-            <w:r>
-              <w:rPr>
-                <w:lang w:val="en-US"/>
-              </w:rPr>
-              <w:t xml:space="preserve"> </w:t>
-            </w:r>
-            <w:r>
-              <w:rPr>
-                <w:lang w:val="en-US"/>
-              </w:rPr>
-              <w:t>3.</w:t>
-            </w:r>
-            <w:r>
-              <w:rPr>
-                <w:lang w:val="en-US"/>
-              </w:rPr>
-              <w:t>2, 3.3</w:t>
-            </w:r>
-            <w:r>
-              <w:rPr>
-                <w:lang w:val="en-US"/>
-              </w:rPr>
-              <w:t xml:space="preserve"> and 3.4</w:t>
-            </w:r>
-            <w:r>
-              <w:rPr>
-                <w:lang w:val="en-US"/>
-              </w:rPr>
+            <w:bookmarkEnd w:id="6"/>
+            <w:r>
+              <w:t>section 4.3</w:t>
+            </w:r>
+            <w:r>
               <w:t>)</w:t>
             </w:r>
-            <w:r>
-              <w:rPr>
-                <w:lang w:val="en-US"/>
-              </w:rPr>
-              <w:t xml:space="preserve"> and part</w:t>
-            </w:r>
-            <w:r>
-              <w:rPr>
-                <w:lang w:val="en-US"/>
-              </w:rPr>
-              <w:t xml:space="preserve"> </w:t>
-            </w:r>
-            <w:r>
-              <w:rPr>
-                <w:lang w:val="en-US"/>
-              </w:rPr>
-              <w:t>4</w:t>
-            </w:r>
-            <w:r>
-              <w:rPr>
-                <w:lang w:val="en-US"/>
-              </w:rPr>
-              <w:t xml:space="preserve"> </w:t>
-            </w:r>
-            <w:bookmarkStart w:name="_Int_RBbyUlMr" w:id="793199219"/>
-            <w:r>
-              <w:rPr>
-                <w:lang w:val="en-US"/>
-              </w:rPr>
-              <w:t>ris</w:t>
-            </w:r>
-            <w:r>
-              <w:rPr>
-                <w:lang w:val="en-US"/>
-              </w:rPr>
-              <w:t>k</w:t>
-            </w:r>
-            <w:r>
-              <w:rPr>
-                <w:lang w:val="en-US"/>
-              </w:rPr>
-              <w:t>s</w:t>
-            </w:r>
-            <w:r>
-              <w:rPr>
-                <w:lang w:val="en-US"/>
-              </w:rPr>
-              <w:t>(</w:t>
-            </w:r>
-            <w:bookmarkEnd w:id="793199219"/>
-            <w:r>
-              <w:rPr>
-                <w:lang w:val="en-US"/>
-              </w:rPr>
-              <w:t>section 4.3</w:t>
-            </w:r>
-            <w:r>
-              <w:rPr>
-                <w:lang w:val="en-US"/>
-              </w:rPr>
-              <w:t>)</w:t>
-            </w:r>
           </w:p>
         </w:tc>
         <w:tc>
@@ -2100,75 +1950,47 @@
             </w:tcMar>
           </w:tcPr>
           <w:p>
-            <w:pPr>
-              <w:pStyle w:val="Normal"/>
-              <w:rPr>
-                <w:rFonts w:ascii="Calibri" w:hAnsi="Calibri" w:eastAsia="Calibri" w:cs="Calibri"/>
-                <w:noProof w:val="0"/>
-                <w:sz w:val="21"/>
-                <w:szCs w:val="21"/>
-                <w:lang w:val="en-US"/>
-              </w:rPr>
-            </w:pPr>
-            <w:hyperlink r:id="R609b943eeab84660">
+            <w:hyperlink r:id="rId13">
               <w:r>
                 <w:rPr>
                   <w:rStyle w:val="Hyperlink"/>
-                  <w:rFonts w:ascii="Calibri" w:hAnsi="Calibri" w:eastAsia="Calibri" w:cs="Calibri"/>
-                  <w:noProof w:val="0"/>
-                  <w:sz w:val="21"/>
-                  <w:szCs w:val="21"/>
-                  <w:lang w:val="en-US"/>
                 </w:rPr>
                 <w:t>Section 3.3, Section 4.3</w:t>
               </w:r>
             </w:hyperlink>
             <w:r>
-              <w:rPr>
-                <w:rFonts w:ascii="Calibri" w:hAnsi="Calibri" w:eastAsia="Calibri" w:cs="Calibri"/>
-                <w:noProof w:val="0"/>
-                <w:sz w:val="21"/>
-                <w:szCs w:val="21"/>
-                <w:lang w:val="en-US"/>
-              </w:rPr>
               <w:t xml:space="preserve"> </w:t>
             </w:r>
-            <w:hyperlink r:id="R8767c3542bbf48b0">
+            <w:hyperlink r:id="rId14">
               <w:r>
                 <w:rPr>
                   <w:rStyle w:val="Hyperlink"/>
-                  <w:rFonts w:ascii="Calibri" w:hAnsi="Calibri" w:eastAsia="Calibri" w:cs="Calibri"/>
-                  <w:noProof w:val="0"/>
-                  <w:sz w:val="21"/>
-                  <w:szCs w:val="21"/>
-                  <w:lang w:val="en-US"/>
                 </w:rPr>
                 <w:t>Section 3.4</w:t>
               </w:r>
             </w:hyperlink>
             <w:r>
-              <w:rPr>
-                <w:rFonts w:ascii="Calibri" w:hAnsi="Calibri" w:eastAsia="Calibri" w:cs="Calibri"/>
-                <w:noProof w:val="0"/>
-                <w:sz w:val="21"/>
-                <w:szCs w:val="21"/>
-                <w:lang w:val="en-US"/>
-              </w:rPr>
               <w:t xml:space="preserve"> </w:t>
             </w:r>
-            <w:hyperlink r:id="R8b85cbfcf9084d74">
+            <w:hyperlink r:id="rId15">
               <w:r>
                 <w:rPr>
                   <w:rStyle w:val="Hyperlink"/>
-                  <w:rFonts w:ascii="Calibri" w:hAnsi="Calibri" w:eastAsia="Calibri" w:cs="Calibri"/>
-                  <w:noProof w:val="0"/>
-                  <w:sz w:val="21"/>
-                  <w:szCs w:val="21"/>
-                  <w:lang w:val="en-US"/>
                 </w:rPr>
                 <w:t>Section 3.2</w:t>
               </w:r>
             </w:hyperlink>
+            <w:r>
+              <w:t xml:space="preserve"> </w:t>
+            </w:r>
+            <w:hyperlink r:id="rId16">
+              <w:r>
+                <w:rPr>
+                  <w:rStyle w:val="Hyperlink"/>
+                </w:rPr>
+                <w:t>Section 2.1</w:t>
+              </w:r>
+            </w:hyperlink>
           </w:p>
         </w:tc>
       </w:tr>
@@ -2201,9 +2023,11 @@
           </w:tcPr>
           <w:p>
             <w:r>
-              <w:rPr/>
               <w:t>Worked on part 2.2 - 2.5</w:t>
             </w:r>
+            <w:r>
+              <w:t>, part 3.5</w:t>
+            </w:r>
           </w:p>
         </w:tc>
         <w:tc>
@@ -2217,10 +2041,7 @@
             </w:tcMar>
           </w:tcPr>
           <w:p>
-            <w:pPr>
-              <w:pStyle w:val="Normal"/>
-            </w:pPr>
-            <w:hyperlink r:id="Rc6a46bde0c754e18">
+            <w:hyperlink r:id="rId17">
               <w:r>
                 <w:rPr>
                   <w:rStyle w:val="Hyperlink"/>
@@ -2229,10 +2050,70 @@
               </w:r>
             </w:hyperlink>
             <w:r>
-              <w:rPr/>
               <w:t xml:space="preserve"> · </w:t>
             </w:r>
           </w:p>
+        </w:tc>
+      </w:tr>
+      <w:tr>
+        <w:trPr>
+          <w:trHeight w:val="300"/>
+        </w:trPr>
+        <w:tc>
+          <w:tcPr>
+            <w:tcW w:w="2800" w:type="dxa"/>
+            <w:tcMar>
+              <w:top w:w="70" w:type="dxa"/>
+              <w:left w:w="100" w:type="dxa"/>
+              <w:bottom w:w="70" w:type="dxa"/>
+              <w:right w:w="100" w:type="dxa"/>
+            </w:tcMar>
+          </w:tcPr>
+          <w:p>
+            <w:pPr>
+              <w:spacing w:line="259" w:lineRule="auto"/>
+            </w:pPr>
+            <w:r>
+              <w:t>Param Kathiravan</w:t>
+            </w:r>
+          </w:p>
+        </w:tc>
+        <w:tc>
+          <w:tcPr>
+            <w:tcW w:w="4400" w:type="dxa"/>
+            <w:tcMar>
+              <w:top w:w="70" w:type="dxa"/>
+              <w:left w:w="100" w:type="dxa"/>
+              <w:bottom w:w="70" w:type="dxa"/>
+              <w:right w:w="100" w:type="dxa"/>
+            </w:tcMar>
+          </w:tcPr>
+          <w:p>
+            <w:pPr>
+              <w:spacing w:line="259" w:lineRule="auto"/>
+            </w:pPr>
+            <w:r>
+              <w:t>Developed the two expanded use cases in Section 3.4 (UC-02: Reserve a Study Room and UC-0</w:t>
+            </w:r>
+            <w:r>
+              <w:t>5: Manage Room Listings</w:t>
+            </w:r>
+            <w:r>
+              <w:t>)</w:t>
+            </w:r>
+          </w:p>
+        </w:tc>
+        <w:tc>
+          <w:tcPr>
+            <w:tcW w:w="3658" w:type="dxa"/>
+            <w:tcMar>
+              <w:top w:w="70" w:type="dxa"/>
+              <w:left w:w="100" w:type="dxa"/>
+              <w:bottom w:w="70" w:type="dxa"/>
+              <w:right w:w="100" w:type="dxa"/>
+            </w:tcMar>
+          </w:tcPr>
+          <w:p/>
         </w:tc>
       </w:tr>
     </w:tbl>
@@ -2241,134 +2122,17 @@
         <w:spacing w:line="260" w:lineRule="auto"/>
       </w:pPr>
     </w:p>
-    <w:tbl>
-      <w:tblPr>
-        <w:tblW w:w="10858" w:type="dxa"/>
-        <w:tblBorders>
-          <w:top w:val="single" w:color="C3D2E4" w:sz="3" w:space="0"/>
-          <w:left w:val="single" w:color="C3D2E4" w:sz="3" w:space="0"/>
-          <w:bottom w:val="single" w:color="C3D2E4" w:sz="3" w:space="0"/>
-          <w:right w:val="single" w:color="C3D2E4" w:sz="3" w:space="0"/>
-          <w:insideH w:val="single" w:color="C3D2E4" w:sz="3" w:space="0"/>
-          <w:insideV w:val="single" w:color="C3D2E4" w:sz="3" w:space="0"/>
-        </w:tblBorders>
-        <w:tblLayout w:type="fixed"/>
-        <w:tblCellMar>
-          <w:left w:w="10" w:type="dxa"/>
-          <w:right w:w="10" w:type="dxa"/>
-        </w:tblCellMar>
-        <w:tblLook w:val="0000" w:firstRow="0" w:lastRow="0" w:firstColumn="0" w:lastColumn="0" w:noHBand="0" w:noVBand="0"/>
-      </w:tblPr>
-      <w:tblGrid>
-        <w:gridCol w:w="10858"/>
-      </w:tblGrid>
-      <w:tr>
-        <w:tc>
-          <w:tcPr>
-            <w:tcW w:w="10858" w:type="dxa"/>
-            <w:shd w:val="clear" w:color="auto" w:fill="EAF0F8"/>
-            <w:tcMar>
-              <w:top w:w="120" w:type="dxa"/>
-              <w:left w:w="160" w:type="dxa"/>
-              <w:bottom w:w="120" w:type="dxa"/>
-              <w:right w:w="160" w:type="dxa"/>
-            </w:tcMar>
-          </w:tcPr>
-          <w:p>
-            <w:pPr>
-              <w:spacing w:after="60" w:line="260" w:lineRule="auto"/>
-            </w:pPr>
-            <w:r>
-              <w:rPr>
-                <w:b w:val="1"/>
-                <w:bCs w:val="1"/>
-                <w:color w:val="2F5D8A"/>
-                <w:sz w:val="19"/>
-                <w:szCs w:val="19"/>
-                <w:lang w:val="en-US"/>
-              </w:rPr>
-              <w:t xml:space="preserve">▸  </w:t>
-            </w:r>
-            <w:r>
-              <w:rPr>
-                <w:b w:val="1"/>
-                <w:bCs w:val="1"/>
-                <w:caps w:val="1"/>
-                <w:color w:val="2F5D8A"/>
-                <w:sz w:val="17"/>
-                <w:szCs w:val="17"/>
-                <w:lang w:val="en-US"/>
-              </w:rPr>
-              <w:t>WHAT GOES HERE</w:t>
-            </w:r>
-          </w:p>
-          <w:p>
-            <w:pPr>
-              <w:spacing w:after="50" w:line="250" w:lineRule="auto"/>
-            </w:pPr>
-            <w:r>
-              <w:rPr>
-                <w:b/>
-                <w:color w:val="39424E"/>
-                <w:sz w:val="19"/>
-                <w:szCs w:val="19"/>
-              </w:rPr>
-              <w:t xml:space="preserve">Evidence means something a reader can open: </w:t>
-            </w:r>
-            <w:r>
-              <w:rPr>
-                <w:color w:val="39424E"/>
-                <w:sz w:val="19"/>
-                <w:szCs w:val="19"/>
-              </w:rPr>
-              <w:t>a commit range, an issue number, a pull-request review, a document section you wrote. “Helped with requirements” is not evidence.</w:t>
-            </w:r>
-          </w:p>
-          <w:p>
-            <w:pPr>
-              <w:spacing w:after="50" w:line="250" w:lineRule="auto"/>
-            </w:pPr>
-            <w:r>
-              <w:rPr>
-                <w:color w:val="39424E"/>
-                <w:sz w:val="19"/>
-                <w:szCs w:val="19"/>
-              </w:rPr>
-              <w:t>Every member must appear with a distinguishable contribution. A row that duplicates another row word for word earns neither member credit.</w:t>
-            </w:r>
-          </w:p>
-          <w:p>
-            <w:pPr>
-              <w:spacing w:after="50" w:line="250" w:lineRule="auto"/>
-            </w:pPr>
-            <w:r>
-              <w:rPr>
-                <w:color w:val="39424E"/>
-                <w:sz w:val="19"/>
-                <w:szCs w:val="19"/>
-              </w:rPr>
-              <w:t>If a member did not contribute, say so here rather than at the end of term. Section 'Teamwork, Accountability, and Academic Honesty' in the syllabus explains why late complaints cannot be evaluated fairly.</w:t>
-            </w:r>
-          </w:p>
-        </w:tc>
-      </w:tr>
-    </w:tbl>
-    <w:p>
-      <w:pPr>
-        <w:spacing w:line="260" w:lineRule="auto"/>
-      </w:pPr>
-    </w:p>
     <w:p>
       <w:pPr>
         <w:keepNext/>
         <w:pBdr>
-          <w:bottom w:val="single" w:color="16324F" w:sz="8" w:space="0"/>
+          <w:bottom w:val="single" w:sz="8" w:space="0" w:color="16324F"/>
         </w:pBdr>
         <w:spacing w:before="300" w:after="100" w:line="260" w:lineRule="auto"/>
       </w:pPr>
       <w:r>
         <w:rPr>
-          <w:rFonts w:ascii="Cambria" w:hAnsi="Cambria" w:eastAsia="Cambria" w:cs="Cambria"/>
+          <w:rFonts w:ascii="Cambria" w:eastAsia="Cambria" w:hAnsi="Cambria" w:cs="Cambria"/>
           <w:b/>
           <w:bCs/>
           <w:color w:val="2F5D8A"/>
@@ -2379,7 +2143,7 @@
       </w:r>
       <w:r>
         <w:rPr>
-          <w:rFonts w:ascii="Cambria" w:hAnsi="Cambria" w:eastAsia="Cambria" w:cs="Cambria"/>
+          <w:rFonts w:ascii="Cambria" w:eastAsia="Cambria" w:hAnsi="Cambria" w:cs="Cambria"/>
           <w:b/>
           <w:bCs/>
           <w:color w:val="16324F"/>
@@ -2419,137 +2183,12 @@
       <w:tblPr>
         <w:tblW w:w="10858" w:type="dxa"/>
         <w:tblBorders>
-          <w:top w:val="single" w:color="C3D2E4" w:sz="3" w:space="0"/>
-          <w:left w:val="single" w:color="C3D2E4" w:sz="3" w:space="0"/>
-          <w:bottom w:val="single" w:color="C3D2E4" w:sz="3" w:space="0"/>
-          <w:right w:val="single" w:color="C3D2E4" w:sz="3" w:space="0"/>
-          <w:insideH w:val="single" w:color="C3D2E4" w:sz="3" w:space="0"/>
-          <w:insideV w:val="single" w:color="C3D2E4" w:sz="3" w:space="0"/>
-        </w:tblBorders>
-        <w:tblLayout w:type="fixed"/>
-        <w:tblCellMar>
-          <w:left w:w="10" w:type="dxa"/>
-          <w:right w:w="10" w:type="dxa"/>
-        </w:tblCellMar>
-        <w:tblLook w:val="0000" w:firstRow="0" w:lastRow="0" w:firstColumn="0" w:lastColumn="0" w:noHBand="0" w:noVBand="0"/>
-      </w:tblPr>
-      <w:tblGrid>
-        <w:gridCol w:w="10858"/>
-      </w:tblGrid>
-      <w:tr>
-        <w:tc>
-          <w:tcPr>
-            <w:tcW w:w="10858" w:type="dxa"/>
-            <w:shd w:val="clear" w:color="auto" w:fill="EAF0F8"/>
-            <w:tcMar>
-              <w:top w:w="120" w:type="dxa"/>
-              <w:left w:w="160" w:type="dxa"/>
-              <w:bottom w:w="120" w:type="dxa"/>
-              <w:right w:w="160" w:type="dxa"/>
-            </w:tcMar>
-          </w:tcPr>
-          <w:p>
-            <w:pPr>
-              <w:spacing w:after="60" w:line="260" w:lineRule="auto"/>
-            </w:pPr>
-            <w:r>
-              <w:rPr>
-                <w:b/>
-                <w:color w:val="2F5D8A"/>
-                <w:sz w:val="19"/>
-                <w:szCs w:val="19"/>
-              </w:rPr>
-              <w:t xml:space="preserve">▸  </w:t>
-            </w:r>
-            <w:r>
-              <w:rPr>
-                <w:b/>
-                <w:caps/>
-                <w:color w:val="2F5D8A"/>
-                <w:sz w:val="17"/>
-                <w:szCs w:val="17"/>
-              </w:rPr>
-              <w:t>WHAT GOES HERE</w:t>
-            </w:r>
-          </w:p>
-          <w:p>
-            <w:pPr>
-              <w:spacing w:after="50" w:line="250" w:lineRule="auto"/>
-            </w:pPr>
-            <w:r>
-              <w:rPr>
-                <w:color w:val="39424E"/>
-                <w:sz w:val="19"/>
-                <w:szCs w:val="19"/>
-              </w:rPr>
-              <w:t>Two short paragraphs. The first says what this document is and who it is for. The second says what the system is for — the problem, and whose problem it is.</w:t>
-            </w:r>
-          </w:p>
-          <w:p>
-            <w:pPr>
-              <w:spacing w:after="50" w:line="250" w:lineRule="auto"/>
-            </w:pPr>
-            <w:r>
-              <w:rPr>
-                <w:b/>
-                <w:bCs/>
-                <w:color w:val="39424E"/>
-                <w:sz w:val="19"/>
-                <w:szCs w:val="19"/>
-              </w:rPr>
-              <w:t xml:space="preserve">Budget: </w:t>
-            </w:r>
-            <w:r>
-              <w:rPr>
-                <w:color w:val="39424E"/>
-                <w:sz w:val="19"/>
-                <w:szCs w:val="19"/>
-              </w:rPr>
-              <w:t>half a page.</w:t>
-            </w:r>
-          </w:p>
-          <w:p>
-            <w:pPr>
-              <w:spacing w:after="50" w:line="250" w:lineRule="auto"/>
-            </w:pPr>
-            <w:r>
-              <w:rPr>
-                <w:b/>
-                <w:i/>
-                <w:color w:val="39424E"/>
-                <w:sz w:val="19"/>
-                <w:szCs w:val="19"/>
-              </w:rPr>
-              <w:t xml:space="preserve">Worked example: </w:t>
-            </w:r>
-            <w:r>
-              <w:rPr>
-                <w:i/>
-                <w:color w:val="39424E"/>
-                <w:sz w:val="19"/>
-                <w:szCs w:val="19"/>
-              </w:rPr>
-              <w:t>“CometLocker addresses the loss of parcels left at the campus post office counter, which currently requires a staffed desk during business hours and leaves students without a way to collect a delivery outside those hours.”</w:t>
-            </w:r>
-          </w:p>
-        </w:tc>
-      </w:tr>
-    </w:tbl>
-    <w:p>
-      <w:pPr>
-        <w:spacing w:line="260" w:lineRule="auto"/>
-      </w:pPr>
-    </w:p>
-    <w:tbl>
-      <w:tblPr>
-        <w:tblW w:w="10858" w:type="dxa"/>
-        <w:tblBorders>
-          <w:top w:val="single" w:color="C6CDD8" w:sz="3" w:space="0"/>
-          <w:left w:val="single" w:color="C6CDD8" w:sz="3" w:space="0"/>
-          <w:bottom w:val="single" w:color="C6CDD8" w:sz="3" w:space="0"/>
-          <w:right w:val="single" w:color="C6CDD8" w:sz="3" w:space="0"/>
-          <w:insideH w:val="single" w:color="C6CDD8" w:sz="3" w:space="0"/>
-          <w:insideV w:val="single" w:color="C6CDD8" w:sz="3" w:space="0"/>
+          <w:top w:val="single" w:sz="3" w:space="0" w:color="C6CDD8"/>
+          <w:left w:val="single" w:sz="3" w:space="0" w:color="C6CDD8"/>
+          <w:bottom w:val="single" w:sz="3" w:space="0" w:color="C6CDD8"/>
+          <w:right w:val="single" w:sz="3" w:space="0" w:color="C6CDD8"/>
+          <w:insideH w:val="single" w:sz="3" w:space="0" w:color="C6CDD8"/>
+          <w:insideV w:val="single" w:sz="3" w:space="0" w:color="C6CDD8"/>
         </w:tblBorders>
         <w:tblLayout w:type="fixed"/>
         <w:tblCellMar>
@@ -2673,113 +2312,12 @@
       <w:tblPr>
         <w:tblW w:w="10858" w:type="dxa"/>
         <w:tblBorders>
-          <w:top w:val="single" w:color="C3D2E4" w:sz="3" w:space="0"/>
-          <w:left w:val="single" w:color="C3D2E4" w:sz="3" w:space="0"/>
-          <w:bottom w:val="single" w:color="C3D2E4" w:sz="3" w:space="0"/>
-          <w:right w:val="single" w:color="C3D2E4" w:sz="3" w:space="0"/>
-          <w:insideH w:val="single" w:color="C3D2E4" w:sz="3" w:space="0"/>
-          <w:insideV w:val="single" w:color="C3D2E4" w:sz="3" w:space="0"/>
-        </w:tblBorders>
-        <w:tblLayout w:type="fixed"/>
-        <w:tblCellMar>
-          <w:left w:w="10" w:type="dxa"/>
-          <w:right w:w="10" w:type="dxa"/>
-        </w:tblCellMar>
-        <w:tblLook w:val="0000" w:firstRow="0" w:lastRow="0" w:firstColumn="0" w:lastColumn="0" w:noHBand="0" w:noVBand="0"/>
-      </w:tblPr>
-      <w:tblGrid>
-        <w:gridCol w:w="10858"/>
-      </w:tblGrid>
-      <w:tr>
-        <w:tc>
-          <w:tcPr>
-            <w:tcW w:w="10858" w:type="dxa"/>
-            <w:shd w:val="clear" w:color="auto" w:fill="EAF0F8"/>
-            <w:tcMar>
-              <w:top w:w="120" w:type="dxa"/>
-              <w:left w:w="160" w:type="dxa"/>
-              <w:bottom w:w="120" w:type="dxa"/>
-              <w:right w:w="160" w:type="dxa"/>
-            </w:tcMar>
-          </w:tcPr>
-          <w:p>
-            <w:pPr>
-              <w:spacing w:after="60" w:line="260" w:lineRule="auto"/>
-            </w:pPr>
-            <w:r>
-              <w:rPr>
-                <w:b/>
-                <w:color w:val="2F5D8A"/>
-                <w:sz w:val="19"/>
-                <w:szCs w:val="19"/>
-              </w:rPr>
-              <w:t xml:space="preserve">▸  </w:t>
-            </w:r>
-            <w:r>
-              <w:rPr>
-                <w:b/>
-                <w:caps/>
-                <w:color w:val="2F5D8A"/>
-                <w:sz w:val="17"/>
-                <w:szCs w:val="17"/>
-              </w:rPr>
-              <w:t>WHAT GOES HERE</w:t>
-            </w:r>
-          </w:p>
-          <w:p>
-            <w:pPr>
-              <w:spacing w:after="50" w:line="250" w:lineRule="auto"/>
-            </w:pPr>
-            <w:r>
-              <w:rPr>
-                <w:color w:val="39424E"/>
-                <w:sz w:val="19"/>
-                <w:szCs w:val="19"/>
-              </w:rPr>
-              <w:t>A scope statement is only useful if it says what is excluded. Fill both columns. An empty right-hand column means you have not scoped anything.</w:t>
-            </w:r>
-          </w:p>
-          <w:p>
-            <w:pPr>
-              <w:spacing w:after="50" w:line="250" w:lineRule="auto"/>
-            </w:pPr>
-            <w:r>
-              <w:rPr>
-                <w:b/>
-                <w:bCs/>
-                <w:color w:val="39424E"/>
-                <w:sz w:val="19"/>
-                <w:szCs w:val="19"/>
-              </w:rPr>
-              <w:t xml:space="preserve">Budget: </w:t>
-            </w:r>
-            <w:r>
-              <w:rPr>
-                <w:color w:val="39424E"/>
-                <w:sz w:val="19"/>
-                <w:szCs w:val="19"/>
-              </w:rPr>
-              <w:t>the table, plus two sentences on why the exclusions were excluded.</w:t>
-            </w:r>
-          </w:p>
-        </w:tc>
-      </w:tr>
-    </w:tbl>
-    <w:p>
-      <w:pPr>
-        <w:spacing w:line="260" w:lineRule="auto"/>
-      </w:pPr>
-    </w:p>
-    <w:tbl>
-      <w:tblPr>
-        <w:tblW w:w="10858" w:type="dxa"/>
-        <w:tblBorders>
-          <w:top w:val="single" w:color="C6CDD8" w:sz="3" w:space="0"/>
-          <w:left w:val="single" w:color="C6CDD8" w:sz="3" w:space="0"/>
-          <w:bottom w:val="single" w:color="C6CDD8" w:sz="3" w:space="0"/>
-          <w:right w:val="single" w:color="C6CDD8" w:sz="3" w:space="0"/>
-          <w:insideH w:val="single" w:color="C6CDD8" w:sz="3" w:space="0"/>
-          <w:insideV w:val="single" w:color="C6CDD8" w:sz="3" w:space="0"/>
+          <w:top w:val="single" w:sz="3" w:space="0" w:color="C6CDD8"/>
+          <w:left w:val="single" w:sz="3" w:space="0" w:color="C6CDD8"/>
+          <w:bottom w:val="single" w:sz="3" w:space="0" w:color="C6CDD8"/>
+          <w:right w:val="single" w:sz="3" w:space="0" w:color="C6CDD8"/>
+          <w:insideH w:val="single" w:sz="3" w:space="0" w:color="C6CDD8"/>
+          <w:insideV w:val="single" w:sz="3" w:space="0" w:color="C6CDD8"/>
         </w:tblBorders>
         <w:tblLayout w:type="fixed"/>
         <w:tblCellMar>
@@ -3144,12 +2682,12 @@
       <w:tblPr>
         <w:tblW w:w="10858" w:type="dxa"/>
         <w:tblBorders>
-          <w:top w:val="single" w:color="C6CDD8" w:sz="3" w:space="0"/>
-          <w:left w:val="single" w:color="C6CDD8" w:sz="3" w:space="0"/>
-          <w:bottom w:val="single" w:color="C6CDD8" w:sz="3" w:space="0"/>
-          <w:right w:val="single" w:color="C6CDD8" w:sz="3" w:space="0"/>
-          <w:insideH w:val="single" w:color="C6CDD8" w:sz="3" w:space="0"/>
-          <w:insideV w:val="single" w:color="C6CDD8" w:sz="3" w:space="0"/>
+          <w:top w:val="single" w:sz="3" w:space="0" w:color="C6CDD8"/>
+          <w:left w:val="single" w:sz="3" w:space="0" w:color="C6CDD8"/>
+          <w:bottom w:val="single" w:sz="3" w:space="0" w:color="C6CDD8"/>
+          <w:right w:val="single" w:sz="3" w:space="0" w:color="C6CDD8"/>
+          <w:insideH w:val="single" w:sz="3" w:space="0" w:color="C6CDD8"/>
+          <w:insideV w:val="single" w:sz="3" w:space="0" w:color="C6CDD8"/>
         </w:tblBorders>
         <w:tblLayout w:type="fixed"/>
         <w:tblCellMar>
@@ -3217,28 +2755,26 @@
     </w:p>
     <w:p>
       <w:pPr>
-        <w:keepNext w:val="1"/>
+        <w:keepNext/>
         <w:spacing w:before="200" w:after="70" w:line="260" w:lineRule="auto"/>
       </w:pPr>
       <w:r>
         <w:rPr>
-          <w:b w:val="1"/>
-          <w:bCs w:val="1"/>
+          <w:b/>
+          <w:bCs/>
           <w:color w:val="2F5D8A"/>
           <w:sz w:val="22"/>
           <w:szCs w:val="22"/>
-          <w:lang w:val="en-US"/>
         </w:rPr>
         <w:t xml:space="preserve">1.3   </w:t>
       </w:r>
       <w:r>
         <w:rPr>
-          <w:b w:val="1"/>
-          <w:bCs w:val="1"/>
+          <w:b/>
+          <w:bCs/>
           <w:color w:val="16324F"/>
           <w:sz w:val="22"/>
           <w:szCs w:val="22"/>
-          <w:lang w:val="en-US"/>
         </w:rPr>
         <w:t>Definitions, acronyms and abbreviations</w:t>
       </w:r>
@@ -3247,94 +2783,12 @@
       <w:tblPr>
         <w:tblW w:w="10858" w:type="dxa"/>
         <w:tblBorders>
-          <w:top w:val="single" w:color="C3D2E4" w:sz="3" w:space="0"/>
-          <w:left w:val="single" w:color="C3D2E4" w:sz="3" w:space="0"/>
-          <w:bottom w:val="single" w:color="C3D2E4" w:sz="3" w:space="0"/>
-          <w:right w:val="single" w:color="C3D2E4" w:sz="3" w:space="0"/>
-          <w:insideH w:val="single" w:color="C3D2E4" w:sz="3" w:space="0"/>
-          <w:insideV w:val="single" w:color="C3D2E4" w:sz="3" w:space="0"/>
-        </w:tblBorders>
-        <w:tblLayout w:type="fixed"/>
-        <w:tblCellMar>
-          <w:left w:w="10" w:type="dxa"/>
-          <w:right w:w="10" w:type="dxa"/>
-        </w:tblCellMar>
-        <w:tblLook w:val="0000" w:firstRow="0" w:lastRow="0" w:firstColumn="0" w:lastColumn="0" w:noHBand="0" w:noVBand="0"/>
-      </w:tblPr>
-      <w:tblGrid>
-        <w:gridCol w:w="10858"/>
-      </w:tblGrid>
-      <w:tr>
-        <w:tc>
-          <w:tcPr>
-            <w:tcW w:w="10858" w:type="dxa"/>
-            <w:shd w:val="clear" w:color="auto" w:fill="EAF0F8"/>
-            <w:tcMar>
-              <w:top w:w="120" w:type="dxa"/>
-              <w:left w:w="160" w:type="dxa"/>
-              <w:bottom w:w="120" w:type="dxa"/>
-              <w:right w:w="160" w:type="dxa"/>
-            </w:tcMar>
-          </w:tcPr>
-          <w:p>
-            <w:pPr>
-              <w:spacing w:after="60" w:line="260" w:lineRule="auto"/>
-            </w:pPr>
-            <w:r>
-              <w:rPr>
-                <w:b w:val="1"/>
-                <w:bCs w:val="1"/>
-                <w:color w:val="2F5D8A"/>
-                <w:sz w:val="19"/>
-                <w:szCs w:val="19"/>
-                <w:lang w:val="en-US"/>
-              </w:rPr>
-              <w:t xml:space="preserve">▸  </w:t>
-            </w:r>
-            <w:r>
-              <w:rPr>
-                <w:b w:val="1"/>
-                <w:bCs w:val="1"/>
-                <w:caps w:val="1"/>
-                <w:color w:val="2F5D8A"/>
-                <w:sz w:val="17"/>
-                <w:szCs w:val="17"/>
-                <w:lang w:val="en-US"/>
-              </w:rPr>
-              <w:t>WHAT GOES HERE</w:t>
-            </w:r>
-          </w:p>
-          <w:p>
-            <w:pPr>
-              <w:spacing w:after="50" w:line="250" w:lineRule="auto"/>
-            </w:pPr>
-            <w:r>
-              <w:rPr>
-                <w:color w:val="39424E"/>
-                <w:sz w:val="19"/>
-                <w:szCs w:val="19"/>
-              </w:rPr>
-              <w:t>Every term your stakeholders use in a way a newcomer would misread, and every abbreviation, expanded at first use. If a word in your domain has two meanings, that is a finding — record both meanings here and resolve it in section 5.</w:t>
-            </w:r>
-          </w:p>
-        </w:tc>
-      </w:tr>
-    </w:tbl>
-    <w:p>
-      <w:pPr>
-        <w:spacing w:line="260" w:lineRule="auto"/>
-      </w:pPr>
-    </w:p>
-    <w:tbl>
-      <w:tblPr>
-        <w:tblW w:w="10858" w:type="dxa"/>
-        <w:tblBorders>
-          <w:top w:val="single" w:color="C6CDD8" w:sz="3" w:space="0"/>
-          <w:left w:val="single" w:color="C6CDD8" w:sz="3" w:space="0"/>
-          <w:bottom w:val="single" w:color="C6CDD8" w:sz="3" w:space="0"/>
-          <w:right w:val="single" w:color="C6CDD8" w:sz="3" w:space="0"/>
-          <w:insideH w:val="single" w:color="C6CDD8" w:sz="3" w:space="0"/>
-          <w:insideV w:val="single" w:color="C6CDD8" w:sz="3" w:space="0"/>
+          <w:top w:val="single" w:sz="3" w:space="0" w:color="C6CDD8"/>
+          <w:left w:val="single" w:sz="3" w:space="0" w:color="C6CDD8"/>
+          <w:bottom w:val="single" w:sz="3" w:space="0" w:color="C6CDD8"/>
+          <w:right w:val="single" w:sz="3" w:space="0" w:color="C6CDD8"/>
+          <w:insideH w:val="single" w:sz="3" w:space="0" w:color="C6CDD8"/>
+          <w:insideV w:val="single" w:sz="3" w:space="0" w:color="C6CDD8"/>
         </w:tblBorders>
         <w:tblLayout w:type="fixed"/>
         <w:tblCellMar>
@@ -3624,12 +3078,12 @@
       <w:tblPr>
         <w:tblW w:w="10858" w:type="dxa"/>
         <w:tblBorders>
-          <w:top w:val="single" w:color="C3D2E4" w:sz="3" w:space="0"/>
-          <w:left w:val="single" w:color="C3D2E4" w:sz="3" w:space="0"/>
-          <w:bottom w:val="single" w:color="C3D2E4" w:sz="3" w:space="0"/>
-          <w:right w:val="single" w:color="C3D2E4" w:sz="3" w:space="0"/>
-          <w:insideH w:val="single" w:color="C3D2E4" w:sz="3" w:space="0"/>
-          <w:insideV w:val="single" w:color="C3D2E4" w:sz="3" w:space="0"/>
+          <w:top w:val="single" w:sz="3" w:space="0" w:color="C6CDD8"/>
+          <w:left w:val="single" w:sz="3" w:space="0" w:color="C6CDD8"/>
+          <w:bottom w:val="single" w:sz="3" w:space="0" w:color="C6CDD8"/>
+          <w:right w:val="single" w:sz="3" w:space="0" w:color="C6CDD8"/>
+          <w:insideH w:val="single" w:sz="3" w:space="0" w:color="C6CDD8"/>
+          <w:insideV w:val="single" w:sz="3" w:space="0" w:color="C6CDD8"/>
         </w:tblBorders>
         <w:tblLayout w:type="fixed"/>
         <w:tblCellMar>
@@ -3645,84 +3099,6 @@
         <w:tc>
           <w:tcPr>
             <w:tcW w:w="10858" w:type="dxa"/>
-            <w:shd w:val="clear" w:color="auto" w:fill="EAF0F8"/>
-            <w:tcMar>
-              <w:top w:w="120" w:type="dxa"/>
-              <w:left w:w="160" w:type="dxa"/>
-              <w:bottom w:w="120" w:type="dxa"/>
-              <w:right w:w="160" w:type="dxa"/>
-            </w:tcMar>
-          </w:tcPr>
-          <w:p>
-            <w:pPr>
-              <w:spacing w:after="60" w:line="260" w:lineRule="auto"/>
-            </w:pPr>
-            <w:r>
-              <w:rPr>
-                <w:b/>
-                <w:color w:val="2F5D8A"/>
-                <w:sz w:val="19"/>
-                <w:szCs w:val="19"/>
-              </w:rPr>
-              <w:t xml:space="preserve">▸  </w:t>
-            </w:r>
-            <w:r>
-              <w:rPr>
-                <w:b/>
-                <w:caps/>
-                <w:color w:val="2F5D8A"/>
-                <w:sz w:val="17"/>
-                <w:szCs w:val="17"/>
-              </w:rPr>
-              <w:t>WHAT GOES HERE</w:t>
-            </w:r>
-          </w:p>
-          <w:p>
-            <w:pPr>
-              <w:spacing w:after="50" w:line="250" w:lineRule="auto"/>
-            </w:pPr>
-            <w:r>
-              <w:rPr>
-                <w:color w:val="39424E"/>
-                <w:sz w:val="19"/>
-                <w:szCs w:val="19"/>
-              </w:rPr>
-              <w:t>Anything you relied on: a standard, a campus policy, an existing system's documentation, an interview transcript in your repository. Give each a number so requirements in section 3 can cite it as a source.</w:t>
-            </w:r>
-          </w:p>
-        </w:tc>
-      </w:tr>
-    </w:tbl>
-    <w:p>
-      <w:pPr>
-        <w:spacing w:line="260" w:lineRule="auto"/>
-      </w:pPr>
-    </w:p>
-    <w:tbl>
-      <w:tblPr>
-        <w:tblW w:w="10858" w:type="dxa"/>
-        <w:tblBorders>
-          <w:top w:val="single" w:color="C6CDD8" w:sz="3" w:space="0"/>
-          <w:left w:val="single" w:color="C6CDD8" w:sz="3" w:space="0"/>
-          <w:bottom w:val="single" w:color="C6CDD8" w:sz="3" w:space="0"/>
-          <w:right w:val="single" w:color="C6CDD8" w:sz="3" w:space="0"/>
-          <w:insideH w:val="single" w:color="C6CDD8" w:sz="3" w:space="0"/>
-          <w:insideV w:val="single" w:color="C6CDD8" w:sz="3" w:space="0"/>
-        </w:tblBorders>
-        <w:tblLayout w:type="fixed"/>
-        <w:tblCellMar>
-          <w:left w:w="10" w:type="dxa"/>
-          <w:right w:w="10" w:type="dxa"/>
-        </w:tblCellMar>
-        <w:tblLook w:val="0000" w:firstRow="0" w:lastRow="0" w:firstColumn="0" w:lastColumn="0" w:noHBand="0" w:noVBand="0"/>
-      </w:tblPr>
-      <w:tblGrid>
-        <w:gridCol w:w="10858"/>
-      </w:tblGrid>
-      <w:tr>
-        <w:tc>
-          <w:tcPr>
-            <w:tcW w:w="10858" w:type="dxa"/>
             <w:tcMar>
               <w:top w:w="110" w:type="dxa"/>
               <w:left w:w="140" w:type="dxa"/>
@@ -3735,14 +3111,7 @@
               <w:spacing w:after="60" w:line="260" w:lineRule="auto"/>
             </w:pPr>
             <w:r>
-              <w:rPr>
-                <w:i/>
-                <w:iCs/>
-                <w:color w:val="9AA3AE"/>
-                <w:sz w:val="19"/>
-                <w:szCs w:val="19"/>
-              </w:rPr>
-              <w:t xml:space="preserve">[R1]  </w:t>
+              <w:t>[R1] CE 3354 Fall 2026 course syllabus and P1 project template</w:t>
             </w:r>
           </w:p>
           <w:p>
@@ -3750,22 +3119,12 @@
               <w:spacing w:after="60" w:line="260" w:lineRule="auto"/>
             </w:pPr>
             <w:r>
-              <w:t>[R1] CE 3354 Fall 2026 course syllabus and P1 project template</w:t>
-            </w:r>
-          </w:p>
-          <w:p>
-            <w:pPr>
-              <w:spacing w:after="60" w:line="260" w:lineRule="auto"/>
-            </w:pPr>
-            <w:r>
-              <w:rPr/>
               <w:t xml:space="preserve">[R2] </w:t>
             </w:r>
             <w:r>
-              <w:rPr/>
               <w:t xml:space="preserve">UTD library policies; </w:t>
             </w:r>
-            <w:hyperlink r:id="Rcdf39fa7aa684e72">
+            <w:hyperlink r:id="rId18">
               <w:r>
                 <w:rPr>
                   <w:rStyle w:val="Hyperlink"/>
@@ -3774,7 +3133,6 @@
               </w:r>
             </w:hyperlink>
             <w:r>
-              <w:rPr/>
               <w:t xml:space="preserve"> </w:t>
             </w:r>
           </w:p>
@@ -3783,14 +3141,12 @@
               <w:spacing w:after="60" w:line="260" w:lineRule="auto"/>
             </w:pPr>
             <w:r>
-              <w:rPr/>
               <w:t>[R3] UTD policies on information security or privacy</w:t>
             </w:r>
             <w:r>
-              <w:rPr/>
               <w:t xml:space="preserve">; </w:t>
             </w:r>
-            <w:hyperlink r:id="R21fd523754d94f59">
+            <w:hyperlink r:id="rId19">
               <w:r>
                 <w:rPr>
                   <w:rStyle w:val="Hyperlink"/>
@@ -3799,7 +3155,6 @@
               </w:r>
             </w:hyperlink>
             <w:r>
-              <w:rPr/>
               <w:t xml:space="preserve"> </w:t>
             </w:r>
           </w:p>
@@ -3815,13 +3170,13 @@
       <w:pPr>
         <w:keepNext/>
         <w:pBdr>
-          <w:bottom w:val="single" w:color="16324F" w:sz="8" w:space="0"/>
+          <w:bottom w:val="single" w:sz="8" w:space="0" w:color="16324F"/>
         </w:pBdr>
         <w:spacing w:before="300" w:after="100" w:line="260" w:lineRule="auto"/>
       </w:pPr>
       <w:r>
         <w:rPr>
-          <w:rFonts w:ascii="Cambria" w:hAnsi="Cambria" w:eastAsia="Cambria" w:cs="Cambria"/>
+          <w:rFonts w:ascii="Cambria" w:eastAsia="Cambria" w:hAnsi="Cambria" w:cs="Cambria"/>
           <w:b/>
           <w:bCs/>
           <w:color w:val="2F5D8A"/>
@@ -3832,7 +3187,7 @@
       </w:r>
       <w:r>
         <w:rPr>
-          <w:rFonts w:ascii="Cambria" w:hAnsi="Cambria" w:eastAsia="Cambria" w:cs="Cambria"/>
+          <w:rFonts w:ascii="Cambria" w:eastAsia="Cambria" w:hAnsi="Cambria" w:cs="Cambria"/>
           <w:b/>
           <w:bCs/>
           <w:color w:val="16324F"/>
@@ -3872,12 +3227,12 @@
       <w:tblPr>
         <w:tblW w:w="10858" w:type="dxa"/>
         <w:tblBorders>
-          <w:top w:val="single" w:color="C3D2E4" w:sz="3" w:space="0"/>
-          <w:left w:val="single" w:color="C3D2E4" w:sz="3" w:space="0"/>
-          <w:bottom w:val="single" w:color="C3D2E4" w:sz="3" w:space="0"/>
-          <w:right w:val="single" w:color="C3D2E4" w:sz="3" w:space="0"/>
-          <w:insideH w:val="single" w:color="C3D2E4" w:sz="3" w:space="0"/>
-          <w:insideV w:val="single" w:color="C3D2E4" w:sz="3" w:space="0"/>
+          <w:top w:val="single" w:sz="3" w:space="0" w:color="C6CDD8"/>
+          <w:left w:val="single" w:sz="3" w:space="0" w:color="C6CDD8"/>
+          <w:bottom w:val="single" w:sz="3" w:space="0" w:color="C6CDD8"/>
+          <w:right w:val="single" w:sz="3" w:space="0" w:color="C6CDD8"/>
+          <w:insideH w:val="single" w:sz="3" w:space="0" w:color="C6CDD8"/>
+          <w:insideV w:val="single" w:sz="3" w:space="0" w:color="C6CDD8"/>
         </w:tblBorders>
         <w:tblLayout w:type="fixed"/>
         <w:tblCellMar>
@@ -3893,129 +3248,6 @@
         <w:tc>
           <w:tcPr>
             <w:tcW w:w="10858" w:type="dxa"/>
-            <w:shd w:val="clear" w:color="auto" w:fill="EAF0F8"/>
-            <w:tcMar>
-              <w:top w:w="120" w:type="dxa"/>
-              <w:left w:w="160" w:type="dxa"/>
-              <w:bottom w:w="120" w:type="dxa"/>
-              <w:right w:w="160" w:type="dxa"/>
-            </w:tcMar>
-          </w:tcPr>
-          <w:p>
-            <w:pPr>
-              <w:spacing w:after="60" w:line="260" w:lineRule="auto"/>
-            </w:pPr>
-            <w:r>
-              <w:rPr>
-                <w:b/>
-                <w:color w:val="2F5D8A"/>
-                <w:sz w:val="19"/>
-                <w:szCs w:val="19"/>
-              </w:rPr>
-              <w:t xml:space="preserve">▸  </w:t>
-            </w:r>
-            <w:r>
-              <w:rPr>
-                <w:b/>
-                <w:caps/>
-                <w:color w:val="2F5D8A"/>
-                <w:sz w:val="17"/>
-                <w:szCs w:val="17"/>
-              </w:rPr>
-              <w:t>WHAT GOES HERE</w:t>
-            </w:r>
-          </w:p>
-          <w:p>
-            <w:pPr>
-              <w:spacing w:after="50" w:line="250" w:lineRule="auto"/>
-            </w:pPr>
-            <w:r>
-              <w:rPr>
-                <w:color w:val="39424E"/>
-                <w:sz w:val="19"/>
-                <w:szCs w:val="19"/>
-              </w:rPr>
-              <w:t>Draw the context diagram: one box for your system, every external actor and external system around it, and a labelled line for each interface. Paste the image here.</w:t>
-            </w:r>
-          </w:p>
-          <w:p>
-            <w:pPr>
-              <w:spacing w:after="50" w:line="250" w:lineRule="auto"/>
-            </w:pPr>
-            <w:r>
-              <w:rPr>
-                <w:b/>
-                <w:color w:val="39424E"/>
-                <w:sz w:val="19"/>
-                <w:szCs w:val="19"/>
-              </w:rPr>
-              <w:t xml:space="preserve">This is the diagram that decides what you are responsible for. </w:t>
-            </w:r>
-            <w:r>
-              <w:rPr>
-                <w:color w:val="39424E"/>
-                <w:sz w:val="19"/>
-                <w:szCs w:val="19"/>
-              </w:rPr>
-              <w:t>Anything inside the box is your work. Anything you call on and do not build is an external system — and it still goes on the diagram.</w:t>
-            </w:r>
-          </w:p>
-          <w:p>
-            <w:pPr>
-              <w:spacing w:after="50" w:line="250" w:lineRule="auto"/>
-            </w:pPr>
-            <w:r>
-              <w:rPr>
-                <w:b/>
-                <w:bCs/>
-                <w:color w:val="39424E"/>
-                <w:sz w:val="19"/>
-                <w:szCs w:val="19"/>
-              </w:rPr>
-              <w:t xml:space="preserve">Budget: </w:t>
-            </w:r>
-            <w:r>
-              <w:rPr>
-                <w:color w:val="39424E"/>
-                <w:sz w:val="19"/>
-                <w:szCs w:val="19"/>
-              </w:rPr>
-              <w:t>one diagram and one paragraph explaining the boundary choice.</w:t>
-            </w:r>
-          </w:p>
-        </w:tc>
-      </w:tr>
-    </w:tbl>
-    <w:p>
-      <w:pPr>
-        <w:spacing w:line="260" w:lineRule="auto"/>
-      </w:pPr>
-    </w:p>
-    <w:tbl>
-      <w:tblPr>
-        <w:tblW w:w="10858" w:type="dxa"/>
-        <w:tblBorders>
-          <w:top w:val="single" w:color="C6CDD8" w:sz="3" w:space="0"/>
-          <w:left w:val="single" w:color="C6CDD8" w:sz="3" w:space="0"/>
-          <w:bottom w:val="single" w:color="C6CDD8" w:sz="3" w:space="0"/>
-          <w:right w:val="single" w:color="C6CDD8" w:sz="3" w:space="0"/>
-          <w:insideH w:val="single" w:color="C6CDD8" w:sz="3" w:space="0"/>
-          <w:insideV w:val="single" w:color="C6CDD8" w:sz="3" w:space="0"/>
-        </w:tblBorders>
-        <w:tblLayout w:type="fixed"/>
-        <w:tblCellMar>
-          <w:left w:w="10" w:type="dxa"/>
-          <w:right w:w="10" w:type="dxa"/>
-        </w:tblCellMar>
-        <w:tblLook w:val="0000" w:firstRow="0" w:lastRow="0" w:firstColumn="0" w:lastColumn="0" w:noHBand="0" w:noVBand="0"/>
-      </w:tblPr>
-      <w:tblGrid>
-        <w:gridCol w:w="10858"/>
-      </w:tblGrid>
-      <w:tr>
-        <w:tc>
-          <w:tcPr>
-            <w:tcW w:w="10858" w:type="dxa"/>
             <w:tcMar>
               <w:top w:w="110" w:type="dxa"/>
               <w:left w:w="140" w:type="dxa"/>
@@ -4023,57 +3255,64 @@
               <w:right w:w="140" w:type="dxa"/>
             </w:tcMar>
           </w:tcPr>
-          <w:p w14:noSpellErr="1">
+          <w:p>
             <w:pPr>
               <w:spacing w:after="60" w:line="260" w:lineRule="auto"/>
             </w:pPr>
             <w:r>
               <w:rPr>
-                <w:i w:val="1"/>
-                <w:iCs w:val="1"/>
-                <w:color w:val="9AA3AE"/>
-                <w:sz w:val="19"/>
-                <w:szCs w:val="19"/>
-              </w:rPr>
-              <w:t>Paste the context diagram here, then explain in one paragraph why the boundary sits where it does.</w:t>
+                <w:noProof/>
+              </w:rPr>
+              <w:drawing>
+                <wp:inline distT="0" distB="0" distL="0" distR="0" wp14:anchorId="224DFE3E" wp14:editId="0FFB40AC">
+                  <wp:extent cx="6343244" cy="2668903"/>
+                  <wp:effectExtent l="0" t="0" r="0" b="0"/>
+                  <wp:docPr id="608979128" name="drawing"/>
+                  <wp:cNvGraphicFramePr>
+                    <a:graphicFrameLocks xmlns:a="http://schemas.openxmlformats.org/drawingml/2006/main" noChangeAspect="1"/>
+                  </wp:cNvGraphicFramePr>
+                  <a:graphic xmlns:a="http://schemas.openxmlformats.org/drawingml/2006/main">
+                    <a:graphicData uri="http://schemas.openxmlformats.org/drawingml/2006/picture">
+                      <pic:pic xmlns:pic="http://schemas.openxmlformats.org/drawingml/2006/picture">
+                        <pic:nvPicPr>
+                          <pic:cNvPr id="608979128" name="Picture 608979128"/>
+                          <pic:cNvPicPr/>
+                        </pic:nvPicPr>
+                        <pic:blipFill>
+                          <a:blip r:embed="rId20">
+                            <a:extLst>
+                              <a:ext uri="{28A0092B-C50C-407E-A947-70E740481C1C}">
+                                <a14:useLocalDpi xmlns:a14="http://schemas.microsoft.com/office/drawing/2010/main"/>
+                              </a:ext>
+                            </a:extLst>
+                          </a:blip>
+                          <a:srcRect l="14204" t="23989" r="13210" b="21717"/>
+                          <a:stretch>
+                            <a:fillRect/>
+                          </a:stretch>
+                        </pic:blipFill>
+                        <pic:spPr>
+                          <a:xfrm>
+                            <a:off x="0" y="0"/>
+                            <a:ext cx="6343244" cy="2668903"/>
+                          </a:xfrm>
+                          <a:prstGeom prst="rect">
+                            <a:avLst/>
+                          </a:prstGeom>
+                        </pic:spPr>
+                      </pic:pic>
+                    </a:graphicData>
+                  </a:graphic>
+                </wp:inline>
+              </w:drawing>
             </w:r>
           </w:p>
           <w:p>
             <w:pPr>
               <w:spacing w:after="60" w:line="260" w:lineRule="auto"/>
             </w:pPr>
-            <w:hyperlink r:id="rId14">
-              <w:r>
-                <w:rPr>
-                  <w:rStyle w:val="Hyperlink"/>
-                </w:rPr>
-                <w:t>https://canva.link/wljv5f03d0guqcm</w:t>
-              </w:r>
-            </w:hyperlink>
-          </w:p>
-          <w:p>
-            <w:pPr>
-              <w:spacing w:after="60" w:line="260" w:lineRule="auto"/>
-            </w:pPr>
-            <w:r>
-              <w:rPr/>
-              <w:t xml:space="preserve">Why the boundary sits here: Inside the box is everything we build: the room catalogue, availability search, reservation rules, admin tools for room listings, and the logic that triggers emails. Outside is everything we depend on but </w:t>
-            </w:r>
-            <w:r>
-              <w:rPr/>
-              <w:t>don’t</w:t>
-            </w:r>
-            <w:r>
-              <w:rPr/>
-              <w:t xml:space="preserve"> control: UTD’s identity records, its email service, and the physical doors, </w:t>
-            </w:r>
-            <w:r>
-              <w:rPr/>
-              <w:t>locks</w:t>
-            </w:r>
-            <w:r>
-              <w:rPr/>
-              <w:t xml:space="preserve"> and Comet Card readers. Only students and library staff use the system directly.</w:t>
+            <w:r>
+              <w:t>Why the boundary sits here: Inside the box is everything we build: the room catalogue, availability search, reservation rules, admin tools for room listings, and the logic that triggers emails. Outside is everything we depend on but don’t control: UTD’s identity records, its email service, and the physical doors, locks and Comet Card readers. Only students and library staff use the system directly.</w:t>
             </w:r>
           </w:p>
         </w:tc>
@@ -4114,112 +3353,12 @@
       <w:tblPr>
         <w:tblW w:w="10858" w:type="dxa"/>
         <w:tblBorders>
-          <w:top w:val="single" w:color="C3D2E4" w:sz="3" w:space="0"/>
-          <w:left w:val="single" w:color="C3D2E4" w:sz="3" w:space="0"/>
-          <w:bottom w:val="single" w:color="C3D2E4" w:sz="3" w:space="0"/>
-          <w:right w:val="single" w:color="C3D2E4" w:sz="3" w:space="0"/>
-          <w:insideH w:val="single" w:color="C3D2E4" w:sz="3" w:space="0"/>
-          <w:insideV w:val="single" w:color="C3D2E4" w:sz="3" w:space="0"/>
-        </w:tblBorders>
-        <w:tblLayout w:type="fixed"/>
-        <w:tblCellMar>
-          <w:left w:w="10" w:type="dxa"/>
-          <w:right w:w="10" w:type="dxa"/>
-        </w:tblCellMar>
-        <w:tblLook w:val="0000" w:firstRow="0" w:lastRow="0" w:firstColumn="0" w:lastColumn="0" w:noHBand="0" w:noVBand="0"/>
-      </w:tblPr>
-      <w:tblGrid>
-        <w:gridCol w:w="10858"/>
-      </w:tblGrid>
-      <w:tr>
-        <w:tc>
-          <w:tcPr>
-            <w:tcW w:w="10858" w:type="dxa"/>
-            <w:shd w:val="clear" w:color="auto" w:fill="EAF0F8"/>
-            <w:tcMar>
-              <w:top w:w="120" w:type="dxa"/>
-              <w:left w:w="160" w:type="dxa"/>
-              <w:bottom w:w="120" w:type="dxa"/>
-              <w:right w:w="160" w:type="dxa"/>
-            </w:tcMar>
-          </w:tcPr>
-          <w:p>
-            <w:pPr>
-              <w:spacing w:after="60" w:line="260" w:lineRule="auto"/>
-            </w:pPr>
-            <w:r>
-              <w:rPr>
-                <w:b/>
-                <w:color w:val="2F5D8A"/>
-                <w:sz w:val="19"/>
-                <w:szCs w:val="19"/>
-              </w:rPr>
-              <w:t xml:space="preserve">▸  </w:t>
-            </w:r>
-            <w:r>
-              <w:rPr>
-                <w:b/>
-                <w:caps/>
-                <w:color w:val="2F5D8A"/>
-                <w:sz w:val="17"/>
-                <w:szCs w:val="17"/>
-              </w:rPr>
-              <w:t>WHAT GOES HERE</w:t>
-            </w:r>
-          </w:p>
-          <w:p>
-            <w:pPr>
-              <w:spacing w:after="50" w:line="250" w:lineRule="auto"/>
-            </w:pPr>
-            <w:r>
-              <w:rPr>
-                <w:color w:val="39424E"/>
-                <w:sz w:val="19"/>
-                <w:szCs w:val="19"/>
-              </w:rPr>
-              <w:t>Everyone whose needs shape the system, including the ones who will never use it — whoever pays, whoever operates it, whoever has to comply with something because of it.</w:t>
-            </w:r>
-          </w:p>
-          <w:p>
-            <w:pPr>
-              <w:spacing w:after="50" w:line="250" w:lineRule="auto"/>
-            </w:pPr>
-            <w:r>
-              <w:rPr>
-                <w:b/>
-                <w:color w:val="39424E"/>
-                <w:sz w:val="19"/>
-                <w:szCs w:val="19"/>
-              </w:rPr>
-              <w:t xml:space="preserve">The last column is the one that earns marks. </w:t>
-            </w:r>
-            <w:r>
-              <w:rPr>
-                <w:color w:val="39424E"/>
-                <w:sz w:val="19"/>
-                <w:szCs w:val="19"/>
-              </w:rPr>
-              <w:t>“We assumed” is an honest and acceptable answer at P1; “interviewed on 9 Oct, notes in /docs/elicitation” is a better one. An entry with no basis at all is not.</w:t>
-            </w:r>
-          </w:p>
-        </w:tc>
-      </w:tr>
-    </w:tbl>
-    <w:p>
-      <w:pPr>
-        <w:spacing w:line="260" w:lineRule="auto"/>
-      </w:pPr>
-    </w:p>
-    <w:tbl>
-      <w:tblPr>
-        <w:tblW w:w="10858" w:type="dxa"/>
-        <w:tblBorders>
-          <w:top w:val="single" w:color="C6CDD8" w:sz="3" w:space="0"/>
-          <w:left w:val="single" w:color="C6CDD8" w:sz="3" w:space="0"/>
-          <w:bottom w:val="single" w:color="C6CDD8" w:sz="3" w:space="0"/>
-          <w:right w:val="single" w:color="C6CDD8" w:sz="3" w:space="0"/>
-          <w:insideH w:val="single" w:color="C6CDD8" w:sz="3" w:space="0"/>
-          <w:insideV w:val="single" w:color="C6CDD8" w:sz="3" w:space="0"/>
+          <w:top w:val="single" w:sz="3" w:space="0" w:color="C6CDD8"/>
+          <w:left w:val="single" w:sz="3" w:space="0" w:color="C6CDD8"/>
+          <w:bottom w:val="single" w:sz="3" w:space="0" w:color="C6CDD8"/>
+          <w:right w:val="single" w:sz="3" w:space="0" w:color="C6CDD8"/>
+          <w:insideH w:val="single" w:sz="3" w:space="0" w:color="C6CDD8"/>
+          <w:insideV w:val="single" w:sz="3" w:space="0" w:color="C6CDD8"/>
         </w:tblBorders>
         <w:tblLayout w:type="fixed"/>
         <w:tblCellMar>
@@ -4750,113 +3889,12 @@
       <w:tblPr>
         <w:tblW w:w="10858" w:type="dxa"/>
         <w:tblBorders>
-          <w:top w:val="single" w:color="C3D2E4" w:sz="3" w:space="0"/>
-          <w:left w:val="single" w:color="C3D2E4" w:sz="3" w:space="0"/>
-          <w:bottom w:val="single" w:color="C3D2E4" w:sz="3" w:space="0"/>
-          <w:right w:val="single" w:color="C3D2E4" w:sz="3" w:space="0"/>
-          <w:insideH w:val="single" w:color="C3D2E4" w:sz="3" w:space="0"/>
-          <w:insideV w:val="single" w:color="C3D2E4" w:sz="3" w:space="0"/>
-        </w:tblBorders>
-        <w:tblLayout w:type="fixed"/>
-        <w:tblCellMar>
-          <w:left w:w="10" w:type="dxa"/>
-          <w:right w:w="10" w:type="dxa"/>
-        </w:tblCellMar>
-        <w:tblLook w:val="0000" w:firstRow="0" w:lastRow="0" w:firstColumn="0" w:lastColumn="0" w:noHBand="0" w:noVBand="0"/>
-      </w:tblPr>
-      <w:tblGrid>
-        <w:gridCol w:w="10858"/>
-      </w:tblGrid>
-      <w:tr>
-        <w:tc>
-          <w:tcPr>
-            <w:tcW w:w="10858" w:type="dxa"/>
-            <w:shd w:val="clear" w:color="auto" w:fill="EAF0F8"/>
-            <w:tcMar>
-              <w:top w:w="120" w:type="dxa"/>
-              <w:left w:w="160" w:type="dxa"/>
-              <w:bottom w:w="120" w:type="dxa"/>
-              <w:right w:w="160" w:type="dxa"/>
-            </w:tcMar>
-          </w:tcPr>
-          <w:p>
-            <w:pPr>
-              <w:spacing w:after="60" w:line="260" w:lineRule="auto"/>
-            </w:pPr>
-            <w:r>
-              <w:rPr>
-                <w:b/>
-                <w:color w:val="2F5D8A"/>
-                <w:sz w:val="19"/>
-                <w:szCs w:val="19"/>
-              </w:rPr>
-              <w:t xml:space="preserve">▸  </w:t>
-            </w:r>
-            <w:r>
-              <w:rPr>
-                <w:b/>
-                <w:caps/>
-                <w:color w:val="2F5D8A"/>
-                <w:sz w:val="17"/>
-                <w:szCs w:val="17"/>
-              </w:rPr>
-              <w:t>WHAT GOES HERE</w:t>
-            </w:r>
-          </w:p>
-          <w:p>
-            <w:pPr>
-              <w:spacing w:after="50" w:line="250" w:lineRule="auto"/>
-            </w:pPr>
-            <w:r>
-              <w:rPr>
-                <w:color w:val="39424E"/>
-                <w:sz w:val="19"/>
-                <w:szCs w:val="19"/>
-              </w:rPr>
-              <w:t>Who the users are, what they already know, what they cannot be assumed to know, and anything about them that constrains the system — accessibility needs, the device they will be holding, the hurry they are in.</w:t>
-            </w:r>
-          </w:p>
-          <w:p>
-            <w:pPr>
-              <w:spacing w:after="50" w:line="250" w:lineRule="auto"/>
-            </w:pPr>
-            <w:r>
-              <w:rPr>
-                <w:b/>
-                <w:bCs/>
-                <w:color w:val="39424E"/>
-                <w:sz w:val="19"/>
-                <w:szCs w:val="19"/>
-              </w:rPr>
-              <w:t xml:space="preserve">Budget: </w:t>
-            </w:r>
-            <w:r>
-              <w:rPr>
-                <w:color w:val="39424E"/>
-                <w:sz w:val="19"/>
-                <w:szCs w:val="19"/>
-              </w:rPr>
-              <w:t>a short paragraph per user class.</w:t>
-            </w:r>
-          </w:p>
-        </w:tc>
-      </w:tr>
-    </w:tbl>
-    <w:p>
-      <w:pPr>
-        <w:spacing w:line="260" w:lineRule="auto"/>
-      </w:pPr>
-    </w:p>
-    <w:tbl>
-      <w:tblPr>
-        <w:tblW w:w="10858" w:type="dxa"/>
-        <w:tblBorders>
-          <w:top w:val="single" w:color="C6CDD8" w:sz="3" w:space="0"/>
-          <w:left w:val="single" w:color="C6CDD8" w:sz="3" w:space="0"/>
-          <w:bottom w:val="single" w:color="C6CDD8" w:sz="3" w:space="0"/>
-          <w:right w:val="single" w:color="C6CDD8" w:sz="3" w:space="0"/>
-          <w:insideH w:val="single" w:color="C6CDD8" w:sz="3" w:space="0"/>
-          <w:insideV w:val="single" w:color="C6CDD8" w:sz="3" w:space="0"/>
+          <w:top w:val="single" w:sz="3" w:space="0" w:color="C6CDD8"/>
+          <w:left w:val="single" w:sz="3" w:space="0" w:color="C6CDD8"/>
+          <w:bottom w:val="single" w:sz="3" w:space="0" w:color="C6CDD8"/>
+          <w:right w:val="single" w:sz="3" w:space="0" w:color="C6CDD8"/>
+          <w:insideH w:val="single" w:sz="3" w:space="0" w:color="C6CDD8"/>
+          <w:insideV w:val="single" w:sz="3" w:space="0" w:color="C6CDD8"/>
         </w:tblBorders>
         <w:tblLayout w:type="fixed"/>
         <w:tblCellMar>
@@ -4970,112 +4008,12 @@
       <w:tblPr>
         <w:tblW w:w="10858" w:type="dxa"/>
         <w:tblBorders>
-          <w:top w:val="single" w:color="C3D2E4" w:sz="3" w:space="0"/>
-          <w:left w:val="single" w:color="C3D2E4" w:sz="3" w:space="0"/>
-          <w:bottom w:val="single" w:color="C3D2E4" w:sz="3" w:space="0"/>
-          <w:right w:val="single" w:color="C3D2E4" w:sz="3" w:space="0"/>
-          <w:insideH w:val="single" w:color="C3D2E4" w:sz="3" w:space="0"/>
-          <w:insideV w:val="single" w:color="C3D2E4" w:sz="3" w:space="0"/>
-        </w:tblBorders>
-        <w:tblLayout w:type="fixed"/>
-        <w:tblCellMar>
-          <w:left w:w="10" w:type="dxa"/>
-          <w:right w:w="10" w:type="dxa"/>
-        </w:tblCellMar>
-        <w:tblLook w:val="0000" w:firstRow="0" w:lastRow="0" w:firstColumn="0" w:lastColumn="0" w:noHBand="0" w:noVBand="0"/>
-      </w:tblPr>
-      <w:tblGrid>
-        <w:gridCol w:w="10858"/>
-      </w:tblGrid>
-      <w:tr>
-        <w:tc>
-          <w:tcPr>
-            <w:tcW w:w="10858" w:type="dxa"/>
-            <w:shd w:val="clear" w:color="auto" w:fill="EAF0F8"/>
-            <w:tcMar>
-              <w:top w:w="120" w:type="dxa"/>
-              <w:left w:w="160" w:type="dxa"/>
-              <w:bottom w:w="120" w:type="dxa"/>
-              <w:right w:w="160" w:type="dxa"/>
-            </w:tcMar>
-          </w:tcPr>
-          <w:p>
-            <w:pPr>
-              <w:spacing w:after="60" w:line="260" w:lineRule="auto"/>
-            </w:pPr>
-            <w:r>
-              <w:rPr>
-                <w:b/>
-                <w:color w:val="2F5D8A"/>
-                <w:sz w:val="19"/>
-                <w:szCs w:val="19"/>
-              </w:rPr>
-              <w:t xml:space="preserve">▸  </w:t>
-            </w:r>
-            <w:r>
-              <w:rPr>
-                <w:b/>
-                <w:caps/>
-                <w:color w:val="2F5D8A"/>
-                <w:sz w:val="17"/>
-                <w:szCs w:val="17"/>
-              </w:rPr>
-              <w:t>WHAT GOES HERE</w:t>
-            </w:r>
-          </w:p>
-          <w:p>
-            <w:pPr>
-              <w:spacing w:after="50" w:line="250" w:lineRule="auto"/>
-            </w:pPr>
-            <w:r>
-              <w:rPr>
-                <w:b/>
-                <w:color w:val="39424E"/>
-                <w:sz w:val="19"/>
-                <w:szCs w:val="19"/>
-              </w:rPr>
-              <w:t xml:space="preserve">A constraint removes a design choice. </w:t>
-            </w:r>
-            <w:r>
-              <w:rPr>
-                <w:color w:val="39424E"/>
-                <w:sz w:val="19"/>
-                <w:szCs w:val="19"/>
-              </w:rPr>
-              <w:t>“We must use the existing campus single sign-on service” is a constraint. “The system should be fast” is not — that is a quality requirement, and it belongs in 3.2.</w:t>
-            </w:r>
-          </w:p>
-          <w:p>
-            <w:pPr>
-              <w:spacing w:after="50" w:line="250" w:lineRule="auto"/>
-            </w:pPr>
-            <w:r>
-              <w:rPr>
-                <w:color w:val="39424E"/>
-                <w:sz w:val="19"/>
-                <w:szCs w:val="19"/>
-              </w:rPr>
-              <w:t>Record the source of each constraint. An unsourced constraint is usually a preference somebody has mistaken for a rule.</w:t>
-            </w:r>
-          </w:p>
-        </w:tc>
-      </w:tr>
-    </w:tbl>
-    <w:p>
-      <w:pPr>
-        <w:spacing w:line="260" w:lineRule="auto"/>
-      </w:pPr>
-    </w:p>
-    <w:tbl>
-      <w:tblPr>
-        <w:tblW w:w="10858" w:type="dxa"/>
-        <w:tblBorders>
-          <w:top w:val="single" w:color="C6CDD8" w:sz="3" w:space="0"/>
-          <w:left w:val="single" w:color="C6CDD8" w:sz="3" w:space="0"/>
-          <w:bottom w:val="single" w:color="C6CDD8" w:sz="3" w:space="0"/>
-          <w:right w:val="single" w:color="C6CDD8" w:sz="3" w:space="0"/>
-          <w:insideH w:val="single" w:color="C6CDD8" w:sz="3" w:space="0"/>
-          <w:insideV w:val="single" w:color="C6CDD8" w:sz="3" w:space="0"/>
+          <w:top w:val="single" w:sz="3" w:space="0" w:color="C6CDD8"/>
+          <w:left w:val="single" w:sz="3" w:space="0" w:color="C6CDD8"/>
+          <w:bottom w:val="single" w:sz="3" w:space="0" w:color="C6CDD8"/>
+          <w:right w:val="single" w:sz="3" w:space="0" w:color="C6CDD8"/>
+          <w:insideH w:val="single" w:sz="3" w:space="0" w:color="C6CDD8"/>
+          <w:insideV w:val="single" w:sz="3" w:space="0" w:color="C6CDD8"/>
         </w:tblBorders>
         <w:tblLayout w:type="fixed"/>
         <w:tblCellMar>
@@ -5175,113 +4113,12 @@
       <w:tblPr>
         <w:tblW w:w="10858" w:type="dxa"/>
         <w:tblBorders>
-          <w:top w:val="single" w:color="C3D2E4" w:sz="3" w:space="0"/>
-          <w:left w:val="single" w:color="C3D2E4" w:sz="3" w:space="0"/>
-          <w:bottom w:val="single" w:color="C3D2E4" w:sz="3" w:space="0"/>
-          <w:right w:val="single" w:color="C3D2E4" w:sz="3" w:space="0"/>
-          <w:insideH w:val="single" w:color="C3D2E4" w:sz="3" w:space="0"/>
-          <w:insideV w:val="single" w:color="C3D2E4" w:sz="3" w:space="0"/>
-        </w:tblBorders>
-        <w:tblLayout w:type="fixed"/>
-        <w:tblCellMar>
-          <w:left w:w="10" w:type="dxa"/>
-          <w:right w:w="10" w:type="dxa"/>
-        </w:tblCellMar>
-        <w:tblLook w:val="0000" w:firstRow="0" w:lastRow="0" w:firstColumn="0" w:lastColumn="0" w:noHBand="0" w:noVBand="0"/>
-      </w:tblPr>
-      <w:tblGrid>
-        <w:gridCol w:w="10858"/>
-      </w:tblGrid>
-      <w:tr>
-        <w:tc>
-          <w:tcPr>
-            <w:tcW w:w="10858" w:type="dxa"/>
-            <w:shd w:val="clear" w:color="auto" w:fill="EAF0F8"/>
-            <w:tcMar>
-              <w:top w:w="120" w:type="dxa"/>
-              <w:left w:w="160" w:type="dxa"/>
-              <w:bottom w:w="120" w:type="dxa"/>
-              <w:right w:w="160" w:type="dxa"/>
-            </w:tcMar>
-          </w:tcPr>
-          <w:p>
-            <w:pPr>
-              <w:spacing w:after="60" w:line="260" w:lineRule="auto"/>
-            </w:pPr>
-            <w:r>
-              <w:rPr>
-                <w:b/>
-                <w:color w:val="2F5D8A"/>
-                <w:sz w:val="19"/>
-                <w:szCs w:val="19"/>
-              </w:rPr>
-              <w:t xml:space="preserve">▸  </w:t>
-            </w:r>
-            <w:r>
-              <w:rPr>
-                <w:b/>
-                <w:caps/>
-                <w:color w:val="2F5D8A"/>
-                <w:sz w:val="17"/>
-                <w:szCs w:val="17"/>
-              </w:rPr>
-              <w:t>WHAT GOES HERE</w:t>
-            </w:r>
-          </w:p>
-          <w:p>
-            <w:pPr>
-              <w:spacing w:after="50" w:line="250" w:lineRule="auto"/>
-            </w:pPr>
-            <w:r>
-              <w:rPr>
-                <w:color w:val="39424E"/>
-                <w:sz w:val="19"/>
-                <w:szCs w:val="19"/>
-              </w:rPr>
-              <w:t>An assumption is something you are treating as true without having confirmed it. A dependency is something outside your control that your plan needs.</w:t>
-            </w:r>
-          </w:p>
-          <w:p>
-            <w:pPr>
-              <w:spacing w:after="50" w:line="250" w:lineRule="auto"/>
-            </w:pPr>
-            <w:r>
-              <w:rPr>
-                <w:b/>
-                <w:bCs/>
-                <w:color w:val="39424E"/>
-                <w:sz w:val="19"/>
-                <w:szCs w:val="19"/>
-              </w:rPr>
-              <w:t xml:space="preserve">State what breaks if each one turns out to be wrong. </w:t>
-            </w:r>
-            <w:r>
-              <w:rPr>
-                <w:color w:val="39424E"/>
-                <w:sz w:val="19"/>
-                <w:szCs w:val="19"/>
-              </w:rPr>
-              <w:t>That sentence is the whole value of this section.</w:t>
-            </w:r>
-          </w:p>
-        </w:tc>
-      </w:tr>
-    </w:tbl>
-    <w:p>
-      <w:pPr>
-        <w:spacing w:line="260" w:lineRule="auto"/>
-      </w:pPr>
-    </w:p>
-    <w:tbl>
-      <w:tblPr>
-        <w:tblW w:w="10858" w:type="dxa"/>
-        <w:tblBorders>
-          <w:top w:val="single" w:color="C6CDD8" w:sz="3" w:space="0"/>
-          <w:left w:val="single" w:color="C6CDD8" w:sz="3" w:space="0"/>
-          <w:bottom w:val="single" w:color="C6CDD8" w:sz="3" w:space="0"/>
-          <w:right w:val="single" w:color="C6CDD8" w:sz="3" w:space="0"/>
-          <w:insideH w:val="single" w:color="C6CDD8" w:sz="3" w:space="0"/>
-          <w:insideV w:val="single" w:color="C6CDD8" w:sz="3" w:space="0"/>
+          <w:top w:val="single" w:sz="3" w:space="0" w:color="C6CDD8"/>
+          <w:left w:val="single" w:sz="3" w:space="0" w:color="C6CDD8"/>
+          <w:bottom w:val="single" w:sz="3" w:space="0" w:color="C6CDD8"/>
+          <w:right w:val="single" w:sz="3" w:space="0" w:color="C6CDD8"/>
+          <w:insideH w:val="single" w:sz="3" w:space="0" w:color="C6CDD8"/>
+          <w:insideV w:val="single" w:sz="3" w:space="0" w:color="C6CDD8"/>
         </w:tblBorders>
         <w:tblLayout w:type="fixed"/>
         <w:tblCellMar>
@@ -5568,11 +4405,6 @@
         </w:tc>
       </w:tr>
     </w:tbl>
-    <w:p>
-      <w:pPr>
-        <w:spacing w:line="260" w:lineRule="auto"/>
-      </w:pPr>
-    </w:p>
     <w:p>
       <w:pPr>
         <w:keepNext/>
@@ -5603,112 +4435,12 @@
       <w:tblPr>
         <w:tblW w:w="10858" w:type="dxa"/>
         <w:tblBorders>
-          <w:top w:val="single" w:color="C3D2E4" w:sz="3" w:space="0"/>
-          <w:left w:val="single" w:color="C3D2E4" w:sz="3" w:space="0"/>
-          <w:bottom w:val="single" w:color="C3D2E4" w:sz="3" w:space="0"/>
-          <w:right w:val="single" w:color="C3D2E4" w:sz="3" w:space="0"/>
-          <w:insideH w:val="single" w:color="C3D2E4" w:sz="3" w:space="0"/>
-          <w:insideV w:val="single" w:color="C3D2E4" w:sz="3" w:space="0"/>
-        </w:tblBorders>
-        <w:tblLayout w:type="fixed"/>
-        <w:tblCellMar>
-          <w:left w:w="10" w:type="dxa"/>
-          <w:right w:w="10" w:type="dxa"/>
-        </w:tblCellMar>
-        <w:tblLook w:val="0000" w:firstRow="0" w:lastRow="0" w:firstColumn="0" w:lastColumn="0" w:noHBand="0" w:noVBand="0"/>
-      </w:tblPr>
-      <w:tblGrid>
-        <w:gridCol w:w="10858"/>
-      </w:tblGrid>
-      <w:tr>
-        <w:tc>
-          <w:tcPr>
-            <w:tcW w:w="10858" w:type="dxa"/>
-            <w:shd w:val="clear" w:color="auto" w:fill="EAF0F8"/>
-            <w:tcMar>
-              <w:top w:w="120" w:type="dxa"/>
-              <w:left w:w="160" w:type="dxa"/>
-              <w:bottom w:w="120" w:type="dxa"/>
-              <w:right w:w="160" w:type="dxa"/>
-            </w:tcMar>
-          </w:tcPr>
-          <w:p>
-            <w:pPr>
-              <w:spacing w:after="60" w:line="260" w:lineRule="auto"/>
-            </w:pPr>
-            <w:r>
-              <w:rPr>
-                <w:b/>
-                <w:color w:val="2F5D8A"/>
-                <w:sz w:val="19"/>
-                <w:szCs w:val="19"/>
-              </w:rPr>
-              <w:t xml:space="preserve">▸  </w:t>
-            </w:r>
-            <w:r>
-              <w:rPr>
-                <w:b/>
-                <w:caps/>
-                <w:color w:val="2F5D8A"/>
-                <w:sz w:val="17"/>
-                <w:szCs w:val="17"/>
-              </w:rPr>
-              <w:t>WHAT GOES HERE</w:t>
-            </w:r>
-          </w:p>
-          <w:p>
-            <w:pPr>
-              <w:spacing w:after="50" w:line="250" w:lineRule="auto"/>
-            </w:pPr>
-            <w:r>
-              <w:rPr>
-                <w:color w:val="39424E"/>
-                <w:sz w:val="19"/>
-                <w:szCs w:val="19"/>
-              </w:rPr>
-              <w:t>Four short verdicts, each with the evidence behind it. This is the Chapter 4 material, applied to your own project.</w:t>
-            </w:r>
-          </w:p>
-          <w:p>
-            <w:pPr>
-              <w:spacing w:after="50" w:line="250" w:lineRule="auto"/>
-            </w:pPr>
-            <w:r>
-              <w:rPr>
-                <w:b/>
-                <w:color w:val="39424E"/>
-                <w:sz w:val="19"/>
-                <w:szCs w:val="19"/>
-              </w:rPr>
-              <w:t xml:space="preserve">A verdict with no evidence is an opinion. </w:t>
-            </w:r>
-            <w:r>
-              <w:rPr>
-                <w:color w:val="39424E"/>
-                <w:sz w:val="19"/>
-                <w:szCs w:val="19"/>
-              </w:rPr>
-              <w:t>“Technically feasible — two team members have used this framework before, see repository /spike-01” is evidence. “We think we can do it” is not.</w:t>
-            </w:r>
-          </w:p>
-        </w:tc>
-      </w:tr>
-    </w:tbl>
-    <w:p>
-      <w:pPr>
-        <w:spacing w:line="260" w:lineRule="auto"/>
-      </w:pPr>
-    </w:p>
-    <w:tbl>
-      <w:tblPr>
-        <w:tblW w:w="10858" w:type="dxa"/>
-        <w:tblBorders>
-          <w:top w:val="single" w:color="C6CDD8" w:sz="3" w:space="0"/>
-          <w:left w:val="single" w:color="C6CDD8" w:sz="3" w:space="0"/>
-          <w:bottom w:val="single" w:color="C6CDD8" w:sz="3" w:space="0"/>
-          <w:right w:val="single" w:color="C6CDD8" w:sz="3" w:space="0"/>
-          <w:insideH w:val="single" w:color="C6CDD8" w:sz="3" w:space="0"/>
-          <w:insideV w:val="single" w:color="C6CDD8" w:sz="3" w:space="0"/>
+          <w:top w:val="single" w:sz="3" w:space="0" w:color="C3D2E4"/>
+          <w:left w:val="single" w:sz="3" w:space="0" w:color="C3D2E4"/>
+          <w:bottom w:val="single" w:sz="3" w:space="0" w:color="C3D2E4"/>
+          <w:right w:val="single" w:sz="3" w:space="0" w:color="C3D2E4"/>
+          <w:insideH w:val="single" w:sz="3" w:space="0" w:color="C3D2E4"/>
+          <w:insideV w:val="single" w:sz="3" w:space="0" w:color="C3D2E4"/>
         </w:tblBorders>
         <w:tblLayout w:type="fixed"/>
         <w:tblCellMar>
@@ -5723,6 +4455,90 @@
         <w:gridCol w:w="7158"/>
       </w:tblGrid>
       <w:tr>
+        <w:tc>
+          <w:tcPr>
+            <w:tcW w:w="10858" w:type="dxa"/>
+            <w:gridSpan w:val="3"/>
+            <w:shd w:val="clear" w:color="auto" w:fill="EAF0F8"/>
+            <w:tcMar>
+              <w:top w:w="120" w:type="dxa"/>
+              <w:left w:w="160" w:type="dxa"/>
+              <w:bottom w:w="120" w:type="dxa"/>
+              <w:right w:w="160" w:type="dxa"/>
+            </w:tcMar>
+          </w:tcPr>
+          <w:p>
+            <w:pPr>
+              <w:spacing w:after="60" w:line="260" w:lineRule="auto"/>
+            </w:pPr>
+            <w:r>
+              <w:rPr>
+                <w:b/>
+                <w:color w:val="2F5D8A"/>
+                <w:sz w:val="19"/>
+                <w:szCs w:val="19"/>
+              </w:rPr>
+              <w:t xml:space="preserve">▸  </w:t>
+            </w:r>
+            <w:r>
+              <w:rPr>
+                <w:b/>
+                <w:caps/>
+                <w:color w:val="2F5D8A"/>
+                <w:sz w:val="17"/>
+                <w:szCs w:val="17"/>
+              </w:rPr>
+              <w:t>WHAT GOES HERE</w:t>
+            </w:r>
+          </w:p>
+          <w:p>
+            <w:pPr>
+              <w:spacing w:after="50" w:line="250" w:lineRule="auto"/>
+            </w:pPr>
+            <w:r>
+              <w:rPr>
+                <w:color w:val="39424E"/>
+                <w:sz w:val="19"/>
+                <w:szCs w:val="19"/>
+              </w:rPr>
+              <w:t>Four short verdicts, each with the evidence behind it. This is the Chapter 4 material, applied to your own project.</w:t>
+            </w:r>
+          </w:p>
+          <w:p>
+            <w:pPr>
+              <w:spacing w:after="50" w:line="250" w:lineRule="auto"/>
+            </w:pPr>
+            <w:r>
+              <w:rPr>
+                <w:b/>
+                <w:color w:val="39424E"/>
+                <w:sz w:val="19"/>
+                <w:szCs w:val="19"/>
+              </w:rPr>
+              <w:t xml:space="preserve">A verdict with no evidence is an opinion. </w:t>
+            </w:r>
+            <w:r>
+              <w:rPr>
+                <w:color w:val="39424E"/>
+                <w:sz w:val="19"/>
+                <w:szCs w:val="19"/>
+              </w:rPr>
+              <w:t>“Technically feasible — two team members have used this framework before, see repository /spike-01” is evidence. “We think we can do it” is not.</w:t>
+            </w:r>
+          </w:p>
+        </w:tc>
+      </w:tr>
+      <w:tr>
+        <w:tblPrEx>
+          <w:tblBorders>
+            <w:top w:val="single" w:sz="3" w:space="0" w:color="C6CDD8"/>
+            <w:left w:val="single" w:sz="3" w:space="0" w:color="C6CDD8"/>
+            <w:bottom w:val="single" w:sz="3" w:space="0" w:color="C6CDD8"/>
+            <w:right w:val="single" w:sz="3" w:space="0" w:color="C6CDD8"/>
+            <w:insideH w:val="single" w:sz="3" w:space="0" w:color="C6CDD8"/>
+            <w:insideV w:val="single" w:sz="3" w:space="0" w:color="C6CDD8"/>
+          </w:tblBorders>
+        </w:tblPrEx>
         <w:trPr>
           <w:tblHeader/>
         </w:trPr>
@@ -5809,6 +4625,16 @@
         </w:tc>
       </w:tr>
       <w:tr>
+        <w:tblPrEx>
+          <w:tblBorders>
+            <w:top w:val="single" w:sz="3" w:space="0" w:color="C6CDD8"/>
+            <w:left w:val="single" w:sz="3" w:space="0" w:color="C6CDD8"/>
+            <w:bottom w:val="single" w:sz="3" w:space="0" w:color="C6CDD8"/>
+            <w:right w:val="single" w:sz="3" w:space="0" w:color="C6CDD8"/>
+            <w:insideH w:val="single" w:sz="3" w:space="0" w:color="C6CDD8"/>
+            <w:insideV w:val="single" w:sz="3" w:space="0" w:color="C6CDD8"/>
+          </w:tblBorders>
+        </w:tblPrEx>
         <w:tc>
           <w:tcPr>
             <w:tcW w:w="2200" w:type="dxa"/>
@@ -5861,55 +4687,46 @@
               <w:spacing w:line="259" w:lineRule="auto"/>
             </w:pPr>
             <w:r>
-              <w:rPr/>
               <w:t>The functions that the project needs involve room listings, time-slot searches, reservation records, and conflict checks.</w:t>
             </w:r>
             <w:r>
-              <w:rPr/>
               <w:t xml:space="preserve"> </w:t>
             </w:r>
             <w:r>
-              <w:rPr/>
               <w:t>To</w:t>
             </w:r>
             <w:r>
-              <w:rPr/>
               <w:t xml:space="preserve"> </w:t>
             </w:r>
             <w:r>
-              <w:rPr/>
               <w:t>tell</w:t>
             </w:r>
             <w:r>
-              <w:rPr/>
-              <w:t xml:space="preserve"> if this is technically </w:t>
-            </w:r>
-            <w:bookmarkStart w:name="_Int_lHgOSgfR" w:id="1935690893"/>
-            <w:r>
-              <w:rPr/>
-              <w:t>feasible</w:t>
-            </w:r>
-            <w:bookmarkEnd w:id="1935690893"/>
-            <w:r>
-              <w:rPr/>
-              <w:t xml:space="preserve"> we will need to include a working proof of concept, repository code, and tes</w:t>
-            </w:r>
-            <w:r>
-              <w:rPr/>
+              <w:t xml:space="preserve"> if this is technically feasible we will need to include a working proof of concept, repository code, and tes</w:t>
+            </w:r>
+            <w:r>
               <w:t xml:space="preserve">ts to check if the </w:t>
             </w:r>
             <w:r>
-              <w:rPr/>
               <w:t>requirements</w:t>
             </w:r>
             <w:r>
-              <w:rPr/>
               <w:t xml:space="preserve"> can be met. Until then this will remain potentially feasible</w:t>
             </w:r>
           </w:p>
         </w:tc>
       </w:tr>
       <w:tr>
+        <w:tblPrEx>
+          <w:tblBorders>
+            <w:top w:val="single" w:sz="3" w:space="0" w:color="C6CDD8"/>
+            <w:left w:val="single" w:sz="3" w:space="0" w:color="C6CDD8"/>
+            <w:bottom w:val="single" w:sz="3" w:space="0" w:color="C6CDD8"/>
+            <w:right w:val="single" w:sz="3" w:space="0" w:color="C6CDD8"/>
+            <w:insideH w:val="single" w:sz="3" w:space="0" w:color="C6CDD8"/>
+            <w:insideV w:val="single" w:sz="3" w:space="0" w:color="C6CDD8"/>
+          </w:tblBorders>
+        </w:tblPrEx>
         <w:tc>
           <w:tcPr>
             <w:tcW w:w="2200" w:type="dxa"/>
@@ -5962,47 +4779,40 @@
               <w:spacing w:line="259" w:lineRule="auto"/>
             </w:pPr>
             <w:r>
-              <w:rPr/>
               <w:t>Students can</w:t>
             </w:r>
             <w:r>
-              <w:rPr/>
               <w:t xml:space="preserve"> make reservations </w:t>
             </w:r>
             <w:r>
-              <w:rPr/>
-              <w:t xml:space="preserve">for available study </w:t>
-            </w:r>
-            <w:bookmarkStart w:name="_Int_DEpH0W8Z" w:id="207297882"/>
-            <w:r>
-              <w:rPr/>
-              <w:t>rooms</w:t>
-            </w:r>
-            <w:bookmarkEnd w:id="207297882"/>
-            <w:r>
-              <w:rPr/>
-              <w:t xml:space="preserve"> and the system will deal with conflicting reservations and if </w:t>
-            </w:r>
-            <w:r>
-              <w:rPr/>
+              <w:t xml:space="preserve">for available study rooms and the system will deal with conflicting reservations and if </w:t>
+            </w:r>
+            <w:r>
               <w:t>needed,</w:t>
             </w:r>
             <w:r>
-              <w:rPr/>
               <w:t xml:space="preserve"> the staff can manage the </w:t>
             </w:r>
             <w:r>
-              <w:rPr/>
               <w:t>reservations as well.</w:t>
             </w:r>
             <w:r>
-              <w:rPr/>
               <w:t xml:space="preserve"> The team still needs to test the workflow with students and staff in the library</w:t>
             </w:r>
           </w:p>
         </w:tc>
       </w:tr>
       <w:tr>
+        <w:tblPrEx>
+          <w:tblBorders>
+            <w:top w:val="single" w:sz="3" w:space="0" w:color="C6CDD8"/>
+            <w:left w:val="single" w:sz="3" w:space="0" w:color="C6CDD8"/>
+            <w:bottom w:val="single" w:sz="3" w:space="0" w:color="C6CDD8"/>
+            <w:right w:val="single" w:sz="3" w:space="0" w:color="C6CDD8"/>
+            <w:insideH w:val="single" w:sz="3" w:space="0" w:color="C6CDD8"/>
+            <w:insideV w:val="single" w:sz="3" w:space="0" w:color="C6CDD8"/>
+          </w:tblBorders>
+        </w:tblPrEx>
         <w:tc>
           <w:tcPr>
             <w:tcW w:w="2200" w:type="dxa"/>
@@ -6061,6 +4871,16 @@
         </w:tc>
       </w:tr>
       <w:tr>
+        <w:tblPrEx>
+          <w:tblBorders>
+            <w:top w:val="single" w:sz="3" w:space="0" w:color="C6CDD8"/>
+            <w:left w:val="single" w:sz="3" w:space="0" w:color="C6CDD8"/>
+            <w:bottom w:val="single" w:sz="3" w:space="0" w:color="C6CDD8"/>
+            <w:right w:val="single" w:sz="3" w:space="0" w:color="C6CDD8"/>
+            <w:insideH w:val="single" w:sz="3" w:space="0" w:color="C6CDD8"/>
+            <w:insideV w:val="single" w:sz="3" w:space="0" w:color="C6CDD8"/>
+          </w:tblBorders>
+        </w:tblPrEx>
         <w:tc>
           <w:tcPr>
             <w:tcW w:w="2200" w:type="dxa"/>
@@ -6146,13 +4966,13 @@
       <w:pPr>
         <w:keepNext/>
         <w:pBdr>
-          <w:bottom w:val="single" w:color="16324F" w:sz="8" w:space="0"/>
+          <w:bottom w:val="single" w:sz="8" w:space="0" w:color="16324F"/>
         </w:pBdr>
         <w:spacing w:before="300" w:after="100" w:line="260" w:lineRule="auto"/>
       </w:pPr>
       <w:r>
         <w:rPr>
-          <w:rFonts w:ascii="Cambria" w:hAnsi="Cambria" w:eastAsia="Cambria" w:cs="Cambria"/>
+          <w:rFonts w:ascii="Cambria" w:eastAsia="Cambria" w:hAnsi="Cambria" w:cs="Cambria"/>
           <w:b/>
           <w:bCs/>
           <w:color w:val="2F5D8A"/>
@@ -6163,7 +4983,7 @@
       </w:r>
       <w:r>
         <w:rPr>
-          <w:rFonts w:ascii="Cambria" w:hAnsi="Cambria" w:eastAsia="Cambria" w:cs="Cambria"/>
+          <w:rFonts w:ascii="Cambria" w:eastAsia="Cambria" w:hAnsi="Cambria" w:cs="Cambria"/>
           <w:b/>
           <w:bCs/>
           <w:color w:val="16324F"/>
@@ -6172,161 +4992,6 @@
         </w:rPr>
         <w:t>Specific Requirements</w:t>
       </w:r>
-    </w:p>
-    <w:tbl>
-      <w:tblPr>
-        <w:tblW w:w="10858" w:type="dxa"/>
-        <w:tblBorders>
-          <w:top w:val="single" w:color="BBDCD4" w:sz="3" w:space="0"/>
-          <w:left w:val="single" w:color="BBDCD4" w:sz="3" w:space="0"/>
-          <w:bottom w:val="single" w:color="BBDCD4" w:sz="3" w:space="0"/>
-          <w:right w:val="single" w:color="BBDCD4" w:sz="3" w:space="0"/>
-          <w:insideH w:val="single" w:color="BBDCD4" w:sz="3" w:space="0"/>
-          <w:insideV w:val="single" w:color="BBDCD4" w:sz="3" w:space="0"/>
-        </w:tblBorders>
-        <w:tblLayout w:type="fixed"/>
-        <w:tblCellMar>
-          <w:left w:w="10" w:type="dxa"/>
-          <w:right w:w="10" w:type="dxa"/>
-        </w:tblCellMar>
-        <w:tblLook w:val="0000" w:firstRow="0" w:lastRow="0" w:firstColumn="0" w:lastColumn="0" w:noHBand="0" w:noVBand="0"/>
-      </w:tblPr>
-      <w:tblGrid>
-        <w:gridCol w:w="10858"/>
-      </w:tblGrid>
-      <w:tr>
-        <w:tc>
-          <w:tcPr>
-            <w:tcW w:w="10858" w:type="dxa"/>
-            <w:shd w:val="clear" w:color="auto" w:fill="E6F4F1"/>
-            <w:tcMar>
-              <w:top w:w="120" w:type="dxa"/>
-              <w:left w:w="160" w:type="dxa"/>
-              <w:bottom w:w="120" w:type="dxa"/>
-              <w:right w:w="160" w:type="dxa"/>
-            </w:tcMar>
-          </w:tcPr>
-          <w:p>
-            <w:pPr>
-              <w:spacing w:after="60" w:line="260" w:lineRule="auto"/>
-            </w:pPr>
-            <w:r>
-              <w:rPr>
-                <w:b/>
-                <w:color w:val="1FA48A"/>
-                <w:sz w:val="19"/>
-                <w:szCs w:val="19"/>
-              </w:rPr>
-              <w:t xml:space="preserve">▸  </w:t>
-            </w:r>
-            <w:r>
-              <w:rPr>
-                <w:b/>
-                <w:caps/>
-                <w:color w:val="1FA48A"/>
-                <w:sz w:val="17"/>
-                <w:szCs w:val="17"/>
-              </w:rPr>
-              <w:t>WHAT GOES HERE</w:t>
-            </w:r>
-          </w:p>
-          <w:p>
-            <w:pPr>
-              <w:spacing w:after="50" w:line="250" w:lineRule="auto"/>
-            </w:pPr>
-            <w:r>
-              <w:rPr>
-                <w:b/>
-                <w:bCs/>
-                <w:color w:val="39424E"/>
-                <w:sz w:val="19"/>
-                <w:szCs w:val="19"/>
-              </w:rPr>
-              <w:t xml:space="preserve">This section carries the most marks in P1. </w:t>
-            </w:r>
-            <w:r>
-              <w:rPr>
-                <w:color w:val="39424E"/>
-                <w:sz w:val="19"/>
-                <w:szCs w:val="19"/>
-              </w:rPr>
-              <w:t>Everything else sets it up.</w:t>
-            </w:r>
-          </w:p>
-          <w:p>
-            <w:pPr>
-              <w:spacing w:after="50" w:line="250" w:lineRule="auto"/>
-            </w:pPr>
-            <w:r>
-              <w:rPr>
-                <w:b/>
-                <w:color w:val="39424E"/>
-                <w:sz w:val="19"/>
-                <w:szCs w:val="19"/>
-              </w:rPr>
-              <w:t xml:space="preserve">Expected volume: </w:t>
-            </w:r>
-            <w:r>
-              <w:rPr>
-                <w:color w:val="39424E"/>
-                <w:sz w:val="19"/>
-                <w:szCs w:val="19"/>
-              </w:rPr>
-              <w:t>8 to 15 functional requirements, 4 to 6 quality requirements, 2 to 4 constraint requirements, 4 to 6 use cases with 2 written out in full. More is not better; vague is worse than few.</w:t>
-            </w:r>
-          </w:p>
-          <w:p>
-            <w:pPr>
-              <w:spacing w:after="50" w:line="250" w:lineRule="auto"/>
-            </w:pPr>
-            <w:r>
-              <w:rPr>
-                <w:b/>
-                <w:color w:val="39424E"/>
-                <w:sz w:val="19"/>
-                <w:szCs w:val="19"/>
-              </w:rPr>
-              <w:t xml:space="preserve">Every requirement must pass the testability test from Chapter 5: </w:t>
-            </w:r>
-            <w:r>
-              <w:rPr>
-                <w:color w:val="39424E"/>
-                <w:sz w:val="19"/>
-                <w:szCs w:val="19"/>
-              </w:rPr>
-              <w:t>a reader must be able to decide pass or fail without arguing. That needs a measurable condition and a stated way of checking it.</w:t>
-            </w:r>
-          </w:p>
-          <w:p>
-            <w:pPr>
-              <w:spacing w:after="50" w:line="250" w:lineRule="auto"/>
-            </w:pPr>
-            <w:r>
-              <w:rPr>
-                <w:b/>
-                <w:bCs/>
-                <w:color w:val="39424E"/>
-                <w:sz w:val="19"/>
-                <w:szCs w:val="19"/>
-              </w:rPr>
-              <w:t xml:space="preserve">Write every requirement as a single “shall” sentence. </w:t>
-            </w:r>
-            <w:r>
-              <w:rPr>
-                <w:color w:val="39424E"/>
-                <w:sz w:val="19"/>
-                <w:szCs w:val="19"/>
-              </w:rPr>
-              <w:t>If you need the word “and” twice, you have two requirements.</w:t>
-            </w:r>
-          </w:p>
-        </w:tc>
-      </w:tr>
-    </w:tbl>
-    <w:p>
-      <w:pPr>
-        <w:spacing w:line="260" w:lineRule="auto"/>
-      </w:pPr>
     </w:p>
     <w:p>
       <w:pPr>
@@ -6358,135 +5023,12 @@
       <w:tblPr>
         <w:tblW w:w="10858" w:type="dxa"/>
         <w:tblBorders>
-          <w:top w:val="single" w:color="C3D2E4" w:sz="3" w:space="0"/>
-          <w:left w:val="single" w:color="C3D2E4" w:sz="3" w:space="0"/>
-          <w:bottom w:val="single" w:color="C3D2E4" w:sz="3" w:space="0"/>
-          <w:right w:val="single" w:color="C3D2E4" w:sz="3" w:space="0"/>
-          <w:insideH w:val="single" w:color="C3D2E4" w:sz="3" w:space="0"/>
-          <w:insideV w:val="single" w:color="C3D2E4" w:sz="3" w:space="0"/>
-        </w:tblBorders>
-        <w:tblLayout w:type="fixed"/>
-        <w:tblCellMar>
-          <w:left w:w="10" w:type="dxa"/>
-          <w:right w:w="10" w:type="dxa"/>
-        </w:tblCellMar>
-        <w:tblLook w:val="0000" w:firstRow="0" w:lastRow="0" w:firstColumn="0" w:lastColumn="0" w:noHBand="0" w:noVBand="0"/>
-      </w:tblPr>
-      <w:tblGrid>
-        <w:gridCol w:w="10858"/>
-      </w:tblGrid>
-      <w:tr>
-        <w:tc>
-          <w:tcPr>
-            <w:tcW w:w="10858" w:type="dxa"/>
-            <w:shd w:val="clear" w:color="auto" w:fill="EAF0F8"/>
-            <w:tcMar>
-              <w:top w:w="120" w:type="dxa"/>
-              <w:left w:w="160" w:type="dxa"/>
-              <w:bottom w:w="120" w:type="dxa"/>
-              <w:right w:w="160" w:type="dxa"/>
-            </w:tcMar>
-          </w:tcPr>
-          <w:p>
-            <w:pPr>
-              <w:spacing w:after="60" w:line="260" w:lineRule="auto"/>
-            </w:pPr>
-            <w:r>
-              <w:rPr>
-                <w:b/>
-                <w:color w:val="2F5D8A"/>
-                <w:sz w:val="19"/>
-                <w:szCs w:val="19"/>
-              </w:rPr>
-              <w:t xml:space="preserve">▸  </w:t>
-            </w:r>
-            <w:r>
-              <w:rPr>
-                <w:b/>
-                <w:caps/>
-                <w:color w:val="2F5D8A"/>
-                <w:sz w:val="17"/>
-                <w:szCs w:val="17"/>
-              </w:rPr>
-              <w:t>WHAT GOES HERE</w:t>
-            </w:r>
-          </w:p>
-          <w:p>
-            <w:pPr>
-              <w:spacing w:after="50" w:line="250" w:lineRule="auto"/>
-            </w:pPr>
-            <w:r>
-              <w:rPr>
-                <w:color w:val="39424E"/>
-                <w:sz w:val="19"/>
-                <w:szCs w:val="19"/>
-              </w:rPr>
-              <w:t>What the system does. Use the identifier FR-nn and keep the identifiers stable from now on — P2 and P3 will refer back to them.</w:t>
-            </w:r>
-          </w:p>
-          <w:p>
-            <w:pPr>
-              <w:spacing w:after="50" w:line="250" w:lineRule="auto"/>
-            </w:pPr>
-            <w:r>
-              <w:rPr>
-                <w:b/>
-                <w:color w:val="39424E"/>
-                <w:sz w:val="19"/>
-                <w:szCs w:val="19"/>
-              </w:rPr>
-              <w:t xml:space="preserve">Priority uses MoSCoW: </w:t>
-            </w:r>
-            <w:r>
-              <w:rPr>
-                <w:color w:val="39424E"/>
-                <w:sz w:val="19"/>
-                <w:szCs w:val="19"/>
-              </w:rPr>
-              <w:t>MUST (the release fails without it), SHOULD (important, there is a workaround), COULD (desirable), WON'T (agreed out of this release).</w:t>
-            </w:r>
-          </w:p>
-          <w:p>
-            <w:pPr>
-              <w:spacing w:after="50" w:line="250" w:lineRule="auto"/>
-            </w:pPr>
-            <w:r>
-              <w:rPr>
-                <w:b/>
-                <w:bCs/>
-                <w:color w:val="39424E"/>
-                <w:sz w:val="19"/>
-                <w:szCs w:val="19"/>
-              </w:rPr>
-              <w:t xml:space="preserve">Source </w:t>
-            </w:r>
-            <w:r>
-              <w:rPr>
-                <w:color w:val="39424E"/>
-                <w:sz w:val="19"/>
-                <w:szCs w:val="19"/>
-              </w:rPr>
-              <w:t>is the stakeholder or reference the requirement came from — a row from 2.2, or a reference from 1.4.</w:t>
-            </w:r>
-          </w:p>
-        </w:tc>
-      </w:tr>
-    </w:tbl>
-    <w:p>
-      <w:pPr>
-        <w:spacing w:line="260" w:lineRule="auto"/>
-      </w:pPr>
-    </w:p>
-    <w:tbl>
-      <w:tblPr>
-        <w:tblW w:w="10858" w:type="dxa"/>
-        <w:tblBorders>
-          <w:top w:val="single" w:color="C6CDD8" w:sz="3" w:space="0"/>
-          <w:left w:val="single" w:color="C6CDD8" w:sz="3" w:space="0"/>
-          <w:bottom w:val="single" w:color="C6CDD8" w:sz="3" w:space="0"/>
-          <w:right w:val="single" w:color="C6CDD8" w:sz="3" w:space="0"/>
-          <w:insideH w:val="single" w:color="C6CDD8" w:sz="3" w:space="0"/>
-          <w:insideV w:val="single" w:color="C6CDD8" w:sz="3" w:space="0"/>
+          <w:top w:val="single" w:sz="3" w:space="0" w:color="C6CDD8"/>
+          <w:left w:val="single" w:sz="3" w:space="0" w:color="C6CDD8"/>
+          <w:bottom w:val="single" w:sz="3" w:space="0" w:color="C6CDD8"/>
+          <w:right w:val="single" w:sz="3" w:space="0" w:color="C6CDD8"/>
+          <w:insideH w:val="single" w:sz="3" w:space="0" w:color="C6CDD8"/>
+          <w:insideV w:val="single" w:sz="3" w:space="0" w:color="C6CDD8"/>
         </w:tblBorders>
         <w:tblLayout w:type="fixed"/>
         <w:tblCellMar>
@@ -6685,23 +5227,17 @@
             <w:pPr>
               <w:rPr>
                 <w:color w:val="1A1A1A"/>
-                <w:sz w:val="21"/>
-                <w:szCs w:val="21"/>
               </w:rPr>
             </w:pPr>
             <w:r>
               <w:rPr>
                 <w:color w:val="1A1A1A"/>
-                <w:sz w:val="21"/>
-                <w:szCs w:val="21"/>
               </w:rPr>
               <w:t xml:space="preserve">The system shall </w:t>
             </w:r>
             <w:r>
               <w:rPr>
                 <w:color w:val="1A1A1A"/>
-                <w:sz w:val="21"/>
-                <w:szCs w:val="21"/>
               </w:rPr>
               <w:t>display the list of study rooms in its room listing</w:t>
             </w:r>
@@ -6721,15 +5257,11 @@
             <w:pPr>
               <w:rPr>
                 <w:color w:val="1A1A1A"/>
-                <w:sz w:val="21"/>
-                <w:szCs w:val="21"/>
               </w:rPr>
             </w:pPr>
             <w:r>
               <w:rPr>
                 <w:color w:val="1A1A1A"/>
-                <w:sz w:val="21"/>
-                <w:szCs w:val="21"/>
               </w:rPr>
               <w:t>MUST</w:t>
             </w:r>
@@ -6746,17 +5278,7 @@
             </w:tcMar>
           </w:tcPr>
           <w:p>
-            <w:pPr>
-              <w:rPr>
-                <w:sz w:val="21"/>
-                <w:szCs w:val="21"/>
-              </w:rPr>
-            </w:pPr>
-            <w:r>
-              <w:rPr>
-                <w:sz w:val="21"/>
-                <w:szCs w:val="21"/>
-              </w:rPr>
+            <w:r>
               <w:t>Students</w:t>
             </w:r>
           </w:p>
@@ -6775,23 +5297,17 @@
             <w:pPr>
               <w:rPr>
                 <w:color w:val="1A1A1A"/>
-                <w:sz w:val="21"/>
-                <w:szCs w:val="21"/>
               </w:rPr>
             </w:pPr>
             <w:r>
               <w:rPr>
                 <w:color w:val="1A1A1A"/>
-                <w:sz w:val="21"/>
-                <w:szCs w:val="21"/>
               </w:rPr>
               <w:t xml:space="preserve">A tester can confirm this by </w:t>
             </w:r>
             <w:r>
               <w:rPr>
                 <w:color w:val="1A1A1A"/>
-                <w:sz w:val="21"/>
-                <w:szCs w:val="21"/>
               </w:rPr>
               <w:t>verifying that every room in the test dataset appears in the list</w:t>
             </w:r>
@@ -7694,6 +6210,110 @@
           <w:p>
             <w:r>
               <w:t>Verify that the student can see their own reservation records without seeing other students' reservation records</w:t>
+            </w:r>
+          </w:p>
+        </w:tc>
+      </w:tr>
+      <w:tr>
+        <w:trPr>
+          <w:trHeight w:val="300"/>
+        </w:trPr>
+        <w:tc>
+          <w:tcPr>
+            <w:tcW w:w="800" w:type="dxa"/>
+            <w:tcMar>
+              <w:top w:w="70" w:type="dxa"/>
+              <w:left w:w="100" w:type="dxa"/>
+              <w:bottom w:w="70" w:type="dxa"/>
+              <w:right w:w="100" w:type="dxa"/>
+            </w:tcMar>
+          </w:tcPr>
+          <w:p>
+            <w:r>
+              <w:rPr>
+                <w:color w:val="1A1A1A"/>
+                <w:sz w:val="18"/>
+                <w:szCs w:val="18"/>
+              </w:rPr>
+              <w:t>FR-1</w:t>
+            </w:r>
+            <w:r>
+              <w:rPr>
+                <w:color w:val="1A1A1A"/>
+                <w:sz w:val="18"/>
+                <w:szCs w:val="18"/>
+              </w:rPr>
+              <w:t>2</w:t>
+            </w:r>
+          </w:p>
+        </w:tc>
+        <w:tc>
+          <w:tcPr>
+            <w:tcW w:w="4000" w:type="dxa"/>
+            <w:tcMar>
+              <w:top w:w="70" w:type="dxa"/>
+              <w:left w:w="100" w:type="dxa"/>
+              <w:bottom w:w="70" w:type="dxa"/>
+              <w:right w:w="100" w:type="dxa"/>
+            </w:tcMar>
+          </w:tcPr>
+          <w:p>
+            <w:r>
+              <w:t>The system shall allow authorized library staff to update the location and capacity of existing study room listings.</w:t>
+            </w:r>
+          </w:p>
+        </w:tc>
+        <w:tc>
+          <w:tcPr>
+            <w:tcW w:w="1100" w:type="dxa"/>
+            <w:tcMar>
+              <w:top w:w="70" w:type="dxa"/>
+              <w:left w:w="100" w:type="dxa"/>
+              <w:bottom w:w="70" w:type="dxa"/>
+              <w:right w:w="100" w:type="dxa"/>
+            </w:tcMar>
+          </w:tcPr>
+          <w:p>
+            <w:pPr>
+              <w:spacing w:line="259" w:lineRule="auto"/>
+            </w:pPr>
+            <w:r>
+              <w:t>MUST</w:t>
+            </w:r>
+          </w:p>
+        </w:tc>
+        <w:tc>
+          <w:tcPr>
+            <w:tcW w:w="1300" w:type="dxa"/>
+            <w:tcMar>
+              <w:top w:w="70" w:type="dxa"/>
+              <w:left w:w="100" w:type="dxa"/>
+              <w:bottom w:w="70" w:type="dxa"/>
+              <w:right w:w="100" w:type="dxa"/>
+            </w:tcMar>
+          </w:tcPr>
+          <w:p>
+            <w:pPr>
+              <w:spacing w:line="259" w:lineRule="auto"/>
+            </w:pPr>
+            <w:r>
+              <w:t>Library Staff</w:t>
+            </w:r>
+          </w:p>
+        </w:tc>
+        <w:tc>
+          <w:tcPr>
+            <w:tcW w:w="3658" w:type="dxa"/>
+            <w:tcMar>
+              <w:top w:w="70" w:type="dxa"/>
+              <w:left w:w="100" w:type="dxa"/>
+              <w:bottom w:w="70" w:type="dxa"/>
+              <w:right w:w="100" w:type="dxa"/>
+            </w:tcMar>
+          </w:tcPr>
+          <w:p>
+            <w:r>
+              <w:t>Log in as an authorized administrator, modify a room's location and capacity, save the changes, and verify that the updated information appears in the room listing.</w:t>
             </w:r>
           </w:p>
         </w:tc>
@@ -7735,158 +6355,12 @@
       <w:tblPr>
         <w:tblW w:w="10858" w:type="dxa"/>
         <w:tblBorders>
-          <w:top w:val="single" w:color="C3D2E4" w:sz="3" w:space="0"/>
-          <w:left w:val="single" w:color="C3D2E4" w:sz="3" w:space="0"/>
-          <w:bottom w:val="single" w:color="C3D2E4" w:sz="3" w:space="0"/>
-          <w:right w:val="single" w:color="C3D2E4" w:sz="3" w:space="0"/>
-          <w:insideH w:val="single" w:color="C3D2E4" w:sz="3" w:space="0"/>
-          <w:insideV w:val="single" w:color="C3D2E4" w:sz="3" w:space="0"/>
-        </w:tblBorders>
-        <w:tblLayout w:type="fixed"/>
-        <w:tblCellMar>
-          <w:left w:w="10" w:type="dxa"/>
-          <w:right w:w="10" w:type="dxa"/>
-        </w:tblCellMar>
-        <w:tblLook w:val="0000" w:firstRow="0" w:lastRow="0" w:firstColumn="0" w:lastColumn="0" w:noHBand="0" w:noVBand="0"/>
-      </w:tblPr>
-      <w:tblGrid>
-        <w:gridCol w:w="10858"/>
-      </w:tblGrid>
-      <w:tr>
-        <w:tc>
-          <w:tcPr>
-            <w:tcW w:w="10858" w:type="dxa"/>
-            <w:shd w:val="clear" w:color="auto" w:fill="EAF0F8"/>
-            <w:tcMar>
-              <w:top w:w="120" w:type="dxa"/>
-              <w:left w:w="160" w:type="dxa"/>
-              <w:bottom w:w="120" w:type="dxa"/>
-              <w:right w:w="160" w:type="dxa"/>
-            </w:tcMar>
-          </w:tcPr>
-          <w:p>
-            <w:pPr>
-              <w:spacing w:after="60" w:line="260" w:lineRule="auto"/>
-            </w:pPr>
-            <w:r>
-              <w:rPr>
-                <w:b w:val="1"/>
-                <w:bCs w:val="1"/>
-                <w:color w:val="2F5D8A"/>
-                <w:sz w:val="19"/>
-                <w:szCs w:val="19"/>
-                <w:lang w:val="en-US"/>
-              </w:rPr>
-              <w:t xml:space="preserve">▸  </w:t>
-            </w:r>
-            <w:r>
-              <w:rPr>
-                <w:b w:val="1"/>
-                <w:bCs w:val="1"/>
-                <w:caps w:val="1"/>
-                <w:color w:val="2F5D8A"/>
-                <w:sz w:val="17"/>
-                <w:szCs w:val="17"/>
-                <w:lang w:val="en-US"/>
-              </w:rPr>
-              <w:t>WHAT GOES HERE</w:t>
-            </w:r>
-          </w:p>
-          <w:p>
-            <w:pPr>
-              <w:spacing w:after="50" w:line="250" w:lineRule="auto"/>
-            </w:pPr>
-            <w:r>
-              <w:rPr>
-                <w:b w:val="1"/>
-                <w:bCs w:val="1"/>
-                <w:color w:val="39424E"/>
-                <w:sz w:val="19"/>
-                <w:szCs w:val="19"/>
-                <w:lang w:val="en-US"/>
-              </w:rPr>
-              <w:t xml:space="preserve">A quality requirement says how well, not what. </w:t>
-            </w:r>
-            <w:r>
-              <w:rPr>
-                <w:color w:val="39424E"/>
-                <w:sz w:val="19"/>
-                <w:szCs w:val="19"/>
-                <w:lang w:val="en-US"/>
-              </w:rPr>
-              <w:t>Performance, availability, usability, accessibility, security, maintainability.</w:t>
-            </w:r>
-          </w:p>
-          <w:p>
-            <w:pPr>
-              <w:spacing w:after="50" w:line="250" w:lineRule="auto"/>
-            </w:pPr>
-            <w:r>
-              <w:rPr>
-                <w:b/>
-                <w:bCs/>
-                <w:color w:val="39424E"/>
-                <w:sz w:val="19"/>
-                <w:szCs w:val="19"/>
-              </w:rPr>
-              <w:t xml:space="preserve">Three ingredients, every time: a number, the condition it holds under, and how it will be measured. </w:t>
-            </w:r>
-            <w:r>
-              <w:rPr>
-                <w:color w:val="39424E"/>
-                <w:sz w:val="19"/>
-                <w:szCs w:val="19"/>
-              </w:rPr>
-              <w:t>“The system shall be responsive” has none of the three and earns nothing.</w:t>
-            </w:r>
-          </w:p>
-          <w:p>
-            <w:pPr>
-              <w:spacing w:after="50" w:line="250" w:lineRule="auto"/>
-            </w:pPr>
-            <w:r>
-              <w:rPr>
-                <w:b w:val="1"/>
-                <w:bCs w:val="1"/>
-                <w:i w:val="1"/>
-                <w:iCs w:val="1"/>
-                <w:color w:val="39424E"/>
-                <w:sz w:val="19"/>
-                <w:szCs w:val="19"/>
-                <w:lang w:val="en-US"/>
-              </w:rPr>
-              <w:t xml:space="preserve">Worked example: </w:t>
-            </w:r>
-            <w:r>
-              <w:rPr>
-                <w:i w:val="1"/>
-                <w:iCs w:val="1"/>
-                <w:color w:val="39424E"/>
-                <w:sz w:val="19"/>
-                <w:szCs w:val="19"/>
-                <w:lang w:val="en-US"/>
-              </w:rPr>
-              <w:t>“QR-01  Ninety-five percent of searches shall return results within 2 seconds, measured over one working week under normal load of up to 50 concurrent users.”</w:t>
-            </w:r>
-          </w:p>
-        </w:tc>
-      </w:tr>
-    </w:tbl>
-    <w:p>
-      <w:pPr>
-        <w:spacing w:line="260" w:lineRule="auto"/>
-      </w:pPr>
-    </w:p>
-    <w:tbl>
-      <w:tblPr>
-        <w:tblW w:w="10858" w:type="dxa"/>
-        <w:tblBorders>
-          <w:top w:val="single" w:color="C6CDD8" w:sz="3" w:space="0"/>
-          <w:left w:val="single" w:color="C6CDD8" w:sz="3" w:space="0"/>
-          <w:bottom w:val="single" w:color="C6CDD8" w:sz="3" w:space="0"/>
-          <w:right w:val="single" w:color="C6CDD8" w:sz="3" w:space="0"/>
-          <w:insideH w:val="single" w:color="C6CDD8" w:sz="3" w:space="0"/>
-          <w:insideV w:val="single" w:color="C6CDD8" w:sz="3" w:space="0"/>
+          <w:top w:val="single" w:sz="3" w:space="0" w:color="C6CDD8"/>
+          <w:left w:val="single" w:sz="3" w:space="0" w:color="C6CDD8"/>
+          <w:bottom w:val="single" w:sz="3" w:space="0" w:color="C6CDD8"/>
+          <w:right w:val="single" w:sz="3" w:space="0" w:color="C6CDD8"/>
+          <w:insideH w:val="single" w:sz="3" w:space="0" w:color="C6CDD8"/>
+          <w:insideV w:val="single" w:sz="3" w:space="0" w:color="C6CDD8"/>
         </w:tblBorders>
         <w:tblLayout w:type="fixed"/>
         <w:tblCellMar>
@@ -7950,12 +6424,11 @@
             </w:pPr>
             <w:r>
               <w:rPr>
-                <w:b w:val="1"/>
-                <w:bCs w:val="1"/>
+                <w:b/>
+                <w:bCs/>
                 <w:color w:val="16324F"/>
                 <w:sz w:val="18"/>
                 <w:szCs w:val="18"/>
-                <w:lang w:val="en-US"/>
               </w:rPr>
               <w:t>Requirement — with threshold, condition and method</w:t>
             </w:r>
@@ -8433,105 +6906,12 @@
       <w:tblPr>
         <w:tblW w:w="10858" w:type="dxa"/>
         <w:tblBorders>
-          <w:top w:val="single" w:color="C3D2E4" w:sz="3" w:space="0"/>
-          <w:left w:val="single" w:color="C3D2E4" w:sz="3" w:space="0"/>
-          <w:bottom w:val="single" w:color="C3D2E4" w:sz="3" w:space="0"/>
-          <w:right w:val="single" w:color="C3D2E4" w:sz="3" w:space="0"/>
-          <w:insideH w:val="single" w:color="C3D2E4" w:sz="3" w:space="0"/>
-          <w:insideV w:val="single" w:color="C3D2E4" w:sz="3" w:space="0"/>
-        </w:tblBorders>
-        <w:tblLayout w:type="fixed"/>
-        <w:tblCellMar>
-          <w:left w:w="10" w:type="dxa"/>
-          <w:right w:w="10" w:type="dxa"/>
-        </w:tblCellMar>
-        <w:tblLook w:val="0000" w:firstRow="0" w:lastRow="0" w:firstColumn="0" w:lastColumn="0" w:noHBand="0" w:noVBand="0"/>
-      </w:tblPr>
-      <w:tblGrid>
-        <w:gridCol w:w="10858"/>
-      </w:tblGrid>
-      <w:tr>
-        <w:tc>
-          <w:tcPr>
-            <w:tcW w:w="10858" w:type="dxa"/>
-            <w:shd w:val="clear" w:color="auto" w:fill="EAF0F8"/>
-            <w:tcMar>
-              <w:top w:w="120" w:type="dxa"/>
-              <w:left w:w="160" w:type="dxa"/>
-              <w:bottom w:w="120" w:type="dxa"/>
-              <w:right w:w="160" w:type="dxa"/>
-            </w:tcMar>
-          </w:tcPr>
-          <w:p>
-            <w:pPr>
-              <w:spacing w:after="60" w:line="260" w:lineRule="auto"/>
-            </w:pPr>
-            <w:bookmarkStart w:name="_Int_UHgjFSCU" w:id="1742897843"/>
-            <w:r>
-              <w:rPr>
-                <w:b w:val="1"/>
-                <w:bCs w:val="1"/>
-                <w:color w:val="2F5D8A"/>
-                <w:sz w:val="19"/>
-                <w:szCs w:val="19"/>
-              </w:rPr>
-              <w:t xml:space="preserve">▸  </w:t>
-            </w:r>
-            <w:r>
-              <w:rPr>
-                <w:b w:val="1"/>
-                <w:bCs w:val="1"/>
-                <w:caps w:val="1"/>
-                <w:color w:val="2F5D8A"/>
-                <w:sz w:val="17"/>
-                <w:szCs w:val="17"/>
-              </w:rPr>
-              <w:t>WHAT</w:t>
-            </w:r>
-            <w:bookmarkEnd w:id="1742897843"/>
-            <w:r>
-              <w:rPr>
-                <w:b w:val="1"/>
-                <w:bCs w:val="1"/>
-                <w:caps w:val="1"/>
-                <w:color w:val="2F5D8A"/>
-                <w:sz w:val="17"/>
-                <w:szCs w:val="17"/>
-              </w:rPr>
-              <w:t xml:space="preserve"> GOES HERE</w:t>
-            </w:r>
-          </w:p>
-          <w:p>
-            <w:pPr>
-              <w:spacing w:after="50" w:line="250" w:lineRule="auto"/>
-            </w:pPr>
-            <w:r>
-              <w:rPr>
-                <w:color w:val="39424E"/>
-                <w:sz w:val="19"/>
-                <w:szCs w:val="19"/>
-              </w:rPr>
-              <w:t>Constraints carried forward from 2.4, written in requirement form with an identifier so they can be traced like any other requirement.</w:t>
-            </w:r>
-          </w:p>
-        </w:tc>
-      </w:tr>
-    </w:tbl>
-    <w:p>
-      <w:pPr>
-        <w:spacing w:line="260" w:lineRule="auto"/>
-      </w:pPr>
-    </w:p>
-    <w:tbl>
-      <w:tblPr>
-        <w:tblW w:w="10858" w:type="dxa"/>
-        <w:tblBorders>
-          <w:top w:val="single" w:color="C6CDD8" w:sz="3" w:space="0"/>
-          <w:left w:val="single" w:color="C6CDD8" w:sz="3" w:space="0"/>
-          <w:bottom w:val="single" w:color="C6CDD8" w:sz="3" w:space="0"/>
-          <w:right w:val="single" w:color="C6CDD8" w:sz="3" w:space="0"/>
-          <w:insideH w:val="single" w:color="C6CDD8" w:sz="3" w:space="0"/>
-          <w:insideV w:val="single" w:color="C6CDD8" w:sz="3" w:space="0"/>
+          <w:top w:val="single" w:sz="3" w:space="0" w:color="C6CDD8"/>
+          <w:left w:val="single" w:sz="3" w:space="0" w:color="C6CDD8"/>
+          <w:bottom w:val="single" w:sz="3" w:space="0" w:color="C6CDD8"/>
+          <w:right w:val="single" w:sz="3" w:space="0" w:color="C6CDD8"/>
+          <w:insideH w:val="single" w:sz="3" w:space="0" w:color="C6CDD8"/>
+          <w:insideV w:val="single" w:sz="3" w:space="0" w:color="C6CDD8"/>
         </w:tblBorders>
         <w:tblLayout w:type="fixed"/>
         <w:tblCellMar>
@@ -8693,18 +7073,7 @@
           </w:tcPr>
           <w:p>
             <w:r>
-              <w:rPr/>
-              <w:t xml:space="preserve">The system shall be hosted on UTD-operated servers, and </w:t>
-            </w:r>
-            <w:bookmarkStart w:name="_Int_dZVBnArn" w:id="100120178"/>
-            <w:r>
-              <w:rPr/>
-              <w:t>student</w:t>
-            </w:r>
-            <w:bookmarkEnd w:id="100120178"/>
-            <w:r>
-              <w:rPr/>
-              <w:t xml:space="preserve"> personal data shall not be stored anywhere else.</w:t>
+              <w:t>The system shall be hosted on UTD-operated servers, and student personal data shall not be stored anywhere else.</w:t>
             </w:r>
           </w:p>
         </w:tc>
@@ -8807,16 +7176,7 @@
           </w:tcPr>
           <w:p>
             <w:r>
-              <w:rPr/>
-              <w:t xml:space="preserve">A university rule is not the </w:t>
-            </w:r>
-            <w:r>
-              <w:rPr/>
-              <w:t>team's</w:t>
-            </w:r>
-            <w:r>
-              <w:rPr/>
-              <w:t xml:space="preserve"> to waive.</w:t>
+              <w:t>A university rule is not the team's to waive.</w:t>
             </w:r>
           </w:p>
         </w:tc>
@@ -8857,12 +7217,12 @@
       <w:tblPr>
         <w:tblW w:w="10858" w:type="dxa"/>
         <w:tblBorders>
-          <w:top w:val="single" w:color="C3D2E4" w:sz="3" w:space="0"/>
-          <w:left w:val="single" w:color="C3D2E4" w:sz="3" w:space="0"/>
-          <w:bottom w:val="single" w:color="C3D2E4" w:sz="3" w:space="0"/>
-          <w:right w:val="single" w:color="C3D2E4" w:sz="3" w:space="0"/>
-          <w:insideH w:val="single" w:color="C3D2E4" w:sz="3" w:space="0"/>
-          <w:insideV w:val="single" w:color="C3D2E4" w:sz="3" w:space="0"/>
+          <w:top w:val="single" w:sz="3" w:space="0" w:color="C6CDD8"/>
+          <w:left w:val="single" w:sz="3" w:space="0" w:color="C6CDD8"/>
+          <w:bottom w:val="single" w:sz="3" w:space="0" w:color="C6CDD8"/>
+          <w:right w:val="single" w:sz="3" w:space="0" w:color="C6CDD8"/>
+          <w:insideH w:val="single" w:sz="3" w:space="0" w:color="C6CDD8"/>
+          <w:insideV w:val="single" w:sz="3" w:space="0" w:color="C6CDD8"/>
         </w:tblBorders>
         <w:tblLayout w:type="fixed"/>
         <w:tblCellMar>
@@ -8878,130 +7238,6 @@
         <w:tc>
           <w:tcPr>
             <w:tcW w:w="10858" w:type="dxa"/>
-            <w:shd w:val="clear" w:color="auto" w:fill="EAF0F8"/>
-            <w:tcMar>
-              <w:top w:w="120" w:type="dxa"/>
-              <w:left w:w="160" w:type="dxa"/>
-              <w:bottom w:w="120" w:type="dxa"/>
-              <w:right w:w="160" w:type="dxa"/>
-            </w:tcMar>
-          </w:tcPr>
-          <w:p>
-            <w:pPr>
-              <w:spacing w:after="60" w:line="260" w:lineRule="auto"/>
-            </w:pPr>
-            <w:r>
-              <w:rPr>
-                <w:b/>
-                <w:color w:val="2F5D8A"/>
-                <w:sz w:val="19"/>
-                <w:szCs w:val="19"/>
-              </w:rPr>
-              <w:t xml:space="preserve">▸  </w:t>
-            </w:r>
-            <w:r>
-              <w:rPr>
-                <w:b/>
-                <w:caps/>
-                <w:color w:val="2F5D8A"/>
-                <w:sz w:val="17"/>
-                <w:szCs w:val="17"/>
-              </w:rPr>
-              <w:t>WHAT GOES HERE</w:t>
-            </w:r>
-          </w:p>
-          <w:p>
-            <w:pPr>
-              <w:spacing w:after="50" w:line="250" w:lineRule="auto"/>
-            </w:pPr>
-            <w:r>
-              <w:rPr>
-                <w:color w:val="39424E"/>
-                <w:sz w:val="19"/>
-                <w:szCs w:val="19"/>
-              </w:rPr>
-              <w:t>First the diagram: actors, use cases, the system boundary, and any «include» or «extend» relationships. Paste the image.</w:t>
-            </w:r>
-          </w:p>
-          <w:p>
-            <w:pPr>
-              <w:spacing w:after="50" w:line="250" w:lineRule="auto"/>
-            </w:pPr>
-            <w:r>
-              <w:rPr>
-                <w:b/>
-                <w:bCs/>
-                <w:color w:val="39424E"/>
-                <w:sz w:val="19"/>
-                <w:szCs w:val="19"/>
-              </w:rPr>
-              <w:t xml:space="preserve">Then write out two use cases in full </w:t>
-            </w:r>
-            <w:r>
-              <w:rPr>
-                <w:color w:val="39424E"/>
-                <w:sz w:val="19"/>
-                <w:szCs w:val="19"/>
-              </w:rPr>
-              <w:t>— choose the two that are hardest to scope, not the two that are easiest to write. Use the template below for each.</w:t>
-            </w:r>
-          </w:p>
-          <w:p>
-            <w:pPr>
-              <w:spacing w:after="50" w:line="250" w:lineRule="auto"/>
-            </w:pPr>
-            <w:r>
-              <w:rPr>
-                <w:b/>
-                <w:bCs/>
-                <w:color w:val="39424E"/>
-                <w:sz w:val="19"/>
-                <w:szCs w:val="19"/>
-              </w:rPr>
-              <w:t xml:space="preserve">Reminder from Chapter 6: </w:t>
-            </w:r>
-            <w:r>
-              <w:rPr>
-                <w:color w:val="39424E"/>
-                <w:sz w:val="19"/>
-                <w:szCs w:val="19"/>
-              </w:rPr>
-              <w:t>a use case is started by an actor, ends when that actor has finished something they came to do, and has value on its own. “Validate Password” is a step, not a use case.</w:t>
-            </w:r>
-          </w:p>
-        </w:tc>
-      </w:tr>
-    </w:tbl>
-    <w:p>
-      <w:pPr>
-        <w:spacing w:line="260" w:lineRule="auto"/>
-      </w:pPr>
-    </w:p>
-    <w:tbl>
-      <w:tblPr>
-        <w:tblW w:w="10858" w:type="dxa"/>
-        <w:tblBorders>
-          <w:top w:val="single" w:color="C6CDD8" w:sz="3" w:space="0"/>
-          <w:left w:val="single" w:color="C6CDD8" w:sz="3" w:space="0"/>
-          <w:bottom w:val="single" w:color="C6CDD8" w:sz="3" w:space="0"/>
-          <w:right w:val="single" w:color="C6CDD8" w:sz="3" w:space="0"/>
-          <w:insideH w:val="single" w:color="C6CDD8" w:sz="3" w:space="0"/>
-          <w:insideV w:val="single" w:color="C6CDD8" w:sz="3" w:space="0"/>
-        </w:tblBorders>
-        <w:tblLayout w:type="fixed"/>
-        <w:tblCellMar>
-          <w:left w:w="10" w:type="dxa"/>
-          <w:right w:w="10" w:type="dxa"/>
-        </w:tblCellMar>
-        <w:tblLook w:val="0000" w:firstRow="0" w:lastRow="0" w:firstColumn="0" w:lastColumn="0" w:noHBand="0" w:noVBand="0"/>
-      </w:tblPr>
-      <w:tblGrid>
-        <w:gridCol w:w="10858"/>
-      </w:tblGrid>
-      <w:tr>
-        <w:tc>
-          <w:tcPr>
-            <w:tcW w:w="10858" w:type="dxa"/>
             <w:tcMar>
               <w:top w:w="110" w:type="dxa"/>
               <w:left w:w="140" w:type="dxa"/>
@@ -9015,35 +7251,66 @@
             </w:pPr>
             <w:r>
               <w:rPr>
-                <w:i/>
-                <w:iCs/>
-                <w:color w:val="9AA3AE"/>
-                <w:sz w:val="19"/>
-                <w:szCs w:val="19"/>
-              </w:rPr>
-              <w:t>Paste the use case diagram here.</w:t>
+                <w:noProof/>
+              </w:rPr>
+              <w:drawing>
+                <wp:inline distT="0" distB="0" distL="0" distR="0" wp14:anchorId="0605E62A" wp14:editId="4FBF8E87">
+                  <wp:extent cx="6343244" cy="4970162"/>
+                  <wp:effectExtent l="0" t="0" r="0" b="0"/>
+                  <wp:docPr id="1012838553" name="drawing"/>
+                  <wp:cNvGraphicFramePr>
+                    <a:graphicFrameLocks xmlns:a="http://schemas.openxmlformats.org/drawingml/2006/main" noChangeAspect="1"/>
+                  </wp:cNvGraphicFramePr>
+                  <a:graphic xmlns:a="http://schemas.openxmlformats.org/drawingml/2006/main">
+                    <a:graphicData uri="http://schemas.openxmlformats.org/drawingml/2006/picture">
+                      <pic:pic xmlns:pic="http://schemas.openxmlformats.org/drawingml/2006/picture">
+                        <pic:nvPicPr>
+                          <pic:cNvPr id="1012838553" name="Picture 1012838553"/>
+                          <pic:cNvPicPr/>
+                        </pic:nvPicPr>
+                        <pic:blipFill>
+                          <a:blip r:embed="rId21">
+                            <a:extLst>
+                              <a:ext uri="{28A0092B-C50C-407E-A947-70E740481C1C}">
+                                <a14:useLocalDpi xmlns:a14="http://schemas.microsoft.com/office/drawing/2010/main"/>
+                              </a:ext>
+                            </a:extLst>
+                          </a:blip>
+                          <a:srcRect l="17949" t="6198" r="18336" b="5050"/>
+                          <a:stretch>
+                            <a:fillRect/>
+                          </a:stretch>
+                        </pic:blipFill>
+                        <pic:spPr>
+                          <a:xfrm>
+                            <a:off x="0" y="0"/>
+                            <a:ext cx="6343244" cy="4970162"/>
+                          </a:xfrm>
+                          <a:prstGeom prst="rect">
+                            <a:avLst/>
+                          </a:prstGeom>
+                        </pic:spPr>
+                      </pic:pic>
+                    </a:graphicData>
+                  </a:graphic>
+                </wp:inline>
+              </w:drawing>
             </w:r>
           </w:p>
           <w:p>
             <w:pPr>
               <w:spacing w:after="60" w:line="260" w:lineRule="auto"/>
             </w:pPr>
-            <w:hyperlink r:id="rId15">
-              <w:r>
-                <w:rPr>
-                  <w:rStyle w:val="Hyperlink"/>
-                </w:rPr>
-                <w:t>https://canva.link/n02tnof4bx1zev6</w:t>
-              </w:r>
-            </w:hyperlink>
+            <w:r>
+              <w:t>Actors: Student and Library staff (administrator); supporting actor: UTD email service. System boundary as in 2.1.</w:t>
+            </w:r>
           </w:p>
           <w:p>
             <w:pPr>
               <w:spacing w:after="60" w:line="260" w:lineRule="auto"/>
             </w:pPr>
             <w:r>
-              <w:rPr/>
-              <w:t>Actors: Student and Library staff (administrator); supporting actor: UTD email service. System boundary as in 2.1.</w:t>
+              <w:t>UC-01 Search for Available Rooms</w:t>
             </w:r>
           </w:p>
           <w:p>
@@ -9051,8 +7318,7 @@
               <w:spacing w:after="60" w:line="260" w:lineRule="auto"/>
             </w:pPr>
             <w:r>
-              <w:rPr/>
-              <w:t>UC-01 Search for Available Rooms</w:t>
+              <w:t>UC-02 Reserve a Study Room</w:t>
             </w:r>
           </w:p>
           <w:p>
@@ -9060,8 +7326,7 @@
               <w:spacing w:after="60" w:line="260" w:lineRule="auto"/>
             </w:pPr>
             <w:r>
-              <w:rPr/>
-              <w:t>UC-02 Reserve a Study Room</w:t>
+              <w:t>UC-03 Cancel a Reservation</w:t>
             </w:r>
           </w:p>
           <w:p>
@@ -9069,32 +7334,18 @@
               <w:spacing w:after="60" w:line="260" w:lineRule="auto"/>
             </w:pPr>
             <w:r>
-              <w:rPr/>
-              <w:t>UC-03 Cancel a Reservation</w:t>
-            </w:r>
-          </w:p>
-          <w:p>
-            <w:pPr>
-              <w:pStyle w:val="Normal"/>
+              <w:t>UC-04 View My Reservations</w:t>
+            </w:r>
+            <w:r>
+              <w:t xml:space="preserve"> and Status</w:t>
+            </w:r>
+          </w:p>
+          <w:p>
+            <w:pPr>
               <w:spacing w:after="60" w:line="260" w:lineRule="auto"/>
             </w:pPr>
             <w:r>
-              <w:rPr/>
-              <w:t>UC-04 View My Reservations</w:t>
-            </w:r>
-            <w:r>
-              <w:rPr>
-                <w:rFonts w:ascii="Calibri" w:hAnsi="Calibri" w:eastAsia="Calibri" w:cs="Calibri"/>
-                <w:b w:val="0"/>
-                <w:bCs w:val="0"/>
-                <w:i w:val="0"/>
-                <w:iCs w:val="0"/>
-                <w:noProof w:val="0"/>
-                <w:sz w:val="21"/>
-                <w:szCs w:val="21"/>
-                <w:lang w:val="en-US"/>
-              </w:rPr>
-              <w:t xml:space="preserve"> and Status</w:t>
+              <w:t>UC-05 Manage Room Listings</w:t>
             </w:r>
           </w:p>
           <w:p>
@@ -9102,30 +7353,19 @@
               <w:spacing w:after="60" w:line="260" w:lineRule="auto"/>
             </w:pPr>
             <w:r>
-              <w:rPr/>
-              <w:t>UC-05 Manage Room Listings</w:t>
+              <w:t>UC-06 View study room usage data</w:t>
             </w:r>
           </w:p>
           <w:p>
             <w:pPr>
               <w:spacing w:after="60" w:line="260" w:lineRule="auto"/>
             </w:pPr>
-            <w:r>
-              <w:rPr/>
-              <w:t>UC-06 View study room usage data</w:t>
-            </w:r>
           </w:p>
           <w:p>
             <w:pPr>
               <w:spacing w:after="60" w:line="260" w:lineRule="auto"/>
             </w:pPr>
-          </w:p>
-          <w:p>
-            <w:pPr>
-              <w:spacing w:after="60" w:line="260" w:lineRule="auto"/>
-            </w:pPr>
-            <w:r>
-              <w:rPr/>
+            <w:r>
               <w:t>Signing in is a precondition of UC-02 to UC-05, not a use case on its own: it is a step toward a goal, not a goal.</w:t>
             </w:r>
           </w:p>
@@ -9155,12 +7395,12 @@
       <w:tblPr>
         <w:tblW w:w="10858" w:type="dxa"/>
         <w:tblBorders>
-          <w:top w:val="single" w:color="C6CDD8" w:sz="3" w:space="0"/>
-          <w:left w:val="single" w:color="C6CDD8" w:sz="3" w:space="0"/>
-          <w:bottom w:val="single" w:color="C6CDD8" w:sz="3" w:space="0"/>
-          <w:right w:val="single" w:color="C6CDD8" w:sz="3" w:space="0"/>
-          <w:insideH w:val="single" w:color="C6CDD8" w:sz="3" w:space="0"/>
-          <w:insideV w:val="single" w:color="C6CDD8" w:sz="3" w:space="0"/>
+          <w:top w:val="single" w:sz="3" w:space="0" w:color="C6CDD8"/>
+          <w:left w:val="single" w:sz="3" w:space="0" w:color="C6CDD8"/>
+          <w:bottom w:val="single" w:sz="3" w:space="0" w:color="C6CDD8"/>
+          <w:right w:val="single" w:sz="3" w:space="0" w:color="C6CDD8"/>
+          <w:insideH w:val="single" w:sz="3" w:space="0" w:color="C6CDD8"/>
+          <w:insideV w:val="single" w:sz="3" w:space="0" w:color="C6CDD8"/>
         </w:tblBorders>
         <w:tblLayout w:type="fixed"/>
         <w:tblCellMar>
@@ -9265,29 +7505,16 @@
             </w:tcMar>
           </w:tcPr>
           <w:p>
-            <w:r>
+            <w:pPr>
               <w:rPr>
                 <w:color w:val="1A1A1A"/>
-                <w:sz w:val="18"/>
-                <w:szCs w:val="18"/>
-              </w:rPr>
-              <w:t>UC-0</w:t>
-            </w:r>
+              </w:rPr>
+            </w:pPr>
             <w:r>
               <w:rPr>
                 <w:color w:val="1A1A1A"/>
-                <w:sz w:val="18"/>
-                <w:szCs w:val="18"/>
-              </w:rPr>
-              <w:t>2</w:t>
-            </w:r>
-            <w:r>
-              <w:rPr>
-                <w:color w:val="1A1A1A"/>
-                <w:sz w:val="18"/>
-                <w:szCs w:val="18"/>
-              </w:rPr>
-              <w:t xml:space="preserve"> </w:t>
+              </w:rPr>
+              <w:t>UC-02 Reserve a Study Room</w:t>
             </w:r>
           </w:p>
         </w:tc>
@@ -9324,7 +7551,11 @@
               <w:right w:w="100" w:type="dxa"/>
             </w:tcMar>
           </w:tcPr>
-          <w:p/>
+          <w:p>
+            <w:r>
+              <w:t>Student</w:t>
+            </w:r>
+          </w:p>
         </w:tc>
       </w:tr>
       <w:tr>
@@ -9359,7 +7590,11 @@
               <w:right w:w="100" w:type="dxa"/>
             </w:tcMar>
           </w:tcPr>
-          <w:p/>
+          <w:p>
+            <w:r>
+              <w:t xml:space="preserve">None confirmed; email service </w:t>
+            </w:r>
+          </w:p>
         </w:tc>
       </w:tr>
       <w:tr>
@@ -9394,7 +7629,17 @@
               <w:right w:w="100" w:type="dxa"/>
             </w:tcMar>
           </w:tcPr>
-          <w:p/>
+          <w:p>
+            <w:r>
+              <w:t xml:space="preserve">The student is identified by the </w:t>
+            </w:r>
+            <w:r>
+              <w:t>system,</w:t>
+            </w:r>
+            <w:r>
+              <w:t xml:space="preserve"> and an available study room and time slot exist</w:t>
+            </w:r>
+          </w:p>
         </w:tc>
       </w:tr>
       <w:tr>
@@ -9429,7 +7674,11 @@
               <w:right w:w="100" w:type="dxa"/>
             </w:tcMar>
           </w:tcPr>
-          <w:p/>
+          <w:p>
+            <w:r>
+              <w:t>The student selects an available room and chooses to reserve it</w:t>
+            </w:r>
+          </w:p>
         </w:tc>
       </w:tr>
       <w:tr>
@@ -9464,7 +7713,90 @@
               <w:right w:w="100" w:type="dxa"/>
             </w:tcMar>
           </w:tcPr>
-          <w:p/>
+          <w:p>
+            <w:pPr>
+              <w:pStyle w:val="ListParagraph"/>
+              <w:numPr>
+                <w:ilvl w:val="0"/>
+                <w:numId w:val="7"/>
+              </w:numPr>
+            </w:pPr>
+            <w:r>
+              <w:t>The student selects an available study room</w:t>
+            </w:r>
+          </w:p>
+          <w:p>
+            <w:pPr>
+              <w:pStyle w:val="ListParagraph"/>
+              <w:numPr>
+                <w:ilvl w:val="0"/>
+                <w:numId w:val="7"/>
+              </w:numPr>
+            </w:pPr>
+            <w:r>
+              <w:t>The system displays available time slots</w:t>
+            </w:r>
+          </w:p>
+          <w:p>
+            <w:pPr>
+              <w:pStyle w:val="ListParagraph"/>
+              <w:numPr>
+                <w:ilvl w:val="0"/>
+                <w:numId w:val="7"/>
+              </w:numPr>
+            </w:pPr>
+            <w:r>
+              <w:t>The student selects a time slot</w:t>
+            </w:r>
+          </w:p>
+          <w:p>
+            <w:pPr>
+              <w:pStyle w:val="ListParagraph"/>
+              <w:numPr>
+                <w:ilvl w:val="0"/>
+                <w:numId w:val="7"/>
+              </w:numPr>
+            </w:pPr>
+            <w:r>
+              <w:t>The student submits the reservation request</w:t>
+            </w:r>
+          </w:p>
+          <w:p>
+            <w:pPr>
+              <w:pStyle w:val="ListParagraph"/>
+              <w:numPr>
+                <w:ilvl w:val="0"/>
+                <w:numId w:val="7"/>
+              </w:numPr>
+            </w:pPr>
+            <w:r>
+              <w:t>The system checks for conflicting reservations.</w:t>
+            </w:r>
+          </w:p>
+          <w:p>
+            <w:pPr>
+              <w:pStyle w:val="ListParagraph"/>
+              <w:numPr>
+                <w:ilvl w:val="0"/>
+                <w:numId w:val="7"/>
+              </w:numPr>
+            </w:pPr>
+            <w:r>
+              <w:t>The system records the reservation</w:t>
+            </w:r>
+          </w:p>
+          <w:p>
+            <w:pPr>
+              <w:pStyle w:val="ListParagraph"/>
+              <w:numPr>
+                <w:ilvl w:val="0"/>
+                <w:numId w:val="7"/>
+              </w:numPr>
+            </w:pPr>
+            <w:r>
+              <w:t>The system displays confirmation to the student</w:t>
+            </w:r>
+          </w:p>
         </w:tc>
       </w:tr>
       <w:tr>
@@ -9499,7 +7831,48 @@
               <w:right w:w="100" w:type="dxa"/>
             </w:tcMar>
           </w:tcPr>
-          <w:p/>
+          <w:p>
+            <w:pPr>
+              <w:pStyle w:val="ListParagraph"/>
+              <w:numPr>
+                <w:ilvl w:val="0"/>
+                <w:numId w:val="6"/>
+              </w:numPr>
+            </w:pPr>
+            <w:r>
+              <w:t xml:space="preserve">If the selected time slot is unavailable, the system rejects the request and asks the student to select another slot. </w:t>
+            </w:r>
+          </w:p>
+          <w:p>
+            <w:pPr>
+              <w:pStyle w:val="ListParagraph"/>
+              <w:numPr>
+                <w:ilvl w:val="0"/>
+                <w:numId w:val="6"/>
+              </w:numPr>
+            </w:pPr>
+            <w:r>
+              <w:t xml:space="preserve">If the student’s identity cannot be confirmed, the system </w:t>
+            </w:r>
+            <w:r>
+              <w:t>prevents</w:t>
+            </w:r>
+            <w:r>
+              <w:t xml:space="preserve"> the reservation.</w:t>
+            </w:r>
+          </w:p>
+          <w:p>
+            <w:pPr>
+              <w:pStyle w:val="ListParagraph"/>
+              <w:numPr>
+                <w:ilvl w:val="0"/>
+                <w:numId w:val="6"/>
+              </w:numPr>
+            </w:pPr>
+            <w:r>
+              <w:t>If the reservation cannot be saved, the system reports the failure without confirming the booking</w:t>
+            </w:r>
+          </w:p>
         </w:tc>
       </w:tr>
       <w:tr>
@@ -9534,7 +7907,17 @@
               <w:right w:w="100" w:type="dxa"/>
             </w:tcMar>
           </w:tcPr>
-          <w:p/>
+          <w:p>
+            <w:r>
+              <w:t xml:space="preserve">The reservation is </w:t>
+            </w:r>
+            <w:r>
+              <w:t>recorded,</w:t>
+            </w:r>
+            <w:r>
+              <w:t xml:space="preserve"> and the selected room and time slot are no longer available for overlapping reservations.</w:t>
+            </w:r>
+          </w:p>
         </w:tc>
       </w:tr>
       <w:tr>
@@ -9578,13 +7961,640 @@
             </w:tcMar>
           </w:tcPr>
           <w:p>
-            <w:r>
+            <w:pPr>
               <w:rPr>
                 <w:color w:val="1A1A1A"/>
-                <w:sz w:val="18"/>
-                <w:szCs w:val="18"/>
-              </w:rPr>
-              <w:t xml:space="preserve">FR-  </w:t>
+              </w:rPr>
+            </w:pPr>
+            <w:r>
+              <w:rPr>
+                <w:color w:val="1A1A1A"/>
+              </w:rPr>
+              <w:t xml:space="preserve">FR- </w:t>
+            </w:r>
+            <w:r>
+              <w:rPr>
+                <w:color w:val="1A1A1A"/>
+              </w:rPr>
+              <w:t>07, FR-08, FR-09</w:t>
+            </w:r>
+          </w:p>
+        </w:tc>
+      </w:tr>
+    </w:tbl>
+    <w:p>
+      <w:pPr>
+        <w:spacing w:before="140" w:after="60" w:line="260" w:lineRule="auto"/>
+        <w:rPr>
+          <w:b/>
+          <w:bCs/>
+          <w:color w:val="16324F"/>
+          <w:sz w:val="20"/>
+          <w:szCs w:val="20"/>
+        </w:rPr>
+      </w:pPr>
+    </w:p>
+    <w:p>
+      <w:pPr>
+        <w:spacing w:before="140" w:after="60" w:line="260" w:lineRule="auto"/>
+      </w:pPr>
+      <w:r>
+        <w:rPr>
+          <w:b/>
+          <w:bCs/>
+          <w:color w:val="16324F"/>
+          <w:sz w:val="20"/>
+          <w:szCs w:val="20"/>
+        </w:rPr>
+        <w:t>Expanded use case  —  copy this block for each of your two</w:t>
+      </w:r>
+    </w:p>
+    <w:tbl>
+      <w:tblPr>
+        <w:tblW w:w="0" w:type="auto"/>
+        <w:tblBorders>
+          <w:top w:val="single" w:sz="3" w:space="0" w:color="C6CDD8"/>
+          <w:left w:val="single" w:sz="3" w:space="0" w:color="C6CDD8"/>
+          <w:bottom w:val="single" w:sz="3" w:space="0" w:color="C6CDD8"/>
+          <w:right w:val="single" w:sz="3" w:space="0" w:color="C6CDD8"/>
+          <w:insideH w:val="single" w:sz="3" w:space="0" w:color="C6CDD8"/>
+          <w:insideV w:val="single" w:sz="3" w:space="0" w:color="C6CDD8"/>
+        </w:tblBorders>
+        <w:tblLook w:val="0000" w:firstRow="0" w:lastRow="0" w:firstColumn="0" w:lastColumn="0" w:noHBand="0" w:noVBand="0"/>
+      </w:tblPr>
+      <w:tblGrid>
+        <w:gridCol w:w="2525"/>
+        <w:gridCol w:w="7907"/>
+      </w:tblGrid>
+      <w:tr>
+        <w:trPr>
+          <w:trHeight w:val="300"/>
+        </w:trPr>
+        <w:tc>
+          <w:tcPr>
+            <w:tcW w:w="2600" w:type="dxa"/>
+            <w:shd w:val="clear" w:color="auto" w:fill="EAF0F8"/>
+            <w:tcMar>
+              <w:top w:w="70" w:type="dxa"/>
+              <w:left w:w="100" w:type="dxa"/>
+              <w:bottom w:w="70" w:type="dxa"/>
+              <w:right w:w="100" w:type="dxa"/>
+            </w:tcMar>
+          </w:tcPr>
+          <w:p>
+            <w:pPr>
+              <w:spacing w:line="260" w:lineRule="auto"/>
+            </w:pPr>
+            <w:r>
+              <w:rPr>
+                <w:b/>
+                <w:bCs/>
+                <w:color w:val="16324F"/>
+                <w:sz w:val="18"/>
+                <w:szCs w:val="18"/>
+              </w:rPr>
+              <w:t>Field</w:t>
+            </w:r>
+          </w:p>
+        </w:tc>
+        <w:tc>
+          <w:tcPr>
+            <w:tcW w:w="8258" w:type="dxa"/>
+            <w:shd w:val="clear" w:color="auto" w:fill="EAF0F8"/>
+            <w:tcMar>
+              <w:top w:w="70" w:type="dxa"/>
+              <w:left w:w="100" w:type="dxa"/>
+              <w:bottom w:w="70" w:type="dxa"/>
+              <w:right w:w="100" w:type="dxa"/>
+            </w:tcMar>
+          </w:tcPr>
+          <w:p>
+            <w:pPr>
+              <w:spacing w:line="260" w:lineRule="auto"/>
+            </w:pPr>
+            <w:r>
+              <w:rPr>
+                <w:b/>
+                <w:bCs/>
+                <w:color w:val="16324F"/>
+                <w:sz w:val="18"/>
+                <w:szCs w:val="18"/>
+              </w:rPr>
+              <w:t>Content</w:t>
+            </w:r>
+          </w:p>
+        </w:tc>
+      </w:tr>
+      <w:tr>
+        <w:trPr>
+          <w:trHeight w:val="300"/>
+        </w:trPr>
+        <w:tc>
+          <w:tcPr>
+            <w:tcW w:w="2600" w:type="dxa"/>
+            <w:tcMar>
+              <w:top w:w="70" w:type="dxa"/>
+              <w:left w:w="100" w:type="dxa"/>
+              <w:bottom w:w="70" w:type="dxa"/>
+              <w:right w:w="100" w:type="dxa"/>
+            </w:tcMar>
+          </w:tcPr>
+          <w:p>
+            <w:r>
+              <w:rPr>
+                <w:color w:val="1A1A1A"/>
+                <w:sz w:val="18"/>
+                <w:szCs w:val="18"/>
+              </w:rPr>
+              <w:t>Identifier and name</w:t>
+            </w:r>
+          </w:p>
+        </w:tc>
+        <w:tc>
+          <w:tcPr>
+            <w:tcW w:w="8258" w:type="dxa"/>
+            <w:tcMar>
+              <w:top w:w="70" w:type="dxa"/>
+              <w:left w:w="100" w:type="dxa"/>
+              <w:bottom w:w="70" w:type="dxa"/>
+              <w:right w:w="100" w:type="dxa"/>
+            </w:tcMar>
+          </w:tcPr>
+          <w:p>
+            <w:pPr>
+              <w:rPr>
+                <w:color w:val="1A1A1A"/>
+              </w:rPr>
+            </w:pPr>
+            <w:r>
+              <w:rPr>
+                <w:color w:val="1A1A1A"/>
+              </w:rPr>
+              <w:t>UC-0</w:t>
+            </w:r>
+            <w:r>
+              <w:rPr>
+                <w:color w:val="1A1A1A"/>
+              </w:rPr>
+              <w:t>5</w:t>
+            </w:r>
+            <w:r>
+              <w:rPr>
+                <w:color w:val="1A1A1A"/>
+              </w:rPr>
+              <w:t xml:space="preserve"> </w:t>
+            </w:r>
+            <w:r>
+              <w:rPr>
+                <w:color w:val="1A1A1A"/>
+              </w:rPr>
+              <w:t>Manage Room Listings</w:t>
+            </w:r>
+          </w:p>
+        </w:tc>
+      </w:tr>
+      <w:tr>
+        <w:trPr>
+          <w:trHeight w:val="300"/>
+        </w:trPr>
+        <w:tc>
+          <w:tcPr>
+            <w:tcW w:w="2600" w:type="dxa"/>
+            <w:tcMar>
+              <w:top w:w="70" w:type="dxa"/>
+              <w:left w:w="100" w:type="dxa"/>
+              <w:bottom w:w="70" w:type="dxa"/>
+              <w:right w:w="100" w:type="dxa"/>
+            </w:tcMar>
+          </w:tcPr>
+          <w:p>
+            <w:r>
+              <w:rPr>
+                <w:color w:val="1A1A1A"/>
+                <w:sz w:val="18"/>
+                <w:szCs w:val="18"/>
+              </w:rPr>
+              <w:t>Primary actor</w:t>
+            </w:r>
+          </w:p>
+        </w:tc>
+        <w:tc>
+          <w:tcPr>
+            <w:tcW w:w="8258" w:type="dxa"/>
+            <w:tcMar>
+              <w:top w:w="70" w:type="dxa"/>
+              <w:left w:w="100" w:type="dxa"/>
+              <w:bottom w:w="70" w:type="dxa"/>
+              <w:right w:w="100" w:type="dxa"/>
+            </w:tcMar>
+          </w:tcPr>
+          <w:p>
+            <w:r>
+              <w:t>Library Staff (Administrator)</w:t>
+            </w:r>
+          </w:p>
+        </w:tc>
+      </w:tr>
+      <w:tr>
+        <w:trPr>
+          <w:trHeight w:val="300"/>
+        </w:trPr>
+        <w:tc>
+          <w:tcPr>
+            <w:tcW w:w="2600" w:type="dxa"/>
+            <w:tcMar>
+              <w:top w:w="70" w:type="dxa"/>
+              <w:left w:w="100" w:type="dxa"/>
+              <w:bottom w:w="70" w:type="dxa"/>
+              <w:right w:w="100" w:type="dxa"/>
+            </w:tcMar>
+          </w:tcPr>
+          <w:p>
+            <w:r>
+              <w:rPr>
+                <w:color w:val="1A1A1A"/>
+                <w:sz w:val="18"/>
+                <w:szCs w:val="18"/>
+              </w:rPr>
+              <w:t>Supporting actors</w:t>
+            </w:r>
+          </w:p>
+        </w:tc>
+        <w:tc>
+          <w:tcPr>
+            <w:tcW w:w="8258" w:type="dxa"/>
+            <w:tcMar>
+              <w:top w:w="70" w:type="dxa"/>
+              <w:left w:w="100" w:type="dxa"/>
+              <w:bottom w:w="70" w:type="dxa"/>
+              <w:right w:w="100" w:type="dxa"/>
+            </w:tcMar>
+          </w:tcPr>
+          <w:p>
+            <w:r>
+              <w:t>None confirmed</w:t>
+            </w:r>
+          </w:p>
+        </w:tc>
+      </w:tr>
+      <w:tr>
+        <w:trPr>
+          <w:trHeight w:val="300"/>
+        </w:trPr>
+        <w:tc>
+          <w:tcPr>
+            <w:tcW w:w="2600" w:type="dxa"/>
+            <w:tcMar>
+              <w:top w:w="70" w:type="dxa"/>
+              <w:left w:w="100" w:type="dxa"/>
+              <w:bottom w:w="70" w:type="dxa"/>
+              <w:right w:w="100" w:type="dxa"/>
+            </w:tcMar>
+          </w:tcPr>
+          <w:p>
+            <w:r>
+              <w:rPr>
+                <w:color w:val="1A1A1A"/>
+                <w:sz w:val="18"/>
+                <w:szCs w:val="18"/>
+              </w:rPr>
+              <w:t>Preconditions — what must be true before it starts</w:t>
+            </w:r>
+          </w:p>
+        </w:tc>
+        <w:tc>
+          <w:tcPr>
+            <w:tcW w:w="8258" w:type="dxa"/>
+            <w:tcMar>
+              <w:top w:w="70" w:type="dxa"/>
+              <w:left w:w="100" w:type="dxa"/>
+              <w:bottom w:w="70" w:type="dxa"/>
+              <w:right w:w="100" w:type="dxa"/>
+            </w:tcMar>
+          </w:tcPr>
+          <w:p>
+            <w:r>
+              <w:t>The library staff member is signed in with administrator permissions. The system has access to the current room listings.</w:t>
+            </w:r>
+          </w:p>
+        </w:tc>
+      </w:tr>
+      <w:tr>
+        <w:trPr>
+          <w:trHeight w:val="300"/>
+        </w:trPr>
+        <w:tc>
+          <w:tcPr>
+            <w:tcW w:w="2600" w:type="dxa"/>
+            <w:tcMar>
+              <w:top w:w="70" w:type="dxa"/>
+              <w:left w:w="100" w:type="dxa"/>
+              <w:bottom w:w="70" w:type="dxa"/>
+              <w:right w:w="100" w:type="dxa"/>
+            </w:tcMar>
+          </w:tcPr>
+          <w:p>
+            <w:r>
+              <w:rPr>
+                <w:color w:val="1A1A1A"/>
+                <w:sz w:val="18"/>
+                <w:szCs w:val="18"/>
+              </w:rPr>
+              <w:t>Trigger — what starts it</w:t>
+            </w:r>
+          </w:p>
+        </w:tc>
+        <w:tc>
+          <w:tcPr>
+            <w:tcW w:w="8258" w:type="dxa"/>
+            <w:tcMar>
+              <w:top w:w="70" w:type="dxa"/>
+              <w:left w:w="100" w:type="dxa"/>
+              <w:bottom w:w="70" w:type="dxa"/>
+              <w:right w:w="100" w:type="dxa"/>
+            </w:tcMar>
+          </w:tcPr>
+          <w:p>
+            <w:r>
+              <w:t>The library staff member chooses to manage the study room listings.</w:t>
+            </w:r>
+          </w:p>
+        </w:tc>
+      </w:tr>
+      <w:tr>
+        <w:trPr>
+          <w:trHeight w:val="300"/>
+        </w:trPr>
+        <w:tc>
+          <w:tcPr>
+            <w:tcW w:w="2600" w:type="dxa"/>
+            <w:tcMar>
+              <w:top w:w="70" w:type="dxa"/>
+              <w:left w:w="100" w:type="dxa"/>
+              <w:bottom w:w="70" w:type="dxa"/>
+              <w:right w:w="100" w:type="dxa"/>
+            </w:tcMar>
+          </w:tcPr>
+          <w:p>
+            <w:r>
+              <w:rPr>
+                <w:color w:val="1A1A1A"/>
+                <w:sz w:val="18"/>
+                <w:szCs w:val="18"/>
+              </w:rPr>
+              <w:t>Main success scenario — numbered steps</w:t>
+            </w:r>
+          </w:p>
+        </w:tc>
+        <w:tc>
+          <w:tcPr>
+            <w:tcW w:w="8258" w:type="dxa"/>
+            <w:tcMar>
+              <w:top w:w="70" w:type="dxa"/>
+              <w:left w:w="100" w:type="dxa"/>
+              <w:bottom w:w="70" w:type="dxa"/>
+              <w:right w:w="100" w:type="dxa"/>
+            </w:tcMar>
+          </w:tcPr>
+          <w:p>
+            <w:pPr>
+              <w:numPr>
+                <w:ilvl w:val="0"/>
+                <w:numId w:val="3"/>
+              </w:numPr>
+            </w:pPr>
+            <w:r>
+              <w:t>1. The administrator opens the room management section.</w:t>
+            </w:r>
+          </w:p>
+          <w:p>
+            <w:r>
+              <w:t xml:space="preserve">2. The system displays the current study room listings. </w:t>
+            </w:r>
+          </w:p>
+          <w:p>
+            <w:r>
+              <w:t xml:space="preserve">3. The administrator selects a room to update. </w:t>
+            </w:r>
+          </w:p>
+          <w:p>
+            <w:r>
+              <w:t xml:space="preserve">4. The system displays the room's current information. </w:t>
+            </w:r>
+          </w:p>
+          <w:p>
+            <w:r>
+              <w:t xml:space="preserve">5. The administrator modifies the room's information, such as location or capacity. </w:t>
+            </w:r>
+          </w:p>
+          <w:p>
+            <w:r>
+              <w:t xml:space="preserve">6. The administrator submits the changes. </w:t>
+            </w:r>
+          </w:p>
+          <w:p>
+            <w:r>
+              <w:t xml:space="preserve">7. The system validates the updated information. </w:t>
+            </w:r>
+          </w:p>
+          <w:p>
+            <w:r>
+              <w:t>8. The system saves the changes and displays confirmation.</w:t>
+            </w:r>
+          </w:p>
+        </w:tc>
+      </w:tr>
+      <w:tr>
+        <w:trPr>
+          <w:trHeight w:val="300"/>
+        </w:trPr>
+        <w:tc>
+          <w:tcPr>
+            <w:tcW w:w="2600" w:type="dxa"/>
+            <w:tcMar>
+              <w:top w:w="70" w:type="dxa"/>
+              <w:left w:w="100" w:type="dxa"/>
+              <w:bottom w:w="70" w:type="dxa"/>
+              <w:right w:w="100" w:type="dxa"/>
+            </w:tcMar>
+          </w:tcPr>
+          <w:p>
+            <w:r>
+              <w:rPr>
+                <w:color w:val="1A1A1A"/>
+                <w:sz w:val="18"/>
+                <w:szCs w:val="18"/>
+              </w:rPr>
+              <w:t>Alternative and exception flows</w:t>
+            </w:r>
+          </w:p>
+        </w:tc>
+        <w:tc>
+          <w:tcPr>
+            <w:tcW w:w="8258" w:type="dxa"/>
+            <w:tcMar>
+              <w:top w:w="70" w:type="dxa"/>
+              <w:left w:w="100" w:type="dxa"/>
+              <w:bottom w:w="70" w:type="dxa"/>
+              <w:right w:w="100" w:type="dxa"/>
+            </w:tcMar>
+          </w:tcPr>
+          <w:p>
+            <w:pPr>
+              <w:pStyle w:val="ListParagraph"/>
+              <w:numPr>
+                <w:ilvl w:val="0"/>
+                <w:numId w:val="1"/>
+              </w:numPr>
+            </w:pPr>
+            <w:r>
+              <w:t xml:space="preserve">If the administrator enters invalid </w:t>
+            </w:r>
+            <w:r>
+              <w:t>room for</w:t>
+            </w:r>
+            <w:r>
+              <w:t xml:space="preserve"> information, the system rejects the changes and requests corrections.  </w:t>
+            </w:r>
+          </w:p>
+          <w:p>
+            <w:pPr>
+              <w:pStyle w:val="ListParagraph"/>
+              <w:numPr>
+                <w:ilvl w:val="0"/>
+                <w:numId w:val="1"/>
+              </w:numPr>
+            </w:pPr>
+            <w:r>
+              <w:t xml:space="preserve">If the changes would conflict with existing reservations, the system rejects the update and informs the administrator. </w:t>
+            </w:r>
+          </w:p>
+          <w:p>
+            <w:pPr>
+              <w:pStyle w:val="ListParagraph"/>
+              <w:numPr>
+                <w:ilvl w:val="0"/>
+                <w:numId w:val="1"/>
+              </w:numPr>
+            </w:pPr>
+            <w:r>
+              <w:t xml:space="preserve">If the administrator does not have the required permissions, the system denies access. </w:t>
+            </w:r>
+          </w:p>
+          <w:p>
+            <w:pPr>
+              <w:pStyle w:val="ListParagraph"/>
+              <w:numPr>
+                <w:ilvl w:val="0"/>
+                <w:numId w:val="1"/>
+              </w:numPr>
+            </w:pPr>
+            <w:r>
+              <w:t>If the changes cannot be saved, the system displays an error and keeps the previous room information unchanged.</w:t>
+            </w:r>
+          </w:p>
+        </w:tc>
+      </w:tr>
+      <w:tr>
+        <w:trPr>
+          <w:trHeight w:val="300"/>
+        </w:trPr>
+        <w:tc>
+          <w:tcPr>
+            <w:tcW w:w="2600" w:type="dxa"/>
+            <w:tcMar>
+              <w:top w:w="70" w:type="dxa"/>
+              <w:left w:w="100" w:type="dxa"/>
+              <w:bottom w:w="70" w:type="dxa"/>
+              <w:right w:w="100" w:type="dxa"/>
+            </w:tcMar>
+          </w:tcPr>
+          <w:p>
+            <w:r>
+              <w:rPr>
+                <w:color w:val="1A1A1A"/>
+                <w:sz w:val="18"/>
+                <w:szCs w:val="18"/>
+              </w:rPr>
+              <w:t>Postconditions — what is true when it succeeds</w:t>
+            </w:r>
+          </w:p>
+        </w:tc>
+        <w:tc>
+          <w:tcPr>
+            <w:tcW w:w="8258" w:type="dxa"/>
+            <w:tcMar>
+              <w:top w:w="70" w:type="dxa"/>
+              <w:left w:w="100" w:type="dxa"/>
+              <w:bottom w:w="70" w:type="dxa"/>
+              <w:right w:w="100" w:type="dxa"/>
+            </w:tcMar>
+          </w:tcPr>
+          <w:p>
+            <w:r>
+              <w:t>The updated room location or capacity is saved in the system and displayed in the room listings. Existing reservations remain unchanged.</w:t>
+            </w:r>
+          </w:p>
+        </w:tc>
+      </w:tr>
+      <w:tr>
+        <w:trPr>
+          <w:trHeight w:val="300"/>
+        </w:trPr>
+        <w:tc>
+          <w:tcPr>
+            <w:tcW w:w="2600" w:type="dxa"/>
+            <w:tcMar>
+              <w:top w:w="70" w:type="dxa"/>
+              <w:left w:w="100" w:type="dxa"/>
+              <w:bottom w:w="70" w:type="dxa"/>
+              <w:right w:w="100" w:type="dxa"/>
+            </w:tcMar>
+          </w:tcPr>
+          <w:p>
+            <w:r>
+              <w:rPr>
+                <w:color w:val="1A1A1A"/>
+                <w:sz w:val="18"/>
+                <w:szCs w:val="18"/>
+              </w:rPr>
+              <w:t>Requirements realized</w:t>
+            </w:r>
+          </w:p>
+        </w:tc>
+        <w:tc>
+          <w:tcPr>
+            <w:tcW w:w="8258" w:type="dxa"/>
+            <w:tcMar>
+              <w:top w:w="70" w:type="dxa"/>
+              <w:left w:w="100" w:type="dxa"/>
+              <w:bottom w:w="70" w:type="dxa"/>
+              <w:right w:w="100" w:type="dxa"/>
+            </w:tcMar>
+          </w:tcPr>
+          <w:p>
+            <w:pPr>
+              <w:rPr>
+                <w:color w:val="1A1A1A"/>
+                <w:sz w:val="18"/>
+                <w:szCs w:val="18"/>
+              </w:rPr>
+            </w:pPr>
+            <w:r>
+              <w:rPr>
+                <w:color w:val="1A1A1A"/>
+                <w:sz w:val="18"/>
+                <w:szCs w:val="18"/>
+              </w:rPr>
+              <w:t xml:space="preserve">FR- </w:t>
+            </w:r>
+            <w:r>
+              <w:rPr>
+                <w:color w:val="1A1A1A"/>
+                <w:sz w:val="18"/>
+                <w:szCs w:val="18"/>
+              </w:rPr>
+              <w:t>10</w:t>
             </w:r>
           </w:p>
         </w:tc>
@@ -9625,113 +8635,12 @@
       <w:tblPr>
         <w:tblW w:w="10858" w:type="dxa"/>
         <w:tblBorders>
-          <w:top w:val="single" w:color="C3D2E4" w:sz="3" w:space="0"/>
-          <w:left w:val="single" w:color="C3D2E4" w:sz="3" w:space="0"/>
-          <w:bottom w:val="single" w:color="C3D2E4" w:sz="3" w:space="0"/>
-          <w:right w:val="single" w:color="C3D2E4" w:sz="3" w:space="0"/>
-          <w:insideH w:val="single" w:color="C3D2E4" w:sz="3" w:space="0"/>
-          <w:insideV w:val="single" w:color="C3D2E4" w:sz="3" w:space="0"/>
-        </w:tblBorders>
-        <w:tblLayout w:type="fixed"/>
-        <w:tblCellMar>
-          <w:left w:w="10" w:type="dxa"/>
-          <w:right w:w="10" w:type="dxa"/>
-        </w:tblCellMar>
-        <w:tblLook w:val="0000" w:firstRow="0" w:lastRow="0" w:firstColumn="0" w:lastColumn="0" w:noHBand="0" w:noVBand="0"/>
-      </w:tblPr>
-      <w:tblGrid>
-        <w:gridCol w:w="10858"/>
-      </w:tblGrid>
-      <w:tr>
-        <w:tc>
-          <w:tcPr>
-            <w:tcW w:w="10858" w:type="dxa"/>
-            <w:shd w:val="clear" w:color="auto" w:fill="EAF0F8"/>
-            <w:tcMar>
-              <w:top w:w="120" w:type="dxa"/>
-              <w:left w:w="160" w:type="dxa"/>
-              <w:bottom w:w="120" w:type="dxa"/>
-              <w:right w:w="160" w:type="dxa"/>
-            </w:tcMar>
-          </w:tcPr>
-          <w:p>
-            <w:pPr>
-              <w:spacing w:after="60" w:line="260" w:lineRule="auto"/>
-            </w:pPr>
-            <w:r>
-              <w:rPr>
-                <w:b/>
-                <w:color w:val="2F5D8A"/>
-                <w:sz w:val="19"/>
-                <w:szCs w:val="19"/>
-              </w:rPr>
-              <w:t xml:space="preserve">▸  </w:t>
-            </w:r>
-            <w:r>
-              <w:rPr>
-                <w:b/>
-                <w:caps/>
-                <w:color w:val="2F5D8A"/>
-                <w:sz w:val="17"/>
-                <w:szCs w:val="17"/>
-              </w:rPr>
-              <w:t>WHAT GOES HERE</w:t>
-            </w:r>
-          </w:p>
-          <w:p>
-            <w:pPr>
-              <w:spacing w:after="50" w:line="250" w:lineRule="auto"/>
-            </w:pPr>
-            <w:r>
-              <w:rPr>
-                <w:color w:val="39424E"/>
-                <w:sz w:val="19"/>
-                <w:szCs w:val="19"/>
-              </w:rPr>
-              <w:t>One row per requirement. The matrix is doing its job when it shows you something you did not already know.</w:t>
-            </w:r>
-          </w:p>
-          <w:p>
-            <w:pPr>
-              <w:spacing w:after="50" w:line="250" w:lineRule="auto"/>
-            </w:pPr>
-            <w:r>
-              <w:rPr>
-                <w:b/>
-                <w:bCs/>
-                <w:color w:val="39424E"/>
-                <w:sz w:val="19"/>
-                <w:szCs w:val="19"/>
-              </w:rPr>
-              <w:t xml:space="preserve">Two shapes of trouble, and you must say what you did about each: </w:t>
-            </w:r>
-            <w:r>
-              <w:rPr>
-                <w:color w:val="39424E"/>
-                <w:sz w:val="19"/>
-                <w:szCs w:val="19"/>
-              </w:rPr>
-              <w:t>a requirement that reaches no use case (either a use case is missing, or the requirement is not functional and belongs in 3.2), and a use case nothing traces to (either it is out of scope, or a requirement was never written down).</w:t>
-            </w:r>
-          </w:p>
-        </w:tc>
-      </w:tr>
-    </w:tbl>
-    <w:p>
-      <w:pPr>
-        <w:spacing w:line="260" w:lineRule="auto"/>
-      </w:pPr>
-    </w:p>
-    <w:tbl>
-      <w:tblPr>
-        <w:tblW w:w="10858" w:type="dxa"/>
-        <w:tblBorders>
-          <w:top w:val="single" w:color="C6CDD8" w:sz="3" w:space="0"/>
-          <w:left w:val="single" w:color="C6CDD8" w:sz="3" w:space="0"/>
-          <w:bottom w:val="single" w:color="C6CDD8" w:sz="3" w:space="0"/>
-          <w:right w:val="single" w:color="C6CDD8" w:sz="3" w:space="0"/>
-          <w:insideH w:val="single" w:color="C6CDD8" w:sz="3" w:space="0"/>
-          <w:insideV w:val="single" w:color="C6CDD8" w:sz="3" w:space="0"/>
+          <w:top w:val="single" w:sz="3" w:space="0" w:color="C6CDD8"/>
+          <w:left w:val="single" w:sz="3" w:space="0" w:color="C6CDD8"/>
+          <w:bottom w:val="single" w:sz="3" w:space="0" w:color="C6CDD8"/>
+          <w:right w:val="single" w:sz="3" w:space="0" w:color="C6CDD8"/>
+          <w:insideH w:val="single" w:sz="3" w:space="0" w:color="C6CDD8"/>
+          <w:insideV w:val="single" w:sz="3" w:space="0" w:color="C6CDD8"/>
         </w:tblBorders>
         <w:tblLayout w:type="fixed"/>
         <w:tblCellMar>
@@ -9793,59 +8702,59 @@
             </w:pPr>
             <w:r>
               <w:rPr>
-                <w:b w:val="1"/>
-                <w:bCs w:val="1"/>
-                <w:color w:val="16324F"/>
-                <w:sz w:val="18"/>
-                <w:szCs w:val="18"/>
-              </w:rPr>
-              <w:t xml:space="preserve">Use case(s) that </w:t>
-            </w:r>
-            <w:r>
-              <w:rPr>
-                <w:b w:val="1"/>
-                <w:bCs w:val="1"/>
-                <w:color w:val="16324F"/>
-                <w:sz w:val="18"/>
-                <w:szCs w:val="18"/>
-              </w:rPr>
-              <w:t>realize</w:t>
-            </w:r>
-            <w:r>
-              <w:rPr>
-                <w:b w:val="1"/>
-                <w:bCs w:val="1"/>
-                <w:color w:val="16324F"/>
-                <w:sz w:val="18"/>
-                <w:szCs w:val="18"/>
-              </w:rPr>
-              <w:t xml:space="preserve"> it</w:t>
-            </w:r>
-          </w:p>
-        </w:tc>
-        <w:tc>
-          <w:tcPr>
-            <w:tcW w:w="5258" w:type="dxa"/>
-            <w:shd w:val="clear" w:color="auto" w:fill="EAF0F8"/>
-            <w:tcMar>
-              <w:top w:w="70" w:type="dxa"/>
-              <w:left w:w="100" w:type="dxa"/>
-              <w:bottom w:w="70" w:type="dxa"/>
-              <w:right w:w="100" w:type="dxa"/>
-            </w:tcMar>
-          </w:tcPr>
-          <w:p>
-            <w:pPr>
-              <w:spacing w:line="260" w:lineRule="auto"/>
-            </w:pPr>
-            <w:r>
-              <w:rPr>
                 <w:b/>
                 <w:bCs/>
                 <w:color w:val="16324F"/>
                 <w:sz w:val="18"/>
                 <w:szCs w:val="18"/>
               </w:rPr>
+              <w:t xml:space="preserve">Use case(s) that </w:t>
+            </w:r>
+            <w:r>
+              <w:rPr>
+                <w:b/>
+                <w:bCs/>
+                <w:color w:val="16324F"/>
+                <w:sz w:val="18"/>
+                <w:szCs w:val="18"/>
+              </w:rPr>
+              <w:t>realize</w:t>
+            </w:r>
+            <w:r>
+              <w:rPr>
+                <w:b/>
+                <w:bCs/>
+                <w:color w:val="16324F"/>
+                <w:sz w:val="18"/>
+                <w:szCs w:val="18"/>
+              </w:rPr>
+              <w:t xml:space="preserve"> it</w:t>
+            </w:r>
+          </w:p>
+        </w:tc>
+        <w:tc>
+          <w:tcPr>
+            <w:tcW w:w="5258" w:type="dxa"/>
+            <w:shd w:val="clear" w:color="auto" w:fill="EAF0F8"/>
+            <w:tcMar>
+              <w:top w:w="70" w:type="dxa"/>
+              <w:left w:w="100" w:type="dxa"/>
+              <w:bottom w:w="70" w:type="dxa"/>
+              <w:right w:w="100" w:type="dxa"/>
+            </w:tcMar>
+          </w:tcPr>
+          <w:p>
+            <w:pPr>
+              <w:spacing w:line="260" w:lineRule="auto"/>
+            </w:pPr>
+            <w:r>
+              <w:rPr>
+                <w:b/>
+                <w:bCs/>
+                <w:color w:val="16324F"/>
+                <w:sz w:val="18"/>
+                <w:szCs w:val="18"/>
+              </w:rPr>
               <w:t>If blank — why, and what you will do</w:t>
             </w:r>
           </w:p>
@@ -9885,8 +8794,7 @@
           </w:tcPr>
           <w:p>
             <w:r>
-              <w:rPr/>
-              <w:t>UC-01, UC-02, UC-05</w:t>
+              <w:t>UC-01, UC-05</w:t>
             </w:r>
           </w:p>
         </w:tc>
@@ -9937,8 +8845,13 @@
           </w:tcPr>
           <w:p>
             <w:r>
-              <w:rPr/>
-              <w:t>UC-01, UC-02, UC-04, UC-05, UC-06</w:t>
+              <w:t>UC-01,</w:t>
+            </w:r>
+            <w:r>
+              <w:t xml:space="preserve"> </w:t>
+            </w:r>
+            <w:r>
+              <w:t>UC-05, UC-06</w:t>
             </w:r>
           </w:p>
         </w:tc>
@@ -9987,7 +8900,11 @@
               <w:right w:w="100" w:type="dxa"/>
             </w:tcMar>
           </w:tcPr>
-          <w:p/>
+          <w:p>
+            <w:r>
+              <w:t>UC-01, UC-04</w:t>
+            </w:r>
+          </w:p>
         </w:tc>
         <w:tc>
           <w:tcPr>
@@ -10034,7 +8951,14 @@
               <w:right w:w="100" w:type="dxa"/>
             </w:tcMar>
           </w:tcPr>
-          <w:p/>
+          <w:p>
+            <w:r>
+              <w:t xml:space="preserve">UC-01, </w:t>
+            </w:r>
+            <w:r>
+              <w:t>UC-05</w:t>
+            </w:r>
+          </w:p>
         </w:tc>
         <w:tc>
           <w:tcPr>
@@ -10062,12 +8986,7 @@
           </w:tcPr>
           <w:p>
             <w:pPr>
-              <w:pStyle w:val="Normal"/>
-              <w:suppressLineNumbers w:val="0"/>
-              <w:bidi w:val="0"/>
-              <w:spacing w:before="0" w:beforeAutospacing="off" w:after="0" w:afterAutospacing="off" w:line="259" w:lineRule="auto"/>
-              <w:ind w:left="0" w:right="0"/>
-              <w:jc w:val="left"/>
+              <w:spacing w:line="259" w:lineRule="auto"/>
             </w:pPr>
             <w:r>
               <w:rPr>
@@ -10089,7 +9008,11 @@
               <w:right w:w="100" w:type="dxa"/>
             </w:tcMar>
           </w:tcPr>
-          <w:p/>
+          <w:p>
+            <w:r>
+              <w:t>UC-01, UC-05</w:t>
+            </w:r>
+          </w:p>
         </w:tc>
         <w:tc>
           <w:tcPr>
@@ -10119,9 +9042,6 @@
             </w:tcMar>
           </w:tcPr>
           <w:p>
-            <w:pPr>
-              <w:pStyle w:val="Normal"/>
-            </w:pPr>
             <w:r>
               <w:rPr>
                 <w:color w:val="1A1A1A"/>
@@ -10143,9 +9063,9 @@
             </w:tcMar>
           </w:tcPr>
           <w:p>
-            <w:pPr>
-              <w:pStyle w:val="Normal"/>
-            </w:pPr>
+            <w:r>
+              <w:t>UC-01</w:t>
+            </w:r>
           </w:p>
         </w:tc>
         <w:tc>
@@ -10158,11 +9078,7 @@
               <w:right w:w="100" w:type="dxa"/>
             </w:tcMar>
           </w:tcPr>
-          <w:p>
-            <w:pPr>
-              <w:pStyle w:val="Normal"/>
-            </w:pPr>
-          </w:p>
+          <w:p/>
         </w:tc>
       </w:tr>
       <w:tr>
@@ -10180,9 +9096,6 @@
             </w:tcMar>
           </w:tcPr>
           <w:p>
-            <w:pPr>
-              <w:pStyle w:val="Normal"/>
-            </w:pPr>
             <w:r>
               <w:rPr>
                 <w:color w:val="1A1A1A"/>
@@ -10204,9 +9117,9 @@
             </w:tcMar>
           </w:tcPr>
           <w:p>
-            <w:pPr>
-              <w:pStyle w:val="Normal"/>
-            </w:pPr>
+            <w:r>
+              <w:t>UC-01, UC-05, UC-06</w:t>
+            </w:r>
           </w:p>
         </w:tc>
         <w:tc>
@@ -10219,11 +9132,7 @@
               <w:right w:w="100" w:type="dxa"/>
             </w:tcMar>
           </w:tcPr>
-          <w:p>
-            <w:pPr>
-              <w:pStyle w:val="Normal"/>
-            </w:pPr>
-          </w:p>
+          <w:p/>
         </w:tc>
       </w:tr>
       <w:tr>
@@ -10241,9 +9150,6 @@
             </w:tcMar>
           </w:tcPr>
           <w:p>
-            <w:pPr>
-              <w:pStyle w:val="Normal"/>
-            </w:pPr>
             <w:r>
               <w:rPr>
                 <w:color w:val="1A1A1A"/>
@@ -10265,9 +9171,9 @@
             </w:tcMar>
           </w:tcPr>
           <w:p>
-            <w:pPr>
-              <w:pStyle w:val="Normal"/>
-            </w:pPr>
+            <w:r>
+              <w:t>UC-02</w:t>
+            </w:r>
           </w:p>
         </w:tc>
         <w:tc>
@@ -10280,11 +9186,7 @@
               <w:right w:w="100" w:type="dxa"/>
             </w:tcMar>
           </w:tcPr>
-          <w:p>
-            <w:pPr>
-              <w:pStyle w:val="Normal"/>
-            </w:pPr>
-          </w:p>
+          <w:p/>
         </w:tc>
       </w:tr>
       <w:tr>
@@ -10302,9 +9204,6 @@
             </w:tcMar>
           </w:tcPr>
           <w:p>
-            <w:pPr>
-              <w:pStyle w:val="Normal"/>
-            </w:pPr>
             <w:r>
               <w:rPr>
                 <w:color w:val="1A1A1A"/>
@@ -10326,9 +9225,9 @@
             </w:tcMar>
           </w:tcPr>
           <w:p>
-            <w:pPr>
-              <w:pStyle w:val="Normal"/>
-            </w:pPr>
+            <w:r>
+              <w:t>UC-02</w:t>
+            </w:r>
           </w:p>
         </w:tc>
         <w:tc>
@@ -10341,11 +9240,7 @@
               <w:right w:w="100" w:type="dxa"/>
             </w:tcMar>
           </w:tcPr>
-          <w:p>
-            <w:pPr>
-              <w:pStyle w:val="Normal"/>
-            </w:pPr>
-          </w:p>
+          <w:p/>
         </w:tc>
       </w:tr>
       <w:tr>
@@ -10363,9 +9258,6 @@
             </w:tcMar>
           </w:tcPr>
           <w:p>
-            <w:pPr>
-              <w:pStyle w:val="Normal"/>
-            </w:pPr>
             <w:r>
               <w:rPr>
                 <w:color w:val="1A1A1A"/>
@@ -10387,9 +9279,9 @@
             </w:tcMar>
           </w:tcPr>
           <w:p>
-            <w:pPr>
-              <w:pStyle w:val="Normal"/>
-            </w:pPr>
+            <w:r>
+              <w:t>UC-03</w:t>
+            </w:r>
           </w:p>
         </w:tc>
         <w:tc>
@@ -10402,11 +9294,7 @@
               <w:right w:w="100" w:type="dxa"/>
             </w:tcMar>
           </w:tcPr>
-          <w:p>
-            <w:pPr>
-              <w:pStyle w:val="Normal"/>
-            </w:pPr>
-          </w:p>
+          <w:p/>
         </w:tc>
       </w:tr>
       <w:tr>
@@ -10424,9 +9312,6 @@
             </w:tcMar>
           </w:tcPr>
           <w:p>
-            <w:pPr>
-              <w:pStyle w:val="Normal"/>
-            </w:pPr>
             <w:r>
               <w:rPr>
                 <w:color w:val="1A1A1A"/>
@@ -10448,9 +9333,9 @@
             </w:tcMar>
           </w:tcPr>
           <w:p>
-            <w:pPr>
-              <w:pStyle w:val="Normal"/>
-            </w:pPr>
+            <w:r>
+              <w:t>UC-04</w:t>
+            </w:r>
           </w:p>
         </w:tc>
         <w:tc>
@@ -10463,11 +9348,72 @@
               <w:right w:w="100" w:type="dxa"/>
             </w:tcMar>
           </w:tcPr>
-          <w:p>
-            <w:pPr>
-              <w:pStyle w:val="Normal"/>
-            </w:pPr>
-          </w:p>
+          <w:p/>
+        </w:tc>
+      </w:tr>
+      <w:tr>
+        <w:trPr>
+          <w:trHeight w:val="300"/>
+        </w:trPr>
+        <w:tc>
+          <w:tcPr>
+            <w:tcW w:w="1800" w:type="dxa"/>
+            <w:tcMar>
+              <w:top w:w="70" w:type="dxa"/>
+              <w:left w:w="100" w:type="dxa"/>
+              <w:bottom w:w="70" w:type="dxa"/>
+              <w:right w:w="100" w:type="dxa"/>
+            </w:tcMar>
+          </w:tcPr>
+          <w:p>
+            <w:r>
+              <w:rPr>
+                <w:color w:val="1A1A1A"/>
+                <w:sz w:val="18"/>
+                <w:szCs w:val="18"/>
+              </w:rPr>
+              <w:t>FR-1</w:t>
+            </w:r>
+            <w:r>
+              <w:rPr>
+                <w:color w:val="1A1A1A"/>
+                <w:sz w:val="18"/>
+                <w:szCs w:val="18"/>
+              </w:rPr>
+              <w:t>2</w:t>
+            </w:r>
+          </w:p>
+        </w:tc>
+        <w:tc>
+          <w:tcPr>
+            <w:tcW w:w="3800" w:type="dxa"/>
+            <w:tcMar>
+              <w:top w:w="70" w:type="dxa"/>
+              <w:left w:w="100" w:type="dxa"/>
+              <w:bottom w:w="70" w:type="dxa"/>
+              <w:right w:w="100" w:type="dxa"/>
+            </w:tcMar>
+          </w:tcPr>
+          <w:p>
+            <w:r>
+              <w:t>UC-0</w:t>
+            </w:r>
+            <w:r>
+              <w:t>5</w:t>
+            </w:r>
+          </w:p>
+        </w:tc>
+        <w:tc>
+          <w:tcPr>
+            <w:tcW w:w="5258" w:type="dxa"/>
+            <w:tcMar>
+              <w:top w:w="70" w:type="dxa"/>
+              <w:left w:w="100" w:type="dxa"/>
+              <w:bottom w:w="70" w:type="dxa"/>
+              <w:right w:w="100" w:type="dxa"/>
+            </w:tcMar>
+          </w:tcPr>
+          <w:p/>
         </w:tc>
       </w:tr>
     </w:tbl>
@@ -10480,12 +9426,12 @@
       <w:tblPr>
         <w:tblW w:w="10858" w:type="dxa"/>
         <w:tblBorders>
-          <w:top w:val="single" w:color="C6CDD8" w:sz="3" w:space="0"/>
-          <w:left w:val="single" w:color="C6CDD8" w:sz="3" w:space="0"/>
-          <w:bottom w:val="single" w:color="C6CDD8" w:sz="3" w:space="0"/>
-          <w:right w:val="single" w:color="C6CDD8" w:sz="3" w:space="0"/>
-          <w:insideH w:val="single" w:color="C6CDD8" w:sz="3" w:space="0"/>
-          <w:insideV w:val="single" w:color="C6CDD8" w:sz="3" w:space="0"/>
+          <w:top w:val="single" w:sz="3" w:space="0" w:color="C6CDD8"/>
+          <w:left w:val="single" w:sz="3" w:space="0" w:color="C6CDD8"/>
+          <w:bottom w:val="single" w:sz="3" w:space="0" w:color="C6CDD8"/>
+          <w:right w:val="single" w:sz="3" w:space="0" w:color="C6CDD8"/>
+          <w:insideH w:val="single" w:sz="3" w:space="0" w:color="C6CDD8"/>
+          <w:insideV w:val="single" w:sz="3" w:space="0" w:color="C6CDD8"/>
         </w:tblBorders>
         <w:tblLayout w:type="fixed"/>
         <w:tblCellMar>
@@ -10513,20 +9459,23 @@
               <w:spacing w:after="60" w:line="260" w:lineRule="auto"/>
             </w:pPr>
             <w:r>
-              <w:rPr>
-                <w:i/>
-                <w:iCs/>
-                <w:color w:val="9AA3AE"/>
-                <w:sz w:val="19"/>
-                <w:szCs w:val="19"/>
-              </w:rPr>
-              <w:t>What the matrix revealed, and what you changed because of it:</w:t>
-            </w:r>
-          </w:p>
-          <w:p>
-            <w:pPr>
-              <w:spacing w:after="60" w:line="260" w:lineRule="auto"/>
-            </w:pPr>
+              <w:t xml:space="preserve">This reveals that our matrix has no current gaps, but it also shows which use cases are involved in most requirements. </w:t>
+            </w:r>
+            <w:r>
+              <w:t xml:space="preserve">Because of this, we </w:t>
+            </w:r>
+            <w:r>
+              <w:t>decided not to change</w:t>
+            </w:r>
+            <w:r>
+              <w:t xml:space="preserve"> anything</w:t>
+            </w:r>
+            <w:r>
+              <w:t xml:space="preserve">, but will monitor any </w:t>
+            </w:r>
+            <w:r>
+              <w:t xml:space="preserve">potential weak tests. </w:t>
+            </w:r>
           </w:p>
         </w:tc>
       </w:tr>
@@ -10540,13 +9489,13 @@
       <w:pPr>
         <w:keepNext/>
         <w:pBdr>
-          <w:bottom w:val="single" w:color="16324F" w:sz="8" w:space="0"/>
+          <w:bottom w:val="single" w:sz="8" w:space="0" w:color="16324F"/>
         </w:pBdr>
         <w:spacing w:before="300" w:after="100" w:line="260" w:lineRule="auto"/>
       </w:pPr>
       <w:r>
         <w:rPr>
-          <w:rFonts w:ascii="Cambria" w:hAnsi="Cambria" w:eastAsia="Cambria" w:cs="Cambria"/>
+          <w:rFonts w:ascii="Cambria" w:eastAsia="Cambria" w:hAnsi="Cambria" w:cs="Cambria"/>
           <w:b/>
           <w:bCs/>
           <w:color w:val="2F5D8A"/>
@@ -10557,7 +9506,7 @@
       </w:r>
       <w:r>
         <w:rPr>
-          <w:rFonts w:ascii="Cambria" w:hAnsi="Cambria" w:eastAsia="Cambria" w:cs="Cambria"/>
+          <w:rFonts w:ascii="Cambria" w:eastAsia="Cambria" w:hAnsi="Cambria" w:cs="Cambria"/>
           <w:b/>
           <w:bCs/>
           <w:color w:val="16324F"/>
@@ -10597,12 +9546,12 @@
       <w:tblPr>
         <w:tblW w:w="10858" w:type="dxa"/>
         <w:tblBorders>
-          <w:top w:val="single" w:color="C6CDD8" w:sz="3" w:space="0"/>
-          <w:left w:val="single" w:color="C6CDD8" w:sz="3" w:space="0"/>
-          <w:bottom w:val="single" w:color="C6CDD8" w:sz="3" w:space="0"/>
-          <w:right w:val="single" w:color="C6CDD8" w:sz="3" w:space="0"/>
-          <w:insideH w:val="single" w:color="C6CDD8" w:sz="3" w:space="0"/>
-          <w:insideV w:val="single" w:color="C6CDD8" w:sz="3" w:space="0"/>
+          <w:top w:val="single" w:sz="3" w:space="0" w:color="C6CDD8"/>
+          <w:left w:val="single" w:sz="3" w:space="0" w:color="C6CDD8"/>
+          <w:bottom w:val="single" w:sz="3" w:space="0" w:color="C6CDD8"/>
+          <w:right w:val="single" w:sz="3" w:space="0" w:color="C6CDD8"/>
+          <w:insideH w:val="single" w:sz="3" w:space="0" w:color="C6CDD8"/>
+          <w:insideV w:val="single" w:sz="3" w:space="0" w:color="C6CDD8"/>
         </w:tblBorders>
         <w:tblLayout w:type="fixed"/>
         <w:tblCellMar>
@@ -10692,11 +9641,34 @@
             <w:r>
               <w:rPr>
                 <w:b/>
+                <w:bCs/>
                 <w:color w:val="16324F"/>
                 <w:sz w:val="18"/>
                 <w:szCs w:val="18"/>
               </w:rPr>
-              <w:t>How the team makes a decision when it disagrees</w:t>
+              <w:t xml:space="preserve">How the team </w:t>
+            </w:r>
+            <w:bookmarkStart w:id="7" w:name="_Int_O0GdZf00"/>
+            <w:r>
+              <w:rPr>
+                <w:b/>
+                <w:bCs/>
+                <w:color w:val="16324F"/>
+                <w:sz w:val="18"/>
+                <w:szCs w:val="18"/>
+              </w:rPr>
+              <w:t>makes a decision</w:t>
+            </w:r>
+            <w:bookmarkEnd w:id="7"/>
+            <w:r>
+              <w:rPr>
+                <w:b/>
+                <w:bCs/>
+                <w:color w:val="16324F"/>
+                <w:sz w:val="18"/>
+                <w:szCs w:val="18"/>
+              </w:rPr>
+              <w:t xml:space="preserve"> when it disagrees</w:t>
             </w:r>
           </w:p>
         </w:tc>
@@ -10815,7 +9787,11 @@
               <w:right w:w="100" w:type="dxa"/>
             </w:tcMar>
           </w:tcPr>
-          <w:p/>
+          <w:p>
+            <w:r>
+              <w:t>Arjun Sharma</w:t>
+            </w:r>
+          </w:p>
         </w:tc>
         <w:tc>
           <w:tcPr>
@@ -10827,7 +9803,14 @@
               <w:right w:w="100" w:type="dxa"/>
             </w:tcMar>
           </w:tcPr>
-          <w:p/>
+          <w:p>
+            <w:pPr>
+              <w:spacing w:line="259" w:lineRule="auto"/>
+            </w:pPr>
+            <w:r>
+              <w:t>Stakeholder and elicitation manager</w:t>
+            </w:r>
+          </w:p>
         </w:tc>
         <w:tc>
           <w:tcPr>
@@ -10839,7 +9822,14 @@
               <w:right w:w="100" w:type="dxa"/>
             </w:tcMar>
           </w:tcPr>
-          <w:p/>
+          <w:p>
+            <w:pPr>
+              <w:spacing w:line="259" w:lineRule="auto"/>
+            </w:pPr>
+            <w:r>
+              <w:t>Discuss disagreements with the team, review/evaluate stakeholder needs and document decision</w:t>
+            </w:r>
+          </w:p>
         </w:tc>
       </w:tr>
       <w:tr>
@@ -10853,10 +9843,115 @@
               <w:right w:w="100" w:type="dxa"/>
             </w:tcMar>
           </w:tcPr>
+          <w:p>
+            <w:r>
+              <w:t>Ernie Hsiao</w:t>
+            </w:r>
+          </w:p>
+        </w:tc>
+        <w:tc>
+          <w:tcPr>
+            <w:tcW w:w="3600" w:type="dxa"/>
+            <w:tcMar>
+              <w:top w:w="70" w:type="dxa"/>
+              <w:left w:w="100" w:type="dxa"/>
+              <w:bottom w:w="70" w:type="dxa"/>
+              <w:right w:w="100" w:type="dxa"/>
+            </w:tcMar>
+          </w:tcPr>
+          <w:p>
+            <w:r>
+              <w:t>Non-functional, constraints, and prototyping analyst</w:t>
+            </w:r>
+          </w:p>
+        </w:tc>
+        <w:tc>
+          <w:tcPr>
+            <w:tcW w:w="4458" w:type="dxa"/>
+            <w:tcMar>
+              <w:top w:w="70" w:type="dxa"/>
+              <w:left w:w="100" w:type="dxa"/>
+              <w:bottom w:w="70" w:type="dxa"/>
+              <w:right w:w="100" w:type="dxa"/>
+            </w:tcMar>
+          </w:tcPr>
+          <w:p>
+            <w:r>
+              <w:t>Discuss disagreements with the team, evaluate decisions against system performance and quality attri</w:t>
+            </w:r>
+            <w:r>
+              <w:t>butes, and document the decision</w:t>
+            </w:r>
+          </w:p>
+        </w:tc>
+      </w:tr>
+      <w:tr>
+        <w:trPr>
+          <w:trHeight w:val="300"/>
+        </w:trPr>
+        <w:tc>
+          <w:tcPr>
+            <w:tcW w:w="2800" w:type="dxa"/>
+            <w:tcMar>
+              <w:top w:w="70" w:type="dxa"/>
+              <w:left w:w="100" w:type="dxa"/>
+              <w:bottom w:w="70" w:type="dxa"/>
+              <w:right w:w="100" w:type="dxa"/>
+            </w:tcMar>
+          </w:tcPr>
+          <w:p>
+            <w:r>
+              <w:t>Artyom Gevorgyan</w:t>
+            </w:r>
+          </w:p>
+        </w:tc>
+        <w:tc>
+          <w:tcPr>
+            <w:tcW w:w="3600" w:type="dxa"/>
+            <w:tcMar>
+              <w:top w:w="70" w:type="dxa"/>
+              <w:left w:w="100" w:type="dxa"/>
+              <w:bottom w:w="70" w:type="dxa"/>
+              <w:right w:w="100" w:type="dxa"/>
+            </w:tcMar>
+          </w:tcPr>
           <w:p/>
         </w:tc>
         <w:tc>
           <w:tcPr>
+            <w:tcW w:w="4458" w:type="dxa"/>
+            <w:tcMar>
+              <w:top w:w="70" w:type="dxa"/>
+              <w:left w:w="100" w:type="dxa"/>
+              <w:bottom w:w="70" w:type="dxa"/>
+              <w:right w:w="100" w:type="dxa"/>
+            </w:tcMar>
+          </w:tcPr>
+          <w:p/>
+        </w:tc>
+      </w:tr>
+      <w:tr>
+        <w:trPr>
+          <w:trHeight w:val="300"/>
+        </w:trPr>
+        <w:tc>
+          <w:tcPr>
+            <w:tcW w:w="2800" w:type="dxa"/>
+            <w:tcMar>
+              <w:top w:w="70" w:type="dxa"/>
+              <w:left w:w="100" w:type="dxa"/>
+              <w:bottom w:w="70" w:type="dxa"/>
+              <w:right w:w="100" w:type="dxa"/>
+            </w:tcMar>
+          </w:tcPr>
+          <w:p>
+            <w:r>
+              <w:t>Param Kathiravan</w:t>
+            </w:r>
+          </w:p>
+        </w:tc>
+        <w:tc>
+          <w:tcPr>
             <w:tcW w:w="3600" w:type="dxa"/>
             <w:tcMar>
               <w:top w:w="70" w:type="dxa"/>
@@ -10865,7 +9960,11 @@
               <w:right w:w="100" w:type="dxa"/>
             </w:tcMar>
           </w:tcPr>
-          <w:p/>
+          <w:p>
+            <w:r>
+              <w:t>Use Case Analyst</w:t>
+            </w:r>
+          </w:p>
         </w:tc>
         <w:tc>
           <w:tcPr>
@@ -10877,7 +9976,11 @@
               <w:right w:w="100" w:type="dxa"/>
             </w:tcMar>
           </w:tcPr>
-          <w:p/>
+          <w:p>
+            <w:r>
+              <w:t>Discuss disagreements with the team, compare proposed solutions against functional requirements and use cases, and document the agreed decision.</w:t>
+            </w:r>
+          </w:p>
         </w:tc>
       </w:tr>
     </w:tbl>
@@ -10916,90 +10019,12 @@
       <w:tblPr>
         <w:tblW w:w="10858" w:type="dxa"/>
         <w:tblBorders>
-          <w:top w:val="single" w:color="C3D2E4" w:sz="3" w:space="0"/>
-          <w:left w:val="single" w:color="C3D2E4" w:sz="3" w:space="0"/>
-          <w:bottom w:val="single" w:color="C3D2E4" w:sz="3" w:space="0"/>
-          <w:right w:val="single" w:color="C3D2E4" w:sz="3" w:space="0"/>
-          <w:insideH w:val="single" w:color="C3D2E4" w:sz="3" w:space="0"/>
-          <w:insideV w:val="single" w:color="C3D2E4" w:sz="3" w:space="0"/>
-        </w:tblBorders>
-        <w:tblLayout w:type="fixed"/>
-        <w:tblCellMar>
-          <w:left w:w="10" w:type="dxa"/>
-          <w:right w:w="10" w:type="dxa"/>
-        </w:tblCellMar>
-        <w:tblLook w:val="0000" w:firstRow="0" w:lastRow="0" w:firstColumn="0" w:lastColumn="0" w:noHBand="0" w:noVBand="0"/>
-      </w:tblPr>
-      <w:tblGrid>
-        <w:gridCol w:w="10858"/>
-      </w:tblGrid>
-      <w:tr>
-        <w:tc>
-          <w:tcPr>
-            <w:tcW w:w="10858" w:type="dxa"/>
-            <w:shd w:val="clear" w:color="auto" w:fill="EAF0F8"/>
-            <w:tcMar>
-              <w:top w:w="120" w:type="dxa"/>
-              <w:left w:w="160" w:type="dxa"/>
-              <w:bottom w:w="120" w:type="dxa"/>
-              <w:right w:w="160" w:type="dxa"/>
-            </w:tcMar>
-          </w:tcPr>
-          <w:p>
-            <w:pPr>
-              <w:spacing w:after="60" w:line="260" w:lineRule="auto"/>
-            </w:pPr>
-            <w:r>
-              <w:rPr>
-                <w:b/>
-                <w:color w:val="2F5D8A"/>
-                <w:sz w:val="19"/>
-                <w:szCs w:val="19"/>
-              </w:rPr>
-              <w:t xml:space="preserve">▸  </w:t>
-            </w:r>
-            <w:r>
-              <w:rPr>
-                <w:b/>
-                <w:caps/>
-                <w:color w:val="2F5D8A"/>
-                <w:sz w:val="17"/>
-                <w:szCs w:val="17"/>
-              </w:rPr>
-              <w:t>WHAT GOES HERE</w:t>
-            </w:r>
-          </w:p>
-          <w:p>
-            <w:pPr>
-              <w:spacing w:after="50" w:line="250" w:lineRule="auto"/>
-            </w:pPr>
-            <w:r>
-              <w:rPr>
-                <w:color w:val="39424E"/>
-                <w:sz w:val="19"/>
-                <w:szCs w:val="19"/>
-              </w:rPr>
-              <w:t>Milestones between now and 8 November, each with a date and a named owner. Five to eight rows is right.</w:t>
-            </w:r>
-          </w:p>
-        </w:tc>
-      </w:tr>
-    </w:tbl>
-    <w:p>
-      <w:pPr>
-        <w:spacing w:line="260" w:lineRule="auto"/>
-      </w:pPr>
-    </w:p>
-    <w:tbl>
-      <w:tblPr>
-        <w:tblW w:w="10858" w:type="dxa"/>
-        <w:tblBorders>
-          <w:top w:val="single" w:color="C6CDD8" w:sz="3" w:space="0"/>
-          <w:left w:val="single" w:color="C6CDD8" w:sz="3" w:space="0"/>
-          <w:bottom w:val="single" w:color="C6CDD8" w:sz="3" w:space="0"/>
-          <w:right w:val="single" w:color="C6CDD8" w:sz="3" w:space="0"/>
-          <w:insideH w:val="single" w:color="C6CDD8" w:sz="3" w:space="0"/>
-          <w:insideV w:val="single" w:color="C6CDD8" w:sz="3" w:space="0"/>
+          <w:top w:val="single" w:sz="3" w:space="0" w:color="C6CDD8"/>
+          <w:left w:val="single" w:sz="3" w:space="0" w:color="C6CDD8"/>
+          <w:bottom w:val="single" w:sz="3" w:space="0" w:color="C6CDD8"/>
+          <w:right w:val="single" w:sz="3" w:space="0" w:color="C6CDD8"/>
+          <w:insideH w:val="single" w:sz="3" w:space="0" w:color="C6CDD8"/>
+          <w:insideV w:val="single" w:sz="3" w:space="0" w:color="C6CDD8"/>
         </w:tblBorders>
         <w:tblLayout w:type="fixed"/>
         <w:tblCellMar>
@@ -11242,7 +10267,11 @@
               <w:right w:w="100" w:type="dxa"/>
             </w:tcMar>
           </w:tcPr>
-          <w:p/>
+          <w:p>
+            <w:r>
+              <w:t>Arjun Sharma</w:t>
+            </w:r>
+          </w:p>
         </w:tc>
       </w:tr>
       <w:tr>
@@ -11290,7 +10319,6 @@
           </w:tcPr>
           <w:p>
             <w:r>
-              <w:rPr/>
               <w:t>Matthew Low</w:t>
             </w:r>
           </w:p>
@@ -11339,7 +10367,11 @@
               <w:right w:w="100" w:type="dxa"/>
             </w:tcMar>
           </w:tcPr>
-          <w:p/>
+          <w:p>
+            <w:r>
+              <w:t>Ernie Hsiao</w:t>
+            </w:r>
+          </w:p>
         </w:tc>
       </w:tr>
       <w:tr>
@@ -11484,113 +10516,12 @@
       <w:tblPr>
         <w:tblW w:w="10858" w:type="dxa"/>
         <w:tblBorders>
-          <w:top w:val="single" w:color="C3D2E4" w:sz="3" w:space="0"/>
-          <w:left w:val="single" w:color="C3D2E4" w:sz="3" w:space="0"/>
-          <w:bottom w:val="single" w:color="C3D2E4" w:sz="3" w:space="0"/>
-          <w:right w:val="single" w:color="C3D2E4" w:sz="3" w:space="0"/>
-          <w:insideH w:val="single" w:color="C3D2E4" w:sz="3" w:space="0"/>
-          <w:insideV w:val="single" w:color="C3D2E4" w:sz="3" w:space="0"/>
-        </w:tblBorders>
-        <w:tblLayout w:type="fixed"/>
-        <w:tblCellMar>
-          <w:left w:w="10" w:type="dxa"/>
-          <w:right w:w="10" w:type="dxa"/>
-        </w:tblCellMar>
-        <w:tblLook w:val="0000" w:firstRow="0" w:lastRow="0" w:firstColumn="0" w:lastColumn="0" w:noHBand="0" w:noVBand="0"/>
-      </w:tblPr>
-      <w:tblGrid>
-        <w:gridCol w:w="10858"/>
-      </w:tblGrid>
-      <w:tr>
-        <w:tc>
-          <w:tcPr>
-            <w:tcW w:w="10858" w:type="dxa"/>
-            <w:shd w:val="clear" w:color="auto" w:fill="EAF0F8"/>
-            <w:tcMar>
-              <w:top w:w="120" w:type="dxa"/>
-              <w:left w:w="160" w:type="dxa"/>
-              <w:bottom w:w="120" w:type="dxa"/>
-              <w:right w:w="160" w:type="dxa"/>
-            </w:tcMar>
-          </w:tcPr>
-          <w:p>
-            <w:pPr>
-              <w:spacing w:after="60" w:line="260" w:lineRule="auto"/>
-            </w:pPr>
-            <w:r>
-              <w:rPr>
-                <w:b/>
-                <w:color w:val="2F5D8A"/>
-                <w:sz w:val="19"/>
-                <w:szCs w:val="19"/>
-              </w:rPr>
-              <w:t xml:space="preserve">▸  </w:t>
-            </w:r>
-            <w:r>
-              <w:rPr>
-                <w:b/>
-                <w:caps/>
-                <w:color w:val="2F5D8A"/>
-                <w:sz w:val="17"/>
-                <w:szCs w:val="17"/>
-              </w:rPr>
-              <w:t>WHAT GOES HERE</w:t>
-            </w:r>
-          </w:p>
-          <w:p>
-            <w:pPr>
-              <w:spacing w:after="50" w:line="250" w:lineRule="auto"/>
-            </w:pPr>
-            <w:r>
-              <w:rPr>
-                <w:color w:val="39424E"/>
-                <w:sz w:val="19"/>
-                <w:szCs w:val="19"/>
-              </w:rPr>
-              <w:t>Your five biggest. A risk is something that has not happened yet — if it has already happened it is a problem, and it belongs in section 5.</w:t>
-            </w:r>
-          </w:p>
-          <w:p>
-            <w:pPr>
-              <w:spacing w:after="50" w:line="250" w:lineRule="auto"/>
-            </w:pPr>
-            <w:r>
-              <w:rPr>
-                <w:b/>
-                <w:bCs/>
-                <w:color w:val="39424E"/>
-                <w:sz w:val="19"/>
-                <w:szCs w:val="19"/>
-              </w:rPr>
-              <w:t xml:space="preserve">Mitigation must be an action with an owner, </w:t>
-            </w:r>
-            <w:r>
-              <w:rPr>
-                <w:color w:val="39424E"/>
-                <w:sz w:val="19"/>
-                <w:szCs w:val="19"/>
-              </w:rPr>
-              <w:t>not an intention. “Start early” is not a mitigation.</w:t>
-            </w:r>
-          </w:p>
-        </w:tc>
-      </w:tr>
-    </w:tbl>
-    <w:p>
-      <w:pPr>
-        <w:spacing w:line="260" w:lineRule="auto"/>
-      </w:pPr>
-    </w:p>
-    <w:tbl>
-      <w:tblPr>
-        <w:tblW w:w="10858" w:type="dxa"/>
-        <w:tblBorders>
-          <w:top w:val="single" w:color="C6CDD8" w:sz="3" w:space="0"/>
-          <w:left w:val="single" w:color="C6CDD8" w:sz="3" w:space="0"/>
-          <w:bottom w:val="single" w:color="C6CDD8" w:sz="3" w:space="0"/>
-          <w:right w:val="single" w:color="C6CDD8" w:sz="3" w:space="0"/>
-          <w:insideH w:val="single" w:color="C6CDD8" w:sz="3" w:space="0"/>
-          <w:insideV w:val="single" w:color="C6CDD8" w:sz="3" w:space="0"/>
+          <w:top w:val="single" w:sz="3" w:space="0" w:color="C6CDD8"/>
+          <w:left w:val="single" w:sz="3" w:space="0" w:color="C6CDD8"/>
+          <w:bottom w:val="single" w:sz="3" w:space="0" w:color="C6CDD8"/>
+          <w:right w:val="single" w:sz="3" w:space="0" w:color="C6CDD8"/>
+          <w:insideH w:val="single" w:sz="3" w:space="0" w:color="C6CDD8"/>
+          <w:insideV w:val="single" w:sz="3" w:space="0" w:color="C6CDD8"/>
         </w:tblBorders>
         <w:tblLayout w:type="fixed"/>
         <w:tblCellMar>
@@ -11828,7 +10759,15 @@
           </w:tcPr>
           <w:p>
             <w:r>
-              <w:rPr/>
+              <w:rPr>
+                <w:u w:val="single"/>
+              </w:rPr>
+              <w:t>Arjun Sharma</w:t>
+            </w:r>
+            <w:r>
+              <w:t xml:space="preserve"> – </w:t>
+            </w:r>
+            <w:r>
               <w:t>Define a simple identification method that does not require UTD identity integration.</w:t>
             </w:r>
           </w:p>
@@ -11918,14 +10857,10 @@
             <w:r>
               <w:rPr>
                 <w:u w:val="single"/>
-                <w:lang w:val="en-US"/>
               </w:rPr>
               <w:t>Matthew Low</w:t>
             </w:r>
             <w:r>
-              <w:rPr>
-                <w:lang w:val="en-US"/>
-              </w:rPr>
               <w:t xml:space="preserve"> – Record the requirement changes in the repository and assess the impact on scope and deadlines. Also make sure the team agrees to any changes proposed for the baseline</w:t>
             </w:r>
           </w:p>
@@ -11965,17 +10900,12 @@
           </w:tcPr>
           <w:p>
             <w:r>
-              <w:rPr/>
               <w:t xml:space="preserve">A member is unavailable during exam </w:t>
             </w:r>
-            <w:bookmarkStart w:name="_Int_6wcKwB9n" w:id="2049609441"/>
-            <w:r>
-              <w:rPr/>
-              <w:t>season</w:t>
-            </w:r>
-            <w:bookmarkEnd w:id="2049609441"/>
-            <w:r>
-              <w:rPr/>
+            <w:r>
+              <w:t>season,</w:t>
+            </w:r>
+            <w:r>
               <w:t xml:space="preserve"> and their work is delayed or missing.</w:t>
             </w:r>
           </w:p>
@@ -12023,15 +10953,7 @@
             </w:tcMar>
           </w:tcPr>
           <w:p>
-            <w:pPr>
-              <w:pStyle w:val="Normal"/>
-              <w:ind w:left="0"/>
-            </w:pPr>
-            <w:r>
-              <w:rPr>
-                <w:sz w:val="21"/>
-                <w:szCs w:val="21"/>
-              </w:rPr>
+            <w:r>
               <w:t>Have each member document their progress and upload their work to GitHub regularly. Share status on tasks with the team and reassign unfinished tasks if necessary</w:t>
             </w:r>
           </w:p>
@@ -12120,33 +11042,15 @@
           <w:p>
             <w:r>
               <w:rPr>
-                <w:lang w:val="en-US"/>
-              </w:rPr>
-              <w:t xml:space="preserve">Design a reservation conflict check that will recheck </w:t>
-            </w:r>
-            <w:r>
-              <w:rPr>
-                <w:lang w:val="en-US"/>
-              </w:rPr>
-              <w:t>availability</w:t>
-            </w:r>
-            <w:r>
-              <w:rPr>
-                <w:lang w:val="en-US"/>
-              </w:rPr>
-              <w:t xml:space="preserve"> on reservations when </w:t>
-            </w:r>
-            <w:r>
-              <w:rPr>
-                <w:lang w:val="en-US"/>
-              </w:rPr>
-              <w:t>submitted</w:t>
-            </w:r>
-            <w:r>
-              <w:rPr>
-                <w:lang w:val="en-US"/>
-              </w:rPr>
-              <w:t>.</w:t>
+                <w:u w:val="single"/>
+              </w:rPr>
+              <w:t>Artyom Gevorgyan</w:t>
+            </w:r>
+            <w:r>
+              <w:t xml:space="preserve"> – </w:t>
+            </w:r>
+            <w:r>
+              <w:t>Design a reservation conflict check that will recheck availability on reservations when submitted.</w:t>
             </w:r>
           </w:p>
         </w:tc>
@@ -12185,17 +11089,12 @@
           </w:tcPr>
           <w:p>
             <w:r>
-              <w:rPr/>
               <w:t xml:space="preserve">Scope grows to include excluded items such as SMS, </w:t>
             </w:r>
-            <w:bookmarkStart w:name="_Int_IjSKfcTJ" w:id="772740530"/>
-            <w:r>
-              <w:rPr/>
-              <w:t>Duo</w:t>
-            </w:r>
-            <w:bookmarkEnd w:id="772740530"/>
-            <w:r>
-              <w:rPr/>
+            <w:r>
+              <w:t>Duo,</w:t>
+            </w:r>
+            <w:r>
               <w:t xml:space="preserve"> or door locks.</w:t>
             </w:r>
           </w:p>
@@ -12243,45 +11142,16 @@
             </w:tcMar>
           </w:tcPr>
           <w:p>
-            <w:pPr>
-              <w:rPr>
-                <w:lang w:val="en-US"/>
-              </w:rPr>
-            </w:pPr>
-            <w:r>
-              <w:rPr>
-                <w:lang w:val="en-US"/>
-              </w:rPr>
+            <w:r>
               <w:t xml:space="preserve">Keep a list of extra </w:t>
             </w:r>
             <w:r>
-              <w:rPr>
-                <w:lang w:val="en-US"/>
-              </w:rPr>
               <w:t>features</w:t>
             </w:r>
             <w:r>
-              <w:rPr>
-                <w:lang w:val="en-US"/>
-              </w:rPr>
-              <w:t xml:space="preserve"> whether they are used or not and </w:t>
-            </w:r>
-            <w:r>
-              <w:rPr>
-                <w:lang w:val="en-US"/>
-              </w:rPr>
-              <w:t>dec</w:t>
-            </w:r>
-            <w:r>
-              <w:rPr>
-                <w:lang w:val="en-US"/>
-              </w:rPr>
-              <w:t>ide with the team whether these features fit in the scope</w:t>
-            </w:r>
-            <w:r>
-              <w:rPr>
-                <w:lang w:val="en-US"/>
-              </w:rPr>
+              <w:t xml:space="preserve"> whether they are used or not and decide with the team whether these features fit in the scope</w:t>
+            </w:r>
+            <w:r>
               <w:t xml:space="preserve"> of the project or not.</w:t>
             </w:r>
           </w:p>
@@ -12323,12 +11193,12 @@
       <w:tblPr>
         <w:tblW w:w="10858" w:type="dxa"/>
         <w:tblBorders>
-          <w:top w:val="single" w:color="C3D2E4" w:sz="3" w:space="0"/>
-          <w:left w:val="single" w:color="C3D2E4" w:sz="3" w:space="0"/>
-          <w:bottom w:val="single" w:color="C3D2E4" w:sz="3" w:space="0"/>
-          <w:right w:val="single" w:color="C3D2E4" w:sz="3" w:space="0"/>
-          <w:insideH w:val="single" w:color="C3D2E4" w:sz="3" w:space="0"/>
-          <w:insideV w:val="single" w:color="C3D2E4" w:sz="3" w:space="0"/>
+          <w:top w:val="single" w:sz="3" w:space="0" w:color="C6CDD8"/>
+          <w:left w:val="single" w:sz="3" w:space="0" w:color="C6CDD8"/>
+          <w:bottom w:val="single" w:sz="3" w:space="0" w:color="C6CDD8"/>
+          <w:right w:val="single" w:sz="3" w:space="0" w:color="C6CDD8"/>
+          <w:insideH w:val="single" w:sz="3" w:space="0" w:color="C6CDD8"/>
+          <w:insideV w:val="single" w:sz="3" w:space="0" w:color="C6CDD8"/>
         </w:tblBorders>
         <w:tblLayout w:type="fixed"/>
         <w:tblCellMar>
@@ -12344,84 +11214,6 @@
         <w:tc>
           <w:tcPr>
             <w:tcW w:w="10858" w:type="dxa"/>
-            <w:shd w:val="clear" w:color="auto" w:fill="EAF0F8"/>
-            <w:tcMar>
-              <w:top w:w="120" w:type="dxa"/>
-              <w:left w:w="160" w:type="dxa"/>
-              <w:bottom w:w="120" w:type="dxa"/>
-              <w:right w:w="160" w:type="dxa"/>
-            </w:tcMar>
-          </w:tcPr>
-          <w:p>
-            <w:pPr>
-              <w:spacing w:after="60" w:line="260" w:lineRule="auto"/>
-            </w:pPr>
-            <w:r>
-              <w:rPr>
-                <w:b/>
-                <w:color w:val="2F5D8A"/>
-                <w:sz w:val="19"/>
-                <w:szCs w:val="19"/>
-              </w:rPr>
-              <w:t xml:space="preserve">▸  </w:t>
-            </w:r>
-            <w:r>
-              <w:rPr>
-                <w:b/>
-                <w:caps/>
-                <w:color w:val="2F5D8A"/>
-                <w:sz w:val="17"/>
-                <w:szCs w:val="17"/>
-              </w:rPr>
-              <w:t>WHAT GOES HERE</w:t>
-            </w:r>
-          </w:p>
-          <w:p>
-            <w:pPr>
-              <w:spacing w:after="50" w:line="250" w:lineRule="auto"/>
-            </w:pPr>
-            <w:r>
-              <w:rPr>
-                <w:color w:val="39424E"/>
-                <w:sz w:val="19"/>
-                <w:szCs w:val="19"/>
-              </w:rPr>
-              <w:t>The repository URL, the branch and commit conventions you have agreed, how issues are used, and who has access. The instructor must be able to open it.</w:t>
-            </w:r>
-          </w:p>
-        </w:tc>
-      </w:tr>
-    </w:tbl>
-    <w:p>
-      <w:pPr>
-        <w:spacing w:line="260" w:lineRule="auto"/>
-      </w:pPr>
-    </w:p>
-    <w:tbl>
-      <w:tblPr>
-        <w:tblW w:w="10858" w:type="dxa"/>
-        <w:tblBorders>
-          <w:top w:val="single" w:color="C6CDD8" w:sz="3" w:space="0"/>
-          <w:left w:val="single" w:color="C6CDD8" w:sz="3" w:space="0"/>
-          <w:bottom w:val="single" w:color="C6CDD8" w:sz="3" w:space="0"/>
-          <w:right w:val="single" w:color="C6CDD8" w:sz="3" w:space="0"/>
-          <w:insideH w:val="single" w:color="C6CDD8" w:sz="3" w:space="0"/>
-          <w:insideV w:val="single" w:color="C6CDD8" w:sz="3" w:space="0"/>
-        </w:tblBorders>
-        <w:tblLayout w:type="fixed"/>
-        <w:tblCellMar>
-          <w:left w:w="10" w:type="dxa"/>
-          <w:right w:w="10" w:type="dxa"/>
-        </w:tblCellMar>
-        <w:tblLook w:val="0000" w:firstRow="0" w:lastRow="0" w:firstColumn="0" w:lastColumn="0" w:noHBand="0" w:noVBand="0"/>
-      </w:tblPr>
-      <w:tblGrid>
-        <w:gridCol w:w="10858"/>
-      </w:tblGrid>
-      <w:tr>
-        <w:tc>
-          <w:tcPr>
-            <w:tcW w:w="10858" w:type="dxa"/>
             <w:tcMar>
               <w:top w:w="110" w:type="dxa"/>
               <w:left w:w="140" w:type="dxa"/>
@@ -12433,26 +11225,11 @@
             <w:pPr>
               <w:spacing w:after="60" w:line="260" w:lineRule="auto"/>
             </w:pPr>
-            <w:r>
-              <w:rPr>
-                <w:i/>
-                <w:iCs/>
-                <w:color w:val="9AA3AE"/>
-                <w:sz w:val="19"/>
-                <w:szCs w:val="19"/>
-              </w:rPr>
-              <w:t>Type here.</w:t>
-            </w:r>
-          </w:p>
-          <w:p>
-            <w:pPr>
-              <w:spacing w:after="60" w:line="260" w:lineRule="auto"/>
-            </w:pPr>
-            <w:hyperlink r:id="rId16">
+            <w:hyperlink r:id="rId22">
               <w:r>
                 <w:rPr>
                   <w:rStyle w:val="Hyperlink"/>
-                  <w:rFonts w:ascii="Segoe UI" w:hAnsi="Segoe UI" w:eastAsia="Segoe UI" w:cs="Segoe UI"/>
+                  <w:rFonts w:ascii="Segoe UI" w:eastAsia="Segoe UI" w:hAnsi="Segoe UI" w:cs="Segoe UI"/>
                   <w:sz w:val="18"/>
                   <w:szCs w:val="18"/>
                 </w:rPr>
@@ -12461,7 +11238,7 @@
             </w:hyperlink>
             <w:r>
               <w:rPr>
-                <w:rFonts w:ascii="Segoe UI" w:hAnsi="Segoe UI" w:eastAsia="Segoe UI" w:cs="Segoe UI"/>
+                <w:rFonts w:ascii="Segoe UI" w:eastAsia="Segoe UI" w:hAnsi="Segoe UI" w:cs="Segoe UI"/>
                 <w:color w:val="000000" w:themeColor="text1"/>
                 <w:sz w:val="18"/>
                 <w:szCs w:val="18"/>
@@ -12473,6 +11250,85 @@
             <w:pPr>
               <w:spacing w:after="60" w:line="260" w:lineRule="auto"/>
             </w:pPr>
+            <w:r>
+              <w:rPr>
+                <w:u w:val="single"/>
+              </w:rPr>
+              <w:t xml:space="preserve">Commit </w:t>
+            </w:r>
+            <w:r>
+              <w:rPr>
+                <w:u w:val="single"/>
+              </w:rPr>
+              <w:t>conventions and Branch</w:t>
+            </w:r>
+            <w:r>
+              <w:t xml:space="preserve">: We have decided to </w:t>
+            </w:r>
+            <w:r>
+              <w:t>focus</w:t>
+            </w:r>
+            <w:r>
+              <w:t xml:space="preserve"> on using the Main bran</w:t>
+            </w:r>
+            <w:r>
+              <w:t>ch as t</w:t>
+            </w:r>
+            <w:r>
+              <w:t>his will contain all of the team</w:t>
+            </w:r>
+            <w:r>
+              <w:t>'</w:t>
+            </w:r>
+            <w:r>
+              <w:t xml:space="preserve">s reviewed project files. </w:t>
+            </w:r>
+          </w:p>
+          <w:p>
+            <w:pPr>
+              <w:spacing w:after="60" w:line="260" w:lineRule="auto"/>
+            </w:pPr>
+            <w:r>
+              <w:rPr>
+                <w:u w:val="single"/>
+              </w:rPr>
+              <w:t>Access and permissions</w:t>
+            </w:r>
+            <w:r>
+              <w:t xml:space="preserve">: Team members should have the repository permissions needed to access </w:t>
+            </w:r>
+            <w:r>
+              <w:t>all</w:t>
+            </w:r>
+            <w:r>
+              <w:t xml:space="preserve"> the </w:t>
+            </w:r>
+            <w:r>
+              <w:t>team's</w:t>
+            </w:r>
+            <w:r>
+              <w:t xml:space="preserve"> files.</w:t>
+            </w:r>
+          </w:p>
+          <w:p>
+            <w:pPr>
+              <w:spacing w:after="60" w:line="260" w:lineRule="auto"/>
+            </w:pPr>
+            <w:r>
+              <w:rPr>
+                <w:u w:val="single"/>
+              </w:rPr>
+              <w:t>How issues are used</w:t>
+            </w:r>
+            <w:r>
+              <w:t xml:space="preserve">: We will mainly use GitHub to document our </w:t>
+            </w:r>
+            <w:r>
+              <w:t>progress,</w:t>
+            </w:r>
+            <w:r>
+              <w:t xml:space="preserve"> and issues will be discussed by team members to come to a consensus.</w:t>
+            </w:r>
           </w:p>
         </w:tc>
       </w:tr>
@@ -12512,112 +11368,12 @@
       <w:tblPr>
         <w:tblW w:w="10858" w:type="dxa"/>
         <w:tblBorders>
-          <w:top w:val="single" w:color="C3D2E4" w:sz="3" w:space="0"/>
-          <w:left w:val="single" w:color="C3D2E4" w:sz="3" w:space="0"/>
-          <w:bottom w:val="single" w:color="C3D2E4" w:sz="3" w:space="0"/>
-          <w:right w:val="single" w:color="C3D2E4" w:sz="3" w:space="0"/>
-          <w:insideH w:val="single" w:color="C3D2E4" w:sz="3" w:space="0"/>
-          <w:insideV w:val="single" w:color="C3D2E4" w:sz="3" w:space="0"/>
-        </w:tblBorders>
-        <w:tblLayout w:type="fixed"/>
-        <w:tblCellMar>
-          <w:left w:w="10" w:type="dxa"/>
-          <w:right w:w="10" w:type="dxa"/>
-        </w:tblCellMar>
-        <w:tblLook w:val="0000" w:firstRow="0" w:lastRow="0" w:firstColumn="0" w:lastColumn="0" w:noHBand="0" w:noVBand="0"/>
-      </w:tblPr>
-      <w:tblGrid>
-        <w:gridCol w:w="10858"/>
-      </w:tblGrid>
-      <w:tr>
-        <w:tc>
-          <w:tcPr>
-            <w:tcW w:w="10858" w:type="dxa"/>
-            <w:shd w:val="clear" w:color="auto" w:fill="EAF0F8"/>
-            <w:tcMar>
-              <w:top w:w="120" w:type="dxa"/>
-              <w:left w:w="160" w:type="dxa"/>
-              <w:bottom w:w="120" w:type="dxa"/>
-              <w:right w:w="160" w:type="dxa"/>
-            </w:tcMar>
-          </w:tcPr>
-          <w:p>
-            <w:pPr>
-              <w:spacing w:after="60" w:line="260" w:lineRule="auto"/>
-            </w:pPr>
-            <w:r>
-              <w:rPr>
-                <w:b/>
-                <w:color w:val="2F5D8A"/>
-                <w:sz w:val="19"/>
-                <w:szCs w:val="19"/>
-              </w:rPr>
-              <w:t xml:space="preserve">▸  </w:t>
-            </w:r>
-            <w:r>
-              <w:rPr>
-                <w:b/>
-                <w:caps/>
-                <w:color w:val="2F5D8A"/>
-                <w:sz w:val="17"/>
-                <w:szCs w:val="17"/>
-              </w:rPr>
-              <w:t>WHAT GOES HERE</w:t>
-            </w:r>
-          </w:p>
-          <w:p>
-            <w:pPr>
-              <w:spacing w:after="50" w:line="250" w:lineRule="auto"/>
-            </w:pPr>
-            <w:r>
-              <w:rPr>
-                <w:color w:val="39424E"/>
-                <w:sz w:val="19"/>
-                <w:szCs w:val="19"/>
-              </w:rPr>
-              <w:t>List every artificial intelligence tool the team used for P1, what it was used for, and what you did to check its output.</w:t>
-            </w:r>
-          </w:p>
-          <w:p>
-            <w:pPr>
-              <w:spacing w:after="50" w:line="250" w:lineRule="auto"/>
-            </w:pPr>
-            <w:r>
-              <w:rPr>
-                <w:b/>
-                <w:color w:val="39424E"/>
-                <w:sz w:val="19"/>
-                <w:szCs w:val="19"/>
-              </w:rPr>
-              <w:t xml:space="preserve">Using these tools is permitted. Not declaring them is not. </w:t>
-            </w:r>
-            <w:r>
-              <w:rPr>
-                <w:color w:val="39424E"/>
-                <w:sz w:val="19"/>
-                <w:szCs w:val="19"/>
-              </w:rPr>
-              <w:t>Start the log now — the full AI-use log is required evidence at P3, and reconstructing it in December is much harder than keeping it from October.</w:t>
-            </w:r>
-          </w:p>
-        </w:tc>
-      </w:tr>
-    </w:tbl>
-    <w:p>
-      <w:pPr>
-        <w:spacing w:line="260" w:lineRule="auto"/>
-      </w:pPr>
-    </w:p>
-    <w:tbl>
-      <w:tblPr>
-        <w:tblW w:w="10858" w:type="dxa"/>
-        <w:tblBorders>
-          <w:top w:val="single" w:color="C6CDD8" w:sz="3" w:space="0"/>
-          <w:left w:val="single" w:color="C6CDD8" w:sz="3" w:space="0"/>
-          <w:bottom w:val="single" w:color="C6CDD8" w:sz="3" w:space="0"/>
-          <w:right w:val="single" w:color="C6CDD8" w:sz="3" w:space="0"/>
-          <w:insideH w:val="single" w:color="C6CDD8" w:sz="3" w:space="0"/>
-          <w:insideV w:val="single" w:color="C6CDD8" w:sz="3" w:space="0"/>
+          <w:top w:val="single" w:sz="3" w:space="0" w:color="C6CDD8"/>
+          <w:left w:val="single" w:sz="3" w:space="0" w:color="C6CDD8"/>
+          <w:bottom w:val="single" w:sz="3" w:space="0" w:color="C6CDD8"/>
+          <w:right w:val="single" w:sz="3" w:space="0" w:color="C6CDD8"/>
+          <w:insideH w:val="single" w:sz="3" w:space="0" w:color="C6CDD8"/>
+          <w:insideV w:val="single" w:sz="3" w:space="0" w:color="C6CDD8"/>
         </w:tblBorders>
         <w:tblLayout w:type="fixed"/>
         <w:tblCellMar>
@@ -12898,57 +11654,8 @@
           </w:p>
         </w:tc>
       </w:tr>
-      <w:tr>
-        <w:tc>
-          <w:tcPr>
-            <w:tcW w:w="2200" w:type="dxa"/>
-            <w:tcMar>
-              <w:top w:w="70" w:type="dxa"/>
-              <w:left w:w="100" w:type="dxa"/>
-              <w:bottom w:w="70" w:type="dxa"/>
-              <w:right w:w="100" w:type="dxa"/>
-            </w:tcMar>
-          </w:tcPr>
-          <w:p/>
-        </w:tc>
-        <w:tc>
-          <w:tcPr>
-            <w:tcW w:w="3400" w:type="dxa"/>
-            <w:tcMar>
-              <w:top w:w="70" w:type="dxa"/>
-              <w:left w:w="100" w:type="dxa"/>
-              <w:bottom w:w="70" w:type="dxa"/>
-              <w:right w:w="100" w:type="dxa"/>
-            </w:tcMar>
-          </w:tcPr>
-          <w:p/>
-        </w:tc>
-        <w:tc>
-          <w:tcPr>
-            <w:tcW w:w="1800" w:type="dxa"/>
-            <w:tcMar>
-              <w:top w:w="70" w:type="dxa"/>
-              <w:left w:w="100" w:type="dxa"/>
-              <w:bottom w:w="70" w:type="dxa"/>
-              <w:right w:w="100" w:type="dxa"/>
-            </w:tcMar>
-          </w:tcPr>
-          <w:p/>
-        </w:tc>
-        <w:tc>
-          <w:tcPr>
-            <w:tcW w:w="3458" w:type="dxa"/>
-            <w:tcMar>
-              <w:top w:w="70" w:type="dxa"/>
-              <w:left w:w="100" w:type="dxa"/>
-              <w:bottom w:w="70" w:type="dxa"/>
-              <w:right w:w="100" w:type="dxa"/>
-            </w:tcMar>
-          </w:tcPr>
-          <w:p/>
-        </w:tc>
-      </w:tr>
     </w:tbl>
+    <w:p/>
     <w:p>
       <w:pPr>
         <w:spacing w:line="260" w:lineRule="auto"/>
@@ -12958,13 +11665,13 @@
       <w:pPr>
         <w:keepNext/>
         <w:pBdr>
-          <w:bottom w:val="single" w:color="16324F" w:sz="8" w:space="0"/>
+          <w:bottom w:val="single" w:sz="8" w:space="0" w:color="16324F"/>
         </w:pBdr>
         <w:spacing w:before="300" w:after="100" w:line="260" w:lineRule="auto"/>
       </w:pPr>
       <w:r>
         <w:rPr>
-          <w:rFonts w:ascii="Cambria" w:hAnsi="Cambria" w:eastAsia="Cambria" w:cs="Cambria"/>
+          <w:rFonts w:ascii="Cambria" w:eastAsia="Cambria" w:hAnsi="Cambria" w:cs="Cambria"/>
           <w:b/>
           <w:bCs/>
           <w:color w:val="2F5D8A"/>
@@ -12975,7 +11682,7 @@
       </w:r>
       <w:r>
         <w:rPr>
-          <w:rFonts w:ascii="Cambria" w:hAnsi="Cambria" w:eastAsia="Cambria" w:cs="Cambria"/>
+          <w:rFonts w:ascii="Cambria" w:eastAsia="Cambria" w:hAnsi="Cambria" w:cs="Cambria"/>
           <w:b/>
           <w:bCs/>
           <w:color w:val="16324F"/>
@@ -12989,135 +11696,12 @@
       <w:tblPr>
         <w:tblW w:w="10858" w:type="dxa"/>
         <w:tblBorders>
-          <w:top w:val="single" w:color="E8D6AA" w:sz="3" w:space="0"/>
-          <w:left w:val="single" w:color="E8D6AA" w:sz="3" w:space="0"/>
-          <w:bottom w:val="single" w:color="E8D6AA" w:sz="3" w:space="0"/>
-          <w:right w:val="single" w:color="E8D6AA" w:sz="3" w:space="0"/>
-          <w:insideH w:val="single" w:color="E8D6AA" w:sz="3" w:space="0"/>
-          <w:insideV w:val="single" w:color="E8D6AA" w:sz="3" w:space="0"/>
-        </w:tblBorders>
-        <w:tblLayout w:type="fixed"/>
-        <w:tblCellMar>
-          <w:left w:w="10" w:type="dxa"/>
-          <w:right w:w="10" w:type="dxa"/>
-        </w:tblCellMar>
-        <w:tblLook w:val="0000" w:firstRow="0" w:lastRow="0" w:firstColumn="0" w:lastColumn="0" w:noHBand="0" w:noVBand="0"/>
-      </w:tblPr>
-      <w:tblGrid>
-        <w:gridCol w:w="10858"/>
-      </w:tblGrid>
-      <w:tr>
-        <w:tc>
-          <w:tcPr>
-            <w:tcW w:w="10858" w:type="dxa"/>
-            <w:shd w:val="clear" w:color="auto" w:fill="FBF2DD"/>
-            <w:tcMar>
-              <w:top w:w="120" w:type="dxa"/>
-              <w:left w:w="160" w:type="dxa"/>
-              <w:bottom w:w="120" w:type="dxa"/>
-              <w:right w:w="160" w:type="dxa"/>
-            </w:tcMar>
-          </w:tcPr>
-          <w:p>
-            <w:pPr>
-              <w:spacing w:after="60" w:line="260" w:lineRule="auto"/>
-            </w:pPr>
-            <w:r>
-              <w:rPr>
-                <w:b/>
-                <w:color w:val="9A6B14"/>
-                <w:sz w:val="19"/>
-                <w:szCs w:val="19"/>
-              </w:rPr>
-              <w:t xml:space="preserve">▸  </w:t>
-            </w:r>
-            <w:r>
-              <w:rPr>
-                <w:b/>
-                <w:caps/>
-                <w:color w:val="9A6B14"/>
-                <w:sz w:val="17"/>
-                <w:szCs w:val="17"/>
-              </w:rPr>
-              <w:t>WHAT GOES HERE</w:t>
-            </w:r>
-          </w:p>
-          <w:p>
-            <w:pPr>
-              <w:spacing w:after="50" w:line="250" w:lineRule="auto"/>
-            </w:pPr>
-            <w:r>
-              <w:rPr>
-                <w:b/>
-                <w:bCs/>
-                <w:color w:val="39424E"/>
-                <w:sz w:val="19"/>
-                <w:szCs w:val="19"/>
-              </w:rPr>
-              <w:t xml:space="preserve">A question you cannot answer from what you have is a finding, not a failure. </w:t>
-            </w:r>
-            <w:r>
-              <w:rPr>
-                <w:color w:val="39424E"/>
-                <w:sz w:val="19"/>
-                <w:szCs w:val="19"/>
-              </w:rPr>
-              <w:t>It belongs here, in writing, with the name of the person who can answer it and the date you need the answer by.</w:t>
-            </w:r>
-          </w:p>
-          <w:p>
-            <w:pPr>
-              <w:spacing w:after="50" w:line="250" w:lineRule="auto"/>
-            </w:pPr>
-            <w:r>
-              <w:rPr>
-                <w:b/>
-                <w:color w:val="39424E"/>
-                <w:sz w:val="19"/>
-                <w:szCs w:val="19"/>
-              </w:rPr>
-              <w:t xml:space="preserve">This section is graded, and an empty one is a warning sign. </w:t>
-            </w:r>
-            <w:r>
-              <w:rPr>
-                <w:color w:val="39424E"/>
-                <w:sz w:val="19"/>
-                <w:szCs w:val="19"/>
-              </w:rPr>
-              <w:t>Every real project at this stage has open questions. A team reporting none has either not looked hard enough or has quietly invented answers — and an invented answer is a business decision the team had no authority to make.</w:t>
-            </w:r>
-          </w:p>
-          <w:p>
-            <w:pPr>
-              <w:spacing w:after="50" w:line="250" w:lineRule="auto"/>
-            </w:pPr>
-            <w:r>
-              <w:rPr>
-                <w:color w:val="39424E"/>
-                <w:sz w:val="19"/>
-                <w:szCs w:val="19"/>
-              </w:rPr>
-              <w:t>Carry each open question forward into P2 with its resolution, or with a note that it is still open.</w:t>
-            </w:r>
-          </w:p>
-        </w:tc>
-      </w:tr>
-    </w:tbl>
-    <w:p>
-      <w:pPr>
-        <w:spacing w:line="260" w:lineRule="auto"/>
-      </w:pPr>
-    </w:p>
-    <w:tbl>
-      <w:tblPr>
-        <w:tblW w:w="10858" w:type="dxa"/>
-        <w:tblBorders>
-          <w:top w:val="single" w:color="C6CDD8" w:sz="3" w:space="0"/>
-          <w:left w:val="single" w:color="C6CDD8" w:sz="3" w:space="0"/>
-          <w:bottom w:val="single" w:color="C6CDD8" w:sz="3" w:space="0"/>
-          <w:right w:val="single" w:color="C6CDD8" w:sz="3" w:space="0"/>
-          <w:insideH w:val="single" w:color="C6CDD8" w:sz="3" w:space="0"/>
-          <w:insideV w:val="single" w:color="C6CDD8" w:sz="3" w:space="0"/>
+          <w:top w:val="single" w:sz="3" w:space="0" w:color="C6CDD8"/>
+          <w:left w:val="single" w:sz="3" w:space="0" w:color="C6CDD8"/>
+          <w:bottom w:val="single" w:sz="3" w:space="0" w:color="C6CDD8"/>
+          <w:right w:val="single" w:sz="3" w:space="0" w:color="C6CDD8"/>
+          <w:insideH w:val="single" w:sz="3" w:space="0" w:color="C6CDD8"/>
+          <w:insideV w:val="single" w:sz="3" w:space="0" w:color="C6CDD8"/>
         </w:tblBorders>
         <w:tblLayout w:type="fixed"/>
         <w:tblCellMar>
@@ -13454,39 +12038,15 @@
           </w:tcPr>
           <w:p>
             <w:r>
-              <w:rPr>
-                <w:lang w:val="en-US"/>
-              </w:rPr>
-              <w:t xml:space="preserve">The </w:t>
-            </w:r>
-            <w:r>
-              <w:rPr>
-                <w:lang w:val="en-US"/>
-              </w:rPr>
-              <w:t>initial</w:t>
-            </w:r>
-            <w:r>
-              <w:rPr>
-                <w:lang w:val="en-US"/>
-              </w:rPr>
-              <w:t xml:space="preserve"> version will use a simple project-level identification method and will not </w:t>
-            </w:r>
-            <w:r>
-              <w:rPr>
-                <w:lang w:val="en-US"/>
-              </w:rPr>
-              <w:t>integrate</w:t>
-            </w:r>
-            <w:r>
-              <w:rPr>
-                <w:lang w:val="en-US"/>
-              </w:rPr>
-              <w:t>with UTD Duo</w:t>
-            </w:r>
-            <w:r>
-              <w:rPr>
-                <w:lang w:val="en-US"/>
-              </w:rPr>
+              <w:t xml:space="preserve">The initial version will use a simple project-level identification method and will not </w:t>
+            </w:r>
+            <w:r>
+              <w:t>integrate with</w:t>
+            </w:r>
+            <w:r>
+              <w:t xml:space="preserve"> UTD Duo</w:t>
+            </w:r>
+            <w:r>
               <w:t>.</w:t>
             </w:r>
           </w:p>
@@ -13592,13 +12152,13 @@
       <w:pPr>
         <w:keepNext/>
         <w:pBdr>
-          <w:bottom w:val="single" w:color="16324F" w:sz="8" w:space="0"/>
+          <w:bottom w:val="single" w:sz="8" w:space="0" w:color="16324F"/>
         </w:pBdr>
         <w:spacing w:before="300" w:after="100" w:line="260" w:lineRule="auto"/>
       </w:pPr>
       <w:r>
         <w:rPr>
-          <w:rFonts w:ascii="Cambria" w:hAnsi="Cambria" w:eastAsia="Cambria" w:cs="Cambria"/>
+          <w:rFonts w:ascii="Cambria" w:eastAsia="Cambria" w:hAnsi="Cambria" w:cs="Cambria"/>
           <w:b/>
           <w:bCs/>
           <w:color w:val="2F5D8A"/>
@@ -13609,7 +12169,7 @@
       </w:r>
       <w:r>
         <w:rPr>
-          <w:rFonts w:ascii="Cambria" w:hAnsi="Cambria" w:eastAsia="Cambria" w:cs="Cambria"/>
+          <w:rFonts w:ascii="Cambria" w:eastAsia="Cambria" w:hAnsi="Cambria" w:cs="Cambria"/>
           <w:b/>
           <w:bCs/>
           <w:color w:val="16324F"/>
@@ -13618,97 +12178,6 @@
         </w:rPr>
         <w:t>Baseline Declaration</w:t>
       </w:r>
-    </w:p>
-    <w:tbl>
-      <w:tblPr>
-        <w:tblW w:w="10858" w:type="dxa"/>
-        <w:tblBorders>
-          <w:top w:val="single" w:color="C3D2E4" w:sz="3" w:space="0"/>
-          <w:left w:val="single" w:color="C3D2E4" w:sz="3" w:space="0"/>
-          <w:bottom w:val="single" w:color="C3D2E4" w:sz="3" w:space="0"/>
-          <w:right w:val="single" w:color="C3D2E4" w:sz="3" w:space="0"/>
-          <w:insideH w:val="single" w:color="C3D2E4" w:sz="3" w:space="0"/>
-          <w:insideV w:val="single" w:color="C3D2E4" w:sz="3" w:space="0"/>
-        </w:tblBorders>
-        <w:tblLayout w:type="fixed"/>
-        <w:tblCellMar>
-          <w:left w:w="10" w:type="dxa"/>
-          <w:right w:w="10" w:type="dxa"/>
-        </w:tblCellMar>
-        <w:tblLook w:val="0000" w:firstRow="0" w:lastRow="0" w:firstColumn="0" w:lastColumn="0" w:noHBand="0" w:noVBand="0"/>
-      </w:tblPr>
-      <w:tblGrid>
-        <w:gridCol w:w="10858"/>
-      </w:tblGrid>
-      <w:tr>
-        <w:tc>
-          <w:tcPr>
-            <w:tcW w:w="10858" w:type="dxa"/>
-            <w:shd w:val="clear" w:color="auto" w:fill="EAF0F8"/>
-            <w:tcMar>
-              <w:top w:w="120" w:type="dxa"/>
-              <w:left w:w="160" w:type="dxa"/>
-              <w:bottom w:w="120" w:type="dxa"/>
-              <w:right w:w="160" w:type="dxa"/>
-            </w:tcMar>
-          </w:tcPr>
-          <w:p>
-            <w:pPr>
-              <w:spacing w:after="60" w:line="260" w:lineRule="auto"/>
-            </w:pPr>
-            <w:r>
-              <w:rPr>
-                <w:b/>
-                <w:color w:val="2F5D8A"/>
-                <w:sz w:val="19"/>
-                <w:szCs w:val="19"/>
-              </w:rPr>
-              <w:t xml:space="preserve">▸  </w:t>
-            </w:r>
-            <w:r>
-              <w:rPr>
-                <w:b/>
-                <w:caps/>
-                <w:color w:val="2F5D8A"/>
-                <w:sz w:val="17"/>
-                <w:szCs w:val="17"/>
-              </w:rPr>
-              <w:t>WHAT GOES HERE</w:t>
-            </w:r>
-          </w:p>
-          <w:p>
-            <w:pPr>
-              <w:spacing w:after="50" w:line="250" w:lineRule="auto"/>
-            </w:pPr>
-            <w:r>
-              <w:rPr>
-                <w:color w:val="39424E"/>
-                <w:sz w:val="19"/>
-                <w:szCs w:val="19"/>
-              </w:rPr>
-              <w:t>Once you submit, the content of this document is your P1 baseline. From this point, changes to requirements are made through change control, not by quiet editing — this is the Chapter 5 practice, applied to your own project.</w:t>
-            </w:r>
-          </w:p>
-          <w:p>
-            <w:pPr>
-              <w:spacing w:after="50" w:line="250" w:lineRule="auto"/>
-            </w:pPr>
-            <w:r>
-              <w:rPr>
-                <w:color w:val="39424E"/>
-                <w:sz w:val="19"/>
-                <w:szCs w:val="19"/>
-              </w:rPr>
-              <w:t>At P2 you will submit this same document, grown and revised, with the revision history in section 0 showing what changed and why. Do not start a new file.</w:t>
-            </w:r>
-          </w:p>
-        </w:tc>
-      </w:tr>
-    </w:tbl>
-    <w:p>
-      <w:pPr>
-        <w:spacing w:line="260" w:lineRule="auto"/>
-      </w:pPr>
     </w:p>
     <w:p>
       <w:pPr>
@@ -13727,12 +12196,12 @@
       <w:tblPr>
         <w:tblW w:w="10858" w:type="dxa"/>
         <w:tblBorders>
-          <w:top w:val="single" w:color="C6CDD8" w:sz="3" w:space="0"/>
-          <w:left w:val="single" w:color="C6CDD8" w:sz="3" w:space="0"/>
-          <w:bottom w:val="single" w:color="C6CDD8" w:sz="3" w:space="0"/>
-          <w:right w:val="single" w:color="C6CDD8" w:sz="3" w:space="0"/>
-          <w:insideH w:val="single" w:color="C6CDD8" w:sz="3" w:space="0"/>
-          <w:insideV w:val="single" w:color="C6CDD8" w:sz="3" w:space="0"/>
+          <w:top w:val="single" w:sz="3" w:space="0" w:color="C6CDD8"/>
+          <w:left w:val="single" w:sz="3" w:space="0" w:color="C6CDD8"/>
+          <w:bottom w:val="single" w:sz="3" w:space="0" w:color="C6CDD8"/>
+          <w:right w:val="single" w:sz="3" w:space="0" w:color="C6CDD8"/>
+          <w:insideH w:val="single" w:sz="3" w:space="0" w:color="C6CDD8"/>
+          <w:insideV w:val="single" w:sz="3" w:space="0" w:color="C6CDD8"/>
         </w:tblBorders>
         <w:tblLayout w:type="fixed"/>
         <w:tblCellMar>
@@ -14101,15 +12570,9 @@
           </w:tcPr>
           <w:p>
             <w:pPr>
-              <w:pStyle w:val="Normal"/>
-              <w:suppressLineNumbers w:val="0"/>
-              <w:bidi w:val="0"/>
-              <w:spacing w:before="0" w:beforeAutospacing="off" w:after="0" w:afterAutospacing="off" w:line="259" w:lineRule="auto"/>
-              <w:ind w:left="0" w:right="0"/>
-              <w:jc w:val="left"/>
-            </w:pPr>
-            <w:r>
-              <w:rPr/>
+              <w:spacing w:line="259" w:lineRule="auto"/>
+            </w:pPr>
+            <w:r>
               <w:t>Param Kathiravan</w:t>
             </w:r>
           </w:p>
@@ -14126,15 +12589,9 @@
           </w:tcPr>
           <w:p>
             <w:pPr>
-              <w:pStyle w:val="Normal"/>
-              <w:suppressLineNumbers w:val="0"/>
-              <w:bidi w:val="0"/>
-              <w:spacing w:before="0" w:beforeAutospacing="off" w:after="0" w:afterAutospacing="off" w:line="259" w:lineRule="auto"/>
-              <w:ind w:left="0" w:right="0"/>
-              <w:jc w:val="left"/>
-            </w:pPr>
-            <w:r>
-              <w:rPr/>
+              <w:spacing w:line="259" w:lineRule="auto"/>
+            </w:pPr>
+            <w:r>
               <w:t>Param Kathiravan</w:t>
             </w:r>
           </w:p>
@@ -14151,7 +12608,6 @@
           </w:tcPr>
           <w:p>
             <w:r>
-              <w:rPr/>
               <w:t>10/18/2026</w:t>
             </w:r>
           </w:p>
@@ -14160,836 +12616,14 @@
     </w:tbl>
     <w:p>
       <w:pPr>
-        <w:spacing w:line="260" w:lineRule="auto"/>
-      </w:pPr>
-    </w:p>
-    <w:p>
-      <w:pPr>
         <w:pageBreakBefore/>
         <w:spacing w:line="260" w:lineRule="auto"/>
       </w:pPr>
     </w:p>
-    <w:p>
-      <w:pPr>
-        <w:keepNext/>
-        <w:pBdr>
-          <w:bottom w:val="single" w:color="16324F" w:sz="8" w:space="0"/>
-        </w:pBdr>
-        <w:spacing w:after="100" w:line="260" w:lineRule="auto"/>
-      </w:pPr>
-      <w:r>
-        <w:rPr>
-          <w:rFonts w:ascii="Cambria" w:hAnsi="Cambria" w:eastAsia="Cambria" w:cs="Cambria"/>
-          <w:b/>
-          <w:bCs/>
-          <w:color w:val="16324F"/>
-          <w:sz w:val="26"/>
-          <w:szCs w:val="26"/>
-        </w:rPr>
-        <w:t>How P1 Is Marked</w:t>
-      </w:r>
-    </w:p>
-    <w:p>
-      <w:pPr>
-        <w:spacing w:after="90" w:line="260" w:lineRule="auto"/>
-      </w:pPr>
-      <w:r>
-        <w:rPr>
-          <w:i/>
-          <w:iCs/>
-          <w:color w:val="5A6472"/>
-          <w:sz w:val="19"/>
-          <w:szCs w:val="19"/>
-        </w:rPr>
-        <w:t>P1 is worth 4% of the course grade. Following the syllabus, 80 points are for the shared team artifact and 20 for individual contribution evidence.</w:t>
-      </w:r>
-    </w:p>
-    <w:tbl>
-      <w:tblPr>
-        <w:tblW w:w="10858" w:type="dxa"/>
-        <w:tblBorders>
-          <w:top w:val="single" w:color="C6CDD8" w:sz="3" w:space="0"/>
-          <w:left w:val="single" w:color="C6CDD8" w:sz="3" w:space="0"/>
-          <w:bottom w:val="single" w:color="C6CDD8" w:sz="3" w:space="0"/>
-          <w:right w:val="single" w:color="C6CDD8" w:sz="3" w:space="0"/>
-          <w:insideH w:val="single" w:color="C6CDD8" w:sz="3" w:space="0"/>
-          <w:insideV w:val="single" w:color="C6CDD8" w:sz="3" w:space="0"/>
-        </w:tblBorders>
-        <w:tblLayout w:type="fixed"/>
-        <w:tblCellMar>
-          <w:left w:w="10" w:type="dxa"/>
-          <w:right w:w="10" w:type="dxa"/>
-        </w:tblCellMar>
-        <w:tblLook w:val="0000" w:firstRow="0" w:lastRow="0" w:firstColumn="0" w:lastColumn="0" w:noHBand="0" w:noVBand="0"/>
-      </w:tblPr>
-      <w:tblGrid>
-        <w:gridCol w:w="3000"/>
-        <w:gridCol w:w="900"/>
-        <w:gridCol w:w="6958"/>
-      </w:tblGrid>
-      <w:tr>
-        <w:trPr>
-          <w:tblHeader/>
-        </w:trPr>
-        <w:tc>
-          <w:tcPr>
-            <w:tcW w:w="3000" w:type="dxa"/>
-            <w:shd w:val="clear" w:color="auto" w:fill="EAF0F8"/>
-            <w:tcMar>
-              <w:top w:w="70" w:type="dxa"/>
-              <w:left w:w="100" w:type="dxa"/>
-              <w:bottom w:w="70" w:type="dxa"/>
-              <w:right w:w="100" w:type="dxa"/>
-            </w:tcMar>
-          </w:tcPr>
-          <w:p>
-            <w:pPr>
-              <w:spacing w:line="260" w:lineRule="auto"/>
-            </w:pPr>
-            <w:r>
-              <w:rPr>
-                <w:b/>
-                <w:bCs/>
-                <w:color w:val="16324F"/>
-                <w:sz w:val="18"/>
-                <w:szCs w:val="18"/>
-              </w:rPr>
-              <w:t>Criterion</w:t>
-            </w:r>
-          </w:p>
-        </w:tc>
-        <w:tc>
-          <w:tcPr>
-            <w:tcW w:w="900" w:type="dxa"/>
-            <w:shd w:val="clear" w:color="auto" w:fill="EAF0F8"/>
-            <w:tcMar>
-              <w:top w:w="70" w:type="dxa"/>
-              <w:left w:w="100" w:type="dxa"/>
-              <w:bottom w:w="70" w:type="dxa"/>
-              <w:right w:w="100" w:type="dxa"/>
-            </w:tcMar>
-          </w:tcPr>
-          <w:p>
-            <w:pPr>
-              <w:spacing w:line="260" w:lineRule="auto"/>
-            </w:pPr>
-            <w:r>
-              <w:rPr>
-                <w:b/>
-                <w:bCs/>
-                <w:color w:val="16324F"/>
-                <w:sz w:val="18"/>
-                <w:szCs w:val="18"/>
-              </w:rPr>
-              <w:t>Points</w:t>
-            </w:r>
-          </w:p>
-        </w:tc>
-        <w:tc>
-          <w:tcPr>
-            <w:tcW w:w="6958" w:type="dxa"/>
-            <w:shd w:val="clear" w:color="auto" w:fill="EAF0F8"/>
-            <w:tcMar>
-              <w:top w:w="70" w:type="dxa"/>
-              <w:left w:w="100" w:type="dxa"/>
-              <w:bottom w:w="70" w:type="dxa"/>
-              <w:right w:w="100" w:type="dxa"/>
-            </w:tcMar>
-          </w:tcPr>
-          <w:p>
-            <w:pPr>
-              <w:spacing w:line="260" w:lineRule="auto"/>
-            </w:pPr>
-            <w:r>
-              <w:rPr>
-                <w:b/>
-                <w:bCs/>
-                <w:color w:val="16324F"/>
-                <w:sz w:val="18"/>
-                <w:szCs w:val="18"/>
-              </w:rPr>
-              <w:t>What full marks look like</w:t>
-            </w:r>
-          </w:p>
-        </w:tc>
-      </w:tr>
-      <w:tr>
-        <w:tc>
-          <w:tcPr>
-            <w:tcW w:w="3000" w:type="dxa"/>
-            <w:tcMar>
-              <w:top w:w="70" w:type="dxa"/>
-              <w:left w:w="100" w:type="dxa"/>
-              <w:bottom w:w="70" w:type="dxa"/>
-              <w:right w:w="100" w:type="dxa"/>
-            </w:tcMar>
-          </w:tcPr>
-          <w:p>
-            <w:r>
-              <w:rPr>
-                <w:color w:val="1A1A1A"/>
-                <w:sz w:val="18"/>
-                <w:szCs w:val="18"/>
-              </w:rPr>
-              <w:t>Problem, scope and context (1.1, 1.2, 2.1)</w:t>
-            </w:r>
-          </w:p>
-        </w:tc>
-        <w:tc>
-          <w:tcPr>
-            <w:tcW w:w="900" w:type="dxa"/>
-            <w:tcMar>
-              <w:top w:w="70" w:type="dxa"/>
-              <w:left w:w="100" w:type="dxa"/>
-              <w:bottom w:w="70" w:type="dxa"/>
-              <w:right w:w="100" w:type="dxa"/>
-            </w:tcMar>
-          </w:tcPr>
-          <w:p>
-            <w:r>
-              <w:rPr>
-                <w:color w:val="1A1A1A"/>
-                <w:sz w:val="18"/>
-                <w:szCs w:val="18"/>
-              </w:rPr>
-              <w:t>10</w:t>
-            </w:r>
-          </w:p>
-        </w:tc>
-        <w:tc>
-          <w:tcPr>
-            <w:tcW w:w="6958" w:type="dxa"/>
-            <w:tcMar>
-              <w:top w:w="70" w:type="dxa"/>
-              <w:left w:w="100" w:type="dxa"/>
-              <w:bottom w:w="70" w:type="dxa"/>
-              <w:right w:w="100" w:type="dxa"/>
-            </w:tcMar>
-          </w:tcPr>
-          <w:p>
-            <w:r>
-              <w:rPr>
-                <w:color w:val="1A1A1A"/>
-                <w:sz w:val="18"/>
-                <w:szCs w:val="18"/>
-              </w:rPr>
-              <w:t>The problem is a problem somebody actually has. The out-of-scope column is filled and the exclusions are justified. The context diagram's boundary matches what sections 2 and 3 claim.</w:t>
-            </w:r>
-          </w:p>
-        </w:tc>
-      </w:tr>
-      <w:tr>
-        <w:tc>
-          <w:tcPr>
-            <w:tcW w:w="3000" w:type="dxa"/>
-            <w:tcMar>
-              <w:top w:w="70" w:type="dxa"/>
-              <w:left w:w="100" w:type="dxa"/>
-              <w:bottom w:w="70" w:type="dxa"/>
-              <w:right w:w="100" w:type="dxa"/>
-            </w:tcMar>
-          </w:tcPr>
-          <w:p>
-            <w:r>
-              <w:rPr>
-                <w:color w:val="1A1A1A"/>
-                <w:sz w:val="18"/>
-                <w:szCs w:val="18"/>
-              </w:rPr>
-              <w:t>Stakeholders and elicitation (2.2, 2.3)</w:t>
-            </w:r>
-          </w:p>
-        </w:tc>
-        <w:tc>
-          <w:tcPr>
-            <w:tcW w:w="900" w:type="dxa"/>
-            <w:tcMar>
-              <w:top w:w="70" w:type="dxa"/>
-              <w:left w:w="100" w:type="dxa"/>
-              <w:bottom w:w="70" w:type="dxa"/>
-              <w:right w:w="100" w:type="dxa"/>
-            </w:tcMar>
-          </w:tcPr>
-          <w:p>
-            <w:r>
-              <w:rPr>
-                <w:color w:val="1A1A1A"/>
-                <w:sz w:val="18"/>
-                <w:szCs w:val="18"/>
-              </w:rPr>
-              <w:t>10</w:t>
-            </w:r>
-          </w:p>
-        </w:tc>
-        <w:tc>
-          <w:tcPr>
-            <w:tcW w:w="6958" w:type="dxa"/>
-            <w:tcMar>
-              <w:top w:w="70" w:type="dxa"/>
-              <w:left w:w="100" w:type="dxa"/>
-              <w:bottom w:w="70" w:type="dxa"/>
-              <w:right w:w="100" w:type="dxa"/>
-            </w:tcMar>
-          </w:tcPr>
-          <w:p>
-            <w:r>
-              <w:rPr>
-                <w:color w:val="1A1A1A"/>
-                <w:sz w:val="18"/>
-                <w:szCs w:val="18"/>
-              </w:rPr>
-              <w:t>Stakeholders include at least one who will never use the system. Every need has a stated basis, and assumptions are labelled as assumptions rather than disguised as findings.</w:t>
-            </w:r>
-          </w:p>
-        </w:tc>
-      </w:tr>
-      <w:tr>
-        <w:tc>
-          <w:tcPr>
-            <w:tcW w:w="3000" w:type="dxa"/>
-            <w:tcMar>
-              <w:top w:w="70" w:type="dxa"/>
-              <w:left w:w="100" w:type="dxa"/>
-              <w:bottom w:w="70" w:type="dxa"/>
-              <w:right w:w="100" w:type="dxa"/>
-            </w:tcMar>
-          </w:tcPr>
-          <w:p>
-            <w:r>
-              <w:rPr>
-                <w:color w:val="1A1A1A"/>
-                <w:sz w:val="18"/>
-                <w:szCs w:val="18"/>
-              </w:rPr>
-              <w:t>Requirements quality (3.1, 3.2, 3.3)</w:t>
-            </w:r>
-          </w:p>
-        </w:tc>
-        <w:tc>
-          <w:tcPr>
-            <w:tcW w:w="900" w:type="dxa"/>
-            <w:tcMar>
-              <w:top w:w="70" w:type="dxa"/>
-              <w:left w:w="100" w:type="dxa"/>
-              <w:bottom w:w="70" w:type="dxa"/>
-              <w:right w:w="100" w:type="dxa"/>
-            </w:tcMar>
-          </w:tcPr>
-          <w:p>
-            <w:r>
-              <w:rPr>
-                <w:color w:val="1A1A1A"/>
-                <w:sz w:val="18"/>
-                <w:szCs w:val="18"/>
-              </w:rPr>
-              <w:t>25</w:t>
-            </w:r>
-          </w:p>
-        </w:tc>
-        <w:tc>
-          <w:tcPr>
-            <w:tcW w:w="6958" w:type="dxa"/>
-            <w:tcMar>
-              <w:top w:w="70" w:type="dxa"/>
-              <w:left w:w="100" w:type="dxa"/>
-              <w:bottom w:w="70" w:type="dxa"/>
-              <w:right w:w="100" w:type="dxa"/>
-            </w:tcMar>
-          </w:tcPr>
-          <w:p>
-            <w:r>
-              <w:rPr>
-                <w:color w:val="1A1A1A"/>
-                <w:sz w:val="18"/>
-                <w:szCs w:val="18"/>
-                <w:lang w:val="en-US"/>
-              </w:rPr>
-              <w:t>Every requirement is one testable “shall” sentence with an identifier, a priority, a source and an acceptance criterion. Quality requirements carry a threshold, a condition and a method. Constraints are distinguished from quality requirements.</w:t>
-            </w:r>
-          </w:p>
-        </w:tc>
-      </w:tr>
-      <w:tr>
-        <w:tc>
-          <w:tcPr>
-            <w:tcW w:w="3000" w:type="dxa"/>
-            <w:tcMar>
-              <w:top w:w="70" w:type="dxa"/>
-              <w:left w:w="100" w:type="dxa"/>
-              <w:bottom w:w="70" w:type="dxa"/>
-              <w:right w:w="100" w:type="dxa"/>
-            </w:tcMar>
-          </w:tcPr>
-          <w:p>
-            <w:r>
-              <w:rPr>
-                <w:color w:val="1A1A1A"/>
-                <w:sz w:val="18"/>
-                <w:szCs w:val="18"/>
-              </w:rPr>
-              <w:t>Use cases and traceability (3.4, 3.5)</w:t>
-            </w:r>
-          </w:p>
-        </w:tc>
-        <w:tc>
-          <w:tcPr>
-            <w:tcW w:w="900" w:type="dxa"/>
-            <w:tcMar>
-              <w:top w:w="70" w:type="dxa"/>
-              <w:left w:w="100" w:type="dxa"/>
-              <w:bottom w:w="70" w:type="dxa"/>
-              <w:right w:w="100" w:type="dxa"/>
-            </w:tcMar>
-          </w:tcPr>
-          <w:p>
-            <w:r>
-              <w:rPr>
-                <w:color w:val="1A1A1A"/>
-                <w:sz w:val="18"/>
-                <w:szCs w:val="18"/>
-              </w:rPr>
-              <w:t>20</w:t>
-            </w:r>
-          </w:p>
-        </w:tc>
-        <w:tc>
-          <w:tcPr>
-            <w:tcW w:w="6958" w:type="dxa"/>
-            <w:tcMar>
-              <w:top w:w="70" w:type="dxa"/>
-              <w:left w:w="100" w:type="dxa"/>
-              <w:bottom w:w="70" w:type="dxa"/>
-              <w:right w:w="100" w:type="dxa"/>
-            </w:tcMar>
-          </w:tcPr>
-          <w:p>
-            <w:r>
-              <w:rPr>
-                <w:color w:val="1A1A1A"/>
-                <w:sz w:val="18"/>
-                <w:szCs w:val="18"/>
-              </w:rPr>
-              <w:t>Use cases are at actor-goal level, not steps. Two are written out in full, including alternative flows. The matrix is complete and the team says what the gaps mean and what they did about them.</w:t>
-            </w:r>
-          </w:p>
-        </w:tc>
-      </w:tr>
-      <w:tr>
-        <w:tc>
-          <w:tcPr>
-            <w:tcW w:w="3000" w:type="dxa"/>
-            <w:tcMar>
-              <w:top w:w="70" w:type="dxa"/>
-              <w:left w:w="100" w:type="dxa"/>
-              <w:bottom w:w="70" w:type="dxa"/>
-              <w:right w:w="100" w:type="dxa"/>
-            </w:tcMar>
-          </w:tcPr>
-          <w:p>
-            <w:r>
-              <w:rPr>
-                <w:color w:val="1A1A1A"/>
-                <w:sz w:val="18"/>
-                <w:szCs w:val="18"/>
-              </w:rPr>
-              <w:t>Feasibility and plan (2.6, 4)</w:t>
-            </w:r>
-          </w:p>
-        </w:tc>
-        <w:tc>
-          <w:tcPr>
-            <w:tcW w:w="900" w:type="dxa"/>
-            <w:tcMar>
-              <w:top w:w="70" w:type="dxa"/>
-              <w:left w:w="100" w:type="dxa"/>
-              <w:bottom w:w="70" w:type="dxa"/>
-              <w:right w:w="100" w:type="dxa"/>
-            </w:tcMar>
-          </w:tcPr>
-          <w:p>
-            <w:r>
-              <w:rPr>
-                <w:color w:val="1A1A1A"/>
-                <w:sz w:val="18"/>
-                <w:szCs w:val="18"/>
-              </w:rPr>
-              <w:t>10</w:t>
-            </w:r>
-          </w:p>
-        </w:tc>
-        <w:tc>
-          <w:tcPr>
-            <w:tcW w:w="6958" w:type="dxa"/>
-            <w:tcMar>
-              <w:top w:w="70" w:type="dxa"/>
-              <w:left w:w="100" w:type="dxa"/>
-              <w:bottom w:w="70" w:type="dxa"/>
-              <w:right w:w="100" w:type="dxa"/>
-            </w:tcMar>
-          </w:tcPr>
-          <w:p>
-            <w:r>
-              <w:rPr>
-                <w:color w:val="1A1A1A"/>
-                <w:sz w:val="18"/>
-                <w:szCs w:val="18"/>
-              </w:rPr>
-              <w:t>Each feasibility verdict is backed by evidence a reader can check. The plan has dates and owners. Risks are future events with actionable mitigations.</w:t>
-            </w:r>
-          </w:p>
-        </w:tc>
-      </w:tr>
-      <w:tr>
-        <w:tc>
-          <w:tcPr>
-            <w:tcW w:w="3000" w:type="dxa"/>
-            <w:tcMar>
-              <w:top w:w="70" w:type="dxa"/>
-              <w:left w:w="100" w:type="dxa"/>
-              <w:bottom w:w="70" w:type="dxa"/>
-              <w:right w:w="100" w:type="dxa"/>
-            </w:tcMar>
-          </w:tcPr>
-          <w:p>
-            <w:r>
-              <w:rPr>
-                <w:color w:val="1A1A1A"/>
-                <w:sz w:val="18"/>
-                <w:szCs w:val="18"/>
-              </w:rPr>
-              <w:t>Open questions and baseline (5, 6)</w:t>
-            </w:r>
-          </w:p>
-        </w:tc>
-        <w:tc>
-          <w:tcPr>
-            <w:tcW w:w="900" w:type="dxa"/>
-            <w:tcMar>
-              <w:top w:w="70" w:type="dxa"/>
-              <w:left w:w="100" w:type="dxa"/>
-              <w:bottom w:w="70" w:type="dxa"/>
-              <w:right w:w="100" w:type="dxa"/>
-            </w:tcMar>
-          </w:tcPr>
-          <w:p>
-            <w:r>
-              <w:rPr>
-                <w:color w:val="1A1A1A"/>
-                <w:sz w:val="18"/>
-                <w:szCs w:val="18"/>
-              </w:rPr>
-              <w:t>5</w:t>
-            </w:r>
-          </w:p>
-        </w:tc>
-        <w:tc>
-          <w:tcPr>
-            <w:tcW w:w="6958" w:type="dxa"/>
-            <w:tcMar>
-              <w:top w:w="70" w:type="dxa"/>
-              <w:left w:w="100" w:type="dxa"/>
-              <w:bottom w:w="70" w:type="dxa"/>
-              <w:right w:w="100" w:type="dxa"/>
-            </w:tcMar>
-          </w:tcPr>
-          <w:p>
-            <w:r>
-              <w:rPr>
-                <w:color w:val="1A1A1A"/>
-                <w:sz w:val="18"/>
-                <w:szCs w:val="18"/>
-              </w:rPr>
-              <w:t>Real open questions, with an owner and a date, and an honest statement of what was assumed in the meantime.</w:t>
-            </w:r>
-          </w:p>
-        </w:tc>
-      </w:tr>
-      <w:tr>
-        <w:tc>
-          <w:tcPr>
-            <w:tcW w:w="3000" w:type="dxa"/>
-            <w:tcMar>
-              <w:top w:w="70" w:type="dxa"/>
-              <w:left w:w="100" w:type="dxa"/>
-              <w:bottom w:w="70" w:type="dxa"/>
-              <w:right w:w="100" w:type="dxa"/>
-            </w:tcMar>
-          </w:tcPr>
-          <w:p>
-            <w:r>
-              <w:rPr>
-                <w:color w:val="1A1A1A"/>
-                <w:sz w:val="18"/>
-                <w:szCs w:val="18"/>
-              </w:rPr>
-              <w:t>Document quality</w:t>
-            </w:r>
-          </w:p>
-        </w:tc>
-        <w:tc>
-          <w:tcPr>
-            <w:tcW w:w="900" w:type="dxa"/>
-            <w:tcMar>
-              <w:top w:w="70" w:type="dxa"/>
-              <w:left w:w="100" w:type="dxa"/>
-              <w:bottom w:w="70" w:type="dxa"/>
-              <w:right w:w="100" w:type="dxa"/>
-            </w:tcMar>
-          </w:tcPr>
-          <w:p>
-            <w:r>
-              <w:rPr>
-                <w:color w:val="1A1A1A"/>
-                <w:sz w:val="18"/>
-                <w:szCs w:val="18"/>
-              </w:rPr>
-              <w:t>—</w:t>
-            </w:r>
-          </w:p>
-        </w:tc>
-        <w:tc>
-          <w:tcPr>
-            <w:tcW w:w="6958" w:type="dxa"/>
-            <w:tcMar>
-              <w:top w:w="70" w:type="dxa"/>
-              <w:left w:w="100" w:type="dxa"/>
-              <w:bottom w:w="70" w:type="dxa"/>
-              <w:right w:w="100" w:type="dxa"/>
-            </w:tcMar>
-          </w:tcPr>
-          <w:p>
-            <w:r>
-              <w:rPr>
-                <w:color w:val="1A1A1A"/>
-                <w:sz w:val="18"/>
-                <w:szCs w:val="18"/>
-              </w:rPr>
-              <w:t>Guidance boxes removed, sections in order, within the length budget, readable. Marks are deducted here, not awarded.</w:t>
-            </w:r>
-          </w:p>
-        </w:tc>
-      </w:tr>
-      <w:tr>
-        <w:tc>
-          <w:tcPr>
-            <w:tcW w:w="3000" w:type="dxa"/>
-            <w:tcMar>
-              <w:top w:w="70" w:type="dxa"/>
-              <w:left w:w="100" w:type="dxa"/>
-              <w:bottom w:w="70" w:type="dxa"/>
-              <w:right w:w="100" w:type="dxa"/>
-            </w:tcMar>
-          </w:tcPr>
-          <w:p>
-            <w:r>
-              <w:rPr>
-                <w:color w:val="1A1A1A"/>
-                <w:sz w:val="18"/>
-                <w:szCs w:val="18"/>
-              </w:rPr>
-              <w:t>Individual contribution evidence (0.1)</w:t>
-            </w:r>
-          </w:p>
-        </w:tc>
-        <w:tc>
-          <w:tcPr>
-            <w:tcW w:w="900" w:type="dxa"/>
-            <w:tcMar>
-              <w:top w:w="70" w:type="dxa"/>
-              <w:left w:w="100" w:type="dxa"/>
-              <w:bottom w:w="70" w:type="dxa"/>
-              <w:right w:w="100" w:type="dxa"/>
-            </w:tcMar>
-          </w:tcPr>
-          <w:p>
-            <w:r>
-              <w:rPr>
-                <w:color w:val="1A1A1A"/>
-                <w:sz w:val="18"/>
-                <w:szCs w:val="18"/>
-              </w:rPr>
-              <w:t>20</w:t>
-            </w:r>
-          </w:p>
-        </w:tc>
-        <w:tc>
-          <w:tcPr>
-            <w:tcW w:w="6958" w:type="dxa"/>
-            <w:tcMar>
-              <w:top w:w="70" w:type="dxa"/>
-              <w:left w:w="100" w:type="dxa"/>
-              <w:bottom w:w="70" w:type="dxa"/>
-              <w:right w:w="100" w:type="dxa"/>
-            </w:tcMar>
-          </w:tcPr>
-          <w:p>
-            <w:r>
-              <w:rPr>
-                <w:color w:val="1A1A1A"/>
-                <w:sz w:val="18"/>
-                <w:szCs w:val="18"/>
-              </w:rPr>
-              <w:t>Every member's contribution is distinguishable and traceable to something in the repository a reader can open.</w:t>
-            </w:r>
-          </w:p>
-        </w:tc>
-      </w:tr>
-    </w:tbl>
-    <w:p>
-      <w:pPr>
-        <w:spacing w:line="260" w:lineRule="auto"/>
-      </w:pPr>
-    </w:p>
-    <w:tbl>
-      <w:tblPr>
-        <w:tblW w:w="10858" w:type="dxa"/>
-        <w:tblBorders>
-          <w:top w:val="single" w:color="E8C4C0" w:sz="3" w:space="0"/>
-          <w:left w:val="single" w:color="E8C4C0" w:sz="3" w:space="0"/>
-          <w:bottom w:val="single" w:color="E8C4C0" w:sz="3" w:space="0"/>
-          <w:right w:val="single" w:color="E8C4C0" w:sz="3" w:space="0"/>
-          <w:insideH w:val="single" w:color="E8C4C0" w:sz="3" w:space="0"/>
-          <w:insideV w:val="single" w:color="E8C4C0" w:sz="3" w:space="0"/>
-        </w:tblBorders>
-        <w:tblLayout w:type="fixed"/>
-        <w:tblCellMar>
-          <w:left w:w="10" w:type="dxa"/>
-          <w:right w:w="10" w:type="dxa"/>
-        </w:tblCellMar>
-        <w:tblLook w:val="0000" w:firstRow="0" w:lastRow="0" w:firstColumn="0" w:lastColumn="0" w:noHBand="0" w:noVBand="0"/>
-      </w:tblPr>
-      <w:tblGrid>
-        <w:gridCol w:w="10858"/>
-      </w:tblGrid>
-      <w:tr>
-        <w:tc>
-          <w:tcPr>
-            <w:tcW w:w="10858" w:type="dxa"/>
-            <w:shd w:val="clear" w:color="auto" w:fill="FAEAE8"/>
-            <w:tcMar>
-              <w:top w:w="120" w:type="dxa"/>
-              <w:left w:w="160" w:type="dxa"/>
-              <w:bottom w:w="120" w:type="dxa"/>
-              <w:right w:w="160" w:type="dxa"/>
-            </w:tcMar>
-          </w:tcPr>
-          <w:p>
-            <w:pPr>
-              <w:spacing w:after="60" w:line="260" w:lineRule="auto"/>
-            </w:pPr>
-            <w:r>
-              <w:rPr>
-                <w:b/>
-                <w:color w:val="9B3A37"/>
-                <w:sz w:val="19"/>
-                <w:szCs w:val="19"/>
-              </w:rPr>
-              <w:t xml:space="preserve">▸  </w:t>
-            </w:r>
-            <w:r>
-              <w:rPr>
-                <w:b/>
-                <w:caps/>
-                <w:color w:val="9B3A37"/>
-                <w:sz w:val="17"/>
-                <w:szCs w:val="17"/>
-              </w:rPr>
-              <w:t>Where marks are lost</w:t>
-            </w:r>
-          </w:p>
-          <w:p>
-            <w:pPr>
-              <w:spacing w:after="50" w:line="250" w:lineRule="auto"/>
-            </w:pPr>
-            <w:r>
-              <w:rPr>
-                <w:b/>
-                <w:bCs/>
-                <w:color w:val="39424E"/>
-                <w:sz w:val="19"/>
-                <w:szCs w:val="19"/>
-              </w:rPr>
-              <w:t xml:space="preserve">Three things that cost teams the most marks every year: </w:t>
-            </w:r>
-          </w:p>
-          <w:p>
-            <w:pPr>
-              <w:spacing w:after="50" w:line="250" w:lineRule="auto"/>
-            </w:pPr>
-            <w:r>
-              <w:rPr>
-                <w:b/>
-                <w:color w:val="39424E"/>
-                <w:sz w:val="19"/>
-                <w:szCs w:val="19"/>
-              </w:rPr>
-              <w:t xml:space="preserve">1.  Requirements that cannot be tested. </w:t>
-            </w:r>
-            <w:r>
-              <w:rPr>
-                <w:color w:val="39424E"/>
-                <w:sz w:val="19"/>
-                <w:szCs w:val="19"/>
-              </w:rPr>
-              <w:t>“The system shall be user-friendly” earns nothing, however good the rest of the document is. Section 3 is 25 of the 80 team points and this is where they are lost.</w:t>
-            </w:r>
-          </w:p>
-          <w:p>
-            <w:pPr>
-              <w:spacing w:after="50" w:line="250" w:lineRule="auto"/>
-            </w:pPr>
-            <w:r>
-              <w:rPr>
-                <w:b/>
-                <w:color w:val="39424E"/>
-                <w:sz w:val="19"/>
-                <w:szCs w:val="19"/>
-              </w:rPr>
-              <w:t xml:space="preserve">2.  Use cases written at step level. </w:t>
-            </w:r>
-            <w:r>
-              <w:rPr>
-                <w:color w:val="39424E"/>
-                <w:sz w:val="19"/>
-                <w:szCs w:val="19"/>
-              </w:rPr>
-              <w:t>“Log In”, “Validate Card” and “Open Gate” are three steps of one use case. A diagram of fifteen tiny ovals scores lower than one with five real ones.</w:t>
-            </w:r>
-          </w:p>
-          <w:p>
-            <w:pPr>
-              <w:spacing w:after="50" w:line="250" w:lineRule="auto"/>
-            </w:pPr>
-            <w:r>
-              <w:rPr>
-                <w:b/>
-                <w:color w:val="39424E"/>
-                <w:sz w:val="19"/>
-                <w:szCs w:val="19"/>
-              </w:rPr>
-              <w:t xml:space="preserve">3.  An empty section 5. </w:t>
-            </w:r>
-            <w:r>
-              <w:rPr>
-                <w:color w:val="39424E"/>
-                <w:sz w:val="19"/>
-                <w:szCs w:val="19"/>
-              </w:rPr>
-              <w:t>It reads as a team that resolved its ambiguities by guessing.</w:t>
-            </w:r>
-          </w:p>
-        </w:tc>
-      </w:tr>
-    </w:tbl>
-    <w:p>
-      <w:pPr>
-        <w:spacing w:line="260" w:lineRule="auto"/>
-      </w:pPr>
-    </w:p>
     <w:sectPr>
-      <w:headerReference w:type="default" r:id="rId17"/>
-      <w:footerReference w:type="default" r:id="rId18"/>
-      <w:pgSz w:w="12240" w:h="15840" w:orient="portrait"/>
+      <w:headerReference w:type="default" r:id="rId23"/>
+      <w:footerReference w:type="default" r:id="rId24"/>
+      <w:pgSz w:w="12240" w:h="15840"/>
       <w:pgMar w:top="900" w:right="900" w:bottom="900" w:left="900" w:header="500" w:footer="450" w:gutter="0"/>
       <w:cols w:space="720"/>
       <w:docGrid w:linePitch="360"/>
@@ -15021,8 +12655,13 @@
 <w:ftr xmlns:wpc="http://schemas.microsoft.com/office/word/2010/wordprocessingCanvas" xmlns:cx="http://schemas.microsoft.com/office/drawing/2014/chartex" xmlns:cx1="http://schemas.microsoft.com/office/drawing/2015/9/8/chartex" xmlns:cx2="http://schemas.microsoft.com/office/drawing/2015/10/21/chartex" xmlns:cx3="http://schemas.microsoft.com/office/drawing/2016/5/9/chartex" xmlns:cx4="http://schemas.microsoft.com/office/drawing/2016/5/10/chartex" xmlns:cx5="http://schemas.microsoft.com/office/drawing/2016/5/11/chartex" xmlns:cx6="http://schemas.microsoft.com/office/drawing/2016/5/12/chartex" xmlns:cx7="http://schemas.microsoft.com/office/drawing/2016/5/13/chartex" xmlns:cx8="http://schemas.microsoft.com/office/drawing/2016/5/14/chartex" xmlns:mc="http://schemas.openxmlformats.org/markup-compatibility/2006" xmlns:aink="http://schemas.microsoft.com/office/drawing/2016/ink" xmlns:am3d="http://schemas.microsoft.com/office/drawing/2017/model3d" xmlns:o="urn:schemas-microsoft-com:office:office" xmlns:oel="http://schemas.microsoft.com/office/2019/extlst" xmlns:r="http://schemas.openxmlformats.org/officeDocument/2006/relationships" xmlns:m="http://schemas.openxmlformats.org/officeDocument/2006/math" xmlns:v="urn:schemas-microsoft-com:vml" xmlns:wp14="http://schemas.microsoft.com/office/word/2010/wordprocessingDrawing" xmlns:wp="http://schemas.openxmlformats.org/drawingml/2006/wordprocessingDrawing" xmlns:w10="urn:schemas-microsoft-com:office:word" xmlns:w="http://schemas.openxmlformats.org/wordprocessingml/2006/main" xmlns:w14="http://schemas.microsoft.com/office/word/2010/wordml" xmlns:w15="http://schemas.microsoft.com/office/word/2012/wordml" xmlns:w16cex="http://schemas.microsoft.com/office/word/2018/wordml/cex" xmlns:w16cid="http://schemas.microsoft.com/office/word/2016/wordml/cid" xmlns:w16="http://schemas.microsoft.com/office/word/2018/wordml" xmlns:w16du="http://schemas.microsoft.com/office/word/2023/wordml/word16du" xmlns:w16sdtdh="http://schemas.microsoft.com/office/word/2020/wordml/sdtdatahash" xmlns:w16sdtfl="http://schemas.microsoft.com/office/word/2024/wordml/sdtformatlock" xmlns:w16se="http://schemas.microsoft.com/office/word/2015/wordml/symex" xmlns:wpg="http://schemas.microsoft.com/office/word/2010/wordprocessingGroup" xmlns:wpi="http://schemas.microsoft.com/office/word/2010/wordprocessingInk" xmlns:wne="http://schemas.microsoft.com/office/word/2006/wordml" xmlns:wps="http://schemas.microsoft.com/office/word/2010/wordprocessingShape" mc:Ignorable="w14 w15 w16se w16cid w16 w16cex w16sdtdh w16sdtfl w16du wp14">
   <w:p>
     <w:pPr>
-      <w:spacing w:before="60"/>
+      <w:spacing w:before="58"/>
       <w:jc w:val="right"/>
+      <w:rPr>
+        <w:color w:val="5A6472"/>
+        <w:sz w:val="16"/>
+        <w:szCs w:val="16"/>
+      </w:rPr>
     </w:pPr>
     <w:r>
       <w:rPr>
@@ -15041,29 +12680,10 @@
       <w:fldChar w:fldCharType="begin"/>
     </w:r>
     <w:r>
-      <w:rPr>
-        <w:color w:val="5A6472"/>
-        <w:sz w:val="16"/>
-        <w:szCs w:val="16"/>
-      </w:rPr>
       <w:instrText>PAGE</w:instrText>
     </w:r>
     <w:r>
-      <w:rPr>
-        <w:color w:val="5A6472"/>
-        <w:sz w:val="16"/>
-        <w:szCs w:val="16"/>
-      </w:rPr>
       <w:fldChar w:fldCharType="separate"/>
-    </w:r>
-    <w:r>
-      <w:rPr>
-        <w:noProof/>
-        <w:color w:val="5A6472"/>
-        <w:sz w:val="16"/>
-        <w:szCs w:val="16"/>
-      </w:rPr>
-      <w:t>1</w:t>
     </w:r>
     <w:r>
       <w:rPr>
@@ -15079,49 +12699,19 @@
         <w:sz w:val="16"/>
         <w:szCs w:val="16"/>
       </w:rPr>
-      <w:t xml:space="preserve"> of </w:t>
+      <w:t xml:space="preserve"> of 14</w:t>
     </w:r>
-    <w:r>
-      <w:rPr>
-        <w:color w:val="5A6472"/>
-        <w:sz w:val="16"/>
-        <w:szCs w:val="16"/>
-      </w:rPr>
-      <w:fldChar w:fldCharType="begin"/>
-    </w:r>
-    <w:r>
-      <w:rPr>
-        <w:color w:val="5A6472"/>
-        <w:sz w:val="16"/>
-        <w:szCs w:val="16"/>
-      </w:rPr>
-      <w:instrText>NUMPAGES</w:instrText>
-    </w:r>
-    <w:r>
-      <w:rPr>
-        <w:color w:val="5A6472"/>
-        <w:sz w:val="16"/>
-        <w:szCs w:val="16"/>
-      </w:rPr>
-      <w:fldChar w:fldCharType="separate"/>
-    </w:r>
-    <w:r>
+  </w:p>
+  <w:p>
+    <w:pPr>
+      <w:spacing w:before="58"/>
       <w:rPr>
         <w:noProof/>
         <w:color w:val="5A6472"/>
         <w:sz w:val="16"/>
         <w:szCs w:val="16"/>
       </w:rPr>
-      <w:t>2</w:t>
-    </w:r>
-    <w:r>
-      <w:rPr>
-        <w:color w:val="5A6472"/>
-        <w:sz w:val="16"/>
-        <w:szCs w:val="16"/>
-      </w:rPr>
-      <w:fldChar w:fldCharType="end"/>
-    </w:r>
+    </w:pPr>
   </w:p>
 </w:ftr>
 </file>
@@ -15150,9 +12740,9 @@
   <w:p>
     <w:pPr>
       <w:pBdr>
-        <w:bottom w:val="single" w:color="C6CDD8" w:sz="4" w:space="0"/>
+        <w:bottom w:val="single" w:sz="6" w:space="0" w:color="C6CDD8"/>
       </w:pBdr>
-      <w:spacing w:line="260" w:lineRule="auto"/>
+      <w:spacing w:line="262" w:lineRule="auto"/>
     </w:pPr>
     <w:r>
       <w:rPr>
@@ -15160,43 +12750,7 @@
         <w:sz w:val="16"/>
         <w:szCs w:val="16"/>
       </w:rPr>
-      <w:t xml:space="preserve">CE / CS / SE </w:t>
-    </w:r>
-    <w:bookmarkStart w:name="_Int_Mh0BCdyv" w:id="278898261"/>
-    <w:r>
-      <w:rPr>
-        <w:color w:val="5A6472"/>
-        <w:sz w:val="16"/>
-        <w:szCs w:val="16"/>
-      </w:rPr>
-      <w:t>3354  ·</w:t>
-    </w:r>
-    <w:bookmarkEnd w:id="278898261"/>
-    <w:r>
-      <w:rPr>
-        <w:color w:val="5A6472"/>
-        <w:sz w:val="16"/>
-        <w:szCs w:val="16"/>
-      </w:rPr>
-      <w:t xml:space="preserve">  Fall </w:t>
-    </w:r>
-    <w:bookmarkStart w:name="_Int_q7wk8xFw" w:id="1781888143"/>
-    <w:r>
-      <w:rPr>
-        <w:color w:val="5A6472"/>
-        <w:sz w:val="16"/>
-        <w:szCs w:val="16"/>
-      </w:rPr>
-      <w:t>2026  ·</w:t>
-    </w:r>
-    <w:bookmarkEnd w:id="1781888143"/>
-    <w:r>
-      <w:rPr>
-        <w:color w:val="5A6472"/>
-        <w:sz w:val="16"/>
-        <w:szCs w:val="16"/>
-      </w:rPr>
-      <w:t xml:space="preserve">  Project Deliverable P1 — Proposal and Requirements</w:t>
+      <w:t>CE / CS / SE 3354 · Fall 2026 · Project Deliverable P1 — Proposal and Requirements</w:t>
     </w:r>
   </w:p>
 </w:hdr>
@@ -15205,50 +12759,38 @@
 <file path=word/intelligence2.xml><?xml version="1.0" encoding="utf-8"?>
 <int2:intelligence xmlns:int2="http://schemas.microsoft.com/office/intelligence/2020/intelligence" xmlns:oel="http://schemas.microsoft.com/office/2019/extlst">
   <int2:observations>
-    <int2:bookmark int2:bookmarkName="_Int_k8o3kjre" int2:invalidationBookmarkName="" int2:hashCode="rc+HNmMwrN/tnO" int2:id="x1Egzkvz">
-      <int2:state int2:type="gram" int2:value="Rejected"/>
-    </int2:bookmark>
-    <int2:bookmark int2:bookmarkName="_Int_dZVBnArn" int2:invalidationBookmarkName="" int2:hashCode="IEA2oe9uc2DlNj" int2:id="aRJcfDjs">
-      <int2:state int2:type="gram" int2:value="Rejected"/>
-    </int2:bookmark>
-    <int2:bookmark int2:bookmarkName="_Int_UHgjFSCU" int2:invalidationBookmarkName="" int2:hashCode="lXd6zlTQYJRgfU" int2:id="k9bAawdk">
-      <int2:state int2:type="gram" int2:value="Rejected"/>
-    </int2:bookmark>
-    <int2:bookmark int2:bookmarkName="_Int_IjSKfcTJ" int2:invalidationBookmarkName="" int2:hashCode="PF2c0DOH+0GoVu" int2:id="slVINFGy">
-      <int2:state int2:type="gram" int2:value="Rejected"/>
-    </int2:bookmark>
-    <int2:bookmark int2:bookmarkName="_Int_6wcKwB9n" int2:invalidationBookmarkName="" int2:hashCode="dvXkA5EGRycqM4" int2:id="AHtrwwAD">
-      <int2:state int2:type="gram" int2:value="Rejected"/>
-    </int2:bookmark>
-    <int2:bookmark int2:bookmarkName="_Int_DEpH0W8Z" int2:invalidationBookmarkName="" int2:hashCode="/58tXJ7aDOgbFa" int2:id="MArdkAlG">
-      <int2:state int2:type="gram" int2:value="Rejected"/>
-    </int2:bookmark>
-    <int2:bookmark int2:bookmarkName="_Int_lHgOSgfR" int2:invalidationBookmarkName="" int2:hashCode="VzWlPJsi4HLGbj" int2:id="QvQVGlPT">
-      <int2:state int2:type="gram" int2:value="Rejected"/>
+    <int2:bookmark int2:bookmarkName="_Int_wB1ny7XZ" int2:invalidationBookmarkName="" int2:hashCode="0lGH3BN/NciLyA" int2:id="0zUVwKwr">
+      <int2:state int2:value="Rejected" int2:type="gram"/>
     </int2:bookmark>
     <int2:bookmark int2:bookmarkName="_Int_q7wk8xFw" int2:invalidationBookmarkName="" int2:hashCode="XFIAPA6h2JA3jX" int2:id="31Y9PT6I">
-      <int2:state int2:type="gram" int2:value="Rejected"/>
+      <int2:state int2:value="Rejected" int2:type="gram"/>
     </int2:bookmark>
     <int2:bookmark int2:bookmarkName="_Int_Mh0BCdyv" int2:invalidationBookmarkName="" int2:hashCode="CMYbHMdhOMii3l" int2:id="H8dAnPKZ">
-      <int2:state int2:type="gram" int2:value="Rejected"/>
+      <int2:state int2:value="Rejected" int2:type="gram"/>
+    </int2:bookmark>
+    <int2:bookmark int2:bookmarkName="_Int_U8z4w0Fv" int2:invalidationBookmarkName="" int2:hashCode="QaS0FM9ulw5r+f" int2:id="LQJlveta">
+      <int2:state int2:value="Rejected" int2:type="gram"/>
+    </int2:bookmark>
+    <int2:bookmark int2:bookmarkName="_Int_O0GdZf00" int2:invalidationBookmarkName="" int2:hashCode="OgB7ixaZCpoEB8" int2:id="R3CDCGbS">
+      <int2:state int2:value="Rejected" int2:type="style"/>
+    </int2:bookmark>
+    <int2:bookmark int2:bookmarkName="_Int_2UYOr9VY" int2:invalidationBookmarkName="" int2:hashCode="ysHAOnj5Z4rbmw" int2:id="a16tBXX1">
+      <int2:state int2:value="Rejected" int2:type="gram"/>
     </int2:bookmark>
     <int2:bookmark int2:bookmarkName="_Int_c6I3QWNn" int2:invalidationBookmarkName="" int2:hashCode="c/RcsLsrmq0KSY" int2:id="g4qhHGdU">
-      <int2:state int2:type="gram" int2:value="Rejected"/>
+      <int2:state int2:value="Rejected" int2:type="gram"/>
     </int2:bookmark>
-    <int2:bookmark int2:bookmarkName="_Int_2UYOr9VY" int2:invalidationBookmarkName="" int2:hashCode="ysHAOnj5Z4rbmw" int2:id="a16tBXX1">
-      <int2:state int2:type="gram" int2:value="Rejected"/>
+    <int2:bookmark int2:bookmarkName="_Int_0ekLGNH8" int2:invalidationBookmarkName="" int2:hashCode="IcaQH7yadN2I7+" int2:id="jSqaTEAR">
+      <int2:state int2:value="Rejected" int2:type="gram"/>
     </int2:bookmark>
     <int2:bookmark int2:bookmarkName="_Int_T76e7iOF" int2:invalidationBookmarkName="" int2:hashCode="Z8difb7eiMcysn" int2:id="nuRpeBEV">
-      <int2:state int2:type="gram" int2:value="Rejected"/>
+      <int2:state int2:value="Rejected" int2:type="gram"/>
     </int2:bookmark>
     <int2:bookmark int2:bookmarkName="_Int_Axartesy" int2:invalidationBookmarkName="" int2:hashCode="CMYbHMdhOMii3l" int2:id="nxYSAcxb">
-      <int2:state int2:type="gram" int2:value="Rejected"/>
+      <int2:state int2:value="Rejected" int2:type="gram"/>
     </int2:bookmark>
-    <int2:bookmark int2:bookmarkName="_Int_RBbyUlMr" int2:invalidationBookmarkName="" int2:hashCode="QaS0FM9ulw5r+f" int2:id="w0J9meiP">
-      <int2:state int2:type="gram" int2:value="Rejected"/>
-    </int2:bookmark>
-    <int2:bookmark int2:bookmarkName="_Int_h2163ntS" int2:invalidationBookmarkName="" int2:hashCode="IcaQH7yadN2I7+" int2:id="wQnAZUaa">
-      <int2:state int2:type="gram" int2:value="Rejected"/>
+    <int2:bookmark int2:bookmarkName="_Int_k8o3kjre" int2:invalidationBookmarkName="" int2:hashCode="rc+HNmMwrN/tnO" int2:id="x1Egzkvz">
+      <int2:state int2:value="Rejected" int2:type="gram"/>
     </int2:bookmark>
   </int2:observations>
   <int2:intelligenceSettings/>
@@ -15258,119 +12800,93 @@
 
 <file path=word/numbering.xml><?xml version="1.0" encoding="utf-8"?>
 <w:numbering xmlns:wpc="http://schemas.microsoft.com/office/word/2010/wordprocessingCanvas" xmlns:cx="http://schemas.microsoft.com/office/drawing/2014/chartex" xmlns:cx1="http://schemas.microsoft.com/office/drawing/2015/9/8/chartex" xmlns:cx2="http://schemas.microsoft.com/office/drawing/2015/10/21/chartex" xmlns:cx3="http://schemas.microsoft.com/office/drawing/2016/5/9/chartex" xmlns:cx4="http://schemas.microsoft.com/office/drawing/2016/5/10/chartex" xmlns:cx5="http://schemas.microsoft.com/office/drawing/2016/5/11/chartex" xmlns:cx6="http://schemas.microsoft.com/office/drawing/2016/5/12/chartex" xmlns:cx7="http://schemas.microsoft.com/office/drawing/2016/5/13/chartex" xmlns:cx8="http://schemas.microsoft.com/office/drawing/2016/5/14/chartex" xmlns:mc="http://schemas.openxmlformats.org/markup-compatibility/2006" xmlns:aink="http://schemas.microsoft.com/office/drawing/2016/ink" xmlns:am3d="http://schemas.microsoft.com/office/drawing/2017/model3d" xmlns:o="urn:schemas-microsoft-com:office:office" xmlns:oel="http://schemas.microsoft.com/office/2019/extlst" xmlns:r="http://schemas.openxmlformats.org/officeDocument/2006/relationships" xmlns:m="http://schemas.openxmlformats.org/officeDocument/2006/math" xmlns:v="urn:schemas-microsoft-com:vml" xmlns:wp14="http://schemas.microsoft.com/office/word/2010/wordprocessingDrawing" xmlns:wp="http://schemas.openxmlformats.org/drawingml/2006/wordprocessingDrawing" xmlns:w10="urn:schemas-microsoft-com:office:word" xmlns:w="http://schemas.openxmlformats.org/wordprocessingml/2006/main" xmlns:w14="http://schemas.microsoft.com/office/word/2010/wordml" xmlns:w15="http://schemas.microsoft.com/office/word/2012/wordml" xmlns:w16cex="http://schemas.microsoft.com/office/word/2018/wordml/cex" xmlns:w16cid="http://schemas.microsoft.com/office/word/2016/wordml/cid" xmlns:w16="http://schemas.microsoft.com/office/word/2018/wordml" xmlns:w16du="http://schemas.microsoft.com/office/word/2023/wordml/word16du" xmlns:w16sdtdh="http://schemas.microsoft.com/office/word/2020/wordml/sdtdatahash" xmlns:w16sdtfl="http://schemas.microsoft.com/office/word/2024/wordml/sdtformatlock" xmlns:w16se="http://schemas.microsoft.com/office/word/2015/wordml/symex" xmlns:wpg="http://schemas.microsoft.com/office/word/2010/wordprocessingGroup" xmlns:wpi="http://schemas.microsoft.com/office/word/2010/wordprocessingInk" xmlns:wne="http://schemas.microsoft.com/office/word/2006/wordml" xmlns:wps="http://schemas.microsoft.com/office/word/2010/wordprocessingShape" mc:Ignorable="w14 w15 w16se w16cid w16 w16cex w16sdtdh w16sdtfl w16du wp14">
-  <w:abstractNum xmlns:w="http://schemas.openxmlformats.org/wordprocessingml/2006/main" w:abstractNumId="2">
-    <w:nsid w:val="5bbeae38"/>
-    <w:multiLevelType xmlns:w="http://schemas.openxmlformats.org/wordprocessingml/2006/main" w:val="hybridMultilevel"/>
-    <w:lvl xmlns:w="http://schemas.openxmlformats.org/wordprocessingml/2006/main" w:ilvl="0">
+  <w:abstractNum w:abstractNumId="0" w15:restartNumberingAfterBreak="0">
+    <w:nsid w:val="043EBFFF"/>
+    <w:multiLevelType w:val="hybridMultilevel"/>
+    <w:tmpl w:val="FFFFFFFF"/>
+    <w:lvl w:ilvl="0" w:tplc="B1548F9E">
       <w:start w:val="1"/>
-      <w:numFmt w:val="bullet"/>
-      <w:lvlText w:val="-"/>
+      <w:numFmt w:val="decimal"/>
+      <w:lvlText w:val="%1."/>
       <w:lvlJc w:val="left"/>
       <w:pPr>
         <w:ind w:left="720" w:hanging="360"/>
       </w:pPr>
-      <w:rPr>
-        <w:rFonts w:hint="default" w:ascii="Aptos" w:hAnsi="Aptos"/>
-      </w:rPr>
     </w:lvl>
-    <w:lvl xmlns:w="http://schemas.openxmlformats.org/wordprocessingml/2006/main" w:ilvl="1">
+    <w:lvl w:ilvl="1" w:tplc="01A2238A">
       <w:start w:val="1"/>
-      <w:numFmt w:val="bullet"/>
-      <w:lvlText w:val="o"/>
+      <w:numFmt w:val="lowerLetter"/>
+      <w:lvlText w:val="%2."/>
       <w:lvlJc w:val="left"/>
       <w:pPr>
         <w:ind w:left="1440" w:hanging="360"/>
       </w:pPr>
-      <w:rPr>
-        <w:rFonts w:hint="default" w:ascii="Courier New" w:hAnsi="Courier New"/>
-      </w:rPr>
     </w:lvl>
-    <w:lvl xmlns:w="http://schemas.openxmlformats.org/wordprocessingml/2006/main" w:ilvl="2">
+    <w:lvl w:ilvl="2" w:tplc="F0904A76">
       <w:start w:val="1"/>
-      <w:numFmt w:val="bullet"/>
-      <w:lvlText w:val=""/>
+      <w:numFmt w:val="lowerRoman"/>
+      <w:lvlText w:val="%3."/>
+      <w:lvlJc w:val="right"/>
+      <w:pPr>
+        <w:ind w:left="2160" w:hanging="180"/>
+      </w:pPr>
+    </w:lvl>
+    <w:lvl w:ilvl="3" w:tplc="F9B07D18">
+      <w:start w:val="1"/>
+      <w:numFmt w:val="decimal"/>
+      <w:lvlText w:val="%4."/>
       <w:lvlJc w:val="left"/>
       <w:pPr>
-        <w:ind w:left="2160" w:hanging="360"/>
-      </w:pPr>
-      <w:rPr>
-        <w:rFonts w:hint="default" w:ascii="Wingdings" w:hAnsi="Wingdings"/>
-      </w:rPr>
+        <w:ind w:left="2880" w:hanging="360"/>
+      </w:pPr>
     </w:lvl>
-    <w:lvl xmlns:w="http://schemas.openxmlformats.org/wordprocessingml/2006/main" w:ilvl="3">
+    <w:lvl w:ilvl="4" w:tplc="8EEEADFE">
       <w:start w:val="1"/>
-      <w:numFmt w:val="bullet"/>
-      <w:lvlText w:val=""/>
+      <w:numFmt w:val="lowerLetter"/>
+      <w:lvlText w:val="%5."/>
       <w:lvlJc w:val="left"/>
       <w:pPr>
-        <w:ind w:left="2880" w:hanging="360"/>
-      </w:pPr>
-      <w:rPr>
-        <w:rFonts w:hint="default" w:ascii="Symbol" w:hAnsi="Symbol"/>
-      </w:rPr>
+        <w:ind w:left="3600" w:hanging="360"/>
+      </w:pPr>
     </w:lvl>
-    <w:lvl xmlns:w="http://schemas.openxmlformats.org/wordprocessingml/2006/main" w:ilvl="4">
+    <w:lvl w:ilvl="5" w:tplc="93D6E318">
       <w:start w:val="1"/>
-      <w:numFmt w:val="bullet"/>
-      <w:lvlText w:val="o"/>
+      <w:numFmt w:val="lowerRoman"/>
+      <w:lvlText w:val="%6."/>
+      <w:lvlJc w:val="right"/>
+      <w:pPr>
+        <w:ind w:left="4320" w:hanging="180"/>
+      </w:pPr>
+    </w:lvl>
+    <w:lvl w:ilvl="6" w:tplc="CE007CB2">
+      <w:start w:val="1"/>
+      <w:numFmt w:val="decimal"/>
+      <w:lvlText w:val="%7."/>
       <w:lvlJc w:val="left"/>
       <w:pPr>
-        <w:ind w:left="3600" w:hanging="360"/>
-      </w:pPr>
-      <w:rPr>
-        <w:rFonts w:hint="default" w:ascii="Courier New" w:hAnsi="Courier New"/>
-      </w:rPr>
+        <w:ind w:left="5040" w:hanging="360"/>
+      </w:pPr>
     </w:lvl>
-    <w:lvl xmlns:w="http://schemas.openxmlformats.org/wordprocessingml/2006/main" w:ilvl="5">
+    <w:lvl w:ilvl="7" w:tplc="28C2E4CE">
       <w:start w:val="1"/>
-      <w:numFmt w:val="bullet"/>
-      <w:lvlText w:val=""/>
+      <w:numFmt w:val="lowerLetter"/>
+      <w:lvlText w:val="%8."/>
       <w:lvlJc w:val="left"/>
       <w:pPr>
-        <w:ind w:left="4320" w:hanging="360"/>
-      </w:pPr>
-      <w:rPr>
-        <w:rFonts w:hint="default" w:ascii="Wingdings" w:hAnsi="Wingdings"/>
-      </w:rPr>
+        <w:ind w:left="5760" w:hanging="360"/>
+      </w:pPr>
     </w:lvl>
-    <w:lvl xmlns:w="http://schemas.openxmlformats.org/wordprocessingml/2006/main" w:ilvl="6">
+    <w:lvl w:ilvl="8" w:tplc="6CDA5A2A">
       <w:start w:val="1"/>
-      <w:numFmt w:val="bullet"/>
-      <w:lvlText w:val=""/>
-      <w:lvlJc w:val="left"/>
-      <w:pPr>
-        <w:ind w:left="5040" w:hanging="360"/>
-      </w:pPr>
-      <w:rPr>
-        <w:rFonts w:hint="default" w:ascii="Symbol" w:hAnsi="Symbol"/>
-      </w:rPr>
-    </w:lvl>
-    <w:lvl xmlns:w="http://schemas.openxmlformats.org/wordprocessingml/2006/main" w:ilvl="7">
-      <w:start w:val="1"/>
-      <w:numFmt w:val="bullet"/>
-      <w:lvlText w:val="o"/>
-      <w:lvlJc w:val="left"/>
-      <w:pPr>
-        <w:ind w:left="5760" w:hanging="360"/>
-      </w:pPr>
-      <w:rPr>
-        <w:rFonts w:hint="default" w:ascii="Courier New" w:hAnsi="Courier New"/>
-      </w:rPr>
-    </w:lvl>
-    <w:lvl xmlns:w="http://schemas.openxmlformats.org/wordprocessingml/2006/main" w:ilvl="8">
-      <w:start w:val="1"/>
-      <w:numFmt w:val="bullet"/>
-      <w:lvlText w:val=""/>
-      <w:lvlJc w:val="left"/>
-      <w:pPr>
-        <w:ind w:left="6480" w:hanging="360"/>
-      </w:pPr>
-      <w:rPr>
-        <w:rFonts w:hint="default" w:ascii="Wingdings" w:hAnsi="Wingdings"/>
-      </w:rPr>
+      <w:numFmt w:val="lowerRoman"/>
+      <w:lvlText w:val="%9."/>
+      <w:lvlJc w:val="right"/>
+      <w:pPr>
+        <w:ind w:left="6480" w:hanging="180"/>
+      </w:pPr>
     </w:lvl>
   </w:abstractNum>
-  <w:abstractNum w:abstractNumId="0" w15:restartNumberingAfterBreak="0">
+  <w:abstractNum w:abstractNumId="1" w15:restartNumberingAfterBreak="0">
     <w:nsid w:val="0E464751"/>
     <w:multiLevelType w:val="hybridMultilevel"/>
     <w:tmpl w:val="4F307AC8"/>
@@ -15456,7 +12972,550 @@
       </w:pPr>
     </w:lvl>
   </w:abstractNum>
-  <w:abstractNum w:abstractNumId="1" w15:restartNumberingAfterBreak="0">
+  <w:abstractNum w:abstractNumId="2" w15:restartNumberingAfterBreak="0">
+    <w:nsid w:val="1EBA55DB"/>
+    <w:multiLevelType w:val="hybridMultilevel"/>
+    <w:tmpl w:val="FFFFFFFF"/>
+    <w:lvl w:ilvl="0" w:tplc="6AFCB46E">
+      <w:start w:val="1"/>
+      <w:numFmt w:val="decimal"/>
+      <w:lvlText w:val="%1."/>
+      <w:lvlJc w:val="left"/>
+      <w:pPr>
+        <w:ind w:left="720" w:hanging="360"/>
+      </w:pPr>
+    </w:lvl>
+    <w:lvl w:ilvl="1" w:tplc="78500DCE">
+      <w:start w:val="1"/>
+      <w:numFmt w:val="lowerLetter"/>
+      <w:lvlText w:val="%2."/>
+      <w:lvlJc w:val="left"/>
+      <w:pPr>
+        <w:ind w:left="1440" w:hanging="360"/>
+      </w:pPr>
+    </w:lvl>
+    <w:lvl w:ilvl="2" w:tplc="FD9E436C">
+      <w:start w:val="1"/>
+      <w:numFmt w:val="lowerRoman"/>
+      <w:lvlText w:val="%3."/>
+      <w:lvlJc w:val="right"/>
+      <w:pPr>
+        <w:ind w:left="2160" w:hanging="180"/>
+      </w:pPr>
+    </w:lvl>
+    <w:lvl w:ilvl="3" w:tplc="E78A1F0E">
+      <w:start w:val="1"/>
+      <w:numFmt w:val="decimal"/>
+      <w:lvlText w:val="%4."/>
+      <w:lvlJc w:val="left"/>
+      <w:pPr>
+        <w:ind w:left="2880" w:hanging="360"/>
+      </w:pPr>
+    </w:lvl>
+    <w:lvl w:ilvl="4" w:tplc="E3BE6BE8">
+      <w:start w:val="1"/>
+      <w:numFmt w:val="lowerLetter"/>
+      <w:lvlText w:val="%5."/>
+      <w:lvlJc w:val="left"/>
+      <w:pPr>
+        <w:ind w:left="3600" w:hanging="360"/>
+      </w:pPr>
+    </w:lvl>
+    <w:lvl w:ilvl="5" w:tplc="1CBCBEF6">
+      <w:start w:val="1"/>
+      <w:numFmt w:val="lowerRoman"/>
+      <w:lvlText w:val="%6."/>
+      <w:lvlJc w:val="right"/>
+      <w:pPr>
+        <w:ind w:left="4320" w:hanging="180"/>
+      </w:pPr>
+    </w:lvl>
+    <w:lvl w:ilvl="6" w:tplc="9D02FE46">
+      <w:start w:val="1"/>
+      <w:numFmt w:val="decimal"/>
+      <w:lvlText w:val="%7."/>
+      <w:lvlJc w:val="left"/>
+      <w:pPr>
+        <w:ind w:left="5040" w:hanging="360"/>
+      </w:pPr>
+    </w:lvl>
+    <w:lvl w:ilvl="7" w:tplc="55FC183A">
+      <w:start w:val="1"/>
+      <w:numFmt w:val="lowerLetter"/>
+      <w:lvlText w:val="%8."/>
+      <w:lvlJc w:val="left"/>
+      <w:pPr>
+        <w:ind w:left="5760" w:hanging="360"/>
+      </w:pPr>
+    </w:lvl>
+    <w:lvl w:ilvl="8" w:tplc="B622A9EA">
+      <w:start w:val="1"/>
+      <w:numFmt w:val="lowerRoman"/>
+      <w:lvlText w:val="%9."/>
+      <w:lvlJc w:val="right"/>
+      <w:pPr>
+        <w:ind w:left="6480" w:hanging="180"/>
+      </w:pPr>
+    </w:lvl>
+  </w:abstractNum>
+  <w:abstractNum w:abstractNumId="3" w15:restartNumberingAfterBreak="0">
+    <w:nsid w:val="2371406F"/>
+    <w:multiLevelType w:val="hybridMultilevel"/>
+    <w:tmpl w:val="FFFFFFFF"/>
+    <w:lvl w:ilvl="0" w:tplc="AE28E008">
+      <w:start w:val="1"/>
+      <w:numFmt w:val="decimal"/>
+      <w:lvlText w:val="%1."/>
+      <w:lvlJc w:val="left"/>
+      <w:pPr>
+        <w:ind w:left="720" w:hanging="360"/>
+      </w:pPr>
+    </w:lvl>
+    <w:lvl w:ilvl="1" w:tplc="4002F504">
+      <w:start w:val="1"/>
+      <w:numFmt w:val="lowerLetter"/>
+      <w:lvlText w:val="%2."/>
+      <w:lvlJc w:val="left"/>
+      <w:pPr>
+        <w:ind w:left="1440" w:hanging="360"/>
+      </w:pPr>
+    </w:lvl>
+    <w:lvl w:ilvl="2" w:tplc="1D20DED4">
+      <w:start w:val="1"/>
+      <w:numFmt w:val="lowerRoman"/>
+      <w:lvlText w:val="%3."/>
+      <w:lvlJc w:val="right"/>
+      <w:pPr>
+        <w:ind w:left="2160" w:hanging="180"/>
+      </w:pPr>
+    </w:lvl>
+    <w:lvl w:ilvl="3" w:tplc="304C3416">
+      <w:start w:val="1"/>
+      <w:numFmt w:val="decimal"/>
+      <w:lvlText w:val="%4."/>
+      <w:lvlJc w:val="left"/>
+      <w:pPr>
+        <w:ind w:left="2880" w:hanging="360"/>
+      </w:pPr>
+    </w:lvl>
+    <w:lvl w:ilvl="4" w:tplc="8A1257BA">
+      <w:start w:val="1"/>
+      <w:numFmt w:val="lowerLetter"/>
+      <w:lvlText w:val="%5."/>
+      <w:lvlJc w:val="left"/>
+      <w:pPr>
+        <w:ind w:left="3600" w:hanging="360"/>
+      </w:pPr>
+    </w:lvl>
+    <w:lvl w:ilvl="5" w:tplc="140A31DE">
+      <w:start w:val="1"/>
+      <w:numFmt w:val="lowerRoman"/>
+      <w:lvlText w:val="%6."/>
+      <w:lvlJc w:val="right"/>
+      <w:pPr>
+        <w:ind w:left="4320" w:hanging="180"/>
+      </w:pPr>
+    </w:lvl>
+    <w:lvl w:ilvl="6" w:tplc="8466E416">
+      <w:start w:val="1"/>
+      <w:numFmt w:val="decimal"/>
+      <w:lvlText w:val="%7."/>
+      <w:lvlJc w:val="left"/>
+      <w:pPr>
+        <w:ind w:left="5040" w:hanging="360"/>
+      </w:pPr>
+    </w:lvl>
+    <w:lvl w:ilvl="7" w:tplc="B97EB58C">
+      <w:start w:val="1"/>
+      <w:numFmt w:val="lowerLetter"/>
+      <w:lvlText w:val="%8."/>
+      <w:lvlJc w:val="left"/>
+      <w:pPr>
+        <w:ind w:left="5760" w:hanging="360"/>
+      </w:pPr>
+    </w:lvl>
+    <w:lvl w:ilvl="8" w:tplc="554A53D0">
+      <w:start w:val="1"/>
+      <w:numFmt w:val="lowerRoman"/>
+      <w:lvlText w:val="%9."/>
+      <w:lvlJc w:val="right"/>
+      <w:pPr>
+        <w:ind w:left="6480" w:hanging="180"/>
+      </w:pPr>
+    </w:lvl>
+  </w:abstractNum>
+  <w:abstractNum w:abstractNumId="4" w15:restartNumberingAfterBreak="0">
+    <w:nsid w:val="47BD5247"/>
+    <w:multiLevelType w:val="hybridMultilevel"/>
+    <w:tmpl w:val="FFFFFFFF"/>
+    <w:lvl w:ilvl="0" w:tplc="C80866D4">
+      <w:start w:val="1"/>
+      <w:numFmt w:val="decimal"/>
+      <w:lvlText w:val="%1."/>
+      <w:lvlJc w:val="left"/>
+      <w:pPr>
+        <w:ind w:left="720" w:hanging="360"/>
+      </w:pPr>
+    </w:lvl>
+    <w:lvl w:ilvl="1" w:tplc="688C51C2">
+      <w:start w:val="1"/>
+      <w:numFmt w:val="lowerLetter"/>
+      <w:lvlText w:val="%2."/>
+      <w:lvlJc w:val="left"/>
+      <w:pPr>
+        <w:ind w:left="1440" w:hanging="360"/>
+      </w:pPr>
+    </w:lvl>
+    <w:lvl w:ilvl="2" w:tplc="FF064934">
+      <w:start w:val="1"/>
+      <w:numFmt w:val="lowerRoman"/>
+      <w:lvlText w:val="%3."/>
+      <w:lvlJc w:val="left"/>
+      <w:pPr>
+        <w:ind w:left="2160" w:hanging="360"/>
+      </w:pPr>
+    </w:lvl>
+    <w:lvl w:ilvl="3" w:tplc="B06EFD20">
+      <w:start w:val="1"/>
+      <w:numFmt w:val="decimal"/>
+      <w:lvlText w:val="%4."/>
+      <w:lvlJc w:val="left"/>
+      <w:pPr>
+        <w:ind w:left="2880" w:hanging="360"/>
+      </w:pPr>
+    </w:lvl>
+    <w:lvl w:ilvl="4" w:tplc="6DBC3BCA">
+      <w:start w:val="1"/>
+      <w:numFmt w:val="lowerLetter"/>
+      <w:lvlText w:val="%5."/>
+      <w:lvlJc w:val="left"/>
+      <w:pPr>
+        <w:ind w:left="3600" w:hanging="360"/>
+      </w:pPr>
+    </w:lvl>
+    <w:lvl w:ilvl="5" w:tplc="0CF2E424">
+      <w:start w:val="1"/>
+      <w:numFmt w:val="lowerRoman"/>
+      <w:lvlText w:val="%6."/>
+      <w:lvlJc w:val="left"/>
+      <w:pPr>
+        <w:ind w:left="4320" w:hanging="360"/>
+      </w:pPr>
+    </w:lvl>
+    <w:lvl w:ilvl="6" w:tplc="E6722C64">
+      <w:start w:val="1"/>
+      <w:numFmt w:val="decimal"/>
+      <w:lvlText w:val="%7."/>
+      <w:lvlJc w:val="left"/>
+      <w:pPr>
+        <w:ind w:left="5040" w:hanging="360"/>
+      </w:pPr>
+    </w:lvl>
+    <w:lvl w:ilvl="7" w:tplc="8134227C">
+      <w:start w:val="1"/>
+      <w:numFmt w:val="lowerLetter"/>
+      <w:lvlText w:val="%8."/>
+      <w:lvlJc w:val="left"/>
+      <w:pPr>
+        <w:ind w:left="5760" w:hanging="360"/>
+      </w:pPr>
+    </w:lvl>
+    <w:lvl w:ilvl="8" w:tplc="30C8F8E8">
+      <w:start w:val="1"/>
+      <w:numFmt w:val="lowerRoman"/>
+      <w:lvlText w:val="%9."/>
+      <w:lvlJc w:val="left"/>
+      <w:pPr>
+        <w:ind w:left="6480" w:hanging="360"/>
+      </w:pPr>
+    </w:lvl>
+  </w:abstractNum>
+  <w:abstractNum w:abstractNumId="5" w15:restartNumberingAfterBreak="0">
+    <w:nsid w:val="5BBEAE38"/>
+    <w:multiLevelType w:val="hybridMultilevel"/>
+    <w:tmpl w:val="FFFFFFFF"/>
+    <w:lvl w:ilvl="0" w:tplc="E056F6F6">
+      <w:start w:val="1"/>
+      <w:numFmt w:val="bullet"/>
+      <w:lvlText w:val="-"/>
+      <w:lvlJc w:val="left"/>
+      <w:pPr>
+        <w:ind w:left="720" w:hanging="360"/>
+      </w:pPr>
+      <w:rPr>
+        <w:rFonts w:ascii="Aptos" w:hAnsi="Aptos" w:hint="default"/>
+      </w:rPr>
+    </w:lvl>
+    <w:lvl w:ilvl="1" w:tplc="BFF6DBA0">
+      <w:start w:val="1"/>
+      <w:numFmt w:val="bullet"/>
+      <w:lvlText w:val="o"/>
+      <w:lvlJc w:val="left"/>
+      <w:pPr>
+        <w:ind w:left="1440" w:hanging="360"/>
+      </w:pPr>
+      <w:rPr>
+        <w:rFonts w:ascii="Courier New" w:hAnsi="Courier New" w:hint="default"/>
+      </w:rPr>
+    </w:lvl>
+    <w:lvl w:ilvl="2" w:tplc="33441928">
+      <w:start w:val="1"/>
+      <w:numFmt w:val="bullet"/>
+      <w:lvlText w:val=""/>
+      <w:lvlJc w:val="left"/>
+      <w:pPr>
+        <w:ind w:left="2160" w:hanging="360"/>
+      </w:pPr>
+      <w:rPr>
+        <w:rFonts w:ascii="Wingdings" w:hAnsi="Wingdings" w:hint="default"/>
+      </w:rPr>
+    </w:lvl>
+    <w:lvl w:ilvl="3" w:tplc="8752E530">
+      <w:start w:val="1"/>
+      <w:numFmt w:val="bullet"/>
+      <w:lvlText w:val=""/>
+      <w:lvlJc w:val="left"/>
+      <w:pPr>
+        <w:ind w:left="2880" w:hanging="360"/>
+      </w:pPr>
+      <w:rPr>
+        <w:rFonts w:ascii="Symbol" w:hAnsi="Symbol" w:hint="default"/>
+      </w:rPr>
+    </w:lvl>
+    <w:lvl w:ilvl="4" w:tplc="F83CCAF4">
+      <w:start w:val="1"/>
+      <w:numFmt w:val="bullet"/>
+      <w:lvlText w:val="o"/>
+      <w:lvlJc w:val="left"/>
+      <w:pPr>
+        <w:ind w:left="3600" w:hanging="360"/>
+      </w:pPr>
+      <w:rPr>
+        <w:rFonts w:ascii="Courier New" w:hAnsi="Courier New" w:hint="default"/>
+      </w:rPr>
+    </w:lvl>
+    <w:lvl w:ilvl="5" w:tplc="6EC87EF4">
+      <w:start w:val="1"/>
+      <w:numFmt w:val="bullet"/>
+      <w:lvlText w:val=""/>
+      <w:lvlJc w:val="left"/>
+      <w:pPr>
+        <w:ind w:left="4320" w:hanging="360"/>
+      </w:pPr>
+      <w:rPr>
+        <w:rFonts w:ascii="Wingdings" w:hAnsi="Wingdings" w:hint="default"/>
+      </w:rPr>
+    </w:lvl>
+    <w:lvl w:ilvl="6" w:tplc="B5D8B16A">
+      <w:start w:val="1"/>
+      <w:numFmt w:val="bullet"/>
+      <w:lvlText w:val=""/>
+      <w:lvlJc w:val="left"/>
+      <w:pPr>
+        <w:ind w:left="5040" w:hanging="360"/>
+      </w:pPr>
+      <w:rPr>
+        <w:rFonts w:ascii="Symbol" w:hAnsi="Symbol" w:hint="default"/>
+      </w:rPr>
+    </w:lvl>
+    <w:lvl w:ilvl="7" w:tplc="CC0C8884">
+      <w:start w:val="1"/>
+      <w:numFmt w:val="bullet"/>
+      <w:lvlText w:val="o"/>
+      <w:lvlJc w:val="left"/>
+      <w:pPr>
+        <w:ind w:left="5760" w:hanging="360"/>
+      </w:pPr>
+      <w:rPr>
+        <w:rFonts w:ascii="Courier New" w:hAnsi="Courier New" w:hint="default"/>
+      </w:rPr>
+    </w:lvl>
+    <w:lvl w:ilvl="8" w:tplc="B0F65CF2">
+      <w:start w:val="1"/>
+      <w:numFmt w:val="bullet"/>
+      <w:lvlText w:val=""/>
+      <w:lvlJc w:val="left"/>
+      <w:pPr>
+        <w:ind w:left="6480" w:hanging="360"/>
+      </w:pPr>
+      <w:rPr>
+        <w:rFonts w:ascii="Wingdings" w:hAnsi="Wingdings" w:hint="default"/>
+      </w:rPr>
+    </w:lvl>
+  </w:abstractNum>
+  <w:abstractNum w:abstractNumId="6" w15:restartNumberingAfterBreak="0">
+    <w:nsid w:val="60D5E863"/>
+    <w:multiLevelType w:val="hybridMultilevel"/>
+    <w:tmpl w:val="FFFFFFFF"/>
+    <w:lvl w:ilvl="0" w:tplc="27068934">
+      <w:start w:val="1"/>
+      <w:numFmt w:val="decimal"/>
+      <w:lvlText w:val="%1."/>
+      <w:lvlJc w:val="left"/>
+      <w:pPr>
+        <w:ind w:left="720" w:hanging="360"/>
+      </w:pPr>
+    </w:lvl>
+    <w:lvl w:ilvl="1" w:tplc="2A427B70">
+      <w:start w:val="1"/>
+      <w:numFmt w:val="lowerLetter"/>
+      <w:lvlText w:val="%2."/>
+      <w:lvlJc w:val="left"/>
+      <w:pPr>
+        <w:ind w:left="1440" w:hanging="360"/>
+      </w:pPr>
+    </w:lvl>
+    <w:lvl w:ilvl="2" w:tplc="02D4CC7C">
+      <w:start w:val="1"/>
+      <w:numFmt w:val="lowerRoman"/>
+      <w:lvlText w:val="%3."/>
+      <w:lvlJc w:val="right"/>
+      <w:pPr>
+        <w:ind w:left="2160" w:hanging="180"/>
+      </w:pPr>
+    </w:lvl>
+    <w:lvl w:ilvl="3" w:tplc="341A46DE">
+      <w:start w:val="1"/>
+      <w:numFmt w:val="decimal"/>
+      <w:lvlText w:val="%4."/>
+      <w:lvlJc w:val="left"/>
+      <w:pPr>
+        <w:ind w:left="2880" w:hanging="360"/>
+      </w:pPr>
+    </w:lvl>
+    <w:lvl w:ilvl="4" w:tplc="3F00741C">
+      <w:start w:val="1"/>
+      <w:numFmt w:val="lowerLetter"/>
+      <w:lvlText w:val="%5."/>
+      <w:lvlJc w:val="left"/>
+      <w:pPr>
+        <w:ind w:left="3600" w:hanging="360"/>
+      </w:pPr>
+    </w:lvl>
+    <w:lvl w:ilvl="5" w:tplc="CBBC6992">
+      <w:start w:val="1"/>
+      <w:numFmt w:val="lowerRoman"/>
+      <w:lvlText w:val="%6."/>
+      <w:lvlJc w:val="right"/>
+      <w:pPr>
+        <w:ind w:left="4320" w:hanging="180"/>
+      </w:pPr>
+    </w:lvl>
+    <w:lvl w:ilvl="6" w:tplc="741604CE">
+      <w:start w:val="1"/>
+      <w:numFmt w:val="decimal"/>
+      <w:lvlText w:val="%7."/>
+      <w:lvlJc w:val="left"/>
+      <w:pPr>
+        <w:ind w:left="5040" w:hanging="360"/>
+      </w:pPr>
+    </w:lvl>
+    <w:lvl w:ilvl="7" w:tplc="A6128A5A">
+      <w:start w:val="1"/>
+      <w:numFmt w:val="lowerLetter"/>
+      <w:lvlText w:val="%8."/>
+      <w:lvlJc w:val="left"/>
+      <w:pPr>
+        <w:ind w:left="5760" w:hanging="360"/>
+      </w:pPr>
+    </w:lvl>
+    <w:lvl w:ilvl="8" w:tplc="20FCEC08">
+      <w:start w:val="1"/>
+      <w:numFmt w:val="lowerRoman"/>
+      <w:lvlText w:val="%9."/>
+      <w:lvlJc w:val="right"/>
+      <w:pPr>
+        <w:ind w:left="6480" w:hanging="180"/>
+      </w:pPr>
+    </w:lvl>
+  </w:abstractNum>
+  <w:abstractNum w:abstractNumId="7" w15:restartNumberingAfterBreak="0">
+    <w:nsid w:val="736E20A3"/>
+    <w:multiLevelType w:val="hybridMultilevel"/>
+    <w:tmpl w:val="FFFFFFFF"/>
+    <w:lvl w:ilvl="0" w:tplc="9DE4A844">
+      <w:start w:val="1"/>
+      <w:numFmt w:val="decimal"/>
+      <w:lvlText w:val="%1."/>
+      <w:lvlJc w:val="left"/>
+      <w:pPr>
+        <w:ind w:left="1080" w:hanging="360"/>
+      </w:pPr>
+    </w:lvl>
+    <w:lvl w:ilvl="1" w:tplc="B80AE3F0">
+      <w:start w:val="1"/>
+      <w:numFmt w:val="lowerLetter"/>
+      <w:lvlText w:val="%2."/>
+      <w:lvlJc w:val="left"/>
+      <w:pPr>
+        <w:ind w:left="1800" w:hanging="360"/>
+      </w:pPr>
+    </w:lvl>
+    <w:lvl w:ilvl="2" w:tplc="FFD8AE2A">
+      <w:start w:val="1"/>
+      <w:numFmt w:val="lowerRoman"/>
+      <w:lvlText w:val="%3."/>
+      <w:lvlJc w:val="right"/>
+      <w:pPr>
+        <w:ind w:left="2520" w:hanging="180"/>
+      </w:pPr>
+    </w:lvl>
+    <w:lvl w:ilvl="3" w:tplc="F15E2214">
+      <w:start w:val="1"/>
+      <w:numFmt w:val="decimal"/>
+      <w:lvlText w:val="%4."/>
+      <w:lvlJc w:val="left"/>
+      <w:pPr>
+        <w:ind w:left="3240" w:hanging="360"/>
+      </w:pPr>
+    </w:lvl>
+    <w:lvl w:ilvl="4" w:tplc="9F6C6D40">
+      <w:start w:val="1"/>
+      <w:numFmt w:val="lowerLetter"/>
+      <w:lvlText w:val="%5."/>
+      <w:lvlJc w:val="left"/>
+      <w:pPr>
+        <w:ind w:left="3960" w:hanging="360"/>
+      </w:pPr>
+    </w:lvl>
+    <w:lvl w:ilvl="5" w:tplc="979EEE6E">
+      <w:start w:val="1"/>
+      <w:numFmt w:val="lowerRoman"/>
+      <w:lvlText w:val="%6."/>
+      <w:lvlJc w:val="right"/>
+      <w:pPr>
+        <w:ind w:left="4680" w:hanging="180"/>
+      </w:pPr>
+    </w:lvl>
+    <w:lvl w:ilvl="6" w:tplc="A742434A">
+      <w:start w:val="1"/>
+      <w:numFmt w:val="decimal"/>
+      <w:lvlText w:val="%7."/>
+      <w:lvlJc w:val="left"/>
+      <w:pPr>
+        <w:ind w:left="5400" w:hanging="360"/>
+      </w:pPr>
+    </w:lvl>
+    <w:lvl w:ilvl="7" w:tplc="E4BEDF50">
+      <w:start w:val="1"/>
+      <w:numFmt w:val="lowerLetter"/>
+      <w:lvlText w:val="%8."/>
+      <w:lvlJc w:val="left"/>
+      <w:pPr>
+        <w:ind w:left="6120" w:hanging="360"/>
+      </w:pPr>
+    </w:lvl>
+    <w:lvl w:ilvl="8" w:tplc="7A5A31A2">
+      <w:start w:val="1"/>
+      <w:numFmt w:val="lowerRoman"/>
+      <w:lvlText w:val="%9."/>
+      <w:lvlJc w:val="right"/>
+      <w:pPr>
+        <w:ind w:left="6840" w:hanging="180"/>
+      </w:pPr>
+    </w:lvl>
+  </w:abstractNum>
+  <w:abstractNum w:abstractNumId="8" w15:restartNumberingAfterBreak="0">
     <w:nsid w:val="748FEC29"/>
     <w:multiLevelType w:val="hybridMultilevel"/>
     <w:tmpl w:val="FFFFFFFF"/>
@@ -15469,7 +13528,7 @@
         <w:ind w:left="720" w:hanging="360"/>
       </w:pPr>
       <w:rPr>
-        <w:rFonts w:hint="default" w:ascii="Aptos" w:hAnsi="Aptos"/>
+        <w:rFonts w:ascii="Aptos" w:hAnsi="Aptos" w:hint="default"/>
       </w:rPr>
     </w:lvl>
     <w:lvl w:ilvl="1" w:tplc="F9527BDC">
@@ -15481,7 +13540,7 @@
         <w:ind w:left="1440" w:hanging="360"/>
       </w:pPr>
       <w:rPr>
-        <w:rFonts w:hint="default" w:ascii="Courier New" w:hAnsi="Courier New"/>
+        <w:rFonts w:ascii="Courier New" w:hAnsi="Courier New" w:hint="default"/>
       </w:rPr>
     </w:lvl>
     <w:lvl w:ilvl="2" w:tplc="2EF24ADA">
@@ -15493,7 +13552,7 @@
         <w:ind w:left="2160" w:hanging="360"/>
       </w:pPr>
       <w:rPr>
-        <w:rFonts w:hint="default" w:ascii="Wingdings" w:hAnsi="Wingdings"/>
+        <w:rFonts w:ascii="Wingdings" w:hAnsi="Wingdings" w:hint="default"/>
       </w:rPr>
     </w:lvl>
     <w:lvl w:ilvl="3" w:tplc="2110B294">
@@ -15505,7 +13564,7 @@
         <w:ind w:left="2880" w:hanging="360"/>
       </w:pPr>
       <w:rPr>
-        <w:rFonts w:hint="default" w:ascii="Symbol" w:hAnsi="Symbol"/>
+        <w:rFonts w:ascii="Symbol" w:hAnsi="Symbol" w:hint="default"/>
       </w:rPr>
     </w:lvl>
     <w:lvl w:ilvl="4" w:tplc="787A4BBC">
@@ -15517,7 +13576,7 @@
         <w:ind w:left="3600" w:hanging="360"/>
       </w:pPr>
       <w:rPr>
-        <w:rFonts w:hint="default" w:ascii="Courier New" w:hAnsi="Courier New"/>
+        <w:rFonts w:ascii="Courier New" w:hAnsi="Courier New" w:hint="default"/>
       </w:rPr>
     </w:lvl>
     <w:lvl w:ilvl="5" w:tplc="ECAE9368">
@@ -15529,7 +13588,7 @@
         <w:ind w:left="4320" w:hanging="360"/>
       </w:pPr>
       <w:rPr>
-        <w:rFonts w:hint="default" w:ascii="Wingdings" w:hAnsi="Wingdings"/>
+        <w:rFonts w:ascii="Wingdings" w:hAnsi="Wingdings" w:hint="default"/>
       </w:rPr>
     </w:lvl>
     <w:lvl w:ilvl="6" w:tplc="7DB650C0">
@@ -15541,7 +13600,7 @@
         <w:ind w:left="5040" w:hanging="360"/>
       </w:pPr>
       <w:rPr>
-        <w:rFonts w:hint="default" w:ascii="Symbol" w:hAnsi="Symbol"/>
+        <w:rFonts w:ascii="Symbol" w:hAnsi="Symbol" w:hint="default"/>
       </w:rPr>
     </w:lvl>
     <w:lvl w:ilvl="7" w:tplc="3AB46E52">
@@ -15553,7 +13612,7 @@
         <w:ind w:left="5760" w:hanging="360"/>
       </w:pPr>
       <w:rPr>
-        <w:rFonts w:hint="default" w:ascii="Courier New" w:hAnsi="Courier New"/>
+        <w:rFonts w:ascii="Courier New" w:hAnsi="Courier New" w:hint="default"/>
       </w:rPr>
     </w:lvl>
     <w:lvl w:ilvl="8" w:tplc="A0E294D4">
@@ -15565,18 +13624,125 @@
         <w:ind w:left="6480" w:hanging="360"/>
       </w:pPr>
       <w:rPr>
-        <w:rFonts w:hint="default" w:ascii="Wingdings" w:hAnsi="Wingdings"/>
+        <w:rFonts w:ascii="Wingdings" w:hAnsi="Wingdings" w:hint="default"/>
       </w:rPr>
     </w:lvl>
   </w:abstractNum>
-  <w:num w:numId="3">
+  <w:abstractNum w:abstractNumId="9" w15:restartNumberingAfterBreak="0">
+    <w:nsid w:val="770309C6"/>
+    <w:multiLevelType w:val="hybridMultilevel"/>
+    <w:tmpl w:val="FFFFFFFF"/>
+    <w:lvl w:ilvl="0" w:tplc="FAC60412">
+      <w:start w:val="1"/>
+      <w:numFmt w:val="decimal"/>
+      <w:lvlText w:val="%1."/>
+      <w:lvlJc w:val="left"/>
+      <w:pPr>
+        <w:ind w:left="720" w:hanging="360"/>
+      </w:pPr>
+    </w:lvl>
+    <w:lvl w:ilvl="1" w:tplc="808CDFA6">
+      <w:start w:val="1"/>
+      <w:numFmt w:val="lowerLetter"/>
+      <w:lvlText w:val="%2."/>
+      <w:lvlJc w:val="left"/>
+      <w:pPr>
+        <w:ind w:left="1440" w:hanging="360"/>
+      </w:pPr>
+    </w:lvl>
+    <w:lvl w:ilvl="2" w:tplc="83E43BC4">
+      <w:start w:val="1"/>
+      <w:numFmt w:val="lowerRoman"/>
+      <w:lvlText w:val="%3."/>
+      <w:lvlJc w:val="right"/>
+      <w:pPr>
+        <w:ind w:left="2160" w:hanging="180"/>
+      </w:pPr>
+    </w:lvl>
+    <w:lvl w:ilvl="3" w:tplc="35D6BD1A">
+      <w:start w:val="1"/>
+      <w:numFmt w:val="decimal"/>
+      <w:lvlText w:val="%4."/>
+      <w:lvlJc w:val="left"/>
+      <w:pPr>
+        <w:ind w:left="2880" w:hanging="360"/>
+      </w:pPr>
+    </w:lvl>
+    <w:lvl w:ilvl="4" w:tplc="249612D2">
+      <w:start w:val="1"/>
+      <w:numFmt w:val="lowerLetter"/>
+      <w:lvlText w:val="%5."/>
+      <w:lvlJc w:val="left"/>
+      <w:pPr>
+        <w:ind w:left="3600" w:hanging="360"/>
+      </w:pPr>
+    </w:lvl>
+    <w:lvl w:ilvl="5" w:tplc="63F05D38">
+      <w:start w:val="1"/>
+      <w:numFmt w:val="lowerRoman"/>
+      <w:lvlText w:val="%6."/>
+      <w:lvlJc w:val="right"/>
+      <w:pPr>
+        <w:ind w:left="4320" w:hanging="180"/>
+      </w:pPr>
+    </w:lvl>
+    <w:lvl w:ilvl="6" w:tplc="9DB0FCFE">
+      <w:start w:val="1"/>
+      <w:numFmt w:val="decimal"/>
+      <w:lvlText w:val="%7."/>
+      <w:lvlJc w:val="left"/>
+      <w:pPr>
+        <w:ind w:left="5040" w:hanging="360"/>
+      </w:pPr>
+    </w:lvl>
+    <w:lvl w:ilvl="7" w:tplc="252A39C4">
+      <w:start w:val="1"/>
+      <w:numFmt w:val="lowerLetter"/>
+      <w:lvlText w:val="%8."/>
+      <w:lvlJc w:val="left"/>
+      <w:pPr>
+        <w:ind w:left="5760" w:hanging="360"/>
+      </w:pPr>
+    </w:lvl>
+    <w:lvl w:ilvl="8" w:tplc="5E3A5F10">
+      <w:start w:val="1"/>
+      <w:numFmt w:val="lowerRoman"/>
+      <w:lvlText w:val="%9."/>
+      <w:lvlJc w:val="right"/>
+      <w:pPr>
+        <w:ind w:left="6480" w:hanging="180"/>
+      </w:pPr>
+    </w:lvl>
+  </w:abstractNum>
+  <w:num w:numId="1" w16cid:durableId="1803962345">
     <w:abstractNumId w:val="2"/>
   </w:num>
-  <w:num w:numId="1" w16cid:durableId="512384001">
+  <w:num w:numId="2" w16cid:durableId="1523933104">
+    <w:abstractNumId w:val="7"/>
+  </w:num>
+  <w:num w:numId="3" w16cid:durableId="2083791165">
+    <w:abstractNumId w:val="4"/>
+  </w:num>
+  <w:num w:numId="4" w16cid:durableId="1682858089">
+    <w:abstractNumId w:val="0"/>
+  </w:num>
+  <w:num w:numId="5" w16cid:durableId="1428580465">
+    <w:abstractNumId w:val="6"/>
+  </w:num>
+  <w:num w:numId="6" w16cid:durableId="462964537">
+    <w:abstractNumId w:val="3"/>
+  </w:num>
+  <w:num w:numId="7" w16cid:durableId="1028800533">
+    <w:abstractNumId w:val="9"/>
+  </w:num>
+  <w:num w:numId="8" w16cid:durableId="1834956179">
+    <w:abstractNumId w:val="5"/>
+  </w:num>
+  <w:num w:numId="9" w16cid:durableId="512384001">
+    <w:abstractNumId w:val="8"/>
+  </w:num>
+  <w:num w:numId="10" w16cid:durableId="1503935448">
     <w:abstractNumId w:val="1"/>
-  </w:num>
-  <w:num w:numId="2" w16cid:durableId="1503935448">
-    <w:abstractNumId w:val="0"/>
     <w:lvlOverride w:ilvl="0">
       <w:startOverride w:val="1"/>
     </w:lvlOverride>
@@ -15589,7 +13755,7 @@
   <w:docDefaults>
     <w:rPrDefault>
       <w:rPr>
-        <w:rFonts w:ascii="Calibri" w:hAnsi="Calibri" w:eastAsia="Calibri" w:cs="Calibri"/>
+        <w:rFonts w:ascii="Calibri" w:eastAsia="Calibri" w:hAnsi="Calibri" w:cs="Calibri"/>
         <w:sz w:val="21"/>
         <w:szCs w:val="21"/>
         <w:lang w:val="en-US" w:eastAsia="en-US" w:bidi="ar-SA"/>
@@ -15600,14 +13766,14 @@
   <w:latentStyles w:defLockedState="0" w:defUIPriority="99" w:defSemiHidden="0" w:defUnhideWhenUsed="0" w:defQFormat="0" w:count="376">
     <w:lsdException w:name="Normal" w:uiPriority="0" w:qFormat="1"/>
     <w:lsdException w:name="heading 1" w:uiPriority="9" w:qFormat="1"/>
-    <w:lsdException w:name="heading 2" w:uiPriority="9" w:semiHidden="1" w:unhideWhenUsed="1" w:qFormat="1"/>
-    <w:lsdException w:name="heading 3" w:uiPriority="9" w:semiHidden="1" w:unhideWhenUsed="1" w:qFormat="1"/>
-    <w:lsdException w:name="heading 4" w:uiPriority="9" w:semiHidden="1" w:unhideWhenUsed="1" w:qFormat="1"/>
-    <w:lsdException w:name="heading 5" w:uiPriority="9" w:semiHidden="1" w:unhideWhenUsed="1" w:qFormat="1"/>
-    <w:lsdException w:name="heading 6" w:uiPriority="9" w:semiHidden="1" w:unhideWhenUsed="1" w:qFormat="1"/>
-    <w:lsdException w:name="heading 7" w:uiPriority="9" w:semiHidden="1" w:unhideWhenUsed="1" w:qFormat="1"/>
-    <w:lsdException w:name="heading 8" w:uiPriority="9" w:semiHidden="1" w:unhideWhenUsed="1" w:qFormat="1"/>
-    <w:lsdException w:name="heading 9" w:uiPriority="9" w:semiHidden="1" w:unhideWhenUsed="1" w:qFormat="1"/>
+    <w:lsdException w:name="heading 2" w:semiHidden="1" w:uiPriority="9" w:unhideWhenUsed="1" w:qFormat="1"/>
+    <w:lsdException w:name="heading 3" w:semiHidden="1" w:uiPriority="9" w:unhideWhenUsed="1" w:qFormat="1"/>
+    <w:lsdException w:name="heading 4" w:semiHidden="1" w:uiPriority="9" w:unhideWhenUsed="1" w:qFormat="1"/>
+    <w:lsdException w:name="heading 5" w:semiHidden="1" w:uiPriority="9" w:unhideWhenUsed="1" w:qFormat="1"/>
+    <w:lsdException w:name="heading 6" w:semiHidden="1" w:uiPriority="9" w:unhideWhenUsed="1" w:qFormat="1"/>
+    <w:lsdException w:name="heading 7" w:semiHidden="1" w:uiPriority="9" w:unhideWhenUsed="1" w:qFormat="1"/>
+    <w:lsdException w:name="heading 8" w:semiHidden="1" w:uiPriority="9" w:unhideWhenUsed="1" w:qFormat="1"/>
+    <w:lsdException w:name="heading 9" w:semiHidden="1" w:uiPriority="9" w:unhideWhenUsed="1" w:qFormat="1"/>
     <w:lsdException w:name="index 1" w:semiHidden="1" w:unhideWhenUsed="1"/>
     <w:lsdException w:name="index 2" w:semiHidden="1" w:unhideWhenUsed="1"/>
     <w:lsdException w:name="index 3" w:semiHidden="1" w:unhideWhenUsed="1"/>
@@ -15617,22 +13783,22 @@
     <w:lsdException w:name="index 7" w:semiHidden="1" w:unhideWhenUsed="1"/>
     <w:lsdException w:name="index 8" w:semiHidden="1" w:unhideWhenUsed="1"/>
     <w:lsdException w:name="index 9" w:semiHidden="1" w:unhideWhenUsed="1"/>
-    <w:lsdException w:name="toc 1" w:uiPriority="39" w:semiHidden="1" w:unhideWhenUsed="1"/>
-    <w:lsdException w:name="toc 2" w:uiPriority="39" w:semiHidden="1" w:unhideWhenUsed="1"/>
-    <w:lsdException w:name="toc 3" w:uiPriority="39" w:semiHidden="1" w:unhideWhenUsed="1"/>
-    <w:lsdException w:name="toc 4" w:uiPriority="39" w:semiHidden="1" w:unhideWhenUsed="1"/>
-    <w:lsdException w:name="toc 5" w:uiPriority="39" w:semiHidden="1" w:unhideWhenUsed="1"/>
-    <w:lsdException w:name="toc 6" w:uiPriority="39" w:semiHidden="1" w:unhideWhenUsed="1"/>
-    <w:lsdException w:name="toc 7" w:uiPriority="39" w:semiHidden="1" w:unhideWhenUsed="1"/>
-    <w:lsdException w:name="toc 8" w:uiPriority="39" w:semiHidden="1" w:unhideWhenUsed="1"/>
-    <w:lsdException w:name="toc 9" w:uiPriority="39" w:semiHidden="1" w:unhideWhenUsed="1"/>
+    <w:lsdException w:name="toc 1" w:semiHidden="1" w:uiPriority="39" w:unhideWhenUsed="1"/>
+    <w:lsdException w:name="toc 2" w:semiHidden="1" w:uiPriority="39" w:unhideWhenUsed="1"/>
+    <w:lsdException w:name="toc 3" w:semiHidden="1" w:uiPriority="39" w:unhideWhenUsed="1"/>
+    <w:lsdException w:name="toc 4" w:semiHidden="1" w:uiPriority="39" w:unhideWhenUsed="1"/>
+    <w:lsdException w:name="toc 5" w:semiHidden="1" w:uiPriority="39" w:unhideWhenUsed="1"/>
+    <w:lsdException w:name="toc 6" w:semiHidden="1" w:uiPriority="39" w:unhideWhenUsed="1"/>
+    <w:lsdException w:name="toc 7" w:semiHidden="1" w:uiPriority="39" w:unhideWhenUsed="1"/>
+    <w:lsdException w:name="toc 8" w:semiHidden="1" w:uiPriority="39" w:unhideWhenUsed="1"/>
+    <w:lsdException w:name="toc 9" w:semiHidden="1" w:uiPriority="39" w:unhideWhenUsed="1"/>
     <w:lsdException w:name="Normal Indent" w:semiHidden="1" w:unhideWhenUsed="1"/>
     <w:lsdException w:name="footnote text" w:semiHidden="1" w:unhideWhenUsed="1"/>
     <w:lsdException w:name="annotation text" w:semiHidden="1" w:unhideWhenUsed="1"/>
     <w:lsdException w:name="header" w:semiHidden="1" w:unhideWhenUsed="1"/>
     <w:lsdException w:name="footer" w:semiHidden="1" w:unhideWhenUsed="1"/>
     <w:lsdException w:name="index heading" w:semiHidden="1" w:unhideWhenUsed="1"/>
-    <w:lsdException w:name="caption" w:uiPriority="35" w:semiHidden="1" w:unhideWhenUsed="1" w:qFormat="1"/>
+    <w:lsdException w:name="caption" w:semiHidden="1" w:uiPriority="35" w:unhideWhenUsed="1" w:qFormat="1"/>
     <w:lsdException w:name="table of figures" w:semiHidden="1" w:unhideWhenUsed="1"/>
     <w:lsdException w:name="envelope address" w:semiHidden="1" w:unhideWhenUsed="1"/>
     <w:lsdException w:name="envelope return" w:semiHidden="1" w:unhideWhenUsed="1"/>
@@ -15663,7 +13829,7 @@
     <w:lsdException w:name="Title" w:uiPriority="10" w:qFormat="1"/>
     <w:lsdException w:name="Closing" w:semiHidden="1" w:unhideWhenUsed="1"/>
     <w:lsdException w:name="Signature" w:semiHidden="1" w:unhideWhenUsed="1"/>
-    <w:lsdException w:name="Default Paragraph Font" w:uiPriority="1" w:semiHidden="1" w:unhideWhenUsed="1"/>
+    <w:lsdException w:name="Default Paragraph Font" w:semiHidden="1" w:uiPriority="1" w:unhideWhenUsed="1"/>
     <w:lsdException w:name="Body Text" w:semiHidden="1" w:unhideWhenUsed="1"/>
     <w:lsdException w:name="Body Text Indent" w:semiHidden="1" w:unhideWhenUsed="1"/>
     <w:lsdException w:name="List Continue" w:semiHidden="1" w:unhideWhenUsed="1"/>
@@ -15863,8 +14029,8 @@
     <w:lsdException w:name="Subtle Reference" w:uiPriority="31" w:qFormat="1"/>
     <w:lsdException w:name="Intense Reference" w:uiPriority="32" w:qFormat="1"/>
     <w:lsdException w:name="Book Title" w:uiPriority="33" w:qFormat="1"/>
-    <w:lsdException w:name="Bibliography" w:uiPriority="37" w:semiHidden="1" w:unhideWhenUsed="1"/>
-    <w:lsdException w:name="TOC Heading" w:uiPriority="39" w:semiHidden="1" w:unhideWhenUsed="1" w:qFormat="1"/>
+    <w:lsdException w:name="Bibliography" w:semiHidden="1" w:uiPriority="37" w:unhideWhenUsed="1"/>
+    <w:lsdException w:name="TOC Heading" w:semiHidden="1" w:uiPriority="39" w:unhideWhenUsed="1" w:qFormat="1"/>
     <w:lsdException w:name="Plain Table 1" w:uiPriority="41"/>
     <w:lsdException w:name="Plain Table 2" w:uiPriority="42"/>
     <w:lsdException w:name="Plain Table 3" w:uiPriority="43"/>
@@ -15975,7 +14141,7 @@
     <w:lsdException w:name="Unresolved Mention" w:semiHidden="1" w:unhideWhenUsed="1"/>
     <w:lsdException w:name="Smart Link" w:semiHidden="1" w:unhideWhenUsed="1"/>
   </w:latentStyles>
-  <w:style w:type="paragraph" w:styleId="Normal" w:default="1">
+  <w:style w:type="paragraph" w:default="1" w:styleId="Normal">
     <w:name w:val="Normal"/>
     <w:qFormat/>
   </w:style>
@@ -16063,13 +14229,13 @@
       <w:color w:val="1F4D78"/>
     </w:rPr>
   </w:style>
-  <w:style w:type="character" w:styleId="DefaultParagraphFont" w:default="1">
+  <w:style w:type="character" w:default="1" w:styleId="DefaultParagraphFont">
     <w:name w:val="Default Paragraph Font"/>
     <w:uiPriority w:val="1"/>
     <w:semiHidden/>
     <w:unhideWhenUsed/>
   </w:style>
-  <w:style w:type="table" w:styleId="TableNormal" w:default="1">
+  <w:style w:type="table" w:default="1" w:styleId="TableNormal">
     <w:name w:val="Normal Table"/>
     <w:uiPriority w:val="99"/>
     <w:semiHidden/>
@@ -16084,7 +14250,7 @@
       </w:tblCellMar>
     </w:tblPr>
   </w:style>
-  <w:style w:type="numbering" w:styleId="NoList" w:default="1">
+  <w:style w:type="numbering" w:default="1" w:styleId="NoList">
     <w:name w:val="No List"/>
     <w:uiPriority w:val="99"/>
     <w:semiHidden/>
@@ -16099,7 +14265,7 @@
       <w:szCs w:val="56"/>
     </w:rPr>
   </w:style>
-  <w:style w:type="paragraph" w:styleId="Strong1" w:customStyle="1">
+  <w:style w:type="paragraph" w:customStyle="1" w:styleId="Strong1">
     <w:name w:val="Strong1"/>
     <w:qFormat/>
     <w:rPr>
@@ -16140,7 +14306,7 @@
       <w:szCs w:val="20"/>
     </w:rPr>
   </w:style>
-  <w:style w:type="character" w:styleId="FootnoteTextChar" w:customStyle="1">
+  <w:style w:type="character" w:customStyle="1" w:styleId="FootnoteTextChar">
     <w:name w:val="Footnote Text Char"/>
     <w:link w:val="FootnoteText"/>
     <w:uiPriority w:val="99"/>
@@ -16171,7 +14337,7 @@
       <w:szCs w:val="20"/>
     </w:rPr>
   </w:style>
-  <w:style w:type="character" w:styleId="EndnoteTextChar" w:customStyle="1">
+  <w:style w:type="character" w:customStyle="1" w:styleId="EndnoteTextChar">
     <w:name w:val="Endnote Text Char"/>
     <w:link w:val="EndnoteText"/>
     <w:uiPriority w:val="99"/>
@@ -16197,7 +14363,7 @@
       </w:tabs>
     </w:pPr>
   </w:style>
-  <w:style w:type="character" w:styleId="HeaderChar" w:customStyle="1">
+  <w:style w:type="character" w:customStyle="1" w:styleId="HeaderChar">
     <w:name w:val="Header Char"/>
     <w:basedOn w:val="DefaultParagraphFont"/>
     <w:link w:val="Header"/>
@@ -16220,7 +14386,7 @@
       </w:tabs>
     </w:pPr>
   </w:style>
-  <w:style w:type="character" w:styleId="FooterChar" w:customStyle="1">
+  <w:style w:type="character" w:customStyle="1" w:styleId="FooterChar">
     <w:name w:val="Footer Char"/>
     <w:basedOn w:val="DefaultParagraphFont"/>
     <w:link w:val="Footer"/>
@@ -16240,11 +14406,27 @@
       <w:u w:val="single"/>
     </w:rPr>
   </w:style>
+  <w:style w:type="table" w:styleId="TableGrid">
+    <w:name w:val="Table Grid"/>
+    <w:basedOn w:val="TableNormal"/>
+    <w:uiPriority w:val="59"/>
+    <w:rsid w:val="00FB4123"/>
+    <w:tblPr>
+      <w:tblBorders>
+        <w:top w:val="single" w:sz="4" w:space="0" w:color="000000" w:themeColor="text1"/>
+        <w:left w:val="single" w:sz="4" w:space="0" w:color="000000" w:themeColor="text1"/>
+        <w:bottom w:val="single" w:sz="4" w:space="0" w:color="000000" w:themeColor="text1"/>
+        <w:right w:val="single" w:sz="4" w:space="0" w:color="000000" w:themeColor="text1"/>
+        <w:insideH w:val="single" w:sz="4" w:space="0" w:color="000000" w:themeColor="text1"/>
+        <w:insideV w:val="single" w:sz="4" w:space="0" w:color="000000" w:themeColor="text1"/>
+      </w:tblBorders>
+    </w:tblPr>
+  </w:style>
 </w:styles>
 </file>
 
 <file path=word/theme/theme1.xml><?xml version="1.0" encoding="utf-8"?>
-<a:theme xmlns:a="http://schemas.openxmlformats.org/drawingml/2006/main" xmlns:thm15="http://schemas.microsoft.com/office/thememl/2012/main" name="Office Theme">
+<a:theme xmlns:a="http://schemas.openxmlformats.org/drawingml/2006/main" name="Office Theme">
   <a:themeElements>
     <a:clrScheme name="Office">
       <a:dk1>

--- a/P1_Template_Draft.docx
+++ b/P1_Template_Draft.docx
@@ -1,6 +1,6 @@
 
 <file path=word/document.xml><?xml version="1.0" encoding="utf-8"?>
-<w:document xmlns:wpc="http://schemas.microsoft.com/office/word/2010/wordprocessingCanvas" xmlns:cx="http://schemas.microsoft.com/office/drawing/2014/chartex" xmlns:cx1="http://schemas.microsoft.com/office/drawing/2015/9/8/chartex" xmlns:cx2="http://schemas.microsoft.com/office/drawing/2015/10/21/chartex" xmlns:cx3="http://schemas.microsoft.com/office/drawing/2016/5/9/chartex" xmlns:cx4="http://schemas.microsoft.com/office/drawing/2016/5/10/chartex" xmlns:cx5="http://schemas.microsoft.com/office/drawing/2016/5/11/chartex" xmlns:cx6="http://schemas.microsoft.com/office/drawing/2016/5/12/chartex" xmlns:cx7="http://schemas.microsoft.com/office/drawing/2016/5/13/chartex" xmlns:cx8="http://schemas.microsoft.com/office/drawing/2016/5/14/chartex" xmlns:mc="http://schemas.openxmlformats.org/markup-compatibility/2006" xmlns:aink="http://schemas.microsoft.com/office/drawing/2016/ink" xmlns:am3d="http://schemas.microsoft.com/office/drawing/2017/model3d" xmlns:o="urn:schemas-microsoft-com:office:office" xmlns:oel="http://schemas.microsoft.com/office/2019/extlst" xmlns:r="http://schemas.openxmlformats.org/officeDocument/2006/relationships" xmlns:m="http://schemas.openxmlformats.org/officeDocument/2006/math" xmlns:v="urn:schemas-microsoft-com:vml" xmlns:wp14="http://schemas.microsoft.com/office/word/2010/wordprocessingDrawing" xmlns:wp="http://schemas.openxmlformats.org/drawingml/2006/wordprocessingDrawing" xmlns:w10="urn:schemas-microsoft-com:office:word" xmlns:w="http://schemas.openxmlformats.org/wordprocessingml/2006/main" xmlns:w14="http://schemas.microsoft.com/office/word/2010/wordml" xmlns:w15="http://schemas.microsoft.com/office/word/2012/wordml" xmlns:w16cex="http://schemas.microsoft.com/office/word/2018/wordml/cex" xmlns:w16cid="http://schemas.microsoft.com/office/word/2016/wordml/cid" xmlns:w16="http://schemas.microsoft.com/office/word/2018/wordml" xmlns:w16du="http://schemas.microsoft.com/office/word/2023/wordml/word16du" xmlns:w16sdtdh="http://schemas.microsoft.com/office/word/2020/wordml/sdtdatahash" xmlns:w16sdtfl="http://schemas.microsoft.com/office/word/2024/wordml/sdtformatlock" xmlns:w16se="http://schemas.microsoft.com/office/word/2015/wordml/symex" xmlns:wpg="http://schemas.microsoft.com/office/word/2010/wordprocessingGroup" xmlns:wpi="http://schemas.microsoft.com/office/word/2010/wordprocessingInk" xmlns:wne="http://schemas.microsoft.com/office/word/2006/wordml" xmlns:wps="http://schemas.microsoft.com/office/word/2010/wordprocessingShape" mc:Ignorable="w14 w15 w16se w16cid w16 w16cex w16sdtdh w16sdtfl w16du wp14">
+<w:document xmlns:wpc="http://schemas.microsoft.com/office/word/2010/wordprocessingCanvas" xmlns:cx="http://schemas.microsoft.com/office/drawing/2014/chartex" xmlns:cx1="http://schemas.microsoft.com/office/drawing/2015/9/8/chartex" xmlns:cx2="http://schemas.microsoft.com/office/drawing/2015/10/21/chartex" xmlns:cx3="http://schemas.microsoft.com/office/drawing/2016/5/9/chartex" xmlns:cx4="http://schemas.microsoft.com/office/drawing/2016/5/10/chartex" xmlns:cx5="http://schemas.microsoft.com/office/drawing/2016/5/11/chartex" xmlns:cx6="http://schemas.microsoft.com/office/drawing/2016/5/12/chartex" xmlns:cx7="http://schemas.microsoft.com/office/drawing/2016/5/13/chartex" xmlns:cx8="http://schemas.microsoft.com/office/drawing/2016/5/14/chartex" xmlns:mc="http://schemas.openxmlformats.org/markup-compatibility/2006" xmlns:aink="http://schemas.microsoft.com/office/drawing/2016/ink" xmlns:am3d="http://schemas.microsoft.com/office/drawing/2017/model3d" xmlns:o="urn:schemas-microsoft-com:office:office" xmlns:oel="http://schemas.microsoft.com/office/2019/extlst" xmlns:r="http://schemas.openxmlformats.org/officeDocument/2006/relationships" xmlns:m="http://schemas.openxmlformats.org/officeDocument/2006/math" xmlns:v="urn:schemas-microsoft-com:vml" xmlns:wp14="http://schemas.microsoft.com/office/word/2010/wordprocessingDrawing" xmlns:wp="http://schemas.openxmlformats.org/drawingml/2006/wordprocessingDrawing" xmlns:w10="urn:schemas-microsoft-com:office:word" xmlns:w="http://schemas.openxmlformats.org/wordprocessingml/2006/main" xmlns:w14="http://schemas.microsoft.com/office/word/2010/wordml" xmlns:w15="http://schemas.microsoft.com/office/word/2012/wordml" xmlns:w16cex="http://schemas.microsoft.com/office/word/2018/wordml/cex" xmlns:w16cid="http://schemas.microsoft.com/office/word/2016/wordml/cid" xmlns:w16="http://schemas.microsoft.com/office/word/2018/wordml" xmlns:w16du="http://schemas.microsoft.com/office/word/2023/wordml/word16du" xmlns:w16sdtdh="http://schemas.microsoft.com/office/word/2020/wordml/sdtdatahash" xmlns:w16sdtfl="http://schemas.microsoft.com/office/word/2024/wordml/sdtformatlock" xmlns:w16se="http://schemas.microsoft.com/office/word/2015/wordml/symex" xmlns:wpg="http://schemas.microsoft.com/office/word/2010/wordprocessingGroup" xmlns:wpi="http://schemas.microsoft.com/office/word/2010/wordprocessingInk" xmlns:wne="http://schemas.microsoft.com/office/word/2006/wordml" xmlns:wps="http://schemas.microsoft.com/office/word/2010/wordprocessingShape" xmlns:a="http://schemas.openxmlformats.org/drawingml/2006/main" xmlns:pic="http://schemas.openxmlformats.org/drawingml/2006/picture" xmlns:a14="http://schemas.microsoft.com/office/drawing/2010/main" mc:Ignorable="w14 w15 w16se w16cid w16 w16cex w16sdtdh w16sdtfl w16du wp14">
   <w:body>
     <w:p>
       <w:pPr>
@@ -17,7 +17,7 @@
         </w:rPr>
         <w:t xml:space="preserve">CE / CS / SE </w:t>
       </w:r>
-      <w:bookmarkStart w:id="0" w:name="_Int_Axartesy"/>
+      <w:bookmarkStart w:name="_Int_Axartesy" w:id="0"/>
       <w:r>
         <w:rPr>
           <w:b/>
@@ -41,7 +41,7 @@
         </w:rPr>
         <w:t xml:space="preserve">  SOFTWARE </w:t>
       </w:r>
-      <w:bookmarkStart w:id="1" w:name="_Int_T76e7iOF"/>
+      <w:bookmarkStart w:name="_Int_T76e7iOF" w:id="1"/>
       <w:r>
         <w:rPr>
           <w:b/>
@@ -72,7 +72,7 @@
       </w:pPr>
       <w:r>
         <w:rPr>
-          <w:rFonts w:ascii="Cambria" w:eastAsia="Cambria" w:hAnsi="Cambria" w:cs="Cambria"/>
+          <w:rFonts w:ascii="Cambria" w:hAnsi="Cambria" w:eastAsia="Cambria" w:cs="Cambria"/>
           <w:b/>
           <w:bCs/>
           <w:color w:val="16324F"/>
@@ -88,7 +88,7 @@
       </w:pPr>
       <w:r>
         <w:rPr>
-          <w:rFonts w:ascii="Cambria" w:eastAsia="Cambria" w:hAnsi="Cambria" w:cs="Cambria"/>
+          <w:rFonts w:ascii="Cambria" w:hAnsi="Cambria" w:eastAsia="Cambria" w:cs="Cambria"/>
           <w:b/>
           <w:bCs/>
           <w:color w:val="16324F"/>
@@ -110,7 +110,7 @@
         </w:rPr>
         <w:t>Weight 4</w:t>
       </w:r>
-      <w:bookmarkStart w:id="2" w:name="_Int_c6I3QWNn"/>
+      <w:bookmarkStart w:name="_Int_c6I3QWNn" w:id="2"/>
       <w:r>
         <w:rPr>
           <w:color w:val="5A6472"/>
@@ -128,7 +128,7 @@
         </w:rPr>
         <w:t xml:space="preserve">  Due Sunday 18 October 2026, 11:59 PM </w:t>
       </w:r>
-      <w:bookmarkStart w:id="3" w:name="_Int_2UYOr9VY"/>
+      <w:bookmarkStart w:name="_Int_2UYOr9VY" w:id="3"/>
       <w:r>
         <w:rPr>
           <w:color w:val="5A6472"/>
@@ -151,12 +151,12 @@
       <w:tblPr>
         <w:tblW w:w="10858" w:type="dxa"/>
         <w:tblBorders>
-          <w:top w:val="single" w:sz="3" w:space="0" w:color="C6CDD8"/>
-          <w:left w:val="single" w:sz="3" w:space="0" w:color="C6CDD8"/>
-          <w:bottom w:val="single" w:sz="3" w:space="0" w:color="C6CDD8"/>
-          <w:right w:val="single" w:sz="3" w:space="0" w:color="C6CDD8"/>
-          <w:insideH w:val="single" w:sz="3" w:space="0" w:color="C6CDD8"/>
-          <w:insideV w:val="single" w:sz="3" w:space="0" w:color="C6CDD8"/>
+          <w:top w:val="single" w:color="C6CDD8" w:sz="3" w:space="0"/>
+          <w:left w:val="single" w:color="C6CDD8" w:sz="3" w:space="0"/>
+          <w:bottom w:val="single" w:color="C6CDD8" w:sz="3" w:space="0"/>
+          <w:right w:val="single" w:color="C6CDD8" w:sz="3" w:space="0"/>
+          <w:insideH w:val="single" w:color="C6CDD8" w:sz="3" w:space="0"/>
+          <w:insideV w:val="single" w:color="C6CDD8" w:sz="3" w:space="0"/>
         </w:tblBorders>
         <w:tblLayout w:type="fixed"/>
         <w:tblCellMar>
@@ -456,7 +456,7 @@
                 <w:sz w:val="18"/>
                 <w:szCs w:val="18"/>
               </w:rPr>
-              <w:t>0.1</w:t>
+              <w:t>1.0</w:t>
             </w:r>
           </w:p>
         </w:tc>
@@ -503,314 +503,17 @@
     </w:tbl>
     <w:p>
       <w:pPr>
-        <w:spacing w:line="260" w:lineRule="auto"/>
-      </w:pPr>
-    </w:p>
-    <w:tbl>
-      <w:tblPr>
-        <w:tblW w:w="10858" w:type="dxa"/>
-        <w:tblBorders>
-          <w:top w:val="single" w:sz="3" w:space="0" w:color="C3D2E4"/>
-          <w:left w:val="single" w:sz="3" w:space="0" w:color="C3D2E4"/>
-          <w:bottom w:val="single" w:sz="3" w:space="0" w:color="C3D2E4"/>
-          <w:right w:val="single" w:sz="3" w:space="0" w:color="C3D2E4"/>
-          <w:insideH w:val="single" w:sz="3" w:space="0" w:color="C3D2E4"/>
-          <w:insideV w:val="single" w:sz="3" w:space="0" w:color="C3D2E4"/>
-        </w:tblBorders>
-        <w:tblLayout w:type="fixed"/>
-        <w:tblCellMar>
-          <w:left w:w="10" w:type="dxa"/>
-          <w:right w:w="10" w:type="dxa"/>
-        </w:tblCellMar>
-        <w:tblLook w:val="0000" w:firstRow="0" w:lastRow="0" w:firstColumn="0" w:lastColumn="0" w:noHBand="0" w:noVBand="0"/>
-      </w:tblPr>
-      <w:tblGrid>
-        <w:gridCol w:w="10858"/>
-      </w:tblGrid>
-      <w:tr>
-        <w:tc>
-          <w:tcPr>
-            <w:tcW w:w="10858" w:type="dxa"/>
-            <w:shd w:val="clear" w:color="auto" w:fill="EAF0F8"/>
-            <w:tcMar>
-              <w:top w:w="120" w:type="dxa"/>
-              <w:left w:w="160" w:type="dxa"/>
-              <w:bottom w:w="120" w:type="dxa"/>
-              <w:right w:w="160" w:type="dxa"/>
-            </w:tcMar>
-          </w:tcPr>
-          <w:p>
-            <w:pPr>
-              <w:spacing w:after="60" w:line="260" w:lineRule="auto"/>
-            </w:pPr>
-            <w:r>
-              <w:rPr>
-                <w:b/>
-                <w:color w:val="2F5D8A"/>
-                <w:sz w:val="19"/>
-                <w:szCs w:val="19"/>
-              </w:rPr>
-              <w:t xml:space="preserve">▸  </w:t>
-            </w:r>
-            <w:r>
-              <w:rPr>
-                <w:b/>
-                <w:caps/>
-                <w:color w:val="2F5D8A"/>
-                <w:sz w:val="17"/>
-                <w:szCs w:val="17"/>
-              </w:rPr>
-              <w:t>How to use this template</w:t>
-            </w:r>
-          </w:p>
-          <w:p>
-            <w:pPr>
-              <w:spacing w:after="50" w:line="250" w:lineRule="auto"/>
-            </w:pPr>
-            <w:r>
-              <w:rPr>
-                <w:color w:val="39424E"/>
-                <w:sz w:val="19"/>
-                <w:szCs w:val="19"/>
-              </w:rPr>
-              <w:t>This template is the structure we expect, not a form to pad out. It follows the section ordering of ISO/IEC/IEEE 29148, the current international standard for requirements engineering, so that the document you start now grows into a full requirements specification by P2 rather than being thrown away and rewritten.</w:t>
-            </w:r>
-          </w:p>
-          <w:p>
-            <w:pPr>
-              <w:spacing w:after="50" w:line="250" w:lineRule="auto"/>
-            </w:pPr>
-            <w:r>
-              <w:rPr>
-                <w:b/>
-                <w:color w:val="39424E"/>
-                <w:sz w:val="19"/>
-                <w:szCs w:val="19"/>
-              </w:rPr>
-              <w:t xml:space="preserve">Delete every blue box like this one before you submit. </w:t>
-            </w:r>
-            <w:r>
-              <w:rPr>
-                <w:color w:val="39424E"/>
-                <w:sz w:val="19"/>
-                <w:szCs w:val="19"/>
-              </w:rPr>
-              <w:t>They are instructions, not content, and a document that still contains them has not been read by its own authors.</w:t>
-            </w:r>
-          </w:p>
-          <w:p>
-            <w:pPr>
-              <w:spacing w:after="50" w:line="250" w:lineRule="auto"/>
-            </w:pPr>
-            <w:r>
-              <w:rPr>
-                <w:b/>
-                <w:color w:val="39424E"/>
-                <w:sz w:val="19"/>
-                <w:szCs w:val="19"/>
-              </w:rPr>
-              <w:t xml:space="preserve">Length: aim for 10 to 14 pages of your own content. </w:t>
-            </w:r>
-            <w:r>
-              <w:rPr>
-                <w:color w:val="39424E"/>
-                <w:sz w:val="19"/>
-                <w:szCs w:val="19"/>
-              </w:rPr>
-              <w:t>A longer document is not a better one. Every section below carries a budget; a section that runs to twice its budget is usually padded, and padding is visible.</w:t>
-            </w:r>
-          </w:p>
-        </w:tc>
-      </w:tr>
-    </w:tbl>
-    <w:p>
-      <w:pPr>
-        <w:spacing w:line="260" w:lineRule="auto"/>
-      </w:pPr>
-    </w:p>
-    <w:tbl>
-      <w:tblPr>
-        <w:tblW w:w="10858" w:type="dxa"/>
-        <w:tblBorders>
-          <w:top w:val="single" w:sz="3" w:space="0" w:color="E8C4C0"/>
-          <w:left w:val="single" w:sz="3" w:space="0" w:color="E8C4C0"/>
-          <w:bottom w:val="single" w:sz="3" w:space="0" w:color="E8C4C0"/>
-          <w:right w:val="single" w:sz="3" w:space="0" w:color="E8C4C0"/>
-          <w:insideH w:val="single" w:sz="3" w:space="0" w:color="E8C4C0"/>
-          <w:insideV w:val="single" w:sz="3" w:space="0" w:color="E8C4C0"/>
-        </w:tblBorders>
-        <w:tblLayout w:type="fixed"/>
-        <w:tblCellMar>
-          <w:left w:w="10" w:type="dxa"/>
-          <w:right w:w="10" w:type="dxa"/>
-        </w:tblCellMar>
-        <w:tblLook w:val="0000" w:firstRow="0" w:lastRow="0" w:firstColumn="0" w:lastColumn="0" w:noHBand="0" w:noVBand="0"/>
-      </w:tblPr>
-      <w:tblGrid>
-        <w:gridCol w:w="10858"/>
-      </w:tblGrid>
-      <w:tr>
-        <w:tc>
-          <w:tcPr>
-            <w:tcW w:w="10858" w:type="dxa"/>
-            <w:shd w:val="clear" w:color="auto" w:fill="FAEAE8"/>
-            <w:tcMar>
-              <w:top w:w="120" w:type="dxa"/>
-              <w:left w:w="160" w:type="dxa"/>
-              <w:bottom w:w="120" w:type="dxa"/>
-              <w:right w:w="160" w:type="dxa"/>
-            </w:tcMar>
-          </w:tcPr>
-          <w:p>
-            <w:pPr>
-              <w:spacing w:after="60" w:line="260" w:lineRule="auto"/>
-            </w:pPr>
-            <w:r>
-              <w:rPr>
-                <w:b/>
-                <w:color w:val="9B3A37"/>
-                <w:sz w:val="19"/>
-                <w:szCs w:val="19"/>
-              </w:rPr>
-              <w:t xml:space="preserve">▸  </w:t>
-            </w:r>
-            <w:r>
-              <w:rPr>
-                <w:b/>
-                <w:caps/>
-                <w:color w:val="9B3A37"/>
-                <w:sz w:val="17"/>
-                <w:szCs w:val="17"/>
-              </w:rPr>
-              <w:t>What P1 does NOT ask for</w:t>
-            </w:r>
-          </w:p>
-          <w:p>
-            <w:pPr>
-              <w:spacing w:after="50" w:line="250" w:lineRule="auto"/>
-            </w:pPr>
-            <w:r>
-              <w:rPr>
-                <w:color w:val="39424E"/>
-                <w:sz w:val="19"/>
-                <w:szCs w:val="19"/>
-              </w:rPr>
-              <w:t>P1 is a baseline, not a finished specification. At this milestone we are NOT asking for:</w:t>
-            </w:r>
-          </w:p>
-          <w:p>
-            <w:pPr>
-              <w:spacing w:after="50" w:line="250" w:lineRule="auto"/>
-            </w:pPr>
-            <w:r>
-              <w:rPr>
-                <w:b/>
-                <w:bCs/>
-                <w:color w:val="39424E"/>
-                <w:sz w:val="19"/>
-                <w:szCs w:val="19"/>
-              </w:rPr>
-              <w:t xml:space="preserve">—  a software architecture or any design decision </w:t>
-            </w:r>
-            <w:r>
-              <w:rPr>
-                <w:color w:val="39424E"/>
-                <w:sz w:val="19"/>
-                <w:szCs w:val="19"/>
-              </w:rPr>
-              <w:t>(that is P2, after Chapter 8)</w:t>
-            </w:r>
-          </w:p>
-          <w:p>
-            <w:pPr>
-              <w:spacing w:after="50" w:line="250" w:lineRule="auto"/>
-            </w:pPr>
-            <w:r>
-              <w:rPr>
-                <w:b/>
-                <w:color w:val="39424E"/>
-                <w:sz w:val="19"/>
-                <w:szCs w:val="19"/>
-              </w:rPr>
-              <w:t xml:space="preserve">—  class diagrams, sequence diagrams or state models </w:t>
-            </w:r>
-            <w:r>
-              <w:rPr>
-                <w:color w:val="39424E"/>
-                <w:sz w:val="19"/>
-                <w:szCs w:val="19"/>
-              </w:rPr>
-              <w:t>(that is P2, after Chapters 7 and 9)</w:t>
-            </w:r>
-          </w:p>
-          <w:p>
-            <w:pPr>
-              <w:spacing w:after="50" w:line="250" w:lineRule="auto"/>
-            </w:pPr>
-            <w:r>
-              <w:rPr>
-                <w:b/>
-                <w:bCs/>
-                <w:color w:val="39424E"/>
-                <w:sz w:val="19"/>
-                <w:szCs w:val="19"/>
-              </w:rPr>
-              <w:t xml:space="preserve">—  a test plan </w:t>
-            </w:r>
-            <w:r>
-              <w:rPr>
-                <w:color w:val="39424E"/>
-                <w:sz w:val="19"/>
-                <w:szCs w:val="19"/>
-              </w:rPr>
-              <w:t>(that is P3, after Chapter 11)</w:t>
-            </w:r>
-          </w:p>
-          <w:p>
-            <w:pPr>
-              <w:spacing w:after="50" w:line="250" w:lineRule="auto"/>
-            </w:pPr>
-            <w:r>
-              <w:rPr>
-                <w:b/>
-                <w:color w:val="39424E"/>
-                <w:sz w:val="19"/>
-                <w:szCs w:val="19"/>
-              </w:rPr>
-              <w:t xml:space="preserve">—  any code, screens or a working prototype </w:t>
-            </w:r>
-            <w:r>
-              <w:rPr>
-                <w:color w:val="39424E"/>
-                <w:sz w:val="19"/>
-                <w:szCs w:val="19"/>
-              </w:rPr>
-              <w:t>(P1 is marked on reasoning, not on implementation)</w:t>
-            </w:r>
-          </w:p>
-          <w:p>
-            <w:pPr>
-              <w:spacing w:after="50" w:line="250" w:lineRule="auto"/>
-            </w:pPr>
-            <w:r>
-              <w:rPr>
-                <w:color w:val="39424E"/>
-                <w:sz w:val="19"/>
-                <w:szCs w:val="19"/>
-              </w:rPr>
-              <w:t>A team that submits an architecture diagram at P1 has spent its effort in the wrong place and will not be credited for it.</w:t>
-            </w:r>
-          </w:p>
-        </w:tc>
-      </w:tr>
-    </w:tbl>
-    <w:p>
-      <w:pPr>
+        <w:pStyle w:val="Normal"/>
         <w:spacing w:line="260" w:lineRule="auto"/>
       </w:pPr>
     </w:p>
     <w:p>
       <w:pPr>
+        <w:spacing w:line="260" w:lineRule="auto"/>
+      </w:pPr>
+    </w:p>
+    <w:p>
+      <w:pPr>
         <w:pageBreakBefore/>
         <w:spacing w:line="260" w:lineRule="auto"/>
       </w:pPr>
@@ -819,13 +522,13 @@
       <w:pPr>
         <w:keepNext/>
         <w:pBdr>
-          <w:bottom w:val="single" w:sz="8" w:space="0" w:color="16324F"/>
+          <w:bottom w:val="single" w:color="16324F" w:sz="8" w:space="0"/>
         </w:pBdr>
         <w:spacing w:before="300" w:after="100" w:line="260" w:lineRule="auto"/>
       </w:pPr>
       <w:r>
         <w:rPr>
-          <w:rFonts w:ascii="Cambria" w:eastAsia="Cambria" w:hAnsi="Cambria" w:cs="Cambria"/>
+          <w:rFonts w:ascii="Cambria" w:hAnsi="Cambria" w:eastAsia="Cambria" w:cs="Cambria"/>
           <w:b/>
           <w:bCs/>
           <w:color w:val="2F5D8A"/>
@@ -836,7 +539,7 @@
       </w:r>
       <w:r>
         <w:rPr>
-          <w:rFonts w:ascii="Cambria" w:eastAsia="Cambria" w:hAnsi="Cambria" w:cs="Cambria"/>
+          <w:rFonts w:ascii="Cambria" w:hAnsi="Cambria" w:eastAsia="Cambria" w:cs="Cambria"/>
           <w:b/>
           <w:bCs/>
           <w:color w:val="16324F"/>
@@ -861,12 +564,12 @@
       <w:tblPr>
         <w:tblW w:w="10858" w:type="dxa"/>
         <w:tblBorders>
-          <w:top w:val="single" w:sz="3" w:space="0" w:color="C6CDD8"/>
-          <w:left w:val="single" w:sz="3" w:space="0" w:color="C6CDD8"/>
-          <w:bottom w:val="single" w:sz="3" w:space="0" w:color="C6CDD8"/>
-          <w:right w:val="single" w:sz="3" w:space="0" w:color="C6CDD8"/>
-          <w:insideH w:val="single" w:sz="3" w:space="0" w:color="C6CDD8"/>
-          <w:insideV w:val="single" w:sz="3" w:space="0" w:color="C6CDD8"/>
+          <w:top w:val="single" w:color="C6CDD8" w:sz="3" w:space="0"/>
+          <w:left w:val="single" w:color="C6CDD8" w:sz="3" w:space="0"/>
+          <w:bottom w:val="single" w:color="C6CDD8" w:sz="3" w:space="0"/>
+          <w:right w:val="single" w:color="C6CDD8" w:sz="3" w:space="0"/>
+          <w:insideH w:val="single" w:color="C6CDD8" w:sz="3" w:space="0"/>
+          <w:insideV w:val="single" w:color="C6CDD8" w:sz="3" w:space="0"/>
         </w:tblBorders>
         <w:tblLayout w:type="fixed"/>
         <w:tblCellMar>
@@ -1455,6 +1158,104 @@
                 <w:szCs w:val="18"/>
               </w:rPr>
               <w:t>, Section 2.2</w:t>
+            </w:r>
+          </w:p>
+        </w:tc>
+      </w:tr>
+      <w:tr>
+        <w:trPr>
+          <w:trHeight w:val="300"/>
+        </w:trPr>
+        <w:tc>
+          <w:tcPr>
+            <w:tcW w:w="1200" w:type="dxa"/>
+            <w:tcMar>
+              <w:top w:w="70" w:type="dxa"/>
+              <w:left w:w="100" w:type="dxa"/>
+              <w:bottom w:w="70" w:type="dxa"/>
+              <w:right w:w="100" w:type="dxa"/>
+            </w:tcMar>
+          </w:tcPr>
+          <w:p>
+            <w:pPr>
+              <w:pStyle w:val="Normal"/>
+            </w:pPr>
+            <w:r>
+              <w:rPr>
+                <w:sz w:val="18"/>
+                <w:szCs w:val="18"/>
+              </w:rPr>
+              <w:t>1.0</w:t>
+            </w:r>
+          </w:p>
+        </w:tc>
+        <w:tc>
+          <w:tcPr>
+            <w:tcW w:w="1600" w:type="dxa"/>
+            <w:tcMar>
+              <w:top w:w="70" w:type="dxa"/>
+              <w:left w:w="100" w:type="dxa"/>
+              <w:bottom w:w="70" w:type="dxa"/>
+              <w:right w:w="100" w:type="dxa"/>
+            </w:tcMar>
+          </w:tcPr>
+          <w:p>
+            <w:pPr>
+              <w:pStyle w:val="Normal"/>
+            </w:pPr>
+            <w:r>
+              <w:rPr>
+                <w:sz w:val="18"/>
+                <w:szCs w:val="18"/>
+              </w:rPr>
+              <w:t>10/18/2026</w:t>
+            </w:r>
+          </w:p>
+        </w:tc>
+        <w:tc>
+          <w:tcPr>
+            <w:tcW w:w="2400" w:type="dxa"/>
+            <w:tcMar>
+              <w:top w:w="70" w:type="dxa"/>
+              <w:left w:w="100" w:type="dxa"/>
+              <w:bottom w:w="70" w:type="dxa"/>
+              <w:right w:w="100" w:type="dxa"/>
+            </w:tcMar>
+          </w:tcPr>
+          <w:p>
+            <w:pPr>
+              <w:pStyle w:val="Normal"/>
+            </w:pPr>
+            <w:r>
+              <w:rPr>
+                <w:sz w:val="18"/>
+                <w:szCs w:val="18"/>
+              </w:rPr>
+              <w:t>All team members</w:t>
+            </w:r>
+          </w:p>
+        </w:tc>
+        <w:tc>
+          <w:tcPr>
+            <w:tcW w:w="5658" w:type="dxa"/>
+            <w:tcMar>
+              <w:top w:w="70" w:type="dxa"/>
+              <w:left w:w="100" w:type="dxa"/>
+              <w:bottom w:w="70" w:type="dxa"/>
+              <w:right w:w="100" w:type="dxa"/>
+            </w:tcMar>
+          </w:tcPr>
+          <w:p>
+            <w:pPr>
+              <w:pStyle w:val="Normal"/>
+              <w:spacing w:line="259" w:lineRule="auto"/>
+            </w:pPr>
+            <w:r>
+              <w:rPr>
+                <w:sz w:val="18"/>
+                <w:szCs w:val="18"/>
+              </w:rPr>
+              <w:t>Finished all proposals and requirements</w:t>
             </w:r>
           </w:p>
         </w:tc>
@@ -1495,12 +1296,12 @@
       <w:tblPr>
         <w:tblW w:w="10858" w:type="dxa"/>
         <w:tblBorders>
-          <w:top w:val="single" w:sz="3" w:space="0" w:color="C6CDD8"/>
-          <w:left w:val="single" w:sz="3" w:space="0" w:color="C6CDD8"/>
-          <w:bottom w:val="single" w:sz="3" w:space="0" w:color="C6CDD8"/>
-          <w:right w:val="single" w:sz="3" w:space="0" w:color="C6CDD8"/>
-          <w:insideH w:val="single" w:sz="3" w:space="0" w:color="C6CDD8"/>
-          <w:insideV w:val="single" w:sz="3" w:space="0" w:color="C6CDD8"/>
+          <w:top w:val="single" w:color="C6CDD8" w:sz="3" w:space="0"/>
+          <w:left w:val="single" w:color="C6CDD8" w:sz="3" w:space="0"/>
+          <w:bottom w:val="single" w:color="C6CDD8" w:sz="3" w:space="0"/>
+          <w:right w:val="single" w:color="C6CDD8" w:sz="3" w:space="0"/>
+          <w:insideH w:val="single" w:color="C6CDD8" w:sz="3" w:space="0"/>
+          <w:insideV w:val="single" w:color="C6CDD8" w:sz="3" w:space="0"/>
         </w:tblBorders>
         <w:tblLayout w:type="fixed"/>
         <w:tblCellMar>
@@ -1754,22 +1555,51 @@
             </w:tcMar>
           </w:tcPr>
           <w:p>
-            <w:hyperlink r:id="rId9">
+            <w:pPr>
+              <w:pStyle w:val="Normal"/>
+              <w:rPr>
+                <w:rFonts w:ascii="Calibri" w:hAnsi="Calibri" w:eastAsia="Calibri" w:cs="Calibri"/>
+                <w:b w:val="0"/>
+                <w:bCs w:val="0"/>
+                <w:i w:val="0"/>
+                <w:iCs w:val="0"/>
+                <w:caps w:val="0"/>
+                <w:smallCaps w:val="0"/>
+                <w:noProof w:val="0"/>
+                <w:sz w:val="21"/>
+                <w:szCs w:val="21"/>
+                <w:lang w:val="en-US"/>
+              </w:rPr>
+            </w:pPr>
+            <w:hyperlink r:id="R3a4286057f34443c">
               <w:r>
+                <w:rPr>
+                  <w:rStyle w:val="Hyperlink"/>
+                  <w:rFonts w:ascii="Calibri" w:hAnsi="Calibri" w:eastAsia="Calibri" w:cs="Calibri"/>
+                  <w:b w:val="0"/>
+                  <w:bCs w:val="0"/>
+                  <w:i w:val="0"/>
+                  <w:iCs w:val="0"/>
+                  <w:caps w:val="0"/>
+                  <w:smallCaps w:val="0"/>
+                  <w:noProof w:val="0"/>
+                  <w:sz w:val="21"/>
+                  <w:szCs w:val="21"/>
+                  <w:lang w:val="en-US"/>
+                </w:rPr>
+                <w:t>Initial upload, Part 1</w:t>
+              </w:r>
+            </w:hyperlink>
+            <w:hyperlink r:id="R4eac1e52984a44d2">
+              <w:r>
+                <w:rPr/>
                 <w:t xml:space="preserve"> </w:t>
               </w:r>
-              <w:hyperlink r:id="rId10">
-                <w:r>
-                  <w:rPr>
-                    <w:rStyle w:val="Hyperlink"/>
-                  </w:rPr>
-                  <w:t>Initial upload</w:t>
-                </w:r>
-              </w:hyperlink>
               <w:r>
-                <w:t xml:space="preserve"> · </w:t>
+                <w:rPr/>
+                <w:t xml:space="preserve">· </w:t>
               </w:r>
-              <w:hyperlink r:id="rId11">
+              <w:hyperlink r:id="R4095f581daf4417d">
                 <w:r>
                   <w:rPr>
                     <w:rStyle w:val="Hyperlink"/>
@@ -1778,9 +1608,10 @@
                 </w:r>
               </w:hyperlink>
               <w:r>
+                <w:rPr/>
                 <w:t xml:space="preserve"> · </w:t>
               </w:r>
-              <w:hyperlink r:id="rId12">
+              <w:hyperlink r:id="Rba92cdc51b4f4ae8">
                 <w:r>
                   <w:rPr>
                     <w:rStyle w:val="Hyperlink"/>
@@ -1789,6 +1620,23 @@
                 </w:r>
               </w:hyperlink>
             </w:hyperlink>
+            <w:r>
+              <w:rPr>
+                <w:rFonts w:ascii="Segoe UI" w:hAnsi="Segoe UI" w:eastAsia="Segoe UI" w:cs="Segoe UI"/>
+                <w:b w:val="0"/>
+                <w:bCs w:val="0"/>
+                <w:i w:val="0"/>
+                <w:iCs w:val="0"/>
+                <w:caps w:val="0"/>
+                <w:smallCaps w:val="0"/>
+                <w:noProof w:val="0"/>
+                <w:color w:val="000000" w:themeColor="text1" w:themeTint="FF" w:themeShade="FF"/>
+                <w:sz w:val="18"/>
+                <w:szCs w:val="18"/>
+                <w:lang w:val="en-US"/>
+              </w:rPr>
+              <w:t xml:space="preserve"> </w:t>
+            </w:r>
           </w:p>
         </w:tc>
       </w:tr>
@@ -1819,7 +1667,12 @@
               <w:right w:w="100" w:type="dxa"/>
             </w:tcMar>
           </w:tcPr>
-          <w:p/>
+          <w:p>
+            <w:r>
+              <w:rPr/>
+              <w:t>Worked on section 2.1 and section 3.4</w:t>
+            </w:r>
+          </w:p>
         </w:tc>
         <w:tc>
           <w:tcPr>
@@ -1831,7 +1684,19 @@
               <w:right w:w="100" w:type="dxa"/>
             </w:tcMar>
           </w:tcPr>
-          <w:p/>
+          <w:p>
+            <w:pPr>
+              <w:pStyle w:val="Normal"/>
+            </w:pPr>
+            <w:hyperlink r:id="Rd31fe4871186459e">
+              <w:r>
+                <w:rPr>
+                  <w:rStyle w:val="Hyperlink"/>
+                </w:rPr>
+                <w:t>Section 2.1 Context Diagram, Section 3.4 Use Case Diagram</w:t>
+              </w:r>
+            </w:hyperlink>
+          </w:p>
         </w:tc>
       </w:tr>
       <w:tr>
@@ -1868,7 +1733,7 @@
             <w:r>
               <w:t xml:space="preserve">part 2 product </w:t>
             </w:r>
-            <w:bookmarkStart w:id="4" w:name="_Int_k8o3kjre"/>
+            <w:bookmarkStart w:name="_Int_k8o3kjre" w:id="4"/>
             <w:r>
               <w:t>perspective(</w:t>
             </w:r>
@@ -1894,7 +1759,7 @@
             <w:r>
               <w:t xml:space="preserve"> and initial use </w:t>
             </w:r>
-            <w:bookmarkStart w:id="5" w:name="_Int_0ekLGNH8"/>
+            <w:bookmarkStart w:name="_Int_0ekLGNH8" w:id="5"/>
             <w:r>
               <w:t>case</w:t>
             </w:r>
@@ -1923,7 +1788,7 @@
             <w:r>
               <w:t xml:space="preserve"> and part 4 </w:t>
             </w:r>
-            <w:bookmarkStart w:id="6" w:name="_Int_U8z4w0Fv"/>
+            <w:bookmarkStart w:name="_Int_U8z4w0Fv" w:id="6"/>
             <w:r>
               <w:t>risks</w:t>
             </w:r>
@@ -2052,6 +1917,14 @@
             <w:r>
               <w:t xml:space="preserve"> · </w:t>
             </w:r>
+            <w:hyperlink r:id="rId18">
+              <w:r>
+                <w:rPr>
+                  <w:rStyle w:val="Hyperlink"/>
+                </w:rPr>
+                <w:t>Section 3.5</w:t>
+              </w:r>
+            </w:hyperlink>
           </w:p>
         </w:tc>
       </w:tr>
@@ -2113,6 +1986,16 @@
               <w:right w:w="100" w:type="dxa"/>
             </w:tcMar>
           </w:tcPr>
+          <w:p>
+            <w:hyperlink r:id="R69973e91ddbb4838">
+              <w:r>
+                <w:rPr>
+                  <w:rStyle w:val="Hyperlink"/>
+                </w:rPr>
+                <w:t>Section 3.4 — Expanded Use Cases UC-02 and UC-05</w:t>
+              </w:r>
+            </w:hyperlink>
+          </w:p>
           <w:p/>
         </w:tc>
       </w:tr>
@@ -2126,13 +2009,13 @@
       <w:pPr>
         <w:keepNext/>
         <w:pBdr>
-          <w:bottom w:val="single" w:sz="8" w:space="0" w:color="16324F"/>
+          <w:bottom w:val="single" w:color="16324F" w:sz="8" w:space="0"/>
         </w:pBdr>
         <w:spacing w:before="300" w:after="100" w:line="260" w:lineRule="auto"/>
       </w:pPr>
       <w:r>
         <w:rPr>
-          <w:rFonts w:ascii="Cambria" w:eastAsia="Cambria" w:hAnsi="Cambria" w:cs="Cambria"/>
+          <w:rFonts w:ascii="Cambria" w:hAnsi="Cambria" w:eastAsia="Cambria" w:cs="Cambria"/>
           <w:b/>
           <w:bCs/>
           <w:color w:val="2F5D8A"/>
@@ -2143,7 +2026,7 @@
       </w:r>
       <w:r>
         <w:rPr>
-          <w:rFonts w:ascii="Cambria" w:eastAsia="Cambria" w:hAnsi="Cambria" w:cs="Cambria"/>
+          <w:rFonts w:ascii="Cambria" w:hAnsi="Cambria" w:eastAsia="Cambria" w:cs="Cambria"/>
           <w:b/>
           <w:bCs/>
           <w:color w:val="16324F"/>
@@ -2183,12 +2066,12 @@
       <w:tblPr>
         <w:tblW w:w="10858" w:type="dxa"/>
         <w:tblBorders>
-          <w:top w:val="single" w:sz="3" w:space="0" w:color="C6CDD8"/>
-          <w:left w:val="single" w:sz="3" w:space="0" w:color="C6CDD8"/>
-          <w:bottom w:val="single" w:sz="3" w:space="0" w:color="C6CDD8"/>
-          <w:right w:val="single" w:sz="3" w:space="0" w:color="C6CDD8"/>
-          <w:insideH w:val="single" w:sz="3" w:space="0" w:color="C6CDD8"/>
-          <w:insideV w:val="single" w:sz="3" w:space="0" w:color="C6CDD8"/>
+          <w:top w:val="single" w:color="C6CDD8" w:sz="3" w:space="0"/>
+          <w:left w:val="single" w:color="C6CDD8" w:sz="3" w:space="0"/>
+          <w:bottom w:val="single" w:color="C6CDD8" w:sz="3" w:space="0"/>
+          <w:right w:val="single" w:color="C6CDD8" w:sz="3" w:space="0"/>
+          <w:insideH w:val="single" w:color="C6CDD8" w:sz="3" w:space="0"/>
+          <w:insideV w:val="single" w:color="C6CDD8" w:sz="3" w:space="0"/>
         </w:tblBorders>
         <w:tblLayout w:type="fixed"/>
         <w:tblCellMar>
@@ -2312,12 +2195,12 @@
       <w:tblPr>
         <w:tblW w:w="10858" w:type="dxa"/>
         <w:tblBorders>
-          <w:top w:val="single" w:sz="3" w:space="0" w:color="C6CDD8"/>
-          <w:left w:val="single" w:sz="3" w:space="0" w:color="C6CDD8"/>
-          <w:bottom w:val="single" w:sz="3" w:space="0" w:color="C6CDD8"/>
-          <w:right w:val="single" w:sz="3" w:space="0" w:color="C6CDD8"/>
-          <w:insideH w:val="single" w:sz="3" w:space="0" w:color="C6CDD8"/>
-          <w:insideV w:val="single" w:sz="3" w:space="0" w:color="C6CDD8"/>
+          <w:top w:val="single" w:color="C6CDD8" w:sz="3" w:space="0"/>
+          <w:left w:val="single" w:color="C6CDD8" w:sz="3" w:space="0"/>
+          <w:bottom w:val="single" w:color="C6CDD8" w:sz="3" w:space="0"/>
+          <w:right w:val="single" w:color="C6CDD8" w:sz="3" w:space="0"/>
+          <w:insideH w:val="single" w:color="C6CDD8" w:sz="3" w:space="0"/>
+          <w:insideV w:val="single" w:color="C6CDD8" w:sz="3" w:space="0"/>
         </w:tblBorders>
         <w:tblLayout w:type="fixed"/>
         <w:tblCellMar>
@@ -2642,7 +2525,24 @@
           </w:tcPr>
           <w:p>
             <w:r>
-              <w:t>Send email notifications regarding status of the room reservation (confirmation/cancellation).</w:t>
+              <w:rPr/>
+              <w:t xml:space="preserve">Send email notifications </w:t>
+            </w:r>
+            <w:r>
+              <w:rPr/>
+              <w:t>regarding</w:t>
+            </w:r>
+            <w:r>
+              <w:rPr/>
+              <w:t xml:space="preserve"> </w:t>
+            </w:r>
+            <w:r>
+              <w:rPr/>
+              <w:t>the status</w:t>
+            </w:r>
+            <w:r>
+              <w:rPr/>
+              <w:t xml:space="preserve"> of the room reservation (confirmation/cancellation).</w:t>
             </w:r>
           </w:p>
         </w:tc>
@@ -2682,12 +2582,12 @@
       <w:tblPr>
         <w:tblW w:w="10858" w:type="dxa"/>
         <w:tblBorders>
-          <w:top w:val="single" w:sz="3" w:space="0" w:color="C6CDD8"/>
-          <w:left w:val="single" w:sz="3" w:space="0" w:color="C6CDD8"/>
-          <w:bottom w:val="single" w:sz="3" w:space="0" w:color="C6CDD8"/>
-          <w:right w:val="single" w:sz="3" w:space="0" w:color="C6CDD8"/>
-          <w:insideH w:val="single" w:sz="3" w:space="0" w:color="C6CDD8"/>
-          <w:insideV w:val="single" w:sz="3" w:space="0" w:color="C6CDD8"/>
+          <w:top w:val="single" w:color="C6CDD8" w:sz="3" w:space="0"/>
+          <w:left w:val="single" w:color="C6CDD8" w:sz="3" w:space="0"/>
+          <w:bottom w:val="single" w:color="C6CDD8" w:sz="3" w:space="0"/>
+          <w:right w:val="single" w:color="C6CDD8" w:sz="3" w:space="0"/>
+          <w:insideH w:val="single" w:color="C6CDD8" w:sz="3" w:space="0"/>
+          <w:insideV w:val="single" w:color="C6CDD8" w:sz="3" w:space="0"/>
         </w:tblBorders>
         <w:tblLayout w:type="fixed"/>
         <w:tblCellMar>
@@ -2783,12 +2683,12 @@
       <w:tblPr>
         <w:tblW w:w="10858" w:type="dxa"/>
         <w:tblBorders>
-          <w:top w:val="single" w:sz="3" w:space="0" w:color="C6CDD8"/>
-          <w:left w:val="single" w:sz="3" w:space="0" w:color="C6CDD8"/>
-          <w:bottom w:val="single" w:sz="3" w:space="0" w:color="C6CDD8"/>
-          <w:right w:val="single" w:sz="3" w:space="0" w:color="C6CDD8"/>
-          <w:insideH w:val="single" w:sz="3" w:space="0" w:color="C6CDD8"/>
-          <w:insideV w:val="single" w:sz="3" w:space="0" w:color="C6CDD8"/>
+          <w:top w:val="single" w:color="C6CDD8" w:sz="3" w:space="0"/>
+          <w:left w:val="single" w:color="C6CDD8" w:sz="3" w:space="0"/>
+          <w:bottom w:val="single" w:color="C6CDD8" w:sz="3" w:space="0"/>
+          <w:right w:val="single" w:color="C6CDD8" w:sz="3" w:space="0"/>
+          <w:insideH w:val="single" w:color="C6CDD8" w:sz="3" w:space="0"/>
+          <w:insideV w:val="single" w:color="C6CDD8" w:sz="3" w:space="0"/>
         </w:tblBorders>
         <w:tblLayout w:type="fixed"/>
         <w:tblCellMar>
@@ -3078,12 +2978,12 @@
       <w:tblPr>
         <w:tblW w:w="10858" w:type="dxa"/>
         <w:tblBorders>
-          <w:top w:val="single" w:sz="3" w:space="0" w:color="C6CDD8"/>
-          <w:left w:val="single" w:sz="3" w:space="0" w:color="C6CDD8"/>
-          <w:bottom w:val="single" w:sz="3" w:space="0" w:color="C6CDD8"/>
-          <w:right w:val="single" w:sz="3" w:space="0" w:color="C6CDD8"/>
-          <w:insideH w:val="single" w:sz="3" w:space="0" w:color="C6CDD8"/>
-          <w:insideV w:val="single" w:sz="3" w:space="0" w:color="C6CDD8"/>
+          <w:top w:val="single" w:color="C6CDD8" w:sz="3" w:space="0"/>
+          <w:left w:val="single" w:color="C6CDD8" w:sz="3" w:space="0"/>
+          <w:bottom w:val="single" w:color="C6CDD8" w:sz="3" w:space="0"/>
+          <w:right w:val="single" w:color="C6CDD8" w:sz="3" w:space="0"/>
+          <w:insideH w:val="single" w:color="C6CDD8" w:sz="3" w:space="0"/>
+          <w:insideV w:val="single" w:color="C6CDD8" w:sz="3" w:space="0"/>
         </w:tblBorders>
         <w:tblLayout w:type="fixed"/>
         <w:tblCellMar>
@@ -3124,7 +3024,7 @@
             <w:r>
               <w:t xml:space="preserve">UTD library policies; </w:t>
             </w:r>
-            <w:hyperlink r:id="rId18">
+            <w:hyperlink r:id="rId19">
               <w:r>
                 <w:rPr>
                   <w:rStyle w:val="Hyperlink"/>
@@ -3146,7 +3046,7 @@
             <w:r>
               <w:t xml:space="preserve">; </w:t>
             </w:r>
-            <w:hyperlink r:id="rId19">
+            <w:hyperlink r:id="rId20">
               <w:r>
                 <w:rPr>
                   <w:rStyle w:val="Hyperlink"/>
@@ -3170,13 +3070,13 @@
       <w:pPr>
         <w:keepNext/>
         <w:pBdr>
-          <w:bottom w:val="single" w:sz="8" w:space="0" w:color="16324F"/>
+          <w:bottom w:val="single" w:color="16324F" w:sz="8" w:space="0"/>
         </w:pBdr>
         <w:spacing w:before="300" w:after="100" w:line="260" w:lineRule="auto"/>
       </w:pPr>
       <w:r>
         <w:rPr>
-          <w:rFonts w:ascii="Cambria" w:eastAsia="Cambria" w:hAnsi="Cambria" w:cs="Cambria"/>
+          <w:rFonts w:ascii="Cambria" w:hAnsi="Cambria" w:eastAsia="Cambria" w:cs="Cambria"/>
           <w:b/>
           <w:bCs/>
           <w:color w:val="2F5D8A"/>
@@ -3187,7 +3087,7 @@
       </w:r>
       <w:r>
         <w:rPr>
-          <w:rFonts w:ascii="Cambria" w:eastAsia="Cambria" w:hAnsi="Cambria" w:cs="Cambria"/>
+          <w:rFonts w:ascii="Cambria" w:hAnsi="Cambria" w:eastAsia="Cambria" w:cs="Cambria"/>
           <w:b/>
           <w:bCs/>
           <w:color w:val="16324F"/>
@@ -3227,12 +3127,12 @@
       <w:tblPr>
         <w:tblW w:w="10858" w:type="dxa"/>
         <w:tblBorders>
-          <w:top w:val="single" w:sz="3" w:space="0" w:color="C6CDD8"/>
-          <w:left w:val="single" w:sz="3" w:space="0" w:color="C6CDD8"/>
-          <w:bottom w:val="single" w:sz="3" w:space="0" w:color="C6CDD8"/>
-          <w:right w:val="single" w:sz="3" w:space="0" w:color="C6CDD8"/>
-          <w:insideH w:val="single" w:sz="3" w:space="0" w:color="C6CDD8"/>
-          <w:insideV w:val="single" w:sz="3" w:space="0" w:color="C6CDD8"/>
+          <w:top w:val="single" w:color="C6CDD8" w:sz="3" w:space="0"/>
+          <w:left w:val="single" w:color="C6CDD8" w:sz="3" w:space="0"/>
+          <w:bottom w:val="single" w:color="C6CDD8" w:sz="3" w:space="0"/>
+          <w:right w:val="single" w:color="C6CDD8" w:sz="3" w:space="0"/>
+          <w:insideH w:val="single" w:color="C6CDD8" w:sz="3" w:space="0"/>
+          <w:insideV w:val="single" w:color="C6CDD8" w:sz="3" w:space="0"/>
         </w:tblBorders>
         <w:tblLayout w:type="fixed"/>
         <w:tblCellMar>
@@ -3279,7 +3179,7 @@
                           <pic:cNvPicPr/>
                         </pic:nvPicPr>
                         <pic:blipFill>
-                          <a:blip r:embed="rId20">
+                          <a:blip r:embed="rId21">
                             <a:extLst>
                               <a:ext uri="{28A0092B-C50C-407E-A947-70E740481C1C}">
                                 <a14:useLocalDpi xmlns:a14="http://schemas.microsoft.com/office/drawing/2010/main"/>
@@ -3353,12 +3253,12 @@
       <w:tblPr>
         <w:tblW w:w="10858" w:type="dxa"/>
         <w:tblBorders>
-          <w:top w:val="single" w:sz="3" w:space="0" w:color="C6CDD8"/>
-          <w:left w:val="single" w:sz="3" w:space="0" w:color="C6CDD8"/>
-          <w:bottom w:val="single" w:sz="3" w:space="0" w:color="C6CDD8"/>
-          <w:right w:val="single" w:sz="3" w:space="0" w:color="C6CDD8"/>
-          <w:insideH w:val="single" w:sz="3" w:space="0" w:color="C6CDD8"/>
-          <w:insideV w:val="single" w:sz="3" w:space="0" w:color="C6CDD8"/>
+          <w:top w:val="single" w:color="C6CDD8" w:sz="3" w:space="0"/>
+          <w:left w:val="single" w:color="C6CDD8" w:sz="3" w:space="0"/>
+          <w:bottom w:val="single" w:color="C6CDD8" w:sz="3" w:space="0"/>
+          <w:right w:val="single" w:color="C6CDD8" w:sz="3" w:space="0"/>
+          <w:insideH w:val="single" w:color="C6CDD8" w:sz="3" w:space="0"/>
+          <w:insideV w:val="single" w:color="C6CDD8" w:sz="3" w:space="0"/>
         </w:tblBorders>
         <w:tblLayout w:type="fixed"/>
         <w:tblCellMar>
@@ -3889,12 +3789,12 @@
       <w:tblPr>
         <w:tblW w:w="10858" w:type="dxa"/>
         <w:tblBorders>
-          <w:top w:val="single" w:sz="3" w:space="0" w:color="C6CDD8"/>
-          <w:left w:val="single" w:sz="3" w:space="0" w:color="C6CDD8"/>
-          <w:bottom w:val="single" w:sz="3" w:space="0" w:color="C6CDD8"/>
-          <w:right w:val="single" w:sz="3" w:space="0" w:color="C6CDD8"/>
-          <w:insideH w:val="single" w:sz="3" w:space="0" w:color="C6CDD8"/>
-          <w:insideV w:val="single" w:sz="3" w:space="0" w:color="C6CDD8"/>
+          <w:top w:val="single" w:color="C6CDD8" w:sz="3" w:space="0"/>
+          <w:left w:val="single" w:color="C6CDD8" w:sz="3" w:space="0"/>
+          <w:bottom w:val="single" w:color="C6CDD8" w:sz="3" w:space="0"/>
+          <w:right w:val="single" w:color="C6CDD8" w:sz="3" w:space="0"/>
+          <w:insideH w:val="single" w:color="C6CDD8" w:sz="3" w:space="0"/>
+          <w:insideV w:val="single" w:color="C6CDD8" w:sz="3" w:space="0"/>
         </w:tblBorders>
         <w:tblLayout w:type="fixed"/>
         <w:tblCellMar>
@@ -4008,12 +3908,12 @@
       <w:tblPr>
         <w:tblW w:w="10858" w:type="dxa"/>
         <w:tblBorders>
-          <w:top w:val="single" w:sz="3" w:space="0" w:color="C6CDD8"/>
-          <w:left w:val="single" w:sz="3" w:space="0" w:color="C6CDD8"/>
-          <w:bottom w:val="single" w:sz="3" w:space="0" w:color="C6CDD8"/>
-          <w:right w:val="single" w:sz="3" w:space="0" w:color="C6CDD8"/>
-          <w:insideH w:val="single" w:sz="3" w:space="0" w:color="C6CDD8"/>
-          <w:insideV w:val="single" w:sz="3" w:space="0" w:color="C6CDD8"/>
+          <w:top w:val="single" w:color="C6CDD8" w:sz="3" w:space="0"/>
+          <w:left w:val="single" w:color="C6CDD8" w:sz="3" w:space="0"/>
+          <w:bottom w:val="single" w:color="C6CDD8" w:sz="3" w:space="0"/>
+          <w:right w:val="single" w:color="C6CDD8" w:sz="3" w:space="0"/>
+          <w:insideH w:val="single" w:color="C6CDD8" w:sz="3" w:space="0"/>
+          <w:insideV w:val="single" w:color="C6CDD8" w:sz="3" w:space="0"/>
         </w:tblBorders>
         <w:tblLayout w:type="fixed"/>
         <w:tblCellMar>
@@ -4113,12 +4013,12 @@
       <w:tblPr>
         <w:tblW w:w="10858" w:type="dxa"/>
         <w:tblBorders>
-          <w:top w:val="single" w:sz="3" w:space="0" w:color="C6CDD8"/>
-          <w:left w:val="single" w:sz="3" w:space="0" w:color="C6CDD8"/>
-          <w:bottom w:val="single" w:sz="3" w:space="0" w:color="C6CDD8"/>
-          <w:right w:val="single" w:sz="3" w:space="0" w:color="C6CDD8"/>
-          <w:insideH w:val="single" w:sz="3" w:space="0" w:color="C6CDD8"/>
-          <w:insideV w:val="single" w:sz="3" w:space="0" w:color="C6CDD8"/>
+          <w:top w:val="single" w:color="C6CDD8" w:sz="3" w:space="0"/>
+          <w:left w:val="single" w:color="C6CDD8" w:sz="3" w:space="0"/>
+          <w:bottom w:val="single" w:color="C6CDD8" w:sz="3" w:space="0"/>
+          <w:right w:val="single" w:color="C6CDD8" w:sz="3" w:space="0"/>
+          <w:insideH w:val="single" w:color="C6CDD8" w:sz="3" w:space="0"/>
+          <w:insideV w:val="single" w:color="C6CDD8" w:sz="3" w:space="0"/>
         </w:tblBorders>
         <w:tblLayout w:type="fixed"/>
         <w:tblCellMar>
@@ -4435,12 +4335,12 @@
       <w:tblPr>
         <w:tblW w:w="10858" w:type="dxa"/>
         <w:tblBorders>
-          <w:top w:val="single" w:sz="3" w:space="0" w:color="C3D2E4"/>
-          <w:left w:val="single" w:sz="3" w:space="0" w:color="C3D2E4"/>
-          <w:bottom w:val="single" w:sz="3" w:space="0" w:color="C3D2E4"/>
-          <w:right w:val="single" w:sz="3" w:space="0" w:color="C3D2E4"/>
-          <w:insideH w:val="single" w:sz="3" w:space="0" w:color="C3D2E4"/>
-          <w:insideV w:val="single" w:sz="3" w:space="0" w:color="C3D2E4"/>
+          <w:top w:val="single" w:color="C3D2E4" w:sz="3" w:space="0"/>
+          <w:left w:val="single" w:color="C3D2E4" w:sz="3" w:space="0"/>
+          <w:bottom w:val="single" w:color="C3D2E4" w:sz="3" w:space="0"/>
+          <w:right w:val="single" w:color="C3D2E4" w:sz="3" w:space="0"/>
+          <w:insideH w:val="single" w:color="C3D2E4" w:sz="3" w:space="0"/>
+          <w:insideV w:val="single" w:color="C3D2E4" w:sz="3" w:space="0"/>
         </w:tblBorders>
         <w:tblLayout w:type="fixed"/>
         <w:tblCellMar>
@@ -4455,88 +4355,14 @@
         <w:gridCol w:w="7158"/>
       </w:tblGrid>
       <w:tr>
-        <w:tc>
-          <w:tcPr>
-            <w:tcW w:w="10858" w:type="dxa"/>
-            <w:gridSpan w:val="3"/>
-            <w:shd w:val="clear" w:color="auto" w:fill="EAF0F8"/>
-            <w:tcMar>
-              <w:top w:w="120" w:type="dxa"/>
-              <w:left w:w="160" w:type="dxa"/>
-              <w:bottom w:w="120" w:type="dxa"/>
-              <w:right w:w="160" w:type="dxa"/>
-            </w:tcMar>
-          </w:tcPr>
-          <w:p>
-            <w:pPr>
-              <w:spacing w:after="60" w:line="260" w:lineRule="auto"/>
-            </w:pPr>
-            <w:r>
-              <w:rPr>
-                <w:b/>
-                <w:color w:val="2F5D8A"/>
-                <w:sz w:val="19"/>
-                <w:szCs w:val="19"/>
-              </w:rPr>
-              <w:t xml:space="preserve">▸  </w:t>
-            </w:r>
-            <w:r>
-              <w:rPr>
-                <w:b/>
-                <w:caps/>
-                <w:color w:val="2F5D8A"/>
-                <w:sz w:val="17"/>
-                <w:szCs w:val="17"/>
-              </w:rPr>
-              <w:t>WHAT GOES HERE</w:t>
-            </w:r>
-          </w:p>
-          <w:p>
-            <w:pPr>
-              <w:spacing w:after="50" w:line="250" w:lineRule="auto"/>
-            </w:pPr>
-            <w:r>
-              <w:rPr>
-                <w:color w:val="39424E"/>
-                <w:sz w:val="19"/>
-                <w:szCs w:val="19"/>
-              </w:rPr>
-              <w:t>Four short verdicts, each with the evidence behind it. This is the Chapter 4 material, applied to your own project.</w:t>
-            </w:r>
-          </w:p>
-          <w:p>
-            <w:pPr>
-              <w:spacing w:after="50" w:line="250" w:lineRule="auto"/>
-            </w:pPr>
-            <w:r>
-              <w:rPr>
-                <w:b/>
-                <w:color w:val="39424E"/>
-                <w:sz w:val="19"/>
-                <w:szCs w:val="19"/>
-              </w:rPr>
-              <w:t xml:space="preserve">A verdict with no evidence is an opinion. </w:t>
-            </w:r>
-            <w:r>
-              <w:rPr>
-                <w:color w:val="39424E"/>
-                <w:sz w:val="19"/>
-                <w:szCs w:val="19"/>
-              </w:rPr>
-              <w:t>“Technically feasible — two team members have used this framework before, see repository /spike-01” is evidence. “We think we can do it” is not.</w:t>
-            </w:r>
-          </w:p>
-        </w:tc>
-      </w:tr>
-      <w:tr>
         <w:tblPrEx>
           <w:tblBorders>
-            <w:top w:val="single" w:sz="3" w:space="0" w:color="C6CDD8"/>
-            <w:left w:val="single" w:sz="3" w:space="0" w:color="C6CDD8"/>
-            <w:bottom w:val="single" w:sz="3" w:space="0" w:color="C6CDD8"/>
-            <w:right w:val="single" w:sz="3" w:space="0" w:color="C6CDD8"/>
-            <w:insideH w:val="single" w:sz="3" w:space="0" w:color="C6CDD8"/>
-            <w:insideV w:val="single" w:sz="3" w:space="0" w:color="C6CDD8"/>
+            <w:top w:val="single" w:color="C6CDD8" w:sz="3" w:space="0"/>
+            <w:left w:val="single" w:color="C6CDD8" w:sz="3" w:space="0"/>
+            <w:bottom w:val="single" w:color="C6CDD8" w:sz="3" w:space="0"/>
+            <w:right w:val="single" w:color="C6CDD8" w:sz="3" w:space="0"/>
+            <w:insideH w:val="single" w:color="C6CDD8" w:sz="3" w:space="0"/>
+            <w:insideV w:val="single" w:color="C6CDD8" w:sz="3" w:space="0"/>
           </w:tblBorders>
         </w:tblPrEx>
         <w:trPr>
@@ -4545,6 +4371,12 @@
         <w:tc>
           <w:tcPr>
             <w:tcW w:w="2200" w:type="dxa"/>
+            <w:tcBorders>
+              <w:top w:val="single" w:color="C6CDD8" w:sz="3"/>
+              <w:left w:val="single" w:color="C6CDD8" w:sz="3"/>
+              <w:bottom w:val="single" w:color="C6CDD8" w:sz="3"/>
+              <w:right w:val="single" w:color="C6CDD8" w:sz="3"/>
+            </w:tcBorders>
             <w:shd w:val="clear" w:color="auto" w:fill="EAF0F8"/>
             <w:tcMar>
               <w:top w:w="70" w:type="dxa"/>
@@ -4572,6 +4404,12 @@
         <w:tc>
           <w:tcPr>
             <w:tcW w:w="1500" w:type="dxa"/>
+            <w:tcBorders>
+              <w:top w:val="single" w:color="C6CDD8" w:sz="3"/>
+              <w:left w:val="single" w:color="C6CDD8" w:sz="3"/>
+              <w:bottom w:val="single" w:color="C6CDD8" w:sz="3"/>
+              <w:right w:val="single" w:color="C6CDD8" w:sz="3"/>
+            </w:tcBorders>
             <w:shd w:val="clear" w:color="auto" w:fill="EAF0F8"/>
             <w:tcMar>
               <w:top w:w="70" w:type="dxa"/>
@@ -4599,6 +4437,12 @@
         <w:tc>
           <w:tcPr>
             <w:tcW w:w="7158" w:type="dxa"/>
+            <w:tcBorders>
+              <w:top w:val="single" w:color="C6CDD8" w:sz="3"/>
+              <w:left w:val="single" w:color="C6CDD8" w:sz="3"/>
+              <w:bottom w:val="single" w:color="C6CDD8" w:sz="3"/>
+              <w:right w:val="single" w:color="C6CDD8" w:sz="3"/>
+            </w:tcBorders>
             <w:shd w:val="clear" w:color="auto" w:fill="EAF0F8"/>
             <w:tcMar>
               <w:top w:w="70" w:type="dxa"/>
@@ -4627,17 +4471,23 @@
       <w:tr>
         <w:tblPrEx>
           <w:tblBorders>
-            <w:top w:val="single" w:sz="3" w:space="0" w:color="C6CDD8"/>
-            <w:left w:val="single" w:sz="3" w:space="0" w:color="C6CDD8"/>
-            <w:bottom w:val="single" w:sz="3" w:space="0" w:color="C6CDD8"/>
-            <w:right w:val="single" w:sz="3" w:space="0" w:color="C6CDD8"/>
-            <w:insideH w:val="single" w:sz="3" w:space="0" w:color="C6CDD8"/>
-            <w:insideV w:val="single" w:sz="3" w:space="0" w:color="C6CDD8"/>
+            <w:top w:val="single" w:color="C6CDD8" w:sz="3" w:space="0"/>
+            <w:left w:val="single" w:color="C6CDD8" w:sz="3" w:space="0"/>
+            <w:bottom w:val="single" w:color="C6CDD8" w:sz="3" w:space="0"/>
+            <w:right w:val="single" w:color="C6CDD8" w:sz="3" w:space="0"/>
+            <w:insideH w:val="single" w:color="C6CDD8" w:sz="3" w:space="0"/>
+            <w:insideV w:val="single" w:color="C6CDD8" w:sz="3" w:space="0"/>
           </w:tblBorders>
         </w:tblPrEx>
         <w:tc>
           <w:tcPr>
             <w:tcW w:w="2200" w:type="dxa"/>
+            <w:tcBorders>
+              <w:top w:val="single" w:color="C6CDD8" w:sz="3"/>
+              <w:left w:val="single" w:color="C6CDD8" w:sz="3"/>
+              <w:bottom w:val="single" w:color="C6CDD8" w:sz="3"/>
+              <w:right w:val="single" w:color="C6CDD8" w:sz="3"/>
+            </w:tcBorders>
             <w:tcMar>
               <w:top w:w="70" w:type="dxa"/>
               <w:left w:w="100" w:type="dxa"/>
@@ -4659,6 +4509,12 @@
         <w:tc>
           <w:tcPr>
             <w:tcW w:w="1500" w:type="dxa"/>
+            <w:tcBorders>
+              <w:top w:val="single" w:color="C6CDD8" w:sz="3"/>
+              <w:left w:val="single" w:color="C6CDD8" w:sz="3"/>
+              <w:bottom w:val="single" w:color="C6CDD8" w:sz="3"/>
+              <w:right w:val="single" w:color="C6CDD8" w:sz="3"/>
+            </w:tcBorders>
             <w:tcMar>
               <w:top w:w="70" w:type="dxa"/>
               <w:left w:w="100" w:type="dxa"/>
@@ -4675,6 +4531,12 @@
         <w:tc>
           <w:tcPr>
             <w:tcW w:w="7158" w:type="dxa"/>
+            <w:tcBorders>
+              <w:top w:val="single" w:color="C6CDD8" w:sz="3"/>
+              <w:left w:val="single" w:color="C6CDD8" w:sz="3"/>
+              <w:bottom w:val="single" w:color="C6CDD8" w:sz="3"/>
+              <w:right w:val="single" w:color="C6CDD8" w:sz="3"/>
+            </w:tcBorders>
             <w:tcMar>
               <w:top w:w="70" w:type="dxa"/>
               <w:left w:w="100" w:type="dxa"/>
@@ -4687,31 +4549,52 @@
               <w:spacing w:line="259" w:lineRule="auto"/>
             </w:pPr>
             <w:r>
+              <w:rPr/>
               <w:t>The functions that the project needs involve room listings, time-slot searches, reservation records, and conflict checks.</w:t>
             </w:r>
             <w:r>
+              <w:rPr/>
               <w:t xml:space="preserve"> </w:t>
             </w:r>
             <w:r>
+              <w:rPr/>
               <w:t>To</w:t>
             </w:r>
             <w:r>
+              <w:rPr/>
               <w:t xml:space="preserve"> </w:t>
             </w:r>
             <w:r>
+              <w:rPr/>
               <w:t>tell</w:t>
             </w:r>
             <w:r>
-              <w:t xml:space="preserve"> if this is technically feasible we will need to include a working proof of concept, repository code, and tes</w:t>
-            </w:r>
-            <w:r>
+              <w:rPr/>
+              <w:t xml:space="preserve"> if this is technically </w:t>
+            </w:r>
+            <w:r>
+              <w:rPr/>
+              <w:t>feasible,</w:t>
+            </w:r>
+            <w:r>
+              <w:rPr/>
+              <w:t xml:space="preserve"> we will need to include a working proof of concept, repository code, and tes</w:t>
+            </w:r>
+            <w:r>
+              <w:rPr/>
               <w:t xml:space="preserve">ts to check if the </w:t>
             </w:r>
             <w:r>
+              <w:rPr/>
               <w:t>requirements</w:t>
             </w:r>
             <w:r>
-              <w:t xml:space="preserve"> can be met. Until then this will remain potentially feasible</w:t>
+              <w:rPr/>
+              <w:t xml:space="preserve"> can be met. Until then this will remain potentially </w:t>
+            </w:r>
+            <w:r>
+              <w:rPr/>
+              <w:t>feasible</w:t>
             </w:r>
           </w:p>
         </w:tc>
@@ -4719,17 +4602,23 @@
       <w:tr>
         <w:tblPrEx>
           <w:tblBorders>
-            <w:top w:val="single" w:sz="3" w:space="0" w:color="C6CDD8"/>
-            <w:left w:val="single" w:sz="3" w:space="0" w:color="C6CDD8"/>
-            <w:bottom w:val="single" w:sz="3" w:space="0" w:color="C6CDD8"/>
-            <w:right w:val="single" w:sz="3" w:space="0" w:color="C6CDD8"/>
-            <w:insideH w:val="single" w:sz="3" w:space="0" w:color="C6CDD8"/>
-            <w:insideV w:val="single" w:sz="3" w:space="0" w:color="C6CDD8"/>
+            <w:top w:val="single" w:color="C6CDD8" w:sz="3" w:space="0"/>
+            <w:left w:val="single" w:color="C6CDD8" w:sz="3" w:space="0"/>
+            <w:bottom w:val="single" w:color="C6CDD8" w:sz="3" w:space="0"/>
+            <w:right w:val="single" w:color="C6CDD8" w:sz="3" w:space="0"/>
+            <w:insideH w:val="single" w:color="C6CDD8" w:sz="3" w:space="0"/>
+            <w:insideV w:val="single" w:color="C6CDD8" w:sz="3" w:space="0"/>
           </w:tblBorders>
         </w:tblPrEx>
         <w:tc>
           <w:tcPr>
             <w:tcW w:w="2200" w:type="dxa"/>
+            <w:tcBorders>
+              <w:top w:val="single" w:color="C6CDD8" w:sz="3"/>
+              <w:left w:val="single" w:color="C6CDD8" w:sz="3"/>
+              <w:bottom w:val="single" w:color="C6CDD8" w:sz="3"/>
+              <w:right w:val="single" w:color="C6CDD8" w:sz="3"/>
+            </w:tcBorders>
             <w:tcMar>
               <w:top w:w="70" w:type="dxa"/>
               <w:left w:w="100" w:type="dxa"/>
@@ -4751,6 +4640,12 @@
         <w:tc>
           <w:tcPr>
             <w:tcW w:w="1500" w:type="dxa"/>
+            <w:tcBorders>
+              <w:top w:val="single" w:color="C6CDD8" w:sz="3"/>
+              <w:left w:val="single" w:color="C6CDD8" w:sz="3"/>
+              <w:bottom w:val="single" w:color="C6CDD8" w:sz="3"/>
+              <w:right w:val="single" w:color="C6CDD8" w:sz="3"/>
+            </w:tcBorders>
             <w:tcMar>
               <w:top w:w="70" w:type="dxa"/>
               <w:left w:w="100" w:type="dxa"/>
@@ -4767,6 +4662,12 @@
         <w:tc>
           <w:tcPr>
             <w:tcW w:w="7158" w:type="dxa"/>
+            <w:tcBorders>
+              <w:top w:val="single" w:color="C6CDD8" w:sz="3"/>
+              <w:left w:val="single" w:color="C6CDD8" w:sz="3"/>
+              <w:bottom w:val="single" w:color="C6CDD8" w:sz="3"/>
+              <w:right w:val="single" w:color="C6CDD8" w:sz="3"/>
+            </w:tcBorders>
             <w:tcMar>
               <w:top w:w="70" w:type="dxa"/>
               <w:left w:w="100" w:type="dxa"/>
@@ -4805,17 +4706,23 @@
       <w:tr>
         <w:tblPrEx>
           <w:tblBorders>
-            <w:top w:val="single" w:sz="3" w:space="0" w:color="C6CDD8"/>
-            <w:left w:val="single" w:sz="3" w:space="0" w:color="C6CDD8"/>
-            <w:bottom w:val="single" w:sz="3" w:space="0" w:color="C6CDD8"/>
-            <w:right w:val="single" w:sz="3" w:space="0" w:color="C6CDD8"/>
-            <w:insideH w:val="single" w:sz="3" w:space="0" w:color="C6CDD8"/>
-            <w:insideV w:val="single" w:sz="3" w:space="0" w:color="C6CDD8"/>
+            <w:top w:val="single" w:color="C6CDD8" w:sz="3" w:space="0"/>
+            <w:left w:val="single" w:color="C6CDD8" w:sz="3" w:space="0"/>
+            <w:bottom w:val="single" w:color="C6CDD8" w:sz="3" w:space="0"/>
+            <w:right w:val="single" w:color="C6CDD8" w:sz="3" w:space="0"/>
+            <w:insideH w:val="single" w:color="C6CDD8" w:sz="3" w:space="0"/>
+            <w:insideV w:val="single" w:color="C6CDD8" w:sz="3" w:space="0"/>
           </w:tblBorders>
         </w:tblPrEx>
         <w:tc>
           <w:tcPr>
             <w:tcW w:w="2200" w:type="dxa"/>
+            <w:tcBorders>
+              <w:top w:val="single" w:color="C6CDD8" w:sz="3"/>
+              <w:left w:val="single" w:color="C6CDD8" w:sz="3"/>
+              <w:bottom w:val="single" w:color="C6CDD8" w:sz="3"/>
+              <w:right w:val="single" w:color="C6CDD8" w:sz="3"/>
+            </w:tcBorders>
             <w:tcMar>
               <w:top w:w="70" w:type="dxa"/>
               <w:left w:w="100" w:type="dxa"/>
@@ -4837,6 +4744,12 @@
         <w:tc>
           <w:tcPr>
             <w:tcW w:w="1500" w:type="dxa"/>
+            <w:tcBorders>
+              <w:top w:val="single" w:color="C6CDD8" w:sz="3"/>
+              <w:left w:val="single" w:color="C6CDD8" w:sz="3"/>
+              <w:bottom w:val="single" w:color="C6CDD8" w:sz="3"/>
+              <w:right w:val="single" w:color="C6CDD8" w:sz="3"/>
+            </w:tcBorders>
             <w:tcMar>
               <w:top w:w="70" w:type="dxa"/>
               <w:left w:w="100" w:type="dxa"/>
@@ -4853,6 +4766,12 @@
         <w:tc>
           <w:tcPr>
             <w:tcW w:w="7158" w:type="dxa"/>
+            <w:tcBorders>
+              <w:top w:val="single" w:color="C6CDD8" w:sz="3"/>
+              <w:left w:val="single" w:color="C6CDD8" w:sz="3"/>
+              <w:bottom w:val="single" w:color="C6CDD8" w:sz="3"/>
+              <w:right w:val="single" w:color="C6CDD8" w:sz="3"/>
+            </w:tcBorders>
             <w:tcMar>
               <w:top w:w="70" w:type="dxa"/>
               <w:left w:w="100" w:type="dxa"/>
@@ -4873,17 +4792,23 @@
       <w:tr>
         <w:tblPrEx>
           <w:tblBorders>
-            <w:top w:val="single" w:sz="3" w:space="0" w:color="C6CDD8"/>
-            <w:left w:val="single" w:sz="3" w:space="0" w:color="C6CDD8"/>
-            <w:bottom w:val="single" w:sz="3" w:space="0" w:color="C6CDD8"/>
-            <w:right w:val="single" w:sz="3" w:space="0" w:color="C6CDD8"/>
-            <w:insideH w:val="single" w:sz="3" w:space="0" w:color="C6CDD8"/>
-            <w:insideV w:val="single" w:sz="3" w:space="0" w:color="C6CDD8"/>
+            <w:top w:val="single" w:color="C6CDD8" w:sz="3" w:space="0"/>
+            <w:left w:val="single" w:color="C6CDD8" w:sz="3" w:space="0"/>
+            <w:bottom w:val="single" w:color="C6CDD8" w:sz="3" w:space="0"/>
+            <w:right w:val="single" w:color="C6CDD8" w:sz="3" w:space="0"/>
+            <w:insideH w:val="single" w:color="C6CDD8" w:sz="3" w:space="0"/>
+            <w:insideV w:val="single" w:color="C6CDD8" w:sz="3" w:space="0"/>
           </w:tblBorders>
         </w:tblPrEx>
         <w:tc>
           <w:tcPr>
             <w:tcW w:w="2200" w:type="dxa"/>
+            <w:tcBorders>
+              <w:top w:val="single" w:color="C6CDD8" w:sz="3"/>
+              <w:left w:val="single" w:color="C6CDD8" w:sz="3"/>
+              <w:bottom w:val="single" w:color="C6CDD8" w:sz="3"/>
+              <w:right w:val="single" w:color="C6CDD8" w:sz="3"/>
+            </w:tcBorders>
             <w:tcMar>
               <w:top w:w="70" w:type="dxa"/>
               <w:left w:w="100" w:type="dxa"/>
@@ -4905,6 +4830,12 @@
         <w:tc>
           <w:tcPr>
             <w:tcW w:w="1500" w:type="dxa"/>
+            <w:tcBorders>
+              <w:top w:val="single" w:color="C6CDD8" w:sz="3"/>
+              <w:left w:val="single" w:color="C6CDD8" w:sz="3"/>
+              <w:bottom w:val="single" w:color="C6CDD8" w:sz="3"/>
+              <w:right w:val="single" w:color="C6CDD8" w:sz="3"/>
+            </w:tcBorders>
             <w:tcMar>
               <w:top w:w="70" w:type="dxa"/>
               <w:left w:w="100" w:type="dxa"/>
@@ -4921,6 +4852,12 @@
         <w:tc>
           <w:tcPr>
             <w:tcW w:w="7158" w:type="dxa"/>
+            <w:tcBorders>
+              <w:top w:val="single" w:color="C6CDD8" w:sz="3"/>
+              <w:left w:val="single" w:color="C6CDD8" w:sz="3"/>
+              <w:bottom w:val="single" w:color="C6CDD8" w:sz="3"/>
+              <w:right w:val="single" w:color="C6CDD8" w:sz="3"/>
+            </w:tcBorders>
             <w:tcMar>
               <w:top w:w="70" w:type="dxa"/>
               <w:left w:w="100" w:type="dxa"/>
@@ -4966,13 +4903,13 @@
       <w:pPr>
         <w:keepNext/>
         <w:pBdr>
-          <w:bottom w:val="single" w:sz="8" w:space="0" w:color="16324F"/>
+          <w:bottom w:val="single" w:color="16324F" w:sz="8" w:space="0"/>
         </w:pBdr>
         <w:spacing w:before="300" w:after="100" w:line="260" w:lineRule="auto"/>
       </w:pPr>
       <w:r>
         <w:rPr>
-          <w:rFonts w:ascii="Cambria" w:eastAsia="Cambria" w:hAnsi="Cambria" w:cs="Cambria"/>
+          <w:rFonts w:ascii="Cambria" w:hAnsi="Cambria" w:eastAsia="Cambria" w:cs="Cambria"/>
           <w:b/>
           <w:bCs/>
           <w:color w:val="2F5D8A"/>
@@ -4983,7 +4920,7 @@
       </w:r>
       <w:r>
         <w:rPr>
-          <w:rFonts w:ascii="Cambria" w:eastAsia="Cambria" w:hAnsi="Cambria" w:cs="Cambria"/>
+          <w:rFonts w:ascii="Cambria" w:hAnsi="Cambria" w:eastAsia="Cambria" w:cs="Cambria"/>
           <w:b/>
           <w:bCs/>
           <w:color w:val="16324F"/>
@@ -5023,12 +4960,12 @@
       <w:tblPr>
         <w:tblW w:w="10858" w:type="dxa"/>
         <w:tblBorders>
-          <w:top w:val="single" w:sz="3" w:space="0" w:color="C6CDD8"/>
-          <w:left w:val="single" w:sz="3" w:space="0" w:color="C6CDD8"/>
-          <w:bottom w:val="single" w:sz="3" w:space="0" w:color="C6CDD8"/>
-          <w:right w:val="single" w:sz="3" w:space="0" w:color="C6CDD8"/>
-          <w:insideH w:val="single" w:sz="3" w:space="0" w:color="C6CDD8"/>
-          <w:insideV w:val="single" w:sz="3" w:space="0" w:color="C6CDD8"/>
+          <w:top w:val="single" w:color="C6CDD8" w:sz="3" w:space="0"/>
+          <w:left w:val="single" w:color="C6CDD8" w:sz="3" w:space="0"/>
+          <w:bottom w:val="single" w:color="C6CDD8" w:sz="3" w:space="0"/>
+          <w:right w:val="single" w:color="C6CDD8" w:sz="3" w:space="0"/>
+          <w:insideH w:val="single" w:color="C6CDD8" w:sz="3" w:space="0"/>
+          <w:insideV w:val="single" w:color="C6CDD8" w:sz="3" w:space="0"/>
         </w:tblBorders>
         <w:tblLayout w:type="fixed"/>
         <w:tblCellMar>
@@ -6355,12 +6292,12 @@
       <w:tblPr>
         <w:tblW w:w="10858" w:type="dxa"/>
         <w:tblBorders>
-          <w:top w:val="single" w:sz="3" w:space="0" w:color="C6CDD8"/>
-          <w:left w:val="single" w:sz="3" w:space="0" w:color="C6CDD8"/>
-          <w:bottom w:val="single" w:sz="3" w:space="0" w:color="C6CDD8"/>
-          <w:right w:val="single" w:sz="3" w:space="0" w:color="C6CDD8"/>
-          <w:insideH w:val="single" w:sz="3" w:space="0" w:color="C6CDD8"/>
-          <w:insideV w:val="single" w:sz="3" w:space="0" w:color="C6CDD8"/>
+          <w:top w:val="single" w:color="C6CDD8" w:sz="3" w:space="0"/>
+          <w:left w:val="single" w:color="C6CDD8" w:sz="3" w:space="0"/>
+          <w:bottom w:val="single" w:color="C6CDD8" w:sz="3" w:space="0"/>
+          <w:right w:val="single" w:color="C6CDD8" w:sz="3" w:space="0"/>
+          <w:insideH w:val="single" w:color="C6CDD8" w:sz="3" w:space="0"/>
+          <w:insideV w:val="single" w:color="C6CDD8" w:sz="3" w:space="0"/>
         </w:tblBorders>
         <w:tblLayout w:type="fixed"/>
         <w:tblCellMar>
@@ -6906,12 +6843,12 @@
       <w:tblPr>
         <w:tblW w:w="10858" w:type="dxa"/>
         <w:tblBorders>
-          <w:top w:val="single" w:sz="3" w:space="0" w:color="C6CDD8"/>
-          <w:left w:val="single" w:sz="3" w:space="0" w:color="C6CDD8"/>
-          <w:bottom w:val="single" w:sz="3" w:space="0" w:color="C6CDD8"/>
-          <w:right w:val="single" w:sz="3" w:space="0" w:color="C6CDD8"/>
-          <w:insideH w:val="single" w:sz="3" w:space="0" w:color="C6CDD8"/>
-          <w:insideV w:val="single" w:sz="3" w:space="0" w:color="C6CDD8"/>
+          <w:top w:val="single" w:color="C6CDD8" w:sz="3" w:space="0"/>
+          <w:left w:val="single" w:color="C6CDD8" w:sz="3" w:space="0"/>
+          <w:bottom w:val="single" w:color="C6CDD8" w:sz="3" w:space="0"/>
+          <w:right w:val="single" w:color="C6CDD8" w:sz="3" w:space="0"/>
+          <w:insideH w:val="single" w:color="C6CDD8" w:sz="3" w:space="0"/>
+          <w:insideV w:val="single" w:color="C6CDD8" w:sz="3" w:space="0"/>
         </w:tblBorders>
         <w:tblLayout w:type="fixed"/>
         <w:tblCellMar>
@@ -7176,7 +7113,16 @@
           </w:tcPr>
           <w:p>
             <w:r>
-              <w:t>A university rule is not the team's to waive.</w:t>
+              <w:rPr/>
+              <w:t xml:space="preserve">A university rule is not the </w:t>
+            </w:r>
+            <w:r>
+              <w:rPr/>
+              <w:t>teams</w:t>
+            </w:r>
+            <w:r>
+              <w:rPr/>
+              <w:t xml:space="preserve"> to waive.</w:t>
             </w:r>
           </w:p>
         </w:tc>
@@ -7217,12 +7163,12 @@
       <w:tblPr>
         <w:tblW w:w="10858" w:type="dxa"/>
         <w:tblBorders>
-          <w:top w:val="single" w:sz="3" w:space="0" w:color="C6CDD8"/>
-          <w:left w:val="single" w:sz="3" w:space="0" w:color="C6CDD8"/>
-          <w:bottom w:val="single" w:sz="3" w:space="0" w:color="C6CDD8"/>
-          <w:right w:val="single" w:sz="3" w:space="0" w:color="C6CDD8"/>
-          <w:insideH w:val="single" w:sz="3" w:space="0" w:color="C6CDD8"/>
-          <w:insideV w:val="single" w:sz="3" w:space="0" w:color="C6CDD8"/>
+          <w:top w:val="single" w:color="C6CDD8" w:sz="3" w:space="0"/>
+          <w:left w:val="single" w:color="C6CDD8" w:sz="3" w:space="0"/>
+          <w:bottom w:val="single" w:color="C6CDD8" w:sz="3" w:space="0"/>
+          <w:right w:val="single" w:color="C6CDD8" w:sz="3" w:space="0"/>
+          <w:insideH w:val="single" w:color="C6CDD8" w:sz="3" w:space="0"/>
+          <w:insideV w:val="single" w:color="C6CDD8" w:sz="3" w:space="0"/>
         </w:tblBorders>
         <w:tblLayout w:type="fixed"/>
         <w:tblCellMar>
@@ -7269,7 +7215,7 @@
                           <pic:cNvPicPr/>
                         </pic:nvPicPr>
                         <pic:blipFill>
-                          <a:blip r:embed="rId21">
+                          <a:blip r:embed="rId22">
                             <a:extLst>
                               <a:ext uri="{28A0092B-C50C-407E-A947-70E740481C1C}">
                                 <a14:useLocalDpi xmlns:a14="http://schemas.microsoft.com/office/drawing/2010/main"/>
@@ -7395,12 +7341,12 @@
       <w:tblPr>
         <w:tblW w:w="10858" w:type="dxa"/>
         <w:tblBorders>
-          <w:top w:val="single" w:sz="3" w:space="0" w:color="C6CDD8"/>
-          <w:left w:val="single" w:sz="3" w:space="0" w:color="C6CDD8"/>
-          <w:bottom w:val="single" w:sz="3" w:space="0" w:color="C6CDD8"/>
-          <w:right w:val="single" w:sz="3" w:space="0" w:color="C6CDD8"/>
-          <w:insideH w:val="single" w:sz="3" w:space="0" w:color="C6CDD8"/>
-          <w:insideV w:val="single" w:sz="3" w:space="0" w:color="C6CDD8"/>
+          <w:top w:val="single" w:color="C6CDD8" w:sz="3" w:space="0"/>
+          <w:left w:val="single" w:color="C6CDD8" w:sz="3" w:space="0"/>
+          <w:bottom w:val="single" w:color="C6CDD8" w:sz="3" w:space="0"/>
+          <w:right w:val="single" w:color="C6CDD8" w:sz="3" w:space="0"/>
+          <w:insideH w:val="single" w:color="C6CDD8" w:sz="3" w:space="0"/>
+          <w:insideV w:val="single" w:color="C6CDD8" w:sz="3" w:space="0"/>
         </w:tblBorders>
         <w:tblLayout w:type="fixed"/>
         <w:tblCellMar>
@@ -8013,12 +7959,12 @@
       <w:tblPr>
         <w:tblW w:w="0" w:type="auto"/>
         <w:tblBorders>
-          <w:top w:val="single" w:sz="3" w:space="0" w:color="C6CDD8"/>
-          <w:left w:val="single" w:sz="3" w:space="0" w:color="C6CDD8"/>
-          <w:bottom w:val="single" w:sz="3" w:space="0" w:color="C6CDD8"/>
-          <w:right w:val="single" w:sz="3" w:space="0" w:color="C6CDD8"/>
-          <w:insideH w:val="single" w:sz="3" w:space="0" w:color="C6CDD8"/>
-          <w:insideV w:val="single" w:sz="3" w:space="0" w:color="C6CDD8"/>
+          <w:top w:val="single" w:color="C6CDD8" w:sz="3" w:space="0"/>
+          <w:left w:val="single" w:color="C6CDD8" w:sz="3" w:space="0"/>
+          <w:bottom w:val="single" w:color="C6CDD8" w:sz="3" w:space="0"/>
+          <w:right w:val="single" w:color="C6CDD8" w:sz="3" w:space="0"/>
+          <w:insideH w:val="single" w:color="C6CDD8" w:sz="3" w:space="0"/>
+          <w:insideV w:val="single" w:color="C6CDD8" w:sz="3" w:space="0"/>
         </w:tblBorders>
         <w:tblLook w:val="0000" w:firstRow="0" w:lastRow="0" w:firstColumn="0" w:lastColumn="0" w:noHBand="0" w:noVBand="0"/>
       </w:tblPr>
@@ -8358,12 +8304,10 @@
           </w:tcPr>
           <w:p>
             <w:pPr>
-              <w:numPr>
-                <w:ilvl w:val="0"/>
-                <w:numId w:val="3"/>
-              </w:numPr>
-            </w:pPr>
-            <w:r>
+              <w:ind w:left="0"/>
+            </w:pPr>
+            <w:r>
+              <w:rPr/>
               <w:t>1. The administrator opens the room management section.</w:t>
             </w:r>
           </w:p>
@@ -8576,23 +8520,23 @@
             <w:pPr>
               <w:rPr>
                 <w:color w:val="1A1A1A"/>
-                <w:sz w:val="18"/>
-                <w:szCs w:val="18"/>
+                <w:sz w:val="21"/>
+                <w:szCs w:val="21"/>
               </w:rPr>
             </w:pPr>
             <w:r>
               <w:rPr>
                 <w:color w:val="1A1A1A"/>
-                <w:sz w:val="18"/>
-                <w:szCs w:val="18"/>
+                <w:sz w:val="21"/>
+                <w:szCs w:val="21"/>
               </w:rPr>
               <w:t xml:space="preserve">FR- </w:t>
             </w:r>
             <w:r>
               <w:rPr>
                 <w:color w:val="1A1A1A"/>
-                <w:sz w:val="18"/>
-                <w:szCs w:val="18"/>
+                <w:sz w:val="21"/>
+                <w:szCs w:val="21"/>
               </w:rPr>
               <w:t>10</w:t>
             </w:r>
@@ -8635,12 +8579,12 @@
       <w:tblPr>
         <w:tblW w:w="10858" w:type="dxa"/>
         <w:tblBorders>
-          <w:top w:val="single" w:sz="3" w:space="0" w:color="C6CDD8"/>
-          <w:left w:val="single" w:sz="3" w:space="0" w:color="C6CDD8"/>
-          <w:bottom w:val="single" w:sz="3" w:space="0" w:color="C6CDD8"/>
-          <w:right w:val="single" w:sz="3" w:space="0" w:color="C6CDD8"/>
-          <w:insideH w:val="single" w:sz="3" w:space="0" w:color="C6CDD8"/>
-          <w:insideV w:val="single" w:sz="3" w:space="0" w:color="C6CDD8"/>
+          <w:top w:val="single" w:color="C6CDD8" w:sz="3" w:space="0"/>
+          <w:left w:val="single" w:color="C6CDD8" w:sz="3" w:space="0"/>
+          <w:bottom w:val="single" w:color="C6CDD8" w:sz="3" w:space="0"/>
+          <w:right w:val="single" w:color="C6CDD8" w:sz="3" w:space="0"/>
+          <w:insideH w:val="single" w:color="C6CDD8" w:sz="3" w:space="0"/>
+          <w:insideV w:val="single" w:color="C6CDD8" w:sz="3" w:space="0"/>
         </w:tblBorders>
         <w:tblLayout w:type="fixed"/>
         <w:tblCellMar>
@@ -9426,12 +9370,12 @@
       <w:tblPr>
         <w:tblW w:w="10858" w:type="dxa"/>
         <w:tblBorders>
-          <w:top w:val="single" w:sz="3" w:space="0" w:color="C6CDD8"/>
-          <w:left w:val="single" w:sz="3" w:space="0" w:color="C6CDD8"/>
-          <w:bottom w:val="single" w:sz="3" w:space="0" w:color="C6CDD8"/>
-          <w:right w:val="single" w:sz="3" w:space="0" w:color="C6CDD8"/>
-          <w:insideH w:val="single" w:sz="3" w:space="0" w:color="C6CDD8"/>
-          <w:insideV w:val="single" w:sz="3" w:space="0" w:color="C6CDD8"/>
+          <w:top w:val="single" w:color="C6CDD8" w:sz="3" w:space="0"/>
+          <w:left w:val="single" w:color="C6CDD8" w:sz="3" w:space="0"/>
+          <w:bottom w:val="single" w:color="C6CDD8" w:sz="3" w:space="0"/>
+          <w:right w:val="single" w:color="C6CDD8" w:sz="3" w:space="0"/>
+          <w:insideH w:val="single" w:color="C6CDD8" w:sz="3" w:space="0"/>
+          <w:insideV w:val="single" w:color="C6CDD8" w:sz="3" w:space="0"/>
         </w:tblBorders>
         <w:tblLayout w:type="fixed"/>
         <w:tblCellMar>
@@ -9489,13 +9433,13 @@
       <w:pPr>
         <w:keepNext/>
         <w:pBdr>
-          <w:bottom w:val="single" w:sz="8" w:space="0" w:color="16324F"/>
+          <w:bottom w:val="single" w:color="16324F" w:sz="8" w:space="0"/>
         </w:pBdr>
         <w:spacing w:before="300" w:after="100" w:line="260" w:lineRule="auto"/>
       </w:pPr>
       <w:r>
         <w:rPr>
-          <w:rFonts w:ascii="Cambria" w:eastAsia="Cambria" w:hAnsi="Cambria" w:cs="Cambria"/>
+          <w:rFonts w:ascii="Cambria" w:hAnsi="Cambria" w:eastAsia="Cambria" w:cs="Cambria"/>
           <w:b/>
           <w:bCs/>
           <w:color w:val="2F5D8A"/>
@@ -9506,7 +9450,7 @@
       </w:r>
       <w:r>
         <w:rPr>
-          <w:rFonts w:ascii="Cambria" w:eastAsia="Cambria" w:hAnsi="Cambria" w:cs="Cambria"/>
+          <w:rFonts w:ascii="Cambria" w:hAnsi="Cambria" w:eastAsia="Cambria" w:cs="Cambria"/>
           <w:b/>
           <w:bCs/>
           <w:color w:val="16324F"/>
@@ -9546,12 +9490,12 @@
       <w:tblPr>
         <w:tblW w:w="10858" w:type="dxa"/>
         <w:tblBorders>
-          <w:top w:val="single" w:sz="3" w:space="0" w:color="C6CDD8"/>
-          <w:left w:val="single" w:sz="3" w:space="0" w:color="C6CDD8"/>
-          <w:bottom w:val="single" w:sz="3" w:space="0" w:color="C6CDD8"/>
-          <w:right w:val="single" w:sz="3" w:space="0" w:color="C6CDD8"/>
-          <w:insideH w:val="single" w:sz="3" w:space="0" w:color="C6CDD8"/>
-          <w:insideV w:val="single" w:sz="3" w:space="0" w:color="C6CDD8"/>
+          <w:top w:val="single" w:color="C6CDD8" w:sz="3" w:space="0"/>
+          <w:left w:val="single" w:color="C6CDD8" w:sz="3" w:space="0"/>
+          <w:bottom w:val="single" w:color="C6CDD8" w:sz="3" w:space="0"/>
+          <w:right w:val="single" w:color="C6CDD8" w:sz="3" w:space="0"/>
+          <w:insideH w:val="single" w:color="C6CDD8" w:sz="3" w:space="0"/>
+          <w:insideV w:val="single" w:color="C6CDD8" w:sz="3" w:space="0"/>
         </w:tblBorders>
         <w:tblLayout w:type="fixed"/>
         <w:tblCellMar>
@@ -9648,7 +9592,7 @@
               </w:rPr>
               <w:t xml:space="preserve">How the team </w:t>
             </w:r>
-            <w:bookmarkStart w:id="7" w:name="_Int_O0GdZf00"/>
+            <w:bookmarkStart w:name="_Int_O0GdZf00" w:id="7"/>
             <w:r>
               <w:rPr>
                 <w:b/>
@@ -9915,7 +9859,35 @@
               <w:right w:w="100" w:type="dxa"/>
             </w:tcMar>
           </w:tcPr>
-          <w:p/>
+          <w:p>
+            <w:pPr>
+              <w:pStyle w:val="Normal"/>
+            </w:pPr>
+            <w:r>
+              <w:rPr/>
+              <w:t xml:space="preserve">Verification and </w:t>
+            </w:r>
+            <w:r>
+              <w:rPr/>
+              <w:t>q</w:t>
+            </w:r>
+            <w:r>
+              <w:rPr/>
+              <w:t xml:space="preserve">uality </w:t>
+            </w:r>
+            <w:r>
+              <w:rPr/>
+              <w:t>r</w:t>
+            </w:r>
+            <w:r>
+              <w:rPr/>
+              <w:t>equirements analys</w:t>
+            </w:r>
+            <w:r>
+              <w:rPr/>
+              <w:t>t</w:t>
+            </w:r>
+          </w:p>
         </w:tc>
         <w:tc>
           <w:tcPr>
@@ -9927,7 +9899,28 @@
               <w:right w:w="100" w:type="dxa"/>
             </w:tcMar>
           </w:tcPr>
-          <w:p/>
+          <w:p>
+            <w:r>
+              <w:rPr/>
+              <w:t>Discuss disagreements with the team, compare</w:t>
+            </w:r>
+            <w:r>
+              <w:rPr/>
+              <w:t xml:space="preserve"> and analyze</w:t>
+            </w:r>
+            <w:r>
+              <w:rPr/>
+              <w:t xml:space="preserve"> </w:t>
+            </w:r>
+            <w:r>
+              <w:rPr/>
+              <w:t>options for reaching quality requirements</w:t>
+            </w:r>
+            <w:r>
+              <w:rPr/>
+              <w:t>, and document the decision</w:t>
+            </w:r>
+          </w:p>
         </w:tc>
       </w:tr>
       <w:tr>
@@ -9962,7 +9955,24 @@
           </w:tcPr>
           <w:p>
             <w:r>
-              <w:t>Use Case Analyst</w:t>
+              <w:rPr/>
+              <w:t xml:space="preserve">Use </w:t>
+            </w:r>
+            <w:r>
+              <w:rPr/>
+              <w:t>c</w:t>
+            </w:r>
+            <w:r>
+              <w:rPr/>
+              <w:t xml:space="preserve">ase </w:t>
+            </w:r>
+            <w:r>
+              <w:rPr/>
+              <w:t>a</w:t>
+            </w:r>
+            <w:r>
+              <w:rPr/>
+              <w:t>nalyst</w:t>
             </w:r>
           </w:p>
         </w:tc>
@@ -10019,12 +10029,12 @@
       <w:tblPr>
         <w:tblW w:w="10858" w:type="dxa"/>
         <w:tblBorders>
-          <w:top w:val="single" w:sz="3" w:space="0" w:color="C6CDD8"/>
-          <w:left w:val="single" w:sz="3" w:space="0" w:color="C6CDD8"/>
-          <w:bottom w:val="single" w:sz="3" w:space="0" w:color="C6CDD8"/>
-          <w:right w:val="single" w:sz="3" w:space="0" w:color="C6CDD8"/>
-          <w:insideH w:val="single" w:sz="3" w:space="0" w:color="C6CDD8"/>
-          <w:insideV w:val="single" w:sz="3" w:space="0" w:color="C6CDD8"/>
+          <w:top w:val="single" w:color="C6CDD8" w:sz="3" w:space="0"/>
+          <w:left w:val="single" w:color="C6CDD8" w:sz="3" w:space="0"/>
+          <w:bottom w:val="single" w:color="C6CDD8" w:sz="3" w:space="0"/>
+          <w:right w:val="single" w:color="C6CDD8" w:sz="3" w:space="0"/>
+          <w:insideH w:val="single" w:color="C6CDD8" w:sz="3" w:space="0"/>
+          <w:insideV w:val="single" w:color="C6CDD8" w:sz="3" w:space="0"/>
         </w:tblBorders>
         <w:tblLayout w:type="fixed"/>
         <w:tblCellMar>
@@ -10516,12 +10526,12 @@
       <w:tblPr>
         <w:tblW w:w="10858" w:type="dxa"/>
         <w:tblBorders>
-          <w:top w:val="single" w:sz="3" w:space="0" w:color="C6CDD8"/>
-          <w:left w:val="single" w:sz="3" w:space="0" w:color="C6CDD8"/>
-          <w:bottom w:val="single" w:sz="3" w:space="0" w:color="C6CDD8"/>
-          <w:right w:val="single" w:sz="3" w:space="0" w:color="C6CDD8"/>
-          <w:insideH w:val="single" w:sz="3" w:space="0" w:color="C6CDD8"/>
-          <w:insideV w:val="single" w:sz="3" w:space="0" w:color="C6CDD8"/>
+          <w:top w:val="single" w:color="C6CDD8" w:sz="3" w:space="0"/>
+          <w:left w:val="single" w:color="C6CDD8" w:sz="3" w:space="0"/>
+          <w:bottom w:val="single" w:color="C6CDD8" w:sz="3" w:space="0"/>
+          <w:right w:val="single" w:color="C6CDD8" w:sz="3" w:space="0"/>
+          <w:insideH w:val="single" w:color="C6CDD8" w:sz="3" w:space="0"/>
+          <w:insideV w:val="single" w:color="C6CDD8" w:sz="3" w:space="0"/>
         </w:tblBorders>
         <w:tblLayout w:type="fixed"/>
         <w:tblCellMar>
@@ -11193,12 +11203,12 @@
       <w:tblPr>
         <w:tblW w:w="10858" w:type="dxa"/>
         <w:tblBorders>
-          <w:top w:val="single" w:sz="3" w:space="0" w:color="C6CDD8"/>
-          <w:left w:val="single" w:sz="3" w:space="0" w:color="C6CDD8"/>
-          <w:bottom w:val="single" w:sz="3" w:space="0" w:color="C6CDD8"/>
-          <w:right w:val="single" w:sz="3" w:space="0" w:color="C6CDD8"/>
-          <w:insideH w:val="single" w:sz="3" w:space="0" w:color="C6CDD8"/>
-          <w:insideV w:val="single" w:sz="3" w:space="0" w:color="C6CDD8"/>
+          <w:top w:val="single" w:color="C6CDD8" w:sz="3" w:space="0"/>
+          <w:left w:val="single" w:color="C6CDD8" w:sz="3" w:space="0"/>
+          <w:bottom w:val="single" w:color="C6CDD8" w:sz="3" w:space="0"/>
+          <w:right w:val="single" w:color="C6CDD8" w:sz="3" w:space="0"/>
+          <w:insideH w:val="single" w:color="C6CDD8" w:sz="3" w:space="0"/>
+          <w:insideV w:val="single" w:color="C6CDD8" w:sz="3" w:space="0"/>
         </w:tblBorders>
         <w:tblLayout w:type="fixed"/>
         <w:tblCellMar>
@@ -11225,11 +11235,11 @@
             <w:pPr>
               <w:spacing w:after="60" w:line="260" w:lineRule="auto"/>
             </w:pPr>
-            <w:hyperlink r:id="rId22">
+            <w:hyperlink r:id="rId23">
               <w:r>
                 <w:rPr>
                   <w:rStyle w:val="Hyperlink"/>
-                  <w:rFonts w:ascii="Segoe UI" w:eastAsia="Segoe UI" w:hAnsi="Segoe UI" w:cs="Segoe UI"/>
+                  <w:rFonts w:ascii="Segoe UI" w:hAnsi="Segoe UI" w:eastAsia="Segoe UI" w:cs="Segoe UI"/>
                   <w:sz w:val="18"/>
                   <w:szCs w:val="18"/>
                 </w:rPr>
@@ -11238,7 +11248,7 @@
             </w:hyperlink>
             <w:r>
               <w:rPr>
-                <w:rFonts w:ascii="Segoe UI" w:eastAsia="Segoe UI" w:hAnsi="Segoe UI" w:cs="Segoe UI"/>
+                <w:rFonts w:ascii="Segoe UI" w:hAnsi="Segoe UI" w:eastAsia="Segoe UI" w:cs="Segoe UI"/>
                 <w:color w:val="000000" w:themeColor="text1"/>
                 <w:sz w:val="18"/>
                 <w:szCs w:val="18"/>
@@ -11368,12 +11378,12 @@
       <w:tblPr>
         <w:tblW w:w="10858" w:type="dxa"/>
         <w:tblBorders>
-          <w:top w:val="single" w:sz="3" w:space="0" w:color="C6CDD8"/>
-          <w:left w:val="single" w:sz="3" w:space="0" w:color="C6CDD8"/>
-          <w:bottom w:val="single" w:sz="3" w:space="0" w:color="C6CDD8"/>
-          <w:right w:val="single" w:sz="3" w:space="0" w:color="C6CDD8"/>
-          <w:insideH w:val="single" w:sz="3" w:space="0" w:color="C6CDD8"/>
-          <w:insideV w:val="single" w:sz="3" w:space="0" w:color="C6CDD8"/>
+          <w:top w:val="single" w:color="C6CDD8" w:sz="3" w:space="0"/>
+          <w:left w:val="single" w:color="C6CDD8" w:sz="3" w:space="0"/>
+          <w:bottom w:val="single" w:color="C6CDD8" w:sz="3" w:space="0"/>
+          <w:right w:val="single" w:color="C6CDD8" w:sz="3" w:space="0"/>
+          <w:insideH w:val="single" w:color="C6CDD8" w:sz="3" w:space="0"/>
+          <w:insideV w:val="single" w:color="C6CDD8" w:sz="3" w:space="0"/>
         </w:tblBorders>
         <w:tblLayout w:type="fixed"/>
         <w:tblCellMar>
@@ -11665,13 +11675,13 @@
       <w:pPr>
         <w:keepNext/>
         <w:pBdr>
-          <w:bottom w:val="single" w:sz="8" w:space="0" w:color="16324F"/>
+          <w:bottom w:val="single" w:color="16324F" w:sz="8" w:space="0"/>
         </w:pBdr>
         <w:spacing w:before="300" w:after="100" w:line="260" w:lineRule="auto"/>
       </w:pPr>
       <w:r>
         <w:rPr>
-          <w:rFonts w:ascii="Cambria" w:eastAsia="Cambria" w:hAnsi="Cambria" w:cs="Cambria"/>
+          <w:rFonts w:ascii="Cambria" w:hAnsi="Cambria" w:eastAsia="Cambria" w:cs="Cambria"/>
           <w:b/>
           <w:bCs/>
           <w:color w:val="2F5D8A"/>
@@ -11682,7 +11692,7 @@
       </w:r>
       <w:r>
         <w:rPr>
-          <w:rFonts w:ascii="Cambria" w:eastAsia="Cambria" w:hAnsi="Cambria" w:cs="Cambria"/>
+          <w:rFonts w:ascii="Cambria" w:hAnsi="Cambria" w:eastAsia="Cambria" w:cs="Cambria"/>
           <w:b/>
           <w:bCs/>
           <w:color w:val="16324F"/>
@@ -11696,12 +11706,12 @@
       <w:tblPr>
         <w:tblW w:w="10858" w:type="dxa"/>
         <w:tblBorders>
-          <w:top w:val="single" w:sz="3" w:space="0" w:color="C6CDD8"/>
-          <w:left w:val="single" w:sz="3" w:space="0" w:color="C6CDD8"/>
-          <w:bottom w:val="single" w:sz="3" w:space="0" w:color="C6CDD8"/>
-          <w:right w:val="single" w:sz="3" w:space="0" w:color="C6CDD8"/>
-          <w:insideH w:val="single" w:sz="3" w:space="0" w:color="C6CDD8"/>
-          <w:insideV w:val="single" w:sz="3" w:space="0" w:color="C6CDD8"/>
+          <w:top w:val="single" w:color="C6CDD8" w:sz="3" w:space="0"/>
+          <w:left w:val="single" w:color="C6CDD8" w:sz="3" w:space="0"/>
+          <w:bottom w:val="single" w:color="C6CDD8" w:sz="3" w:space="0"/>
+          <w:right w:val="single" w:color="C6CDD8" w:sz="3" w:space="0"/>
+          <w:insideH w:val="single" w:color="C6CDD8" w:sz="3" w:space="0"/>
+          <w:insideV w:val="single" w:color="C6CDD8" w:sz="3" w:space="0"/>
         </w:tblBorders>
         <w:tblLayout w:type="fixed"/>
         <w:tblCellMar>
@@ -12152,13 +12162,13 @@
       <w:pPr>
         <w:keepNext/>
         <w:pBdr>
-          <w:bottom w:val="single" w:sz="8" w:space="0" w:color="16324F"/>
+          <w:bottom w:val="single" w:color="16324F" w:sz="8" w:space="0"/>
         </w:pBdr>
         <w:spacing w:before="300" w:after="100" w:line="260" w:lineRule="auto"/>
       </w:pPr>
       <w:r>
         <w:rPr>
-          <w:rFonts w:ascii="Cambria" w:eastAsia="Cambria" w:hAnsi="Cambria" w:cs="Cambria"/>
+          <w:rFonts w:ascii="Cambria" w:hAnsi="Cambria" w:eastAsia="Cambria" w:cs="Cambria"/>
           <w:b/>
           <w:bCs/>
           <w:color w:val="2F5D8A"/>
@@ -12169,7 +12179,7 @@
       </w:r>
       <w:r>
         <w:rPr>
-          <w:rFonts w:ascii="Cambria" w:eastAsia="Cambria" w:hAnsi="Cambria" w:cs="Cambria"/>
+          <w:rFonts w:ascii="Cambria" w:hAnsi="Cambria" w:eastAsia="Cambria" w:cs="Cambria"/>
           <w:b/>
           <w:bCs/>
           <w:color w:val="16324F"/>
@@ -12196,12 +12206,12 @@
       <w:tblPr>
         <w:tblW w:w="10858" w:type="dxa"/>
         <w:tblBorders>
-          <w:top w:val="single" w:sz="3" w:space="0" w:color="C6CDD8"/>
-          <w:left w:val="single" w:sz="3" w:space="0" w:color="C6CDD8"/>
-          <w:bottom w:val="single" w:sz="3" w:space="0" w:color="C6CDD8"/>
-          <w:right w:val="single" w:sz="3" w:space="0" w:color="C6CDD8"/>
-          <w:insideH w:val="single" w:sz="3" w:space="0" w:color="C6CDD8"/>
-          <w:insideV w:val="single" w:sz="3" w:space="0" w:color="C6CDD8"/>
+          <w:top w:val="single" w:color="C6CDD8" w:sz="3" w:space="0"/>
+          <w:left w:val="single" w:color="C6CDD8" w:sz="3" w:space="0"/>
+          <w:bottom w:val="single" w:color="C6CDD8" w:sz="3" w:space="0"/>
+          <w:right w:val="single" w:color="C6CDD8" w:sz="3" w:space="0"/>
+          <w:insideH w:val="single" w:color="C6CDD8" w:sz="3" w:space="0"/>
+          <w:insideV w:val="single" w:color="C6CDD8" w:sz="3" w:space="0"/>
         </w:tblBorders>
         <w:tblLayout w:type="fixed"/>
         <w:tblCellMar>
@@ -12616,14 +12626,14 @@
     </w:tbl>
     <w:p>
       <w:pPr>
-        <w:pageBreakBefore/>
+        <w:pageBreakBefore w:val="1"/>
         <w:spacing w:line="260" w:lineRule="auto"/>
       </w:pPr>
     </w:p>
     <w:sectPr>
-      <w:headerReference w:type="default" r:id="rId23"/>
-      <w:footerReference w:type="default" r:id="rId24"/>
-      <w:pgSz w:w="12240" w:h="15840"/>
+      <w:headerReference w:type="default" r:id="rId24"/>
+      <w:footerReference w:type="default" r:id="rId25"/>
+      <w:pgSz w:w="12240" w:h="15840" w:orient="portrait"/>
       <w:pgMar w:top="900" w:right="900" w:bottom="900" w:left="900" w:header="500" w:footer="450" w:gutter="0"/>
       <w:cols w:space="720"/>
       <w:docGrid w:linePitch="360"/>
@@ -12699,19 +12709,8 @@
         <w:sz w:val="16"/>
         <w:szCs w:val="16"/>
       </w:rPr>
-      <w:t xml:space="preserve"> of 14</w:t>
+      <w:t xml:space="preserve"> of 13</w:t>
     </w:r>
-  </w:p>
-  <w:p>
-    <w:pPr>
-      <w:spacing w:before="58"/>
-      <w:rPr>
-        <w:noProof/>
-        <w:color w:val="5A6472"/>
-        <w:sz w:val="16"/>
-        <w:szCs w:val="16"/>
-      </w:rPr>
-    </w:pPr>
   </w:p>
 </w:ftr>
 </file>
@@ -12740,7 +12739,7 @@
   <w:p>
     <w:pPr>
       <w:pBdr>
-        <w:bottom w:val="single" w:sz="6" w:space="0" w:color="C6CDD8"/>
+        <w:bottom w:val="single" w:color="C6CDD8" w:sz="6" w:space="0"/>
       </w:pBdr>
       <w:spacing w:line="262" w:lineRule="auto"/>
     </w:pPr>
@@ -13243,7 +13242,7 @@
         <w:ind w:left="720" w:hanging="360"/>
       </w:pPr>
       <w:rPr>
-        <w:rFonts w:ascii="Aptos" w:hAnsi="Aptos" w:hint="default"/>
+        <w:rFonts w:hint="default" w:ascii="Aptos" w:hAnsi="Aptos"/>
       </w:rPr>
     </w:lvl>
     <w:lvl w:ilvl="1" w:tplc="BFF6DBA0">
@@ -13255,7 +13254,7 @@
         <w:ind w:left="1440" w:hanging="360"/>
       </w:pPr>
       <w:rPr>
-        <w:rFonts w:ascii="Courier New" w:hAnsi="Courier New" w:hint="default"/>
+        <w:rFonts w:hint="default" w:ascii="Courier New" w:hAnsi="Courier New"/>
       </w:rPr>
     </w:lvl>
     <w:lvl w:ilvl="2" w:tplc="33441928">
@@ -13267,7 +13266,7 @@
         <w:ind w:left="2160" w:hanging="360"/>
       </w:pPr>
       <w:rPr>
-        <w:rFonts w:ascii="Wingdings" w:hAnsi="Wingdings" w:hint="default"/>
+        <w:rFonts w:hint="default" w:ascii="Wingdings" w:hAnsi="Wingdings"/>
       </w:rPr>
     </w:lvl>
     <w:lvl w:ilvl="3" w:tplc="8752E530">
@@ -13279,7 +13278,7 @@
         <w:ind w:left="2880" w:hanging="360"/>
       </w:pPr>
       <w:rPr>
-        <w:rFonts w:ascii="Symbol" w:hAnsi="Symbol" w:hint="default"/>
+        <w:rFonts w:hint="default" w:ascii="Symbol" w:hAnsi="Symbol"/>
       </w:rPr>
     </w:lvl>
     <w:lvl w:ilvl="4" w:tplc="F83CCAF4">
@@ -13291,7 +13290,7 @@
         <w:ind w:left="3600" w:hanging="360"/>
       </w:pPr>
       <w:rPr>
-        <w:rFonts w:ascii="Courier New" w:hAnsi="Courier New" w:hint="default"/>
+        <w:rFonts w:hint="default" w:ascii="Courier New" w:hAnsi="Courier New"/>
       </w:rPr>
     </w:lvl>
     <w:lvl w:ilvl="5" w:tplc="6EC87EF4">
@@ -13303,7 +13302,7 @@
         <w:ind w:left="4320" w:hanging="360"/>
       </w:pPr>
       <w:rPr>
-        <w:rFonts w:ascii="Wingdings" w:hAnsi="Wingdings" w:hint="default"/>
+        <w:rFonts w:hint="default" w:ascii="Wingdings" w:hAnsi="Wingdings"/>
       </w:rPr>
     </w:lvl>
     <w:lvl w:ilvl="6" w:tplc="B5D8B16A">
@@ -13315,7 +13314,7 @@
         <w:ind w:left="5040" w:hanging="360"/>
       </w:pPr>
       <w:rPr>
-        <w:rFonts w:ascii="Symbol" w:hAnsi="Symbol" w:hint="default"/>
+        <w:rFonts w:hint="default" w:ascii="Symbol" w:hAnsi="Symbol"/>
       </w:rPr>
     </w:lvl>
     <w:lvl w:ilvl="7" w:tplc="CC0C8884">
@@ -13327,7 +13326,7 @@
         <w:ind w:left="5760" w:hanging="360"/>
       </w:pPr>
       <w:rPr>
-        <w:rFonts w:ascii="Courier New" w:hAnsi="Courier New" w:hint="default"/>
+        <w:rFonts w:hint="default" w:ascii="Courier New" w:hAnsi="Courier New"/>
       </w:rPr>
     </w:lvl>
     <w:lvl w:ilvl="8" w:tplc="B0F65CF2">
@@ -13339,7 +13338,7 @@
         <w:ind w:left="6480" w:hanging="360"/>
       </w:pPr>
       <w:rPr>
-        <w:rFonts w:ascii="Wingdings" w:hAnsi="Wingdings" w:hint="default"/>
+        <w:rFonts w:hint="default" w:ascii="Wingdings" w:hAnsi="Wingdings"/>
       </w:rPr>
     </w:lvl>
   </w:abstractNum>
@@ -13528,7 +13527,7 @@
         <w:ind w:left="720" w:hanging="360"/>
       </w:pPr>
       <w:rPr>
-        <w:rFonts w:ascii="Aptos" w:hAnsi="Aptos" w:hint="default"/>
+        <w:rFonts w:hint="default" w:ascii="Aptos" w:hAnsi="Aptos"/>
       </w:rPr>
     </w:lvl>
     <w:lvl w:ilvl="1" w:tplc="F9527BDC">
@@ -13540,7 +13539,7 @@
         <w:ind w:left="1440" w:hanging="360"/>
       </w:pPr>
       <w:rPr>
-        <w:rFonts w:ascii="Courier New" w:hAnsi="Courier New" w:hint="default"/>
+        <w:rFonts w:hint="default" w:ascii="Courier New" w:hAnsi="Courier New"/>
       </w:rPr>
     </w:lvl>
     <w:lvl w:ilvl="2" w:tplc="2EF24ADA">
@@ -13552,7 +13551,7 @@
         <w:ind w:left="2160" w:hanging="360"/>
       </w:pPr>
       <w:rPr>
-        <w:rFonts w:ascii="Wingdings" w:hAnsi="Wingdings" w:hint="default"/>
+        <w:rFonts w:hint="default" w:ascii="Wingdings" w:hAnsi="Wingdings"/>
       </w:rPr>
     </w:lvl>
     <w:lvl w:ilvl="3" w:tplc="2110B294">
@@ -13564,7 +13563,7 @@
         <w:ind w:left="2880" w:hanging="360"/>
       </w:pPr>
       <w:rPr>
-        <w:rFonts w:ascii="Symbol" w:hAnsi="Symbol" w:hint="default"/>
+        <w:rFonts w:hint="default" w:ascii="Symbol" w:hAnsi="Symbol"/>
       </w:rPr>
     </w:lvl>
     <w:lvl w:ilvl="4" w:tplc="787A4BBC">
@@ -13576,7 +13575,7 @@
         <w:ind w:left="3600" w:hanging="360"/>
       </w:pPr>
       <w:rPr>
-        <w:rFonts w:ascii="Courier New" w:hAnsi="Courier New" w:hint="default"/>
+        <w:rFonts w:hint="default" w:ascii="Courier New" w:hAnsi="Courier New"/>
       </w:rPr>
     </w:lvl>
     <w:lvl w:ilvl="5" w:tplc="ECAE9368">
@@ -13588,7 +13587,7 @@
         <w:ind w:left="4320" w:hanging="360"/>
       </w:pPr>
       <w:rPr>
-        <w:rFonts w:ascii="Wingdings" w:hAnsi="Wingdings" w:hint="default"/>
+        <w:rFonts w:hint="default" w:ascii="Wingdings" w:hAnsi="Wingdings"/>
       </w:rPr>
     </w:lvl>
     <w:lvl w:ilvl="6" w:tplc="7DB650C0">
@@ -13600,7 +13599,7 @@
         <w:ind w:left="5040" w:hanging="360"/>
       </w:pPr>
       <w:rPr>
-        <w:rFonts w:ascii="Symbol" w:hAnsi="Symbol" w:hint="default"/>
+        <w:rFonts w:hint="default" w:ascii="Symbol" w:hAnsi="Symbol"/>
       </w:rPr>
     </w:lvl>
     <w:lvl w:ilvl="7" w:tplc="3AB46E52">
@@ -13612,7 +13611,7 @@
         <w:ind w:left="5760" w:hanging="360"/>
       </w:pPr>
       <w:rPr>
-        <w:rFonts w:ascii="Courier New" w:hAnsi="Courier New" w:hint="default"/>
+        <w:rFonts w:hint="default" w:ascii="Courier New" w:hAnsi="Courier New"/>
       </w:rPr>
     </w:lvl>
     <w:lvl w:ilvl="8" w:tplc="A0E294D4">
@@ -13624,7 +13623,7 @@
         <w:ind w:left="6480" w:hanging="360"/>
       </w:pPr>
       <w:rPr>
-        <w:rFonts w:ascii="Wingdings" w:hAnsi="Wingdings" w:hint="default"/>
+        <w:rFonts w:hint="default" w:ascii="Wingdings" w:hAnsi="Wingdings"/>
       </w:rPr>
     </w:lvl>
   </w:abstractNum>
@@ -13755,7 +13754,7 @@
   <w:docDefaults>
     <w:rPrDefault>
       <w:rPr>
-        <w:rFonts w:ascii="Calibri" w:eastAsia="Calibri" w:hAnsi="Calibri" w:cs="Calibri"/>
+        <w:rFonts w:ascii="Calibri" w:hAnsi="Calibri" w:eastAsia="Calibri" w:cs="Calibri"/>
         <w:sz w:val="21"/>
         <w:szCs w:val="21"/>
         <w:lang w:val="en-US" w:eastAsia="en-US" w:bidi="ar-SA"/>
@@ -13766,14 +13765,14 @@
   <w:latentStyles w:defLockedState="0" w:defUIPriority="99" w:defSemiHidden="0" w:defUnhideWhenUsed="0" w:defQFormat="0" w:count="376">
     <w:lsdException w:name="Normal" w:uiPriority="0" w:qFormat="1"/>
     <w:lsdException w:name="heading 1" w:uiPriority="9" w:qFormat="1"/>
-    <w:lsdException w:name="heading 2" w:semiHidden="1" w:uiPriority="9" w:unhideWhenUsed="1" w:qFormat="1"/>
-    <w:lsdException w:name="heading 3" w:semiHidden="1" w:uiPriority="9" w:unhideWhenUsed="1" w:qFormat="1"/>
-    <w:lsdException w:name="heading 4" w:semiHidden="1" w:uiPriority="9" w:unhideWhenUsed="1" w:qFormat="1"/>
-    <w:lsdException w:name="heading 5" w:semiHidden="1" w:uiPriority="9" w:unhideWhenUsed="1" w:qFormat="1"/>
-    <w:lsdException w:name="heading 6" w:semiHidden="1" w:uiPriority="9" w:unhideWhenUsed="1" w:qFormat="1"/>
-    <w:lsdException w:name="heading 7" w:semiHidden="1" w:uiPriority="9" w:unhideWhenUsed="1" w:qFormat="1"/>
-    <w:lsdException w:name="heading 8" w:semiHidden="1" w:uiPriority="9" w:unhideWhenUsed="1" w:qFormat="1"/>
-    <w:lsdException w:name="heading 9" w:semiHidden="1" w:uiPriority="9" w:unhideWhenUsed="1" w:qFormat="1"/>
+    <w:lsdException w:name="heading 2" w:uiPriority="9" w:semiHidden="1" w:unhideWhenUsed="1" w:qFormat="1"/>
+    <w:lsdException w:name="heading 3" w:uiPriority="9" w:semiHidden="1" w:unhideWhenUsed="1" w:qFormat="1"/>
+    <w:lsdException w:name="heading 4" w:uiPriority="9" w:semiHidden="1" w:unhideWhenUsed="1" w:qFormat="1"/>
+    <w:lsdException w:name="heading 5" w:uiPriority="9" w:semiHidden="1" w:unhideWhenUsed="1" w:qFormat="1"/>
+    <w:lsdException w:name="heading 6" w:uiPriority="9" w:semiHidden="1" w:unhideWhenUsed="1" w:qFormat="1"/>
+    <w:lsdException w:name="heading 7" w:uiPriority="9" w:semiHidden="1" w:unhideWhenUsed="1" w:qFormat="1"/>
+    <w:lsdException w:name="heading 8" w:uiPriority="9" w:semiHidden="1" w:unhideWhenUsed="1" w:qFormat="1"/>
+    <w:lsdException w:name="heading 9" w:uiPriority="9" w:semiHidden="1" w:unhideWhenUsed="1" w:qFormat="1"/>
     <w:lsdException w:name="index 1" w:semiHidden="1" w:unhideWhenUsed="1"/>
     <w:lsdException w:name="index 2" w:semiHidden="1" w:unhideWhenUsed="1"/>
     <w:lsdException w:name="index 3" w:semiHidden="1" w:unhideWhenUsed="1"/>
@@ -13783,22 +13782,22 @@
     <w:lsdException w:name="index 7" w:semiHidden="1" w:unhideWhenUsed="1"/>
     <w:lsdException w:name="index 8" w:semiHidden="1" w:unhideWhenUsed="1"/>
     <w:lsdException w:name="index 9" w:semiHidden="1" w:unhideWhenUsed="1"/>
-    <w:lsdException w:name="toc 1" w:semiHidden="1" w:uiPriority="39" w:unhideWhenUsed="1"/>
-    <w:lsdException w:name="toc 2" w:semiHidden="1" w:uiPriority="39" w:unhideWhenUsed="1"/>
-    <w:lsdException w:name="toc 3" w:semiHidden="1" w:uiPriority="39" w:unhideWhenUsed="1"/>
-    <w:lsdException w:name="toc 4" w:semiHidden="1" w:uiPriority="39" w:unhideWhenUsed="1"/>
-    <w:lsdException w:name="toc 5" w:semiHidden="1" w:uiPriority="39" w:unhideWhenUsed="1"/>
-    <w:lsdException w:name="toc 6" w:semiHidden="1" w:uiPriority="39" w:unhideWhenUsed="1"/>
-    <w:lsdException w:name="toc 7" w:semiHidden="1" w:uiPriority="39" w:unhideWhenUsed="1"/>
-    <w:lsdException w:name="toc 8" w:semiHidden="1" w:uiPriority="39" w:unhideWhenUsed="1"/>
-    <w:lsdException w:name="toc 9" w:semiHidden="1" w:uiPriority="39" w:unhideWhenUsed="1"/>
+    <w:lsdException w:name="toc 1" w:uiPriority="39" w:semiHidden="1" w:unhideWhenUsed="1"/>
+    <w:lsdException w:name="toc 2" w:uiPriority="39" w:semiHidden="1" w:unhideWhenUsed="1"/>
+    <w:lsdException w:name="toc 3" w:uiPriority="39" w:semiHidden="1" w:unhideWhenUsed="1"/>
+    <w:lsdException w:name="toc 4" w:uiPriority="39" w:semiHidden="1" w:unhideWhenUsed="1"/>
+    <w:lsdException w:name="toc 5" w:uiPriority="39" w:semiHidden="1" w:unhideWhenUsed="1"/>
+    <w:lsdException w:name="toc 6" w:uiPriority="39" w:semiHidden="1" w:unhideWhenUsed="1"/>
+    <w:lsdException w:name="toc 7" w:uiPriority="39" w:semiHidden="1" w:unhideWhenUsed="1"/>
+    <w:lsdException w:name="toc 8" w:uiPriority="39" w:semiHidden="1" w:unhideWhenUsed="1"/>
+    <w:lsdException w:name="toc 9" w:uiPriority="39" w:semiHidden="1" w:unhideWhenUsed="1"/>
     <w:lsdException w:name="Normal Indent" w:semiHidden="1" w:unhideWhenUsed="1"/>
     <w:lsdException w:name="footnote text" w:semiHidden="1" w:unhideWhenUsed="1"/>
     <w:lsdException w:name="annotation text" w:semiHidden="1" w:unhideWhenUsed="1"/>
     <w:lsdException w:name="header" w:semiHidden="1" w:unhideWhenUsed="1"/>
     <w:lsdException w:name="footer" w:semiHidden="1" w:unhideWhenUsed="1"/>
     <w:lsdException w:name="index heading" w:semiHidden="1" w:unhideWhenUsed="1"/>
-    <w:lsdException w:name="caption" w:semiHidden="1" w:uiPriority="35" w:unhideWhenUsed="1" w:qFormat="1"/>
+    <w:lsdException w:name="caption" w:uiPriority="35" w:semiHidden="1" w:unhideWhenUsed="1" w:qFormat="1"/>
     <w:lsdException w:name="table of figures" w:semiHidden="1" w:unhideWhenUsed="1"/>
     <w:lsdException w:name="envelope address" w:semiHidden="1" w:unhideWhenUsed="1"/>
     <w:lsdException w:name="envelope return" w:semiHidden="1" w:unhideWhenUsed="1"/>
@@ -13829,7 +13828,7 @@
     <w:lsdException w:name="Title" w:uiPriority="10" w:qFormat="1"/>
     <w:lsdException w:name="Closing" w:semiHidden="1" w:unhideWhenUsed="1"/>
     <w:lsdException w:name="Signature" w:semiHidden="1" w:unhideWhenUsed="1"/>
-    <w:lsdException w:name="Default Paragraph Font" w:semiHidden="1" w:uiPriority="1" w:unhideWhenUsed="1"/>
+    <w:lsdException w:name="Default Paragraph Font" w:uiPriority="1" w:semiHidden="1" w:unhideWhenUsed="1"/>
     <w:lsdException w:name="Body Text" w:semiHidden="1" w:unhideWhenUsed="1"/>
     <w:lsdException w:name="Body Text Indent" w:semiHidden="1" w:unhideWhenUsed="1"/>
     <w:lsdException w:name="List Continue" w:semiHidden="1" w:unhideWhenUsed="1"/>
@@ -14029,8 +14028,8 @@
     <w:lsdException w:name="Subtle Reference" w:uiPriority="31" w:qFormat="1"/>
     <w:lsdException w:name="Intense Reference" w:uiPriority="32" w:qFormat="1"/>
     <w:lsdException w:name="Book Title" w:uiPriority="33" w:qFormat="1"/>
-    <w:lsdException w:name="Bibliography" w:semiHidden="1" w:uiPriority="37" w:unhideWhenUsed="1"/>
-    <w:lsdException w:name="TOC Heading" w:semiHidden="1" w:uiPriority="39" w:unhideWhenUsed="1" w:qFormat="1"/>
+    <w:lsdException w:name="Bibliography" w:uiPriority="37" w:semiHidden="1" w:unhideWhenUsed="1"/>
+    <w:lsdException w:name="TOC Heading" w:uiPriority="39" w:semiHidden="1" w:unhideWhenUsed="1" w:qFormat="1"/>
     <w:lsdException w:name="Plain Table 1" w:uiPriority="41"/>
     <w:lsdException w:name="Plain Table 2" w:uiPriority="42"/>
     <w:lsdException w:name="Plain Table 3" w:uiPriority="43"/>
@@ -14141,7 +14140,7 @@
     <w:lsdException w:name="Unresolved Mention" w:semiHidden="1" w:unhideWhenUsed="1"/>
     <w:lsdException w:name="Smart Link" w:semiHidden="1" w:unhideWhenUsed="1"/>
   </w:latentStyles>
-  <w:style w:type="paragraph" w:default="1" w:styleId="Normal">
+  <w:style w:type="paragraph" w:styleId="Normal" w:default="1">
     <w:name w:val="Normal"/>
     <w:qFormat/>
   </w:style>
@@ -14229,13 +14228,13 @@
       <w:color w:val="1F4D78"/>
     </w:rPr>
   </w:style>
-  <w:style w:type="character" w:default="1" w:styleId="DefaultParagraphFont">
+  <w:style w:type="character" w:styleId="DefaultParagraphFont" w:default="1">
     <w:name w:val="Default Paragraph Font"/>
     <w:uiPriority w:val="1"/>
     <w:semiHidden/>
     <w:unhideWhenUsed/>
   </w:style>
-  <w:style w:type="table" w:default="1" w:styleId="TableNormal">
+  <w:style w:type="table" w:styleId="TableNormal" w:default="1">
     <w:name w:val="Normal Table"/>
     <w:uiPriority w:val="99"/>
     <w:semiHidden/>
@@ -14250,7 +14249,7 @@
       </w:tblCellMar>
     </w:tblPr>
   </w:style>
-  <w:style w:type="numbering" w:default="1" w:styleId="NoList">
+  <w:style w:type="numbering" w:styleId="NoList" w:default="1">
     <w:name w:val="No List"/>
     <w:uiPriority w:val="99"/>
     <w:semiHidden/>
@@ -14265,7 +14264,7 @@
       <w:szCs w:val="56"/>
     </w:rPr>
   </w:style>
-  <w:style w:type="paragraph" w:customStyle="1" w:styleId="Strong1">
+  <w:style w:type="paragraph" w:styleId="Strong1" w:customStyle="1">
     <w:name w:val="Strong1"/>
     <w:qFormat/>
     <w:rPr>
@@ -14306,7 +14305,7 @@
       <w:szCs w:val="20"/>
     </w:rPr>
   </w:style>
-  <w:style w:type="character" w:customStyle="1" w:styleId="FootnoteTextChar">
+  <w:style w:type="character" w:styleId="FootnoteTextChar" w:customStyle="1">
     <w:name w:val="Footnote Text Char"/>
     <w:link w:val="FootnoteText"/>
     <w:uiPriority w:val="99"/>
@@ -14337,7 +14336,7 @@
       <w:szCs w:val="20"/>
     </w:rPr>
   </w:style>
-  <w:style w:type="character" w:customStyle="1" w:styleId="EndnoteTextChar">
+  <w:style w:type="character" w:styleId="EndnoteTextChar" w:customStyle="1">
     <w:name w:val="Endnote Text Char"/>
     <w:link w:val="EndnoteText"/>
     <w:uiPriority w:val="99"/>
@@ -14363,7 +14362,7 @@
       </w:tabs>
     </w:pPr>
   </w:style>
-  <w:style w:type="character" w:customStyle="1" w:styleId="HeaderChar">
+  <w:style w:type="character" w:styleId="HeaderChar" w:customStyle="1">
     <w:name w:val="Header Char"/>
     <w:basedOn w:val="DefaultParagraphFont"/>
     <w:link w:val="Header"/>
@@ -14386,7 +14385,7 @@
       </w:tabs>
     </w:pPr>
   </w:style>
-  <w:style w:type="character" w:customStyle="1" w:styleId="FooterChar">
+  <w:style w:type="character" w:styleId="FooterChar" w:customStyle="1">
     <w:name w:val="Footer Char"/>
     <w:basedOn w:val="DefaultParagraphFont"/>
     <w:link w:val="Footer"/>
@@ -14413,12 +14412,12 @@
     <w:rsid w:val="00FB4123"/>
     <w:tblPr>
       <w:tblBorders>
-        <w:top w:val="single" w:sz="4" w:space="0" w:color="000000" w:themeColor="text1"/>
-        <w:left w:val="single" w:sz="4" w:space="0" w:color="000000" w:themeColor="text1"/>
-        <w:bottom w:val="single" w:sz="4" w:space="0" w:color="000000" w:themeColor="text1"/>
-        <w:right w:val="single" w:sz="4" w:space="0" w:color="000000" w:themeColor="text1"/>
-        <w:insideH w:val="single" w:sz="4" w:space="0" w:color="000000" w:themeColor="text1"/>
-        <w:insideV w:val="single" w:sz="4" w:space="0" w:color="000000" w:themeColor="text1"/>
+        <w:top w:val="single" w:color="000000" w:themeColor="text1" w:sz="4" w:space="0"/>
+        <w:left w:val="single" w:color="000000" w:themeColor="text1" w:sz="4" w:space="0"/>
+        <w:bottom w:val="single" w:color="000000" w:themeColor="text1" w:sz="4" w:space="0"/>
+        <w:right w:val="single" w:color="000000" w:themeColor="text1" w:sz="4" w:space="0"/>
+        <w:insideH w:val="single" w:color="000000" w:themeColor="text1" w:sz="4" w:space="0"/>
+        <w:insideV w:val="single" w:color="000000" w:themeColor="text1" w:sz="4" w:space="0"/>
       </w:tblBorders>
     </w:tblPr>
   </w:style>
@@ -14426,7 +14425,7 @@
 </file>
 
 <file path=word/theme/theme1.xml><?xml version="1.0" encoding="utf-8"?>
-<a:theme xmlns:a="http://schemas.openxmlformats.org/drawingml/2006/main" name="Office Theme">
+<a:theme xmlns:a="http://schemas.openxmlformats.org/drawingml/2006/main" xmlns:thm15="http://schemas.microsoft.com/office/thememl/2012/main" name="Office Theme">
   <a:themeElements>
     <a:clrScheme name="Office">
       <a:dk1>

--- a/P1_Template_Draft.docx
+++ b/P1_Template_Draft.docx
@@ -1,6 +1,6 @@
 
 <file path=word/document.xml><?xml version="1.0" encoding="utf-8"?>
-<w:document xmlns:wpc="http://schemas.microsoft.com/office/word/2010/wordprocessingCanvas" xmlns:cx="http://schemas.microsoft.com/office/drawing/2014/chartex" xmlns:cx1="http://schemas.microsoft.com/office/drawing/2015/9/8/chartex" xmlns:cx2="http://schemas.microsoft.com/office/drawing/2015/10/21/chartex" xmlns:cx3="http://schemas.microsoft.com/office/drawing/2016/5/9/chartex" xmlns:cx4="http://schemas.microsoft.com/office/drawing/2016/5/10/chartex" xmlns:cx5="http://schemas.microsoft.com/office/drawing/2016/5/11/chartex" xmlns:cx6="http://schemas.microsoft.com/office/drawing/2016/5/12/chartex" xmlns:cx7="http://schemas.microsoft.com/office/drawing/2016/5/13/chartex" xmlns:cx8="http://schemas.microsoft.com/office/drawing/2016/5/14/chartex" xmlns:mc="http://schemas.openxmlformats.org/markup-compatibility/2006" xmlns:aink="http://schemas.microsoft.com/office/drawing/2016/ink" xmlns:am3d="http://schemas.microsoft.com/office/drawing/2017/model3d" xmlns:o="urn:schemas-microsoft-com:office:office" xmlns:oel="http://schemas.microsoft.com/office/2019/extlst" xmlns:r="http://schemas.openxmlformats.org/officeDocument/2006/relationships" xmlns:m="http://schemas.openxmlformats.org/officeDocument/2006/math" xmlns:v="urn:schemas-microsoft-com:vml" xmlns:wp14="http://schemas.microsoft.com/office/word/2010/wordprocessingDrawing" xmlns:wp="http://schemas.openxmlformats.org/drawingml/2006/wordprocessingDrawing" xmlns:w10="urn:schemas-microsoft-com:office:word" xmlns:w="http://schemas.openxmlformats.org/wordprocessingml/2006/main" xmlns:w14="http://schemas.microsoft.com/office/word/2010/wordml" xmlns:w15="http://schemas.microsoft.com/office/word/2012/wordml" xmlns:w16cex="http://schemas.microsoft.com/office/word/2018/wordml/cex" xmlns:w16cid="http://schemas.microsoft.com/office/word/2016/wordml/cid" xmlns:w16="http://schemas.microsoft.com/office/word/2018/wordml" xmlns:w16du="http://schemas.microsoft.com/office/word/2023/wordml/word16du" xmlns:w16sdtdh="http://schemas.microsoft.com/office/word/2020/wordml/sdtdatahash" xmlns:w16sdtfl="http://schemas.microsoft.com/office/word/2024/wordml/sdtformatlock" xmlns:w16se="http://schemas.microsoft.com/office/word/2015/wordml/symex" xmlns:wpg="http://schemas.microsoft.com/office/word/2010/wordprocessingGroup" xmlns:wpi="http://schemas.microsoft.com/office/word/2010/wordprocessingInk" xmlns:wne="http://schemas.microsoft.com/office/word/2006/wordml" xmlns:wps="http://schemas.microsoft.com/office/word/2010/wordprocessingShape" xmlns:a="http://schemas.openxmlformats.org/drawingml/2006/main" xmlns:pic="http://schemas.openxmlformats.org/drawingml/2006/picture" xmlns:a14="http://schemas.microsoft.com/office/drawing/2010/main" mc:Ignorable="w14 w15 w16se w16cid w16 w16cex w16sdtdh w16sdtfl w16du wp14">
+<w:document xmlns:wpc="http://schemas.microsoft.com/office/word/2010/wordprocessingCanvas" xmlns:cx="http://schemas.microsoft.com/office/drawing/2014/chartex" xmlns:cx1="http://schemas.microsoft.com/office/drawing/2015/9/8/chartex" xmlns:cx2="http://schemas.microsoft.com/office/drawing/2015/10/21/chartex" xmlns:cx3="http://schemas.microsoft.com/office/drawing/2016/5/9/chartex" xmlns:cx4="http://schemas.microsoft.com/office/drawing/2016/5/10/chartex" xmlns:cx5="http://schemas.microsoft.com/office/drawing/2016/5/11/chartex" xmlns:cx6="http://schemas.microsoft.com/office/drawing/2016/5/12/chartex" xmlns:cx7="http://schemas.microsoft.com/office/drawing/2016/5/13/chartex" xmlns:cx8="http://schemas.microsoft.com/office/drawing/2016/5/14/chartex" xmlns:mc="http://schemas.openxmlformats.org/markup-compatibility/2006" xmlns:aink="http://schemas.microsoft.com/office/drawing/2016/ink" xmlns:am3d="http://schemas.microsoft.com/office/drawing/2017/model3d" xmlns:o="urn:schemas-microsoft-com:office:office" xmlns:oel="http://schemas.microsoft.com/office/2019/extlst" xmlns:r="http://schemas.openxmlformats.org/officeDocument/2006/relationships" xmlns:m="http://schemas.openxmlformats.org/officeDocument/2006/math" xmlns:v="urn:schemas-microsoft-com:vml" xmlns:wp14="http://schemas.microsoft.com/office/word/2010/wordprocessingDrawing" xmlns:wp="http://schemas.openxmlformats.org/drawingml/2006/wordprocessingDrawing" xmlns:w10="urn:schemas-microsoft-com:office:word" xmlns:w="http://schemas.openxmlformats.org/wordprocessingml/2006/main" xmlns:w14="http://schemas.microsoft.com/office/word/2010/wordml" xmlns:w15="http://schemas.microsoft.com/office/word/2012/wordml" xmlns:w16cex="http://schemas.microsoft.com/office/word/2018/wordml/cex" xmlns:w16cid="http://schemas.microsoft.com/office/word/2016/wordml/cid" xmlns:w16="http://schemas.microsoft.com/office/word/2018/wordml" xmlns:w16du="http://schemas.microsoft.com/office/word/2023/wordml/word16du" xmlns:w16sdtdh="http://schemas.microsoft.com/office/word/2020/wordml/sdtdatahash" xmlns:w16sdtfl="http://schemas.microsoft.com/office/word/2024/wordml/sdtformatlock" xmlns:w16se="http://schemas.microsoft.com/office/word/2015/wordml/symex" xmlns:wpg="http://schemas.microsoft.com/office/word/2010/wordprocessingGroup" xmlns:wpi="http://schemas.microsoft.com/office/word/2010/wordprocessingInk" xmlns:wne="http://schemas.microsoft.com/office/word/2006/wordml" xmlns:wps="http://schemas.microsoft.com/office/word/2010/wordprocessingShape" mc:Ignorable="w14 w15 w16se w16cid w16 w16cex w16sdtdh w16sdtfl w16du wp14">
   <w:body>
     <w:p>
       <w:pPr>
@@ -17,7 +17,7 @@
         </w:rPr>
         <w:t xml:space="preserve">CE / CS / SE </w:t>
       </w:r>
-      <w:bookmarkStart w:name="_Int_Axartesy" w:id="0"/>
+      <w:bookmarkStart w:id="0" w:name="_Int_Axartesy"/>
       <w:r>
         <w:rPr>
           <w:b/>
@@ -41,7 +41,7 @@
         </w:rPr>
         <w:t xml:space="preserve">  SOFTWARE </w:t>
       </w:r>
-      <w:bookmarkStart w:name="_Int_T76e7iOF" w:id="1"/>
+      <w:bookmarkStart w:id="1" w:name="_Int_T76e7iOF"/>
       <w:r>
         <w:rPr>
           <w:b/>
@@ -72,7 +72,7 @@
       </w:pPr>
       <w:r>
         <w:rPr>
-          <w:rFonts w:ascii="Cambria" w:hAnsi="Cambria" w:eastAsia="Cambria" w:cs="Cambria"/>
+          <w:rFonts w:ascii="Cambria" w:eastAsia="Cambria" w:hAnsi="Cambria" w:cs="Cambria"/>
           <w:b/>
           <w:bCs/>
           <w:color w:val="16324F"/>
@@ -88,7 +88,7 @@
       </w:pPr>
       <w:r>
         <w:rPr>
-          <w:rFonts w:ascii="Cambria" w:hAnsi="Cambria" w:eastAsia="Cambria" w:cs="Cambria"/>
+          <w:rFonts w:ascii="Cambria" w:eastAsia="Cambria" w:hAnsi="Cambria" w:cs="Cambria"/>
           <w:b/>
           <w:bCs/>
           <w:color w:val="16324F"/>
@@ -110,7 +110,7 @@
         </w:rPr>
         <w:t>Weight 4</w:t>
       </w:r>
-      <w:bookmarkStart w:name="_Int_c6I3QWNn" w:id="2"/>
+      <w:bookmarkStart w:id="2" w:name="_Int_c6I3QWNn"/>
       <w:r>
         <w:rPr>
           <w:color w:val="5A6472"/>
@@ -128,7 +128,7 @@
         </w:rPr>
         <w:t xml:space="preserve">  Due Sunday 18 October 2026, 11:59 PM </w:t>
       </w:r>
-      <w:bookmarkStart w:name="_Int_2UYOr9VY" w:id="3"/>
+      <w:bookmarkStart w:id="3" w:name="_Int_2UYOr9VY"/>
       <w:r>
         <w:rPr>
           <w:color w:val="5A6472"/>
@@ -151,12 +151,12 @@
       <w:tblPr>
         <w:tblW w:w="10858" w:type="dxa"/>
         <w:tblBorders>
-          <w:top w:val="single" w:color="C6CDD8" w:sz="3" w:space="0"/>
-          <w:left w:val="single" w:color="C6CDD8" w:sz="3" w:space="0"/>
-          <w:bottom w:val="single" w:color="C6CDD8" w:sz="3" w:space="0"/>
-          <w:right w:val="single" w:color="C6CDD8" w:sz="3" w:space="0"/>
-          <w:insideH w:val="single" w:color="C6CDD8" w:sz="3" w:space="0"/>
-          <w:insideV w:val="single" w:color="C6CDD8" w:sz="3" w:space="0"/>
+          <w:top w:val="single" w:sz="3" w:space="0" w:color="C6CDD8"/>
+          <w:left w:val="single" w:sz="3" w:space="0" w:color="C6CDD8"/>
+          <w:bottom w:val="single" w:sz="3" w:space="0" w:color="C6CDD8"/>
+          <w:right w:val="single" w:sz="3" w:space="0" w:color="C6CDD8"/>
+          <w:insideH w:val="single" w:sz="3" w:space="0" w:color="C6CDD8"/>
+          <w:insideV w:val="single" w:sz="3" w:space="0" w:color="C6CDD8"/>
         </w:tblBorders>
         <w:tblLayout w:type="fixed"/>
         <w:tblCellMar>
@@ -396,7 +396,7 @@
             </w:tcMar>
           </w:tcPr>
           <w:p>
-            <w:hyperlink r:id="rId7">
+            <w:hyperlink r:id="rId10">
               <w:r>
                 <w:rPr>
                   <w:rStyle w:val="Hyperlink"/>
@@ -456,7 +456,15 @@
                 <w:sz w:val="18"/>
                 <w:szCs w:val="18"/>
               </w:rPr>
-              <w:t>1.0</w:t>
+              <w:t>1.</w:t>
+            </w:r>
+            <w:r>
+              <w:rPr>
+                <w:color w:val="1A1A1A"/>
+                <w:sz w:val="18"/>
+                <w:szCs w:val="18"/>
+              </w:rPr>
+              <w:t>0</w:t>
             </w:r>
           </w:p>
         </w:tc>
@@ -503,7 +511,6 @@
     </w:tbl>
     <w:p>
       <w:pPr>
-        <w:pStyle w:val="Normal"/>
         <w:spacing w:line="260" w:lineRule="auto"/>
       </w:pPr>
     </w:p>
@@ -522,13 +529,13 @@
       <w:pPr>
         <w:keepNext/>
         <w:pBdr>
-          <w:bottom w:val="single" w:color="16324F" w:sz="8" w:space="0"/>
+          <w:bottom w:val="single" w:sz="8" w:space="0" w:color="16324F"/>
         </w:pBdr>
         <w:spacing w:before="300" w:after="100" w:line="260" w:lineRule="auto"/>
       </w:pPr>
       <w:r>
         <w:rPr>
-          <w:rFonts w:ascii="Cambria" w:hAnsi="Cambria" w:eastAsia="Cambria" w:cs="Cambria"/>
+          <w:rFonts w:ascii="Cambria" w:eastAsia="Cambria" w:hAnsi="Cambria" w:cs="Cambria"/>
           <w:b/>
           <w:bCs/>
           <w:color w:val="2F5D8A"/>
@@ -539,7 +546,7 @@
       </w:r>
       <w:r>
         <w:rPr>
-          <w:rFonts w:ascii="Cambria" w:hAnsi="Cambria" w:eastAsia="Cambria" w:cs="Cambria"/>
+          <w:rFonts w:ascii="Cambria" w:eastAsia="Cambria" w:hAnsi="Cambria" w:cs="Cambria"/>
           <w:b/>
           <w:bCs/>
           <w:color w:val="16324F"/>
@@ -564,12 +571,12 @@
       <w:tblPr>
         <w:tblW w:w="10858" w:type="dxa"/>
         <w:tblBorders>
-          <w:top w:val="single" w:color="C6CDD8" w:sz="3" w:space="0"/>
-          <w:left w:val="single" w:color="C6CDD8" w:sz="3" w:space="0"/>
-          <w:bottom w:val="single" w:color="C6CDD8" w:sz="3" w:space="0"/>
-          <w:right w:val="single" w:color="C6CDD8" w:sz="3" w:space="0"/>
-          <w:insideH w:val="single" w:color="C6CDD8" w:sz="3" w:space="0"/>
-          <w:insideV w:val="single" w:color="C6CDD8" w:sz="3" w:space="0"/>
+          <w:top w:val="single" w:sz="3" w:space="0" w:color="C6CDD8"/>
+          <w:left w:val="single" w:sz="3" w:space="0" w:color="C6CDD8"/>
+          <w:bottom w:val="single" w:sz="3" w:space="0" w:color="C6CDD8"/>
+          <w:right w:val="single" w:sz="3" w:space="0" w:color="C6CDD8"/>
+          <w:insideH w:val="single" w:sz="3" w:space="0" w:color="C6CDD8"/>
+          <w:insideV w:val="single" w:sz="3" w:space="0" w:color="C6CDD8"/>
         </w:tblBorders>
         <w:tblLayout w:type="fixed"/>
         <w:tblCellMar>
@@ -1177,9 +1184,6 @@
             </w:tcMar>
           </w:tcPr>
           <w:p>
-            <w:pPr>
-              <w:pStyle w:val="Normal"/>
-            </w:pPr>
             <w:r>
               <w:rPr>
                 <w:sz w:val="18"/>
@@ -1200,9 +1204,6 @@
             </w:tcMar>
           </w:tcPr>
           <w:p>
-            <w:pPr>
-              <w:pStyle w:val="Normal"/>
-            </w:pPr>
             <w:r>
               <w:rPr>
                 <w:sz w:val="18"/>
@@ -1223,9 +1224,6 @@
             </w:tcMar>
           </w:tcPr>
           <w:p>
-            <w:pPr>
-              <w:pStyle w:val="Normal"/>
-            </w:pPr>
             <w:r>
               <w:rPr>
                 <w:sz w:val="18"/>
@@ -1247,7 +1245,6 @@
           </w:tcPr>
           <w:p>
             <w:pPr>
-              <w:pStyle w:val="Normal"/>
               <w:spacing w:line="259" w:lineRule="auto"/>
             </w:pPr>
             <w:r>
@@ -1296,12 +1293,12 @@
       <w:tblPr>
         <w:tblW w:w="10858" w:type="dxa"/>
         <w:tblBorders>
-          <w:top w:val="single" w:color="C6CDD8" w:sz="3" w:space="0"/>
-          <w:left w:val="single" w:color="C6CDD8" w:sz="3" w:space="0"/>
-          <w:bottom w:val="single" w:color="C6CDD8" w:sz="3" w:space="0"/>
-          <w:right w:val="single" w:color="C6CDD8" w:sz="3" w:space="0"/>
-          <w:insideH w:val="single" w:color="C6CDD8" w:sz="3" w:space="0"/>
-          <w:insideV w:val="single" w:color="C6CDD8" w:sz="3" w:space="0"/>
+          <w:top w:val="single" w:sz="3" w:space="0" w:color="C6CDD8"/>
+          <w:left w:val="single" w:sz="3" w:space="0" w:color="C6CDD8"/>
+          <w:bottom w:val="single" w:sz="3" w:space="0" w:color="C6CDD8"/>
+          <w:right w:val="single" w:sz="3" w:space="0" w:color="C6CDD8"/>
+          <w:insideH w:val="single" w:sz="3" w:space="0" w:color="C6CDD8"/>
+          <w:insideV w:val="single" w:sz="3" w:space="0" w:color="C6CDD8"/>
         </w:tblBorders>
         <w:tblLayout w:type="fixed"/>
         <w:tblCellMar>
@@ -1460,7 +1457,7 @@
             </w:tcMar>
           </w:tcPr>
           <w:p>
-            <w:hyperlink r:id="rId8">
+            <w:hyperlink r:id="rId11">
               <w:r>
                 <w:rPr>
                   <w:rStyle w:val="Hyperlink"/>
@@ -1555,51 +1552,19 @@
             </w:tcMar>
           </w:tcPr>
           <w:p>
-            <w:pPr>
-              <w:pStyle w:val="Normal"/>
-              <w:rPr>
-                <w:rFonts w:ascii="Calibri" w:hAnsi="Calibri" w:eastAsia="Calibri" w:cs="Calibri"/>
-                <w:b w:val="0"/>
-                <w:bCs w:val="0"/>
-                <w:i w:val="0"/>
-                <w:iCs w:val="0"/>
-                <w:caps w:val="0"/>
-                <w:smallCaps w:val="0"/>
-                <w:noProof w:val="0"/>
-                <w:sz w:val="21"/>
-                <w:szCs w:val="21"/>
-                <w:lang w:val="en-US"/>
-              </w:rPr>
-            </w:pPr>
-            <w:hyperlink r:id="R3a4286057f34443c">
+            <w:hyperlink r:id="rId12">
               <w:r>
                 <w:rPr>
                   <w:rStyle w:val="Hyperlink"/>
-                  <w:rFonts w:ascii="Calibri" w:hAnsi="Calibri" w:eastAsia="Calibri" w:cs="Calibri"/>
-                  <w:b w:val="0"/>
-                  <w:bCs w:val="0"/>
-                  <w:i w:val="0"/>
-                  <w:iCs w:val="0"/>
-                  <w:caps w:val="0"/>
-                  <w:smallCaps w:val="0"/>
-                  <w:noProof w:val="0"/>
-                  <w:sz w:val="21"/>
-                  <w:szCs w:val="21"/>
-                  <w:lang w:val="en-US"/>
                 </w:rPr>
                 <w:t>Initial upload, Part 1</w:t>
               </w:r>
             </w:hyperlink>
-            <w:hyperlink r:id="R4eac1e52984a44d2">
+            <w:hyperlink r:id="rId13">
               <w:r>
-                <w:rPr/>
-                <w:t xml:space="preserve"> </w:t>
+                <w:t xml:space="preserve"> · </w:t>
               </w:r>
-              <w:r>
-                <w:rPr/>
-                <w:t xml:space="preserve">· </w:t>
-              </w:r>
-              <w:hyperlink r:id="R4095f581daf4417d">
+              <w:hyperlink r:id="rId14">
                 <w:r>
                   <w:rPr>
                     <w:rStyle w:val="Hyperlink"/>
@@ -1608,10 +1573,9 @@
                 </w:r>
               </w:hyperlink>
               <w:r>
-                <w:rPr/>
                 <w:t xml:space="preserve"> · </w:t>
               </w:r>
-              <w:hyperlink r:id="Rba92cdc51b4f4ae8">
+              <w:hyperlink r:id="rId15">
                 <w:r>
                   <w:rPr>
                     <w:rStyle w:val="Hyperlink"/>
@@ -1622,18 +1586,10 @@
             </w:hyperlink>
             <w:r>
               <w:rPr>
-                <w:rFonts w:ascii="Segoe UI" w:hAnsi="Segoe UI" w:eastAsia="Segoe UI" w:cs="Segoe UI"/>
-                <w:b w:val="0"/>
-                <w:bCs w:val="0"/>
-                <w:i w:val="0"/>
-                <w:iCs w:val="0"/>
-                <w:caps w:val="0"/>
-                <w:smallCaps w:val="0"/>
-                <w:noProof w:val="0"/>
-                <w:color w:val="000000" w:themeColor="text1" w:themeTint="FF" w:themeShade="FF"/>
-                <w:sz w:val="18"/>
-                <w:szCs w:val="18"/>
-                <w:lang w:val="en-US"/>
+                <w:rFonts w:ascii="Segoe UI" w:eastAsia="Segoe UI" w:hAnsi="Segoe UI" w:cs="Segoe UI"/>
+                <w:color w:val="000000" w:themeColor="text1"/>
+                <w:sz w:val="18"/>
+                <w:szCs w:val="18"/>
               </w:rPr>
               <w:t xml:space="preserve"> </w:t>
             </w:r>
@@ -1669,7 +1625,6 @@
           </w:tcPr>
           <w:p>
             <w:r>
-              <w:rPr/>
               <w:t>Worked on section 2.1 and section 3.4</w:t>
             </w:r>
           </w:p>
@@ -1685,10 +1640,7 @@
             </w:tcMar>
           </w:tcPr>
           <w:p>
-            <w:pPr>
-              <w:pStyle w:val="Normal"/>
-            </w:pPr>
-            <w:hyperlink r:id="Rd31fe4871186459e">
+            <w:hyperlink r:id="rId16">
               <w:r>
                 <w:rPr>
                   <w:rStyle w:val="Hyperlink"/>
@@ -1733,7 +1685,7 @@
             <w:r>
               <w:t xml:space="preserve">part 2 product </w:t>
             </w:r>
-            <w:bookmarkStart w:name="_Int_k8o3kjre" w:id="4"/>
+            <w:bookmarkStart w:id="4" w:name="_Int_k8o3kjre"/>
             <w:r>
               <w:t>perspective(</w:t>
             </w:r>
@@ -1759,7 +1711,7 @@
             <w:r>
               <w:t xml:space="preserve"> and initial use </w:t>
             </w:r>
-            <w:bookmarkStart w:name="_Int_0ekLGNH8" w:id="5"/>
+            <w:bookmarkStart w:id="5" w:name="_Int_0ekLGNH8"/>
             <w:r>
               <w:t>case</w:t>
             </w:r>
@@ -1788,7 +1740,7 @@
             <w:r>
               <w:t xml:space="preserve"> and part 4 </w:t>
             </w:r>
-            <w:bookmarkStart w:name="_Int_U8z4w0Fv" w:id="6"/>
+            <w:bookmarkStart w:id="6" w:name="_Int_U8z4w0Fv"/>
             <w:r>
               <w:t>risks</w:t>
             </w:r>
@@ -1815,7 +1767,7 @@
             </w:tcMar>
           </w:tcPr>
           <w:p>
-            <w:hyperlink r:id="rId13">
+            <w:hyperlink r:id="rId17">
               <w:r>
                 <w:rPr>
                   <w:rStyle w:val="Hyperlink"/>
@@ -1826,7 +1778,7 @@
             <w:r>
               <w:t xml:space="preserve"> </w:t>
             </w:r>
-            <w:hyperlink r:id="rId14">
+            <w:hyperlink r:id="rId18">
               <w:r>
                 <w:rPr>
                   <w:rStyle w:val="Hyperlink"/>
@@ -1837,7 +1789,7 @@
             <w:r>
               <w:t xml:space="preserve"> </w:t>
             </w:r>
-            <w:hyperlink r:id="rId15">
+            <w:hyperlink r:id="rId19">
               <w:r>
                 <w:rPr>
                   <w:rStyle w:val="Hyperlink"/>
@@ -1848,7 +1800,7 @@
             <w:r>
               <w:t xml:space="preserve"> </w:t>
             </w:r>
-            <w:hyperlink r:id="rId16">
+            <w:hyperlink r:id="rId20">
               <w:r>
                 <w:rPr>
                   <w:rStyle w:val="Hyperlink"/>
@@ -1906,7 +1858,7 @@
             </w:tcMar>
           </w:tcPr>
           <w:p>
-            <w:hyperlink r:id="rId17">
+            <w:hyperlink r:id="rId21">
               <w:r>
                 <w:rPr>
                   <w:rStyle w:val="Hyperlink"/>
@@ -1917,7 +1869,7 @@
             <w:r>
               <w:t xml:space="preserve"> · </w:t>
             </w:r>
-            <w:hyperlink r:id="rId18">
+            <w:hyperlink r:id="rId22">
               <w:r>
                 <w:rPr>
                   <w:rStyle w:val="Hyperlink"/>
@@ -1987,7 +1939,7 @@
             </w:tcMar>
           </w:tcPr>
           <w:p>
-            <w:hyperlink r:id="R69973e91ddbb4838">
+            <w:hyperlink r:id="rId23">
               <w:r>
                 <w:rPr>
                   <w:rStyle w:val="Hyperlink"/>
@@ -2009,13 +1961,13 @@
       <w:pPr>
         <w:keepNext/>
         <w:pBdr>
-          <w:bottom w:val="single" w:color="16324F" w:sz="8" w:space="0"/>
+          <w:bottom w:val="single" w:sz="8" w:space="0" w:color="16324F"/>
         </w:pBdr>
         <w:spacing w:before="300" w:after="100" w:line="260" w:lineRule="auto"/>
       </w:pPr>
       <w:r>
         <w:rPr>
-          <w:rFonts w:ascii="Cambria" w:hAnsi="Cambria" w:eastAsia="Cambria" w:cs="Cambria"/>
+          <w:rFonts w:ascii="Cambria" w:eastAsia="Cambria" w:hAnsi="Cambria" w:cs="Cambria"/>
           <w:b/>
           <w:bCs/>
           <w:color w:val="2F5D8A"/>
@@ -2026,7 +1978,7 @@
       </w:r>
       <w:r>
         <w:rPr>
-          <w:rFonts w:ascii="Cambria" w:hAnsi="Cambria" w:eastAsia="Cambria" w:cs="Cambria"/>
+          <w:rFonts w:ascii="Cambria" w:eastAsia="Cambria" w:hAnsi="Cambria" w:cs="Cambria"/>
           <w:b/>
           <w:bCs/>
           <w:color w:val="16324F"/>
@@ -2066,12 +2018,12 @@
       <w:tblPr>
         <w:tblW w:w="10858" w:type="dxa"/>
         <w:tblBorders>
-          <w:top w:val="single" w:color="C6CDD8" w:sz="3" w:space="0"/>
-          <w:left w:val="single" w:color="C6CDD8" w:sz="3" w:space="0"/>
-          <w:bottom w:val="single" w:color="C6CDD8" w:sz="3" w:space="0"/>
-          <w:right w:val="single" w:color="C6CDD8" w:sz="3" w:space="0"/>
-          <w:insideH w:val="single" w:color="C6CDD8" w:sz="3" w:space="0"/>
-          <w:insideV w:val="single" w:color="C6CDD8" w:sz="3" w:space="0"/>
+          <w:top w:val="single" w:sz="3" w:space="0" w:color="C6CDD8"/>
+          <w:left w:val="single" w:sz="3" w:space="0" w:color="C6CDD8"/>
+          <w:bottom w:val="single" w:sz="3" w:space="0" w:color="C6CDD8"/>
+          <w:right w:val="single" w:sz="3" w:space="0" w:color="C6CDD8"/>
+          <w:insideH w:val="single" w:sz="3" w:space="0" w:color="C6CDD8"/>
+          <w:insideV w:val="single" w:sz="3" w:space="0" w:color="C6CDD8"/>
         </w:tblBorders>
         <w:tblLayout w:type="fixed"/>
         <w:tblCellMar>
@@ -2145,6 +2097,7 @@
               <w:spacing w:after="60" w:line="260" w:lineRule="auto"/>
             </w:pPr>
             <w:r>
+              <w:lastRenderedPageBreak/>
               <w:t>The Study Room Reservation System is going to give students a convenient way to find available study rooms on campus and reserve them for individual or group study.</w:t>
             </w:r>
             <w:r>
@@ -2195,12 +2148,12 @@
       <w:tblPr>
         <w:tblW w:w="10858" w:type="dxa"/>
         <w:tblBorders>
-          <w:top w:val="single" w:color="C6CDD8" w:sz="3" w:space="0"/>
-          <w:left w:val="single" w:color="C6CDD8" w:sz="3" w:space="0"/>
-          <w:bottom w:val="single" w:color="C6CDD8" w:sz="3" w:space="0"/>
-          <w:right w:val="single" w:color="C6CDD8" w:sz="3" w:space="0"/>
-          <w:insideH w:val="single" w:color="C6CDD8" w:sz="3" w:space="0"/>
-          <w:insideV w:val="single" w:color="C6CDD8" w:sz="3" w:space="0"/>
+          <w:top w:val="single" w:sz="3" w:space="0" w:color="C6CDD8"/>
+          <w:left w:val="single" w:sz="3" w:space="0" w:color="C6CDD8"/>
+          <w:bottom w:val="single" w:sz="3" w:space="0" w:color="C6CDD8"/>
+          <w:right w:val="single" w:sz="3" w:space="0" w:color="C6CDD8"/>
+          <w:insideH w:val="single" w:sz="3" w:space="0" w:color="C6CDD8"/>
+          <w:insideV w:val="single" w:sz="3" w:space="0" w:color="C6CDD8"/>
         </w:tblBorders>
         <w:tblLayout w:type="fixed"/>
         <w:tblCellMar>
@@ -2525,24 +2478,13 @@
           </w:tcPr>
           <w:p>
             <w:r>
-              <w:rPr/>
-              <w:t xml:space="preserve">Send email notifications </w:t>
-            </w:r>
-            <w:r>
-              <w:rPr/>
-              <w:t>regarding</w:t>
-            </w:r>
-            <w:r>
-              <w:rPr/>
-              <w:t xml:space="preserve"> </w:t>
-            </w:r>
-            <w:r>
-              <w:rPr/>
-              <w:t>the status</w:t>
-            </w:r>
-            <w:r>
-              <w:rPr/>
-              <w:t xml:space="preserve"> of the room reservation (confirmation/cancellation).</w:t>
+              <w:t xml:space="preserve">Send email notifications regarding </w:t>
+            </w:r>
+            <w:r>
+              <w:t xml:space="preserve">the </w:t>
+            </w:r>
+            <w:r>
+              <w:t>status of the room reservation (confirmation/cancellation).</w:t>
             </w:r>
           </w:p>
         </w:tc>
@@ -2582,12 +2524,12 @@
       <w:tblPr>
         <w:tblW w:w="10858" w:type="dxa"/>
         <w:tblBorders>
-          <w:top w:val="single" w:color="C6CDD8" w:sz="3" w:space="0"/>
-          <w:left w:val="single" w:color="C6CDD8" w:sz="3" w:space="0"/>
-          <w:bottom w:val="single" w:color="C6CDD8" w:sz="3" w:space="0"/>
-          <w:right w:val="single" w:color="C6CDD8" w:sz="3" w:space="0"/>
-          <w:insideH w:val="single" w:color="C6CDD8" w:sz="3" w:space="0"/>
-          <w:insideV w:val="single" w:color="C6CDD8" w:sz="3" w:space="0"/>
+          <w:top w:val="single" w:sz="3" w:space="0" w:color="C6CDD8"/>
+          <w:left w:val="single" w:sz="3" w:space="0" w:color="C6CDD8"/>
+          <w:bottom w:val="single" w:sz="3" w:space="0" w:color="C6CDD8"/>
+          <w:right w:val="single" w:sz="3" w:space="0" w:color="C6CDD8"/>
+          <w:insideH w:val="single" w:sz="3" w:space="0" w:color="C6CDD8"/>
+          <w:insideV w:val="single" w:sz="3" w:space="0" w:color="C6CDD8"/>
         </w:tblBorders>
         <w:tblLayout w:type="fixed"/>
         <w:tblCellMar>
@@ -2683,12 +2625,12 @@
       <w:tblPr>
         <w:tblW w:w="10858" w:type="dxa"/>
         <w:tblBorders>
-          <w:top w:val="single" w:color="C6CDD8" w:sz="3" w:space="0"/>
-          <w:left w:val="single" w:color="C6CDD8" w:sz="3" w:space="0"/>
-          <w:bottom w:val="single" w:color="C6CDD8" w:sz="3" w:space="0"/>
-          <w:right w:val="single" w:color="C6CDD8" w:sz="3" w:space="0"/>
-          <w:insideH w:val="single" w:color="C6CDD8" w:sz="3" w:space="0"/>
-          <w:insideV w:val="single" w:color="C6CDD8" w:sz="3" w:space="0"/>
+          <w:top w:val="single" w:sz="3" w:space="0" w:color="C6CDD8"/>
+          <w:left w:val="single" w:sz="3" w:space="0" w:color="C6CDD8"/>
+          <w:bottom w:val="single" w:sz="3" w:space="0" w:color="C6CDD8"/>
+          <w:right w:val="single" w:sz="3" w:space="0" w:color="C6CDD8"/>
+          <w:insideH w:val="single" w:sz="3" w:space="0" w:color="C6CDD8"/>
+          <w:insideV w:val="single" w:sz="3" w:space="0" w:color="C6CDD8"/>
         </w:tblBorders>
         <w:tblLayout w:type="fixed"/>
         <w:tblCellMar>
@@ -2978,12 +2920,12 @@
       <w:tblPr>
         <w:tblW w:w="10858" w:type="dxa"/>
         <w:tblBorders>
-          <w:top w:val="single" w:color="C6CDD8" w:sz="3" w:space="0"/>
-          <w:left w:val="single" w:color="C6CDD8" w:sz="3" w:space="0"/>
-          <w:bottom w:val="single" w:color="C6CDD8" w:sz="3" w:space="0"/>
-          <w:right w:val="single" w:color="C6CDD8" w:sz="3" w:space="0"/>
-          <w:insideH w:val="single" w:color="C6CDD8" w:sz="3" w:space="0"/>
-          <w:insideV w:val="single" w:color="C6CDD8" w:sz="3" w:space="0"/>
+          <w:top w:val="single" w:sz="3" w:space="0" w:color="C6CDD8"/>
+          <w:left w:val="single" w:sz="3" w:space="0" w:color="C6CDD8"/>
+          <w:bottom w:val="single" w:sz="3" w:space="0" w:color="C6CDD8"/>
+          <w:right w:val="single" w:sz="3" w:space="0" w:color="C6CDD8"/>
+          <w:insideH w:val="single" w:sz="3" w:space="0" w:color="C6CDD8"/>
+          <w:insideV w:val="single" w:sz="3" w:space="0" w:color="C6CDD8"/>
         </w:tblBorders>
         <w:tblLayout w:type="fixed"/>
         <w:tblCellMar>
@@ -3024,7 +2966,7 @@
             <w:r>
               <w:t xml:space="preserve">UTD library policies; </w:t>
             </w:r>
-            <w:hyperlink r:id="rId19">
+            <w:hyperlink r:id="rId24">
               <w:r>
                 <w:rPr>
                   <w:rStyle w:val="Hyperlink"/>
@@ -3046,7 +2988,7 @@
             <w:r>
               <w:t xml:space="preserve">; </w:t>
             </w:r>
-            <w:hyperlink r:id="rId20">
+            <w:hyperlink r:id="rId25">
               <w:r>
                 <w:rPr>
                   <w:rStyle w:val="Hyperlink"/>
@@ -3070,13 +3012,13 @@
       <w:pPr>
         <w:keepNext/>
         <w:pBdr>
-          <w:bottom w:val="single" w:color="16324F" w:sz="8" w:space="0"/>
+          <w:bottom w:val="single" w:sz="8" w:space="0" w:color="16324F"/>
         </w:pBdr>
         <w:spacing w:before="300" w:after="100" w:line="260" w:lineRule="auto"/>
       </w:pPr>
       <w:r>
         <w:rPr>
-          <w:rFonts w:ascii="Cambria" w:hAnsi="Cambria" w:eastAsia="Cambria" w:cs="Cambria"/>
+          <w:rFonts w:ascii="Cambria" w:eastAsia="Cambria" w:hAnsi="Cambria" w:cs="Cambria"/>
           <w:b/>
           <w:bCs/>
           <w:color w:val="2F5D8A"/>
@@ -3087,7 +3029,7 @@
       </w:r>
       <w:r>
         <w:rPr>
-          <w:rFonts w:ascii="Cambria" w:hAnsi="Cambria" w:eastAsia="Cambria" w:cs="Cambria"/>
+          <w:rFonts w:ascii="Cambria" w:eastAsia="Cambria" w:hAnsi="Cambria" w:cs="Cambria"/>
           <w:b/>
           <w:bCs/>
           <w:color w:val="16324F"/>
@@ -3127,12 +3069,12 @@
       <w:tblPr>
         <w:tblW w:w="10858" w:type="dxa"/>
         <w:tblBorders>
-          <w:top w:val="single" w:color="C6CDD8" w:sz="3" w:space="0"/>
-          <w:left w:val="single" w:color="C6CDD8" w:sz="3" w:space="0"/>
-          <w:bottom w:val="single" w:color="C6CDD8" w:sz="3" w:space="0"/>
-          <w:right w:val="single" w:color="C6CDD8" w:sz="3" w:space="0"/>
-          <w:insideH w:val="single" w:color="C6CDD8" w:sz="3" w:space="0"/>
-          <w:insideV w:val="single" w:color="C6CDD8" w:sz="3" w:space="0"/>
+          <w:top w:val="single" w:sz="3" w:space="0" w:color="C6CDD8"/>
+          <w:left w:val="single" w:sz="3" w:space="0" w:color="C6CDD8"/>
+          <w:bottom w:val="single" w:sz="3" w:space="0" w:color="C6CDD8"/>
+          <w:right w:val="single" w:sz="3" w:space="0" w:color="C6CDD8"/>
+          <w:insideH w:val="single" w:sz="3" w:space="0" w:color="C6CDD8"/>
+          <w:insideV w:val="single" w:sz="3" w:space="0" w:color="C6CDD8"/>
         </w:tblBorders>
         <w:tblLayout w:type="fixed"/>
         <w:tblCellMar>
@@ -3179,7 +3121,7 @@
                           <pic:cNvPicPr/>
                         </pic:nvPicPr>
                         <pic:blipFill>
-                          <a:blip r:embed="rId21">
+                          <a:blip r:embed="rId26">
                             <a:extLst>
                               <a:ext uri="{28A0092B-C50C-407E-A947-70E740481C1C}">
                                 <a14:useLocalDpi xmlns:a14="http://schemas.microsoft.com/office/drawing/2010/main"/>
@@ -3253,12 +3195,12 @@
       <w:tblPr>
         <w:tblW w:w="10858" w:type="dxa"/>
         <w:tblBorders>
-          <w:top w:val="single" w:color="C6CDD8" w:sz="3" w:space="0"/>
-          <w:left w:val="single" w:color="C6CDD8" w:sz="3" w:space="0"/>
-          <w:bottom w:val="single" w:color="C6CDD8" w:sz="3" w:space="0"/>
-          <w:right w:val="single" w:color="C6CDD8" w:sz="3" w:space="0"/>
-          <w:insideH w:val="single" w:color="C6CDD8" w:sz="3" w:space="0"/>
-          <w:insideV w:val="single" w:color="C6CDD8" w:sz="3" w:space="0"/>
+          <w:top w:val="single" w:sz="3" w:space="0" w:color="C6CDD8"/>
+          <w:left w:val="single" w:sz="3" w:space="0" w:color="C6CDD8"/>
+          <w:bottom w:val="single" w:sz="3" w:space="0" w:color="C6CDD8"/>
+          <w:right w:val="single" w:sz="3" w:space="0" w:color="C6CDD8"/>
+          <w:insideH w:val="single" w:sz="3" w:space="0" w:color="C6CDD8"/>
+          <w:insideV w:val="single" w:sz="3" w:space="0" w:color="C6CDD8"/>
         </w:tblBorders>
         <w:tblLayout w:type="fixed"/>
         <w:tblCellMar>
@@ -3582,7 +3524,14 @@
               <w:rPr>
                 <w:color w:val="0D0D0D" w:themeColor="text1" w:themeTint="F2"/>
               </w:rPr>
-              <w:t>We assume library staff are responsible for managing study room availability and resolving room-related issues. These assumptions have not yet been confirmed through interviews.</w:t>
+              <w:t xml:space="preserve">We assume library staff are responsible for managing study room availability and resolving room-related issues. These assumptions have not </w:t>
+            </w:r>
+            <w:r>
+              <w:rPr>
+                <w:color w:val="0D0D0D" w:themeColor="text1" w:themeTint="F2"/>
+              </w:rPr>
+              <w:lastRenderedPageBreak/>
+              <w:t>yet been confirmed through interviews.</w:t>
             </w:r>
           </w:p>
         </w:tc>
@@ -3600,6 +3549,7 @@
           </w:tcPr>
           <w:p>
             <w:r>
+              <w:lastRenderedPageBreak/>
               <w:t>UTD IT Department</w:t>
             </w:r>
           </w:p>
@@ -3789,12 +3739,12 @@
       <w:tblPr>
         <w:tblW w:w="10858" w:type="dxa"/>
         <w:tblBorders>
-          <w:top w:val="single" w:color="C6CDD8" w:sz="3" w:space="0"/>
-          <w:left w:val="single" w:color="C6CDD8" w:sz="3" w:space="0"/>
-          <w:bottom w:val="single" w:color="C6CDD8" w:sz="3" w:space="0"/>
-          <w:right w:val="single" w:color="C6CDD8" w:sz="3" w:space="0"/>
-          <w:insideH w:val="single" w:color="C6CDD8" w:sz="3" w:space="0"/>
-          <w:insideV w:val="single" w:color="C6CDD8" w:sz="3" w:space="0"/>
+          <w:top w:val="single" w:sz="3" w:space="0" w:color="C6CDD8"/>
+          <w:left w:val="single" w:sz="3" w:space="0" w:color="C6CDD8"/>
+          <w:bottom w:val="single" w:sz="3" w:space="0" w:color="C6CDD8"/>
+          <w:right w:val="single" w:sz="3" w:space="0" w:color="C6CDD8"/>
+          <w:insideH w:val="single" w:sz="3" w:space="0" w:color="C6CDD8"/>
+          <w:insideV w:val="single" w:sz="3" w:space="0" w:color="C6CDD8"/>
         </w:tblBorders>
         <w:tblLayout w:type="fixed"/>
         <w:tblCellMar>
@@ -3908,12 +3858,12 @@
       <w:tblPr>
         <w:tblW w:w="10858" w:type="dxa"/>
         <w:tblBorders>
-          <w:top w:val="single" w:color="C6CDD8" w:sz="3" w:space="0"/>
-          <w:left w:val="single" w:color="C6CDD8" w:sz="3" w:space="0"/>
-          <w:bottom w:val="single" w:color="C6CDD8" w:sz="3" w:space="0"/>
-          <w:right w:val="single" w:color="C6CDD8" w:sz="3" w:space="0"/>
-          <w:insideH w:val="single" w:color="C6CDD8" w:sz="3" w:space="0"/>
-          <w:insideV w:val="single" w:color="C6CDD8" w:sz="3" w:space="0"/>
+          <w:top w:val="single" w:sz="3" w:space="0" w:color="C6CDD8"/>
+          <w:left w:val="single" w:sz="3" w:space="0" w:color="C6CDD8"/>
+          <w:bottom w:val="single" w:sz="3" w:space="0" w:color="C6CDD8"/>
+          <w:right w:val="single" w:sz="3" w:space="0" w:color="C6CDD8"/>
+          <w:insideH w:val="single" w:sz="3" w:space="0" w:color="C6CDD8"/>
+          <w:insideV w:val="single" w:sz="3" w:space="0" w:color="C6CDD8"/>
         </w:tblBorders>
         <w:tblLayout w:type="fixed"/>
         <w:tblCellMar>
@@ -4013,12 +3963,12 @@
       <w:tblPr>
         <w:tblW w:w="10858" w:type="dxa"/>
         <w:tblBorders>
-          <w:top w:val="single" w:color="C6CDD8" w:sz="3" w:space="0"/>
-          <w:left w:val="single" w:color="C6CDD8" w:sz="3" w:space="0"/>
-          <w:bottom w:val="single" w:color="C6CDD8" w:sz="3" w:space="0"/>
-          <w:right w:val="single" w:color="C6CDD8" w:sz="3" w:space="0"/>
-          <w:insideH w:val="single" w:color="C6CDD8" w:sz="3" w:space="0"/>
-          <w:insideV w:val="single" w:color="C6CDD8" w:sz="3" w:space="0"/>
+          <w:top w:val="single" w:sz="3" w:space="0" w:color="C6CDD8"/>
+          <w:left w:val="single" w:sz="3" w:space="0" w:color="C6CDD8"/>
+          <w:bottom w:val="single" w:sz="3" w:space="0" w:color="C6CDD8"/>
+          <w:right w:val="single" w:sz="3" w:space="0" w:color="C6CDD8"/>
+          <w:insideH w:val="single" w:sz="3" w:space="0" w:color="C6CDD8"/>
+          <w:insideV w:val="single" w:sz="3" w:space="0" w:color="C6CDD8"/>
         </w:tblBorders>
         <w:tblLayout w:type="fixed"/>
         <w:tblCellMar>
@@ -4318,6 +4268,7 @@
           <w:sz w:val="22"/>
           <w:szCs w:val="22"/>
         </w:rPr>
+        <w:lastRenderedPageBreak/>
         <w:t xml:space="preserve">2.6   </w:t>
       </w:r>
       <w:r>
@@ -4335,12 +4286,12 @@
       <w:tblPr>
         <w:tblW w:w="10858" w:type="dxa"/>
         <w:tblBorders>
-          <w:top w:val="single" w:color="C3D2E4" w:sz="3" w:space="0"/>
-          <w:left w:val="single" w:color="C3D2E4" w:sz="3" w:space="0"/>
-          <w:bottom w:val="single" w:color="C3D2E4" w:sz="3" w:space="0"/>
-          <w:right w:val="single" w:color="C3D2E4" w:sz="3" w:space="0"/>
-          <w:insideH w:val="single" w:color="C3D2E4" w:sz="3" w:space="0"/>
-          <w:insideV w:val="single" w:color="C3D2E4" w:sz="3" w:space="0"/>
+          <w:top w:val="single" w:sz="3" w:space="0" w:color="C6CDD8"/>
+          <w:left w:val="single" w:sz="3" w:space="0" w:color="C6CDD8"/>
+          <w:bottom w:val="single" w:sz="3" w:space="0" w:color="C6CDD8"/>
+          <w:right w:val="single" w:sz="3" w:space="0" w:color="C6CDD8"/>
+          <w:insideH w:val="single" w:sz="3" w:space="0" w:color="C6CDD8"/>
+          <w:insideV w:val="single" w:sz="3" w:space="0" w:color="C6CDD8"/>
         </w:tblBorders>
         <w:tblLayout w:type="fixed"/>
         <w:tblCellMar>
@@ -4355,16 +4306,6 @@
         <w:gridCol w:w="7158"/>
       </w:tblGrid>
       <w:tr>
-        <w:tblPrEx>
-          <w:tblBorders>
-            <w:top w:val="single" w:color="C6CDD8" w:sz="3" w:space="0"/>
-            <w:left w:val="single" w:color="C6CDD8" w:sz="3" w:space="0"/>
-            <w:bottom w:val="single" w:color="C6CDD8" w:sz="3" w:space="0"/>
-            <w:right w:val="single" w:color="C6CDD8" w:sz="3" w:space="0"/>
-            <w:insideH w:val="single" w:color="C6CDD8" w:sz="3" w:space="0"/>
-            <w:insideV w:val="single" w:color="C6CDD8" w:sz="3" w:space="0"/>
-          </w:tblBorders>
-        </w:tblPrEx>
         <w:trPr>
           <w:tblHeader/>
         </w:trPr>
@@ -4372,10 +4313,10 @@
           <w:tcPr>
             <w:tcW w:w="2200" w:type="dxa"/>
             <w:tcBorders>
-              <w:top w:val="single" w:color="C6CDD8" w:sz="3"/>
-              <w:left w:val="single" w:color="C6CDD8" w:sz="3"/>
-              <w:bottom w:val="single" w:color="C6CDD8" w:sz="3"/>
-              <w:right w:val="single" w:color="C6CDD8" w:sz="3"/>
+              <w:top w:val="single" w:sz="3" w:space="0" w:color="C6CDD8"/>
+              <w:left w:val="single" w:sz="3" w:space="0" w:color="C6CDD8"/>
+              <w:bottom w:val="single" w:sz="3" w:space="0" w:color="C6CDD8"/>
+              <w:right w:val="single" w:sz="3" w:space="0" w:color="C6CDD8"/>
             </w:tcBorders>
             <w:shd w:val="clear" w:color="auto" w:fill="EAF0F8"/>
             <w:tcMar>
@@ -4405,10 +4346,10 @@
           <w:tcPr>
             <w:tcW w:w="1500" w:type="dxa"/>
             <w:tcBorders>
-              <w:top w:val="single" w:color="C6CDD8" w:sz="3"/>
-              <w:left w:val="single" w:color="C6CDD8" w:sz="3"/>
-              <w:bottom w:val="single" w:color="C6CDD8" w:sz="3"/>
-              <w:right w:val="single" w:color="C6CDD8" w:sz="3"/>
+              <w:top w:val="single" w:sz="3" w:space="0" w:color="C6CDD8"/>
+              <w:left w:val="single" w:sz="3" w:space="0" w:color="C6CDD8"/>
+              <w:bottom w:val="single" w:sz="3" w:space="0" w:color="C6CDD8"/>
+              <w:right w:val="single" w:sz="3" w:space="0" w:color="C6CDD8"/>
             </w:tcBorders>
             <w:shd w:val="clear" w:color="auto" w:fill="EAF0F8"/>
             <w:tcMar>
@@ -4438,10 +4379,10 @@
           <w:tcPr>
             <w:tcW w:w="7158" w:type="dxa"/>
             <w:tcBorders>
-              <w:top w:val="single" w:color="C6CDD8" w:sz="3"/>
-              <w:left w:val="single" w:color="C6CDD8" w:sz="3"/>
-              <w:bottom w:val="single" w:color="C6CDD8" w:sz="3"/>
-              <w:right w:val="single" w:color="C6CDD8" w:sz="3"/>
+              <w:top w:val="single" w:sz="3" w:space="0" w:color="C6CDD8"/>
+              <w:left w:val="single" w:sz="3" w:space="0" w:color="C6CDD8"/>
+              <w:bottom w:val="single" w:sz="3" w:space="0" w:color="C6CDD8"/>
+              <w:right w:val="single" w:sz="3" w:space="0" w:color="C6CDD8"/>
             </w:tcBorders>
             <w:shd w:val="clear" w:color="auto" w:fill="EAF0F8"/>
             <w:tcMar>
@@ -4469,24 +4410,14 @@
         </w:tc>
       </w:tr>
       <w:tr>
-        <w:tblPrEx>
-          <w:tblBorders>
-            <w:top w:val="single" w:color="C6CDD8" w:sz="3" w:space="0"/>
-            <w:left w:val="single" w:color="C6CDD8" w:sz="3" w:space="0"/>
-            <w:bottom w:val="single" w:color="C6CDD8" w:sz="3" w:space="0"/>
-            <w:right w:val="single" w:color="C6CDD8" w:sz="3" w:space="0"/>
-            <w:insideH w:val="single" w:color="C6CDD8" w:sz="3" w:space="0"/>
-            <w:insideV w:val="single" w:color="C6CDD8" w:sz="3" w:space="0"/>
-          </w:tblBorders>
-        </w:tblPrEx>
         <w:tc>
           <w:tcPr>
             <w:tcW w:w="2200" w:type="dxa"/>
             <w:tcBorders>
-              <w:top w:val="single" w:color="C6CDD8" w:sz="3"/>
-              <w:left w:val="single" w:color="C6CDD8" w:sz="3"/>
-              <w:bottom w:val="single" w:color="C6CDD8" w:sz="3"/>
-              <w:right w:val="single" w:color="C6CDD8" w:sz="3"/>
+              <w:top w:val="single" w:sz="3" w:space="0" w:color="C6CDD8"/>
+              <w:left w:val="single" w:sz="3" w:space="0" w:color="C6CDD8"/>
+              <w:bottom w:val="single" w:sz="3" w:space="0" w:color="C6CDD8"/>
+              <w:right w:val="single" w:sz="3" w:space="0" w:color="C6CDD8"/>
             </w:tcBorders>
             <w:tcMar>
               <w:top w:w="70" w:type="dxa"/>
@@ -4510,10 +4441,10 @@
           <w:tcPr>
             <w:tcW w:w="1500" w:type="dxa"/>
             <w:tcBorders>
-              <w:top w:val="single" w:color="C6CDD8" w:sz="3"/>
-              <w:left w:val="single" w:color="C6CDD8" w:sz="3"/>
-              <w:bottom w:val="single" w:color="C6CDD8" w:sz="3"/>
-              <w:right w:val="single" w:color="C6CDD8" w:sz="3"/>
+              <w:top w:val="single" w:sz="3" w:space="0" w:color="C6CDD8"/>
+              <w:left w:val="single" w:sz="3" w:space="0" w:color="C6CDD8"/>
+              <w:bottom w:val="single" w:sz="3" w:space="0" w:color="C6CDD8"/>
+              <w:right w:val="single" w:sz="3" w:space="0" w:color="C6CDD8"/>
             </w:tcBorders>
             <w:tcMar>
               <w:top w:w="70" w:type="dxa"/>
@@ -4532,10 +4463,10 @@
           <w:tcPr>
             <w:tcW w:w="7158" w:type="dxa"/>
             <w:tcBorders>
-              <w:top w:val="single" w:color="C6CDD8" w:sz="3"/>
-              <w:left w:val="single" w:color="C6CDD8" w:sz="3"/>
-              <w:bottom w:val="single" w:color="C6CDD8" w:sz="3"/>
-              <w:right w:val="single" w:color="C6CDD8" w:sz="3"/>
+              <w:top w:val="single" w:sz="3" w:space="0" w:color="C6CDD8"/>
+              <w:left w:val="single" w:sz="3" w:space="0" w:color="C6CDD8"/>
+              <w:bottom w:val="single" w:sz="3" w:space="0" w:color="C6CDD8"/>
+              <w:right w:val="single" w:sz="3" w:space="0" w:color="C6CDD8"/>
             </w:tcBorders>
             <w:tcMar>
               <w:top w:w="70" w:type="dxa"/>
@@ -4549,75 +4480,50 @@
               <w:spacing w:line="259" w:lineRule="auto"/>
             </w:pPr>
             <w:r>
-              <w:rPr/>
               <w:t>The functions that the project needs involve room listings, time-slot searches, reservation records, and conflict checks.</w:t>
             </w:r>
             <w:r>
-              <w:rPr/>
               <w:t xml:space="preserve"> </w:t>
             </w:r>
             <w:r>
-              <w:rPr/>
               <w:t>To</w:t>
             </w:r>
             <w:r>
-              <w:rPr/>
               <w:t xml:space="preserve"> </w:t>
             </w:r>
             <w:r>
-              <w:rPr/>
               <w:t>tell</w:t>
             </w:r>
             <w:r>
-              <w:rPr/>
-              <w:t xml:space="preserve"> if this is technically </w:t>
-            </w:r>
-            <w:r>
-              <w:rPr/>
-              <w:t>feasible,</w:t>
-            </w:r>
-            <w:r>
-              <w:rPr/>
+              <w:t xml:space="preserve"> if this is technically feasible</w:t>
+            </w:r>
+            <w:r>
+              <w:t>,</w:t>
+            </w:r>
+            <w:r>
               <w:t xml:space="preserve"> we will need to include a working proof of concept, repository code, and tes</w:t>
             </w:r>
             <w:r>
-              <w:rPr/>
               <w:t xml:space="preserve">ts to check if the </w:t>
             </w:r>
             <w:r>
-              <w:rPr/>
               <w:t>requirements</w:t>
             </w:r>
             <w:r>
-              <w:rPr/>
-              <w:t xml:space="preserve"> can be met. Until then this will remain potentially </w:t>
-            </w:r>
-            <w:r>
-              <w:rPr/>
-              <w:t>feasible</w:t>
+              <w:t xml:space="preserve"> can be met. Until then this will remain potentially feasible</w:t>
             </w:r>
           </w:p>
         </w:tc>
       </w:tr>
       <w:tr>
-        <w:tblPrEx>
-          <w:tblBorders>
-            <w:top w:val="single" w:color="C6CDD8" w:sz="3" w:space="0"/>
-            <w:left w:val="single" w:color="C6CDD8" w:sz="3" w:space="0"/>
-            <w:bottom w:val="single" w:color="C6CDD8" w:sz="3" w:space="0"/>
-            <w:right w:val="single" w:color="C6CDD8" w:sz="3" w:space="0"/>
-            <w:insideH w:val="single" w:color="C6CDD8" w:sz="3" w:space="0"/>
-            <w:insideV w:val="single" w:color="C6CDD8" w:sz="3" w:space="0"/>
-          </w:tblBorders>
-        </w:tblPrEx>
         <w:tc>
           <w:tcPr>
             <w:tcW w:w="2200" w:type="dxa"/>
             <w:tcBorders>
-              <w:top w:val="single" w:color="C6CDD8" w:sz="3"/>
-              <w:left w:val="single" w:color="C6CDD8" w:sz="3"/>
-              <w:bottom w:val="single" w:color="C6CDD8" w:sz="3"/>
-              <w:right w:val="single" w:color="C6CDD8" w:sz="3"/>
+              <w:top w:val="single" w:sz="3" w:space="0" w:color="C6CDD8"/>
+              <w:left w:val="single" w:sz="3" w:space="0" w:color="C6CDD8"/>
+              <w:bottom w:val="single" w:sz="3" w:space="0" w:color="C6CDD8"/>
+              <w:right w:val="single" w:sz="3" w:space="0" w:color="C6CDD8"/>
             </w:tcBorders>
             <w:tcMar>
               <w:top w:w="70" w:type="dxa"/>
@@ -4641,10 +4547,10 @@
           <w:tcPr>
             <w:tcW w:w="1500" w:type="dxa"/>
             <w:tcBorders>
-              <w:top w:val="single" w:color="C6CDD8" w:sz="3"/>
-              <w:left w:val="single" w:color="C6CDD8" w:sz="3"/>
-              <w:bottom w:val="single" w:color="C6CDD8" w:sz="3"/>
-              <w:right w:val="single" w:color="C6CDD8" w:sz="3"/>
+              <w:top w:val="single" w:sz="3" w:space="0" w:color="C6CDD8"/>
+              <w:left w:val="single" w:sz="3" w:space="0" w:color="C6CDD8"/>
+              <w:bottom w:val="single" w:sz="3" w:space="0" w:color="C6CDD8"/>
+              <w:right w:val="single" w:sz="3" w:space="0" w:color="C6CDD8"/>
             </w:tcBorders>
             <w:tcMar>
               <w:top w:w="70" w:type="dxa"/>
@@ -4663,10 +4569,10 @@
           <w:tcPr>
             <w:tcW w:w="7158" w:type="dxa"/>
             <w:tcBorders>
-              <w:top w:val="single" w:color="C6CDD8" w:sz="3"/>
-              <w:left w:val="single" w:color="C6CDD8" w:sz="3"/>
-              <w:bottom w:val="single" w:color="C6CDD8" w:sz="3"/>
-              <w:right w:val="single" w:color="C6CDD8" w:sz="3"/>
+              <w:top w:val="single" w:sz="3" w:space="0" w:color="C6CDD8"/>
+              <w:left w:val="single" w:sz="3" w:space="0" w:color="C6CDD8"/>
+              <w:bottom w:val="single" w:sz="3" w:space="0" w:color="C6CDD8"/>
+              <w:right w:val="single" w:sz="3" w:space="0" w:color="C6CDD8"/>
             </w:tcBorders>
             <w:tcMar>
               <w:top w:w="70" w:type="dxa"/>
@@ -4704,24 +4610,14 @@
         </w:tc>
       </w:tr>
       <w:tr>
-        <w:tblPrEx>
-          <w:tblBorders>
-            <w:top w:val="single" w:color="C6CDD8" w:sz="3" w:space="0"/>
-            <w:left w:val="single" w:color="C6CDD8" w:sz="3" w:space="0"/>
-            <w:bottom w:val="single" w:color="C6CDD8" w:sz="3" w:space="0"/>
-            <w:right w:val="single" w:color="C6CDD8" w:sz="3" w:space="0"/>
-            <w:insideH w:val="single" w:color="C6CDD8" w:sz="3" w:space="0"/>
-            <w:insideV w:val="single" w:color="C6CDD8" w:sz="3" w:space="0"/>
-          </w:tblBorders>
-        </w:tblPrEx>
         <w:tc>
           <w:tcPr>
             <w:tcW w:w="2200" w:type="dxa"/>
             <w:tcBorders>
-              <w:top w:val="single" w:color="C6CDD8" w:sz="3"/>
-              <w:left w:val="single" w:color="C6CDD8" w:sz="3"/>
-              <w:bottom w:val="single" w:color="C6CDD8" w:sz="3"/>
-              <w:right w:val="single" w:color="C6CDD8" w:sz="3"/>
+              <w:top w:val="single" w:sz="3" w:space="0" w:color="C6CDD8"/>
+              <w:left w:val="single" w:sz="3" w:space="0" w:color="C6CDD8"/>
+              <w:bottom w:val="single" w:sz="3" w:space="0" w:color="C6CDD8"/>
+              <w:right w:val="single" w:sz="3" w:space="0" w:color="C6CDD8"/>
             </w:tcBorders>
             <w:tcMar>
               <w:top w:w="70" w:type="dxa"/>
@@ -4745,10 +4641,10 @@
           <w:tcPr>
             <w:tcW w:w="1500" w:type="dxa"/>
             <w:tcBorders>
-              <w:top w:val="single" w:color="C6CDD8" w:sz="3"/>
-              <w:left w:val="single" w:color="C6CDD8" w:sz="3"/>
-              <w:bottom w:val="single" w:color="C6CDD8" w:sz="3"/>
-              <w:right w:val="single" w:color="C6CDD8" w:sz="3"/>
+              <w:top w:val="single" w:sz="3" w:space="0" w:color="C6CDD8"/>
+              <w:left w:val="single" w:sz="3" w:space="0" w:color="C6CDD8"/>
+              <w:bottom w:val="single" w:sz="3" w:space="0" w:color="C6CDD8"/>
+              <w:right w:val="single" w:sz="3" w:space="0" w:color="C6CDD8"/>
             </w:tcBorders>
             <w:tcMar>
               <w:top w:w="70" w:type="dxa"/>
@@ -4767,10 +4663,10 @@
           <w:tcPr>
             <w:tcW w:w="7158" w:type="dxa"/>
             <w:tcBorders>
-              <w:top w:val="single" w:color="C6CDD8" w:sz="3"/>
-              <w:left w:val="single" w:color="C6CDD8" w:sz="3"/>
-              <w:bottom w:val="single" w:color="C6CDD8" w:sz="3"/>
-              <w:right w:val="single" w:color="C6CDD8" w:sz="3"/>
+              <w:top w:val="single" w:sz="3" w:space="0" w:color="C6CDD8"/>
+              <w:left w:val="single" w:sz="3" w:space="0" w:color="C6CDD8"/>
+              <w:bottom w:val="single" w:sz="3" w:space="0" w:color="C6CDD8"/>
+              <w:right w:val="single" w:sz="3" w:space="0" w:color="C6CDD8"/>
             </w:tcBorders>
             <w:tcMar>
               <w:top w:w="70" w:type="dxa"/>
@@ -4790,24 +4686,14 @@
         </w:tc>
       </w:tr>
       <w:tr>
-        <w:tblPrEx>
-          <w:tblBorders>
-            <w:top w:val="single" w:color="C6CDD8" w:sz="3" w:space="0"/>
-            <w:left w:val="single" w:color="C6CDD8" w:sz="3" w:space="0"/>
-            <w:bottom w:val="single" w:color="C6CDD8" w:sz="3" w:space="0"/>
-            <w:right w:val="single" w:color="C6CDD8" w:sz="3" w:space="0"/>
-            <w:insideH w:val="single" w:color="C6CDD8" w:sz="3" w:space="0"/>
-            <w:insideV w:val="single" w:color="C6CDD8" w:sz="3" w:space="0"/>
-          </w:tblBorders>
-        </w:tblPrEx>
         <w:tc>
           <w:tcPr>
             <w:tcW w:w="2200" w:type="dxa"/>
             <w:tcBorders>
-              <w:top w:val="single" w:color="C6CDD8" w:sz="3"/>
-              <w:left w:val="single" w:color="C6CDD8" w:sz="3"/>
-              <w:bottom w:val="single" w:color="C6CDD8" w:sz="3"/>
-              <w:right w:val="single" w:color="C6CDD8" w:sz="3"/>
+              <w:top w:val="single" w:sz="3" w:space="0" w:color="C6CDD8"/>
+              <w:left w:val="single" w:sz="3" w:space="0" w:color="C6CDD8"/>
+              <w:bottom w:val="single" w:sz="3" w:space="0" w:color="C6CDD8"/>
+              <w:right w:val="single" w:sz="3" w:space="0" w:color="C6CDD8"/>
             </w:tcBorders>
             <w:tcMar>
               <w:top w:w="70" w:type="dxa"/>
@@ -4831,10 +4717,10 @@
           <w:tcPr>
             <w:tcW w:w="1500" w:type="dxa"/>
             <w:tcBorders>
-              <w:top w:val="single" w:color="C6CDD8" w:sz="3"/>
-              <w:left w:val="single" w:color="C6CDD8" w:sz="3"/>
-              <w:bottom w:val="single" w:color="C6CDD8" w:sz="3"/>
-              <w:right w:val="single" w:color="C6CDD8" w:sz="3"/>
+              <w:top w:val="single" w:sz="3" w:space="0" w:color="C6CDD8"/>
+              <w:left w:val="single" w:sz="3" w:space="0" w:color="C6CDD8"/>
+              <w:bottom w:val="single" w:sz="3" w:space="0" w:color="C6CDD8"/>
+              <w:right w:val="single" w:sz="3" w:space="0" w:color="C6CDD8"/>
             </w:tcBorders>
             <w:tcMar>
               <w:top w:w="70" w:type="dxa"/>
@@ -4853,10 +4739,10 @@
           <w:tcPr>
             <w:tcW w:w="7158" w:type="dxa"/>
             <w:tcBorders>
-              <w:top w:val="single" w:color="C6CDD8" w:sz="3"/>
-              <w:left w:val="single" w:color="C6CDD8" w:sz="3"/>
-              <w:bottom w:val="single" w:color="C6CDD8" w:sz="3"/>
-              <w:right w:val="single" w:color="C6CDD8" w:sz="3"/>
+              <w:top w:val="single" w:sz="3" w:space="0" w:color="C6CDD8"/>
+              <w:left w:val="single" w:sz="3" w:space="0" w:color="C6CDD8"/>
+              <w:bottom w:val="single" w:sz="3" w:space="0" w:color="C6CDD8"/>
+              <w:right w:val="single" w:sz="3" w:space="0" w:color="C6CDD8"/>
             </w:tcBorders>
             <w:tcMar>
               <w:top w:w="70" w:type="dxa"/>
@@ -4903,13 +4789,13 @@
       <w:pPr>
         <w:keepNext/>
         <w:pBdr>
-          <w:bottom w:val="single" w:color="16324F" w:sz="8" w:space="0"/>
+          <w:bottom w:val="single" w:sz="8" w:space="0" w:color="16324F"/>
         </w:pBdr>
         <w:spacing w:before="300" w:after="100" w:line="260" w:lineRule="auto"/>
       </w:pPr>
       <w:r>
         <w:rPr>
-          <w:rFonts w:ascii="Cambria" w:hAnsi="Cambria" w:eastAsia="Cambria" w:cs="Cambria"/>
+          <w:rFonts w:ascii="Cambria" w:eastAsia="Cambria" w:hAnsi="Cambria" w:cs="Cambria"/>
           <w:b/>
           <w:bCs/>
           <w:color w:val="2F5D8A"/>
@@ -4920,7 +4806,7 @@
       </w:r>
       <w:r>
         <w:rPr>
-          <w:rFonts w:ascii="Cambria" w:hAnsi="Cambria" w:eastAsia="Cambria" w:cs="Cambria"/>
+          <w:rFonts w:ascii="Cambria" w:eastAsia="Cambria" w:hAnsi="Cambria" w:cs="Cambria"/>
           <w:b/>
           <w:bCs/>
           <w:color w:val="16324F"/>
@@ -4960,12 +4846,12 @@
       <w:tblPr>
         <w:tblW w:w="10858" w:type="dxa"/>
         <w:tblBorders>
-          <w:top w:val="single" w:color="C6CDD8" w:sz="3" w:space="0"/>
-          <w:left w:val="single" w:color="C6CDD8" w:sz="3" w:space="0"/>
-          <w:bottom w:val="single" w:color="C6CDD8" w:sz="3" w:space="0"/>
-          <w:right w:val="single" w:color="C6CDD8" w:sz="3" w:space="0"/>
-          <w:insideH w:val="single" w:color="C6CDD8" w:sz="3" w:space="0"/>
-          <w:insideV w:val="single" w:color="C6CDD8" w:sz="3" w:space="0"/>
+          <w:top w:val="single" w:sz="3" w:space="0" w:color="C6CDD8"/>
+          <w:left w:val="single" w:sz="3" w:space="0" w:color="C6CDD8"/>
+          <w:bottom w:val="single" w:sz="3" w:space="0" w:color="C6CDD8"/>
+          <w:right w:val="single" w:sz="3" w:space="0" w:color="C6CDD8"/>
+          <w:insideH w:val="single" w:sz="3" w:space="0" w:color="C6CDD8"/>
+          <w:insideV w:val="single" w:sz="3" w:space="0" w:color="C6CDD8"/>
         </w:tblBorders>
         <w:tblLayout w:type="fixed"/>
         <w:tblCellMar>
@@ -5722,6 +5608,7 @@
                 <w:sz w:val="18"/>
                 <w:szCs w:val="18"/>
               </w:rPr>
+              <w:lastRenderedPageBreak/>
               <w:t>FR-07</w:t>
             </w:r>
           </w:p>
@@ -6292,12 +6179,12 @@
       <w:tblPr>
         <w:tblW w:w="10858" w:type="dxa"/>
         <w:tblBorders>
-          <w:top w:val="single" w:color="C6CDD8" w:sz="3" w:space="0"/>
-          <w:left w:val="single" w:color="C6CDD8" w:sz="3" w:space="0"/>
-          <w:bottom w:val="single" w:color="C6CDD8" w:sz="3" w:space="0"/>
-          <w:right w:val="single" w:color="C6CDD8" w:sz="3" w:space="0"/>
-          <w:insideH w:val="single" w:color="C6CDD8" w:sz="3" w:space="0"/>
-          <w:insideV w:val="single" w:color="C6CDD8" w:sz="3" w:space="0"/>
+          <w:top w:val="single" w:sz="3" w:space="0" w:color="C6CDD8"/>
+          <w:left w:val="single" w:sz="3" w:space="0" w:color="C6CDD8"/>
+          <w:bottom w:val="single" w:sz="3" w:space="0" w:color="C6CDD8"/>
+          <w:right w:val="single" w:sz="3" w:space="0" w:color="C6CDD8"/>
+          <w:insideH w:val="single" w:sz="3" w:space="0" w:color="C6CDD8"/>
+          <w:insideV w:val="single" w:sz="3" w:space="0" w:color="C6CDD8"/>
         </w:tblBorders>
         <w:tblLayout w:type="fixed"/>
         <w:tblCellMar>
@@ -6826,6 +6713,7 @@
           <w:sz w:val="22"/>
           <w:szCs w:val="22"/>
         </w:rPr>
+        <w:lastRenderedPageBreak/>
         <w:t xml:space="preserve">3.3   </w:t>
       </w:r>
       <w:r>
@@ -6843,12 +6731,12 @@
       <w:tblPr>
         <w:tblW w:w="10858" w:type="dxa"/>
         <w:tblBorders>
-          <w:top w:val="single" w:color="C6CDD8" w:sz="3" w:space="0"/>
-          <w:left w:val="single" w:color="C6CDD8" w:sz="3" w:space="0"/>
-          <w:bottom w:val="single" w:color="C6CDD8" w:sz="3" w:space="0"/>
-          <w:right w:val="single" w:color="C6CDD8" w:sz="3" w:space="0"/>
-          <w:insideH w:val="single" w:color="C6CDD8" w:sz="3" w:space="0"/>
-          <w:insideV w:val="single" w:color="C6CDD8" w:sz="3" w:space="0"/>
+          <w:top w:val="single" w:sz="3" w:space="0" w:color="C6CDD8"/>
+          <w:left w:val="single" w:sz="3" w:space="0" w:color="C6CDD8"/>
+          <w:bottom w:val="single" w:sz="3" w:space="0" w:color="C6CDD8"/>
+          <w:right w:val="single" w:sz="3" w:space="0" w:color="C6CDD8"/>
+          <w:insideH w:val="single" w:sz="3" w:space="0" w:color="C6CDD8"/>
+          <w:insideV w:val="single" w:sz="3" w:space="0" w:color="C6CDD8"/>
         </w:tblBorders>
         <w:tblLayout w:type="fixed"/>
         <w:tblCellMar>
@@ -7113,15 +7001,12 @@
           </w:tcPr>
           <w:p>
             <w:r>
-              <w:rPr/>
               <w:t xml:space="preserve">A university rule is not the </w:t>
             </w:r>
             <w:r>
-              <w:rPr/>
               <w:t>teams</w:t>
             </w:r>
             <w:r>
-              <w:rPr/>
               <w:t xml:space="preserve"> to waive.</w:t>
             </w:r>
           </w:p>
@@ -7163,12 +7048,12 @@
       <w:tblPr>
         <w:tblW w:w="10858" w:type="dxa"/>
         <w:tblBorders>
-          <w:top w:val="single" w:color="C6CDD8" w:sz="3" w:space="0"/>
-          <w:left w:val="single" w:color="C6CDD8" w:sz="3" w:space="0"/>
-          <w:bottom w:val="single" w:color="C6CDD8" w:sz="3" w:space="0"/>
-          <w:right w:val="single" w:color="C6CDD8" w:sz="3" w:space="0"/>
-          <w:insideH w:val="single" w:color="C6CDD8" w:sz="3" w:space="0"/>
-          <w:insideV w:val="single" w:color="C6CDD8" w:sz="3" w:space="0"/>
+          <w:top w:val="single" w:sz="3" w:space="0" w:color="C6CDD8"/>
+          <w:left w:val="single" w:sz="3" w:space="0" w:color="C6CDD8"/>
+          <w:bottom w:val="single" w:sz="3" w:space="0" w:color="C6CDD8"/>
+          <w:right w:val="single" w:sz="3" w:space="0" w:color="C6CDD8"/>
+          <w:insideH w:val="single" w:sz="3" w:space="0" w:color="C6CDD8"/>
+          <w:insideV w:val="single" w:sz="3" w:space="0" w:color="C6CDD8"/>
         </w:tblBorders>
         <w:tblLayout w:type="fixed"/>
         <w:tblCellMar>
@@ -7215,7 +7100,7 @@
                           <pic:cNvPicPr/>
                         </pic:nvPicPr>
                         <pic:blipFill>
-                          <a:blip r:embed="rId22">
+                          <a:blip r:embed="rId27">
                             <a:extLst>
                               <a:ext uri="{28A0092B-C50C-407E-A947-70E740481C1C}">
                                 <a14:useLocalDpi xmlns:a14="http://schemas.microsoft.com/office/drawing/2010/main"/>
@@ -7312,6 +7197,7 @@
               <w:spacing w:after="60" w:line="260" w:lineRule="auto"/>
             </w:pPr>
             <w:r>
+              <w:lastRenderedPageBreak/>
               <w:t>Signing in is a precondition of UC-02 to UC-05, not a use case on its own: it is a step toward a goal, not a goal.</w:t>
             </w:r>
           </w:p>
@@ -7341,12 +7227,12 @@
       <w:tblPr>
         <w:tblW w:w="10858" w:type="dxa"/>
         <w:tblBorders>
-          <w:top w:val="single" w:color="C6CDD8" w:sz="3" w:space="0"/>
-          <w:left w:val="single" w:color="C6CDD8" w:sz="3" w:space="0"/>
-          <w:bottom w:val="single" w:color="C6CDD8" w:sz="3" w:space="0"/>
-          <w:right w:val="single" w:color="C6CDD8" w:sz="3" w:space="0"/>
-          <w:insideH w:val="single" w:color="C6CDD8" w:sz="3" w:space="0"/>
-          <w:insideV w:val="single" w:color="C6CDD8" w:sz="3" w:space="0"/>
+          <w:top w:val="single" w:sz="3" w:space="0" w:color="C6CDD8"/>
+          <w:left w:val="single" w:sz="3" w:space="0" w:color="C6CDD8"/>
+          <w:bottom w:val="single" w:sz="3" w:space="0" w:color="C6CDD8"/>
+          <w:right w:val="single" w:sz="3" w:space="0" w:color="C6CDD8"/>
+          <w:insideH w:val="single" w:sz="3" w:space="0" w:color="C6CDD8"/>
+          <w:insideV w:val="single" w:sz="3" w:space="0" w:color="C6CDD8"/>
         </w:tblBorders>
         <w:tblLayout w:type="fixed"/>
         <w:tblCellMar>
@@ -7959,12 +7845,12 @@
       <w:tblPr>
         <w:tblW w:w="0" w:type="auto"/>
         <w:tblBorders>
-          <w:top w:val="single" w:color="C6CDD8" w:sz="3" w:space="0"/>
-          <w:left w:val="single" w:color="C6CDD8" w:sz="3" w:space="0"/>
-          <w:bottom w:val="single" w:color="C6CDD8" w:sz="3" w:space="0"/>
-          <w:right w:val="single" w:color="C6CDD8" w:sz="3" w:space="0"/>
-          <w:insideH w:val="single" w:color="C6CDD8" w:sz="3" w:space="0"/>
-          <w:insideV w:val="single" w:color="C6CDD8" w:sz="3" w:space="0"/>
+          <w:top w:val="single" w:sz="3" w:space="0" w:color="C6CDD8"/>
+          <w:left w:val="single" w:sz="3" w:space="0" w:color="C6CDD8"/>
+          <w:bottom w:val="single" w:sz="3" w:space="0" w:color="C6CDD8"/>
+          <w:right w:val="single" w:sz="3" w:space="0" w:color="C6CDD8"/>
+          <w:insideH w:val="single" w:sz="3" w:space="0" w:color="C6CDD8"/>
+          <w:insideV w:val="single" w:sz="3" w:space="0" w:color="C6CDD8"/>
         </w:tblBorders>
         <w:tblLook w:val="0000" w:firstRow="0" w:lastRow="0" w:firstColumn="0" w:lastColumn="0" w:noHBand="0" w:noVBand="0"/>
       </w:tblPr>
@@ -8303,11 +8189,7 @@
             </w:tcMar>
           </w:tcPr>
           <w:p>
-            <w:pPr>
-              <w:ind w:left="0"/>
-            </w:pPr>
-            <w:r>
-              <w:rPr/>
+            <w:r>
               <w:t>1. The administrator opens the room management section.</w:t>
             </w:r>
           </w:p>
@@ -8338,6 +8220,7 @@
           </w:p>
           <w:p>
             <w:r>
+              <w:lastRenderedPageBreak/>
               <w:t xml:space="preserve">7. The system validates the updated information. </w:t>
             </w:r>
           </w:p>
@@ -8369,6 +8252,7 @@
                 <w:sz w:val="18"/>
                 <w:szCs w:val="18"/>
               </w:rPr>
+              <w:lastRenderedPageBreak/>
               <w:t>Alternative and exception flows</w:t>
             </w:r>
           </w:p>
@@ -8520,23 +8404,17 @@
             <w:pPr>
               <w:rPr>
                 <w:color w:val="1A1A1A"/>
-                <w:sz w:val="21"/>
-                <w:szCs w:val="21"/>
               </w:rPr>
             </w:pPr>
             <w:r>
               <w:rPr>
                 <w:color w:val="1A1A1A"/>
-                <w:sz w:val="21"/>
-                <w:szCs w:val="21"/>
               </w:rPr>
               <w:t xml:space="preserve">FR- </w:t>
             </w:r>
             <w:r>
               <w:rPr>
                 <w:color w:val="1A1A1A"/>
-                <w:sz w:val="21"/>
-                <w:szCs w:val="21"/>
               </w:rPr>
               <w:t>10</w:t>
             </w:r>
@@ -8579,12 +8457,12 @@
       <w:tblPr>
         <w:tblW w:w="10858" w:type="dxa"/>
         <w:tblBorders>
-          <w:top w:val="single" w:color="C6CDD8" w:sz="3" w:space="0"/>
-          <w:left w:val="single" w:color="C6CDD8" w:sz="3" w:space="0"/>
-          <w:bottom w:val="single" w:color="C6CDD8" w:sz="3" w:space="0"/>
-          <w:right w:val="single" w:color="C6CDD8" w:sz="3" w:space="0"/>
-          <w:insideH w:val="single" w:color="C6CDD8" w:sz="3" w:space="0"/>
-          <w:insideV w:val="single" w:color="C6CDD8" w:sz="3" w:space="0"/>
+          <w:top w:val="single" w:sz="3" w:space="0" w:color="C6CDD8"/>
+          <w:left w:val="single" w:sz="3" w:space="0" w:color="C6CDD8"/>
+          <w:bottom w:val="single" w:sz="3" w:space="0" w:color="C6CDD8"/>
+          <w:right w:val="single" w:sz="3" w:space="0" w:color="C6CDD8"/>
+          <w:insideH w:val="single" w:sz="3" w:space="0" w:color="C6CDD8"/>
+          <w:insideV w:val="single" w:sz="3" w:space="0" w:color="C6CDD8"/>
         </w:tblBorders>
         <w:tblLayout w:type="fixed"/>
         <w:tblCellMar>
@@ -9370,12 +9248,12 @@
       <w:tblPr>
         <w:tblW w:w="10858" w:type="dxa"/>
         <w:tblBorders>
-          <w:top w:val="single" w:color="C6CDD8" w:sz="3" w:space="0"/>
-          <w:left w:val="single" w:color="C6CDD8" w:sz="3" w:space="0"/>
-          <w:bottom w:val="single" w:color="C6CDD8" w:sz="3" w:space="0"/>
-          <w:right w:val="single" w:color="C6CDD8" w:sz="3" w:space="0"/>
-          <w:insideH w:val="single" w:color="C6CDD8" w:sz="3" w:space="0"/>
-          <w:insideV w:val="single" w:color="C6CDD8" w:sz="3" w:space="0"/>
+          <w:top w:val="single" w:sz="3" w:space="0" w:color="C6CDD8"/>
+          <w:left w:val="single" w:sz="3" w:space="0" w:color="C6CDD8"/>
+          <w:bottom w:val="single" w:sz="3" w:space="0" w:color="C6CDD8"/>
+          <w:right w:val="single" w:sz="3" w:space="0" w:color="C6CDD8"/>
+          <w:insideH w:val="single" w:sz="3" w:space="0" w:color="C6CDD8"/>
+          <w:insideV w:val="single" w:sz="3" w:space="0" w:color="C6CDD8"/>
         </w:tblBorders>
         <w:tblLayout w:type="fixed"/>
         <w:tblCellMar>
@@ -9433,24 +9311,25 @@
       <w:pPr>
         <w:keepNext/>
         <w:pBdr>
-          <w:bottom w:val="single" w:color="16324F" w:sz="8" w:space="0"/>
+          <w:bottom w:val="single" w:sz="8" w:space="0" w:color="16324F"/>
         </w:pBdr>
         <w:spacing w:before="300" w:after="100" w:line="260" w:lineRule="auto"/>
       </w:pPr>
       <w:r>
         <w:rPr>
-          <w:rFonts w:ascii="Cambria" w:hAnsi="Cambria" w:eastAsia="Cambria" w:cs="Cambria"/>
+          <w:rFonts w:ascii="Cambria" w:eastAsia="Cambria" w:hAnsi="Cambria" w:cs="Cambria"/>
           <w:b/>
           <w:bCs/>
           <w:color w:val="2F5D8A"/>
           <w:sz w:val="26"/>
           <w:szCs w:val="26"/>
         </w:rPr>
+        <w:lastRenderedPageBreak/>
         <w:t xml:space="preserve">4   </w:t>
       </w:r>
       <w:r>
         <w:rPr>
-          <w:rFonts w:ascii="Cambria" w:hAnsi="Cambria" w:eastAsia="Cambria" w:cs="Cambria"/>
+          <w:rFonts w:ascii="Cambria" w:eastAsia="Cambria" w:hAnsi="Cambria" w:cs="Cambria"/>
           <w:b/>
           <w:bCs/>
           <w:color w:val="16324F"/>
@@ -9490,12 +9369,12 @@
       <w:tblPr>
         <w:tblW w:w="10858" w:type="dxa"/>
         <w:tblBorders>
-          <w:top w:val="single" w:color="C6CDD8" w:sz="3" w:space="0"/>
-          <w:left w:val="single" w:color="C6CDD8" w:sz="3" w:space="0"/>
-          <w:bottom w:val="single" w:color="C6CDD8" w:sz="3" w:space="0"/>
-          <w:right w:val="single" w:color="C6CDD8" w:sz="3" w:space="0"/>
-          <w:insideH w:val="single" w:color="C6CDD8" w:sz="3" w:space="0"/>
-          <w:insideV w:val="single" w:color="C6CDD8" w:sz="3" w:space="0"/>
+          <w:top w:val="single" w:sz="3" w:space="0" w:color="C6CDD8"/>
+          <w:left w:val="single" w:sz="3" w:space="0" w:color="C6CDD8"/>
+          <w:bottom w:val="single" w:sz="3" w:space="0" w:color="C6CDD8"/>
+          <w:right w:val="single" w:sz="3" w:space="0" w:color="C6CDD8"/>
+          <w:insideH w:val="single" w:sz="3" w:space="0" w:color="C6CDD8"/>
+          <w:insideV w:val="single" w:sz="3" w:space="0" w:color="C6CDD8"/>
         </w:tblBorders>
         <w:tblLayout w:type="fixed"/>
         <w:tblCellMar>
@@ -9592,7 +9471,7 @@
               </w:rPr>
               <w:t xml:space="preserve">How the team </w:t>
             </w:r>
-            <w:bookmarkStart w:name="_Int_O0GdZf00" w:id="7"/>
+            <w:bookmarkStart w:id="7" w:name="_Int_O0GdZf00"/>
             <w:r>
               <w:rPr>
                 <w:b/>
@@ -9860,31 +9739,22 @@
             </w:tcMar>
           </w:tcPr>
           <w:p>
-            <w:pPr>
-              <w:pStyle w:val="Normal"/>
-            </w:pPr>
-            <w:r>
-              <w:rPr/>
+            <w:r>
               <w:t xml:space="preserve">Verification and </w:t>
             </w:r>
             <w:r>
-              <w:rPr/>
               <w:t>q</w:t>
             </w:r>
             <w:r>
-              <w:rPr/>
               <w:t xml:space="preserve">uality </w:t>
             </w:r>
             <w:r>
-              <w:rPr/>
               <w:t>r</w:t>
             </w:r>
             <w:r>
-              <w:rPr/>
               <w:t>equirements analys</w:t>
             </w:r>
             <w:r>
-              <w:rPr/>
               <w:t>t</w:t>
             </w:r>
           </w:p>
@@ -9901,23 +9771,18 @@
           </w:tcPr>
           <w:p>
             <w:r>
-              <w:rPr/>
               <w:t>Discuss disagreements with the team, compare</w:t>
             </w:r>
             <w:r>
-              <w:rPr/>
               <w:t xml:space="preserve"> and analyze</w:t>
             </w:r>
             <w:r>
-              <w:rPr/>
               <w:t xml:space="preserve"> </w:t>
             </w:r>
             <w:r>
-              <w:rPr/>
               <w:t>options for reaching quality requirements</w:t>
             </w:r>
             <w:r>
-              <w:rPr/>
               <w:t>, and document the decision</w:t>
             </w:r>
           </w:p>
@@ -9955,23 +9820,18 @@
           </w:tcPr>
           <w:p>
             <w:r>
-              <w:rPr/>
               <w:t xml:space="preserve">Use </w:t>
             </w:r>
             <w:r>
-              <w:rPr/>
               <w:t>c</w:t>
             </w:r>
             <w:r>
-              <w:rPr/>
               <w:t xml:space="preserve">ase </w:t>
             </w:r>
             <w:r>
-              <w:rPr/>
               <w:t>a</w:t>
             </w:r>
             <w:r>
-              <w:rPr/>
               <w:t>nalyst</w:t>
             </w:r>
           </w:p>
@@ -10029,12 +9889,12 @@
       <w:tblPr>
         <w:tblW w:w="10858" w:type="dxa"/>
         <w:tblBorders>
-          <w:top w:val="single" w:color="C6CDD8" w:sz="3" w:space="0"/>
-          <w:left w:val="single" w:color="C6CDD8" w:sz="3" w:space="0"/>
-          <w:bottom w:val="single" w:color="C6CDD8" w:sz="3" w:space="0"/>
-          <w:right w:val="single" w:color="C6CDD8" w:sz="3" w:space="0"/>
-          <w:insideH w:val="single" w:color="C6CDD8" w:sz="3" w:space="0"/>
-          <w:insideV w:val="single" w:color="C6CDD8" w:sz="3" w:space="0"/>
+          <w:top w:val="single" w:sz="3" w:space="0" w:color="C6CDD8"/>
+          <w:left w:val="single" w:sz="3" w:space="0" w:color="C6CDD8"/>
+          <w:bottom w:val="single" w:sz="3" w:space="0" w:color="C6CDD8"/>
+          <w:right w:val="single" w:sz="3" w:space="0" w:color="C6CDD8"/>
+          <w:insideH w:val="single" w:sz="3" w:space="0" w:color="C6CDD8"/>
+          <w:insideV w:val="single" w:sz="3" w:space="0" w:color="C6CDD8"/>
         </w:tblBorders>
         <w:tblLayout w:type="fixed"/>
         <w:tblCellMar>
@@ -10526,12 +10386,12 @@
       <w:tblPr>
         <w:tblW w:w="10858" w:type="dxa"/>
         <w:tblBorders>
-          <w:top w:val="single" w:color="C6CDD8" w:sz="3" w:space="0"/>
-          <w:left w:val="single" w:color="C6CDD8" w:sz="3" w:space="0"/>
-          <w:bottom w:val="single" w:color="C6CDD8" w:sz="3" w:space="0"/>
-          <w:right w:val="single" w:color="C6CDD8" w:sz="3" w:space="0"/>
-          <w:insideH w:val="single" w:color="C6CDD8" w:sz="3" w:space="0"/>
-          <w:insideV w:val="single" w:color="C6CDD8" w:sz="3" w:space="0"/>
+          <w:top w:val="single" w:sz="3" w:space="0" w:color="C6CDD8"/>
+          <w:left w:val="single" w:sz="3" w:space="0" w:color="C6CDD8"/>
+          <w:bottom w:val="single" w:sz="3" w:space="0" w:color="C6CDD8"/>
+          <w:right w:val="single" w:sz="3" w:space="0" w:color="C6CDD8"/>
+          <w:insideH w:val="single" w:sz="3" w:space="0" w:color="C6CDD8"/>
+          <w:insideV w:val="single" w:sz="3" w:space="0" w:color="C6CDD8"/>
         </w:tblBorders>
         <w:tblLayout w:type="fixed"/>
         <w:tblCellMar>
@@ -10721,7 +10581,11 @@
           </w:tcPr>
           <w:p>
             <w:r>
-              <w:t>Student sign-in cannot be connected to UTD's identity service, so the system cannot confirm who is booking.</w:t>
+              <w:t xml:space="preserve">Student sign-in cannot be connected to UTD's identity service, so the </w:t>
+            </w:r>
+            <w:r>
+              <w:lastRenderedPageBreak/>
+              <w:t>system cannot confirm who is booking.</w:t>
             </w:r>
           </w:p>
         </w:tc>
@@ -10737,6 +10601,7 @@
           </w:tcPr>
           <w:p>
             <w:r>
+              <w:lastRenderedPageBreak/>
               <w:t>High</w:t>
             </w:r>
           </w:p>
@@ -11203,12 +11068,12 @@
       <w:tblPr>
         <w:tblW w:w="10858" w:type="dxa"/>
         <w:tblBorders>
-          <w:top w:val="single" w:color="C6CDD8" w:sz="3" w:space="0"/>
-          <w:left w:val="single" w:color="C6CDD8" w:sz="3" w:space="0"/>
-          <w:bottom w:val="single" w:color="C6CDD8" w:sz="3" w:space="0"/>
-          <w:right w:val="single" w:color="C6CDD8" w:sz="3" w:space="0"/>
-          <w:insideH w:val="single" w:color="C6CDD8" w:sz="3" w:space="0"/>
-          <w:insideV w:val="single" w:color="C6CDD8" w:sz="3" w:space="0"/>
+          <w:top w:val="single" w:sz="3" w:space="0" w:color="C6CDD8"/>
+          <w:left w:val="single" w:sz="3" w:space="0" w:color="C6CDD8"/>
+          <w:bottom w:val="single" w:sz="3" w:space="0" w:color="C6CDD8"/>
+          <w:right w:val="single" w:sz="3" w:space="0" w:color="C6CDD8"/>
+          <w:insideH w:val="single" w:sz="3" w:space="0" w:color="C6CDD8"/>
+          <w:insideV w:val="single" w:sz="3" w:space="0" w:color="C6CDD8"/>
         </w:tblBorders>
         <w:tblLayout w:type="fixed"/>
         <w:tblCellMar>
@@ -11235,11 +11100,11 @@
             <w:pPr>
               <w:spacing w:after="60" w:line="260" w:lineRule="auto"/>
             </w:pPr>
-            <w:hyperlink r:id="rId23">
+            <w:hyperlink r:id="rId28">
               <w:r>
                 <w:rPr>
                   <w:rStyle w:val="Hyperlink"/>
-                  <w:rFonts w:ascii="Segoe UI" w:hAnsi="Segoe UI" w:eastAsia="Segoe UI" w:cs="Segoe UI"/>
+                  <w:rFonts w:ascii="Segoe UI" w:eastAsia="Segoe UI" w:hAnsi="Segoe UI" w:cs="Segoe UI"/>
                   <w:sz w:val="18"/>
                   <w:szCs w:val="18"/>
                 </w:rPr>
@@ -11248,7 +11113,7 @@
             </w:hyperlink>
             <w:r>
               <w:rPr>
-                <w:rFonts w:ascii="Segoe UI" w:hAnsi="Segoe UI" w:eastAsia="Segoe UI" w:cs="Segoe UI"/>
+                <w:rFonts w:ascii="Segoe UI" w:eastAsia="Segoe UI" w:hAnsi="Segoe UI" w:cs="Segoe UI"/>
                 <w:color w:val="000000" w:themeColor="text1"/>
                 <w:sz w:val="18"/>
                 <w:szCs w:val="18"/>
@@ -11378,12 +11243,12 @@
       <w:tblPr>
         <w:tblW w:w="10858" w:type="dxa"/>
         <w:tblBorders>
-          <w:top w:val="single" w:color="C6CDD8" w:sz="3" w:space="0"/>
-          <w:left w:val="single" w:color="C6CDD8" w:sz="3" w:space="0"/>
-          <w:bottom w:val="single" w:color="C6CDD8" w:sz="3" w:space="0"/>
-          <w:right w:val="single" w:color="C6CDD8" w:sz="3" w:space="0"/>
-          <w:insideH w:val="single" w:color="C6CDD8" w:sz="3" w:space="0"/>
-          <w:insideV w:val="single" w:color="C6CDD8" w:sz="3" w:space="0"/>
+          <w:top w:val="single" w:sz="3" w:space="0" w:color="C6CDD8"/>
+          <w:left w:val="single" w:sz="3" w:space="0" w:color="C6CDD8"/>
+          <w:bottom w:val="single" w:sz="3" w:space="0" w:color="C6CDD8"/>
+          <w:right w:val="single" w:sz="3" w:space="0" w:color="C6CDD8"/>
+          <w:insideH w:val="single" w:sz="3" w:space="0" w:color="C6CDD8"/>
+          <w:insideV w:val="single" w:sz="3" w:space="0" w:color="C6CDD8"/>
         </w:tblBorders>
         <w:tblLayout w:type="fixed"/>
         <w:tblCellMar>
@@ -11675,24 +11540,25 @@
       <w:pPr>
         <w:keepNext/>
         <w:pBdr>
-          <w:bottom w:val="single" w:color="16324F" w:sz="8" w:space="0"/>
+          <w:bottom w:val="single" w:sz="8" w:space="0" w:color="16324F"/>
         </w:pBdr>
         <w:spacing w:before="300" w:after="100" w:line="260" w:lineRule="auto"/>
       </w:pPr>
       <w:r>
         <w:rPr>
-          <w:rFonts w:ascii="Cambria" w:hAnsi="Cambria" w:eastAsia="Cambria" w:cs="Cambria"/>
+          <w:rFonts w:ascii="Cambria" w:eastAsia="Cambria" w:hAnsi="Cambria" w:cs="Cambria"/>
           <w:b/>
           <w:bCs/>
           <w:color w:val="2F5D8A"/>
           <w:sz w:val="26"/>
           <w:szCs w:val="26"/>
         </w:rPr>
+        <w:lastRenderedPageBreak/>
         <w:t xml:space="preserve">5   </w:t>
       </w:r>
       <w:r>
         <w:rPr>
-          <w:rFonts w:ascii="Cambria" w:hAnsi="Cambria" w:eastAsia="Cambria" w:cs="Cambria"/>
+          <w:rFonts w:ascii="Cambria" w:eastAsia="Cambria" w:hAnsi="Cambria" w:cs="Cambria"/>
           <w:b/>
           <w:bCs/>
           <w:color w:val="16324F"/>
@@ -11706,12 +11572,12 @@
       <w:tblPr>
         <w:tblW w:w="10858" w:type="dxa"/>
         <w:tblBorders>
-          <w:top w:val="single" w:color="C6CDD8" w:sz="3" w:space="0"/>
-          <w:left w:val="single" w:color="C6CDD8" w:sz="3" w:space="0"/>
-          <w:bottom w:val="single" w:color="C6CDD8" w:sz="3" w:space="0"/>
-          <w:right w:val="single" w:color="C6CDD8" w:sz="3" w:space="0"/>
-          <w:insideH w:val="single" w:color="C6CDD8" w:sz="3" w:space="0"/>
-          <w:insideV w:val="single" w:color="C6CDD8" w:sz="3" w:space="0"/>
+          <w:top w:val="single" w:sz="3" w:space="0" w:color="C6CDD8"/>
+          <w:left w:val="single" w:sz="3" w:space="0" w:color="C6CDD8"/>
+          <w:bottom w:val="single" w:sz="3" w:space="0" w:color="C6CDD8"/>
+          <w:right w:val="single" w:sz="3" w:space="0" w:color="C6CDD8"/>
+          <w:insideH w:val="single" w:sz="3" w:space="0" w:color="C6CDD8"/>
+          <w:insideV w:val="single" w:sz="3" w:space="0" w:color="C6CDD8"/>
         </w:tblBorders>
         <w:tblLayout w:type="fixed"/>
         <w:tblCellMar>
@@ -12162,13 +12028,13 @@
       <w:pPr>
         <w:keepNext/>
         <w:pBdr>
-          <w:bottom w:val="single" w:color="16324F" w:sz="8" w:space="0"/>
+          <w:bottom w:val="single" w:sz="8" w:space="0" w:color="16324F"/>
         </w:pBdr>
         <w:spacing w:before="300" w:after="100" w:line="260" w:lineRule="auto"/>
       </w:pPr>
       <w:r>
         <w:rPr>
-          <w:rFonts w:ascii="Cambria" w:hAnsi="Cambria" w:eastAsia="Cambria" w:cs="Cambria"/>
+          <w:rFonts w:ascii="Cambria" w:eastAsia="Cambria" w:hAnsi="Cambria" w:cs="Cambria"/>
           <w:b/>
           <w:bCs/>
           <w:color w:val="2F5D8A"/>
@@ -12179,7 +12045,7 @@
       </w:r>
       <w:r>
         <w:rPr>
-          <w:rFonts w:ascii="Cambria" w:hAnsi="Cambria" w:eastAsia="Cambria" w:cs="Cambria"/>
+          <w:rFonts w:ascii="Cambria" w:eastAsia="Cambria" w:hAnsi="Cambria" w:cs="Cambria"/>
           <w:b/>
           <w:bCs/>
           <w:color w:val="16324F"/>
@@ -12206,12 +12072,12 @@
       <w:tblPr>
         <w:tblW w:w="10858" w:type="dxa"/>
         <w:tblBorders>
-          <w:top w:val="single" w:color="C6CDD8" w:sz="3" w:space="0"/>
-          <w:left w:val="single" w:color="C6CDD8" w:sz="3" w:space="0"/>
-          <w:bottom w:val="single" w:color="C6CDD8" w:sz="3" w:space="0"/>
-          <w:right w:val="single" w:color="C6CDD8" w:sz="3" w:space="0"/>
-          <w:insideH w:val="single" w:color="C6CDD8" w:sz="3" w:space="0"/>
-          <w:insideV w:val="single" w:color="C6CDD8" w:sz="3" w:space="0"/>
+          <w:top w:val="single" w:sz="3" w:space="0" w:color="C6CDD8"/>
+          <w:left w:val="single" w:sz="3" w:space="0" w:color="C6CDD8"/>
+          <w:bottom w:val="single" w:sz="3" w:space="0" w:color="C6CDD8"/>
+          <w:right w:val="single" w:sz="3" w:space="0" w:color="C6CDD8"/>
+          <w:insideH w:val="single" w:sz="3" w:space="0" w:color="C6CDD8"/>
+          <w:insideV w:val="single" w:sz="3" w:space="0" w:color="C6CDD8"/>
         </w:tblBorders>
         <w:tblLayout w:type="fixed"/>
         <w:tblCellMar>
@@ -12626,14 +12492,14 @@
     </w:tbl>
     <w:p>
       <w:pPr>
-        <w:pageBreakBefore w:val="1"/>
+        <w:pageBreakBefore/>
         <w:spacing w:line="260" w:lineRule="auto"/>
       </w:pPr>
     </w:p>
     <w:sectPr>
-      <w:headerReference w:type="default" r:id="rId24"/>
-      <w:footerReference w:type="default" r:id="rId25"/>
-      <w:pgSz w:w="12240" w:h="15840" w:orient="portrait"/>
+      <w:headerReference w:type="default" r:id="rId29"/>
+      <w:footerReference w:type="default" r:id="rId30"/>
+      <w:pgSz w:w="12240" w:h="15840"/>
       <w:pgMar w:top="900" w:right="900" w:bottom="900" w:left="900" w:header="500" w:footer="450" w:gutter="0"/>
       <w:cols w:space="720"/>
       <w:docGrid w:linePitch="360"/>
@@ -12697,6 +12563,12 @@
     </w:r>
     <w:r>
       <w:rPr>
+        <w:noProof/>
+      </w:rPr>
+      <w:t>1</w:t>
+    </w:r>
+    <w:r>
+      <w:rPr>
         <w:color w:val="5A6472"/>
         <w:sz w:val="16"/>
         <w:szCs w:val="16"/>
@@ -12739,7 +12611,7 @@
   <w:p>
     <w:pPr>
       <w:pBdr>
-        <w:bottom w:val="single" w:color="C6CDD8" w:sz="6" w:space="0"/>
+        <w:bottom w:val="single" w:sz="6" w:space="0" w:color="C6CDD8"/>
       </w:pBdr>
       <w:spacing w:line="262" w:lineRule="auto"/>
     </w:pPr>
@@ -12758,15 +12630,6 @@
 <file path=word/intelligence2.xml><?xml version="1.0" encoding="utf-8"?>
 <int2:intelligence xmlns:int2="http://schemas.microsoft.com/office/intelligence/2020/intelligence" xmlns:oel="http://schemas.microsoft.com/office/2019/extlst">
   <int2:observations>
-    <int2:bookmark int2:bookmarkName="_Int_wB1ny7XZ" int2:invalidationBookmarkName="" int2:hashCode="0lGH3BN/NciLyA" int2:id="0zUVwKwr">
-      <int2:state int2:value="Rejected" int2:type="gram"/>
-    </int2:bookmark>
-    <int2:bookmark int2:bookmarkName="_Int_q7wk8xFw" int2:invalidationBookmarkName="" int2:hashCode="XFIAPA6h2JA3jX" int2:id="31Y9PT6I">
-      <int2:state int2:value="Rejected" int2:type="gram"/>
-    </int2:bookmark>
-    <int2:bookmark int2:bookmarkName="_Int_Mh0BCdyv" int2:invalidationBookmarkName="" int2:hashCode="CMYbHMdhOMii3l" int2:id="H8dAnPKZ">
-      <int2:state int2:value="Rejected" int2:type="gram"/>
-    </int2:bookmark>
     <int2:bookmark int2:bookmarkName="_Int_U8z4w0Fv" int2:invalidationBookmarkName="" int2:hashCode="QaS0FM9ulw5r+f" int2:id="LQJlveta">
       <int2:state int2:value="Rejected" int2:type="gram"/>
     </int2:bookmark>
@@ -13242,7 +13105,7 @@
         <w:ind w:left="720" w:hanging="360"/>
       </w:pPr>
       <w:rPr>
-        <w:rFonts w:hint="default" w:ascii="Aptos" w:hAnsi="Aptos"/>
+        <w:rFonts w:ascii="Aptos" w:hAnsi="Aptos" w:hint="default"/>
       </w:rPr>
     </w:lvl>
     <w:lvl w:ilvl="1" w:tplc="BFF6DBA0">
@@ -13254,7 +13117,7 @@
         <w:ind w:left="1440" w:hanging="360"/>
       </w:pPr>
       <w:rPr>
-        <w:rFonts w:hint="default" w:ascii="Courier New" w:hAnsi="Courier New"/>
+        <w:rFonts w:ascii="Courier New" w:hAnsi="Courier New" w:hint="default"/>
       </w:rPr>
     </w:lvl>
     <w:lvl w:ilvl="2" w:tplc="33441928">
@@ -13266,7 +13129,7 @@
         <w:ind w:left="2160" w:hanging="360"/>
       </w:pPr>
       <w:rPr>
-        <w:rFonts w:hint="default" w:ascii="Wingdings" w:hAnsi="Wingdings"/>
+        <w:rFonts w:ascii="Wingdings" w:hAnsi="Wingdings" w:hint="default"/>
       </w:rPr>
     </w:lvl>
     <w:lvl w:ilvl="3" w:tplc="8752E530">
@@ -13278,7 +13141,7 @@
         <w:ind w:left="2880" w:hanging="360"/>
       </w:pPr>
       <w:rPr>
-        <w:rFonts w:hint="default" w:ascii="Symbol" w:hAnsi="Symbol"/>
+        <w:rFonts w:ascii="Symbol" w:hAnsi="Symbol" w:hint="default"/>
       </w:rPr>
     </w:lvl>
     <w:lvl w:ilvl="4" w:tplc="F83CCAF4">
@@ -13290,7 +13153,7 @@
         <w:ind w:left="3600" w:hanging="360"/>
       </w:pPr>
       <w:rPr>
-        <w:rFonts w:hint="default" w:ascii="Courier New" w:hAnsi="Courier New"/>
+        <w:rFonts w:ascii="Courier New" w:hAnsi="Courier New" w:hint="default"/>
       </w:rPr>
     </w:lvl>
     <w:lvl w:ilvl="5" w:tplc="6EC87EF4">
@@ -13302,7 +13165,7 @@
         <w:ind w:left="4320" w:hanging="360"/>
       </w:pPr>
       <w:rPr>
-        <w:rFonts w:hint="default" w:ascii="Wingdings" w:hAnsi="Wingdings"/>
+        <w:rFonts w:ascii="Wingdings" w:hAnsi="Wingdings" w:hint="default"/>
       </w:rPr>
     </w:lvl>
     <w:lvl w:ilvl="6" w:tplc="B5D8B16A">
@@ -13314,7 +13177,7 @@
         <w:ind w:left="5040" w:hanging="360"/>
       </w:pPr>
       <w:rPr>
-        <w:rFonts w:hint="default" w:ascii="Symbol" w:hAnsi="Symbol"/>
+        <w:rFonts w:ascii="Symbol" w:hAnsi="Symbol" w:hint="default"/>
       </w:rPr>
     </w:lvl>
     <w:lvl w:ilvl="7" w:tplc="CC0C8884">
@@ -13326,7 +13189,7 @@
         <w:ind w:left="5760" w:hanging="360"/>
       </w:pPr>
       <w:rPr>
-        <w:rFonts w:hint="default" w:ascii="Courier New" w:hAnsi="Courier New"/>
+        <w:rFonts w:ascii="Courier New" w:hAnsi="Courier New" w:hint="default"/>
       </w:rPr>
     </w:lvl>
     <w:lvl w:ilvl="8" w:tplc="B0F65CF2">
@@ -13338,7 +13201,7 @@
         <w:ind w:left="6480" w:hanging="360"/>
       </w:pPr>
       <w:rPr>
-        <w:rFonts w:hint="default" w:ascii="Wingdings" w:hAnsi="Wingdings"/>
+        <w:rFonts w:ascii="Wingdings" w:hAnsi="Wingdings" w:hint="default"/>
       </w:rPr>
     </w:lvl>
   </w:abstractNum>
@@ -13527,7 +13390,7 @@
         <w:ind w:left="720" w:hanging="360"/>
       </w:pPr>
       <w:rPr>
-        <w:rFonts w:hint="default" w:ascii="Aptos" w:hAnsi="Aptos"/>
+        <w:rFonts w:ascii="Aptos" w:hAnsi="Aptos" w:hint="default"/>
       </w:rPr>
     </w:lvl>
     <w:lvl w:ilvl="1" w:tplc="F9527BDC">
@@ -13539,7 +13402,7 @@
         <w:ind w:left="1440" w:hanging="360"/>
       </w:pPr>
       <w:rPr>
-        <w:rFonts w:hint="default" w:ascii="Courier New" w:hAnsi="Courier New"/>
+        <w:rFonts w:ascii="Courier New" w:hAnsi="Courier New" w:hint="default"/>
       </w:rPr>
     </w:lvl>
     <w:lvl w:ilvl="2" w:tplc="2EF24ADA">
@@ -13551,7 +13414,7 @@
         <w:ind w:left="2160" w:hanging="360"/>
       </w:pPr>
       <w:rPr>
-        <w:rFonts w:hint="default" w:ascii="Wingdings" w:hAnsi="Wingdings"/>
+        <w:rFonts w:ascii="Wingdings" w:hAnsi="Wingdings" w:hint="default"/>
       </w:rPr>
     </w:lvl>
     <w:lvl w:ilvl="3" w:tplc="2110B294">
@@ -13563,7 +13426,7 @@
         <w:ind w:left="2880" w:hanging="360"/>
       </w:pPr>
       <w:rPr>
-        <w:rFonts w:hint="default" w:ascii="Symbol" w:hAnsi="Symbol"/>
+        <w:rFonts w:ascii="Symbol" w:hAnsi="Symbol" w:hint="default"/>
       </w:rPr>
     </w:lvl>
     <w:lvl w:ilvl="4" w:tplc="787A4BBC">
@@ -13575,7 +13438,7 @@
         <w:ind w:left="3600" w:hanging="360"/>
       </w:pPr>
       <w:rPr>
-        <w:rFonts w:hint="default" w:ascii="Courier New" w:hAnsi="Courier New"/>
+        <w:rFonts w:ascii="Courier New" w:hAnsi="Courier New" w:hint="default"/>
       </w:rPr>
     </w:lvl>
     <w:lvl w:ilvl="5" w:tplc="ECAE9368">
@@ -13587,7 +13450,7 @@
         <w:ind w:left="4320" w:hanging="360"/>
       </w:pPr>
       <w:rPr>
-        <w:rFonts w:hint="default" w:ascii="Wingdings" w:hAnsi="Wingdings"/>
+        <w:rFonts w:ascii="Wingdings" w:hAnsi="Wingdings" w:hint="default"/>
       </w:rPr>
     </w:lvl>
     <w:lvl w:ilvl="6" w:tplc="7DB650C0">
@@ -13599,7 +13462,7 @@
         <w:ind w:left="5040" w:hanging="360"/>
       </w:pPr>
       <w:rPr>
-        <w:rFonts w:hint="default" w:ascii="Symbol" w:hAnsi="Symbol"/>
+        <w:rFonts w:ascii="Symbol" w:hAnsi="Symbol" w:hint="default"/>
       </w:rPr>
     </w:lvl>
     <w:lvl w:ilvl="7" w:tplc="3AB46E52">
@@ -13611,7 +13474,7 @@
         <w:ind w:left="5760" w:hanging="360"/>
       </w:pPr>
       <w:rPr>
-        <w:rFonts w:hint="default" w:ascii="Courier New" w:hAnsi="Courier New"/>
+        <w:rFonts w:ascii="Courier New" w:hAnsi="Courier New" w:hint="default"/>
       </w:rPr>
     </w:lvl>
     <w:lvl w:ilvl="8" w:tplc="A0E294D4">
@@ -13623,7 +13486,7 @@
         <w:ind w:left="6480" w:hanging="360"/>
       </w:pPr>
       <w:rPr>
-        <w:rFonts w:hint="default" w:ascii="Wingdings" w:hAnsi="Wingdings"/>
+        <w:rFonts w:ascii="Wingdings" w:hAnsi="Wingdings" w:hint="default"/>
       </w:rPr>
     </w:lvl>
   </w:abstractNum>
@@ -13754,7 +13617,7 @@
   <w:docDefaults>
     <w:rPrDefault>
       <w:rPr>
-        <w:rFonts w:ascii="Calibri" w:hAnsi="Calibri" w:eastAsia="Calibri" w:cs="Calibri"/>
+        <w:rFonts w:ascii="Calibri" w:eastAsia="Calibri" w:hAnsi="Calibri" w:cs="Calibri"/>
         <w:sz w:val="21"/>
         <w:szCs w:val="21"/>
         <w:lang w:val="en-US" w:eastAsia="en-US" w:bidi="ar-SA"/>
@@ -13765,14 +13628,14 @@
   <w:latentStyles w:defLockedState="0" w:defUIPriority="99" w:defSemiHidden="0" w:defUnhideWhenUsed="0" w:defQFormat="0" w:count="376">
     <w:lsdException w:name="Normal" w:uiPriority="0" w:qFormat="1"/>
     <w:lsdException w:name="heading 1" w:uiPriority="9" w:qFormat="1"/>
-    <w:lsdException w:name="heading 2" w:uiPriority="9" w:semiHidden="1" w:unhideWhenUsed="1" w:qFormat="1"/>
-    <w:lsdException w:name="heading 3" w:uiPriority="9" w:semiHidden="1" w:unhideWhenUsed="1" w:qFormat="1"/>
-    <w:lsdException w:name="heading 4" w:uiPriority="9" w:semiHidden="1" w:unhideWhenUsed="1" w:qFormat="1"/>
-    <w:lsdException w:name="heading 5" w:uiPriority="9" w:semiHidden="1" w:unhideWhenUsed="1" w:qFormat="1"/>
-    <w:lsdException w:name="heading 6" w:uiPriority="9" w:semiHidden="1" w:unhideWhenUsed="1" w:qFormat="1"/>
-    <w:lsdException w:name="heading 7" w:uiPriority="9" w:semiHidden="1" w:unhideWhenUsed="1" w:qFormat="1"/>
-    <w:lsdException w:name="heading 8" w:uiPriority="9" w:semiHidden="1" w:unhideWhenUsed="1" w:qFormat="1"/>
-    <w:lsdException w:name="heading 9" w:uiPriority="9" w:semiHidden="1" w:unhideWhenUsed="1" w:qFormat="1"/>
+    <w:lsdException w:name="heading 2" w:semiHidden="1" w:uiPriority="9" w:unhideWhenUsed="1" w:qFormat="1"/>
+    <w:lsdException w:name="heading 3" w:semiHidden="1" w:uiPriority="9" w:unhideWhenUsed="1" w:qFormat="1"/>
+    <w:lsdException w:name="heading 4" w:semiHidden="1" w:uiPriority="9" w:unhideWhenUsed="1" w:qFormat="1"/>
+    <w:lsdException w:name="heading 5" w:semiHidden="1" w:uiPriority="9" w:unhideWhenUsed="1" w:qFormat="1"/>
+    <w:lsdException w:name="heading 6" w:semiHidden="1" w:uiPriority="9" w:unhideWhenUsed="1" w:qFormat="1"/>
+    <w:lsdException w:name="heading 7" w:semiHidden="1" w:uiPriority="9" w:unhideWhenUsed="1" w:qFormat="1"/>
+    <w:lsdException w:name="heading 8" w:semiHidden="1" w:uiPriority="9" w:unhideWhenUsed="1" w:qFormat="1"/>
+    <w:lsdException w:name="heading 9" w:semiHidden="1" w:uiPriority="9" w:unhideWhenUsed="1" w:qFormat="1"/>
     <w:lsdException w:name="index 1" w:semiHidden="1" w:unhideWhenUsed="1"/>
     <w:lsdException w:name="index 2" w:semiHidden="1" w:unhideWhenUsed="1"/>
     <w:lsdException w:name="index 3" w:semiHidden="1" w:unhideWhenUsed="1"/>
@@ -13782,22 +13645,22 @@
     <w:lsdException w:name="index 7" w:semiHidden="1" w:unhideWhenUsed="1"/>
     <w:lsdException w:name="index 8" w:semiHidden="1" w:unhideWhenUsed="1"/>
     <w:lsdException w:name="index 9" w:semiHidden="1" w:unhideWhenUsed="1"/>
-    <w:lsdException w:name="toc 1" w:uiPriority="39" w:semiHidden="1" w:unhideWhenUsed="1"/>
-    <w:lsdException w:name="toc 2" w:uiPriority="39" w:semiHidden="1" w:unhideWhenUsed="1"/>
-    <w:lsdException w:name="toc 3" w:uiPriority="39" w:semiHidden="1" w:unhideWhenUsed="1"/>
-    <w:lsdException w:name="toc 4" w:uiPriority="39" w:semiHidden="1" w:unhideWhenUsed="1"/>
-    <w:lsdException w:name="toc 5" w:uiPriority="39" w:semiHidden="1" w:unhideWhenUsed="1"/>
-    <w:lsdException w:name="toc 6" w:uiPriority="39" w:semiHidden="1" w:unhideWhenUsed="1"/>
-    <w:lsdException w:name="toc 7" w:uiPriority="39" w:semiHidden="1" w:unhideWhenUsed="1"/>
-    <w:lsdException w:name="toc 8" w:uiPriority="39" w:semiHidden="1" w:unhideWhenUsed="1"/>
-    <w:lsdException w:name="toc 9" w:uiPriority="39" w:semiHidden="1" w:unhideWhenUsed="1"/>
+    <w:lsdException w:name="toc 1" w:semiHidden="1" w:uiPriority="39" w:unhideWhenUsed="1"/>
+    <w:lsdException w:name="toc 2" w:semiHidden="1" w:uiPriority="39" w:unhideWhenUsed="1"/>
+    <w:lsdException w:name="toc 3" w:semiHidden="1" w:uiPriority="39" w:unhideWhenUsed="1"/>
+    <w:lsdException w:name="toc 4" w:semiHidden="1" w:uiPriority="39" w:unhideWhenUsed="1"/>
+    <w:lsdException w:name="toc 5" w:semiHidden="1" w:uiPriority="39" w:unhideWhenUsed="1"/>
+    <w:lsdException w:name="toc 6" w:semiHidden="1" w:uiPriority="39" w:unhideWhenUsed="1"/>
+    <w:lsdException w:name="toc 7" w:semiHidden="1" w:uiPriority="39" w:unhideWhenUsed="1"/>
+    <w:lsdException w:name="toc 8" w:semiHidden="1" w:uiPriority="39" w:unhideWhenUsed="1"/>
+    <w:lsdException w:name="toc 9" w:semiHidden="1" w:uiPriority="39" w:unhideWhenUsed="1"/>
     <w:lsdException w:name="Normal Indent" w:semiHidden="1" w:unhideWhenUsed="1"/>
     <w:lsdException w:name="footnote text" w:semiHidden="1" w:unhideWhenUsed="1"/>
     <w:lsdException w:name="annotation text" w:semiHidden="1" w:unhideWhenUsed="1"/>
     <w:lsdException w:name="header" w:semiHidden="1" w:unhideWhenUsed="1"/>
     <w:lsdException w:name="footer" w:semiHidden="1" w:unhideWhenUsed="1"/>
     <w:lsdException w:name="index heading" w:semiHidden="1" w:unhideWhenUsed="1"/>
-    <w:lsdException w:name="caption" w:uiPriority="35" w:semiHidden="1" w:unhideWhenUsed="1" w:qFormat="1"/>
+    <w:lsdException w:name="caption" w:semiHidden="1" w:uiPriority="35" w:unhideWhenUsed="1" w:qFormat="1"/>
     <w:lsdException w:name="table of figures" w:semiHidden="1" w:unhideWhenUsed="1"/>
     <w:lsdException w:name="envelope address" w:semiHidden="1" w:unhideWhenUsed="1"/>
     <w:lsdException w:name="envelope return" w:semiHidden="1" w:unhideWhenUsed="1"/>
@@ -13828,7 +13691,7 @@
     <w:lsdException w:name="Title" w:uiPriority="10" w:qFormat="1"/>
     <w:lsdException w:name="Closing" w:semiHidden="1" w:unhideWhenUsed="1"/>
     <w:lsdException w:name="Signature" w:semiHidden="1" w:unhideWhenUsed="1"/>
-    <w:lsdException w:name="Default Paragraph Font" w:uiPriority="1" w:semiHidden="1" w:unhideWhenUsed="1"/>
+    <w:lsdException w:name="Default Paragraph Font" w:semiHidden="1" w:uiPriority="1" w:unhideWhenUsed="1"/>
     <w:lsdException w:name="Body Text" w:semiHidden="1" w:unhideWhenUsed="1"/>
     <w:lsdException w:name="Body Text Indent" w:semiHidden="1" w:unhideWhenUsed="1"/>
     <w:lsdException w:name="List Continue" w:semiHidden="1" w:unhideWhenUsed="1"/>
@@ -14028,8 +13891,8 @@
     <w:lsdException w:name="Subtle Reference" w:uiPriority="31" w:qFormat="1"/>
     <w:lsdException w:name="Intense Reference" w:uiPriority="32" w:qFormat="1"/>
     <w:lsdException w:name="Book Title" w:uiPriority="33" w:qFormat="1"/>
-    <w:lsdException w:name="Bibliography" w:uiPriority="37" w:semiHidden="1" w:unhideWhenUsed="1"/>
-    <w:lsdException w:name="TOC Heading" w:uiPriority="39" w:semiHidden="1" w:unhideWhenUsed="1" w:qFormat="1"/>
+    <w:lsdException w:name="Bibliography" w:semiHidden="1" w:uiPriority="37" w:unhideWhenUsed="1"/>
+    <w:lsdException w:name="TOC Heading" w:semiHidden="1" w:uiPriority="39" w:unhideWhenUsed="1" w:qFormat="1"/>
     <w:lsdException w:name="Plain Table 1" w:uiPriority="41"/>
     <w:lsdException w:name="Plain Table 2" w:uiPriority="42"/>
     <w:lsdException w:name="Plain Table 3" w:uiPriority="43"/>
@@ -14140,7 +14003,7 @@
     <w:lsdException w:name="Unresolved Mention" w:semiHidden="1" w:unhideWhenUsed="1"/>
     <w:lsdException w:name="Smart Link" w:semiHidden="1" w:unhideWhenUsed="1"/>
   </w:latentStyles>
-  <w:style w:type="paragraph" w:styleId="Normal" w:default="1">
+  <w:style w:type="paragraph" w:default="1" w:styleId="Normal">
     <w:name w:val="Normal"/>
     <w:qFormat/>
   </w:style>
@@ -14228,13 +14091,13 @@
       <w:color w:val="1F4D78"/>
     </w:rPr>
   </w:style>
-  <w:style w:type="character" w:styleId="DefaultParagraphFont" w:default="1">
+  <w:style w:type="character" w:default="1" w:styleId="DefaultParagraphFont">
     <w:name w:val="Default Paragraph Font"/>
     <w:uiPriority w:val="1"/>
     <w:semiHidden/>
     <w:unhideWhenUsed/>
   </w:style>
-  <w:style w:type="table" w:styleId="TableNormal" w:default="1">
+  <w:style w:type="table" w:default="1" w:styleId="TableNormal">
     <w:name w:val="Normal Table"/>
     <w:uiPriority w:val="99"/>
     <w:semiHidden/>
@@ -14249,7 +14112,7 @@
       </w:tblCellMar>
     </w:tblPr>
   </w:style>
-  <w:style w:type="numbering" w:styleId="NoList" w:default="1">
+  <w:style w:type="numbering" w:default="1" w:styleId="NoList">
     <w:name w:val="No List"/>
     <w:uiPriority w:val="99"/>
     <w:semiHidden/>
@@ -14264,7 +14127,7 @@
       <w:szCs w:val="56"/>
     </w:rPr>
   </w:style>
-  <w:style w:type="paragraph" w:styleId="Strong1" w:customStyle="1">
+  <w:style w:type="paragraph" w:customStyle="1" w:styleId="Strong1">
     <w:name w:val="Strong1"/>
     <w:qFormat/>
     <w:rPr>
@@ -14305,7 +14168,7 @@
       <w:szCs w:val="20"/>
     </w:rPr>
   </w:style>
-  <w:style w:type="character" w:styleId="FootnoteTextChar" w:customStyle="1">
+  <w:style w:type="character" w:customStyle="1" w:styleId="FootnoteTextChar">
     <w:name w:val="Footnote Text Char"/>
     <w:link w:val="FootnoteText"/>
     <w:uiPriority w:val="99"/>
@@ -14336,7 +14199,7 @@
       <w:szCs w:val="20"/>
     </w:rPr>
   </w:style>
-  <w:style w:type="character" w:styleId="EndnoteTextChar" w:customStyle="1">
+  <w:style w:type="character" w:customStyle="1" w:styleId="EndnoteTextChar">
     <w:name w:val="Endnote Text Char"/>
     <w:link w:val="EndnoteText"/>
     <w:uiPriority w:val="99"/>
@@ -14362,7 +14225,7 @@
       </w:tabs>
     </w:pPr>
   </w:style>
-  <w:style w:type="character" w:styleId="HeaderChar" w:customStyle="1">
+  <w:style w:type="character" w:customStyle="1" w:styleId="HeaderChar">
     <w:name w:val="Header Char"/>
     <w:basedOn w:val="DefaultParagraphFont"/>
     <w:link w:val="Header"/>
@@ -14385,7 +14248,7 @@
       </w:tabs>
     </w:pPr>
   </w:style>
-  <w:style w:type="character" w:styleId="FooterChar" w:customStyle="1">
+  <w:style w:type="character" w:customStyle="1" w:styleId="FooterChar">
     <w:name w:val="Footer Char"/>
     <w:basedOn w:val="DefaultParagraphFont"/>
     <w:link w:val="Footer"/>
@@ -14412,12 +14275,12 @@
     <w:rsid w:val="00FB4123"/>
     <w:tblPr>
       <w:tblBorders>
-        <w:top w:val="single" w:color="000000" w:themeColor="text1" w:sz="4" w:space="0"/>
-        <w:left w:val="single" w:color="000000" w:themeColor="text1" w:sz="4" w:space="0"/>
-        <w:bottom w:val="single" w:color="000000" w:themeColor="text1" w:sz="4" w:space="0"/>
-        <w:right w:val="single" w:color="000000" w:themeColor="text1" w:sz="4" w:space="0"/>
-        <w:insideH w:val="single" w:color="000000" w:themeColor="text1" w:sz="4" w:space="0"/>
-        <w:insideV w:val="single" w:color="000000" w:themeColor="text1" w:sz="4" w:space="0"/>
+        <w:top w:val="single" w:sz="4" w:space="0" w:color="000000" w:themeColor="text1"/>
+        <w:left w:val="single" w:sz="4" w:space="0" w:color="000000" w:themeColor="text1"/>
+        <w:bottom w:val="single" w:sz="4" w:space="0" w:color="000000" w:themeColor="text1"/>
+        <w:right w:val="single" w:sz="4" w:space="0" w:color="000000" w:themeColor="text1"/>
+        <w:insideH w:val="single" w:sz="4" w:space="0" w:color="000000" w:themeColor="text1"/>
+        <w:insideV w:val="single" w:sz="4" w:space="0" w:color="000000" w:themeColor="text1"/>
       </w:tblBorders>
     </w:tblPr>
   </w:style>
@@ -14425,7 +14288,7 @@
 </file>
 
 <file path=word/theme/theme1.xml><?xml version="1.0" encoding="utf-8"?>
-<a:theme xmlns:a="http://schemas.openxmlformats.org/drawingml/2006/main" xmlns:thm15="http://schemas.microsoft.com/office/thememl/2012/main" name="Office Theme">
+<a:theme xmlns:a="http://schemas.openxmlformats.org/drawingml/2006/main" name="Office Theme">
   <a:themeElements>
     <a:clrScheme name="Office">
       <a:dk1>
@@ -14737,4 +14600,213 @@
     </a:ext>
   </a:extLst>
 </a:theme>
+</file>
+
+<file path=customXml/item1.xml><?xml version="1.0" encoding="utf-8"?>
+<ct:contentTypeSchema xmlns:ct="http://schemas.microsoft.com/office/2006/metadata/contentType" xmlns:ma="http://schemas.microsoft.com/office/2006/metadata/properties/metaAttributes" ct:_="" ma:_="" ma:contentTypeName="Document" ma:contentTypeID="0x01010011702F67F499604FB2A9E3EB661567DD" ma:contentTypeVersion="6" ma:contentTypeDescription="Create a new document." ma:contentTypeScope="" ma:versionID="22cf769bd1d465c7e55384a298668132">
+  <xsd:schema xmlns:xsd="http://www.w3.org/2001/XMLSchema" xmlns:xs="http://www.w3.org/2001/XMLSchema" xmlns:p="http://schemas.microsoft.com/office/2006/metadata/properties" xmlns:ns3="ae918e0c-63b3-4c68-b048-b5daa1e2582f" targetNamespace="http://schemas.microsoft.com/office/2006/metadata/properties" ma:root="true" ma:fieldsID="35ad26208f8f7b159b8740a7e5743e90" ns3:_="">
+    <xsd:import namespace="ae918e0c-63b3-4c68-b048-b5daa1e2582f"/>
+    <xsd:element name="properties">
+      <xsd:complexType>
+        <xsd:sequence>
+          <xsd:element name="documentManagement">
+            <xsd:complexType>
+              <xsd:all>
+                <xsd:element ref="ns3:MediaServiceMetadata" minOccurs="0"/>
+                <xsd:element ref="ns3:MediaServiceFastMetadata" minOccurs="0"/>
+                <xsd:element ref="ns3:MediaServiceSearchProperties" minOccurs="0"/>
+                <xsd:element ref="ns3:MediaServiceObjectDetectorVersions" minOccurs="0"/>
+                <xsd:element ref="ns3:MediaServiceDateTaken" minOccurs="0"/>
+                <xsd:element ref="ns3:_activity" minOccurs="0"/>
+              </xsd:all>
+            </xsd:complexType>
+          </xsd:element>
+        </xsd:sequence>
+      </xsd:complexType>
+    </xsd:element>
+  </xsd:schema>
+  <xsd:schema xmlns:xsd="http://www.w3.org/2001/XMLSchema" xmlns:xs="http://www.w3.org/2001/XMLSchema" xmlns:dms="http://schemas.microsoft.com/office/2006/documentManagement/types" xmlns:pc="http://schemas.microsoft.com/office/infopath/2007/PartnerControls" targetNamespace="ae918e0c-63b3-4c68-b048-b5daa1e2582f" elementFormDefault="qualified">
+    <xsd:import namespace="http://schemas.microsoft.com/office/2006/documentManagement/types"/>
+    <xsd:import namespace="http://schemas.microsoft.com/office/infopath/2007/PartnerControls"/>
+    <xsd:element name="MediaServiceMetadata" ma:index="8" nillable="true" ma:displayName="MediaServiceMetadata" ma:hidden="true" ma:internalName="MediaServiceMetadata" ma:readOnly="true">
+      <xsd:simpleType>
+        <xsd:restriction base="dms:Note"/>
+      </xsd:simpleType>
+    </xsd:element>
+    <xsd:element name="MediaServiceFastMetadata" ma:index="9" nillable="true" ma:displayName="MediaServiceFastMetadata" ma:hidden="true" ma:internalName="MediaServiceFastMetadata" ma:readOnly="true">
+      <xsd:simpleType>
+        <xsd:restriction base="dms:Note"/>
+      </xsd:simpleType>
+    </xsd:element>
+    <xsd:element name="MediaServiceSearchProperties" ma:index="10" nillable="true" ma:displayName="MediaServiceSearchProperties" ma:hidden="true" ma:internalName="MediaServiceSearchProperties" ma:readOnly="true">
+      <xsd:simpleType>
+        <xsd:restriction base="dms:Note"/>
+      </xsd:simpleType>
+    </xsd:element>
+    <xsd:element name="MediaServiceObjectDetectorVersions" ma:index="11" nillable="true" ma:displayName="MediaServiceObjectDetectorVersions" ma:hidden="true" ma:indexed="true" ma:internalName="MediaServiceObjectDetectorVersions" ma:readOnly="true">
+      <xsd:simpleType>
+        <xsd:restriction base="dms:Text"/>
+      </xsd:simpleType>
+    </xsd:element>
+    <xsd:element name="MediaServiceDateTaken" ma:index="12" nillable="true" ma:displayName="MediaServiceDateTaken" ma:hidden="true" ma:indexed="true" ma:internalName="MediaServiceDateTaken" ma:readOnly="true">
+      <xsd:simpleType>
+        <xsd:restriction base="dms:Text"/>
+      </xsd:simpleType>
+    </xsd:element>
+    <xsd:element name="_activity" ma:index="13" nillable="true" ma:displayName="_activity" ma:hidden="true" ma:internalName="_activity">
+      <xsd:simpleType>
+        <xsd:restriction base="dms:Note"/>
+      </xsd:simpleType>
+    </xsd:element>
+  </xsd:schema>
+  <xsd:schema xmlns="http://schemas.openxmlformats.org/package/2006/metadata/core-properties" xmlns:xsd="http://www.w3.org/2001/XMLSchema" xmlns:xsi="http://www.w3.org/2001/XMLSchema-instance" xmlns:dc="http://purl.org/dc/elements/1.1/" xmlns:dcterms="http://purl.org/dc/terms/" xmlns:odoc="http://schemas.microsoft.com/internal/obd" targetNamespace="http://schemas.openxmlformats.org/package/2006/metadata/core-properties" elementFormDefault="qualified" attributeFormDefault="unqualified" blockDefault="#all">
+    <xsd:import namespace="http://purl.org/dc/elements/1.1/" schemaLocation="http://dublincore.org/schemas/xmls/qdc/2003/04/02/dc.xsd"/>
+    <xsd:import namespace="http://purl.org/dc/terms/" schemaLocation="http://dublincore.org/schemas/xmls/qdc/2003/04/02/dcterms.xsd"/>
+    <xsd:element name="coreProperties" type="CT_coreProperties"/>
+    <xsd:complexType name="CT_coreProperties">
+      <xsd:all>
+        <xsd:element ref="dc:creator" minOccurs="0" maxOccurs="1"/>
+        <xsd:element ref="dcterms:created" minOccurs="0" maxOccurs="1"/>
+        <xsd:element ref="dc:identifier" minOccurs="0" maxOccurs="1"/>
+        <xsd:element name="contentType" minOccurs="0" maxOccurs="1" type="xsd:string" ma:index="0" ma:displayName="Content Type"/>
+        <xsd:element ref="dc:title" minOccurs="0" maxOccurs="1" ma:index="4" ma:displayName="Title"/>
+        <xsd:element ref="dc:subject" minOccurs="0" maxOccurs="1"/>
+        <xsd:element ref="dc:description" minOccurs="0" maxOccurs="1"/>
+        <xsd:element name="keywords" minOccurs="0" maxOccurs="1" type="xsd:string"/>
+        <xsd:element ref="dc:language" minOccurs="0" maxOccurs="1"/>
+        <xsd:element name="category" minOccurs="0" maxOccurs="1" type="xsd:string"/>
+        <xsd:element name="version" minOccurs="0" maxOccurs="1" type="xsd:string"/>
+        <xsd:element name="revision" minOccurs="0" maxOccurs="1" type="xsd:string">
+          <xsd:annotation>
+            <xsd:documentation>
+                        This value indicates the number of saves or revisions. The application is responsible for updating this value after each revision.
+                    </xsd:documentation>
+          </xsd:annotation>
+        </xsd:element>
+        <xsd:element name="lastModifiedBy" minOccurs="0" maxOccurs="1" type="xsd:string"/>
+        <xsd:element ref="dcterms:modified" minOccurs="0" maxOccurs="1"/>
+        <xsd:element name="contentStatus" minOccurs="0" maxOccurs="1" type="xsd:string"/>
+      </xsd:all>
+    </xsd:complexType>
+  </xsd:schema>
+  <xs:schema xmlns:pc="http://schemas.microsoft.com/office/infopath/2007/PartnerControls" xmlns:xs="http://www.w3.org/2001/XMLSchema" targetNamespace="http://schemas.microsoft.com/office/infopath/2007/PartnerControls" elementFormDefault="qualified" attributeFormDefault="unqualified">
+    <xs:element name="Person">
+      <xs:complexType>
+        <xs:sequence>
+          <xs:element ref="pc:DisplayName" minOccurs="0"/>
+          <xs:element ref="pc:AccountId" minOccurs="0"/>
+          <xs:element ref="pc:AccountType" minOccurs="0"/>
+        </xs:sequence>
+      </xs:complexType>
+    </xs:element>
+    <xs:element name="DisplayName" type="xs:string"/>
+    <xs:element name="AccountId" type="xs:string"/>
+    <xs:element name="AccountType" type="xs:string"/>
+    <xs:element name="BDCAssociatedEntity">
+      <xs:complexType>
+        <xs:sequence>
+          <xs:element ref="pc:BDCEntity" minOccurs="0" maxOccurs="unbounded"/>
+        </xs:sequence>
+        <xs:attribute ref="pc:EntityNamespace"/>
+        <xs:attribute ref="pc:EntityName"/>
+        <xs:attribute ref="pc:SystemInstanceName"/>
+        <xs:attribute ref="pc:AssociationName"/>
+      </xs:complexType>
+    </xs:element>
+    <xs:attribute name="EntityNamespace" type="xs:string"/>
+    <xs:attribute name="EntityName" type="xs:string"/>
+    <xs:attribute name="SystemInstanceName" type="xs:string"/>
+    <xs:attribute name="AssociationName" type="xs:string"/>
+    <xs:element name="BDCEntity">
+      <xs:complexType>
+        <xs:sequence>
+          <xs:element ref="pc:EntityDisplayName" minOccurs="0"/>
+          <xs:element ref="pc:EntityInstanceReference" minOccurs="0"/>
+          <xs:element ref="pc:EntityId1" minOccurs="0"/>
+          <xs:element ref="pc:EntityId2" minOccurs="0"/>
+          <xs:element ref="pc:EntityId3" minOccurs="0"/>
+          <xs:element ref="pc:EntityId4" minOccurs="0"/>
+          <xs:element ref="pc:EntityId5" minOccurs="0"/>
+        </xs:sequence>
+      </xs:complexType>
+    </xs:element>
+    <xs:element name="EntityDisplayName" type="xs:string"/>
+    <xs:element name="EntityInstanceReference" type="xs:string"/>
+    <xs:element name="EntityId1" type="xs:string"/>
+    <xs:element name="EntityId2" type="xs:string"/>
+    <xs:element name="EntityId3" type="xs:string"/>
+    <xs:element name="EntityId4" type="xs:string"/>
+    <xs:element name="EntityId5" type="xs:string"/>
+    <xs:element name="Terms">
+      <xs:complexType>
+        <xs:sequence>
+          <xs:element ref="pc:TermInfo" minOccurs="0" maxOccurs="unbounded"/>
+        </xs:sequence>
+      </xs:complexType>
+    </xs:element>
+    <xs:element name="TermInfo">
+      <xs:complexType>
+        <xs:sequence>
+          <xs:element ref="pc:TermName" minOccurs="0"/>
+          <xs:element ref="pc:TermId" minOccurs="0"/>
+        </xs:sequence>
+      </xs:complexType>
+    </xs:element>
+    <xs:element name="TermName" type="xs:string"/>
+    <xs:element name="TermId" type="xs:string"/>
+  </xs:schema>
+</ct:contentTypeSchema>
+</file>
+
+<file path=customXml/item2.xml><?xml version="1.0" encoding="utf-8"?>
+<?mso-contentType ?>
+<FormTemplates xmlns="http://schemas.microsoft.com/sharepoint/v3/contenttype/forms">
+  <Display>DocumentLibraryForm</Display>
+  <Edit>DocumentLibraryForm</Edit>
+  <New>DocumentLibraryForm</New>
+</FormTemplates>
+</file>
+
+<file path=customXml/item3.xml><?xml version="1.0" encoding="utf-8"?>
+<p:properties xmlns:p="http://schemas.microsoft.com/office/2006/metadata/properties" xmlns:xsi="http://www.w3.org/2001/XMLSchema-instance" xmlns:pc="http://schemas.microsoft.com/office/infopath/2007/PartnerControls">
+  <documentManagement>
+    <_activity xmlns="ae918e0c-63b3-4c68-b048-b5daa1e2582f" xsi:nil="true"/>
+  </documentManagement>
+</p:properties>
+</file>
+
+<file path=customXml/itemProps1.xml><?xml version="1.0" encoding="utf-8"?>
+<ds:datastoreItem xmlns:ds="http://schemas.openxmlformats.org/officeDocument/2006/customXml" ds:itemID="{C0FA146E-9A32-45B0-8D07-4FCEEFCBFC9F}">
+  <ds:schemaRefs>
+    <ds:schemaRef ds:uri="http://schemas.microsoft.com/office/2006/metadata/contentType"/>
+    <ds:schemaRef ds:uri="http://schemas.microsoft.com/office/2006/metadata/properties/metaAttributes"/>
+    <ds:schemaRef ds:uri="http://www.w3.org/2001/XMLSchema"/>
+    <ds:schemaRef ds:uri="http://schemas.microsoft.com/office/2006/metadata/properties"/>
+    <ds:schemaRef ds:uri="ae918e0c-63b3-4c68-b048-b5daa1e2582f"/>
+    <ds:schemaRef ds:uri="http://schemas.microsoft.com/office/2006/documentManagement/types"/>
+    <ds:schemaRef ds:uri="http://schemas.microsoft.com/office/infopath/2007/PartnerControls"/>
+    <ds:schemaRef ds:uri="http://schemas.openxmlformats.org/package/2006/metadata/core-properties"/>
+    <ds:schemaRef ds:uri="http://purl.org/dc/elements/1.1/"/>
+    <ds:schemaRef ds:uri="http://purl.org/dc/terms/"/>
+    <ds:schemaRef ds:uri="http://schemas.microsoft.com/internal/obd"/>
+  </ds:schemaRefs>
+</ds:datastoreItem>
+</file>
+
+<file path=customXml/itemProps2.xml><?xml version="1.0" encoding="utf-8"?>
+<ds:datastoreItem xmlns:ds="http://schemas.openxmlformats.org/officeDocument/2006/customXml" ds:itemID="{29D0AEE9-C5B3-41F6-8700-129A0166F30B}">
+  <ds:schemaRefs>
+    <ds:schemaRef ds:uri="http://schemas.microsoft.com/sharepoint/v3/contenttype/forms"/>
+  </ds:schemaRefs>
+</ds:datastoreItem>
+</file>
+
+<file path=customXml/itemProps3.xml><?xml version="1.0" encoding="utf-8"?>
+<ds:datastoreItem xmlns:ds="http://schemas.openxmlformats.org/officeDocument/2006/customXml" ds:itemID="{5251F705-9C10-4D62-9668-523E22F6F974}">
+  <ds:schemaRefs>
+    <ds:schemaRef ds:uri="http://schemas.microsoft.com/office/2006/metadata/properties"/>
+    <ds:schemaRef ds:uri="http://schemas.microsoft.com/office/infopath/2007/PartnerControls"/>
+    <ds:schemaRef ds:uri="ae918e0c-63b3-4c68-b048-b5daa1e2582f"/>
+  </ds:schemaRefs>
+</ds:datastoreItem>
 </file>